--- a/gutachtenvorlagen/Gutachten Muster juristische Person.docx
+++ b/gutachtenvorlagen/Gutachten Muster juristische Person.docx
@@ -8046,6 +8046,12 @@
                 <w:rFonts w:cs="Arial"/>
               </w:rPr>
             </w:pPr>
+            <w:r>
+              <w:rPr>
+                <w:rFonts w:cs="Arial"/>
+              </w:rPr>
+              <w:t xml:space="preserve">FELD_Antragsteller_Name</w:t>
+            </w:r>
           </w:p>
         </w:tc>
       </w:tr>
@@ -8075,6 +8081,67 @@
               <w:t>Antragsgrund</w:t>
             </w:r>
             <w:bookmarkEnd w:id="61"/>
+          </w:p>
+          <w:p>
+            <w:pPr>
+              <w:jc w:val="left"/>
+              <w:rPr>
+                <w:b/>
+              </w:rPr>
+            </w:pPr>
+          </w:p>
+        </w:tc>
+        <w:tc>
+          <w:tcPr>
+            <w:tcW w:w="4814" w:type="dxa"/>
+            <w:tcBorders>
+              <w:top w:val="single" w:sz="4" w:space="0" w:color="auto"/>
+              <w:left w:val="single" w:sz="4" w:space="0" w:color="auto"/>
+              <w:bottom w:val="single" w:sz="4" w:space="0" w:color="auto"/>
+              <w:right w:val="single" w:sz="4" w:space="0" w:color="auto"/>
+            </w:tcBorders>
+          </w:tcPr>
+          <w:p>
+            <w:pPr>
+              <w:rPr>
+                <w:rFonts w:cs="Arial"/>
+              </w:rPr>
+            </w:pPr>
+            <w:r>
+              <w:rPr>
+                <w:rFonts w:cs="Arial"/>
+              </w:rPr>
+              <w:t xml:space="preserve">FELD_Verfahren_Eroeffnungsgrund</w:t>
+            </w:r>
+          </w:p>
+        </w:tc>
+      </w:tr>
+      <w:tr>
+        <w:tc>
+          <w:tcPr>
+            <w:tcW w:w="3431" w:type="dxa"/>
+            <w:tcBorders>
+              <w:top w:val="single" w:sz="4" w:space="0" w:color="auto"/>
+              <w:left w:val="single" w:sz="4" w:space="0" w:color="auto"/>
+              <w:bottom w:val="single" w:sz="4" w:space="0" w:color="auto"/>
+              <w:right w:val="single" w:sz="4" w:space="0" w:color="auto"/>
+            </w:tcBorders>
+          </w:tcPr>
+          <w:p>
+            <w:pPr>
+              <w:jc w:val="left"/>
+              <w:rPr>
+                <w:b/>
+              </w:rPr>
+            </w:pPr>
+            <w:bookmarkStart w:id="62" w:name="_Toc134620891"/>
+            <w:r>
+              <w:rPr>
+                <w:b/>
+              </w:rPr>
+              <w:t>Internationaler Bezug</w:t>
+            </w:r>
+            <w:bookmarkEnd w:id="62"/>
           </w:p>
           <w:p>
             <w:pPr>
@@ -8122,14 +8189,14 @@
                 <w:b/>
               </w:rPr>
             </w:pPr>
-            <w:bookmarkStart w:id="62" w:name="_Toc134620891"/>
+            <w:bookmarkStart w:id="63" w:name="_Toc134620892"/>
             <w:r>
               <w:rPr>
                 <w:b/>
               </w:rPr>
-              <w:t>Internationaler Bezug</w:t>
-            </w:r>
-            <w:bookmarkEnd w:id="62"/>
+              <w:t>Eigenverwaltung</w:t>
+            </w:r>
+            <w:bookmarkEnd w:id="63"/>
           </w:p>
           <w:p>
             <w:pPr>
@@ -8177,14 +8244,14 @@
                 <w:b/>
               </w:rPr>
             </w:pPr>
-            <w:bookmarkStart w:id="63" w:name="_Toc134620892"/>
+            <w:bookmarkStart w:id="64" w:name="_Toc134620893"/>
             <w:r>
               <w:rPr>
                 <w:b/>
               </w:rPr>
-              <w:t>Eigenverwaltung</w:t>
-            </w:r>
-            <w:bookmarkEnd w:id="63"/>
+              <w:t>Geschäftszweig</w:t>
+            </w:r>
+            <w:bookmarkEnd w:id="64"/>
           </w:p>
           <w:p>
             <w:pPr>
@@ -8211,6 +8278,28 @@
                 <w:rFonts w:cs="Arial"/>
               </w:rPr>
             </w:pPr>
+            <w:bookmarkStart w:id="65" w:name="_Toc134620894"/>
+            <w:r>
+              <w:rPr>
+                <w:rFonts w:cs="Arial"/>
+                <w:highlight w:val="yellow"/>
+              </w:rPr>
+              <w:t>[Branche]</w:t>
+            </w:r>
+            <w:bookmarkEnd w:id="65"/>
+            <w:r>
+              <w:rPr>
+                <w:rFonts w:cs="Arial"/>
+                <w:highlight w:val="yellow"/>
+              </w:rPr>
+              <w:t xml:space="preserve"> </w:t>
+            </w:r>
+            <w:r>
+              <w:rPr>
+                <w:rFonts w:cs="Arial"/>
+              </w:rPr>
+              <w:t>https://de.statista.com/statistik/kategorien/</w:t>
+            </w:r>
           </w:p>
         </w:tc>
       </w:tr>
@@ -8232,14 +8321,30 @@
                 <w:b/>
               </w:rPr>
             </w:pPr>
-            <w:bookmarkStart w:id="64" w:name="_Toc134620893"/>
+            <w:bookmarkStart w:id="66" w:name="_Toc134620895"/>
             <w:r>
               <w:rPr>
                 <w:b/>
               </w:rPr>
-              <w:t>Geschäftszweig</w:t>
-            </w:r>
-            <w:bookmarkEnd w:id="64"/>
+              <w:t>Unternehmensgegenstand</w:t>
+            </w:r>
+            <w:bookmarkEnd w:id="66"/>
+          </w:p>
+          <w:p>
+            <w:pPr>
+              <w:jc w:val="left"/>
+              <w:rPr>
+                <w:b/>
+              </w:rPr>
+            </w:pPr>
+            <w:bookmarkStart w:id="67" w:name="_Toc134620896"/>
+            <w:r>
+              <w:rPr>
+                <w:b/>
+              </w:rPr>
+              <w:t>gemäß Handelsregister</w:t>
+            </w:r>
+            <w:bookmarkEnd w:id="67"/>
           </w:p>
           <w:p>
             <w:pPr>
@@ -8266,27 +8371,11 @@
                 <w:rFonts w:cs="Arial"/>
               </w:rPr>
             </w:pPr>
-            <w:bookmarkStart w:id="65" w:name="_Toc134620894"/>
             <w:r>
               <w:rPr>
                 <w:rFonts w:cs="Arial"/>
-                <w:highlight w:val="yellow"/>
-              </w:rPr>
-              <w:t>[Branche]</w:t>
-            </w:r>
-            <w:bookmarkEnd w:id="65"/>
-            <w:r>
-              <w:rPr>
-                <w:rFonts w:cs="Arial"/>
-                <w:highlight w:val="yellow"/>
-              </w:rPr>
-              <w:t xml:space="preserve"> </w:t>
-            </w:r>
-            <w:r>
-              <w:rPr>
-                <w:rFonts w:cs="Arial"/>
-              </w:rPr>
-              <w:t>https://de.statista.com/statistik/kategorien/</w:t>
+              </w:rPr>
+              <w:t xml:space="preserve">FELD_Schuldner_Firma</w:t>
             </w:r>
           </w:p>
         </w:tc>
@@ -8309,30 +8398,14 @@
                 <w:b/>
               </w:rPr>
             </w:pPr>
-            <w:bookmarkStart w:id="66" w:name="_Toc134620895"/>
+            <w:bookmarkStart w:id="68" w:name="_Toc134620897"/>
             <w:r>
               <w:rPr>
                 <w:b/>
               </w:rPr>
-              <w:t>Unternehmensgegenstand</w:t>
-            </w:r>
-            <w:bookmarkEnd w:id="66"/>
-          </w:p>
-          <w:p>
-            <w:pPr>
-              <w:jc w:val="left"/>
-              <w:rPr>
-                <w:b/>
-              </w:rPr>
-            </w:pPr>
-            <w:bookmarkStart w:id="67" w:name="_Toc134620896"/>
-            <w:r>
-              <w:rPr>
-                <w:b/>
-              </w:rPr>
-              <w:t>gemäß Handelsregister</w:t>
-            </w:r>
-            <w:bookmarkEnd w:id="67"/>
+              <w:t>Arbeitnehmer</w:t>
+            </w:r>
+            <w:bookmarkEnd w:id="68"/>
           </w:p>
           <w:p>
             <w:pPr>
@@ -8359,61 +8432,12 @@
                 <w:rFonts w:cs="Arial"/>
               </w:rPr>
             </w:pPr>
-          </w:p>
-        </w:tc>
-      </w:tr>
-      <w:tr>
-        <w:tc>
-          <w:tcPr>
-            <w:tcW w:w="3431" w:type="dxa"/>
-            <w:tcBorders>
-              <w:top w:val="single" w:sz="4" w:space="0" w:color="auto"/>
-              <w:left w:val="single" w:sz="4" w:space="0" w:color="auto"/>
-              <w:bottom w:val="single" w:sz="4" w:space="0" w:color="auto"/>
-              <w:right w:val="single" w:sz="4" w:space="0" w:color="auto"/>
-            </w:tcBorders>
-          </w:tcPr>
-          <w:p>
-            <w:pPr>
-              <w:jc w:val="left"/>
-              <w:rPr>
-                <w:b/>
-              </w:rPr>
-            </w:pPr>
-            <w:bookmarkStart w:id="68" w:name="_Toc134620897"/>
-            <w:r>
-              <w:rPr>
-                <w:b/>
-              </w:rPr>
-              <w:t>Arbeitnehmer</w:t>
-            </w:r>
-            <w:bookmarkEnd w:id="68"/>
-          </w:p>
-          <w:p>
-            <w:pPr>
-              <w:jc w:val="left"/>
-              <w:rPr>
-                <w:b/>
-              </w:rPr>
-            </w:pPr>
-          </w:p>
-        </w:tc>
-        <w:tc>
-          <w:tcPr>
-            <w:tcW w:w="4814" w:type="dxa"/>
-            <w:tcBorders>
-              <w:top w:val="single" w:sz="4" w:space="0" w:color="auto"/>
-              <w:left w:val="single" w:sz="4" w:space="0" w:color="auto"/>
-              <w:bottom w:val="single" w:sz="4" w:space="0" w:color="auto"/>
-              <w:right w:val="single" w:sz="4" w:space="0" w:color="auto"/>
-            </w:tcBorders>
-          </w:tcPr>
-          <w:p>
-            <w:pPr>
+            <w:r>
               <w:rPr>
                 <w:rFonts w:cs="Arial"/>
               </w:rPr>
-            </w:pPr>
+              <w:t xml:space="preserve">FELD_Arbeitnehmer_Anzahl</w:t>
+            </w:r>
           </w:p>
         </w:tc>
       </w:tr>
@@ -8665,6 +8689,12 @@
                 <w:bCs/>
               </w:rPr>
             </w:pPr>
+            <w:r>
+              <w:rPr>
+                <w:bCs/>
+              </w:rPr>
+              <w:t xml:space="preserve">FELD_Gesellschafter</w:t>
+            </w:r>
           </w:p>
         </w:tc>
       </w:tr>
@@ -8874,6 +8904,12 @@
                 <w:bCs/>
               </w:rPr>
             </w:pPr>
+            <w:r>
+              <w:rPr>
+                <w:bCs/>
+              </w:rPr>
+              <w:t xml:space="preserve">FELD_Groessenklasse</w:t>
+            </w:r>
           </w:p>
         </w:tc>
       </w:tr>
@@ -8921,6 +8957,12 @@
                 <w:bCs/>
               </w:rPr>
             </w:pPr>
+            <w:r>
+              <w:rPr>
+                <w:bCs/>
+              </w:rPr>
+              <w:t xml:space="preserve">FELD_Gruendung</w:t>
+            </w:r>
           </w:p>
         </w:tc>
       </w:tr>
@@ -8969,6 +9011,12 @@
                 <w:bCs/>
               </w:rPr>
             </w:pPr>
+            <w:r>
+              <w:rPr>
+                <w:bCs/>
+              </w:rPr>
+              <w:t xml:space="preserve">FELD_HR_Eintragung</w:t>
+            </w:r>
           </w:p>
         </w:tc>
       </w:tr>
@@ -9108,6 +9156,12 @@
                 <w:bCs/>
               </w:rPr>
             </w:pPr>
+            <w:r>
+              <w:rPr>
+                <w:bCs/>
+              </w:rPr>
+              <w:t xml:space="preserve">FELD_Finanzamt</w:t>
+            </w:r>
           </w:p>
         </w:tc>
       </w:tr>
@@ -9137,6 +9191,69 @@
                 <w:b/>
               </w:rPr>
             </w:pPr>
+          </w:p>
+        </w:tc>
+        <w:tc>
+          <w:tcPr>
+            <w:tcW w:w="4985" w:type="dxa"/>
+          </w:tcPr>
+          <w:p>
+            <w:pPr>
+              <w:rPr>
+                <w:bCs/>
+              </w:rPr>
+            </w:pPr>
+            <w:r>
+              <w:rPr>
+                <w:bCs/>
+              </w:rPr>
+              <w:t xml:space="preserve">FELD_Steuernummer</w:t>
+            </w:r>
+          </w:p>
+        </w:tc>
+      </w:tr>
+      <w:tr>
+        <w:tc>
+          <w:tcPr>
+            <w:tcW w:w="3260" w:type="dxa"/>
+          </w:tcPr>
+          <w:p>
+            <w:pPr>
+              <w:rPr>
+                <w:b/>
+              </w:rPr>
+            </w:pPr>
+            <w:bookmarkStart w:id="85" w:name="_Toc134620912"/>
+            <w:r>
+              <w:rPr>
+                <w:b/>
+              </w:rPr>
+              <w:t>Wirtschaftsjahr</w:t>
+            </w:r>
+            <w:bookmarkEnd w:id="85"/>
+          </w:p>
+          <w:p>
+            <w:pPr>
+              <w:rPr>
+                <w:b/>
+              </w:rPr>
+            </w:pPr>
+            <w:bookmarkStart w:id="86" w:name="_Toc134620913"/>
+            <w:proofErr w:type="spellStart"/>
+            <w:r>
+              <w:rPr>
+                <w:b/>
+              </w:rPr>
+              <w:t>USt</w:t>
+            </w:r>
+            <w:proofErr w:type="spellEnd"/>
+            <w:r>
+              <w:rPr>
+                <w:b/>
+              </w:rPr>
+              <w:t>-Versteuerung</w:t>
+            </w:r>
+            <w:bookmarkEnd w:id="86"/>
           </w:p>
         </w:tc>
         <w:tc>
@@ -9163,14 +9280,14 @@
                 <w:b/>
               </w:rPr>
             </w:pPr>
-            <w:bookmarkStart w:id="85" w:name="_Toc134620912"/>
+            <w:bookmarkStart w:id="87" w:name="_Toc134620914"/>
             <w:r>
               <w:rPr>
                 <w:b/>
               </w:rPr>
-              <w:t>Wirtschaftsjahr</w:t>
-            </w:r>
-            <w:bookmarkEnd w:id="85"/>
+              <w:t>Steuerliche Organschaft</w:t>
+            </w:r>
+            <w:bookmarkEnd w:id="87"/>
           </w:p>
           <w:p>
             <w:pPr>
@@ -9178,22 +9295,6 @@
                 <w:b/>
               </w:rPr>
             </w:pPr>
-            <w:bookmarkStart w:id="86" w:name="_Toc134620913"/>
-            <w:proofErr w:type="spellStart"/>
-            <w:r>
-              <w:rPr>
-                <w:b/>
-              </w:rPr>
-              <w:t>USt</w:t>
-            </w:r>
-            <w:proofErr w:type="spellEnd"/>
-            <w:r>
-              <w:rPr>
-                <w:b/>
-              </w:rPr>
-              <w:t>-Versteuerung</w:t>
-            </w:r>
-            <w:bookmarkEnd w:id="86"/>
           </w:p>
         </w:tc>
         <w:tc>
@@ -9220,14 +9321,14 @@
                 <w:b/>
               </w:rPr>
             </w:pPr>
-            <w:bookmarkStart w:id="87" w:name="_Toc134620914"/>
+            <w:bookmarkStart w:id="88" w:name="_Toc134620915"/>
             <w:r>
               <w:rPr>
                 <w:b/>
               </w:rPr>
-              <w:t>Steuerliche Organschaft</w:t>
-            </w:r>
-            <w:bookmarkEnd w:id="87"/>
+              <w:t>Letzter Jahresabschluss</w:t>
+            </w:r>
+            <w:bookmarkEnd w:id="88"/>
           </w:p>
           <w:p>
             <w:pPr>
@@ -9247,47 +9348,12 @@
                 <w:bCs/>
               </w:rPr>
             </w:pPr>
-          </w:p>
-        </w:tc>
-      </w:tr>
-      <w:tr>
-        <w:tc>
-          <w:tcPr>
-            <w:tcW w:w="3260" w:type="dxa"/>
-          </w:tcPr>
-          <w:p>
-            <w:pPr>
-              <w:rPr>
-                <w:b/>
-              </w:rPr>
-            </w:pPr>
-            <w:bookmarkStart w:id="88" w:name="_Toc134620915"/>
-            <w:r>
-              <w:rPr>
-                <w:b/>
-              </w:rPr>
-              <w:t>Letzter Jahresabschluss</w:t>
-            </w:r>
-            <w:bookmarkEnd w:id="88"/>
-          </w:p>
-          <w:p>
-            <w:pPr>
-              <w:rPr>
-                <w:b/>
-              </w:rPr>
-            </w:pPr>
-          </w:p>
-        </w:tc>
-        <w:tc>
-          <w:tcPr>
-            <w:tcW w:w="4985" w:type="dxa"/>
-          </w:tcPr>
-          <w:p>
-            <w:pPr>
+            <w:r>
               <w:rPr>
                 <w:bCs/>
               </w:rPr>
-            </w:pPr>
+              <w:t xml:space="preserve">FELD_Letzter_Jahresabschluss</w:t>
+            </w:r>
           </w:p>
         </w:tc>
       </w:tr>
@@ -9429,6 +9495,12 @@
                 <w:bCs/>
               </w:rPr>
             </w:pPr>
+            <w:r>
+              <w:rPr>
+                <w:bCs/>
+              </w:rPr>
+              <w:t xml:space="preserve">FELD_SVTraeger</w:t>
+            </w:r>
           </w:p>
         </w:tc>
       </w:tr>
@@ -9472,6 +9544,12 @@
                 <w:bCs/>
               </w:rPr>
             </w:pPr>
+            <w:r>
+              <w:rPr>
+                <w:bCs/>
+              </w:rPr>
+              <w:t xml:space="preserve">FELD_Betriebsnummer</w:t>
+            </w:r>
           </w:p>
         </w:tc>
       </w:tr>
@@ -9574,6 +9652,12 @@
                 <w:bCs/>
               </w:rPr>
             </w:pPr>
+            <w:r>
+              <w:rPr>
+                <w:bCs/>
+              </w:rPr>
+              <w:t xml:space="preserve">FELD_Aelteste_Forderung</w:t>
+            </w:r>
           </w:p>
         </w:tc>
       </w:tr>
@@ -9683,6 +9767,12 @@
                 <w:bCs/>
               </w:rPr>
             </w:pPr>
+            <w:r>
+              <w:rPr>
+                <w:bCs/>
+              </w:rPr>
+              <w:t xml:space="preserve">FELD_Steuerberater</w:t>
+            </w:r>
           </w:p>
         </w:tc>
       </w:tr>
@@ -9738,6 +9828,12 @@
                 <w:bCs/>
               </w:rPr>
             </w:pPr>
+            <w:r>
+              <w:rPr>
+                <w:bCs/>
+              </w:rPr>
+              <w:t xml:space="preserve">FELD_Bankverbindungen</w:t>
+            </w:r>
           </w:p>
         </w:tc>
       </w:tr>
@@ -9868,6 +9964,12 @@
                 <w:bCs/>
               </w:rPr>
             </w:pPr>
+            <w:r>
+              <w:rPr>
+                <w:bCs/>
+              </w:rPr>
+              <w:t xml:space="preserve">FELD_Gerichtsvollzieher</w:t>
+            </w:r>
           </w:p>
         </w:tc>
       </w:tr>

--- a/gutachtenvorlagen/Gutachten Muster juristische Person.docx
+++ b/gutachtenvorlagen/Gutachten Muster juristische Person.docx
@@ -54,10 +54,10 @@
       <w:r>
         <w:t xml:space="preserve">sverfahren über das Vermögen </w:t>
       </w:r>
-      <w:bookmarkStart w:id="1" w:name="FELD_Schuldner_Artikel"/>
+      <w:bookmarkStart w:id="1" w:name="KI_Schuldner_Artikel"/>
       <w:proofErr w:type="spellStart"/>
       <w:r>
-        <w:t>FELD_Schuldner_Artikel</w:t>
+        <w:t>KI_Schuldner_Artikel</w:t>
       </w:r>
       <w:bookmarkEnd w:id="1"/>
       <w:proofErr w:type="spellEnd"/>
@@ -73,14 +73,14 @@
           <w:b/>
         </w:rPr>
       </w:pPr>
-      <w:bookmarkStart w:id="2" w:name="FELD_Akte_Bezeichnung"/>
+      <w:bookmarkStart w:id="2" w:name="KI_Akte_Bezeichnung"/>
       <w:proofErr w:type="spellStart"/>
       <w:r>
         <w:rPr>
           <w:b/>
           <w:highlight w:val="yellow"/>
         </w:rPr>
-        <w:t>FELD_Akte_Bezeichnung</w:t>
+        <w:t>KI_Akte_Bezeichnung</w:t>
       </w:r>
       <w:bookmarkEnd w:id="2"/>
       <w:proofErr w:type="spellEnd"/>
@@ -106,13 +106,13 @@
           <w:b/>
         </w:rPr>
       </w:pPr>
-      <w:bookmarkStart w:id="3" w:name="FELD_Schuldner_Adr"/>
+      <w:bookmarkStart w:id="3" w:name="KI_Schuldner_Adr"/>
       <w:proofErr w:type="spellStart"/>
       <w:r>
         <w:rPr>
           <w:b/>
         </w:rPr>
-        <w:t>FELD_Schuldner_Adr</w:t>
+        <w:t>KI_Schuldner_Adr</w:t>
       </w:r>
       <w:bookmarkEnd w:id="3"/>
       <w:proofErr w:type="spellEnd"/>
@@ -152,12 +152,12 @@
           <w:b/>
         </w:rPr>
       </w:pPr>
-      <w:bookmarkStart w:id="4" w:name="FELD_SCHULDNER_GESCHAEFTSFUEHRER"/>
+      <w:bookmarkStart w:id="4" w:name="KI_SCHULDNER_GESCHAEFTSFUEHRER"/>
       <w:r>
         <w:rPr>
           <w:b/>
         </w:rPr>
-        <w:t>FELD_SCHULDNER_GESCHAEFTSFUEHRER</w:t>
+        <w:t>KI_SCHULDNER_GESCHAEFTSFUEHRER</w:t>
       </w:r>
       <w:bookmarkEnd w:id="4"/>
       <w:r>
@@ -185,10 +185,10 @@
       <w:r>
         <w:t xml:space="preserve">Amtsgericht </w:t>
       </w:r>
-      <w:bookmarkStart w:id="5" w:name="FELD_Gericht_Ort"/>
+      <w:bookmarkStart w:id="5" w:name="KI_Gericht_Ort"/>
       <w:proofErr w:type="spellStart"/>
       <w:r>
-        <w:t>FELD_Gericht_Ort</w:t>
+        <w:t>KI_Gericht_Ort</w:t>
       </w:r>
       <w:bookmarkEnd w:id="5"/>
       <w:proofErr w:type="spellEnd"/>
@@ -209,13 +209,13 @@
         </w:rPr>
         <w:t xml:space="preserve">- </w:t>
       </w:r>
-      <w:bookmarkStart w:id="6" w:name="FELD_Akte_GerichtAZ"/>
+      <w:bookmarkStart w:id="6" w:name="KI_Akte_GerichtAZ"/>
       <w:proofErr w:type="spellStart"/>
       <w:r>
         <w:rPr>
           <w:highlight w:val="yellow"/>
         </w:rPr>
-        <w:t>FELD_Akte_GerichtAZ</w:t>
+        <w:t>KI_Akte_GerichtAZ</w:t>
       </w:r>
       <w:bookmarkEnd w:id="6"/>
       <w:proofErr w:type="spellEnd"/>
@@ -287,7 +287,7 @@
         <w:tab/>
         <w:t xml:space="preserve">RA </w:t>
       </w:r>
-      <w:bookmarkStart w:id="7" w:name="FELD_Verwalter_Name"/>
+      <w:bookmarkStart w:id="7" w:name="KI_Verwalter_Name"/>
       <w:proofErr w:type="spellStart"/>
       <w:r>
         <w:rPr>
@@ -296,7 +296,7 @@
           <w:color w:val="000000"/>
           <w:lang w:eastAsia="de-DE"/>
         </w:rPr>
-        <w:t>FELD_Verwalter_Name</w:t>
+        <w:t>KI_Verwalter_Name</w:t>
       </w:r>
       <w:bookmarkEnd w:id="7"/>
       <w:proofErr w:type="spellEnd"/>
@@ -438,7 +438,7 @@
         </w:rPr>
         <w:tab/>
       </w:r>
-      <w:bookmarkStart w:id="8" w:name="FELD_Verwalter_Adr"/>
+      <w:bookmarkStart w:id="8" w:name="KI_Verwalter_Adr"/>
       <w:proofErr w:type="spellStart"/>
       <w:r>
         <w:rPr>
@@ -446,7 +446,7 @@
           <w:color w:val="000000"/>
           <w:lang w:eastAsia="de-DE"/>
         </w:rPr>
-        <w:t>FELD_Verwalter_Adr</w:t>
+        <w:t>KI_Verwalter_Adr</w:t>
       </w:r>
       <w:bookmarkEnd w:id="8"/>
       <w:proofErr w:type="spellEnd"/>
@@ -576,14 +576,14 @@
         </w:rPr>
         <w:t xml:space="preserve">Amtsgericht </w:t>
       </w:r>
-      <w:bookmarkStart w:id="9" w:name="FELD_Gericht_Ort_002"/>
+      <w:bookmarkStart w:id="9" w:name="KI_Gericht_Ort_002"/>
       <w:proofErr w:type="spellStart"/>
       <w:r>
         <w:rPr>
           <w:rFonts w:eastAsia="Times New Roman" w:cs="Arial"/>
           <w:lang w:eastAsia="de-DE"/>
         </w:rPr>
-        <w:t>FELD_Gericht_Ort</w:t>
+        <w:t>KI_Gericht_Ort</w:t>
       </w:r>
       <w:bookmarkEnd w:id="9"/>
       <w:proofErr w:type="spellEnd"/>
@@ -639,7 +639,7 @@
         </w:rPr>
         <w:tab/>
       </w:r>
-      <w:bookmarkStart w:id="10" w:name="FELD_Akte_GerichtAZ_002"/>
+      <w:bookmarkStart w:id="10" w:name="KI_Akte_GerichtAZ_002"/>
       <w:proofErr w:type="spellStart"/>
       <w:r>
         <w:rPr>
@@ -647,7 +647,7 @@
           <w:b/>
           <w:lang w:eastAsia="de-DE"/>
         </w:rPr>
-        <w:t>FELD_Akte_GerichtAZ</w:t>
+        <w:t>KI_Akte_GerichtAZ</w:t>
       </w:r>
       <w:bookmarkEnd w:id="10"/>
       <w:proofErr w:type="spellEnd"/>
@@ -6610,10 +6610,10 @@
       <w:r>
         <w:t xml:space="preserve">Das Amtsgericht </w:t>
       </w:r>
-      <w:bookmarkStart w:id="17" w:name="FELD_Gericht_Ort_003"/>
+      <w:bookmarkStart w:id="17" w:name="KI_Gericht_Ort_003"/>
       <w:proofErr w:type="spellStart"/>
       <w:r>
-        <w:t>FELD_Gericht_Ort</w:t>
+        <w:t>KI_Gericht_Ort</w:t>
       </w:r>
       <w:bookmarkEnd w:id="17"/>
       <w:proofErr w:type="spellEnd"/>
@@ -6623,20 +6623,20 @@
       <w:r>
         <w:t xml:space="preserve"> </w:t>
       </w:r>
-      <w:bookmarkStart w:id="18" w:name="FELD_Verwalter_den_die"/>
+      <w:bookmarkStart w:id="18" w:name="KI_Verwalter_den_die"/>
       <w:proofErr w:type="spellStart"/>
       <w:r>
-        <w:t>FELD_Verwalter_den_die</w:t>
+        <w:t>KI_Verwalter_den_die</w:t>
       </w:r>
       <w:bookmarkEnd w:id="18"/>
       <w:proofErr w:type="spellEnd"/>
       <w:r>
         <w:t xml:space="preserve"> </w:t>
       </w:r>
-      <w:bookmarkStart w:id="19" w:name="FELD_Verwalter_Unterzeichner"/>
+      <w:bookmarkStart w:id="19" w:name="KI_Verwalter_Unterzeichner"/>
       <w:proofErr w:type="spellStart"/>
       <w:r>
-        <w:t>FELD_Verwalter_Unterzeichner</w:t>
+        <w:t>KI_Verwalter_Unterzeichner</w:t>
       </w:r>
       <w:bookmarkEnd w:id="19"/>
       <w:proofErr w:type="spellEnd"/>
@@ -6646,13 +6646,13 @@
       <w:r>
         <w:t xml:space="preserve">mit Beschluss vom </w:t>
       </w:r>
-      <w:bookmarkStart w:id="20" w:name="FELD_Akte_BeschlussDat"/>
+      <w:bookmarkStart w:id="20" w:name="KI_Akte_BeschlussDat"/>
       <w:proofErr w:type="spellStart"/>
       <w:r>
         <w:rPr>
           <w:highlight w:val="yellow"/>
         </w:rPr>
-        <w:t>FELD_Akte_BeschlussDat</w:t>
+        <w:t>KI_Akte_BeschlussDat</w:t>
       </w:r>
       <w:bookmarkEnd w:id="20"/>
       <w:proofErr w:type="spellEnd"/>
@@ -6674,10 +6674,10 @@
       <w:r>
         <w:t xml:space="preserve">sverfahren über das Vermögen </w:t>
       </w:r>
-      <w:bookmarkStart w:id="21" w:name="FELD_Schuldner_Artikel_002"/>
+      <w:bookmarkStart w:id="21" w:name="KI_Schuldner_Artikel_002"/>
       <w:proofErr w:type="spellStart"/>
       <w:r>
-        <w:t>FELD_Schuldner_Artikel</w:t>
+        <w:t>KI_Schuldner_Artikel</w:t>
       </w:r>
       <w:bookmarkEnd w:id="21"/>
       <w:proofErr w:type="spellEnd"/>
@@ -6697,13 +6697,13 @@
           <w:b/>
         </w:rPr>
       </w:pPr>
-      <w:bookmarkStart w:id="22" w:name="FELD_Akte_Bezeichnung_002"/>
+      <w:bookmarkStart w:id="22" w:name="KI_Akte_Bezeichnung_002"/>
       <w:proofErr w:type="spellStart"/>
       <w:r>
         <w:rPr>
           <w:b/>
         </w:rPr>
-        <w:t>FELD_Akte_Bezeichnung</w:t>
+        <w:t>KI_Akte_Bezeichnung</w:t>
       </w:r>
       <w:bookmarkEnd w:id="22"/>
       <w:proofErr w:type="spellEnd"/>
@@ -6794,20 +6794,20 @@
       <w:r>
         <w:t xml:space="preserve"> </w:t>
       </w:r>
-      <w:bookmarkStart w:id="23" w:name="FELD_Verwalter_der_die"/>
+      <w:bookmarkStart w:id="23" w:name="KI_Verwalter_der_die"/>
       <w:proofErr w:type="spellStart"/>
       <w:r>
-        <w:t>FELD_Verwalter_der_die</w:t>
+        <w:t>KI_Verwalter_der_die</w:t>
       </w:r>
       <w:bookmarkEnd w:id="23"/>
       <w:proofErr w:type="spellEnd"/>
       <w:r>
         <w:t xml:space="preserve"> </w:t>
       </w:r>
-      <w:bookmarkStart w:id="24" w:name="FELD_Verwalter_Unterzeichner_002"/>
+      <w:bookmarkStart w:id="24" w:name="KI_Verwalter_Unterzeichner_002"/>
       <w:proofErr w:type="spellStart"/>
       <w:r>
-        <w:t>FELD_Verwalter_Unterzeichner</w:t>
+        <w:t>KI_Verwalter_Unterzeichner</w:t>
       </w:r>
       <w:bookmarkEnd w:id="24"/>
       <w:proofErr w:type="spellEnd"/>
@@ -6933,20 +6933,20 @@
       <w:r>
         <w:t xml:space="preserve"> </w:t>
       </w:r>
-      <w:bookmarkStart w:id="29" w:name="FELD_Verwalter_dem_der"/>
+      <w:bookmarkStart w:id="29" w:name="KI_Verwalter_dem_der"/>
       <w:proofErr w:type="spellStart"/>
       <w:r>
-        <w:t>FELD_Verwalter_dem_der</w:t>
+        <w:t>KI_Verwalter_dem_der</w:t>
       </w:r>
       <w:bookmarkEnd w:id="29"/>
       <w:proofErr w:type="spellEnd"/>
       <w:r>
         <w:t xml:space="preserve"> </w:t>
       </w:r>
-      <w:bookmarkStart w:id="30" w:name="FELD_Verwalter_Unterzeichner_003"/>
+      <w:bookmarkStart w:id="30" w:name="KI_Verwalter_Unterzeichner_003"/>
       <w:proofErr w:type="spellStart"/>
       <w:r>
-        <w:t>FELD_Verwalter_Unterzeichner</w:t>
+        <w:t>KI_Verwalter_Unterzeichner</w:t>
       </w:r>
       <w:bookmarkEnd w:id="30"/>
       <w:proofErr w:type="spellEnd"/>
@@ -6990,20 +6990,20 @@
       <w:r>
         <w:t xml:space="preserve"> </w:t>
       </w:r>
-      <w:bookmarkStart w:id="31" w:name="FELD_Verwalter_dem_der_002"/>
+      <w:bookmarkStart w:id="31" w:name="KI_Verwalter_dem_der_002"/>
       <w:proofErr w:type="spellStart"/>
       <w:r>
-        <w:t>FELD_Verwalter_dem_der</w:t>
+        <w:t>KI_Verwalter_dem_der</w:t>
       </w:r>
       <w:bookmarkEnd w:id="31"/>
       <w:proofErr w:type="spellEnd"/>
       <w:r>
         <w:t xml:space="preserve"> </w:t>
       </w:r>
-      <w:bookmarkStart w:id="32" w:name="FELD_Verwalter_Unterzeichner_011"/>
+      <w:bookmarkStart w:id="32" w:name="KI_Verwalter_Unterzeichner_011"/>
       <w:proofErr w:type="spellStart"/>
       <w:r>
-        <w:t>FELD_Verwalter_Unterzeichner</w:t>
+        <w:t>KI_Verwalter_Unterzeichner</w:t>
       </w:r>
       <w:bookmarkEnd w:id="32"/>
       <w:proofErr w:type="spellEnd"/>
@@ -7068,13 +7068,13 @@
       <w:pPr>
         <w:ind w:left="720"/>
       </w:pPr>
-      <w:bookmarkStart w:id="33" w:name="FELD_Verwalter_Der_Die_Groß"/>
+      <w:bookmarkStart w:id="33" w:name="KI_Verwalter_Der_Die_Groß"/>
       <w:proofErr w:type="spellStart"/>
       <w:r>
         <w:rPr>
           <w:highlight w:val="yellow"/>
         </w:rPr>
-        <w:t>FELD_Verwalter_Der_Die_Groß</w:t>
+        <w:t>KI_Verwalter_Der_Die_Groß</w:t>
       </w:r>
       <w:bookmarkEnd w:id="33"/>
       <w:proofErr w:type="spellEnd"/>
@@ -7084,13 +7084,13 @@
         </w:rPr>
         <w:t xml:space="preserve"> </w:t>
       </w:r>
-      <w:bookmarkStart w:id="34" w:name="FELD_Verwalter_Unterzeichner_005"/>
+      <w:bookmarkStart w:id="34" w:name="KI_Verwalter_Unterzeichner_005"/>
       <w:proofErr w:type="spellStart"/>
       <w:r>
         <w:rPr>
           <w:highlight w:val="yellow"/>
         </w:rPr>
-        <w:t>FELD_Verwalter_Unterzeichner</w:t>
+        <w:t>KI_Verwalter_Unterzeichner</w:t>
       </w:r>
       <w:bookmarkEnd w:id="34"/>
       <w:proofErr w:type="spellEnd"/>
@@ -7153,20 +7153,20 @@
       <w:r>
         <w:t xml:space="preserve"> </w:t>
       </w:r>
-      <w:bookmarkStart w:id="36" w:name="FELD_Verwalter_den_die_002"/>
+      <w:bookmarkStart w:id="36" w:name="KI_Verwalter_den_die_002"/>
       <w:proofErr w:type="spellStart"/>
       <w:r>
-        <w:t>FELD_Verwalter_den_die</w:t>
+        <w:t>KI_Verwalter_den_die</w:t>
       </w:r>
       <w:bookmarkEnd w:id="36"/>
       <w:proofErr w:type="spellEnd"/>
       <w:r>
         <w:t xml:space="preserve"> </w:t>
       </w:r>
-      <w:bookmarkStart w:id="37" w:name="FELD_Verwalter_Unterzeichner_006"/>
+      <w:bookmarkStart w:id="37" w:name="KI_Verwalter_Unterzeichner_006"/>
       <w:proofErr w:type="spellStart"/>
       <w:r>
-        <w:t>FELD_Verwalter_Unterzeichner</w:t>
+        <w:t>KI_Verwalter_Unterzeichner</w:t>
       </w:r>
       <w:bookmarkEnd w:id="37"/>
       <w:proofErr w:type="spellEnd"/>
@@ -7431,13 +7431,13 @@
         </w:rPr>
         <w:t xml:space="preserve">i </w:t>
       </w:r>
-      <w:bookmarkStart w:id="44" w:name="FELD_Verwalter_des_der_002"/>
+      <w:bookmarkStart w:id="44" w:name="KI_Verwalter_des_der_002"/>
       <w:proofErr w:type="spellStart"/>
       <w:r>
         <w:rPr>
           <w:highlight w:val="yellow"/>
         </w:rPr>
-        <w:t>FELD_Verwalter_des_der</w:t>
+        <w:t>KI_Verwalter_des_der</w:t>
       </w:r>
       <w:bookmarkEnd w:id="44"/>
       <w:proofErr w:type="spellEnd"/>
@@ -7447,13 +7447,13 @@
         </w:rPr>
         <w:t xml:space="preserve">  </w:t>
       </w:r>
-      <w:bookmarkStart w:id="45" w:name="FELD_Verwalter_Unterzeichner_Genitiv_002"/>
+      <w:bookmarkStart w:id="45" w:name="KI_Verwalter_Unterzeichner_Genitiv_002"/>
       <w:proofErr w:type="spellStart"/>
       <w:r>
         <w:rPr>
           <w:highlight w:val="yellow"/>
         </w:rPr>
-        <w:t>FELD_Verwalter_Unterzeichner_Genitiv</w:t>
+        <w:t>KI_Verwalter_Unterzeichner_Genitiv</w:t>
       </w:r>
       <w:bookmarkEnd w:id="45"/>
       <w:proofErr w:type="spellEnd"/>
@@ -8050,7 +8050,7 @@
               <w:rPr>
                 <w:rFonts w:cs="Arial"/>
               </w:rPr>
-              <w:t xml:space="preserve">FELD_Antragsteller_Name</w:t>
+              <w:t xml:space="preserve">KI_Antragsteller_Name</w:t>
             </w:r>
           </w:p>
         </w:tc>
@@ -8111,7 +8111,7 @@
               <w:rPr>
                 <w:rFonts w:cs="Arial"/>
               </w:rPr>
-              <w:t xml:space="preserve">FELD_Verfahren_Eroeffnungsgrund</w:t>
+              <w:t xml:space="preserve">KI_Verfahren_Eroeffnungsgrund</w:t>
             </w:r>
           </w:p>
         </w:tc>
@@ -8375,7 +8375,7 @@
               <w:rPr>
                 <w:rFonts w:cs="Arial"/>
               </w:rPr>
-              <w:t xml:space="preserve">FELD_Schuldner_Firma</w:t>
+              <w:t xml:space="preserve">KI_Schuldner_Firma</w:t>
             </w:r>
           </w:p>
         </w:tc>
@@ -8436,7 +8436,7 @@
               <w:rPr>
                 <w:rFonts w:cs="Arial"/>
               </w:rPr>
-              <w:t xml:space="preserve">FELD_Arbeitnehmer_Anzahl</w:t>
+              <w:t xml:space="preserve">KI_Arbeitnehmer_Anzahl</w:t>
             </w:r>
           </w:p>
         </w:tc>
@@ -8693,7 +8693,7 @@
               <w:rPr>
                 <w:bCs/>
               </w:rPr>
-              <w:t xml:space="preserve">FELD_Gesellschafter</w:t>
+              <w:t xml:space="preserve">KI_Gesellschafter</w:t>
             </w:r>
           </w:p>
         </w:tc>
@@ -8908,7 +8908,7 @@
               <w:rPr>
                 <w:bCs/>
               </w:rPr>
-              <w:t xml:space="preserve">FELD_Groessenklasse</w:t>
+              <w:t xml:space="preserve">KI_Groessenklasse</w:t>
             </w:r>
           </w:p>
         </w:tc>
@@ -8961,7 +8961,7 @@
               <w:rPr>
                 <w:bCs/>
               </w:rPr>
-              <w:t xml:space="preserve">FELD_Gruendung</w:t>
+              <w:t xml:space="preserve">KI_Gruendung</w:t>
             </w:r>
           </w:p>
         </w:tc>
@@ -9015,7 +9015,7 @@
               <w:rPr>
                 <w:bCs/>
               </w:rPr>
-              <w:t xml:space="preserve">FELD_HR_Eintragung</w:t>
+              <w:t xml:space="preserve">KI_HR_Eintragung</w:t>
             </w:r>
           </w:p>
         </w:tc>
@@ -9160,7 +9160,7 @@
               <w:rPr>
                 <w:bCs/>
               </w:rPr>
-              <w:t xml:space="preserve">FELD_Finanzamt</w:t>
+              <w:t xml:space="preserve">KI_Finanzamt</w:t>
             </w:r>
           </w:p>
         </w:tc>
@@ -9207,7 +9207,7 @@
               <w:rPr>
                 <w:bCs/>
               </w:rPr>
-              <w:t xml:space="preserve">FELD_Steuernummer</w:t>
+              <w:t xml:space="preserve">KI_Steuernummer</w:t>
             </w:r>
           </w:p>
         </w:tc>
@@ -9352,7 +9352,7 @@
               <w:rPr>
                 <w:bCs/>
               </w:rPr>
-              <w:t xml:space="preserve">FELD_Letzter_Jahresabschluss</w:t>
+              <w:t xml:space="preserve">KI_Letzter_Jahresabschluss</w:t>
             </w:r>
           </w:p>
         </w:tc>
@@ -9499,7 +9499,7 @@
               <w:rPr>
                 <w:bCs/>
               </w:rPr>
-              <w:t xml:space="preserve">FELD_SVTraeger</w:t>
+              <w:t xml:space="preserve">KI_SVTraeger</w:t>
             </w:r>
           </w:p>
         </w:tc>
@@ -9548,7 +9548,7 @@
               <w:rPr>
                 <w:bCs/>
               </w:rPr>
-              <w:t xml:space="preserve">FELD_Betriebsnummer</w:t>
+              <w:t xml:space="preserve">KI_Betriebsnummer</w:t>
             </w:r>
           </w:p>
         </w:tc>
@@ -9656,7 +9656,7 @@
               <w:rPr>
                 <w:bCs/>
               </w:rPr>
-              <w:t xml:space="preserve">FELD_Aelteste_Forderung</w:t>
+              <w:t xml:space="preserve">KI_Aelteste_Forderung</w:t>
             </w:r>
           </w:p>
         </w:tc>
@@ -9771,7 +9771,7 @@
               <w:rPr>
                 <w:bCs/>
               </w:rPr>
-              <w:t xml:space="preserve">FELD_Steuerberater</w:t>
+              <w:t xml:space="preserve">KI_Steuerberater</w:t>
             </w:r>
           </w:p>
         </w:tc>
@@ -9832,7 +9832,7 @@
               <w:rPr>
                 <w:bCs/>
               </w:rPr>
-              <w:t xml:space="preserve">FELD_Bankverbindungen</w:t>
+              <w:t xml:space="preserve">KI_Bankverbindungen</w:t>
             </w:r>
           </w:p>
         </w:tc>
@@ -9968,7 +9968,7 @@
               <w:rPr>
                 <w:bCs/>
               </w:rPr>
-              <w:t xml:space="preserve">FELD_Gerichtsvollzieher</w:t>
+              <w:t xml:space="preserve">KI_Gerichtsvollzieher</w:t>
             </w:r>
           </w:p>
         </w:tc>
@@ -10053,30 +10053,30 @@
       <w:r>
         <w:t xml:space="preserve"> </w:t>
       </w:r>
-      <w:bookmarkStart w:id="105" w:name="FELD_Verwalter_den_die_003"/>
+      <w:bookmarkStart w:id="105" w:name="KI_Verwalter_den_die_003"/>
       <w:proofErr w:type="spellStart"/>
       <w:r>
-        <w:t>FELD_Verwalter_den_die</w:t>
+        <w:t>KI_Verwalter_den_die</w:t>
       </w:r>
       <w:bookmarkEnd w:id="105"/>
       <w:proofErr w:type="spellEnd"/>
       <w:r>
         <w:t xml:space="preserve"> </w:t>
       </w:r>
-      <w:bookmarkStart w:id="106" w:name="FELD_Verwalter_Unterzeichner_007"/>
+      <w:bookmarkStart w:id="106" w:name="KI_Verwalter_Unterzeichner_007"/>
       <w:proofErr w:type="spellStart"/>
       <w:r>
-        <w:t>FELD_Verwalter_Unterzeichner</w:t>
+        <w:t>KI_Verwalter_Unterzeichner</w:t>
       </w:r>
       <w:bookmarkEnd w:id="106"/>
       <w:proofErr w:type="spellEnd"/>
       <w:r>
         <w:t xml:space="preserve"> </w:t>
       </w:r>
-      <w:bookmarkStart w:id="107" w:name="FELD_Verwalter_zum_zur"/>
+      <w:bookmarkStart w:id="107" w:name="KI_Verwalter_zum_zur"/>
       <w:proofErr w:type="spellStart"/>
       <w:r>
-        <w:t>FELD_Verwalter_zum_zur</w:t>
+        <w:t>KI_Verwalter_zum_zur</w:t>
       </w:r>
       <w:bookmarkEnd w:id="107"/>
       <w:proofErr w:type="spellEnd"/>
@@ -10092,13 +10092,13 @@
         </w:rPr>
         <w:t xml:space="preserve">und mit Beschluss vom </w:t>
       </w:r>
-      <w:bookmarkStart w:id="108" w:name="FELD_Akte_VorlVerfahrDat"/>
+      <w:bookmarkStart w:id="108" w:name="KI_Akte_VorlVerfahrDat"/>
       <w:proofErr w:type="spellStart"/>
       <w:r>
         <w:rPr>
           <w:highlight w:val="yellow"/>
         </w:rPr>
-        <w:t>FELD_Akte_VorlVerfahrDat</w:t>
+        <w:t>KI_Akte_VorlVerfahrDat</w:t>
       </w:r>
       <w:bookmarkEnd w:id="108"/>
       <w:proofErr w:type="spellEnd"/>
@@ -10644,20 +10644,20 @@
       <w:r>
         <w:t xml:space="preserve"> </w:t>
       </w:r>
-      <w:bookmarkStart w:id="117" w:name="FELD_Verwalter_Der_Die_Groß_002"/>
+      <w:bookmarkStart w:id="117" w:name="KI_Verwalter_Der_Die_Groß_002"/>
       <w:proofErr w:type="spellStart"/>
       <w:r>
-        <w:t>FELD_Verwalter_Der_Die_Groß</w:t>
+        <w:t>KI_Verwalter_Der_Die_Groß</w:t>
       </w:r>
       <w:bookmarkEnd w:id="117"/>
       <w:proofErr w:type="spellEnd"/>
       <w:r>
         <w:t xml:space="preserve"> </w:t>
       </w:r>
-      <w:bookmarkStart w:id="118" w:name="FELD_Verwalter_Unterzeichner_008"/>
+      <w:bookmarkStart w:id="118" w:name="KI_Verwalter_Unterzeichner_008"/>
       <w:proofErr w:type="spellStart"/>
       <w:r>
-        <w:t>FELD_Verwalter_Unterzeichner</w:t>
+        <w:t>KI_Verwalter_Unterzeichner</w:t>
       </w:r>
       <w:bookmarkEnd w:id="118"/>
       <w:proofErr w:type="spellEnd"/>
@@ -10670,11 +10670,11 @@
       <w:r>
         <w:t xml:space="preserve"> </w:t>
       </w:r>
-      <w:bookmarkStart w:id="119" w:name="FELD_Verwalter_zum_zur_002"/>
+      <w:bookmarkStart w:id="119" w:name="KI_Verwalter_zum_zur_002"/>
       <w:proofErr w:type="spellStart"/>
       <w:r>
         <w:lastRenderedPageBreak/>
-        <w:t>FELD_Verwalter_zum_zur</w:t>
+        <w:t>KI_Verwalter_zum_zur</w:t>
       </w:r>
       <w:bookmarkEnd w:id="119"/>
       <w:proofErr w:type="spellEnd"/>
@@ -10764,10 +10764,10 @@
       <w:r>
         <w:t xml:space="preserve"> </w:t>
       </w:r>
-      <w:bookmarkStart w:id="122" w:name="FELD_Verwalter_der_die_002"/>
+      <w:bookmarkStart w:id="122" w:name="KI_Verwalter_der_die_002"/>
       <w:proofErr w:type="spellStart"/>
       <w:r>
-        <w:t>FELD_Verwalter_der_die</w:t>
+        <w:t>KI_Verwalter_der_die</w:t>
       </w:r>
       <w:bookmarkEnd w:id="122"/>
       <w:proofErr w:type="spellEnd"/>
@@ -11171,7 +11171,7 @@
         </w:rPr>
         <w:t xml:space="preserve"> </w:t>
       </w:r>
-      <w:bookmarkStart w:id="136" w:name="FELD_Verwalter_Der_Die_Groß_003"/>
+      <w:bookmarkStart w:id="136" w:name="KI_Verwalter_Der_Die_Groß_003"/>
       <w:proofErr w:type="spellStart"/>
       <w:r>
         <w:rPr>
@@ -11179,7 +11179,7 @@
           <w:color w:val="000000"/>
           <w:lang w:eastAsia="de-DE"/>
         </w:rPr>
-        <w:t>FELD_Verwalter_Der_Die_Groß</w:t>
+        <w:t>KI_Verwalter_Der_Die_Groß</w:t>
       </w:r>
       <w:bookmarkEnd w:id="136"/>
       <w:proofErr w:type="spellEnd"/>
@@ -11191,7 +11191,7 @@
         </w:rPr>
         <w:t xml:space="preserve"> </w:t>
       </w:r>
-      <w:bookmarkStart w:id="137" w:name="FELD_Verwalter_Unterzeichner_010"/>
+      <w:bookmarkStart w:id="137" w:name="KI_Verwalter_Unterzeichner_010"/>
       <w:proofErr w:type="spellStart"/>
       <w:r>
         <w:rPr>
@@ -11199,7 +11199,7 @@
           <w:color w:val="000000"/>
           <w:lang w:eastAsia="de-DE"/>
         </w:rPr>
-        <w:t>FELD_Verwalter_Unterzeichner</w:t>
+        <w:t>KI_Verwalter_Unterzeichner</w:t>
       </w:r>
       <w:bookmarkEnd w:id="137"/>
       <w:proofErr w:type="spellEnd"/>
@@ -11591,7 +11591,7 @@
           <w:lang w:eastAsia="de-DE"/>
         </w:rPr>
       </w:pPr>
-      <w:bookmarkStart w:id="158" w:name="FELD_Schuldner_Der_Die_Groß"/>
+      <w:bookmarkStart w:id="158" w:name="KI_Schuldner_Der_Die_Groß"/>
       <w:bookmarkStart w:id="159" w:name="_Hlk77953401"/>
       <w:proofErr w:type="spellStart"/>
       <w:r>
@@ -11600,7 +11600,7 @@
           <w:color w:val="000000"/>
           <w:lang w:eastAsia="de-DE"/>
         </w:rPr>
-        <w:t>FELD_Schuldner_Der_Die_Groß</w:t>
+        <w:t>KI_Schuldner_Der_Die_Groß</w:t>
       </w:r>
       <w:bookmarkEnd w:id="158"/>
       <w:proofErr w:type="spellEnd"/>
@@ -11612,7 +11612,7 @@
         </w:rPr>
         <w:t xml:space="preserve"> </w:t>
       </w:r>
-      <w:bookmarkStart w:id="160" w:name="FELD_Schuldner_Schuldnerin"/>
+      <w:bookmarkStart w:id="160" w:name="KI_Schuldner_Schuldnerin"/>
       <w:proofErr w:type="spellStart"/>
       <w:r>
         <w:rPr>
@@ -11620,7 +11620,7 @@
           <w:color w:val="000000"/>
           <w:lang w:eastAsia="de-DE"/>
         </w:rPr>
-        <w:t>FELD_Schuldner_Schuldnerin</w:t>
+        <w:t>KI_Schuldner_Schuldnerin</w:t>
       </w:r>
       <w:bookmarkEnd w:id="160"/>
       <w:proofErr w:type="spellEnd"/>
@@ -11656,7 +11656,7 @@
         </w:rPr>
         <w:t xml:space="preserve"> </w:t>
       </w:r>
-      <w:bookmarkStart w:id="161" w:name="FELD_Verwalter_Der_Die_Groß_004"/>
+      <w:bookmarkStart w:id="161" w:name="KI_Verwalter_Der_Die_Groß_004"/>
       <w:proofErr w:type="spellStart"/>
       <w:r>
         <w:rPr>
@@ -11664,7 +11664,7 @@
           <w:color w:val="000000"/>
           <w:lang w:eastAsia="de-DE"/>
         </w:rPr>
-        <w:t>FELD_Verwalter_Der_Die_Groß</w:t>
+        <w:t>KI_Verwalter_Der_Die_Groß</w:t>
       </w:r>
       <w:bookmarkEnd w:id="161"/>
       <w:proofErr w:type="spellEnd"/>
@@ -11676,7 +11676,7 @@
         </w:rPr>
         <w:t xml:space="preserve"> </w:t>
       </w:r>
-      <w:bookmarkStart w:id="162" w:name="FELD_Verwalter_Unterzeichner_012"/>
+      <w:bookmarkStart w:id="162" w:name="KI_Verwalter_Unterzeichner_012"/>
       <w:proofErr w:type="spellStart"/>
       <w:r>
         <w:rPr>
@@ -11684,7 +11684,7 @@
           <w:color w:val="000000"/>
           <w:lang w:eastAsia="de-DE"/>
         </w:rPr>
-        <w:t>FELD_Verwalter_Unterzeichner</w:t>
+        <w:t>KI_Verwalter_Unterzeichner</w:t>
       </w:r>
       <w:bookmarkEnd w:id="162"/>
       <w:proofErr w:type="spellEnd"/>
@@ -12824,13 +12824,13 @@
         </w:rPr>
         <w:t xml:space="preserve"> </w:t>
       </w:r>
-      <w:bookmarkStart w:id="183" w:name="FELD_Verwalter_der_die_003"/>
+      <w:bookmarkStart w:id="183" w:name="KI_Verwalter_der_die_003"/>
       <w:proofErr w:type="spellStart"/>
       <w:r>
         <w:rPr>
           <w:lang w:eastAsia="de-DE"/>
         </w:rPr>
-        <w:t>FELD_Verwalter_der_die</w:t>
+        <w:t>KI_Verwalter_der_die</w:t>
       </w:r>
       <w:bookmarkEnd w:id="183"/>
       <w:proofErr w:type="spellEnd"/>
@@ -12840,13 +12840,13 @@
         </w:rPr>
         <w:t xml:space="preserve"> </w:t>
       </w:r>
-      <w:bookmarkStart w:id="184" w:name="FELD_Verwalter_Unterzeichner_013"/>
+      <w:bookmarkStart w:id="184" w:name="KI_Verwalter_Unterzeichner_013"/>
       <w:proofErr w:type="spellStart"/>
       <w:r>
         <w:rPr>
           <w:lang w:eastAsia="de-DE"/>
         </w:rPr>
-        <w:t>FELD_Verwalter_Unterzeichner</w:t>
+        <w:t>KI_Verwalter_Unterzeichner</w:t>
       </w:r>
       <w:bookmarkEnd w:id="184"/>
       <w:proofErr w:type="spellEnd"/>
@@ -12868,13 +12868,13 @@
         </w:rPr>
         <w:t xml:space="preserve"> </w:t>
       </w:r>
-      <w:bookmarkStart w:id="185" w:name="FELD_Verwalter_der_die_004"/>
+      <w:bookmarkStart w:id="185" w:name="KI_Verwalter_der_die_004"/>
       <w:proofErr w:type="spellStart"/>
       <w:r>
         <w:rPr>
           <w:lang w:eastAsia="de-DE"/>
         </w:rPr>
-        <w:t>FELD_Verwalter_der_die</w:t>
+        <w:t>KI_Verwalter_der_die</w:t>
       </w:r>
       <w:bookmarkEnd w:id="185"/>
       <w:proofErr w:type="spellEnd"/>
@@ -12884,13 +12884,13 @@
         </w:rPr>
         <w:t xml:space="preserve"> </w:t>
       </w:r>
-      <w:bookmarkStart w:id="186" w:name="FELD_Verwalter_Unterzeichner_014"/>
+      <w:bookmarkStart w:id="186" w:name="KI_Verwalter_Unterzeichner_014"/>
       <w:proofErr w:type="spellStart"/>
       <w:r>
         <w:rPr>
           <w:lang w:eastAsia="de-DE"/>
         </w:rPr>
-        <w:t>FELD_Verwalter_Unterzeichner</w:t>
+        <w:t>KI_Verwalter_Unterzeichner</w:t>
       </w:r>
       <w:bookmarkEnd w:id="186"/>
       <w:proofErr w:type="spellEnd"/>
@@ -13093,7 +13093,7 @@
           <w:lang w:eastAsia="de-DE"/>
         </w:rPr>
       </w:pPr>
-      <w:bookmarkStart w:id="190" w:name="FELD_Verwalter_Der_Die_Groß_005"/>
+      <w:bookmarkStart w:id="190" w:name="KI_Verwalter_Der_Die_Groß_005"/>
       <w:proofErr w:type="spellStart"/>
       <w:r>
         <w:rPr>
@@ -13101,7 +13101,7 @@
           <w:color w:val="000000"/>
           <w:lang w:eastAsia="de-DE"/>
         </w:rPr>
-        <w:t>FELD_Verwalter_Der_Die_Groß</w:t>
+        <w:t>KI_Verwalter_Der_Die_Groß</w:t>
       </w:r>
       <w:bookmarkEnd w:id="190"/>
       <w:proofErr w:type="spellEnd"/>
@@ -13113,7 +13113,7 @@
         </w:rPr>
         <w:t xml:space="preserve"> </w:t>
       </w:r>
-      <w:bookmarkStart w:id="191" w:name="FELD_Verwalter_Unterzeichner_015"/>
+      <w:bookmarkStart w:id="191" w:name="KI_Verwalter_Unterzeichner_015"/>
       <w:proofErr w:type="spellStart"/>
       <w:r>
         <w:rPr>
@@ -13121,7 +13121,7 @@
           <w:color w:val="000000"/>
           <w:lang w:eastAsia="de-DE"/>
         </w:rPr>
-        <w:t>FELD_Verwalter_Unterzeichner</w:t>
+        <w:t>KI_Verwalter_Unterzeichner</w:t>
       </w:r>
       <w:bookmarkEnd w:id="191"/>
       <w:proofErr w:type="spellEnd"/>
@@ -13501,20 +13501,20 @@
       <w:r>
         <w:t xml:space="preserve"> </w:t>
       </w:r>
-      <w:bookmarkStart w:id="202" w:name="FELD_Verwalter_der_die_005"/>
+      <w:bookmarkStart w:id="202" w:name="KI_Verwalter_der_die_005"/>
       <w:proofErr w:type="spellStart"/>
       <w:r>
-        <w:t>FELD_Verwalter_der_die</w:t>
+        <w:t>KI_Verwalter_der_die</w:t>
       </w:r>
       <w:bookmarkEnd w:id="202"/>
       <w:proofErr w:type="spellEnd"/>
       <w:r>
         <w:t xml:space="preserve"> </w:t>
       </w:r>
-      <w:bookmarkStart w:id="203" w:name="FELD_Verwalter_Unterzeichner_016"/>
+      <w:bookmarkStart w:id="203" w:name="KI_Verwalter_Unterzeichner_016"/>
       <w:proofErr w:type="spellStart"/>
       <w:r>
-        <w:t>FELD_Verwalter_Unterzeichner</w:t>
+        <w:t>KI_Verwalter_Unterzeichner</w:t>
       </w:r>
       <w:bookmarkEnd w:id="203"/>
       <w:proofErr w:type="spellEnd"/>
@@ -13572,20 +13572,20 @@
       <w:r>
         <w:t xml:space="preserve"> </w:t>
       </w:r>
-      <w:bookmarkStart w:id="205" w:name="FELD_Verwalter_der_die_006"/>
+      <w:bookmarkStart w:id="205" w:name="KI_Verwalter_der_die_006"/>
       <w:proofErr w:type="spellStart"/>
       <w:r>
-        <w:t>FELD_Verwalter_der_die</w:t>
+        <w:t>KI_Verwalter_der_die</w:t>
       </w:r>
       <w:bookmarkEnd w:id="205"/>
       <w:proofErr w:type="spellEnd"/>
       <w:r>
         <w:t xml:space="preserve"> </w:t>
       </w:r>
-      <w:bookmarkStart w:id="206" w:name="FELD_Verwalter_Unterzeichner_017"/>
+      <w:bookmarkStart w:id="206" w:name="KI_Verwalter_Unterzeichner_017"/>
       <w:proofErr w:type="spellStart"/>
       <w:r>
-        <w:t>FELD_Verwalter_Unterzeichner</w:t>
+        <w:t>KI_Verwalter_Unterzeichner</w:t>
       </w:r>
       <w:bookmarkEnd w:id="206"/>
       <w:proofErr w:type="spellEnd"/>
@@ -14573,14 +14573,14 @@
           <w:highlight w:val="yellow"/>
         </w:rPr>
       </w:pPr>
-      <w:bookmarkStart w:id="222" w:name="FELD_Verwalter_Der_Die_Groß_006"/>
+      <w:bookmarkStart w:id="222" w:name="KI_Verwalter_Der_Die_Groß_006"/>
       <w:bookmarkEnd w:id="221"/>
       <w:proofErr w:type="spellStart"/>
       <w:r>
         <w:rPr>
           <w:rFonts w:cs="Arial"/>
         </w:rPr>
-        <w:t>FELD_Verwalter_Der_Die_Groß</w:t>
+        <w:t>KI_Verwalter_Der_Die_Groß</w:t>
       </w:r>
       <w:bookmarkEnd w:id="222"/>
       <w:proofErr w:type="spellEnd"/>
@@ -14590,13 +14590,13 @@
         </w:rPr>
         <w:t xml:space="preserve"> </w:t>
       </w:r>
-      <w:bookmarkStart w:id="223" w:name="FELD_Verwalter_Unterzeichner_019"/>
+      <w:bookmarkStart w:id="223" w:name="KI_Verwalter_Unterzeichner_019"/>
       <w:proofErr w:type="spellStart"/>
       <w:r>
         <w:rPr>
           <w:rFonts w:cs="Arial"/>
         </w:rPr>
-        <w:t>FELD_Verwalter_Unterzeichner</w:t>
+        <w:t>KI_Verwalter_Unterzeichner</w:t>
       </w:r>
       <w:bookmarkEnd w:id="223"/>
       <w:proofErr w:type="spellEnd"/>
@@ -14612,13 +14612,13 @@
         </w:rPr>
         <w:t xml:space="preserve">hat bei der </w:t>
       </w:r>
-      <w:bookmarkStart w:id="224" w:name="FELD_Anderkonto_Bank"/>
+      <w:bookmarkStart w:id="224" w:name="KI_Anderkonto_Bank"/>
       <w:proofErr w:type="spellStart"/>
       <w:r>
         <w:rPr>
           <w:rFonts w:cs="Arial"/>
         </w:rPr>
-        <w:t>FELD_Anderkonto_Bank</w:t>
+        <w:t>KI_Anderkonto_Bank</w:t>
       </w:r>
       <w:bookmarkEnd w:id="224"/>
       <w:proofErr w:type="spellEnd"/>
@@ -14628,12 +14628,12 @@
         </w:rPr>
         <w:t xml:space="preserve"> ein Insolvenz-Sonderkonto mit der IBAN: </w:t>
       </w:r>
-      <w:bookmarkStart w:id="225" w:name="FELD_ANDERKONTO_IBAN"/>
+      <w:bookmarkStart w:id="225" w:name="KI_ANDERKONTO_IBAN"/>
       <w:r>
         <w:rPr>
           <w:rFonts w:cs="Arial"/>
         </w:rPr>
-        <w:t>FELD_ANDERKONTO_IBAN</w:t>
+        <w:t>KI_ANDERKONTO_IBAN</w:t>
       </w:r>
       <w:bookmarkEnd w:id="225"/>
       <w:r>
@@ -16027,20 +16027,20 @@
       <w:r>
         <w:t xml:space="preserve"> </w:t>
       </w:r>
-      <w:bookmarkStart w:id="257" w:name="FELD_Verwalter_des_der_003"/>
+      <w:bookmarkStart w:id="257" w:name="KI_Verwalter_des_der_003"/>
       <w:proofErr w:type="spellStart"/>
       <w:r>
-        <w:t>FELD_Verwalter_des_der</w:t>
+        <w:t>KI_Verwalter_des_der</w:t>
       </w:r>
       <w:bookmarkEnd w:id="257"/>
       <w:proofErr w:type="spellEnd"/>
       <w:r>
         <w:t xml:space="preserve"> </w:t>
       </w:r>
-      <w:bookmarkStart w:id="258" w:name="FELD_Verwalter_Unterzeichner_Genitiv_003"/>
+      <w:bookmarkStart w:id="258" w:name="KI_Verwalter_Unterzeichner_Genitiv_003"/>
       <w:proofErr w:type="spellStart"/>
       <w:r>
-        <w:t>FELD_Verwalter_Unterzeichner_Genitiv</w:t>
+        <w:t>KI_Verwalter_Unterzeichner_Genitiv</w:t>
       </w:r>
       <w:bookmarkEnd w:id="258"/>
       <w:proofErr w:type="spellEnd"/>
@@ -16118,13 +16118,13 @@
         </w:rPr>
         <w:t xml:space="preserve"> </w:t>
       </w:r>
-      <w:bookmarkStart w:id="259" w:name="FELD_Verwalter_der_die_007"/>
+      <w:bookmarkStart w:id="259" w:name="KI_Verwalter_der_die_007"/>
       <w:proofErr w:type="spellStart"/>
       <w:r>
         <w:rPr>
           <w:highlight w:val="yellow"/>
         </w:rPr>
-        <w:t>FELD_Verwalter_der_die</w:t>
+        <w:t>KI_Verwalter_der_die</w:t>
       </w:r>
       <w:bookmarkEnd w:id="259"/>
       <w:proofErr w:type="spellEnd"/>
@@ -16134,13 +16134,13 @@
         </w:rPr>
         <w:t xml:space="preserve"> </w:t>
       </w:r>
-      <w:bookmarkStart w:id="260" w:name="FELD_Verwalter_Unterzeichner_018"/>
+      <w:bookmarkStart w:id="260" w:name="KI_Verwalter_Unterzeichner_018"/>
       <w:proofErr w:type="spellStart"/>
       <w:r>
         <w:rPr>
           <w:highlight w:val="yellow"/>
         </w:rPr>
-        <w:t>FELD_Verwalter_Unterzeichner</w:t>
+        <w:t>KI_Verwalter_Unterzeichner</w:t>
       </w:r>
       <w:bookmarkEnd w:id="260"/>
       <w:proofErr w:type="spellEnd"/>
@@ -16833,20 +16833,20 @@
       <w:pPr>
         <w:spacing w:line="240" w:lineRule="auto"/>
       </w:pPr>
-      <w:bookmarkStart w:id="277" w:name="FELD_Verwalter_Diktatzeichen"/>
+      <w:bookmarkStart w:id="277" w:name="KI_Verwalter_Diktatzeichen"/>
       <w:proofErr w:type="spellStart"/>
       <w:r>
-        <w:t>FELD_Verwalter_Diktatzeichen</w:t>
+        <w:t>KI_Verwalter_Diktatzeichen</w:t>
       </w:r>
       <w:bookmarkEnd w:id="277"/>
       <w:proofErr w:type="spellEnd"/>
       <w:r>
         <w:t xml:space="preserve"> </w:t>
       </w:r>
-      <w:bookmarkStart w:id="278" w:name="FELD_Verwalter_Name_002"/>
+      <w:bookmarkStart w:id="278" w:name="KI_Verwalter_Name_002"/>
       <w:proofErr w:type="spellStart"/>
       <w:r>
-        <w:t>FELD_Verwalter_Name</w:t>
+        <w:t>KI_Verwalter_Name</w:t>
       </w:r>
       <w:bookmarkEnd w:id="278"/>
       <w:proofErr w:type="spellEnd"/>

--- a/gutachtenvorlagen/Gutachten Muster juristische Person.docx
+++ b/gutachtenvorlagen/Gutachten Muster juristische Person.docx
@@ -11937,7 +11937,7 @@
                 <w:highlight w:val="yellow"/>
                 <w:u w:val="single"/>
               </w:rPr>
-              <w:t>Kreditinstitut x:</w:t>
+              <w:t>[Kreditinstitut 1]</w:t>
             </w:r>
           </w:p>
           <w:p>
@@ -12082,7 +12082,7 @@
                 <w:highlight w:val="yellow"/>
                 <w:u w:val="single"/>
               </w:rPr>
-              <w:t>Kreditinstitut y:</w:t>
+              <w:t>[Kreditinstitut 2]</w:t>
             </w:r>
           </w:p>
           <w:p>

--- a/gutachtenvorlagen/Gutachten Muster juristische Person.docx
+++ b/gutachtenvorlagen/Gutachten Muster juristische Person.docx
@@ -80,7 +80,7 @@
           <w:b/>
           <w:highlight w:val="yellow"/>
         </w:rPr>
-        <w:t>KI_Akte_Bezeichnung</w:t>
+        <w:t xml:space="preserve">⚡KI: KI_Akte_Bezeichnung </w:t>
       </w:r>
       <w:bookmarkEnd w:id="2"/>
       <w:proofErr w:type="spellEnd"/>
@@ -89,14 +89,12 @@
           <w:b/>
           <w:highlight w:val="yellow"/>
         </w:rPr>
-        <w:t xml:space="preserve"> </w:t>
       </w:r>
       <w:r>
         <w:rPr>
           <w:b/>
           <w:highlight w:val="yellow"/>
         </w:rPr>
-        <w:t>[juristische Person]</w:t>
       </w:r>
     </w:p>
     <w:p>
@@ -333,7 +331,6 @@
           <w:color w:val="000000"/>
           <w:lang w:eastAsia="de-DE"/>
         </w:rPr>
-        <w:tab/>
       </w:r>
       <w:r>
         <w:rPr>
@@ -341,7 +338,6 @@
           <w:color w:val="000000"/>
           <w:lang w:eastAsia="de-DE"/>
         </w:rPr>
-        <w:t xml:space="preserve">Fachanwalt für </w:t>
       </w:r>
       <w:r>
         <w:rPr>
@@ -350,7 +346,6 @@
           <w:highlight w:val="yellow"/>
           <w:lang w:eastAsia="de-DE"/>
         </w:rPr>
-        <w:t>[…]</w:t>
       </w:r>
     </w:p>
     <w:p>
@@ -376,7 +371,6 @@
           <w:color w:val="000000"/>
           <w:lang w:eastAsia="de-DE"/>
         </w:rPr>
-        <w:tab/>
       </w:r>
       <w:r>
         <w:rPr>
@@ -385,7 +379,6 @@
           <w:highlight w:val="yellow"/>
           <w:lang w:eastAsia="de-DE"/>
         </w:rPr>
-        <w:t>[…]</w:t>
       </w:r>
     </w:p>
     <w:p>
@@ -700,7 +693,6 @@
           <w:rFonts w:eastAsia="Times New Roman" w:cs="Arial"/>
           <w:lang w:eastAsia="de-DE"/>
         </w:rPr>
-        <w:t xml:space="preserve">                                               </w:t>
       </w:r>
       <w:r>
         <w:rPr>
@@ -708,14 +700,12 @@
           <w:b/>
           <w:lang w:eastAsia="de-DE"/>
         </w:rPr>
-        <w:t>Datum:</w:t>
       </w:r>
       <w:r>
         <w:rPr>
           <w:rFonts w:eastAsia="Times New Roman" w:cs="Arial"/>
           <w:lang w:eastAsia="de-DE"/>
         </w:rPr>
-        <w:tab/>
       </w:r>
       <w:r>
         <w:rPr>
@@ -723,7 +713,6 @@
           <w:highlight w:val="yellow"/>
           <w:lang w:eastAsia="de-DE"/>
         </w:rPr>
-        <w:t>[…]</w:t>
       </w:r>
     </w:p>
     <w:p>
@@ -809,7 +798,6 @@
           <w:highlight w:val="yellow"/>
           <w:lang w:eastAsia="de-DE"/>
         </w:rPr>
-        <w:t>[Ergebnis 1: Kernaussage Gutachten]</w:t>
       </w:r>
     </w:p>
     <w:p>
@@ -850,7 +838,6 @@
           <w:highlight w:val="yellow"/>
           <w:lang w:eastAsia="de-DE"/>
         </w:rPr>
-        <w:t>[Ergebnis 2: Kernaussage Gutachten]</w:t>
       </w:r>
     </w:p>
     <w:p>
@@ -892,7 +879,6 @@
           <w:highlight w:val="yellow"/>
           <w:lang w:eastAsia="de-DE"/>
         </w:rPr>
-        <w:t>[Ergebnis 3: Kernaussage Gutachten]</w:t>
       </w:r>
     </w:p>
     <w:p>
@@ -930,7 +916,6 @@
           <w:highlight w:val="yellow"/>
           <w:lang w:eastAsia="de-DE"/>
         </w:rPr>
-        <w:t>[ggf. …]</w:t>
       </w:r>
     </w:p>
     <w:p>
@@ -994,7 +979,6 @@
           <w:noProof/>
           <w:lang w:eastAsia="de-DE"/>
         </w:rPr>
-        <w:t xml:space="preserve">Der Insolvenzgeldzeitraum läuft am </w:t>
       </w:r>
       <w:r>
         <w:rPr>
@@ -1003,7 +987,6 @@
           <w:highlight w:val="yellow"/>
           <w:lang w:eastAsia="de-DE"/>
         </w:rPr>
-        <w:t>[…]</w:t>
       </w:r>
       <w:r>
         <w:rPr>
@@ -1011,7 +994,6 @@
           <w:noProof/>
           <w:lang w:eastAsia="de-DE"/>
         </w:rPr>
-        <w:t xml:space="preserve"> aus. </w:t>
       </w:r>
       <w:bookmarkEnd w:id="11"/>
       <w:r>
@@ -1020,7 +1002,6 @@
           <w:noProof/>
           <w:lang w:eastAsia="de-DE"/>
         </w:rPr>
-        <w:t>Ich empfehle</w:t>
       </w:r>
       <w:r>
         <w:rPr>
@@ -1028,7 +1009,6 @@
           <w:noProof/>
           <w:lang w:eastAsia="de-DE"/>
         </w:rPr>
-        <w:t xml:space="preserve"> daher,</w:t>
       </w:r>
     </w:p>
     <w:p>
@@ -1096,7 +1076,6 @@
           <w:noProof/>
           <w:lang w:eastAsia="de-DE"/>
         </w:rPr>
-        <w:t>–</w:t>
       </w:r>
       <w:r>
         <w:rPr>
@@ -1106,7 +1085,6 @@
           <w:noProof/>
           <w:lang w:eastAsia="de-DE"/>
         </w:rPr>
-        <w:t xml:space="preserve"> </w:t>
       </w:r>
       <w:r>
         <w:rPr>
@@ -1116,7 +1094,6 @@
           <w:noProof/>
           <w:lang w:eastAsia="de-DE"/>
         </w:rPr>
-        <w:t xml:space="preserve">zum </w:t>
       </w:r>
       <w:r>
         <w:rPr>
@@ -1127,7 +1104,6 @@
           <w:highlight w:val="yellow"/>
           <w:lang w:eastAsia="de-DE"/>
         </w:rPr>
-        <w:t>[…]</w:t>
       </w:r>
       <w:r>
         <w:rPr>
@@ -1137,7 +1113,6 @@
           <w:noProof/>
           <w:lang w:eastAsia="de-DE"/>
         </w:rPr>
-        <w:t xml:space="preserve"> –</w:t>
       </w:r>
     </w:p>
     <w:p>
@@ -6723,14 +6698,11 @@
       <w:pPr>
         <w:jc w:val="center"/>
       </w:pPr>
-      <w:r>
-        <w:t xml:space="preserve">vertreten durch </w:t>
-      </w:r>
-      <w:r>
-        <w:rPr>
-          <w:highlight w:val="yellow"/>
-        </w:rPr>
-        <w:t>[…]</w:t>
+      <w:r/>
+      <w:r>
+        <w:rPr>
+          <w:highlight w:val="yellow"/>
+        </w:rPr>
       </w:r>
     </w:p>
     <w:p/>
@@ -6764,11 +6736,8 @@
         <w:rPr>
           <w:highlight w:val="yellow"/>
         </w:rPr>
-        <w:t>[…]</w:t>
-      </w:r>
-      <w:r>
-        <w:t>.</w:t>
-      </w:r>
+      </w:r>
+      <w:r/>
     </w:p>
     <w:p>
       <w:pPr>
@@ -6877,11 +6846,9 @@
         <w:ind w:left="709"/>
       </w:pPr>
       <w:r>
-        <w:t>Dieses Gutachten basiert auf der Auswertung der Gerichtsakten, Gesprächen mit den unten genannten Auskunftspersonen, Inaugenscheinnahmen, den Ergebnissen des beauftragten Sachverständigen und den von den Geschäftsführern vorgelegten Unterlagen</w:t>
-      </w:r>
-      <w:r>
-        <w:t>.</w:t>
-      </w:r>
+        <w:t>⚡KI: Dieses Gutachten basiert auf der Auswertung der Gerichtsakten, Gesprächen mit den unten genannten Auskunftspersonen, Inaugenscheinnahmen, den Ergebnissen der beauftragten Sachverständigen und den von KI_Schuldner_der_die KI_Schuldner_Schuldnerin vorgelegten Unterlagen.</w:t>
+      </w:r>
+      <w:r/>
     </w:p>
     <w:p/>
     <w:p>
@@ -6915,50 +6882,29 @@
       <w:pPr>
         <w:ind w:left="720"/>
       </w:pPr>
-      <w:r>
-        <w:t xml:space="preserve">Am </w:t>
-      </w:r>
-      <w:r>
-        <w:rPr>
-          <w:highlight w:val="yellow"/>
-        </w:rPr>
-        <w:t>[…]</w:t>
-      </w:r>
-      <w:r>
-        <w:t xml:space="preserve"> </w:t>
-      </w:r>
-      <w:r>
-        <w:t>hat das Insolvenzgericht</w:t>
-      </w:r>
-      <w:r>
-        <w:t xml:space="preserve"> </w:t>
-      </w:r>
+      <w:r/>
+      <w:r>
+        <w:rPr>
+          <w:highlight w:val="yellow"/>
+        </w:rPr>
+      </w:r>
+      <w:r/>
+      <w:r/>
+      <w:r/>
       <w:bookmarkStart w:id="29" w:name="KI_Verwalter_dem_der"/>
       <w:proofErr w:type="spellStart"/>
-      <w:r>
-        <w:t>KI_Verwalter_dem_der</w:t>
-      </w:r>
+      <w:r/>
       <w:bookmarkEnd w:id="29"/>
       <w:proofErr w:type="spellEnd"/>
-      <w:r>
-        <w:t xml:space="preserve"> </w:t>
-      </w:r>
+      <w:r/>
       <w:bookmarkStart w:id="30" w:name="KI_Verwalter_Unterzeichner_003"/>
       <w:proofErr w:type="spellStart"/>
-      <w:r>
-        <w:t>KI_Verwalter_Unterzeichner</w:t>
-      </w:r>
+      <w:r/>
       <w:bookmarkEnd w:id="30"/>
       <w:proofErr w:type="spellEnd"/>
-      <w:r>
-        <w:t xml:space="preserve"> </w:t>
-      </w:r>
-      <w:r>
-        <w:t>die Gerichtsakte übersandt</w:t>
-      </w:r>
-      <w:r>
-        <w:t>.</w:t>
-      </w:r>
+      <w:r/>
+      <w:r/>
+      <w:r/>
     </w:p>
     <w:p>
       <w:pPr>
@@ -6969,95 +6915,56 @@
       <w:pPr>
         <w:ind w:left="720"/>
       </w:pPr>
-      <w:r>
-        <w:t xml:space="preserve">Am </w:t>
-      </w:r>
-      <w:r>
-        <w:rPr>
-          <w:highlight w:val="yellow"/>
-        </w:rPr>
-        <w:t>[…]</w:t>
-      </w:r>
-      <w:r>
-        <w:t xml:space="preserve"> </w:t>
-      </w:r>
-      <w:r>
-        <w:t>fand</w:t>
-      </w:r>
-      <w:r>
-        <w:t xml:space="preserve"> ein erster Besprechungstermin zwischen</w:t>
-      </w:r>
-      <w:r>
-        <w:t xml:space="preserve"> </w:t>
-      </w:r>
+      <w:r/>
+      <w:r>
+        <w:rPr>
+          <w:highlight w:val="yellow"/>
+        </w:rPr>
+      </w:r>
+      <w:r/>
+      <w:r/>
+      <w:r/>
+      <w:r/>
       <w:bookmarkStart w:id="31" w:name="KI_Verwalter_dem_der_002"/>
       <w:proofErr w:type="spellStart"/>
-      <w:r>
-        <w:t>KI_Verwalter_dem_der</w:t>
-      </w:r>
+      <w:r/>
       <w:bookmarkEnd w:id="31"/>
       <w:proofErr w:type="spellEnd"/>
-      <w:r>
-        <w:t xml:space="preserve"> </w:t>
-      </w:r>
+      <w:r/>
       <w:bookmarkStart w:id="32" w:name="KI_Verwalter_Unterzeichner_011"/>
       <w:proofErr w:type="spellStart"/>
-      <w:r>
-        <w:t>KI_Verwalter_Unterzeichner</w:t>
-      </w:r>
+      <w:r/>
       <w:bookmarkEnd w:id="32"/>
       <w:proofErr w:type="spellEnd"/>
-      <w:r>
-        <w:t xml:space="preserve"> </w:t>
-      </w:r>
-      <w:r>
-        <w:t xml:space="preserve">und </w:t>
-      </w:r>
-      <w:r>
-        <w:rPr>
-          <w:highlight w:val="yellow"/>
-        </w:rPr>
-        <w:t>[…]</w:t>
-      </w:r>
-      <w:r>
-        <w:t xml:space="preserve"> in </w:t>
-      </w:r>
-      <w:r>
-        <w:rPr>
-          <w:highlight w:val="yellow"/>
-        </w:rPr>
-        <w:t>[…]</w:t>
-      </w:r>
-      <w:r>
-        <w:t xml:space="preserve"> statt. In diesem Termin </w:t>
-      </w:r>
-      <w:r>
-        <w:t>erhielt</w:t>
-      </w:r>
-      <w:r>
-        <w:t xml:space="preserve"> </w:t>
-      </w:r>
-      <w:r>
-        <w:rPr>
-          <w:highlight w:val="yellow"/>
-        </w:rPr>
-        <w:t>[…]</w:t>
-      </w:r>
-      <w:r>
-        <w:t xml:space="preserve"> eine Liste mit vorzulegenden Unterlagen nebst Fragebogen und Erklärung zur Befreiung von der Pflicht zur Verschwiegenheit. Diese </w:t>
-      </w:r>
-      <w:r>
-        <w:t xml:space="preserve">hat </w:t>
-      </w:r>
-      <w:r>
-        <w:rPr>
-          <w:highlight w:val="yellow"/>
-        </w:rPr>
-        <w:t>er/sie</w:t>
-      </w:r>
-      <w:r>
-        <w:t xml:space="preserve"> zwischenzeitig eingereicht.</w:t>
-      </w:r>
+      <w:r/>
+      <w:r/>
+      <w:r>
+        <w:rPr>
+          <w:highlight w:val="yellow"/>
+        </w:rPr>
+      </w:r>
+      <w:r/>
+      <w:r>
+        <w:rPr>
+          <w:highlight w:val="yellow"/>
+        </w:rPr>
+      </w:r>
+      <w:r/>
+      <w:r/>
+      <w:r/>
+      <w:r>
+        <w:rPr>
+          <w:highlight w:val="yellow"/>
+        </w:rPr>
+      </w:r>
+      <w:r/>
+      <w:r/>
+      <w:r>
+        <w:rPr>
+          <w:highlight w:val="yellow"/>
+        </w:rPr>
+      </w:r>
+      <w:r/>
     </w:p>
     <w:p>
       <w:pPr>
@@ -7266,21 +7173,18 @@
         <w:rPr>
           <w:highlight w:val="yellow"/>
         </w:rPr>
-        <w:t>[Angaben zu weiteren Auskunftspersonen (</w:t>
       </w:r>
       <w:proofErr w:type="spellStart"/>
       <w:r>
         <w:rPr>
           <w:highlight w:val="yellow"/>
         </w:rPr>
-        <w:t>StB</w:t>
       </w:r>
       <w:proofErr w:type="spellEnd"/>
       <w:r>
         <w:rPr>
           <w:highlight w:val="yellow"/>
         </w:rPr>
-        <w:t>, etc.)]</w:t>
       </w:r>
     </w:p>
     <w:p>
@@ -7375,61 +7279,52 @@
         <w:rPr>
           <w:highlight w:val="yellow"/>
         </w:rPr>
-        <w:t>Am [</w:t>
-      </w:r>
-      <w:r>
-        <w:rPr>
-          <w:highlight w:val="yellow"/>
-        </w:rPr>
-        <w:t>…</w:t>
-      </w:r>
-      <w:r>
-        <w:rPr>
-          <w:highlight w:val="yellow"/>
-        </w:rPr>
-        <w:t xml:space="preserve">] </w:t>
-      </w:r>
-      <w:r>
-        <w:rPr>
-          <w:highlight w:val="yellow"/>
-        </w:rPr>
-        <w:t>fand</w:t>
-      </w:r>
-      <w:r>
-        <w:rPr>
-          <w:highlight w:val="yellow"/>
-        </w:rPr>
-        <w:t xml:space="preserve"> [</w:t>
-      </w:r>
-      <w:r>
-        <w:rPr>
-          <w:highlight w:val="yellow"/>
-        </w:rPr>
-        <w:t>a</w:t>
-      </w:r>
-      <w:r>
-        <w:rPr>
-          <w:highlight w:val="yellow"/>
-        </w:rPr>
-        <w:t>uf Wunsch des</w:t>
-      </w:r>
-      <w:r>
-        <w:rPr>
-          <w:highlight w:val="yellow"/>
-        </w:rPr>
-        <w:t xml:space="preserve"> […]</w:t>
-      </w:r>
-      <w:r>
-        <w:rPr>
-          <w:highlight w:val="yellow"/>
-        </w:rPr>
-        <w:t>] ein Informationsgespräch mit [dem Unterzeichner/Mitarbeitern der Kanzle</w:t>
-      </w:r>
-      <w:r>
-        <w:rPr>
-          <w:highlight w:val="yellow"/>
-        </w:rPr>
-        <w:t xml:space="preserve">i </w:t>
+        <w:t>⚡KI: Danach ist der gerichtlich bestellte Insolvenzverwalter oder Sachwalter in seiner Funktion im Rahmen des Insolvenzverfahrens der unabhängige, objektive, zur Sachlichkeit verpflichtete geschäftskundige Wahrer der Interessen aller im Insolvenzverfahren Beteiligten. Die erforderliche Unabhängigkeit des Unterzeichners und der geforderte Qualitätsstandard sind durch die Zertifizierung nach ISO 9001:2015 und GOI (Grundsätze ordnungsgemäßer Insolvenzverwaltung nach VID) gegeben. Die Zertifizierung wurde zuletzt am 15.07.2025 erneuert.</w:t>
+      </w:r>
+      <w:r>
+        <w:rPr>
+          <w:highlight w:val="yellow"/>
+        </w:rPr>
+      </w:r>
+      <w:r>
+        <w:rPr>
+          <w:highlight w:val="yellow"/>
+        </w:rPr>
+      </w:r>
+      <w:r>
+        <w:rPr>
+          <w:highlight w:val="yellow"/>
+        </w:rPr>
+      </w:r>
+      <w:r>
+        <w:rPr>
+          <w:highlight w:val="yellow"/>
+        </w:rPr>
+      </w:r>
+      <w:r>
+        <w:rPr>
+          <w:highlight w:val="yellow"/>
+        </w:rPr>
+      </w:r>
+      <w:r>
+        <w:rPr>
+          <w:highlight w:val="yellow"/>
+        </w:rPr>
+      </w:r>
+      <w:r>
+        <w:rPr>
+          <w:highlight w:val="yellow"/>
+        </w:rPr>
+      </w:r>
+      <w:r>
+        <w:rPr>
+          <w:highlight w:val="yellow"/>
+        </w:rPr>
+      </w:r>
+      <w:r>
+        <w:rPr>
+          <w:highlight w:val="yellow"/>
+        </w:rPr>
       </w:r>
       <w:bookmarkStart w:id="44" w:name="KI_Verwalter_des_der_002"/>
       <w:proofErr w:type="spellStart"/>
@@ -7437,7 +7332,6 @@
         <w:rPr>
           <w:highlight w:val="yellow"/>
         </w:rPr>
-        <w:t>KI_Verwalter_des_der</w:t>
       </w:r>
       <w:bookmarkEnd w:id="44"/>
       <w:proofErr w:type="spellEnd"/>
@@ -7445,7 +7339,6 @@
         <w:rPr>
           <w:highlight w:val="yellow"/>
         </w:rPr>
-        <w:t xml:space="preserve">  </w:t>
       </w:r>
       <w:bookmarkStart w:id="45" w:name="KI_Verwalter_Unterzeichner_Genitiv_002"/>
       <w:proofErr w:type="spellStart"/>
@@ -7453,7 +7346,6 @@
         <w:rPr>
           <w:highlight w:val="yellow"/>
         </w:rPr>
-        <w:t>KI_Verwalter_Unterzeichner_Genitiv</w:t>
       </w:r>
       <w:bookmarkEnd w:id="45"/>
       <w:proofErr w:type="spellEnd"/>
@@ -7461,61 +7353,51 @@
         <w:rPr>
           <w:highlight w:val="yellow"/>
         </w:rPr>
-        <w:t xml:space="preserve"> </w:t>
-      </w:r>
-      <w:r>
-        <w:rPr>
-          <w:highlight w:val="yellow"/>
-        </w:rPr>
-        <w:t>] statt. Im Rahmen des</w:t>
-      </w:r>
-      <w:r>
-        <w:rPr>
-          <w:highlight w:val="yellow"/>
-        </w:rPr>
-        <w:t xml:space="preserve"> Informationsgesprächs</w:t>
-      </w:r>
-      <w:r>
-        <w:rPr>
-          <w:highlight w:val="yellow"/>
-        </w:rPr>
-        <w:t xml:space="preserve"> wurde</w:t>
-      </w:r>
-      <w:r>
-        <w:rPr>
-          <w:highlight w:val="yellow"/>
-        </w:rPr>
-        <w:t xml:space="preserve"> […]</w:t>
-      </w:r>
-      <w:r>
-        <w:rPr>
-          <w:highlight w:val="yellow"/>
-        </w:rPr>
-        <w:t xml:space="preserve"> allgemein und abstrakt über den Ablauf eines Insolvenzverfahrens und dessen Auswirkungen auf die Befugnisse de</w:t>
-      </w:r>
-      <w:r>
-        <w:rPr>
-          <w:highlight w:val="yellow"/>
-        </w:rPr>
-        <w:t>r</w:t>
-      </w:r>
-      <w:r>
-        <w:rPr>
-          <w:highlight w:val="yellow"/>
-        </w:rPr>
-        <w:t xml:space="preserve"> Schuldner</w:t>
-      </w:r>
-      <w:r>
-        <w:rPr>
-          <w:highlight w:val="yellow"/>
-        </w:rPr>
-        <w:t>in</w:t>
-      </w:r>
-      <w:r>
-        <w:rPr>
-          <w:highlight w:val="yellow"/>
-        </w:rPr>
-        <w:t xml:space="preserve"> und über Sanierungsmöglichkeiten im Insolvenzverfahren informiert.</w:t>
+      </w:r>
+      <w:r>
+        <w:rPr>
+          <w:highlight w:val="yellow"/>
+        </w:rPr>
+      </w:r>
+      <w:r>
+        <w:rPr>
+          <w:highlight w:val="yellow"/>
+        </w:rPr>
+      </w:r>
+      <w:r>
+        <w:rPr>
+          <w:highlight w:val="yellow"/>
+        </w:rPr>
+      </w:r>
+      <w:r>
+        <w:rPr>
+          <w:highlight w:val="yellow"/>
+        </w:rPr>
+      </w:r>
+      <w:r>
+        <w:rPr>
+          <w:highlight w:val="yellow"/>
+        </w:rPr>
+      </w:r>
+      <w:r>
+        <w:rPr>
+          <w:highlight w:val="yellow"/>
+        </w:rPr>
+      </w:r>
+      <w:r>
+        <w:rPr>
+          <w:highlight w:val="yellow"/>
+        </w:rPr>
+      </w:r>
+      <w:r>
+        <w:rPr>
+          <w:highlight w:val="yellow"/>
+        </w:rPr>
+      </w:r>
+      <w:r>
+        <w:rPr>
+          <w:highlight w:val="yellow"/>
+        </w:rPr>
       </w:r>
       <w:bookmarkEnd w:id="43"/>
     </w:p>
@@ -7775,7 +7657,7 @@
                 <w:iCs/>
                 <w:highlight w:val="yellow"/>
               </w:rPr>
-              <w:t>[z.B. GmbH, AG, UG]</w:t>
+              <w:t>⚡KI: [[SLOT_189: z.B. GmbH, AG, UG]]</w:t>
             </w:r>
           </w:p>
         </w:tc>
@@ -8302,7 +8184,7 @@
                 <w:rFonts w:cs="Arial"/>
                 <w:highlight w:val="yellow"/>
               </w:rPr>
-              <w:t>[Branche]</w:t>
+              <w:t>⚡KI: [[SLOT_190: Branche]] https://de.statista.com/statistik/kategorien/</w:t>
             </w:r>
             <w:bookmarkEnd w:id="65"/>
             <w:r>
@@ -8310,13 +8192,11 @@
                 <w:rFonts w:cs="Arial"/>
                 <w:highlight w:val="yellow"/>
               </w:rPr>
-              <w:t xml:space="preserve"> </w:t>
             </w:r>
             <w:r>
               <w:rPr>
                 <w:rFonts w:cs="Arial"/>
               </w:rPr>
-              <w:t>https://de.statista.com/statistik/kategorien/</w:t>
             </w:r>
           </w:p>
         </w:tc>
@@ -8834,7 +8714,7 @@
               <w:rPr>
                 <w:bCs/>
               </w:rPr>
-              <w:t>[Ja/Nein]</w:t>
+              <w:t>⚡KI: [[SLOT_191: Ja/Nein]]</w:t>
             </w:r>
           </w:p>
         </w:tc>
@@ -8882,7 +8762,7 @@
               <w:rPr>
                 <w:bCs/>
               </w:rPr>
-              <w:t>[Ja/Nein]</w:t>
+              <w:t>⚡KI: [[SLOT_192: Ja/Nein]]</w:t>
             </w:r>
           </w:p>
         </w:tc>
@@ -9925,7 +9805,7 @@
               <w:rPr>
                 <w:bCs/>
               </w:rPr>
-              <w:t>[ja/nein]</w:t>
+              <w:t>⚡KI: [[SLOT_193: ja/nein]]</w:t>
             </w:r>
           </w:p>
         </w:tc>
@@ -10041,89 +9921,56 @@
       <w:pPr>
         <w:ind w:left="720"/>
       </w:pPr>
-      <w:r>
-        <w:t xml:space="preserve">Am </w:t>
-      </w:r>
-      <w:r>
-        <w:rPr>
-          <w:highlight w:val="yellow"/>
-        </w:rPr>
-        <w:t>[…]</w:t>
-      </w:r>
-      <w:r>
-        <w:t xml:space="preserve"> hat </w:t>
-      </w:r>
-      <w:r>
-        <w:rPr>
-          <w:highlight w:val="yellow"/>
-        </w:rPr>
-        <w:t>[…]</w:t>
-      </w:r>
-      <w:r>
-        <w:t xml:space="preserve"> einen Antrag auf Eröffnung des Insolvenzverfahrens über </w:t>
-      </w:r>
-      <w:r>
-        <w:rPr>
-          <w:highlight w:val="yellow"/>
-        </w:rPr>
-        <w:t>[ihr/das Vermögen der Schuldnerin]</w:t>
-      </w:r>
-      <w:r>
-        <w:t xml:space="preserve"> gestellt</w:t>
-      </w:r>
-      <w:r>
-        <w:t xml:space="preserve">. Mit Beschluss vom </w:t>
-      </w:r>
-      <w:r>
-        <w:rPr>
-          <w:highlight w:val="yellow"/>
-        </w:rPr>
-        <w:t>[…]</w:t>
-      </w:r>
-      <w:r>
-        <w:t xml:space="preserve"> hat das Insolvenzgericht</w:t>
-      </w:r>
-      <w:r>
-        <w:t xml:space="preserve"> </w:t>
-      </w:r>
+      <w:r/>
+      <w:r>
+        <w:rPr>
+          <w:highlight w:val="yellow"/>
+        </w:rPr>
+      </w:r>
+      <w:r/>
+      <w:r>
+        <w:rPr>
+          <w:highlight w:val="yellow"/>
+        </w:rPr>
+      </w:r>
+      <w:r/>
+      <w:r>
+        <w:rPr>
+          <w:highlight w:val="yellow"/>
+        </w:rPr>
+      </w:r>
+      <w:r/>
+      <w:r/>
+      <w:r>
+        <w:rPr>
+          <w:highlight w:val="yellow"/>
+        </w:rPr>
+      </w:r>
+      <w:r/>
+      <w:r/>
       <w:bookmarkStart w:id="105" w:name="KI_Verwalter_den_die_003"/>
       <w:proofErr w:type="spellStart"/>
-      <w:r>
-        <w:t>KI_Verwalter_den_die</w:t>
-      </w:r>
+      <w:r/>
       <w:bookmarkEnd w:id="105"/>
       <w:proofErr w:type="spellEnd"/>
-      <w:r>
-        <w:t xml:space="preserve"> </w:t>
-      </w:r>
+      <w:r/>
       <w:bookmarkStart w:id="106" w:name="KI_Verwalter_Unterzeichner_007"/>
       <w:proofErr w:type="spellStart"/>
-      <w:r>
-        <w:t>KI_Verwalter_Unterzeichner</w:t>
-      </w:r>
+      <w:r/>
       <w:bookmarkEnd w:id="106"/>
       <w:proofErr w:type="spellEnd"/>
-      <w:r>
-        <w:t xml:space="preserve"> </w:t>
-      </w:r>
+      <w:r/>
       <w:bookmarkStart w:id="107" w:name="KI_Verwalter_zum_zur"/>
       <w:proofErr w:type="spellStart"/>
-      <w:r>
-        <w:t>KI_Verwalter_zum_zur</w:t>
-      </w:r>
+      <w:r/>
       <w:bookmarkEnd w:id="107"/>
       <w:proofErr w:type="spellEnd"/>
-      <w:r>
-        <w:t xml:space="preserve"> </w:t>
-      </w:r>
-      <w:r>
-        <w:t xml:space="preserve">Sachverständigen </w:t>
-      </w:r>
-      <w:r>
-        <w:rPr>
-          <w:highlight w:val="yellow"/>
-        </w:rPr>
-        <w:t xml:space="preserve">und mit Beschluss vom </w:t>
+      <w:r/>
+      <w:r/>
+      <w:r>
+        <w:rPr>
+          <w:highlight w:val="yellow"/>
+        </w:rPr>
       </w:r>
       <w:bookmarkStart w:id="108" w:name="KI_Akte_VorlVerfahrDat"/>
       <w:proofErr w:type="spellStart"/>
@@ -10131,7 +9978,6 @@
         <w:rPr>
           <w:highlight w:val="yellow"/>
         </w:rPr>
-        <w:t>KI_Akte_VorlVerfahrDat</w:t>
       </w:r>
       <w:bookmarkEnd w:id="108"/>
       <w:proofErr w:type="spellEnd"/>
@@ -10139,17 +9985,13 @@
         <w:rPr>
           <w:highlight w:val="yellow"/>
         </w:rPr>
-        <w:t xml:space="preserve"> zum </w:t>
-      </w:r>
-      <w:r>
-        <w:rPr>
-          <w:highlight w:val="yellow"/>
-        </w:rPr>
-        <w:t>vorläufigen Insolvenzverwalter</w:t>
-      </w:r>
-      <w:r>
-        <w:t xml:space="preserve"> bestellt.</w:t>
-      </w:r>
+      </w:r>
+      <w:r>
+        <w:rPr>
+          <w:highlight w:val="yellow"/>
+        </w:rPr>
+      </w:r>
+      <w:r/>
     </w:p>
     <w:p>
       <w:pPr>
@@ -10450,7 +10292,6 @@
         <w:rPr>
           <w:highlight w:val="yellow"/>
         </w:rPr>
-        <w:t>[…]</w:t>
       </w:r>
     </w:p>
     <w:bookmarkEnd w:id="111"/>
@@ -10476,26 +10317,23 @@
         <w:rPr>
           <w:szCs w:val="22"/>
         </w:rPr>
-        <w:t xml:space="preserve">Örtliche </w:t>
+        <w:t>⚡KI: Örtliche Zuständigkeit des Amtsgerichts KI_Gericht_Ort, gem. § 3 Abs. 1 InsO</w:t>
       </w:r>
       <w:r>
         <w:rPr>
           <w:szCs w:val="22"/>
         </w:rPr>
-        <w:t xml:space="preserve">Zuständigkeit des Amtsgerichts </w:t>
       </w:r>
       <w:r>
         <w:rPr>
           <w:szCs w:val="22"/>
           <w:highlight w:val="yellow"/>
         </w:rPr>
-        <w:t>[…]</w:t>
       </w:r>
       <w:r>
         <w:rPr>
           <w:szCs w:val="22"/>
         </w:rPr>
-        <w:t>, gem. § 3 Abs. 1 InsO</w:t>
       </w:r>
       <w:bookmarkEnd w:id="113"/>
       <w:bookmarkEnd w:id="114"/>
@@ -10506,42 +10344,22 @@
         <w:ind w:left="709"/>
       </w:pPr>
       <w:r>
-        <w:t xml:space="preserve">Die Bestimmung der örtlichen Zuständigkeit richtet sich gem. § 3 Abs. 1 </w:t>
-      </w:r>
-      <w:r>
-        <w:t>S.</w:t>
-      </w:r>
-      <w:r>
-        <w:t xml:space="preserve"> 2 InsO in erster Linie nach dem Mittelpunkt der selbstständigen wirtschaftlichen Tätigkeit des Schuldners. Nur wenn keine selb</w:t>
-      </w:r>
-      <w:r>
-        <w:t>st</w:t>
-      </w:r>
-      <w:r>
-        <w:t xml:space="preserve">ständige wirtschaftliche Tätigkeit mehr ausgeübt wird, ist gemäß § 3 Abs. 1 </w:t>
-      </w:r>
-      <w:r>
-        <w:t>S.</w:t>
-      </w:r>
-      <w:r>
-        <w:t xml:space="preserve"> 1 InsO auf den allgemeinen Gerichtsstand des Schuldners abzustellen.  Der Mittelpunkt der selbstständigen Tätigkeit liegt dort, wo unmittelbar Geschäfte abgeschlossen werden. Abzustellen ist auf den Ort der tatsächlichen Willensbildung, das heißt von wo aus die unternehmerischen Leitentscheidungen getroffen und in laufende Geschäftsführungsakte umgesetzt werden (OLG Brandenburg, </w:t>
-      </w:r>
+        <w:t>⚡KI: Die Bestimmung der örtlichen Zuständigkeit richtet sich gem. § 3 Abs. 1 S. 2 InsO in erster Linie nach dem Mittelpunkt der selbstständigen wirtschaftlichen Tätigkeit des Schuldners. Nur wenn keine selbstständige wirtschaftliche Tätigkeit mehr ausgeübt wird, ist gemäß § 3 Abs. 1 S. 1 InsO auf den allgemeinen Gerichtsstand des Schuldners abzustellen. Der Mittelpunkt der selbstständigen Tätigkeit liegt dort, wo unmittelbar Geschäfte abgeschlossen werden. Abzustellen ist auf den Ort der tatsächlichen Willensbildung, das heißt von wo aus die unternehmerischen Leitentscheidungen getroffen und in laufende Geschäftsführungsakte umgesetzt werden (OLG Brandenburg, ZInsO 2002, 767; AG Essen, ZInsO 2009, 2207).</w:t>
+      </w:r>
+      <w:r/>
+      <w:r/>
+      <w:r/>
+      <w:r/>
+      <w:r/>
+      <w:r/>
       <w:proofErr w:type="spellStart"/>
-      <w:r>
-        <w:t>ZInsO</w:t>
-      </w:r>
+      <w:r/>
       <w:proofErr w:type="spellEnd"/>
-      <w:r>
-        <w:t xml:space="preserve"> 2002, 767; AG Essen, </w:t>
-      </w:r>
+      <w:r/>
       <w:proofErr w:type="spellStart"/>
-      <w:r>
-        <w:t>ZInsO</w:t>
-      </w:r>
+      <w:r/>
       <w:proofErr w:type="spellEnd"/>
-      <w:r>
-        <w:t xml:space="preserve"> 2009, 2207).</w:t>
-      </w:r>
+      <w:r/>
     </w:p>
     <w:p>
       <w:pPr>
@@ -10552,27 +10370,19 @@
       <w:pPr>
         <w:ind w:left="709"/>
       </w:pPr>
-      <w:r>
-        <w:t xml:space="preserve">Der Geschäftsbetrieb der Antragstellerin war bei Antragstellung nicht eingestellt und wird zurzeit aufrechterhalten. Sie hat ihren Haupt- und Verwaltungssitz </w:t>
-      </w:r>
-      <w:r>
-        <w:rPr>
-          <w:highlight w:val="yellow"/>
-        </w:rPr>
-        <w:t>[…]</w:t>
-      </w:r>
-      <w:r>
-        <w:t xml:space="preserve">. Hier trifft die Geschäftsführung sämtliche unternehmerischen Entscheidungen. Mithin findet ihre tatsächliche Willensbildung in </w:t>
-      </w:r>
-      <w:r>
-        <w:rPr>
-          <w:highlight w:val="yellow"/>
-        </w:rPr>
-        <w:t>[…]</w:t>
-      </w:r>
-      <w:r>
-        <w:t xml:space="preserve"> statt. </w:t>
-      </w:r>
+      <w:r/>
+      <w:r>
+        <w:rPr>
+          <w:highlight w:val="yellow"/>
+        </w:rPr>
+      </w:r>
+      <w:r/>
+      <w:r>
+        <w:rPr>
+          <w:highlight w:val="yellow"/>
+        </w:rPr>
+      </w:r>
+      <w:r/>
     </w:p>
     <w:p>
       <w:pPr>
@@ -10583,18 +10393,13 @@
       <w:pPr>
         <w:ind w:firstLine="709"/>
       </w:pPr>
-      <w:r>
-        <w:t xml:space="preserve">Das Amtsgericht </w:t>
-      </w:r>
-      <w:r>
-        <w:rPr>
-          <w:highlight w:val="yellow"/>
-        </w:rPr>
-        <w:t>[…]</w:t>
-      </w:r>
-      <w:r>
-        <w:t xml:space="preserve"> ist somit örtlich zuständig.</w:t>
-      </w:r>
+      <w:r/>
+      <w:r>
+        <w:rPr>
+          <w:highlight w:val="yellow"/>
+        </w:rPr>
+      </w:r>
+      <w:r/>
     </w:p>
     <w:p>
       <w:pPr>
@@ -10632,106 +10437,62 @@
       <w:pPr>
         <w:ind w:left="709"/>
       </w:pPr>
-      <w:r>
-        <w:t xml:space="preserve">Mit Beschluss vom </w:t>
-      </w:r>
-      <w:r>
-        <w:rPr>
-          <w:highlight w:val="yellow"/>
-        </w:rPr>
-        <w:t>[…]</w:t>
-      </w:r>
-      <w:r>
-        <w:t xml:space="preserve"> </w:t>
-      </w:r>
-      <w:r>
-        <w:rPr>
-          <w:highlight w:val="yellow"/>
-        </w:rPr>
-        <w:t>ordnete das Insolvenzgericht zur Sicherung der künftigen Insolvenzmasse Maßnahmen gem. § 21 InsO an</w:t>
-      </w:r>
-      <w:r>
-        <w:rPr>
-          <w:highlight w:val="yellow"/>
-        </w:rPr>
-        <w:t>. Mit Beschluss vom […]</w:t>
-      </w:r>
-      <w:r>
-        <w:t xml:space="preserve"> </w:t>
-      </w:r>
-      <w:r>
-        <w:t>hat das Insolvenzgericht Verfügungen de</w:t>
-      </w:r>
-      <w:r>
-        <w:t>r</w:t>
-      </w:r>
-      <w:r>
-        <w:t xml:space="preserve"> Schuldner</w:t>
-      </w:r>
-      <w:r>
-        <w:t>in</w:t>
-      </w:r>
-      <w:r>
-        <w:t xml:space="preserve"> unter Zustimmungsvorbehalt gestellt. Maßnahmen der Zwangsvollstreckung wurden gem. § 21 Abs. 2 S. 1 Nr. 3 InsO untersagt.</w:t>
-      </w:r>
-      <w:r>
-        <w:t xml:space="preserve"> </w:t>
-      </w:r>
+      <w:r/>
+      <w:r>
+        <w:rPr>
+          <w:highlight w:val="yellow"/>
+        </w:rPr>
+      </w:r>
+      <w:r/>
+      <w:r>
+        <w:rPr>
+          <w:highlight w:val="yellow"/>
+        </w:rPr>
+      </w:r>
+      <w:r>
+        <w:rPr>
+          <w:highlight w:val="yellow"/>
+        </w:rPr>
+      </w:r>
+      <w:r/>
+      <w:r/>
+      <w:r/>
+      <w:r/>
+      <w:r/>
+      <w:r/>
+      <w:r/>
       <w:bookmarkStart w:id="117" w:name="KI_Verwalter_Der_Die_Groß_002"/>
       <w:proofErr w:type="spellStart"/>
-      <w:r>
-        <w:t>KI_Verwalter_Der_Die_Groß</w:t>
-      </w:r>
+      <w:r/>
       <w:bookmarkEnd w:id="117"/>
       <w:proofErr w:type="spellEnd"/>
-      <w:r>
-        <w:t xml:space="preserve"> </w:t>
-      </w:r>
+      <w:r/>
       <w:bookmarkStart w:id="118" w:name="KI_Verwalter_Unterzeichner_008"/>
       <w:proofErr w:type="spellStart"/>
-      <w:r>
-        <w:t>KI_Verwalter_Unterzeichner</w:t>
-      </w:r>
+      <w:r/>
       <w:bookmarkEnd w:id="118"/>
       <w:proofErr w:type="spellEnd"/>
-      <w:r>
-        <w:t xml:space="preserve"> </w:t>
-      </w:r>
-      <w:r>
-        <w:t>wurde</w:t>
-      </w:r>
-      <w:r>
-        <w:t xml:space="preserve"> </w:t>
-      </w:r>
+      <w:r/>
+      <w:r/>
+      <w:r/>
       <w:bookmarkStart w:id="119" w:name="KI_Verwalter_zum_zur_002"/>
       <w:proofErr w:type="spellStart"/>
-      <w:r>
-        <w:lastRenderedPageBreak/>
-        <w:t>KI_Verwalter_zum_zur</w:t>
-      </w:r>
+      <w:r/>
       <w:bookmarkEnd w:id="119"/>
       <w:proofErr w:type="spellEnd"/>
-      <w:r>
-        <w:t xml:space="preserve"> </w:t>
-      </w:r>
-      <w:r>
-        <w:t>vorläufigen Insolvenzverwalte</w:t>
-      </w:r>
-      <w:r>
-        <w:rPr>
-          <w:highlight w:val="yellow"/>
-        </w:rPr>
-        <w:t>r</w:t>
-      </w:r>
-      <w:r>
-        <w:rPr>
-          <w:highlight w:val="yellow"/>
-        </w:rPr>
-        <w:t>/in</w:t>
-      </w:r>
-      <w:r>
-        <w:t xml:space="preserve"> bestellt und ermächtigt, Forderungen der Antragstellerin auf ein Treuhandkonto einzuziehen. </w:t>
-      </w:r>
+      <w:r/>
+      <w:r/>
+      <w:r>
+        <w:rPr>
+          <w:highlight w:val="yellow"/>
+        </w:rPr>
+      </w:r>
+      <w:r>
+        <w:rPr>
+          <w:highlight w:val="yellow"/>
+        </w:rPr>
+      </w:r>
+      <w:r/>
     </w:p>
     <w:p>
       <w:pPr>
@@ -10746,7 +10507,7 @@
         <w:rPr>
           <w:highlight w:val="yellow"/>
         </w:rPr>
-        <w:t>[vorl. Gläubigerausschuss?]</w:t>
+        <w:t>⚡KI: [[SLOT_105: vorl. Gläubigerausschuss?]]</w:t>
       </w:r>
     </w:p>
     <w:p/>
@@ -10782,70 +10543,48 @@
         <w:ind w:left="709"/>
         <w:textAlignment w:val="auto"/>
       </w:pPr>
-      <w:r>
-        <w:t xml:space="preserve">Mit Beschluss vom </w:t>
-      </w:r>
-      <w:r>
-        <w:rPr>
-          <w:highlight w:val="yellow"/>
-        </w:rPr>
-        <w:t>[…]</w:t>
-      </w:r>
-      <w:r>
-        <w:t xml:space="preserve"> wurde</w:t>
-      </w:r>
-      <w:r>
-        <w:t xml:space="preserve"> </w:t>
-      </w:r>
+      <w:r/>
+      <w:r>
+        <w:rPr>
+          <w:highlight w:val="yellow"/>
+        </w:rPr>
+      </w:r>
+      <w:r/>
+      <w:r/>
       <w:bookmarkStart w:id="122" w:name="KI_Verwalter_der_die_002"/>
       <w:proofErr w:type="spellStart"/>
-      <w:r>
-        <w:t>KI_Verwalter_der_die</w:t>
-      </w:r>
+      <w:r/>
       <w:bookmarkEnd w:id="122"/>
       <w:proofErr w:type="spellEnd"/>
-      <w:r>
-        <w:t xml:space="preserve"> </w:t>
-      </w:r>
-      <w:r>
-        <w:rPr>
-          <w:highlight w:val="yellow"/>
-        </w:rPr>
-        <w:t>vorläufige</w:t>
-      </w:r>
-      <w:r>
-        <w:rPr>
-          <w:highlight w:val="yellow"/>
-        </w:rPr>
-        <w:t>/</w:t>
-      </w:r>
-      <w:r>
-        <w:rPr>
-          <w:highlight w:val="yellow"/>
-        </w:rPr>
-        <w:t>r Insolvenzverwalter</w:t>
-      </w:r>
-      <w:r>
-        <w:rPr>
-          <w:highlight w:val="yellow"/>
-        </w:rPr>
-        <w:t>/in</w:t>
-      </w:r>
-      <w:r>
-        <w:t xml:space="preserve"> </w:t>
-      </w:r>
-      <w:r>
-        <w:t xml:space="preserve">ermächtigt, im Wege der Kreditaufnahme Masseverbindlichkeiten für die zur Vorfinanzierung des Insolvenzgeldes erforderlichen Kosten in Höhe von </w:t>
-      </w:r>
-      <w:r>
-        <w:rPr>
-          <w:highlight w:val="yellow"/>
-        </w:rPr>
-        <w:t>[…]</w:t>
-      </w:r>
-      <w:r>
-        <w:t xml:space="preserve"> EUR zu begründen.</w:t>
-      </w:r>
+      <w:r/>
+      <w:r>
+        <w:rPr>
+          <w:highlight w:val="yellow"/>
+        </w:rPr>
+      </w:r>
+      <w:r>
+        <w:rPr>
+          <w:highlight w:val="yellow"/>
+        </w:rPr>
+      </w:r>
+      <w:r>
+        <w:rPr>
+          <w:highlight w:val="yellow"/>
+        </w:rPr>
+      </w:r>
+      <w:r>
+        <w:rPr>
+          <w:highlight w:val="yellow"/>
+        </w:rPr>
+      </w:r>
+      <w:r/>
+      <w:r/>
+      <w:r>
+        <w:rPr>
+          <w:highlight w:val="yellow"/>
+        </w:rPr>
+      </w:r>
+      <w:r/>
     </w:p>
     <w:p/>
     <w:p/>
@@ -10904,7 +10643,6 @@
         <w:rPr>
           <w:highlight w:val="yellow"/>
         </w:rPr>
-        <w:t>[nicht nur Wiedergabe des oftmals wenig sagenden eingetragenen Unternehmensgegenstandes sondern auch nähere (mehr sagende) Kurzbeschreibung der Unternehmenstätigkeit, Betriebsstätten, Anzahl der Arbeitnehmer, ggf. bedeutende Kunden oder Lieferanten]</w:t>
       </w:r>
     </w:p>
     <w:p/>
@@ -10941,19 +10679,16 @@
         <w:rPr>
           <w:highlight w:val="yellow"/>
         </w:rPr>
-        <w:t>[…Gründung, Gründungsstruktur, Umstrukturierungen</w:t>
-      </w:r>
-      <w:r>
-        <w:rPr>
-          <w:highlight w:val="yellow"/>
-        </w:rPr>
-        <w:t xml:space="preserve"> </w:t>
-      </w:r>
-      <w:r>
-        <w:rPr>
-          <w:highlight w:val="yellow"/>
-        </w:rPr>
-        <w:t>Kapitalaufbringung, Kapitalerhaltung]</w:t>
+      </w:r>
+      <w:r>
+        <w:rPr>
+          <w:highlight w:val="yellow"/>
+        </w:rPr>
+      </w:r>
+      <w:r>
+        <w:rPr>
+          <w:highlight w:val="yellow"/>
+        </w:rPr>
       </w:r>
     </w:p>
     <w:p/>
@@ -10996,7 +10731,6 @@
         <w:rPr>
           <w:highlight w:val="yellow"/>
         </w:rPr>
-        <w:t xml:space="preserve">[verbesserte Gliederungsmöglichkeit: 1. Fremdfinanzierung und Sicherheiten, 3. Gesellschafterfinanzierungen und Sicherheiten] </w:t>
       </w:r>
     </w:p>
     <w:p>
@@ -11015,19 +10749,16 @@
         <w:rPr>
           <w:highlight w:val="yellow"/>
         </w:rPr>
-        <w:t>[wesentliche Finanzierungsverhältnisse und</w:t>
-      </w:r>
-      <w:r>
-        <w:rPr>
-          <w:highlight w:val="yellow"/>
-        </w:rPr>
-        <w:t xml:space="preserve"> zugehörige</w:t>
-      </w:r>
-      <w:r>
-        <w:rPr>
-          <w:highlight w:val="yellow"/>
-        </w:rPr>
-        <w:t xml:space="preserve"> Sicherheiten]</w:t>
+      </w:r>
+      <w:r>
+        <w:rPr>
+          <w:highlight w:val="yellow"/>
+        </w:rPr>
+      </w:r>
+      <w:r>
+        <w:rPr>
+          <w:highlight w:val="yellow"/>
+        </w:rPr>
       </w:r>
     </w:p>
     <w:p/>
@@ -11080,20 +10811,18 @@
         <w:rPr>
           <w:szCs w:val="22"/>
         </w:rPr>
-        <w:t>A</w:t>
+        <w:t>⚡KI: Arbeitsrechtliche Verhältnisse</w:t>
       </w:r>
       <w:r>
         <w:rPr>
           <w:szCs w:val="22"/>
         </w:rPr>
-        <w:t xml:space="preserve">rbeitsrechtliche Verhältnisse </w:t>
       </w:r>
       <w:r>
         <w:rPr>
           <w:szCs w:val="22"/>
           <w:highlight w:val="yellow"/>
         </w:rPr>
-        <w:t>[wenn überschaubare arbeitsrechtliche Verhältnisse, ansonsten extra Gliederungspunkt unter IV.]</w:t>
       </w:r>
       <w:bookmarkEnd w:id="134"/>
       <w:bookmarkEnd w:id="135"/>
@@ -11118,7 +10847,6 @@
           <w:color w:val="000000"/>
           <w:lang w:eastAsia="de-DE"/>
         </w:rPr>
-        <w:t>Die Schuldnerin beschäftigt</w:t>
       </w:r>
       <w:r>
         <w:rPr>
@@ -11126,7 +10854,6 @@
           <w:color w:val="000000"/>
           <w:lang w:eastAsia="de-DE"/>
         </w:rPr>
-        <w:t xml:space="preserve"> </w:t>
       </w:r>
       <w:r>
         <w:rPr>
@@ -11135,7 +10862,6 @@
           <w:highlight w:val="yellow"/>
           <w:lang w:eastAsia="de-DE"/>
         </w:rPr>
-        <w:t>[…]</w:t>
       </w:r>
       <w:r>
         <w:rPr>
@@ -11143,7 +10869,6 @@
           <w:color w:val="000000"/>
           <w:lang w:eastAsia="de-DE"/>
         </w:rPr>
-        <w:t xml:space="preserve"> Arbeitnehmer, davon </w:t>
       </w:r>
       <w:r>
         <w:rPr>
@@ -11152,7 +10877,6 @@
           <w:highlight w:val="yellow"/>
           <w:lang w:eastAsia="de-DE"/>
         </w:rPr>
-        <w:t>[…]</w:t>
       </w:r>
       <w:r>
         <w:rPr>
@@ -11160,7 +10884,6 @@
           <w:color w:val="000000"/>
           <w:lang w:eastAsia="de-DE"/>
         </w:rPr>
-        <w:t xml:space="preserve"> im Ausbildungsverhältnis. Ein Betriebsrat besteht </w:t>
       </w:r>
       <w:r>
         <w:rPr>
@@ -11169,7 +10892,6 @@
           <w:highlight w:val="yellow"/>
           <w:lang w:eastAsia="de-DE"/>
         </w:rPr>
-        <w:t>(nicht).</w:t>
       </w:r>
       <w:r>
         <w:rPr>
@@ -11177,7 +10899,6 @@
           <w:color w:val="000000"/>
           <w:lang w:eastAsia="de-DE"/>
         </w:rPr>
-        <w:t xml:space="preserve"> Lohnrückstände sind </w:t>
       </w:r>
       <w:r>
         <w:rPr>
@@ -11186,7 +10907,6 @@
           <w:highlight w:val="yellow"/>
           <w:lang w:eastAsia="de-DE"/>
         </w:rPr>
-        <w:t>[…]</w:t>
       </w:r>
       <w:r>
         <w:rPr>
@@ -11194,7 +10914,6 @@
           <w:color w:val="000000"/>
           <w:lang w:eastAsia="de-DE"/>
         </w:rPr>
-        <w:t xml:space="preserve"> aufgelaufen.</w:t>
       </w:r>
       <w:r>
         <w:rPr>
@@ -11202,7 +10921,6 @@
           <w:color w:val="000000"/>
           <w:lang w:eastAsia="de-DE"/>
         </w:rPr>
-        <w:t xml:space="preserve"> </w:t>
       </w:r>
       <w:bookmarkStart w:id="136" w:name="KI_Verwalter_Der_Die_Groß_003"/>
       <w:proofErr w:type="spellStart"/>
@@ -11212,7 +10930,6 @@
           <w:color w:val="000000"/>
           <w:lang w:eastAsia="de-DE"/>
         </w:rPr>
-        <w:t>KI_Verwalter_Der_Die_Groß</w:t>
       </w:r>
       <w:bookmarkEnd w:id="136"/>
       <w:proofErr w:type="spellEnd"/>
@@ -11222,7 +10939,6 @@
           <w:color w:val="000000"/>
           <w:lang w:eastAsia="de-DE"/>
         </w:rPr>
-        <w:t xml:space="preserve"> </w:t>
       </w:r>
       <w:bookmarkStart w:id="137" w:name="KI_Verwalter_Unterzeichner_010"/>
       <w:proofErr w:type="spellStart"/>
@@ -11232,7 +10948,6 @@
           <w:color w:val="000000"/>
           <w:lang w:eastAsia="de-DE"/>
         </w:rPr>
-        <w:t>KI_Verwalter_Unterzeichner</w:t>
       </w:r>
       <w:bookmarkEnd w:id="137"/>
       <w:proofErr w:type="spellEnd"/>
@@ -11242,7 +10957,6 @@
           <w:color w:val="000000"/>
           <w:lang w:eastAsia="de-DE"/>
         </w:rPr>
-        <w:t xml:space="preserve"> hat die Nettolohnzahlungen für </w:t>
       </w:r>
       <w:r>
         <w:rPr>
@@ -11251,7 +10965,6 @@
           <w:highlight w:val="yellow"/>
           <w:lang w:eastAsia="de-DE"/>
         </w:rPr>
-        <w:t>[…]</w:t>
       </w:r>
       <w:r>
         <w:rPr>
@@ -11259,7 +10972,6 @@
           <w:color w:val="000000"/>
           <w:lang w:eastAsia="de-DE"/>
         </w:rPr>
-        <w:t xml:space="preserve"> im Rahmen einer durch die Bundesagentur für Arbeit genehmigten Insolvenzgeldvorfinanzierung sichergestellt. In einer Betriebsversammlung am </w:t>
       </w:r>
       <w:r>
         <w:rPr>
@@ -11268,7 +10980,6 @@
           <w:highlight w:val="yellow"/>
           <w:lang w:eastAsia="de-DE"/>
         </w:rPr>
-        <w:t>[…]</w:t>
       </w:r>
       <w:r>
         <w:rPr>
@@ -11276,7 +10987,6 @@
           <w:color w:val="000000"/>
           <w:lang w:eastAsia="de-DE"/>
         </w:rPr>
-        <w:t xml:space="preserve"> wurden die Mitarbeiter über das Insolvenzverfahren und die Insolvenzgeldvorfinanzierung informiert.</w:t>
       </w:r>
     </w:p>
     <w:p>
@@ -11292,7 +11002,7 @@
         <w:rPr>
           <w:highlight w:val="yellow"/>
         </w:rPr>
-        <w:t>[kollektivarbeitsrechtliche und betriebsverfassungsrechtliche Verhältnisse: Betriebsrat? Tarifvertrag? Unterliegen die Arbeitnehmer dem KSchG? Schwellenwert des § 17 KSchG erreicht? Sozialplan?]</w:t>
+        <w:t>⚡KI: [[SLOT_112: kollektivarbeitsrechtliche und betriebsverfassungsrechtliche]]</w:t>
       </w:r>
     </w:p>
     <w:p>
@@ -11309,7 +11019,7 @@
         <w:rPr>
           <w:highlight w:val="yellow"/>
         </w:rPr>
-        <w:t>[außerdem: Geschäftsführeranstellungsvertrag; Achtung: kein Arbeitnehmer]</w:t>
+        <w:t>⚡KI: [[SLOT_113: außerdem: Geschäftsführeranstellungsvertrag; Achtung: kein A]]</w:t>
       </w:r>
     </w:p>
     <w:bookmarkEnd w:id="138"/>
@@ -11363,7 +11073,6 @@
         <w:rPr>
           <w:highlight w:val="yellow"/>
         </w:rPr>
-        <w:t>[Gewerberaummiet-/Pachtverträge Beschreibung]</w:t>
       </w:r>
     </w:p>
     <w:p/>
@@ -11401,7 +11110,6 @@
         <w:rPr>
           <w:highlight w:val="yellow"/>
         </w:rPr>
-        <w:t>[Versicherungsverträge Beschreibung]</w:t>
       </w:r>
     </w:p>
     <w:p/>
@@ -11442,7 +11150,6 @@
         <w:rPr>
           <w:highlight w:val="yellow"/>
         </w:rPr>
-        <w:t>[Versorgungsverträge Beschreibung]</w:t>
       </w:r>
     </w:p>
     <w:p>
@@ -11496,7 +11203,6 @@
         <w:rPr>
           <w:highlight w:val="yellow"/>
         </w:rPr>
-        <w:t>[… Finanzierungs-Leasing]</w:t>
       </w:r>
     </w:p>
     <w:p/>
@@ -11536,7 +11242,6 @@
         <w:rPr>
           <w:highlight w:val="yellow"/>
         </w:rPr>
-        <w:t>[Factoring-Vereinbarungen]</w:t>
       </w:r>
     </w:p>
     <w:p/>
@@ -11577,7 +11282,6 @@
         <w:rPr>
           <w:highlight w:val="yellow"/>
         </w:rPr>
-        <w:t>[sonstige Vertragsverhältnisse]</w:t>
       </w:r>
     </w:p>
     <w:p/>
@@ -11598,14 +11302,13 @@
         <w:rPr>
           <w:szCs w:val="22"/>
         </w:rPr>
-        <w:t xml:space="preserve">Arbeitsrechtliche Verhältnisse </w:t>
+        <w:t>⚡KI: Arbeitsrechtliche Verhältnisse</w:t>
       </w:r>
       <w:r>
         <w:rPr>
           <w:szCs w:val="22"/>
           <w:highlight w:val="yellow"/>
         </w:rPr>
-        <w:t>[wenn größerer Betrieb]</w:t>
       </w:r>
       <w:bookmarkEnd w:id="156"/>
       <w:bookmarkEnd w:id="157"/>
@@ -11633,7 +11336,6 @@
           <w:color w:val="000000"/>
           <w:lang w:eastAsia="de-DE"/>
         </w:rPr>
-        <w:t>KI_Schuldner_Der_Die_Groß</w:t>
       </w:r>
       <w:bookmarkEnd w:id="158"/>
       <w:proofErr w:type="spellEnd"/>
@@ -11643,7 +11345,6 @@
           <w:color w:val="000000"/>
           <w:lang w:eastAsia="de-DE"/>
         </w:rPr>
-        <w:t xml:space="preserve"> </w:t>
       </w:r>
       <w:bookmarkStart w:id="160" w:name="KI_Schuldner_Schuldnerin"/>
       <w:proofErr w:type="spellStart"/>
@@ -11653,7 +11354,6 @@
           <w:color w:val="000000"/>
           <w:lang w:eastAsia="de-DE"/>
         </w:rPr>
-        <w:t>KI_Schuldner_Schuldnerin</w:t>
       </w:r>
       <w:bookmarkEnd w:id="160"/>
       <w:proofErr w:type="spellEnd"/>
@@ -11663,7 +11363,6 @@
           <w:color w:val="000000"/>
           <w:lang w:eastAsia="de-DE"/>
         </w:rPr>
-        <w:t xml:space="preserve"> </w:t>
       </w:r>
       <w:r>
         <w:rPr>
@@ -11671,7 +11370,6 @@
           <w:color w:val="000000"/>
           <w:lang w:eastAsia="de-DE"/>
         </w:rPr>
-        <w:t>beschäftigt</w:t>
       </w:r>
       <w:r>
         <w:rPr>
@@ -11679,7 +11377,6 @@
           <w:color w:val="000000"/>
           <w:lang w:eastAsia="de-DE"/>
         </w:rPr>
-        <w:t xml:space="preserve"> […] Arbeitnehmer, davon [Anzahl Auszubildende] im Ausbildungsverhältnis. Ein Betriebsrat besteht (nicht). Lohnrückstände sind [Betrag/Status Lohnrückstände] aufgelaufen.</w:t>
       </w:r>
       <w:r>
         <w:rPr>
@@ -11687,7 +11384,6 @@
           <w:color w:val="000000"/>
           <w:lang w:eastAsia="de-DE"/>
         </w:rPr>
-        <w:t xml:space="preserve"> </w:t>
       </w:r>
       <w:bookmarkStart w:id="161" w:name="KI_Verwalter_Der_Die_Groß_004"/>
       <w:proofErr w:type="spellStart"/>
@@ -11697,7 +11393,6 @@
           <w:color w:val="000000"/>
           <w:lang w:eastAsia="de-DE"/>
         </w:rPr>
-        <w:t>KI_Verwalter_Der_Die_Groß</w:t>
       </w:r>
       <w:bookmarkEnd w:id="161"/>
       <w:proofErr w:type="spellEnd"/>
@@ -11707,7 +11402,6 @@
           <w:color w:val="000000"/>
           <w:lang w:eastAsia="de-DE"/>
         </w:rPr>
-        <w:t xml:space="preserve"> </w:t>
       </w:r>
       <w:bookmarkStart w:id="162" w:name="KI_Verwalter_Unterzeichner_012"/>
       <w:proofErr w:type="spellStart"/>
@@ -11717,7 +11411,6 @@
           <w:color w:val="000000"/>
           <w:lang w:eastAsia="de-DE"/>
         </w:rPr>
-        <w:t>KI_Verwalter_Unterzeichner</w:t>
       </w:r>
       <w:bookmarkEnd w:id="162"/>
       <w:proofErr w:type="spellEnd"/>
@@ -11727,7 +11420,6 @@
           <w:color w:val="000000"/>
           <w:lang w:eastAsia="de-DE"/>
         </w:rPr>
-        <w:t xml:space="preserve"> </w:t>
       </w:r>
       <w:r>
         <w:rPr>
@@ -11735,7 +11427,6 @@
           <w:color w:val="000000"/>
           <w:lang w:eastAsia="de-DE"/>
         </w:rPr>
-        <w:t>hat die Nettolohnzahlungen für [Monate Insolvenzgeldvorfinanzierung] im Rahmen einer durch die Bundesagentur für Arbeit genehmigten Insolvenzgeldvorfinanzierung sichergestellt. In einer Betriebsversammlung am [Datum Betriebsversammlung] wurden die Mitarbeiter über das Insolvenzverfahren und die Insolvenzgeldvorfinanzierung informiert.</w:t>
       </w:r>
     </w:p>
     <w:p>
@@ -11752,19 +11443,17 @@
         <w:rPr>
           <w:highlight w:val="yellow"/>
         </w:rPr>
-        <w:t xml:space="preserve">[kollektivarbeitsrechtliche und betriebsverfassungsrechtliche Verhältnisse: Betriebsrat? Tarifvertrag? </w:t>
-      </w:r>
-      <w:r>
-        <w:rPr>
-          <w:highlight w:val="yellow"/>
-        </w:rPr>
-        <w:t xml:space="preserve">Unterliegen die Arbeitnehmer dem KSchG? </w:t>
-      </w:r>
-      <w:r>
-        <w:rPr>
-          <w:highlight w:val="yellow"/>
-        </w:rPr>
-        <w:t>Schwellenwert des § 17 KSchG erreicht? Sozialplan?]</w:t>
+        <w:t>⚡KI: [[SLOT_121: kollektivarbeitsrechtliche und betriebsverfassungsrechtliche]]</w:t>
+      </w:r>
+      <w:r>
+        <w:rPr>
+          <w:highlight w:val="yellow"/>
+        </w:rPr>
+      </w:r>
+      <w:r>
+        <w:rPr>
+          <w:highlight w:val="yellow"/>
+        </w:rPr>
       </w:r>
       <w:bookmarkEnd w:id="163"/>
     </w:p>
@@ -11781,7 +11470,7 @@
         <w:rPr>
           <w:highlight w:val="yellow"/>
         </w:rPr>
-        <w:t>[außerdem: Geschäftsführeranstellungsvertrag; Achtung: kein Arbeitnehmer]</w:t>
+        <w:t>⚡KI: [[SLOT_122: außerdem: Geschäftsführeranstellungsvertrag; Achtung: kein A]]</w:t>
       </w:r>
     </w:p>
     <w:bookmarkEnd w:id="159"/>
@@ -11937,7 +11626,7 @@
                 <w:highlight w:val="yellow"/>
                 <w:u w:val="single"/>
               </w:rPr>
-              <w:t>[Kreditinstitut 1]</w:t>
+              <w:t>⚡KI: [[SLOT_194: Kreditinstitut 1]]</w:t>
             </w:r>
           </w:p>
           <w:p>
@@ -11996,14 +11685,10 @@
               <w:rPr>
                 <w:highlight w:val="yellow"/>
               </w:rPr>
-              <w:t>[…]</w:t>
-            </w:r>
-            <w:r>
-              <w:t xml:space="preserve"> </w:t>
-            </w:r>
-            <w:r>
-              <w:t>EUR</w:t>
-            </w:r>
+              <w:t>⚡KI: [[SLOT_195: Tabellenwert]] EUR</w:t>
+            </w:r>
+            <w:r/>
+            <w:r/>
           </w:p>
           <w:p>
             <w:pPr>
@@ -12018,14 +11703,10 @@
               <w:rPr>
                 <w:highlight w:val="yellow"/>
               </w:rPr>
-              <w:t>[…]</w:t>
-            </w:r>
-            <w:r>
-              <w:t xml:space="preserve"> </w:t>
-            </w:r>
-            <w:r>
-              <w:t>EUR</w:t>
-            </w:r>
+              <w:t>⚡KI: [[SLOT_197: Tabellenwert]] EUR</w:t>
+            </w:r>
+            <w:r/>
+            <w:r/>
           </w:p>
         </w:tc>
       </w:tr>
@@ -12082,7 +11763,7 @@
                 <w:highlight w:val="yellow"/>
                 <w:u w:val="single"/>
               </w:rPr>
-              <w:t>[Kreditinstitut 2]</w:t>
+              <w:t>⚡KI: [[SLOT_199: Kreditinstitut 2]]</w:t>
             </w:r>
           </w:p>
           <w:p>
@@ -12142,15 +11823,10 @@
               <w:rPr>
                 <w:highlight w:val="yellow"/>
               </w:rPr>
-              <w:lastRenderedPageBreak/>
-              <w:t>[…]</w:t>
-            </w:r>
-            <w:r>
-              <w:t xml:space="preserve"> </w:t>
-            </w:r>
-            <w:r>
-              <w:t>EUR</w:t>
-            </w:r>
+              <w:t>⚡KI: [[SLOT_200: Tabellenwert]] EUR</w:t>
+            </w:r>
+            <w:r/>
+            <w:r/>
           </w:p>
           <w:p>
             <w:pPr>
@@ -12165,14 +11841,10 @@
               <w:rPr>
                 <w:highlight w:val="yellow"/>
               </w:rPr>
-              <w:t>[…]</w:t>
-            </w:r>
-            <w:r>
-              <w:t xml:space="preserve"> </w:t>
-            </w:r>
-            <w:r>
-              <w:t>EUR</w:t>
-            </w:r>
+              <w:t>⚡KI: [[SLOT_202: Tabellenwert]] EUR</w:t>
+            </w:r>
+            <w:r/>
+            <w:r/>
           </w:p>
         </w:tc>
       </w:tr>
@@ -12225,7 +11897,7 @@
               <w:rPr>
                 <w:highlight w:val="yellow"/>
               </w:rPr>
-              <w:t>[…]</w:t>
+              <w:t>⚡KI: [[SLOT_204: Tabellenwert]]</w:t>
             </w:r>
           </w:p>
         </w:tc>
@@ -12246,14 +11918,10 @@
               <w:rPr>
                 <w:highlight w:val="yellow"/>
               </w:rPr>
-              <w:t>[…]</w:t>
-            </w:r>
-            <w:r>
-              <w:t xml:space="preserve"> </w:t>
-            </w:r>
-            <w:r>
-              <w:t>EUR</w:t>
-            </w:r>
+              <w:t>⚡KI: [[SLOT_206: Tabellenwert]] EUR</w:t>
+            </w:r>
+            <w:r/>
+            <w:r/>
           </w:p>
         </w:tc>
       </w:tr>
@@ -12305,7 +11973,7 @@
               <w:rPr>
                 <w:highlight w:val="yellow"/>
               </w:rPr>
-              <w:t>[…]</w:t>
+              <w:t>⚡KI: [[SLOT_208: Tabellenwert]]</w:t>
             </w:r>
           </w:p>
         </w:tc>
@@ -12326,14 +11994,10 @@
               <w:rPr>
                 <w:highlight w:val="yellow"/>
               </w:rPr>
-              <w:t>[…]</w:t>
-            </w:r>
-            <w:r>
-              <w:t xml:space="preserve"> </w:t>
-            </w:r>
-            <w:r>
-              <w:t>EUR</w:t>
-            </w:r>
+              <w:t>⚡KI: [[SLOT_210: Tabellenwert]] EUR</w:t>
+            </w:r>
+            <w:r/>
+            <w:r/>
           </w:p>
         </w:tc>
       </w:tr>
@@ -12385,7 +12049,7 @@
               <w:rPr>
                 <w:highlight w:val="yellow"/>
               </w:rPr>
-              <w:t>[…]</w:t>
+              <w:t>⚡KI: [[SLOT_212: Tabellenwert]]</w:t>
             </w:r>
           </w:p>
         </w:tc>
@@ -12406,14 +12070,10 @@
               <w:rPr>
                 <w:highlight w:val="yellow"/>
               </w:rPr>
-              <w:t>[…]</w:t>
-            </w:r>
-            <w:r>
-              <w:t xml:space="preserve"> </w:t>
-            </w:r>
-            <w:r>
-              <w:t>EUR</w:t>
-            </w:r>
+              <w:t>⚡KI: [[SLOT_214: Tabellenwert]] EUR</w:t>
+            </w:r>
+            <w:r/>
+            <w:r/>
           </w:p>
         </w:tc>
       </w:tr>
@@ -12431,7 +12091,6 @@
         <w:rPr>
           <w:highlight w:val="yellow"/>
         </w:rPr>
-        <w:t>[ggf. Sicherheiten nennen]</w:t>
       </w:r>
     </w:p>
     <w:p>
@@ -12514,29 +12173,19 @@
       <w:pPr>
         <w:ind w:left="709"/>
       </w:pPr>
-      <w:r>
-        <w:t xml:space="preserve">Bis zum Insolvenzantrag nahm </w:t>
-      </w:r>
-      <w:r>
-        <w:rPr>
-          <w:highlight w:val="yellow"/>
-        </w:rPr>
-        <w:t>[…]</w:t>
-      </w:r>
-      <w:r>
-        <w:t xml:space="preserve"> die</w:t>
-      </w:r>
-      <w:r>
-        <w:t xml:space="preserve"> steuerrechtlichen Pflichten </w:t>
-      </w:r>
-      <w:r>
-        <w:t xml:space="preserve">der Schuldnerin wahr. </w:t>
-      </w:r>
-      <w:r>
-        <w:rPr>
-          <w:highlight w:val="yellow"/>
-        </w:rPr>
-        <w:t>[letzter Jahresabschluss, letzte Steuererklärungen]</w:t>
+      <w:r/>
+      <w:r>
+        <w:rPr>
+          <w:highlight w:val="yellow"/>
+        </w:rPr>
+      </w:r>
+      <w:r/>
+      <w:r/>
+      <w:r/>
+      <w:r>
+        <w:rPr>
+          <w:highlight w:val="yellow"/>
+        </w:rPr>
       </w:r>
     </w:p>
     <w:p>
@@ -12591,18 +12240,13 @@
       <w:pPr>
         <w:ind w:left="709"/>
       </w:pPr>
-      <w:r>
-        <w:t xml:space="preserve">Seit Anordnung der vorläufigen Verwaltung ist die </w:t>
-      </w:r>
-      <w:r>
-        <w:rPr>
-          <w:highlight w:val="yellow"/>
-        </w:rPr>
-        <w:t>[…]</w:t>
-      </w:r>
-      <w:r>
-        <w:t xml:space="preserve"> mit der insolvenzspezifischen Buchhaltung beauftragt.</w:t>
-      </w:r>
+      <w:r/>
+      <w:r>
+        <w:rPr>
+          <w:highlight w:val="yellow"/>
+        </w:rPr>
+      </w:r>
+      <w:r/>
     </w:p>
     <w:p>
       <w:pPr>
@@ -12636,7 +12280,6 @@
         <w:rPr>
           <w:highlight w:val="yellow"/>
         </w:rPr>
-        <w:t>[anhängige Rechtsstreitigkeiten]</w:t>
       </w:r>
     </w:p>
     <w:p/>
@@ -12712,19 +12355,16 @@
         <w:rPr>
           <w:highlight w:val="yellow"/>
         </w:rPr>
-        <w:t>[</w:t>
-      </w:r>
-      <w:r>
-        <w:rPr>
-          <w:highlight w:val="yellow"/>
-        </w:rPr>
-        <w:t>ggf. North-Data-Daten einfügen</w:t>
-      </w:r>
-      <w:r>
-        <w:rPr>
-          <w:highlight w:val="yellow"/>
-        </w:rPr>
-        <w:t>]</w:t>
+      </w:r>
+      <w:r>
+        <w:rPr>
+          <w:highlight w:val="yellow"/>
+        </w:rPr>
+      </w:r>
+      <w:r>
+        <w:rPr>
+          <w:highlight w:val="yellow"/>
+        </w:rPr>
       </w:r>
     </w:p>
     <w:p/>
@@ -12779,7 +12419,6 @@
         <w:rPr>
           <w:highlight w:val="yellow"/>
         </w:rPr>
-        <w:t>[Inventarisierung, Kündigung unwirtschaftlicher Verträge, sonstige Sicherungsmaßnahmen]</w:t>
       </w:r>
     </w:p>
     <w:p/>
@@ -12817,45 +12456,38 @@
           <w:highlight w:val="yellow"/>
           <w:lang w:eastAsia="de-DE"/>
         </w:rPr>
-        <w:t>[Zur Insolvenzgeldvorfinanzierung:]</w:t>
       </w:r>
       <w:r>
         <w:rPr>
           <w:lang w:eastAsia="de-DE"/>
         </w:rPr>
-        <w:t xml:space="preserve"> Auf Anfrage bei der </w:t>
       </w:r>
       <w:r>
         <w:rPr>
           <w:highlight w:val="yellow"/>
           <w:lang w:eastAsia="de-DE"/>
         </w:rPr>
-        <w:t>Sparkasse Trier</w:t>
       </w:r>
       <w:r>
         <w:rPr>
           <w:lang w:eastAsia="de-DE"/>
         </w:rPr>
-        <w:t xml:space="preserve"> konnte eine Rahmenvereinbarung zur Vorfinanzierung des Insolvenzgeldes für die Monate </w:t>
       </w:r>
       <w:r>
         <w:rPr>
           <w:highlight w:val="yellow"/>
           <w:lang w:eastAsia="de-DE"/>
         </w:rPr>
-        <w:t>[...]</w:t>
       </w:r>
       <w:r>
         <w:rPr>
           <w:lang w:eastAsia="de-DE"/>
         </w:rPr>
-        <w:t xml:space="preserve"> geschlossen werden. Unter Vorlage einer Vertretungsvollmacht der Sparkasse Trier beantragte</w:t>
       </w:r>
       <w:r>
         <w:rPr>
           <w:lang w:eastAsia="de-DE"/>
         </w:rPr>
-        <w:t xml:space="preserve"> </w:t>
       </w:r>
       <w:bookmarkStart w:id="183" w:name="KI_Verwalter_der_die_003"/>
       <w:proofErr w:type="spellStart"/>
@@ -12863,7 +12495,6 @@
         <w:rPr>
           <w:lang w:eastAsia="de-DE"/>
         </w:rPr>
-        <w:t>KI_Verwalter_der_die</w:t>
       </w:r>
       <w:bookmarkEnd w:id="183"/>
       <w:proofErr w:type="spellEnd"/>
@@ -12871,7 +12502,6 @@
         <w:rPr>
           <w:lang w:eastAsia="de-DE"/>
         </w:rPr>
-        <w:t xml:space="preserve"> </w:t>
       </w:r>
       <w:bookmarkStart w:id="184" w:name="KI_Verwalter_Unterzeichner_013"/>
       <w:proofErr w:type="spellStart"/>
@@ -12879,7 +12509,6 @@
         <w:rPr>
           <w:lang w:eastAsia="de-DE"/>
         </w:rPr>
-        <w:t>KI_Verwalter_Unterzeichner</w:t>
       </w:r>
       <w:bookmarkEnd w:id="184"/>
       <w:proofErr w:type="spellEnd"/>
@@ -12887,19 +12516,16 @@
         <w:rPr>
           <w:lang w:eastAsia="de-DE"/>
         </w:rPr>
-        <w:t xml:space="preserve"> </w:t>
       </w:r>
       <w:r>
         <w:rPr>
           <w:lang w:eastAsia="de-DE"/>
         </w:rPr>
-        <w:t>bei der Bundesagentur für Arbeit die Genehmigung der Insolvenzgeldvorfinanzierung. Grundlage des Antrags war ein gesonderter, ausführlicher Bericht zu den Krisenursachen, den Sanierungsaussichten, der Fortführungsprognose, unter Berücksichtigung eines möglichen Investorenprozesses. Nach Genehmigung der Insolvenzgeldvorfinanzierung durch die Bundesagentur für Arbeit unterrichtete</w:t>
       </w:r>
       <w:r>
         <w:rPr>
           <w:lang w:eastAsia="de-DE"/>
         </w:rPr>
-        <w:t xml:space="preserve"> </w:t>
       </w:r>
       <w:bookmarkStart w:id="185" w:name="KI_Verwalter_der_die_004"/>
       <w:proofErr w:type="spellStart"/>
@@ -12907,7 +12533,6 @@
         <w:rPr>
           <w:lang w:eastAsia="de-DE"/>
         </w:rPr>
-        <w:t>KI_Verwalter_der_die</w:t>
       </w:r>
       <w:bookmarkEnd w:id="185"/>
       <w:proofErr w:type="spellEnd"/>
@@ -12915,7 +12540,6 @@
         <w:rPr>
           <w:lang w:eastAsia="de-DE"/>
         </w:rPr>
-        <w:t xml:space="preserve"> </w:t>
       </w:r>
       <w:bookmarkStart w:id="186" w:name="KI_Verwalter_Unterzeichner_014"/>
       <w:proofErr w:type="spellStart"/>
@@ -12923,7 +12547,6 @@
         <w:rPr>
           <w:lang w:eastAsia="de-DE"/>
         </w:rPr>
-        <w:t>KI_Verwalter_Unterzeichner</w:t>
       </w:r>
       <w:bookmarkEnd w:id="186"/>
       <w:proofErr w:type="spellEnd"/>
@@ -12931,13 +12554,11 @@
         <w:rPr>
           <w:lang w:eastAsia="de-DE"/>
         </w:rPr>
-        <w:t xml:space="preserve"> </w:t>
       </w:r>
       <w:r>
         <w:rPr>
           <w:lang w:eastAsia="de-DE"/>
         </w:rPr>
-        <w:t>in einer Betriebsversammlung die Arbeitnehmer über das laufenden Insolvenzantragsverfahren sowie das Procedere der Insolvenzgeldvorfinanzierung. Zur Vorfinanzierung dieser Ansprüche wurde mit jedem einzelnen Arbeitnehmer eine sog. Ankaufs- und Abtretungsvereinbarung geschlossen. Parallel hierzu veranlasste der vorläufige Insolvenzverwalter eine Prüfung der Insolvenzgeldfähigkeit der Lohnansprüche.</w:t>
       </w:r>
     </w:p>
     <w:p>
@@ -12960,21 +12581,11 @@
           <w:bCs/>
           <w:highlight w:val="yellow"/>
         </w:rPr>
-        <w:t>[zur Kommunikation mit wesentlichen Stakeholdern]</w:t>
-      </w:r>
-      <w:r>
-        <w:t xml:space="preserve"> Der Unterzeichner hat die Lieferanten, Dienstleister, Kunden und Banken der Schuldnerin unmittelbar nach Anordnung der vorläufigen </w:t>
-      </w:r>
-      <w:r>
-        <w:t>V</w:t>
-      </w:r>
-      <w:r>
-        <w:t xml:space="preserve">erwaltung schriftlich über die Einleitung des Insolvenzverfahrens informiert. In Einzelgesprächen hat er den Großteil der Lieferanten sowie die wesentlichen Kunden und sonstigen Stakeholder über die </w:t>
-      </w:r>
-      <w:r>
-        <w:lastRenderedPageBreak/>
-        <w:t>Betriebsfortführung, die rechtlichen Rahmenbedingungen der Betriebsfortführung im Insolvenzantragsverfahren sowie die angestrebte Sanierung informiert. Auf diesem Wege konnte er alle erforderlichen Geschäftsbeziehungen fortführen und den geordneten Geschäftsbetrieb aufrechterhalten.</w:t>
-      </w:r>
+      </w:r>
+      <w:r/>
+      <w:r/>
+      <w:r/>
+      <w:r/>
     </w:p>
     <w:p>
       <w:pPr>
@@ -12993,39 +12604,24 @@
           <w:bCs/>
           <w:highlight w:val="yellow"/>
         </w:rPr>
-        <w:t>[zur Sicherung der Liquidität:]</w:t>
-      </w:r>
-      <w:r>
-        <w:t xml:space="preserve"> </w:t>
-      </w:r>
+      </w:r>
+      <w:r/>
       <w:bookmarkStart w:id="188" w:name="_Hlk206165484"/>
-      <w:r>
-        <w:t xml:space="preserve">Zur Aufrechterhaltung der Zahlungsströme in das Unternehmen der Schuldnerin hat der Unterzeichner umgehend Kontakt mit der </w:t>
-      </w:r>
-      <w:r>
-        <w:rPr>
-          <w:highlight w:val="yellow"/>
-        </w:rPr>
-        <w:t>[Bank]</w:t>
-      </w:r>
-      <w:r>
-        <w:t xml:space="preserve"> aufgenommen und sie über das Insolvenzantragsverfahren informiert. Er hat sich mit der </w:t>
-      </w:r>
-      <w:r>
-        <w:rPr>
-          <w:highlight w:val="yellow"/>
-        </w:rPr>
-        <w:t>[Bank]</w:t>
-      </w:r>
-      <w:r>
-        <w:t xml:space="preserve"> darauf verständigt, dass sie die </w:t>
-      </w:r>
-      <w:r>
-        <w:t>Giro</w:t>
-      </w:r>
-      <w:r>
-        <w:t>konten der Schuldnerin für Zahlungseingänge offenhält und Einzahlungen auf das Insolvenzsonderkonto des Unterzeichners weiterleitet.</w:t>
-      </w:r>
+      <w:r/>
+      <w:r>
+        <w:rPr>
+          <w:highlight w:val="yellow"/>
+        </w:rPr>
+      </w:r>
+      <w:r/>
+      <w:r>
+        <w:rPr>
+          <w:highlight w:val="yellow"/>
+        </w:rPr>
+      </w:r>
+      <w:r/>
+      <w:r/>
+      <w:r/>
     </w:p>
     <w:bookmarkEnd w:id="188"/>
     <w:p>
@@ -13045,16 +12641,12 @@
           <w:bCs/>
           <w:highlight w:val="yellow"/>
         </w:rPr>
-        <w:t>[zur Aufrechterhaltung von Lieferbeziehungen:]</w:t>
-      </w:r>
-      <w:r>
-        <w:t xml:space="preserve"> Mit den Lieferanten der Schuldnerin hat der Unterzeichner die Möglichkeiten und Konditionen der Weiterbelieferung im Insolvenzantragsverfahren verhandelt. Er konnte die relevanten Lieferbeziehungen fortsetzen und zur Schonung der Liquidität überwiegend vermeiden, dass die Lieferanten die Weiterbelieferung von Vorkassen abhängig machen. </w:t>
-      </w:r>
-      <w:r>
-        <w:rPr>
-          <w:highlight w:val="yellow"/>
-        </w:rPr>
-        <w:t>Um […] dagegen abzusichern, dass Forderungen aus dem Insolvenzantragsverfahren nach Eröffnung des Insolvenzverfahrens nicht mehr bezahlt werden dürfen, hat der Unterzeichner beim Insolvenzgericht eine Einzelermächtigung zur Begründung von Masseverbindlichkeiten für die künftige Insolvenzmasse beantragt (hierzu s.o. unter […]).</w:t>
+      </w:r>
+      <w:r/>
+      <w:r>
+        <w:rPr>
+          <w:highlight w:val="yellow"/>
+        </w:rPr>
       </w:r>
     </w:p>
     <w:p>
@@ -13074,15 +12666,10 @@
           <w:bCs/>
           <w:highlight w:val="yellow"/>
         </w:rPr>
-        <w:t>[Etablierung eines Systems der Bestell- und Zahlungsfreigaben:]</w:t>
-      </w:r>
-      <w:r>
-        <w:t xml:space="preserve"> </w:t>
-      </w:r>
+      </w:r>
+      <w:r/>
       <w:bookmarkStart w:id="189" w:name="_Hlk206165558"/>
-      <w:r>
-        <w:t>Für die Zwecke einer geordneten und nach Planvorgaben überprüfbaren Betriebsfortführung hat der Unterzeichner ein System der Bestell- und Zahlungsfreigaben etabliert. Die Begründung von Verbindlichkeiten zu Lasten der künftigen Insolvenzmasse durchlief einen internen Freigabeprozess, der an einer Liquiditäts- und Ertragsplanung und die dort geplanten Aufwandsbudgets gekoppelt war. Zahlungen waren erst auszuführen, wenn der Zahlungsausgang mit einer freigegebenen Bestellung korrelierte und deren insolvenzrechtliche Rechtmäßigkeit geprüft war.</w:t>
-      </w:r>
+      <w:r/>
       <w:bookmarkEnd w:id="187"/>
     </w:p>
     <w:bookmarkEnd w:id="189"/>
@@ -13364,19 +12951,16 @@
         <w:rPr>
           <w:highlight w:val="yellow"/>
         </w:rPr>
-        <w:t>[Einleitung eines Investorenprozesses</w:t>
-      </w:r>
-      <w:r>
-        <w:rPr>
-          <w:highlight w:val="yellow"/>
-        </w:rPr>
-        <w:t>; Datenraum</w:t>
-      </w:r>
-      <w:r>
-        <w:rPr>
-          <w:highlight w:val="yellow"/>
-        </w:rPr>
-        <w:t>; Perspektiven für Insolvenzplan; etc.]</w:t>
+      </w:r>
+      <w:r>
+        <w:rPr>
+          <w:highlight w:val="yellow"/>
+        </w:rPr>
+      </w:r>
+      <w:r>
+        <w:rPr>
+          <w:highlight w:val="yellow"/>
+        </w:rPr>
       </w:r>
     </w:p>
     <w:p/>
@@ -13441,7 +13025,7 @@
         <w:rPr>
           <w:highlight w:val="yellow"/>
         </w:rPr>
-        <w:t>[Angabe ob nur Liquidations- oder auch Fortführungswerte mit Begründung]</w:t>
+        <w:t>⚡KI: KI_Verwalter_Der_Die_Groß KI_Verwalter_Unterzeichner setzt bei der Bewertung des beweglichen Sachanlagevermögens Liquidations- und Fortführungswerte an.</w:t>
       </w:r>
       <w:bookmarkEnd w:id="199"/>
     </w:p>
@@ -13598,70 +13182,45 @@
         <w:ind w:left="709"/>
       </w:pPr>
       <w:bookmarkStart w:id="204" w:name="_Hlk77953711"/>
-      <w:r>
-        <w:lastRenderedPageBreak/>
-        <w:t>Hinsichtlich des unbeweglichen Sachanlagevermögens nimmt</w:t>
-      </w:r>
-      <w:r>
-        <w:t xml:space="preserve"> </w:t>
-      </w:r>
+      <w:r/>
+      <w:r/>
       <w:bookmarkStart w:id="205" w:name="KI_Verwalter_der_die_006"/>
       <w:proofErr w:type="spellStart"/>
-      <w:r>
-        <w:t>KI_Verwalter_der_die</w:t>
-      </w:r>
+      <w:r/>
       <w:bookmarkEnd w:id="205"/>
       <w:proofErr w:type="spellEnd"/>
-      <w:r>
-        <w:t xml:space="preserve"> </w:t>
-      </w:r>
+      <w:r/>
       <w:bookmarkStart w:id="206" w:name="KI_Verwalter_Unterzeichner_017"/>
       <w:proofErr w:type="spellStart"/>
-      <w:r>
-        <w:t>KI_Verwalter_Unterzeichner</w:t>
-      </w:r>
+      <w:r/>
       <w:bookmarkEnd w:id="206"/>
       <w:proofErr w:type="spellEnd"/>
-      <w:r>
-        <w:t xml:space="preserve"> </w:t>
-      </w:r>
-      <w:r>
-        <w:t xml:space="preserve">auf das Marktwertermittlungsgutachten des </w:t>
-      </w:r>
-      <w:r>
-        <w:rPr>
-          <w:highlight w:val="yellow"/>
-        </w:rPr>
-        <w:t>[…]</w:t>
-      </w:r>
-      <w:r>
-        <w:t xml:space="preserve"> vom </w:t>
-      </w:r>
-      <w:r>
-        <w:rPr>
-          <w:highlight w:val="yellow"/>
-        </w:rPr>
-        <w:t>[…]</w:t>
-      </w:r>
-      <w:r>
-        <w:t xml:space="preserve"> Bezug (</w:t>
-      </w:r>
+      <w:r/>
+      <w:r/>
+      <w:r>
+        <w:rPr>
+          <w:highlight w:val="yellow"/>
+        </w:rPr>
+      </w:r>
+      <w:r/>
+      <w:r>
+        <w:rPr>
+          <w:highlight w:val="yellow"/>
+        </w:rPr>
+      </w:r>
+      <w:r/>
       <w:r>
         <w:rPr>
           <w:u w:val="single"/>
         </w:rPr>
-        <w:t xml:space="preserve">Anlage </w:t>
       </w:r>
       <w:r>
         <w:rPr>
           <w:highlight w:val="yellow"/>
           <w:u w:val="single"/>
         </w:rPr>
-        <w:t>[…]</w:t>
-      </w:r>
-      <w:r>
-        <w:t>).</w:t>
-      </w:r>
+      </w:r>
+      <w:r/>
       <w:bookmarkEnd w:id="204"/>
     </w:p>
     <w:p/>
@@ -13764,7 +13323,7 @@
         <w:rPr>
           <w:highlight w:val="yellow"/>
         </w:rPr>
-        <w:t>[Das Unternehmen hat einen handelsrechtlich nicht bilanzierbaren selbst geschaffenen Firmenwert. …]</w:t>
+        <w:t>⚡KI: [[SLOT_139: Das Unternehmen hat einen handelsrechtlich nicht bilanzierba]]</w:t>
       </w:r>
     </w:p>
     <w:p/>
@@ -13803,7 +13362,6 @@
         <w:rPr>
           <w:highlight w:val="yellow"/>
         </w:rPr>
-        <w:t>[selbst geschaffene Schutzrechte Beschreibung/Wert]</w:t>
       </w:r>
     </w:p>
     <w:p/>
@@ -13843,7 +13401,6 @@
         <w:rPr>
           <w:highlight w:val="yellow"/>
         </w:rPr>
-        <w:t>[entgeltlich erworbene Rechte Beschreibung/Wert]</w:t>
       </w:r>
     </w:p>
     <w:bookmarkEnd w:id="213"/>
@@ -13902,7 +13459,6 @@
         <w:rPr>
           <w:highlight w:val="yellow"/>
         </w:rPr>
-        <w:t>[Grundstücke Beschreibung/Wert]</w:t>
       </w:r>
     </w:p>
     <w:p/>
@@ -13935,7 +13491,6 @@
         <w:rPr>
           <w:highlight w:val="yellow"/>
         </w:rPr>
-        <w:t>[technische Anlagen Beschreibung/Wert]</w:t>
       </w:r>
     </w:p>
     <w:p/>
@@ -13966,7 +13521,6 @@
         <w:rPr>
           <w:highlight w:val="yellow"/>
         </w:rPr>
-        <w:t>[BGA Beschreibung/Wert]</w:t>
       </w:r>
     </w:p>
     <w:bookmarkEnd w:id="214"/>
@@ -14036,7 +13590,6 @@
         <w:rPr>
           <w:highlight w:val="yellow"/>
         </w:rPr>
-        <w:t>[Anteile verbundene Unternehmen Beschreibung/Wert]</w:t>
       </w:r>
     </w:p>
     <w:p>
@@ -14079,7 +13632,6 @@
         <w:rPr>
           <w:highlight w:val="yellow"/>
         </w:rPr>
-        <w:t>[Beteiligungen Beschreibung/Wert]</w:t>
       </w:r>
     </w:p>
     <w:p>
@@ -14123,7 +13675,6 @@
         <w:rPr>
           <w:highlight w:val="yellow"/>
         </w:rPr>
-        <w:t>[Wertpapiere Anlagevermögen Beschreibung/Wert]</w:t>
       </w:r>
     </w:p>
     <w:bookmarkEnd w:id="215"/>
@@ -14208,7 +13759,6 @@
         <w:rPr>
           <w:highlight w:val="yellow"/>
         </w:rPr>
-        <w:t>[RHB-Stoffe Beschreibung/Wert]</w:t>
       </w:r>
     </w:p>
     <w:p>
@@ -14257,7 +13807,6 @@
         <w:rPr>
           <w:highlight w:val="yellow"/>
         </w:rPr>
-        <w:t>[unfertige Erzeugnisse Beschreibung/Wert]</w:t>
       </w:r>
     </w:p>
     <w:p>
@@ -14298,7 +13847,6 @@
         <w:rPr>
           <w:highlight w:val="yellow"/>
         </w:rPr>
-        <w:t>[fertige Erzeugnisse/Waren Beschreibung/Wert]</w:t>
       </w:r>
     </w:p>
     <w:bookmarkEnd w:id="219"/>
@@ -14320,10 +13868,106 @@
     <w:p>
       <w:bookmarkStart w:id="220" w:name="_Hlk77954057"/>
       <w:proofErr w:type="spellStart"/>
-      <w:r>
-        <w:t>aa</w:t>
-      </w:r>
+      <w:r/>
       <w:proofErr w:type="spellEnd"/>
+      <w:r/>
+      <w:r/>
+      <w:r/>
+      <w:r>
+        <w:rPr>
+          <w:highlight w:val="yellow"/>
+        </w:rPr>
+      </w:r>
+      <w:r/>
+    </w:p>
+    <w:p/>
+    <w:p>
+      <w:pPr>
+        <w:ind w:firstLine="709"/>
+      </w:pPr>
+      <w:r>
+        <w:rPr>
+          <w:highlight w:val="yellow"/>
+        </w:rPr>
+      </w:r>
+    </w:p>
+    <w:p>
+      <w:pPr>
+        <w:ind w:firstLine="360"/>
+      </w:pPr>
+    </w:p>
+    <w:p>
+      <w:proofErr w:type="spellStart"/>
+      <w:r/>
+      <w:proofErr w:type="spellEnd"/>
+      <w:r/>
+      <w:r/>
+      <w:r/>
+      <w:r>
+        <w:rPr>
+          <w:highlight w:val="yellow"/>
+        </w:rPr>
+      </w:r>
+      <w:r/>
+    </w:p>
+    <w:p>
+      <w:pPr>
+        <w:ind w:firstLine="360"/>
+      </w:pPr>
+    </w:p>
+    <w:p>
+      <w:pPr>
+        <w:ind w:firstLine="709"/>
+      </w:pPr>
+      <w:r>
+        <w:rPr>
+          <w:highlight w:val="yellow"/>
+        </w:rPr>
+      </w:r>
+    </w:p>
+    <w:p>
+      <w:pPr>
+        <w:ind w:firstLine="360"/>
+      </w:pPr>
+    </w:p>
+    <w:p>
+      <w:r>
+        <w:t xml:space="preserve">cc) </w:t>
+      </w:r>
+      <w:r>
+        <w:tab/>
+      </w:r>
+      <w:r>
+        <w:t>Forderungen gegen Unternehmen, mit denen ein Beteiligungsverhältnis besteht</w:t>
+      </w:r>
+    </w:p>
+    <w:p>
+      <w:pPr>
+        <w:ind w:firstLine="360"/>
+      </w:pPr>
+    </w:p>
+    <w:p>
+      <w:pPr>
+        <w:ind w:firstLine="709"/>
+      </w:pPr>
+      <w:r>
+        <w:rPr>
+          <w:highlight w:val="yellow"/>
+        </w:rPr>
+        <w:t>⚡KI: [[SLOT_155: Forderungen Beteiligungsunternehmen]]</w:t>
+      </w:r>
+    </w:p>
+    <w:p>
+      <w:pPr>
+        <w:ind w:firstLine="360"/>
+      </w:pPr>
+    </w:p>
+    <w:p>
+      <w:proofErr w:type="spellStart"/>
+      <w:r>
+        <w:t>dd</w:t>
+      </w:r>
+      <w:proofErr w:type="spellEnd"/>
       <w:r>
         <w:t xml:space="preserve">) </w:t>
       </w:r>
@@ -14331,19 +13975,14 @@
         <w:tab/>
       </w:r>
       <w:r>
-        <w:t xml:space="preserve">Forderungen aus Lieferung und Leistung (Stand </w:t>
-      </w:r>
-      <w:r>
-        <w:rPr>
-          <w:highlight w:val="yellow"/>
-        </w:rPr>
-        <w:t>[…]</w:t>
-      </w:r>
-      <w:r>
-        <w:t>)</w:t>
-      </w:r>
-    </w:p>
-    <w:p/>
+        <w:t>sonstige Vermögensgegenstände</w:t>
+      </w:r>
+    </w:p>
+    <w:p>
+      <w:pPr>
+        <w:ind w:firstLine="360"/>
+      </w:pPr>
+    </w:p>
     <w:p>
       <w:pPr>
         <w:ind w:firstLine="709"/>
@@ -14352,122 +13991,7 @@
         <w:rPr>
           <w:highlight w:val="yellow"/>
         </w:rPr>
-        <w:t>[…]</w:t>
-      </w:r>
-    </w:p>
-    <w:p>
-      <w:pPr>
-        <w:ind w:firstLine="360"/>
-      </w:pPr>
-    </w:p>
-    <w:p>
-      <w:proofErr w:type="spellStart"/>
-      <w:r>
-        <w:t>bb</w:t>
-      </w:r>
-      <w:proofErr w:type="spellEnd"/>
-      <w:r>
-        <w:t xml:space="preserve">) </w:t>
-      </w:r>
-      <w:r>
-        <w:tab/>
-      </w:r>
-      <w:r>
-        <w:t xml:space="preserve">Forderungen gegen verbundene Unternehmen (Stand </w:t>
-      </w:r>
-      <w:r>
-        <w:rPr>
-          <w:highlight w:val="yellow"/>
-        </w:rPr>
-        <w:t>[…]</w:t>
-      </w:r>
-      <w:r>
-        <w:t>)</w:t>
-      </w:r>
-    </w:p>
-    <w:p>
-      <w:pPr>
-        <w:ind w:firstLine="360"/>
-      </w:pPr>
-    </w:p>
-    <w:p>
-      <w:pPr>
-        <w:ind w:firstLine="709"/>
-      </w:pPr>
-      <w:r>
-        <w:rPr>
-          <w:highlight w:val="yellow"/>
-        </w:rPr>
-        <w:t>[…]</w:t>
-      </w:r>
-    </w:p>
-    <w:p>
-      <w:pPr>
-        <w:ind w:firstLine="360"/>
-      </w:pPr>
-    </w:p>
-    <w:p>
-      <w:r>
-        <w:t xml:space="preserve">cc) </w:t>
-      </w:r>
-      <w:r>
-        <w:tab/>
-      </w:r>
-      <w:r>
-        <w:t>Forderungen gegen Unternehmen, mit denen ein Beteiligungsverhältnis besteht</w:t>
-      </w:r>
-    </w:p>
-    <w:p>
-      <w:pPr>
-        <w:ind w:firstLine="360"/>
-      </w:pPr>
-    </w:p>
-    <w:p>
-      <w:pPr>
-        <w:ind w:firstLine="709"/>
-      </w:pPr>
-      <w:r>
-        <w:rPr>
-          <w:highlight w:val="yellow"/>
-        </w:rPr>
-        <w:t>[Forderungen Beteiligungsunternehmen]</w:t>
-      </w:r>
-    </w:p>
-    <w:p>
-      <w:pPr>
-        <w:ind w:firstLine="360"/>
-      </w:pPr>
-    </w:p>
-    <w:p>
-      <w:proofErr w:type="spellStart"/>
-      <w:r>
-        <w:t>dd</w:t>
-      </w:r>
-      <w:proofErr w:type="spellEnd"/>
-      <w:r>
-        <w:t xml:space="preserve">) </w:t>
-      </w:r>
-      <w:r>
-        <w:tab/>
-      </w:r>
-      <w:r>
-        <w:t>sonstige Vermögensgegenstände</w:t>
-      </w:r>
-    </w:p>
-    <w:p>
-      <w:pPr>
-        <w:ind w:firstLine="360"/>
-      </w:pPr>
-    </w:p>
-    <w:p>
-      <w:pPr>
-        <w:ind w:firstLine="709"/>
-      </w:pPr>
-      <w:r>
-        <w:rPr>
-          <w:highlight w:val="yellow"/>
-        </w:rPr>
-        <w:t>[sonstige Vermögensgegenstände Beschreibung/Wert]</w:t>
+        <w:t>⚡KI: [[SLOT_156: sonstige Vermögensgegenstände Beschreibung/Wert]]</w:t>
       </w:r>
     </w:p>
     <w:bookmarkEnd w:id="220"/>
@@ -14493,7 +14017,6 @@
         <w:rPr>
           <w:highlight w:val="yellow"/>
         </w:rPr>
-        <w:t>[…]</w:t>
       </w:r>
     </w:p>
     <w:p/>
@@ -14518,31 +14041,18 @@
     <w:p>
       <w:bookmarkStart w:id="221" w:name="_Hlk77954158"/>
       <w:proofErr w:type="spellStart"/>
-      <w:r>
-        <w:t>aa</w:t>
-      </w:r>
+      <w:r/>
       <w:proofErr w:type="spellEnd"/>
-      <w:r>
-        <w:t xml:space="preserve">) </w:t>
-      </w:r>
-      <w:r>
-        <w:tab/>
-      </w:r>
-      <w:r>
-        <w:t>Kassenbestand</w:t>
-      </w:r>
-      <w:r>
-        <w:t xml:space="preserve"> (Stand </w:t>
-      </w:r>
-      <w:r>
-        <w:rPr>
-          <w:highlight w:val="yellow"/>
-        </w:rPr>
-        <w:t>[…]</w:t>
-      </w:r>
-      <w:r>
-        <w:t>)</w:t>
-      </w:r>
+      <w:r/>
+      <w:r/>
+      <w:r/>
+      <w:r/>
+      <w:r>
+        <w:rPr>
+          <w:highlight w:val="yellow"/>
+        </w:rPr>
+      </w:r>
+      <w:r/>
     </w:p>
     <w:p>
       <w:pPr>
@@ -14557,7 +14067,6 @@
         <w:rPr>
           <w:highlight w:val="yellow"/>
         </w:rPr>
-        <w:t>[…]</w:t>
       </w:r>
     </w:p>
     <w:p>
@@ -14567,31 +14076,18 @@
     </w:p>
     <w:p>
       <w:proofErr w:type="spellStart"/>
-      <w:r>
-        <w:t>bb</w:t>
-      </w:r>
+      <w:r/>
       <w:proofErr w:type="spellEnd"/>
-      <w:r>
-        <w:t>)</w:t>
-      </w:r>
-      <w:r>
-        <w:tab/>
-      </w:r>
-      <w:r>
-        <w:t>Bankguthaben</w:t>
-      </w:r>
-      <w:r>
-        <w:t xml:space="preserve"> (Stand </w:t>
-      </w:r>
-      <w:r>
-        <w:rPr>
-          <w:highlight w:val="yellow"/>
-        </w:rPr>
-        <w:t>[…]</w:t>
-      </w:r>
-      <w:r>
-        <w:t>)</w:t>
-      </w:r>
+      <w:r/>
+      <w:r/>
+      <w:r/>
+      <w:r/>
+      <w:r>
+        <w:rPr>
+          <w:highlight w:val="yellow"/>
+        </w:rPr>
+      </w:r>
+      <w:r/>
     </w:p>
     <w:p>
       <w:pPr>
@@ -14702,14 +14198,13 @@
         <w:rPr>
           <w:rFonts w:cs="Arial"/>
         </w:rPr>
-        <w:t xml:space="preserve">Bei der </w:t>
+        <w:t>⚡KI: Bei der [[SLOT_161: xy Bank]] wurde ein Festgeldkonto/Anderkonto/Rückstellungskonto mit der IBAN: xy eingerichtet. Das dortige Guthaben beläuft sich derzeit auf xx EUR.</w:t>
       </w:r>
       <w:r>
         <w:rPr>
           <w:rFonts w:cs="Arial"/>
           <w:highlight w:val="yellow"/>
         </w:rPr>
-        <w:t>[</w:t>
       </w:r>
       <w:proofErr w:type="spellStart"/>
       <w:r>
@@ -14717,7 +14212,6 @@
           <w:rFonts w:cs="Arial"/>
           <w:highlight w:val="yellow"/>
         </w:rPr>
-        <w:t>xy</w:t>
       </w:r>
       <w:proofErr w:type="spellEnd"/>
       <w:r>
@@ -14725,20 +14219,17 @@
           <w:rFonts w:cs="Arial"/>
           <w:highlight w:val="yellow"/>
         </w:rPr>
-        <w:t xml:space="preserve"> Bank]</w:t>
       </w:r>
       <w:r>
         <w:rPr>
           <w:rFonts w:cs="Arial"/>
         </w:rPr>
-        <w:t xml:space="preserve"> wurde ein Festgeldkonto/Anderkonto/Rückstellungskonto mit der </w:t>
       </w:r>
       <w:r>
         <w:rPr>
           <w:rFonts w:cs="Arial"/>
           <w:highlight w:val="yellow"/>
         </w:rPr>
-        <w:t xml:space="preserve">IBAN: </w:t>
       </w:r>
       <w:proofErr w:type="spellStart"/>
       <w:r>
@@ -14746,27 +14237,23 @@
           <w:rFonts w:cs="Arial"/>
           <w:highlight w:val="yellow"/>
         </w:rPr>
-        <w:t>xy</w:t>
       </w:r>
       <w:proofErr w:type="spellEnd"/>
       <w:r>
         <w:rPr>
           <w:rFonts w:cs="Arial"/>
         </w:rPr>
-        <w:t xml:space="preserve"> eingerichtet. Das dortige Guthaben beläuft sich derzeit auf </w:t>
       </w:r>
       <w:r>
         <w:rPr>
           <w:rFonts w:cs="Arial"/>
           <w:highlight w:val="yellow"/>
         </w:rPr>
-        <w:t>xx EUR</w:t>
       </w:r>
       <w:r>
         <w:rPr>
           <w:rFonts w:cs="Arial"/>
         </w:rPr>
-        <w:t>.</w:t>
       </w:r>
     </w:p>
     <w:p/>
@@ -14800,7 +14287,7 @@
         </w:numPr>
       </w:pPr>
       <w:r>
-        <w:t>Ansprüche auf Einzahlung der Stammeinlagen [bei GmbH § 19 Abs. 1 GmbHG / bei AG § 27 Abs. 3 AktG]</w:t>
+        <w:t>⚡KI: Ansprüche auf Einzahlung der Stammeinlagen</w:t>
       </w:r>
     </w:p>
     <w:p/>
@@ -14831,7 +14318,7 @@
         <w:ind w:left="709"/>
       </w:pPr>
       <w:r>
-        <w:t>Eine verdeckte Sacheinlage liegt vor, wenn eine vereinbarte Bareinlage aufgrund eines im Zusammenhang mit der Einlage getroffenem Rechtsgeschäft bei wirtschaftlicher Betrachtung durch die Einbringung des Sachwertes geleistet wird. In diesem Fall wird der Gesellschafter gem. § 19 Abs. 4 S. 1 GmbHG [§ 27 Abs. 3 AktG] nicht von seiner Einlagepflicht frei, wobei der Wert des eingebrachten Gegenstandes nach S. 3 auf die fortbestehende Forderung anzurechnen ist.]</w:t>
+        <w:t>⚡KI: Eine verdeckte Sacheinlage liegt vor, wenn eine vereinbarte Bareinlage aufgrund eines im Zusammenhang mit der Einlage getroffenem Rechtsgeschäft bei wirtschaftlicher Betrachtung durch die Einbringung des Sachwertes geleistet wird. In diesem Fall wird der Gesellschafter gem. § 19 Abs. 4 S. 1 GmbHG [[SLOT_162: § 27 Abs. 3 AktG]] nicht von seiner Einlagepflicht frei, wobei der Wert des eingebrachten Gegenstandes nach S. 3 auf die fortbestehende Forderung anzurechnen ist.]</w:t>
       </w:r>
     </w:p>
     <w:p/>
@@ -14844,7 +14331,7 @@
         </w:numPr>
       </w:pPr>
       <w:r>
-        <w:t>Ansprüche auf Erstattung verbotener Rückzahlungen [bei GmbH §§ 31 Abs. 1, 30, ggf. 31 Abs. 3 / bei AG §§ 62 Abs. 1, 57 Abs. 1 AktG]</w:t>
+        <w:t>⚡KI: ⚡KI:</w:t>
       </w:r>
     </w:p>
     <w:p/>
@@ -14870,7 +14357,6 @@
         <w:rPr>
           <w:highlight w:val="yellow"/>
         </w:rPr>
-        <w:t xml:space="preserve">[…] </w:t>
       </w:r>
       <w:commentRangeEnd w:id="228"/>
       <w:r>
@@ -14878,7 +14364,6 @@
           <w:rStyle w:val="Kommentarzeichen"/>
           <w:highlight w:val="yellow"/>
         </w:rPr>
-        <w:commentReference w:id="228"/>
       </w:r>
     </w:p>
     <w:p>
@@ -14907,7 +14392,7 @@
         </w:numPr>
       </w:pPr>
       <w:r>
-        <w:t xml:space="preserve">Existenzvernichtender Eingriff § 826 BGB </w:t>
+        <w:t>⚡KI: Existenzvernichtender Eingriff § 826 BGB</w:t>
       </w:r>
     </w:p>
     <w:p/>
@@ -15520,14 +15005,11 @@
         </w:rPr>
       </w:pPr>
       <w:bookmarkStart w:id="230" w:name="_Hlk94871469"/>
-      <w:r>
-        <w:t xml:space="preserve">Im eröffneten Insolvenzverfahren werden zur Aussonderung berechtigende Ansprüche </w:t>
-      </w:r>
-      <w:r>
-        <w:rPr>
-          <w:highlight w:val="yellow"/>
-        </w:rPr>
-        <w:t>in Höhe von insgesamt […] / an nachfolgenden Gegenständen bestehen:</w:t>
+      <w:r/>
+      <w:r>
+        <w:rPr>
+          <w:highlight w:val="yellow"/>
+        </w:rPr>
       </w:r>
     </w:p>
     <w:p>
@@ -15546,7 +15028,7 @@
         <w:rPr>
           <w:highlight w:val="yellow"/>
         </w:rPr>
-        <w:t>[Tabelle]</w:t>
+        <w:t>⚡KI: [[SLOT_165: Tabelle]]</w:t>
       </w:r>
     </w:p>
     <w:bookmarkEnd w:id="230"/>
@@ -15575,18 +15057,13 @@
       <w:pPr>
         <w:ind w:left="709"/>
       </w:pPr>
-      <w:r>
-        <w:t xml:space="preserve">Im eröffneten Insolvenzverfahren werden zur Absonderung berechtigende Ansprüche am Vermögen der Schuldnerin </w:t>
-      </w:r>
-      <w:r>
-        <w:rPr>
-          <w:highlight w:val="yellow"/>
-        </w:rPr>
-        <w:t>in Höhe von insgesamt […] / an nachfolgenden Gegenständen bestehen</w:t>
-      </w:r>
-      <w:r>
-        <w:t>:</w:t>
-      </w:r>
+      <w:r/>
+      <w:r>
+        <w:rPr>
+          <w:highlight w:val="yellow"/>
+        </w:rPr>
+      </w:r>
+      <w:r/>
     </w:p>
     <w:p>
       <w:pPr>
@@ -15601,8 +15078,7 @@
         <w:rPr>
           <w:highlight w:val="yellow"/>
         </w:rPr>
-        <w:lastRenderedPageBreak/>
-        <w:t>[Tabelle]</w:t>
+        <w:t>⚡KI: [[SLOT_167: Tabelle]]</w:t>
       </w:r>
     </w:p>
     <w:p/>
@@ -15640,18 +15116,13 @@
       <w:pPr>
         <w:ind w:left="360" w:firstLine="349"/>
       </w:pPr>
-      <w:r>
-        <w:t xml:space="preserve">Es bestehen Gesamtverbindlichkeiten in Höhe von </w:t>
-      </w:r>
-      <w:r>
-        <w:rPr>
-          <w:highlight w:val="yellow"/>
-        </w:rPr>
-        <w:t>[…]</w:t>
-      </w:r>
-      <w:r>
-        <w:t xml:space="preserve"> EUR. </w:t>
-      </w:r>
+      <w:r/>
+      <w:r>
+        <w:rPr>
+          <w:highlight w:val="yellow"/>
+        </w:rPr>
+      </w:r>
+      <w:r/>
     </w:p>
     <w:p>
       <w:pPr>
@@ -15669,7 +15140,7 @@
         <w:rPr>
           <w:highlight w:val="yellow"/>
         </w:rPr>
-        <w:t>[Tabelle]</w:t>
+        <w:t>⚡KI: [[SLOT_169: Tabelle]]</w:t>
       </w:r>
       <w:bookmarkEnd w:id="233"/>
     </w:p>
@@ -15678,18 +15149,13 @@
       <w:pPr>
         <w:ind w:firstLine="709"/>
       </w:pPr>
-      <w:r>
-        <w:t xml:space="preserve">Hiervon sind </w:t>
-      </w:r>
-      <w:r>
-        <w:rPr>
-          <w:highlight w:val="yellow"/>
-        </w:rPr>
-        <w:t>[…]</w:t>
-      </w:r>
-      <w:r>
-        <w:t xml:space="preserve"> EUR fällig und ernsthaft eingefordert.</w:t>
-      </w:r>
+      <w:r/>
+      <w:r>
+        <w:rPr>
+          <w:highlight w:val="yellow"/>
+        </w:rPr>
+      </w:r>
+      <w:r/>
     </w:p>
     <w:p/>
     <w:p>
@@ -15700,7 +15166,7 @@
         <w:rPr>
           <w:highlight w:val="yellow"/>
         </w:rPr>
-        <w:t>[Tabelle]</w:t>
+        <w:t>⚡KI: [[SLOT_171: Tabelle]]</w:t>
       </w:r>
     </w:p>
     <w:p/>
@@ -15735,7 +15201,7 @@
         <w:rPr>
           <w:highlight w:val="yellow"/>
         </w:rPr>
-        <w:t>[Drittsicherheiten Beschreibung]</w:t>
+        <w:t>⚡KI: [[SLOT_172: Drittsicherheiten Beschreibung]]</w:t>
       </w:r>
     </w:p>
     <w:p/>
@@ -15819,55 +15285,27 @@
       <w:bookmarkStart w:id="243" w:name="_Hlk77954234"/>
       <w:bookmarkStart w:id="244" w:name="_Hlk88472379"/>
       <w:r>
-        <w:t xml:space="preserve">Nach der Leitentscheidung </w:t>
-      </w:r>
-      <w:r>
-        <w:t xml:space="preserve">des </w:t>
-      </w:r>
-      <w:r>
-        <w:t xml:space="preserve">BGH vom 24.05.2005 </w:t>
-      </w:r>
-      <w:r>
-        <w:t xml:space="preserve">(Az. </w:t>
-      </w:r>
-      <w:r>
-        <w:t>IX ZR 123/04)</w:t>
-      </w:r>
+        <w:t>⚡KI: Nach der Leitentscheidung des BGH vom 24.05.2005 (Az. IX ZR 123/04) liegt Zahlungsunfähigkeit im Sinne des § 17 InsO regelmäßig jedenfalls dann vor, wenn der Schuldner 10 % oder mehr seiner fälligen Gesamtverbindlichkeiten länger als drei Wochen nicht erfüllen kann, sofern nicht ausnahmsweise mit an Sicherheit grenzender Wahrscheinlichkeit zu erwarten ist, dass die Liquiditätslücke demnächst vollständig oder fast vollständig beseitigt werden wird und den Gläubigern ein Zuwarten nach den besonderen Umständen des Einzelfalls zuzumuten ist. Nach einer weiteren Grundsatzentscheidung des BGH (Beschl. v. 19.07.2007 – IX ZB 36/07) sind nur die „ernsthaft eingeforderten" fälligen Forderungen bei Feststellung der Zahlungsunfähigkeit zu berücksichtigen.</w:t>
+      </w:r>
+      <w:r/>
+      <w:r/>
+      <w:r/>
+      <w:r/>
       <w:bookmarkEnd w:id="243"/>
-      <w:r>
-        <w:t xml:space="preserve"> liegt Zahlungsun</w:t>
-      </w:r>
-      <w:r>
-        <w:softHyphen/>
-        <w:t>fähigkeit im Sinne des § 17</w:t>
-      </w:r>
-      <w:r>
-        <w:t xml:space="preserve"> InsO</w:t>
-      </w:r>
-      <w:r>
-        <w:t xml:space="preserve"> regelmäßig jedenfalls dann vor, wenn der Schuldner </w:t>
-      </w:r>
+      <w:r/>
+      <w:r/>
+      <w:r/>
+      <w:r/>
       <w:r>
         <w:rPr>
           <w:bCs/>
         </w:rPr>
-        <w:t>10 % oder mehr seiner fälligen Gesamtverbindlichkeiten länger als drei Wochen nicht erfüllen kann,</w:t>
-      </w:r>
-      <w:r>
-        <w:t xml:space="preserve"> sofern nicht ausnahmsweise mit an Sicherheit grenzender Wahrscheinlichkeit zu erwarten ist, dass die Liquiditätslücke demnächst vollständig oder fast vollständig beseitigt werden wird und den Gläubigern ein Zuwarten nach den besonderen Umständen des Einzelfalls zuzumuten ist. Nach einer weiteren Grundsatzentscheidung des BGH (Beschl</w:t>
-      </w:r>
-      <w:r>
-        <w:t>.</w:t>
-      </w:r>
-      <w:r>
-        <w:t xml:space="preserve"> v</w:t>
-      </w:r>
-      <w:r>
-        <w:t>.</w:t>
-      </w:r>
-      <w:r>
-        <w:t xml:space="preserve"> 19.07.2007 – IX ZB 36/07) sind nur die „ernsthaft eingeforderten" fälligen Forderungen bei Feststellung der Zahlungsunfähigkeit zu berücksichtigen. </w:t>
-      </w:r>
+      </w:r>
+      <w:r/>
+      <w:r/>
+      <w:r/>
+      <w:r/>
+      <w:r/>
     </w:p>
     <w:bookmarkEnd w:id="244"/>
     <w:p/>
@@ -15910,7 +15348,7 @@
         <w:rPr>
           <w:highlight w:val="yellow"/>
         </w:rPr>
-        <w:t>[Vorliegen Zahlungsunfähigkeit im konkreten Fall]</w:t>
+        <w:t>⚡KI: [[SLOT_173: Vorliegen Zahlungsunfähigkeit im konkreten Fall]]</w:t>
       </w:r>
     </w:p>
     <w:p/>
@@ -15967,7 +15405,7 @@
         <w:ind w:left="709"/>
       </w:pPr>
       <w:r>
-        <w:t>Bei juristischen Personen und diesen gleichgestellten kapitalistisch organisierten Personengesellschaften ist auch die Überschuldung ein Eröffnungsgrund. Überschuldung liegt vor, wenn das Vermögen des Schuldners die bestehenden Verbindlichkeiten nicht mehr deckt, es sei denn, die Fortführung des Unternehmens in den nächsten zwölf Monaten ist nach den Umständen überwiegend wahrscheinlich (§ 19 Abs. 2 S. 1 InsO).</w:t>
+        <w:t>⚡KI: Bei juristischen Personen und diesen gleichgestellten kapitalistisch organisierten Personengesellschaften ist auch die Überschuldung ein Eröffnungsgrund. Überschuldung liegt vor, wenn das Vermögen des Schuldners die bestehenden Verbindlichkeiten nicht mehr deckt, es sei denn, die Fortführung des Unternehmens in den nächsten zwölf Monaten ist nach den Umständen überwiegend wahrscheinlich (§ 19 Abs. 2 S. 1 InsO).</w:t>
       </w:r>
     </w:p>
     <w:p/>
@@ -16002,7 +15440,7 @@
         <w:rPr>
           <w:highlight w:val="yellow"/>
         </w:rPr>
-        <w:t>[Vorliegen Zahlungsunfähigkeit im konkreten Fall]</w:t>
+        <w:t>⚡KI: [[SLOT_174: Vorliegen Zahlungsunfähigkeit im konkreten Fall]]</w:t>
       </w:r>
     </w:p>
     <w:p/>
@@ -16024,21 +15462,19 @@
         <w:rPr>
           <w:szCs w:val="22"/>
         </w:rPr>
-        <w:t>Eintritt der Insolvenzreife</w:t>
+        <w:t>⚡KI: Eintritt der Insolvenzreife</w:t>
       </w:r>
       <w:bookmarkEnd w:id="254"/>
       <w:r>
         <w:rPr>
           <w:szCs w:val="22"/>
         </w:rPr>
-        <w:t xml:space="preserve"> </w:t>
       </w:r>
       <w:r>
         <w:rPr>
           <w:szCs w:val="22"/>
           <w:highlight w:val="yellow"/>
         </w:rPr>
-        <w:t>[I.d.R. wenn danach gefragt ist.]</w:t>
       </w:r>
       <w:bookmarkEnd w:id="255"/>
       <w:bookmarkEnd w:id="256"/>
@@ -16052,46 +15488,28 @@
         <w:rPr>
           <w:highlight w:val="yellow"/>
         </w:rPr>
-        <w:t>[falls schon erkennbar Nennung von Beweisanzeichen für Zahlungseinstellung als gesetzliche Vermutung für Zahlungsunfähigkeit (längste bis zuletzt nicht erfüllte Verbindlichkeit; Zwangsvollstreckungsmaßnahmen; Nichterfüllung strafbewehrter oder betriebsnotwendiger Verbindlichkeiten; Bitte um Stundung oder Ratenzahlungsvereinbarung mit der Aussage, andernfalls nicht mehr zahlen zu können; etc.)]</w:t>
-      </w:r>
-      <w:r>
-        <w:t>. In Zusammenschau aller Umstände des Einzelfalles war die Schuldnerin nach Einschätzung</w:t>
-      </w:r>
-      <w:r>
-        <w:t xml:space="preserve"> </w:t>
-      </w:r>
+      </w:r>
+      <w:r/>
+      <w:r/>
       <w:bookmarkStart w:id="257" w:name="KI_Verwalter_des_der_003"/>
       <w:proofErr w:type="spellStart"/>
-      <w:r>
-        <w:t>KI_Verwalter_des_der</w:t>
-      </w:r>
+      <w:r/>
       <w:bookmarkEnd w:id="257"/>
       <w:proofErr w:type="spellEnd"/>
-      <w:r>
-        <w:t xml:space="preserve"> </w:t>
-      </w:r>
+      <w:r/>
       <w:bookmarkStart w:id="258" w:name="KI_Verwalter_Unterzeichner_Genitiv_003"/>
       <w:proofErr w:type="spellStart"/>
-      <w:r>
-        <w:t>KI_Verwalter_Unterzeichner_Genitiv</w:t>
-      </w:r>
+      <w:r/>
       <w:bookmarkEnd w:id="258"/>
       <w:proofErr w:type="spellEnd"/>
-      <w:r>
-        <w:t xml:space="preserve"> </w:t>
-      </w:r>
-      <w:r>
-        <w:t xml:space="preserve">bereits spätestens zum </w:t>
-      </w:r>
-      <w:r>
-        <w:rPr>
-          <w:highlight w:val="yellow"/>
-        </w:rPr>
-        <w:t>[…]</w:t>
-      </w:r>
-      <w:r>
-        <w:t xml:space="preserve"> zahlungsunfähig.</w:t>
-      </w:r>
+      <w:r/>
+      <w:r/>
+      <w:r>
+        <w:rPr>
+          <w:highlight w:val="yellow"/>
+        </w:rPr>
+      </w:r>
+      <w:r/>
     </w:p>
     <w:p>
       <w:pPr>
@@ -16106,28 +15524,18 @@
         <w:rPr>
           <w:highlight w:val="yellow"/>
         </w:rPr>
-        <w:t>[falls schon erkennbar Nennung der bilanziellen Überschuldung als Indiz für die insolvenzrechtliche Überschuldung]</w:t>
-      </w:r>
-      <w:r>
-        <w:t xml:space="preserve">. Demnach besteht ein Indiz dafür, dass die Schuldnerin bereits zum </w:t>
-      </w:r>
-      <w:r>
-        <w:rPr>
-          <w:highlight w:val="yellow"/>
-        </w:rPr>
-        <w:t>[…]</w:t>
-      </w:r>
-      <w:r>
-        <w:t xml:space="preserve"> </w:t>
-      </w:r>
+      </w:r>
+      <w:r/>
+      <w:r>
+        <w:rPr>
+          <w:highlight w:val="yellow"/>
+        </w:rPr>
+      </w:r>
+      <w:r/>
       <w:proofErr w:type="spellStart"/>
-      <w:r>
-        <w:t>i.S.d</w:t>
-      </w:r>
+      <w:r/>
       <w:proofErr w:type="spellEnd"/>
-      <w:r>
-        <w:t>. § 19 InsO überschuldet war.</w:t>
-      </w:r>
+      <w:r/>
     </w:p>
     <w:p>
       <w:pPr>
@@ -16260,7 +15668,7 @@
         <w:rPr>
           <w:highlight w:val="yellow"/>
         </w:rPr>
-        <w:t>[Anfechtungsansprüche §§ 129 ff. InsO]</w:t>
+        <w:t>⚡KI: [[SLOT_179: Anfechtungsansprüche §§ 129 ff. InsO]]</w:t>
       </w:r>
     </w:p>
     <w:p>
@@ -16331,7 +15739,6 @@
         <w:rPr>
           <w:highlight w:val="yellow"/>
         </w:rPr>
-        <w:t xml:space="preserve">Bei der Antragstellerin handelt es sich um […]. In dieser Konstellation kommt ein insolvenzspezifischer Haftungsanspruch nach § 15b InsO in Betracht. Unterfallen solche Zahlungen einer erfolgreichen Insolvenzanfechtung wird die Haftung nach § 15b InsO gegenstandslos. </w:t>
       </w:r>
     </w:p>
     <w:p>
@@ -16400,11 +15807,8 @@
         <w:rPr>
           <w:highlight w:val="yellow"/>
         </w:rPr>
-        <w:t>Bei Verwertung der Gegenstände durch den Insolvenzverwalter ist mit Kostenbeiträgen gem. § 171 InsO in Höhe von […] EUR zu rechnen. Eine weitergehende Massemehrung durch § 171 InsO ist nicht zu erwarten.</w:t>
-      </w:r>
-      <w:r>
-        <w:t xml:space="preserve"> </w:t>
-      </w:r>
+      </w:r>
+      <w:r/>
     </w:p>
     <w:p>
       <w:pPr>
@@ -16440,42 +15844,21 @@
       <w:pPr>
         <w:ind w:left="709"/>
       </w:pPr>
-      <w:r>
-        <w:t>Im eröffneten Verfahren w</w:t>
-      </w:r>
-      <w:r>
-        <w:t>e</w:t>
-      </w:r>
-      <w:r>
-        <w:t>rd</w:t>
-      </w:r>
-      <w:r>
-        <w:t>en</w:t>
-      </w:r>
-      <w:r>
-        <w:t xml:space="preserve"> demnach voraussichtlich </w:t>
-      </w:r>
-      <w:r>
-        <w:t>insolvenzspezifische Ansprüche in Höhe</w:t>
-      </w:r>
-      <w:r>
-        <w:t xml:space="preserve"> von mindestens </w:t>
-      </w:r>
-      <w:r>
-        <w:rPr>
-          <w:highlight w:val="yellow"/>
-        </w:rPr>
-        <w:t>[…]</w:t>
-      </w:r>
-      <w:r>
-        <w:t xml:space="preserve"> </w:t>
-      </w:r>
-      <w:r>
-        <w:t>EUR</w:t>
-      </w:r>
-      <w:r>
-        <w:t xml:space="preserve"> realisierbar sein. </w:t>
-      </w:r>
+      <w:r/>
+      <w:r/>
+      <w:r/>
+      <w:r/>
+      <w:r/>
+      <w:r/>
+      <w:r/>
+      <w:r>
+        <w:rPr>
+          <w:highlight w:val="yellow"/>
+        </w:rPr>
+      </w:r>
+      <w:r/>
+      <w:r/>
+      <w:r/>
     </w:p>
     <w:p/>
     <w:p/>
@@ -16507,62 +15890,35 @@
       <w:pPr>
         <w:ind w:left="709"/>
       </w:pPr>
-      <w:r>
-        <w:t xml:space="preserve">Es ist eine freie Masse in Höhe von </w:t>
-      </w:r>
-      <w:r>
-        <w:rPr>
-          <w:highlight w:val="yellow"/>
-        </w:rPr>
-        <w:t>[…]</w:t>
-      </w:r>
-      <w:r>
-        <w:t xml:space="preserve"> </w:t>
-      </w:r>
-      <w:r>
-        <w:t>EUR</w:t>
-      </w:r>
-      <w:r>
-        <w:t xml:space="preserve"> vorhanden. Im eröffneten Verfahren lassen sich insolvenzspezifische Ansprüche in Höhe von mindestens </w:t>
-      </w:r>
-      <w:r>
-        <w:rPr>
-          <w:highlight w:val="yellow"/>
-        </w:rPr>
-        <w:t>[…]</w:t>
-      </w:r>
-      <w:r>
-        <w:t xml:space="preserve"> </w:t>
-      </w:r>
-      <w:r>
-        <w:t>EUR</w:t>
-      </w:r>
-      <w:r>
-        <w:t xml:space="preserve"> realisieren. </w:t>
-      </w:r>
+      <w:r/>
+      <w:r>
+        <w:rPr>
+          <w:highlight w:val="yellow"/>
+        </w:rPr>
+      </w:r>
+      <w:r/>
+      <w:r/>
+      <w:r/>
+      <w:r>
+        <w:rPr>
+          <w:highlight w:val="yellow"/>
+        </w:rPr>
+      </w:r>
+      <w:r/>
+      <w:r/>
+      <w:r/>
       <w:bookmarkStart w:id="273" w:name="_Hlk47700160"/>
-      <w:r>
-        <w:t xml:space="preserve">Ausgehend von einem Massebestand in Höhe von </w:t>
-      </w:r>
-      <w:r>
-        <w:rPr>
-          <w:highlight w:val="yellow"/>
-        </w:rPr>
-        <w:t>[…]</w:t>
-      </w:r>
-      <w:r>
-        <w:t xml:space="preserve"> </w:t>
-      </w:r>
-      <w:r>
-        <w:t>EUR</w:t>
-      </w:r>
-      <w:r>
-        <w:t xml:space="preserve"> würden sich die Verfahrenskosten wie folgt berechnen</w:t>
-      </w:r>
+      <w:r/>
+      <w:r>
+        <w:rPr>
+          <w:highlight w:val="yellow"/>
+        </w:rPr>
+      </w:r>
+      <w:r/>
+      <w:r/>
+      <w:r/>
       <w:bookmarkEnd w:id="273"/>
-      <w:r>
-        <w:t>:</w:t>
-      </w:r>
+      <w:r/>
     </w:p>
     <w:p>
       <w:pPr>
@@ -16616,14 +15972,10 @@
               <w:rPr>
                 <w:highlight w:val="yellow"/>
               </w:rPr>
-              <w:t>[…]</w:t>
-            </w:r>
-            <w:r>
-              <w:t xml:space="preserve"> </w:t>
-            </w:r>
-            <w:r>
-              <w:t>EUR</w:t>
-            </w:r>
+              <w:t>⚡KI: [[SLOT_216: Tabellenwert]] EUR</w:t>
+            </w:r>
+            <w:r/>
+            <w:r/>
           </w:p>
         </w:tc>
       </w:tr>
@@ -16654,14 +16006,10 @@
               <w:rPr>
                 <w:highlight w:val="yellow"/>
               </w:rPr>
-              <w:t>[…]</w:t>
-            </w:r>
-            <w:r>
-              <w:t xml:space="preserve"> </w:t>
-            </w:r>
-            <w:r>
-              <w:t>EUR</w:t>
-            </w:r>
+              <w:t>⚡KI: [[SLOT_218: Tabellenwert]] EUR</w:t>
+            </w:r>
+            <w:r/>
+            <w:r/>
           </w:p>
         </w:tc>
       </w:tr>
@@ -16692,14 +16040,10 @@
               <w:rPr>
                 <w:highlight w:val="yellow"/>
               </w:rPr>
-              <w:t>[…]</w:t>
-            </w:r>
-            <w:r>
-              <w:t xml:space="preserve"> </w:t>
-            </w:r>
-            <w:r>
-              <w:t>EUR</w:t>
-            </w:r>
+              <w:t>⚡KI: [[SLOT_220: Tabellenwert]] EUR</w:t>
+            </w:r>
+            <w:r/>
+            <w:r/>
           </w:p>
         </w:tc>
       </w:tr>
@@ -16740,19 +16084,17 @@
                 <w:b/>
                 <w:highlight w:val="yellow"/>
               </w:rPr>
-              <w:t>[…]</w:t>
+              <w:t>⚡KI: [[SLOT_222: Tabellenwert]] EUR</w:t>
             </w:r>
             <w:r>
               <w:rPr>
                 <w:b/>
               </w:rPr>
-              <w:t xml:space="preserve"> </w:t>
             </w:r>
             <w:r>
               <w:rPr>
                 <w:b/>
               </w:rPr>
-              <w:t>EUR</w:t>
             </w:r>
           </w:p>
         </w:tc>
@@ -16767,39 +16109,23 @@
       <w:pPr>
         <w:ind w:left="709"/>
       </w:pPr>
-      <w:r>
-        <w:t xml:space="preserve">Den Verfahrenskosten von </w:t>
-      </w:r>
-      <w:r>
-        <w:rPr>
-          <w:highlight w:val="yellow"/>
-        </w:rPr>
-        <w:t>[…]</w:t>
-      </w:r>
-      <w:r>
-        <w:t xml:space="preserve"> </w:t>
-      </w:r>
-      <w:r>
-        <w:t>EUR</w:t>
-      </w:r>
-      <w:r>
-        <w:t xml:space="preserve"> steht somit eine voraussichtliche Insolvenzmasse von </w:t>
-      </w:r>
-      <w:r>
-        <w:rPr>
-          <w:highlight w:val="yellow"/>
-        </w:rPr>
-        <w:t>[…]</w:t>
-      </w:r>
-      <w:r>
-        <w:t xml:space="preserve"> </w:t>
-      </w:r>
-      <w:r>
-        <w:t>EUR</w:t>
-      </w:r>
-      <w:r>
-        <w:t xml:space="preserve"> gegenüber. Die Deckung der Verfahrenskosten ist damit gewährleistet.</w:t>
-      </w:r>
+      <w:r/>
+      <w:r>
+        <w:rPr>
+          <w:highlight w:val="yellow"/>
+        </w:rPr>
+      </w:r>
+      <w:r/>
+      <w:r/>
+      <w:r/>
+      <w:r>
+        <w:rPr>
+          <w:highlight w:val="yellow"/>
+        </w:rPr>
+      </w:r>
+      <w:r/>
+      <w:r/>
+      <w:r/>
     </w:p>
     <w:p/>
     <w:p/>
@@ -16851,7 +16177,7 @@
         <w:rPr>
           <w:highlight w:val="yellow"/>
         </w:rPr>
-        <w:t>[Ergebnis und Empfehlung des Gutachters]</w:t>
+        <w:t>⚡KI: [[SLOT_188: Ergebnis und Empfehlung des Gutachters]]</w:t>
       </w:r>
     </w:p>
     <w:p/>
@@ -16998,7 +16324,7 @@
               <w:rPr>
                 <w:highlight w:val="yellow"/>
               </w:rPr>
-              <w:t>[…]</w:t>
+              <w:t>⚡KI: [[SLOT_224: Tabellenwert]]</w:t>
             </w:r>
           </w:p>
         </w:tc>
@@ -17029,7 +16355,7 @@
               <w:rPr>
                 <w:highlight w:val="yellow"/>
               </w:rPr>
-              <w:t>[…]</w:t>
+              <w:t>⚡KI: [[SLOT_226: Tabellenwert]]</w:t>
             </w:r>
           </w:p>
         </w:tc>
@@ -17060,7 +16386,7 @@
               <w:rPr>
                 <w:highlight w:val="yellow"/>
               </w:rPr>
-              <w:t>[…]</w:t>
+              <w:t>⚡KI: [[SLOT_228: Tabellenwert]]</w:t>
             </w:r>
           </w:p>
         </w:tc>
@@ -17091,7 +16417,7 @@
               <w:rPr>
                 <w:highlight w:val="yellow"/>
               </w:rPr>
-              <w:t>[…]</w:t>
+              <w:t>⚡KI: [[SLOT_230: Tabellenwert]]</w:t>
             </w:r>
           </w:p>
         </w:tc>
@@ -17122,7 +16448,7 @@
               <w:rPr>
                 <w:highlight w:val="yellow"/>
               </w:rPr>
-              <w:t>[…]</w:t>
+              <w:t>⚡KI: [[SLOT_232: Tabellenwert]]</w:t>
             </w:r>
           </w:p>
         </w:tc>

--- a/gutachtenvorlagen/Gutachten Muster juristische Person.docx
+++ b/gutachtenvorlagen/Gutachten Muster juristische Person.docx
@@ -80,7 +80,7 @@
           <w:b/>
           <w:highlight w:val="yellow"/>
         </w:rPr>
-        <w:t xml:space="preserve">⚡KI: KI_Akte_Bezeichnung </w:t>
+        <w:t xml:space="preserve">KI_Akte_Bezeichnung </w:t>
       </w:r>
       <w:bookmarkEnd w:id="2"/>
       <w:proofErr w:type="spellEnd"/>
@@ -6846,7 +6846,7 @@
         <w:ind w:left="709"/>
       </w:pPr>
       <w:r>
-        <w:t>⚡KI: Dieses Gutachten basiert auf der Auswertung der Gerichtsakten, Gesprächen mit den unten genannten Auskunftspersonen, Inaugenscheinnahmen, den Ergebnissen der beauftragten Sachverständigen und den von KI_Schuldner_der_die KI_Schuldner_Schuldnerin vorgelegten Unterlagen.</w:t>
+        <w:t>Dieses Gutachten basiert auf der Auswertung der Gerichtsakten, Gesprächen mit den unten genannten Auskunftspersonen, Inaugenscheinnahmen, den Ergebnissen der beauftragten Sachverständigen und den von KI_Schuldner_der_die KI_Schuldner_Schuldnerin vorgelegten Unterlagen.</w:t>
       </w:r>
       <w:r/>
     </w:p>
@@ -7279,7 +7279,7 @@
         <w:rPr>
           <w:highlight w:val="yellow"/>
         </w:rPr>
-        <w:t>⚡KI: Danach ist der gerichtlich bestellte Insolvenzverwalter oder Sachwalter in seiner Funktion im Rahmen des Insolvenzverfahrens der unabhängige, objektive, zur Sachlichkeit verpflichtete geschäftskundige Wahrer der Interessen aller im Insolvenzverfahren Beteiligten. Die erforderliche Unabhängigkeit des Unterzeichners und der geforderte Qualitätsstandard sind durch die Zertifizierung nach ISO 9001:2015 und GOI (Grundsätze ordnungsgemäßer Insolvenzverwaltung nach VID) gegeben. Die Zertifizierung wurde zuletzt am 15.07.2025 erneuert.</w:t>
+        <w:t>Danach ist der gerichtlich bestellte Insolvenzverwalter oder Sachwalter in seiner Funktion im Rahmen des Insolvenzverfahrens der unabhängige, objektive, zur Sachlichkeit verpflichtete geschäftskundige Wahrer der Interessen aller im Insolvenzverfahren Beteiligten. Die erforderliche Unabhängigkeit des Unterzeichners und der geforderte Qualitätsstandard sind durch die Zertifizierung nach ISO 9001:2015 und GOI (Grundsätze ordnungsgemäßer Insolvenzverwaltung nach VID) gegeben. Die Zertifizierung wurde zuletzt am 15.07.2025 erneuert.</w:t>
       </w:r>
       <w:r>
         <w:rPr>
@@ -7657,7 +7657,7 @@
                 <w:iCs/>
                 <w:highlight w:val="yellow"/>
               </w:rPr>
-              <w:t>⚡KI: [[SLOT_189: z.B. GmbH, AG, UG]]</w:t>
+              <w:t>[[SLOT_189: z.B. GmbH, AG, UG]]</w:t>
             </w:r>
           </w:p>
         </w:tc>
@@ -8184,7 +8184,7 @@
                 <w:rFonts w:cs="Arial"/>
                 <w:highlight w:val="yellow"/>
               </w:rPr>
-              <w:t>⚡KI: [[SLOT_190: Branche]] https://de.statista.com/statistik/kategorien/</w:t>
+              <w:t>[[SLOT_190: Branche]] https://de.statista.com/statistik/kategorien/</w:t>
             </w:r>
             <w:bookmarkEnd w:id="65"/>
             <w:r>
@@ -8714,7 +8714,7 @@
               <w:rPr>
                 <w:bCs/>
               </w:rPr>
-              <w:t>⚡KI: [[SLOT_191: Ja/Nein]]</w:t>
+              <w:t>[[SLOT_191: Ja/Nein]]</w:t>
             </w:r>
           </w:p>
         </w:tc>
@@ -8762,7 +8762,7 @@
               <w:rPr>
                 <w:bCs/>
               </w:rPr>
-              <w:t>⚡KI: [[SLOT_192: Ja/Nein]]</w:t>
+              <w:t>[[SLOT_192: Ja/Nein]]</w:t>
             </w:r>
           </w:p>
         </w:tc>
@@ -9805,7 +9805,7 @@
               <w:rPr>
                 <w:bCs/>
               </w:rPr>
-              <w:t>⚡KI: [[SLOT_193: ja/nein]]</w:t>
+              <w:t>[[SLOT_193: ja/nein]]</w:t>
             </w:r>
           </w:p>
         </w:tc>
@@ -10317,7 +10317,7 @@
         <w:rPr>
           <w:szCs w:val="22"/>
         </w:rPr>
-        <w:t>⚡KI: Örtliche Zuständigkeit des Amtsgerichts KI_Gericht_Ort, gem. § 3 Abs. 1 InsO</w:t>
+        <w:t>Örtliche Zuständigkeit des Amtsgerichts KI_Gericht_Ort, gem. § 3 Abs. 1 InsO</w:t>
       </w:r>
       <w:r>
         <w:rPr>
@@ -10344,7 +10344,7 @@
         <w:ind w:left="709"/>
       </w:pPr>
       <w:r>
-        <w:t>⚡KI: Die Bestimmung der örtlichen Zuständigkeit richtet sich gem. § 3 Abs. 1 S. 2 InsO in erster Linie nach dem Mittelpunkt der selbstständigen wirtschaftlichen Tätigkeit des Schuldners. Nur wenn keine selbstständige wirtschaftliche Tätigkeit mehr ausgeübt wird, ist gemäß § 3 Abs. 1 S. 1 InsO auf den allgemeinen Gerichtsstand des Schuldners abzustellen. Der Mittelpunkt der selbstständigen Tätigkeit liegt dort, wo unmittelbar Geschäfte abgeschlossen werden. Abzustellen ist auf den Ort der tatsächlichen Willensbildung, das heißt von wo aus die unternehmerischen Leitentscheidungen getroffen und in laufende Geschäftsführungsakte umgesetzt werden (OLG Brandenburg, ZInsO 2002, 767; AG Essen, ZInsO 2009, 2207).</w:t>
+        <w:t>Die Bestimmung der örtlichen Zuständigkeit richtet sich gem. § 3 Abs. 1 S. 2 InsO in erster Linie nach dem Mittelpunkt der selbstständigen wirtschaftlichen Tätigkeit des Schuldners. Nur wenn keine selbstständige wirtschaftliche Tätigkeit mehr ausgeübt wird, ist gemäß § 3 Abs. 1 S. 1 InsO auf den allgemeinen Gerichtsstand des Schuldners abzustellen. Der Mittelpunkt der selbstständigen Tätigkeit liegt dort, wo unmittelbar Geschäfte abgeschlossen werden. Abzustellen ist auf den Ort der tatsächlichen Willensbildung, das heißt von wo aus die unternehmerischen Leitentscheidungen getroffen und in laufende Geschäftsführungsakte umgesetzt werden (OLG Brandenburg, ZInsO 2002, 767; AG Essen, ZInsO 2009, 2207).</w:t>
       </w:r>
       <w:r/>
       <w:r/>
@@ -10507,7 +10507,7 @@
         <w:rPr>
           <w:highlight w:val="yellow"/>
         </w:rPr>
-        <w:t>⚡KI: [[SLOT_105: vorl. Gläubigerausschuss?]]</w:t>
+        <w:t>[[SLOT_105: vorl. Gläubigerausschuss?]]</w:t>
       </w:r>
     </w:p>
     <w:p/>
@@ -10811,7 +10811,7 @@
         <w:rPr>
           <w:szCs w:val="22"/>
         </w:rPr>
-        <w:t>⚡KI: Arbeitsrechtliche Verhältnisse</w:t>
+        <w:t>Arbeitsrechtliche Verhältnisse</w:t>
       </w:r>
       <w:r>
         <w:rPr>
@@ -11002,7 +11002,7 @@
         <w:rPr>
           <w:highlight w:val="yellow"/>
         </w:rPr>
-        <w:t>⚡KI: [[SLOT_112: kollektivarbeitsrechtliche und betriebsverfassungsrechtliche]]</w:t>
+        <w:t>[[SLOT_112: kollektivarbeitsrechtliche und betriebsverfassungsrechtliche]]</w:t>
       </w:r>
     </w:p>
     <w:p>
@@ -11019,7 +11019,7 @@
         <w:rPr>
           <w:highlight w:val="yellow"/>
         </w:rPr>
-        <w:t>⚡KI: [[SLOT_113: außerdem: Geschäftsführeranstellungsvertrag; Achtung: kein A]]</w:t>
+        <w:t>[[SLOT_113: außerdem: Geschäftsführeranstellungsvertrag; Achtung: kein A]]</w:t>
       </w:r>
     </w:p>
     <w:bookmarkEnd w:id="138"/>
@@ -11302,7 +11302,7 @@
         <w:rPr>
           <w:szCs w:val="22"/>
         </w:rPr>
-        <w:t>⚡KI: Arbeitsrechtliche Verhältnisse</w:t>
+        <w:t>Arbeitsrechtliche Verhältnisse</w:t>
       </w:r>
       <w:r>
         <w:rPr>
@@ -11443,7 +11443,7 @@
         <w:rPr>
           <w:highlight w:val="yellow"/>
         </w:rPr>
-        <w:t>⚡KI: [[SLOT_121: kollektivarbeitsrechtliche und betriebsverfassungsrechtliche]]</w:t>
+        <w:t>[[SLOT_121: kollektivarbeitsrechtliche und betriebsverfassungsrechtliche]]</w:t>
       </w:r>
       <w:r>
         <w:rPr>
@@ -11470,7 +11470,7 @@
         <w:rPr>
           <w:highlight w:val="yellow"/>
         </w:rPr>
-        <w:t>⚡KI: [[SLOT_122: außerdem: Geschäftsführeranstellungsvertrag; Achtung: kein A]]</w:t>
+        <w:t>[[SLOT_122: außerdem: Geschäftsführeranstellungsvertrag; Achtung: kein A]]</w:t>
       </w:r>
     </w:p>
     <w:bookmarkEnd w:id="159"/>
@@ -11626,7 +11626,7 @@
                 <w:highlight w:val="yellow"/>
                 <w:u w:val="single"/>
               </w:rPr>
-              <w:t>⚡KI: [[SLOT_194: Kreditinstitut 1]]</w:t>
+              <w:t>[[SLOT_194: Kreditinstitut 1]]</w:t>
             </w:r>
           </w:p>
           <w:p>
@@ -11685,7 +11685,7 @@
               <w:rPr>
                 <w:highlight w:val="yellow"/>
               </w:rPr>
-              <w:t>⚡KI: [[SLOT_195: Tabellenwert]] EUR</w:t>
+              <w:t>[[SLOT_195: Tabellenwert]] EUR</w:t>
             </w:r>
             <w:r/>
             <w:r/>
@@ -11703,7 +11703,7 @@
               <w:rPr>
                 <w:highlight w:val="yellow"/>
               </w:rPr>
-              <w:t>⚡KI: [[SLOT_197: Tabellenwert]] EUR</w:t>
+              <w:t>[[SLOT_197: Tabellenwert]] EUR</w:t>
             </w:r>
             <w:r/>
             <w:r/>
@@ -11763,7 +11763,7 @@
                 <w:highlight w:val="yellow"/>
                 <w:u w:val="single"/>
               </w:rPr>
-              <w:t>⚡KI: [[SLOT_199: Kreditinstitut 2]]</w:t>
+              <w:t>[[SLOT_199: Kreditinstitut 2]]</w:t>
             </w:r>
           </w:p>
           <w:p>
@@ -11823,7 +11823,7 @@
               <w:rPr>
                 <w:highlight w:val="yellow"/>
               </w:rPr>
-              <w:t>⚡KI: [[SLOT_200: Tabellenwert]] EUR</w:t>
+              <w:t>[[SLOT_200: Tabellenwert]] EUR</w:t>
             </w:r>
             <w:r/>
             <w:r/>
@@ -11841,7 +11841,7 @@
               <w:rPr>
                 <w:highlight w:val="yellow"/>
               </w:rPr>
-              <w:t>⚡KI: [[SLOT_202: Tabellenwert]] EUR</w:t>
+              <w:t>[[SLOT_202: Tabellenwert]] EUR</w:t>
             </w:r>
             <w:r/>
             <w:r/>
@@ -11897,7 +11897,7 @@
               <w:rPr>
                 <w:highlight w:val="yellow"/>
               </w:rPr>
-              <w:t>⚡KI: [[SLOT_204: Tabellenwert]]</w:t>
+              <w:t>[[SLOT_204: Tabellenwert]]</w:t>
             </w:r>
           </w:p>
         </w:tc>
@@ -11918,7 +11918,7 @@
               <w:rPr>
                 <w:highlight w:val="yellow"/>
               </w:rPr>
-              <w:t>⚡KI: [[SLOT_206: Tabellenwert]] EUR</w:t>
+              <w:t>[[SLOT_206: Tabellenwert]] EUR</w:t>
             </w:r>
             <w:r/>
             <w:r/>
@@ -11973,7 +11973,7 @@
               <w:rPr>
                 <w:highlight w:val="yellow"/>
               </w:rPr>
-              <w:t>⚡KI: [[SLOT_208: Tabellenwert]]</w:t>
+              <w:t>[[SLOT_208: Tabellenwert]]</w:t>
             </w:r>
           </w:p>
         </w:tc>
@@ -11994,7 +11994,7 @@
               <w:rPr>
                 <w:highlight w:val="yellow"/>
               </w:rPr>
-              <w:t>⚡KI: [[SLOT_210: Tabellenwert]] EUR</w:t>
+              <w:t>[[SLOT_210: Tabellenwert]] EUR</w:t>
             </w:r>
             <w:r/>
             <w:r/>
@@ -12049,7 +12049,7 @@
               <w:rPr>
                 <w:highlight w:val="yellow"/>
               </w:rPr>
-              <w:t>⚡KI: [[SLOT_212: Tabellenwert]]</w:t>
+              <w:t>[[SLOT_212: Tabellenwert]]</w:t>
             </w:r>
           </w:p>
         </w:tc>
@@ -12070,7 +12070,7 @@
               <w:rPr>
                 <w:highlight w:val="yellow"/>
               </w:rPr>
-              <w:t>⚡KI: [[SLOT_214: Tabellenwert]] EUR</w:t>
+              <w:t>[[SLOT_214: Tabellenwert]] EUR</w:t>
             </w:r>
             <w:r/>
             <w:r/>
@@ -13025,7 +13025,7 @@
         <w:rPr>
           <w:highlight w:val="yellow"/>
         </w:rPr>
-        <w:t>⚡KI: KI_Verwalter_Der_Die_Groß KI_Verwalter_Unterzeichner setzt bei der Bewertung des beweglichen Sachanlagevermögens Liquidations- und Fortführungswerte an.</w:t>
+        <w:t>KI_Verwalter_Der_Die_Groß KI_Verwalter_Unterzeichner setzt bei der Bewertung des beweglichen Sachanlagevermögens Liquidations- und Fortführungswerte an.</w:t>
       </w:r>
       <w:bookmarkEnd w:id="199"/>
     </w:p>
@@ -13323,7 +13323,7 @@
         <w:rPr>
           <w:highlight w:val="yellow"/>
         </w:rPr>
-        <w:t>⚡KI: [[SLOT_139: Das Unternehmen hat einen handelsrechtlich nicht bilanzierba]]</w:t>
+        <w:t>[[SLOT_139: Das Unternehmen hat einen handelsrechtlich nicht bilanzierba]]</w:t>
       </w:r>
     </w:p>
     <w:p/>
@@ -13954,7 +13954,7 @@
         <w:rPr>
           <w:highlight w:val="yellow"/>
         </w:rPr>
-        <w:t>⚡KI: [[SLOT_155: Forderungen Beteiligungsunternehmen]]</w:t>
+        <w:t>[[SLOT_155: Forderungen Beteiligungsunternehmen]]</w:t>
       </w:r>
     </w:p>
     <w:p>
@@ -13991,7 +13991,7 @@
         <w:rPr>
           <w:highlight w:val="yellow"/>
         </w:rPr>
-        <w:t>⚡KI: [[SLOT_156: sonstige Vermögensgegenstände Beschreibung/Wert]]</w:t>
+        <w:t>[[SLOT_156: sonstige Vermögensgegenstände Beschreibung/Wert]]</w:t>
       </w:r>
     </w:p>
     <w:bookmarkEnd w:id="220"/>
@@ -14198,7 +14198,7 @@
         <w:rPr>
           <w:rFonts w:cs="Arial"/>
         </w:rPr>
-        <w:t>⚡KI: Bei der [[SLOT_161: xy Bank]] wurde ein Festgeldkonto/Anderkonto/Rückstellungskonto mit der IBAN: xy eingerichtet. Das dortige Guthaben beläuft sich derzeit auf xx EUR.</w:t>
+        <w:t>Bei der [[SLOT_161: xy Bank]] wurde ein Festgeldkonto/Anderkonto/Rückstellungskonto mit der IBAN: xy eingerichtet. Das dortige Guthaben beläuft sich derzeit auf xx EUR.</w:t>
       </w:r>
       <w:r>
         <w:rPr>
@@ -14287,7 +14287,7 @@
         </w:numPr>
       </w:pPr>
       <w:r>
-        <w:t>⚡KI: Ansprüche auf Einzahlung der Stammeinlagen</w:t>
+        <w:t>Ansprüche auf Einzahlung der Stammeinlagen</w:t>
       </w:r>
     </w:p>
     <w:p/>
@@ -14318,7 +14318,7 @@
         <w:ind w:left="709"/>
       </w:pPr>
       <w:r>
-        <w:t>⚡KI: Eine verdeckte Sacheinlage liegt vor, wenn eine vereinbarte Bareinlage aufgrund eines im Zusammenhang mit der Einlage getroffenem Rechtsgeschäft bei wirtschaftlicher Betrachtung durch die Einbringung des Sachwertes geleistet wird. In diesem Fall wird der Gesellschafter gem. § 19 Abs. 4 S. 1 GmbHG [[SLOT_162: § 27 Abs. 3 AktG]] nicht von seiner Einlagepflicht frei, wobei der Wert des eingebrachten Gegenstandes nach S. 3 auf die fortbestehende Forderung anzurechnen ist.]</w:t>
+        <w:t>Eine verdeckte Sacheinlage liegt vor, wenn eine vereinbarte Bareinlage aufgrund eines im Zusammenhang mit der Einlage getroffenem Rechtsgeschäft bei wirtschaftlicher Betrachtung durch die Einbringung des Sachwertes geleistet wird. In diesem Fall wird der Gesellschafter gem. § 19 Abs. 4 S. 1 GmbHG [[SLOT_162: § 27 Abs. 3 AktG]] nicht von seiner Einlagepflicht frei, wobei der Wert des eingebrachten Gegenstandes nach S. 3 auf die fortbestehende Forderung anzurechnen ist.]</w:t>
       </w:r>
     </w:p>
     <w:p/>
@@ -14331,7 +14331,7 @@
         </w:numPr>
       </w:pPr>
       <w:r>
-        <w:t>⚡KI: ⚡KI:</w:t>
+        <w:t/>
       </w:r>
     </w:p>
     <w:p/>
@@ -14392,7 +14392,7 @@
         </w:numPr>
       </w:pPr>
       <w:r>
-        <w:t>⚡KI: Existenzvernichtender Eingriff § 826 BGB</w:t>
+        <w:t>Existenzvernichtender Eingriff § 826 BGB</w:t>
       </w:r>
     </w:p>
     <w:p/>
@@ -15028,7 +15028,7 @@
         <w:rPr>
           <w:highlight w:val="yellow"/>
         </w:rPr>
-        <w:t>⚡KI: [[SLOT_165: Tabelle]]</w:t>
+        <w:t>[[SLOT_165: Tabelle]]</w:t>
       </w:r>
     </w:p>
     <w:bookmarkEnd w:id="230"/>
@@ -15078,7 +15078,7 @@
         <w:rPr>
           <w:highlight w:val="yellow"/>
         </w:rPr>
-        <w:t>⚡KI: [[SLOT_167: Tabelle]]</w:t>
+        <w:t>[[SLOT_167: Tabelle]]</w:t>
       </w:r>
     </w:p>
     <w:p/>
@@ -15140,7 +15140,7 @@
         <w:rPr>
           <w:highlight w:val="yellow"/>
         </w:rPr>
-        <w:t>⚡KI: [[SLOT_169: Tabelle]]</w:t>
+        <w:t>[[SLOT_169: Tabelle]]</w:t>
       </w:r>
       <w:bookmarkEnd w:id="233"/>
     </w:p>
@@ -15166,7 +15166,7 @@
         <w:rPr>
           <w:highlight w:val="yellow"/>
         </w:rPr>
-        <w:t>⚡KI: [[SLOT_171: Tabelle]]</w:t>
+        <w:t>[[SLOT_171: Tabelle]]</w:t>
       </w:r>
     </w:p>
     <w:p/>
@@ -15201,7 +15201,7 @@
         <w:rPr>
           <w:highlight w:val="yellow"/>
         </w:rPr>
-        <w:t>⚡KI: [[SLOT_172: Drittsicherheiten Beschreibung]]</w:t>
+        <w:t>[[SLOT_172: Drittsicherheiten Beschreibung]]</w:t>
       </w:r>
     </w:p>
     <w:p/>
@@ -15285,7 +15285,7 @@
       <w:bookmarkStart w:id="243" w:name="_Hlk77954234"/>
       <w:bookmarkStart w:id="244" w:name="_Hlk88472379"/>
       <w:r>
-        <w:t>⚡KI: Nach der Leitentscheidung des BGH vom 24.05.2005 (Az. IX ZR 123/04) liegt Zahlungsunfähigkeit im Sinne des § 17 InsO regelmäßig jedenfalls dann vor, wenn der Schuldner 10 % oder mehr seiner fälligen Gesamtverbindlichkeiten länger als drei Wochen nicht erfüllen kann, sofern nicht ausnahmsweise mit an Sicherheit grenzender Wahrscheinlichkeit zu erwarten ist, dass die Liquiditätslücke demnächst vollständig oder fast vollständig beseitigt werden wird und den Gläubigern ein Zuwarten nach den besonderen Umständen des Einzelfalls zuzumuten ist. Nach einer weiteren Grundsatzentscheidung des BGH (Beschl. v. 19.07.2007 – IX ZB 36/07) sind nur die „ernsthaft eingeforderten" fälligen Forderungen bei Feststellung der Zahlungsunfähigkeit zu berücksichtigen.</w:t>
+        <w:t>Nach der Leitentscheidung des BGH vom 24.05.2005 (Az. IX ZR 123/04) liegt Zahlungsunfähigkeit im Sinne des § 17 InsO regelmäßig jedenfalls dann vor, wenn der Schuldner 10 % oder mehr seiner fälligen Gesamtverbindlichkeiten länger als drei Wochen nicht erfüllen kann, sofern nicht ausnahmsweise mit an Sicherheit grenzender Wahrscheinlichkeit zu erwarten ist, dass die Liquiditätslücke demnächst vollständig oder fast vollständig beseitigt werden wird und den Gläubigern ein Zuwarten nach den besonderen Umständen des Einzelfalls zuzumuten ist. Nach einer weiteren Grundsatzentscheidung des BGH (Beschl. v. 19.07.2007 – IX ZB 36/07) sind nur die „ernsthaft eingeforderten" fälligen Forderungen bei Feststellung der Zahlungsunfähigkeit zu berücksichtigen.</w:t>
       </w:r>
       <w:r/>
       <w:r/>
@@ -15348,7 +15348,7 @@
         <w:rPr>
           <w:highlight w:val="yellow"/>
         </w:rPr>
-        <w:t>⚡KI: [[SLOT_173: Vorliegen Zahlungsunfähigkeit im konkreten Fall]]</w:t>
+        <w:t>[[SLOT_173: Vorliegen Zahlungsunfähigkeit im konkreten Fall]]</w:t>
       </w:r>
     </w:p>
     <w:p/>
@@ -15405,7 +15405,7 @@
         <w:ind w:left="709"/>
       </w:pPr>
       <w:r>
-        <w:t>⚡KI: Bei juristischen Personen und diesen gleichgestellten kapitalistisch organisierten Personengesellschaften ist auch die Überschuldung ein Eröffnungsgrund. Überschuldung liegt vor, wenn das Vermögen des Schuldners die bestehenden Verbindlichkeiten nicht mehr deckt, es sei denn, die Fortführung des Unternehmens in den nächsten zwölf Monaten ist nach den Umständen überwiegend wahrscheinlich (§ 19 Abs. 2 S. 1 InsO).</w:t>
+        <w:t>Bei juristischen Personen und diesen gleichgestellten kapitalistisch organisierten Personengesellschaften ist auch die Überschuldung ein Eröffnungsgrund. Überschuldung liegt vor, wenn das Vermögen des Schuldners die bestehenden Verbindlichkeiten nicht mehr deckt, es sei denn, die Fortführung des Unternehmens in den nächsten zwölf Monaten ist nach den Umständen überwiegend wahrscheinlich (§ 19 Abs. 2 S. 1 InsO).</w:t>
       </w:r>
     </w:p>
     <w:p/>
@@ -15440,7 +15440,7 @@
         <w:rPr>
           <w:highlight w:val="yellow"/>
         </w:rPr>
-        <w:t>⚡KI: [[SLOT_174: Vorliegen Zahlungsunfähigkeit im konkreten Fall]]</w:t>
+        <w:t>[[SLOT_174: Vorliegen Zahlungsunfähigkeit im konkreten Fall]]</w:t>
       </w:r>
     </w:p>
     <w:p/>
@@ -15462,7 +15462,7 @@
         <w:rPr>
           <w:szCs w:val="22"/>
         </w:rPr>
-        <w:t>⚡KI: Eintritt der Insolvenzreife</w:t>
+        <w:t>Eintritt der Insolvenzreife</w:t>
       </w:r>
       <w:bookmarkEnd w:id="254"/>
       <w:r>
@@ -15668,7 +15668,7 @@
         <w:rPr>
           <w:highlight w:val="yellow"/>
         </w:rPr>
-        <w:t>⚡KI: [[SLOT_179: Anfechtungsansprüche §§ 129 ff. InsO]]</w:t>
+        <w:t>[[SLOT_179: Anfechtungsansprüche §§ 129 ff. InsO]]</w:t>
       </w:r>
     </w:p>
     <w:p>
@@ -15972,7 +15972,7 @@
               <w:rPr>
                 <w:highlight w:val="yellow"/>
               </w:rPr>
-              <w:t>⚡KI: [[SLOT_216: Tabellenwert]] EUR</w:t>
+              <w:t>[[SLOT_216: Tabellenwert]] EUR</w:t>
             </w:r>
             <w:r/>
             <w:r/>
@@ -16006,7 +16006,7 @@
               <w:rPr>
                 <w:highlight w:val="yellow"/>
               </w:rPr>
-              <w:t>⚡KI: [[SLOT_218: Tabellenwert]] EUR</w:t>
+              <w:t>[[SLOT_218: Tabellenwert]] EUR</w:t>
             </w:r>
             <w:r/>
             <w:r/>
@@ -16040,7 +16040,7 @@
               <w:rPr>
                 <w:highlight w:val="yellow"/>
               </w:rPr>
-              <w:t>⚡KI: [[SLOT_220: Tabellenwert]] EUR</w:t>
+              <w:t>[[SLOT_220: Tabellenwert]] EUR</w:t>
             </w:r>
             <w:r/>
             <w:r/>
@@ -16084,7 +16084,7 @@
                 <w:b/>
                 <w:highlight w:val="yellow"/>
               </w:rPr>
-              <w:t>⚡KI: [[SLOT_222: Tabellenwert]] EUR</w:t>
+              <w:t>[[SLOT_222: Tabellenwert]] EUR</w:t>
             </w:r>
             <w:r>
               <w:rPr>
@@ -16177,7 +16177,7 @@
         <w:rPr>
           <w:highlight w:val="yellow"/>
         </w:rPr>
-        <w:t>⚡KI: [[SLOT_188: Ergebnis und Empfehlung des Gutachters]]</w:t>
+        <w:t>[[SLOT_188: Ergebnis und Empfehlung des Gutachters]]</w:t>
       </w:r>
     </w:p>
     <w:p/>
@@ -16324,7 +16324,7 @@
               <w:rPr>
                 <w:highlight w:val="yellow"/>
               </w:rPr>
-              <w:t>⚡KI: [[SLOT_224: Tabellenwert]]</w:t>
+              <w:t>[[SLOT_224: Tabellenwert]]</w:t>
             </w:r>
           </w:p>
         </w:tc>
@@ -16355,7 +16355,7 @@
               <w:rPr>
                 <w:highlight w:val="yellow"/>
               </w:rPr>
-              <w:t>⚡KI: [[SLOT_226: Tabellenwert]]</w:t>
+              <w:t>[[SLOT_226: Tabellenwert]]</w:t>
             </w:r>
           </w:p>
         </w:tc>
@@ -16386,7 +16386,7 @@
               <w:rPr>
                 <w:highlight w:val="yellow"/>
               </w:rPr>
-              <w:t>⚡KI: [[SLOT_228: Tabellenwert]]</w:t>
+              <w:t>[[SLOT_228: Tabellenwert]]</w:t>
             </w:r>
           </w:p>
         </w:tc>
@@ -16417,7 +16417,7 @@
               <w:rPr>
                 <w:highlight w:val="yellow"/>
               </w:rPr>
-              <w:t>⚡KI: [[SLOT_230: Tabellenwert]]</w:t>
+              <w:t>[[SLOT_230: Tabellenwert]]</w:t>
             </w:r>
           </w:p>
         </w:tc>
@@ -16448,7 +16448,7 @@
               <w:rPr>
                 <w:highlight w:val="yellow"/>
               </w:rPr>
-              <w:t>⚡KI: [[SLOT_232: Tabellenwert]]</w:t>
+              <w:t>[[SLOT_232: Tabellenwert]]</w:t>
             </w:r>
           </w:p>
         </w:tc>

--- a/gutachtenvorlagen/Gutachten Muster juristische Person.docx
+++ b/gutachtenvorlagen/Gutachten Muster juristische Person.docx
@@ -404,7 +404,7 @@
           <w:lang w:eastAsia="de-DE"/>
         </w:rPr>
         <w:tab/>
-        <w:t>……</w:t>
+        <w:t>KI_Verwalter_Titel</w:t>
       </w:r>
     </w:p>
     <w:p>
@@ -552,7 +552,7 @@
           <w:b/>
           <w:lang w:eastAsia="de-DE"/>
         </w:rPr>
-        <w:t xml:space="preserve">             Insolvenzgericht:</w:t>
+        <w:t xml:space="preserve">             Insolvenzgericht: </w:t>
       </w:r>
       <w:r>
         <w:rPr>
@@ -622,7 +622,7 @@
           <w:b/>
           <w:lang w:eastAsia="de-DE"/>
         </w:rPr>
-        <w:t xml:space="preserve">                                 Aktenzeichen:</w:t>
+        <w:t xml:space="preserve">                                 Aktenzeichen: </w:t>
       </w:r>
       <w:r>
         <w:rPr>
@@ -7052,7 +7052,7 @@
         <w:t xml:space="preserve">Steuerberater </w:t>
       </w:r>
       <w:r>
-        <w:t xml:space="preserve">der Schuldnerin </w:t>
+        <w:t xml:space="preserve">KI_Schuldner_des_der KI_Schuldner_Schuldnerin </w:t>
       </w:r>
       <w:r>
         <w:t>hat für</w:t>
@@ -10037,7 +10037,7 @@
       </w:r>
       <w:proofErr w:type="spellEnd"/>
       <w:r>
-        <w:t xml:space="preserve"> sind deutsche Gerichte für die Eröffnung des Insolvenzverfahrens über das Vermögen der Schuldnerin international zuständig.</w:t>
+        <w:t xml:space="preserve"> sind deutsche Gerichte für die Eröffnung des Insolvenzverfahrens über das Vermögen KI_Schuldner_des_der KI_Schuldner_Schuldnerin international zuständig.</w:t>
       </w:r>
     </w:p>
     <w:p>
@@ -12103,7 +12103,7 @@
         <w:ind w:left="709"/>
       </w:pPr>
       <w:r>
-        <w:t xml:space="preserve">Die Konten wurden für Verfügungen der Schuldnerin gesperrt. Seit Anordnung der vorläufigen Verwaltung werden Zahlungseingänge auf </w:t>
+        <w:t xml:space="preserve">Die Konten wurden für Verfügungen KI_Schuldner_des_der KI_Schuldner_Schuldnerin gesperrt. Seit Anordnung der vorläufigen Verwaltung werden Zahlungseingänge auf </w:t>
       </w:r>
       <w:r>
         <w:t>das</w:t>
@@ -12201,7 +12201,7 @@
         <w:rPr>
           <w:highlight w:val="yellow"/>
         </w:rPr>
-        <w:t>Er/Sie führte auch die Lohnbuchhaltung der Schuldnerin.</w:t>
+        <w:t>KI_Verwalter_Der_Die_Groß KI_Verwalter_Unterzeichner führte auch die Lohnbuchhaltung KI_Schuldner_des_der KI_Schuldner_Schuldnerin.</w:t>
       </w:r>
     </w:p>
     <w:p/>

--- a/gutachtenvorlagen/Gutachten Muster juristische Person.docx
+++ b/gutachtenvorlagen/Gutachten Muster juristische Person.docx
@@ -20,81 +20,44 @@
         </w:rPr>
         <w:t>Gutachten</w:t>
       </w:r>
-      <w:r>
+    </w:p>
+    <w:p/>
+    <w:p>
+      <w:pPr>
+        <w:jc w:val="center"/>
+      </w:pPr>
+      <w:r>
+        <w:t>in dem Insolvenzantragsverfahren über das Vermögen KI_Schuldner_des_der</w:t>
+      </w:r>
+    </w:p>
+    <w:p/>
+    <w:p>
+      <w:pPr>
+        <w:jc w:val="center"/>
         <w:rPr>
           <w:b/>
         </w:rPr>
-        <w:t xml:space="preserve"> </w:t>
-      </w:r>
-      <w:commentRangeStart w:id="0"/>
-      <w:r>
-        <w:rPr>
-          <w:b/>
-        </w:rPr>
-        <w:t>und Bericht</w:t>
-      </w:r>
-      <w:commentRangeEnd w:id="0"/>
-      <w:r>
-        <w:rPr>
-          <w:rStyle w:val="Kommentarzeichen"/>
-          <w:sz w:val="22"/>
-          <w:szCs w:val="22"/>
-        </w:rPr>
-        <w:commentReference w:id="0"/>
-      </w:r>
-    </w:p>
-    <w:p/>
-    <w:p>
-      <w:pPr>
-        <w:jc w:val="center"/>
-      </w:pPr>
-      <w:r>
-        <w:t>in dem Insolvenzantrag</w:t>
-      </w:r>
-      <w:r>
-        <w:t xml:space="preserve">sverfahren über das Vermögen </w:t>
-      </w:r>
-      <w:bookmarkStart w:id="1" w:name="KI_Schuldner_Artikel"/>
-      <w:proofErr w:type="spellStart"/>
-      <w:r>
-        <w:t>KI_Schuldner_Artikel</w:t>
-      </w:r>
-      <w:bookmarkEnd w:id="1"/>
-      <w:proofErr w:type="spellEnd"/>
-      <w:r>
-        <w:t xml:space="preserve"> </w:t>
-      </w:r>
-    </w:p>
-    <w:p/>
-    <w:p>
-      <w:pPr>
-        <w:jc w:val="center"/>
-        <w:rPr>
-          <w:b/>
-        </w:rPr>
-      </w:pPr>
-      <w:bookmarkStart w:id="2" w:name="KI_Akte_Bezeichnung"/>
-      <w:proofErr w:type="spellStart"/>
+      </w:pPr>
       <w:r>
         <w:rPr>
           <w:b/>
           <w:highlight w:val="yellow"/>
         </w:rPr>
-        <w:t xml:space="preserve">KI_Akte_Bezeichnung </w:t>
-      </w:r>
-      <w:bookmarkEnd w:id="2"/>
-      <w:proofErr w:type="spellEnd"/>
-      <w:r>
+        <w:t>KI_Schuldner_Firma</w:t>
+      </w:r>
+    </w:p>
+    <w:p>
+      <w:pPr>
+        <w:jc w:val="center"/>
         <w:rPr>
           <w:b/>
-          <w:highlight w:val="yellow"/>
-        </w:rPr>
-      </w:r>
+        </w:rPr>
+      </w:pPr>
       <w:r>
         <w:rPr>
           <w:b/>
-          <w:highlight w:val="yellow"/>
-        </w:rPr>
+        </w:rPr>
+        <w:t>KI_Schuldner_Betriebsstaette</w:t>
       </w:r>
     </w:p>
     <w:p>
@@ -104,65 +67,51 @@
           <w:b/>
         </w:rPr>
       </w:pPr>
-      <w:bookmarkStart w:id="3" w:name="KI_Schuldner_Adr"/>
-      <w:proofErr w:type="spellStart"/>
-      <w:r>
+    </w:p>
+    <w:p>
+      <w:pPr>
+        <w:jc w:val="center"/>
         <w:rPr>
           <w:b/>
         </w:rPr>
-        <w:t>KI_Schuldner_Adr</w:t>
-      </w:r>
-      <w:bookmarkEnd w:id="3"/>
-      <w:proofErr w:type="spellEnd"/>
+      </w:pPr>
       <w:r>
         <w:rPr>
           <w:b/>
         </w:rPr>
+        <w:t>vertreten durch</w:t>
+      </w:r>
+    </w:p>
+    <w:p>
+      <w:pPr>
+        <w:jc w:val="center"/>
+        <w:rPr>
+          <w:b/>
+        </w:rPr>
+      </w:pPr>
+      <w:bookmarkStart w:id="4" w:name="KI_SCHULDNER_GESCHAEFTSFUEHRER"/>
+      <w:r>
+        <w:rPr>
+          <w:b/>
+        </w:rPr>
+        <w:t>KI_SCHULDNER_GESCHAEFTSFUEHRER</w:t>
+      </w:r>
+      <w:bookmarkEnd w:id="4"/>
+      <w:r>
+        <w:rPr>
+          <w:b/>
+        </w:rPr>
         <w:t xml:space="preserve"> </w:t>
       </w:r>
     </w:p>
     <w:p>
-      <w:pPr>
-        <w:jc w:val="center"/>
-        <w:rPr>
-          <w:b/>
-        </w:rPr>
-      </w:pPr>
-    </w:p>
-    <w:p>
-      <w:pPr>
-        <w:jc w:val="center"/>
-        <w:rPr>
-          <w:b/>
-        </w:rPr>
-      </w:pPr>
-      <w:r>
-        <w:rPr>
-          <w:b/>
-        </w:rPr>
-        <w:t>vertreten durch</w:t>
-      </w:r>
-    </w:p>
-    <w:p>
-      <w:pPr>
-        <w:jc w:val="center"/>
-        <w:rPr>
-          <w:b/>
-        </w:rPr>
-      </w:pPr>
-      <w:bookmarkStart w:id="4" w:name="KI_SCHULDNER_GESCHAEFTSFUEHRER"/>
-      <w:r>
-        <w:rPr>
-          <w:b/>
-        </w:rPr>
-        <w:t>KI_SCHULDNER_GESCHAEFTSFUEHRER</w:t>
-      </w:r>
-      <w:bookmarkEnd w:id="4"/>
-      <w:r>
-        <w:rPr>
-          <w:b/>
-        </w:rPr>
-        <w:t xml:space="preserve"> </w:t>
+      <w:r>
+        <w:t>(Geschäftsführer)</w:t>
+      </w:r>
+    </w:p>
+    <w:p>
+      <w:r>
+        <w:t>- nachfolgend „Antragsgegnerin“ -</w:t>
       </w:r>
     </w:p>
     <w:p/>
@@ -174,8 +123,6 @@
     <w:p/>
     <w:p/>
     <w:p/>
-    <w:p/>
-    <w:p/>
     <w:p>
       <w:pPr>
         <w:jc w:val="center"/>
@@ -205,23 +152,7 @@
         <w:rPr>
           <w:highlight w:val="yellow"/>
         </w:rPr>
-        <w:t xml:space="preserve">- </w:t>
-      </w:r>
-      <w:bookmarkStart w:id="6" w:name="KI_Akte_GerichtAZ"/>
-      <w:proofErr w:type="spellStart"/>
-      <w:r>
-        <w:rPr>
-          <w:highlight w:val="yellow"/>
-        </w:rPr>
-        <w:t>KI_Akte_GerichtAZ</w:t>
-      </w:r>
-      <w:bookmarkEnd w:id="6"/>
-      <w:proofErr w:type="spellEnd"/>
-      <w:r>
-        <w:rPr>
-          <w:highlight w:val="yellow"/>
-        </w:rPr>
-        <w:t xml:space="preserve"> -</w:t>
+        <w:t>-KI_Akte_GerichtAZ-</w:t>
       </w:r>
     </w:p>
     <w:p>
@@ -725,6 +656,9 @@
           <w:lang w:eastAsia="de-DE"/>
         </w:rPr>
       </w:pPr>
+      <w:r>
+        <w:t xml:space="preserve">                                          Datum: 	[[SLOT_001: Datum Gutachten]]</w:t>
+      </w:r>
     </w:p>
     <w:p>
       <w:pPr>
@@ -812,6 +746,9 @@
           <w:lang w:eastAsia="de-DE"/>
         </w:rPr>
       </w:pPr>
+      <w:r>
+        <w:t>[[SLOT_002: Ergebnis Punkt 1 - Feststellung Zahlungsunfähigkeit]]</w:t>
+      </w:r>
     </w:p>
     <w:p>
       <w:pPr>
@@ -852,6 +789,9 @@
           <w:lang w:eastAsia="de-DE"/>
         </w:rPr>
       </w:pPr>
+      <w:r>
+        <w:t>[[SLOT_003: Ergebnis Punkt 2 - Feststellung Überschuldung]]</w:t>
+      </w:r>
     </w:p>
     <w:p>
       <w:pPr>
@@ -896,6 +836,9 @@
           <w:lang w:eastAsia="de-DE"/>
         </w:rPr>
       </w:pPr>
+      <w:r>
+        <w:t>[[SLOT_004: Ergebnis Punkt 3 - Verfahrenskostendeckung]]</w:t>
+      </w:r>
     </w:p>
     <w:p>
       <w:pPr>
@@ -930,6 +873,9 @@
           <w:lang w:eastAsia="de-DE"/>
         </w:rPr>
       </w:pPr>
+      <w:r>
+        <w:t>[[SLOT_005: Ergebnis Punkt 4 - Empfehlung Sicherungsmaßnahmen/Eröffnung]]</w:t>
+      </w:r>
     </w:p>
     <w:p>
       <w:pPr>
@@ -972,44 +918,6 @@
           <w:lang w:eastAsia="de-DE"/>
         </w:rPr>
       </w:pPr>
-      <w:bookmarkStart w:id="11" w:name="_Hlk156463333"/>
-      <w:r>
-        <w:rPr>
-          <w:rFonts w:eastAsia="Times New Roman" w:cs="Arial"/>
-          <w:noProof/>
-          <w:lang w:eastAsia="de-DE"/>
-        </w:rPr>
-      </w:r>
-      <w:r>
-        <w:rPr>
-          <w:rFonts w:eastAsia="Times New Roman" w:cs="Arial"/>
-          <w:noProof/>
-          <w:highlight w:val="yellow"/>
-          <w:lang w:eastAsia="de-DE"/>
-        </w:rPr>
-      </w:r>
-      <w:r>
-        <w:rPr>
-          <w:rFonts w:eastAsia="Times New Roman" w:cs="Arial"/>
-          <w:noProof/>
-          <w:lang w:eastAsia="de-DE"/>
-        </w:rPr>
-      </w:r>
-      <w:bookmarkEnd w:id="11"/>
-      <w:r>
-        <w:rPr>
-          <w:rFonts w:eastAsia="Times New Roman" w:cs="Arial"/>
-          <w:noProof/>
-          <w:lang w:eastAsia="de-DE"/>
-        </w:rPr>
-      </w:r>
-      <w:r>
-        <w:rPr>
-          <w:rFonts w:eastAsia="Times New Roman" w:cs="Arial"/>
-          <w:noProof/>
-          <w:lang w:eastAsia="de-DE"/>
-        </w:rPr>
-      </w:r>
     </w:p>
     <w:p>
       <w:pPr>
@@ -1042,7 +950,14 @@
           <w:lang w:eastAsia="de-DE"/>
         </w:rPr>
       </w:pPr>
-      <w:r>
+    </w:p>
+    <w:p>
+      <w:pPr>
+        <w:suppressAutoHyphens w:val="0"/>
+        <w:autoSpaceDE w:val="0"/>
+        <w:adjustRightInd w:val="0"/>
+        <w:jc w:val="center"/>
+        <w:textAlignment w:val="auto"/>
         <w:rPr>
           <w:rFonts w:eastAsia="Times New Roman" w:cs="Arial"/>
           <w:b/>
@@ -1050,8 +965,7 @@
           <w:noProof/>
           <w:lang w:eastAsia="de-DE"/>
         </w:rPr>
-        <w:t>das Insolvenzverfahren</w:t>
-      </w:r>
+      </w:pPr>
     </w:p>
     <w:p>
       <w:pPr>
@@ -1068,84 +982,6 @@
           <w:lang w:eastAsia="de-DE"/>
         </w:rPr>
       </w:pPr>
-      <w:r>
-        <w:rPr>
-          <w:rFonts w:eastAsia="Times New Roman" w:cs="Arial"/>
-          <w:b/>
-          <w:bCs/>
-          <w:noProof/>
-          <w:lang w:eastAsia="de-DE"/>
-        </w:rPr>
-      </w:r>
-      <w:r>
-        <w:rPr>
-          <w:rFonts w:eastAsia="Times New Roman" w:cs="Arial"/>
-          <w:b/>
-          <w:bCs/>
-          <w:noProof/>
-          <w:lang w:eastAsia="de-DE"/>
-        </w:rPr>
-      </w:r>
-      <w:r>
-        <w:rPr>
-          <w:rFonts w:eastAsia="Times New Roman" w:cs="Arial"/>
-          <w:b/>
-          <w:bCs/>
-          <w:noProof/>
-          <w:lang w:eastAsia="de-DE"/>
-        </w:rPr>
-      </w:r>
-      <w:r>
-        <w:rPr>
-          <w:rFonts w:eastAsia="Times New Roman" w:cs="Arial"/>
-          <w:b/>
-          <w:bCs/>
-          <w:noProof/>
-          <w:highlight w:val="yellow"/>
-          <w:lang w:eastAsia="de-DE"/>
-        </w:rPr>
-      </w:r>
-      <w:r>
-        <w:rPr>
-          <w:rFonts w:eastAsia="Times New Roman" w:cs="Arial"/>
-          <w:b/>
-          <w:bCs/>
-          <w:noProof/>
-          <w:lang w:eastAsia="de-DE"/>
-        </w:rPr>
-      </w:r>
-    </w:p>
-    <w:p>
-      <w:pPr>
-        <w:suppressAutoHyphens w:val="0"/>
-        <w:autoSpaceDE w:val="0"/>
-        <w:adjustRightInd w:val="0"/>
-        <w:jc w:val="center"/>
-        <w:textAlignment w:val="auto"/>
-        <w:rPr>
-          <w:rFonts w:eastAsia="Times New Roman" w:cs="Arial"/>
-          <w:b/>
-          <w:bCs/>
-          <w:noProof/>
-          <w:lang w:eastAsia="de-DE"/>
-        </w:rPr>
-      </w:pPr>
-      <w:r>
-        <w:rPr>
-          <w:rFonts w:eastAsia="Times New Roman" w:cs="Arial"/>
-          <w:b/>
-          <w:bCs/>
-          <w:noProof/>
-          <w:lang w:eastAsia="de-DE"/>
-        </w:rPr>
-        <w:t>zu eröffnen.</w:t>
-      </w:r>
-      <w:r>
-        <w:rPr>
-          <w:b/>
-        </w:rPr>
-        <w:br w:type="page"/>
-      </w:r>
     </w:p>
     <w:p>
       <w:pPr>
@@ -6583,59 +6419,7 @@
         <w:ind w:left="709"/>
       </w:pPr>
       <w:r>
-        <w:t xml:space="preserve">Das Amtsgericht </w:t>
-      </w:r>
-      <w:bookmarkStart w:id="17" w:name="KI_Gericht_Ort_003"/>
-      <w:proofErr w:type="spellStart"/>
-      <w:r>
-        <w:t>KI_Gericht_Ort</w:t>
-      </w:r>
-      <w:bookmarkEnd w:id="17"/>
-      <w:proofErr w:type="spellEnd"/>
-      <w:r>
-        <w:t xml:space="preserve"> hat</w:t>
-      </w:r>
-      <w:r>
-        <w:t xml:space="preserve"> </w:t>
-      </w:r>
-      <w:bookmarkStart w:id="18" w:name="KI_Verwalter_den_die"/>
-      <w:proofErr w:type="spellStart"/>
-      <w:r>
-        <w:t>KI_Verwalter_den_die</w:t>
-      </w:r>
-      <w:bookmarkEnd w:id="18"/>
-      <w:proofErr w:type="spellEnd"/>
-      <w:r>
-        <w:t xml:space="preserve"> </w:t>
-      </w:r>
-      <w:bookmarkStart w:id="19" w:name="KI_Verwalter_Unterzeichner"/>
-      <w:proofErr w:type="spellStart"/>
-      <w:r>
-        <w:t>KI_Verwalter_Unterzeichner</w:t>
-      </w:r>
-      <w:bookmarkEnd w:id="19"/>
-      <w:proofErr w:type="spellEnd"/>
-      <w:r>
-        <w:t xml:space="preserve"> </w:t>
-      </w:r>
-      <w:r>
-        <w:t xml:space="preserve">mit Beschluss vom </w:t>
-      </w:r>
-      <w:bookmarkStart w:id="20" w:name="KI_Akte_BeschlussDat"/>
-      <w:proofErr w:type="spellStart"/>
-      <w:r>
-        <w:rPr>
-          <w:highlight w:val="yellow"/>
-        </w:rPr>
-        <w:t>KI_Akte_BeschlussDat</w:t>
-      </w:r>
-      <w:bookmarkEnd w:id="20"/>
-      <w:proofErr w:type="spellEnd"/>
-      <w:r>
-        <w:t xml:space="preserve"> </w:t>
-      </w:r>
-      <w:r>
-        <w:t xml:space="preserve">beauftragt, in dem </w:t>
+        <w:t>Das Amtsgericht KI_Gericht_Ort hat KI_Verwalter_den_die Unterzeichner mit Beschluss vom KI_Akte_BeschlussDat beauftragt, in dem</w:t>
       </w:r>
     </w:p>
     <w:p/>
@@ -6644,20 +6428,7 @@
         <w:jc w:val="center"/>
       </w:pPr>
       <w:r>
-        <w:t>Insolvenzantrag</w:t>
-      </w:r>
-      <w:r>
-        <w:t xml:space="preserve">sverfahren über das Vermögen </w:t>
-      </w:r>
-      <w:bookmarkStart w:id="21" w:name="KI_Schuldner_Artikel_002"/>
-      <w:proofErr w:type="spellStart"/>
-      <w:r>
-        <w:t>KI_Schuldner_Artikel</w:t>
-      </w:r>
-      <w:bookmarkEnd w:id="21"/>
-      <w:proofErr w:type="spellEnd"/>
-      <w:r>
-        <w:t xml:space="preserve"> </w:t>
+        <w:t>Insolvenzantragsverfahren über das Vermögen KI_Schuldner_des_der</w:t>
       </w:r>
     </w:p>
     <w:p>
@@ -6672,56 +6443,182 @@
           <w:b/>
         </w:rPr>
       </w:pPr>
-      <w:bookmarkStart w:id="22" w:name="KI_Akte_Bezeichnung_002"/>
-      <w:proofErr w:type="spellStart"/>
       <w:r>
         <w:rPr>
           <w:b/>
         </w:rPr>
-        <w:t>KI_Akte_Bezeichnung</w:t>
-      </w:r>
-      <w:bookmarkEnd w:id="22"/>
-      <w:proofErr w:type="spellEnd"/>
-      <w:r>
+        <w:t>KI_Schuldner_Firma</w:t>
+      </w:r>
+    </w:p>
+    <w:p>
+      <w:pPr>
+        <w:jc w:val="center"/>
+      </w:pPr>
+      <w:r>
+        <w:t>KI_Schuldner_Betriebsstaette</w:t>
+      </w:r>
+    </w:p>
+    <w:p>
+      <w:pPr>
+        <w:jc w:val="center"/>
+      </w:pPr>
+      <w:r>
+        <w:t/>
+      </w:r>
+    </w:p>
+    <w:p>
+      <w:r>
+        <w:t>vertreten durch</w:t>
+      </w:r>
+    </w:p>
+    <w:p>
+      <w:pPr>
+        <w:jc w:val="center"/>
         <w:rPr>
           <w:b/>
         </w:rPr>
-        <w:t xml:space="preserve"> </w:t>
+      </w:pPr>
+      <w:r>
+        <w:t>KI_SCHULDNER_GESCHAEFTSFUEHRER</w:t>
       </w:r>
     </w:p>
     <w:p>
       <w:pPr>
         <w:jc w:val="center"/>
-      </w:pPr>
+        <w:rPr>
+          <w:b/>
+        </w:rPr>
+      </w:pPr>
+      <w:r>
+        <w:t>(Geschäftsführer)</w:t>
+      </w:r>
     </w:p>
     <w:p>
       <w:pPr>
         <w:jc w:val="center"/>
-      </w:pPr>
-      <w:r/>
-      <w:r>
-        <w:rPr>
-          <w:highlight w:val="yellow"/>
-        </w:rPr>
-      </w:r>
-    </w:p>
-    <w:p/>
+        <w:rPr>
+          <w:b/>
+        </w:rPr>
+      </w:pPr>
+    </w:p>
+    <w:p>
+      <w:pPr>
+        <w:jc w:val="center"/>
+        <w:rPr>
+          <w:b/>
+        </w:rPr>
+      </w:pPr>
+      <w:r>
+        <w:t>- nachfolgend „Antragsgegnerin“ -</w:t>
+      </w:r>
+    </w:p>
+    <w:p>
+      <w:pPr>
+        <w:jc w:val="center"/>
+        <w:rPr>
+          <w:b/>
+        </w:rPr>
+      </w:pPr>
+    </w:p>
+    <w:p>
+      <w:pPr>
+        <w:jc w:val="center"/>
+        <w:rPr>
+          <w:b/>
+        </w:rPr>
+      </w:pPr>
+      <w:r>
+        <w:t>ein schriftliches Gutachten zur Beantwortung folgender Fragen zu erstellen:</w:t>
+      </w:r>
+    </w:p>
+    <w:p>
+      <w:pPr>
+        <w:jc w:val="center"/>
+        <w:rPr>
+          <w:b/>
+        </w:rPr>
+      </w:pPr>
+    </w:p>
+    <w:p>
+      <w:pPr>
+        <w:jc w:val="center"/>
+        <w:rPr>
+          <w:b/>
+        </w:rPr>
+      </w:pPr>
+      <w:r>
+        <w:t>a) Liegen Tatsachen vor, wonach der Schluss auf (drohende) Zahlungsunfähigkeit der Antragsgegnerin gerechtfertigt ist?</w:t>
+      </w:r>
+    </w:p>
+    <w:p>
+      <w:pPr>
+        <w:jc w:val="center"/>
+        <w:rPr>
+          <w:b/>
+        </w:rPr>
+      </w:pPr>
+    </w:p>
+    <w:p>
+      <w:pPr>
+        <w:jc w:val="center"/>
+        <w:rPr>
+          <w:b/>
+        </w:rPr>
+      </w:pPr>
+      <w:r>
+        <w:t>Falls ja.</w:t>
+      </w:r>
+    </w:p>
+    <w:p>
+      <w:pPr>
+        <w:jc w:val="center"/>
+        <w:rPr>
+          <w:b/>
+        </w:rPr>
+      </w:pPr>
+    </w:p>
+    <w:p>
+      <w:pPr>
+        <w:jc w:val="center"/>
+        <w:rPr>
+          <w:b/>
+        </w:rPr>
+      </w:pPr>
+      <w:r>
+        <w:t>b) Ist eine die Verfahrenskosten (§ 54 InsO) deckende Masse vorhanden? Dabei sind auch insolvenzspezifische Ansprüche (Haftung von verantwortlichen Organen, Anfechtungsansprüche) zu prüfen und darzustellen, wann die Zahlungsunfähigkeit / Überschuldung eingetreten ist.</w:t>
+      </w:r>
+    </w:p>
+    <w:p>
+      <w:pPr>
+        <w:jc w:val="center"/>
+        <w:rPr>
+          <w:b/>
+        </w:rPr>
+      </w:pPr>
+    </w:p>
+    <w:p>
+      <w:pPr>
+        <w:jc w:val="center"/>
+        <w:rPr>
+          <w:b/>
+        </w:rPr>
+      </w:pPr>
+      <w:r>
+        <w:t>c) Erscheinen vorläufige Anordnungen zur Sicherung der Masse (allgemeines Veräußerungsverbot, vorläufige Verwaltung, Postsperre usw.) erforderlich?</w:t>
+      </w:r>
+    </w:p>
+    <w:p>
+      <w:pPr>
+        <w:jc w:val="center"/>
+        <w:rPr>
+          <w:b/>
+        </w:rPr>
+      </w:pPr>
+    </w:p>
     <w:p>
       <w:pPr>
         <w:ind w:left="709"/>
       </w:pPr>
-      <w:r>
-        <w:t xml:space="preserve">ein schriftliches Gutachten zur Beantwortung </w:t>
-      </w:r>
-      <w:r>
-        <w:t>folgen</w:t>
-      </w:r>
-      <w:r>
-        <w:t>der Fragen zu erstellen</w:t>
-      </w:r>
-      <w:r>
-        <w:t>:</w:t>
-      </w:r>
     </w:p>
     <w:p>
       <w:pPr>
@@ -6732,12 +6629,6 @@
       <w:pPr>
         <w:ind w:left="709"/>
       </w:pPr>
-      <w:r>
-        <w:rPr>
-          <w:highlight w:val="yellow"/>
-        </w:rPr>
-      </w:r>
-      <w:r/>
     </w:p>
     <w:p>
       <w:pPr>
@@ -6749,72 +6640,7 @@
         <w:ind w:left="709"/>
       </w:pPr>
       <w:r>
-        <w:t xml:space="preserve">In Erfüllung </w:t>
-      </w:r>
-      <w:r>
-        <w:t>dieses Auftrages</w:t>
-      </w:r>
-      <w:r>
-        <w:t xml:space="preserve"> ha</w:t>
-      </w:r>
-      <w:r>
-        <w:t>t</w:t>
-      </w:r>
-      <w:r>
-        <w:t xml:space="preserve"> </w:t>
-      </w:r>
-      <w:bookmarkStart w:id="23" w:name="KI_Verwalter_der_die"/>
-      <w:proofErr w:type="spellStart"/>
-      <w:r>
-        <w:t>KI_Verwalter_der_die</w:t>
-      </w:r>
-      <w:bookmarkEnd w:id="23"/>
-      <w:proofErr w:type="spellEnd"/>
-      <w:r>
-        <w:t xml:space="preserve"> </w:t>
-      </w:r>
-      <w:bookmarkStart w:id="24" w:name="KI_Verwalter_Unterzeichner_002"/>
-      <w:proofErr w:type="spellStart"/>
-      <w:r>
-        <w:t>KI_Verwalter_Unterzeichner</w:t>
-      </w:r>
-      <w:bookmarkEnd w:id="24"/>
-      <w:proofErr w:type="spellEnd"/>
-      <w:r>
-        <w:t xml:space="preserve"> </w:t>
-      </w:r>
-      <w:r>
-        <w:t>das nachfolgende Gutachten erstellt</w:t>
-      </w:r>
-      <w:r>
-        <w:t xml:space="preserve"> </w:t>
-      </w:r>
-      <w:r>
-        <w:rPr>
-          <w:highlight w:val="yellow"/>
-        </w:rPr>
-        <w:t>und erstatte</w:t>
-      </w:r>
-      <w:r>
-        <w:rPr>
-          <w:highlight w:val="yellow"/>
-        </w:rPr>
-        <w:t>t</w:t>
-      </w:r>
-      <w:r>
-        <w:rPr>
-          <w:highlight w:val="yellow"/>
-        </w:rPr>
-        <w:t xml:space="preserve"> hiermit Bericht über den Verlauf des Antragsverfahrens</w:t>
-      </w:r>
-      <w:r>
-        <w:rPr>
-          <w:highlight w:val="yellow"/>
-        </w:rPr>
-        <w:t>:</w:t>
-      </w:r>
-      <w:r>
-        <w:br w:type="page"/>
+        <w:t>In Erfüllung dieses Auftrages hat KI_Verwalter_der_die Unterzeichner das nachfolgende Gutachten erstellt und erstattet hiermit Bericht über den Verlauf des Antragsverfahrens:</w:t>
       </w:r>
     </w:p>
     <w:p>
@@ -6846,9 +6672,14 @@
         <w:ind w:left="709"/>
       </w:pPr>
       <w:r>
-        <w:t>Dieses Gutachten basiert auf der Auswertung der Gerichtsakten, Gesprächen mit den unten genannten Auskunftspersonen, Inaugenscheinnahmen, den Ergebnissen der beauftragten Sachverständigen und den von KI_Schuldner_der_die KI_Schuldner_Schuldnerin vorgelegten Unterlagen.</w:t>
-      </w:r>
-      <w:r/>
+        <w:t>Dem Beschluss ging ein [[SLOT_006: Eigenantrag/Fremdantrag]] KI_Schuldner_des_der Antragsgegnerin vom KI_Akte_VorlVerfahrDat voraus, welcher am [[SLOT_007: Eingangsdatum bei Gericht]] bei dem Amtsgericht KI_Gericht_Ort einging.</w:t>
+      </w:r>
+    </w:p>
+    <w:p/>
+    <w:p>
+      <w:r>
+        <w:t>Dieses Gutachten basiert auf der Auswertung der Gerichtsakten, Gesprächen mit den unten genannten Auskunftspersonen, Inaugenscheinnahmen, den Ergebnissen des beauftragten Sachverständigen und den von der Antragsgegnerin vorgelegten Unterlagen.</w:t>
+      </w:r>
     </w:p>
     <w:p/>
     <w:p>
@@ -6882,29 +6713,38 @@
       <w:pPr>
         <w:ind w:left="720"/>
       </w:pPr>
-      <w:r/>
+      <w:r>
+        <w:t>Das Insolvenzgericht hat KI_Verwalter_dem_der Unterzeichner am [[SLOT_008: Datum Aktenübersendung]] die Gerichtsakte übersandt.</w:t>
+      </w:r>
+    </w:p>
+    <w:p>
+      <w:pPr>
+        <w:ind w:left="720"/>
+      </w:pPr>
+    </w:p>
+    <w:p>
+      <w:pPr>
+        <w:ind w:left="720"/>
+      </w:pPr>
+      <w:r>
+        <w:t>[[SLOT_009: Beschreibung des ersten Besprechungstermins mit dem Geschäftsführer]]</w:t>
+      </w:r>
+    </w:p>
+    <w:p>
+      <w:pPr>
+        <w:ind w:left="720"/>
+      </w:pPr>
+    </w:p>
+    <w:p>
+      <w:pPr>
+        <w:ind w:left="720"/>
+      </w:pPr>
       <w:r>
         <w:rPr>
           <w:highlight w:val="yellow"/>
         </w:rPr>
-      </w:r>
-      <w:r/>
-      <w:r/>
-      <w:r/>
-      <w:bookmarkStart w:id="29" w:name="KI_Verwalter_dem_der"/>
-      <w:proofErr w:type="spellStart"/>
-      <w:r/>
-      <w:bookmarkEnd w:id="29"/>
-      <w:proofErr w:type="spellEnd"/>
-      <w:r/>
-      <w:bookmarkStart w:id="30" w:name="KI_Verwalter_Unterzeichner_003"/>
-      <w:proofErr w:type="spellStart"/>
-      <w:r/>
-      <w:bookmarkEnd w:id="30"/>
-      <w:proofErr w:type="spellEnd"/>
-      <w:r/>
-      <w:r/>
-      <w:r/>
+        <w:t>Dem Unterzeichner standen darüber hinaus folgende Unterlagen zur Einsichtnahme zur Verfügung:</w:t>
+      </w:r>
     </w:p>
     <w:p>
       <w:pPr>
@@ -6915,56 +6755,9 @@
       <w:pPr>
         <w:ind w:left="720"/>
       </w:pPr>
-      <w:r/>
-      <w:r>
-        <w:rPr>
-          <w:highlight w:val="yellow"/>
-        </w:rPr>
-      </w:r>
-      <w:r/>
-      <w:r/>
-      <w:r/>
-      <w:r/>
-      <w:bookmarkStart w:id="31" w:name="KI_Verwalter_dem_der_002"/>
-      <w:proofErr w:type="spellStart"/>
-      <w:r/>
-      <w:bookmarkEnd w:id="31"/>
-      <w:proofErr w:type="spellEnd"/>
-      <w:r/>
-      <w:bookmarkStart w:id="32" w:name="KI_Verwalter_Unterzeichner_011"/>
-      <w:proofErr w:type="spellStart"/>
-      <w:r/>
-      <w:bookmarkEnd w:id="32"/>
-      <w:proofErr w:type="spellEnd"/>
-      <w:r/>
-      <w:r/>
-      <w:r>
-        <w:rPr>
-          <w:highlight w:val="yellow"/>
-        </w:rPr>
-      </w:r>
-      <w:r/>
-      <w:r>
-        <w:rPr>
-          <w:highlight w:val="yellow"/>
-        </w:rPr>
-      </w:r>
-      <w:r/>
-      <w:r/>
-      <w:r/>
-      <w:r>
-        <w:rPr>
-          <w:highlight w:val="yellow"/>
-        </w:rPr>
-      </w:r>
-      <w:r/>
-      <w:r/>
-      <w:r>
-        <w:rPr>
-          <w:highlight w:val="yellow"/>
-        </w:rPr>
-      </w:r>
-      <w:r/>
+      <w:r>
+        <w:t>[[SLOT_010: Liste der Unterlagen (Buchungskonten, OPOS-Listen, Handelsregisterauszug, Gesellschaftsvertrag, BWA, Jahresabschlüsse etc.)]]</w:t>
+      </w:r>
     </w:p>
     <w:p>
       <w:pPr>
@@ -6975,163 +6768,6 @@
       <w:pPr>
         <w:ind w:left="720"/>
       </w:pPr>
-      <w:bookmarkStart w:id="33" w:name="KI_Verwalter_Der_Die_Groß"/>
-      <w:proofErr w:type="spellStart"/>
-      <w:r>
-        <w:rPr>
-          <w:highlight w:val="yellow"/>
-        </w:rPr>
-        <w:t>KI_Verwalter_Der_Die_Groß</w:t>
-      </w:r>
-      <w:bookmarkEnd w:id="33"/>
-      <w:proofErr w:type="spellEnd"/>
-      <w:r>
-        <w:rPr>
-          <w:highlight w:val="yellow"/>
-        </w:rPr>
-        <w:t xml:space="preserve"> </w:t>
-      </w:r>
-      <w:bookmarkStart w:id="34" w:name="KI_Verwalter_Unterzeichner_005"/>
-      <w:proofErr w:type="spellStart"/>
-      <w:r>
-        <w:rPr>
-          <w:highlight w:val="yellow"/>
-        </w:rPr>
-        <w:t>KI_Verwalter_Unterzeichner</w:t>
-      </w:r>
-      <w:bookmarkEnd w:id="34"/>
-      <w:proofErr w:type="spellEnd"/>
-      <w:r>
-        <w:rPr>
-          <w:highlight w:val="yellow"/>
-        </w:rPr>
-        <w:t xml:space="preserve"> </w:t>
-      </w:r>
-      <w:r>
-        <w:rPr>
-          <w:highlight w:val="yellow"/>
-        </w:rPr>
-        <w:t>hat</w:t>
-      </w:r>
-      <w:r>
-        <w:rPr>
-          <w:highlight w:val="yellow"/>
-        </w:rPr>
-        <w:t xml:space="preserve"> eine elektronische Datensicherung an den Servern des Betriebes durchführen</w:t>
-      </w:r>
-      <w:r>
-        <w:rPr>
-          <w:highlight w:val="yellow"/>
-        </w:rPr>
-        <w:t xml:space="preserve"> lassen</w:t>
-      </w:r>
-      <w:r>
-        <w:rPr>
-          <w:highlight w:val="yellow"/>
-        </w:rPr>
-        <w:t>. Die Daten liegen auf einer externen Festplatte und sind im VMDK Format gespeichert.</w:t>
-      </w:r>
-    </w:p>
-    <w:p>
-      <w:pPr>
-        <w:ind w:left="720"/>
-      </w:pPr>
-    </w:p>
-    <w:p>
-      <w:pPr>
-        <w:ind w:left="720"/>
-      </w:pPr>
-      <w:commentRangeStart w:id="35"/>
-      <w:r>
-        <w:t>D</w:t>
-      </w:r>
-      <w:r>
-        <w:t xml:space="preserve">er </w:t>
-      </w:r>
-      <w:r>
-        <w:t xml:space="preserve">Steuerberater </w:t>
-      </w:r>
-      <w:r>
-        <w:t xml:space="preserve">KI_Schuldner_des_der KI_Schuldner_Schuldnerin </w:t>
-      </w:r>
-      <w:r>
-        <w:t>hat für</w:t>
-      </w:r>
-      <w:r>
-        <w:t xml:space="preserve"> </w:t>
-      </w:r>
-      <w:bookmarkStart w:id="36" w:name="KI_Verwalter_den_die_002"/>
-      <w:proofErr w:type="spellStart"/>
-      <w:r>
-        <w:t>KI_Verwalter_den_die</w:t>
-      </w:r>
-      <w:bookmarkEnd w:id="36"/>
-      <w:proofErr w:type="spellEnd"/>
-      <w:r>
-        <w:t xml:space="preserve"> </w:t>
-      </w:r>
-      <w:bookmarkStart w:id="37" w:name="KI_Verwalter_Unterzeichner_006"/>
-      <w:proofErr w:type="spellStart"/>
-      <w:r>
-        <w:t>KI_Verwalter_Unterzeichner</w:t>
-      </w:r>
-      <w:bookmarkEnd w:id="37"/>
-      <w:proofErr w:type="spellEnd"/>
-      <w:r>
-        <w:t xml:space="preserve"> </w:t>
-      </w:r>
-      <w:r>
-        <w:t xml:space="preserve">beim Finanzamt sowie den Sozialversicherungsträgern </w:t>
-      </w:r>
-      <w:r>
-        <w:rPr>
-          <w:highlight w:val="yellow"/>
-        </w:rPr>
-        <w:t>(bezeichnen)</w:t>
-      </w:r>
-      <w:r>
-        <w:t xml:space="preserve"> einen </w:t>
-      </w:r>
-      <w:r>
-        <w:t>Kontoauszug angefordert. Diese Kontoauszüge liegen vor.</w:t>
-      </w:r>
-      <w:commentRangeEnd w:id="35"/>
-      <w:r>
-        <w:rPr>
-          <w:rStyle w:val="Kommentarzeichen"/>
-          <w:sz w:val="22"/>
-          <w:szCs w:val="22"/>
-        </w:rPr>
-        <w:commentReference w:id="35"/>
-      </w:r>
-    </w:p>
-    <w:p>
-      <w:pPr>
-        <w:ind w:left="720"/>
-      </w:pPr>
-    </w:p>
-    <w:p>
-      <w:pPr>
-        <w:ind w:left="720"/>
-      </w:pPr>
-      <w:r>
-        <w:rPr>
-          <w:highlight w:val="yellow"/>
-        </w:rPr>
-        <w:t>Es erfolg</w:t>
-      </w:r>
-      <w:r>
-        <w:rPr>
-          <w:highlight w:val="yellow"/>
-        </w:rPr>
-        <w:t>t</w:t>
-      </w:r>
-      <w:r>
-        <w:rPr>
-          <w:highlight w:val="yellow"/>
-        </w:rPr>
-        <w:t>e eine Datenübertragung der gesamtem Finanzbuchhaltung, einschließlich der Vorjahre.</w:t>
-      </w:r>
     </w:p>
     <w:p>
       <w:r>
@@ -7173,18 +6809,13 @@
         <w:rPr>
           <w:highlight w:val="yellow"/>
         </w:rPr>
-      </w:r>
-      <w:proofErr w:type="spellStart"/>
-      <w:r>
-        <w:rPr>
-          <w:highlight w:val="yellow"/>
-        </w:rPr>
-      </w:r>
-      <w:proofErr w:type="spellEnd"/>
-      <w:r>
-        <w:rPr>
-          <w:highlight w:val="yellow"/>
-        </w:rPr>
+        <w:t>Darüber hinaus standen KI_Verwalter_dem_der Unterzeichner folgende Personen für Auskünfte zur Verfügung:</w:t>
+      </w:r>
+    </w:p>
+    <w:p/>
+    <w:p>
+      <w:r>
+        <w:t>[[SLOT_011: Liste der Auskunftspersonen mit Name, Funktion und Organisation]]</w:t>
       </w:r>
     </w:p>
     <w:p>
@@ -7560,23 +7191,12 @@
                 <w:b/>
               </w:rPr>
             </w:pPr>
-            <w:bookmarkStart w:id="54" w:name="_Toc134620883"/>
             <w:r>
               <w:rPr>
                 <w:b/>
               </w:rPr>
               <w:t>Firma</w:t>
             </w:r>
-            <w:bookmarkEnd w:id="54"/>
-          </w:p>
-          <w:p>
-            <w:pPr>
-              <w:keepNext/>
-              <w:jc w:val="left"/>
-              <w:rPr>
-                <w:b/>
-              </w:rPr>
-            </w:pPr>
           </w:p>
         </w:tc>
         <w:tc>
@@ -7596,6 +7216,9 @@
                 <w:b/>
               </w:rPr>
             </w:pPr>
+            <w:r>
+              <w:t>KI_Schuldner_Firma</w:t>
+            </w:r>
           </w:p>
         </w:tc>
       </w:tr>
@@ -7624,14 +7247,6 @@
               <w:t>Rechtsform</w:t>
             </w:r>
           </w:p>
-          <w:p>
-            <w:pPr>
-              <w:keepNext/>
-              <w:rPr>
-                <w:b/>
-              </w:rPr>
-            </w:pPr>
-          </w:p>
         </w:tc>
         <w:tc>
           <w:tcPr>
@@ -7657,7 +7272,7 @@
                 <w:iCs/>
                 <w:highlight w:val="yellow"/>
               </w:rPr>
-              <w:t>[[SLOT_189: z.B. GmbH, AG, UG]]</w:t>
+              <w:t>KI_Schuldner_Rechtsform</w:t>
             </w:r>
           </w:p>
         </w:tc>
@@ -7679,22 +7294,12 @@
                 <w:b/>
               </w:rPr>
             </w:pPr>
-            <w:bookmarkStart w:id="55" w:name="_Toc134620884"/>
             <w:r>
               <w:rPr>
                 <w:b/>
               </w:rPr>
               <w:t>Satzungsgemäßer Sitz</w:t>
             </w:r>
-            <w:bookmarkEnd w:id="55"/>
-          </w:p>
-          <w:p>
-            <w:pPr>
-              <w:jc w:val="left"/>
-              <w:rPr>
-                <w:b/>
-              </w:rPr>
-            </w:pPr>
           </w:p>
         </w:tc>
         <w:tc>
@@ -7707,7 +7312,11 @@
               <w:right w:val="single" w:sz="4" w:space="0" w:color="auto"/>
             </w:tcBorders>
           </w:tcPr>
-          <w:p/>
+          <w:p>
+            <w:r>
+              <w:t>[[SLOT_012: Satzungssitz laut Gesellschaftsvertrag]]</w:t>
+            </w:r>
+          </w:p>
         </w:tc>
       </w:tr>
       <w:tr>
@@ -7731,16 +7340,8 @@
               <w:rPr>
                 <w:b/>
               </w:rPr>
-              <w:lastRenderedPageBreak/>
               <w:t>Verwaltungssitz</w:t>
             </w:r>
-          </w:p>
-          <w:p>
-            <w:pPr>
-              <w:rPr>
-                <w:b/>
-              </w:rPr>
-            </w:pPr>
           </w:p>
         </w:tc>
         <w:tc>
@@ -7753,55 +7354,9 @@
               <w:right w:val="single" w:sz="4" w:space="0" w:color="auto"/>
             </w:tcBorders>
           </w:tcPr>
-          <w:p/>
-        </w:tc>
-      </w:tr>
-      <w:tr>
-        <w:tc>
-          <w:tcPr>
-            <w:tcW w:w="3431" w:type="dxa"/>
-            <w:tcBorders>
-              <w:top w:val="single" w:sz="4" w:space="0" w:color="auto"/>
-              <w:left w:val="single" w:sz="4" w:space="0" w:color="auto"/>
-              <w:bottom w:val="single" w:sz="4" w:space="0" w:color="auto"/>
-              <w:right w:val="single" w:sz="4" w:space="0" w:color="auto"/>
-            </w:tcBorders>
-          </w:tcPr>
           <w:p>
-            <w:pPr>
-              <w:jc w:val="left"/>
-              <w:rPr>
-                <w:b/>
-              </w:rPr>
-            </w:pPr>
-            <w:bookmarkStart w:id="56" w:name="_Toc134620885"/>
-            <w:r>
-              <w:rPr>
-                <w:b/>
-              </w:rPr>
-              <w:t>Handelsregister</w:t>
-            </w:r>
-            <w:bookmarkEnd w:id="56"/>
-          </w:p>
-        </w:tc>
-        <w:tc>
-          <w:tcPr>
-            <w:tcW w:w="4814" w:type="dxa"/>
-            <w:tcBorders>
-              <w:top w:val="single" w:sz="4" w:space="0" w:color="auto"/>
-              <w:left w:val="single" w:sz="4" w:space="0" w:color="auto"/>
-              <w:bottom w:val="single" w:sz="4" w:space="0" w:color="auto"/>
-              <w:right w:val="single" w:sz="4" w:space="0" w:color="auto"/>
-            </w:tcBorders>
-          </w:tcPr>
-          <w:p/>
-          <w:p>
-            <w:r>
-              <w:rPr>
-                <w:sz w:val="18"/>
-                <w:szCs w:val="18"/>
-              </w:rPr>
-              <w:t xml:space="preserve">KI_Schuldner_HRB</w:t>
+            <w:r>
+              <w:t>KI_Schuldner_Betriebsstaette</w:t>
             </w:r>
           </w:p>
         </w:tc>
@@ -7821,55 +7376,15 @@
             <w:pPr>
               <w:jc w:val="left"/>
               <w:rPr>
-                <w:bCs/>
+                <w:b/>
               </w:rPr>
             </w:pPr>
-            <w:bookmarkStart w:id="57" w:name="_Toc134620886"/>
             <w:r>
               <w:rPr>
                 <w:b/>
               </w:rPr>
-              <w:t>Insolvenzforderungen</w:t>
-            </w:r>
-            <w:r>
-              <w:rPr>
-                <w:bCs/>
-              </w:rPr>
-              <w:t>, davon</w:t>
-            </w:r>
-            <w:bookmarkEnd w:id="57"/>
-          </w:p>
-          <w:p>
-            <w:pPr>
-              <w:jc w:val="left"/>
-              <w:rPr>
-                <w:b/>
-              </w:rPr>
-            </w:pPr>
-            <w:bookmarkStart w:id="58" w:name="_Toc134620887"/>
-            <w:r>
-              <w:rPr>
-                <w:b/>
-              </w:rPr>
-              <w:t>gesichert</w:t>
-            </w:r>
-            <w:bookmarkEnd w:id="58"/>
-          </w:p>
-          <w:p>
-            <w:pPr>
-              <w:jc w:val="left"/>
-              <w:rPr>
-                <w:b/>
-              </w:rPr>
-            </w:pPr>
-            <w:bookmarkStart w:id="59" w:name="_Toc134620888"/>
-            <w:r>
-              <w:rPr>
-                <w:b/>
-              </w:rPr>
-              <w:t>nachrangig</w:t>
-            </w:r>
-            <w:bookmarkEnd w:id="59"/>
+              <w:t>Handelsregister</w:t>
+            </w:r>
           </w:p>
         </w:tc>
         <w:tc>
@@ -7884,11 +7399,7 @@
           </w:tcPr>
           <w:p>
             <w:r>
-              <w:rPr>
-                <w:sz w:val="18"/>
-                <w:szCs w:val="18"/>
-              </w:rPr>
-              <w:t xml:space="preserve">KI_Forderungen_Gesamt</w:t>
+              <w:t>KI_Schuldner_HRB</w:t>
             </w:r>
           </w:p>
         </w:tc>
@@ -7908,17 +7419,17 @@
             <w:pPr>
               <w:jc w:val="left"/>
               <w:rPr>
+                <w:bCs/>
+              </w:rPr>
+            </w:pPr>
+            <w:r>
+              <w:rPr>
                 <w:b/>
               </w:rPr>
-            </w:pPr>
-            <w:bookmarkStart w:id="60" w:name="_Toc134620889"/>
-            <w:r>
-              <w:rPr>
-                <w:b/>
-              </w:rPr>
-              <w:t>Antragsteller/in</w:t>
-            </w:r>
-            <w:bookmarkEnd w:id="60"/>
+              <w:t>Insolvenzforderungen, davon
+gesichert
+nachrangig</w:t>
+            </w:r>
           </w:p>
         </w:tc>
         <w:tc>
@@ -7932,24 +7443,14 @@
             </w:tcBorders>
           </w:tcPr>
           <w:p>
-            <w:pPr>
-              <w:rPr>
-                <w:rFonts w:cs="Arial"/>
-              </w:rPr>
-            </w:pPr>
-          </w:p>
-          <w:p>
-            <w:pPr>
-              <w:rPr>
-                <w:rFonts w:cs="Arial"/>
-              </w:rPr>
-            </w:pPr>
             <w:r>
               <w:rPr>
                 <w:sz w:val="18"/>
                 <w:szCs w:val="18"/>
               </w:rPr>
-              <w:t xml:space="preserve">KI_Antragsteller_Name</w:t>
+              <w:t>KI_Forderungen_Gesamt
+KI_Forderungen_Gesichert
+[[SLOT_013: Nachrangige Forderungen]]</w:t>
             </w:r>
           </w:p>
         </w:tc>
@@ -7972,22 +7473,12 @@
                 <w:b/>
               </w:rPr>
             </w:pPr>
-            <w:bookmarkStart w:id="61" w:name="_Toc134620890"/>
             <w:r>
               <w:rPr>
                 <w:b/>
               </w:rPr>
-              <w:t>Antragsgrund</w:t>
-            </w:r>
-            <w:bookmarkEnd w:id="61"/>
-          </w:p>
-          <w:p>
-            <w:pPr>
-              <w:jc w:val="left"/>
-              <w:rPr>
-                <w:b/>
-              </w:rPr>
-            </w:pPr>
+              <w:t>Antragstellerin</w:t>
+            </w:r>
           </w:p>
         </w:tc>
         <w:tc>
@@ -8007,11 +7498,7 @@
               </w:rPr>
             </w:pPr>
             <w:r>
-              <w:rPr>
-                <w:sz w:val="18"/>
-                <w:szCs w:val="18"/>
-              </w:rPr>
-              <w:t xml:space="preserve">KI_Verfahren_Eroeffnungsgrund</w:t>
+              <w:t>KI_Antragsteller_Name</w:t>
             </w:r>
           </w:p>
         </w:tc>
@@ -8034,22 +7521,12 @@
                 <w:b/>
               </w:rPr>
             </w:pPr>
-            <w:bookmarkStart w:id="62" w:name="_Toc134620891"/>
             <w:r>
               <w:rPr>
                 <w:b/>
               </w:rPr>
-              <w:t>Internationaler Bezug</w:t>
-            </w:r>
-            <w:bookmarkEnd w:id="62"/>
-          </w:p>
-          <w:p>
-            <w:pPr>
-              <w:jc w:val="left"/>
-              <w:rPr>
-                <w:b/>
-              </w:rPr>
-            </w:pPr>
+              <w:t>Antragsgrund</w:t>
+            </w:r>
           </w:p>
         </w:tc>
         <w:tc>
@@ -8068,6 +7545,13 @@
                 <w:rFonts w:cs="Arial"/>
               </w:rPr>
             </w:pPr>
+            <w:r>
+              <w:rPr>
+                <w:sz w:val="18"/>
+                <w:szCs w:val="18"/>
+              </w:rPr>
+              <w:t>KI_Verfahren_Eroeffnungsgrund</w:t>
+            </w:r>
           </w:p>
         </w:tc>
       </w:tr>
@@ -8089,22 +7573,12 @@
                 <w:b/>
               </w:rPr>
             </w:pPr>
-            <w:bookmarkStart w:id="63" w:name="_Toc134620892"/>
             <w:r>
               <w:rPr>
                 <w:b/>
               </w:rPr>
-              <w:t>Eigenverwaltung</w:t>
-            </w:r>
-            <w:bookmarkEnd w:id="63"/>
-          </w:p>
-          <w:p>
-            <w:pPr>
-              <w:jc w:val="left"/>
-              <w:rPr>
-                <w:b/>
-              </w:rPr>
-            </w:pPr>
+              <w:t>Internationaler Bezug</w:t>
+            </w:r>
           </w:p>
         </w:tc>
         <w:tc>
@@ -8123,6 +7597,9 @@
                 <w:rFonts w:cs="Arial"/>
               </w:rPr>
             </w:pPr>
+            <w:r>
+              <w:t>[[SLOT_014: Internationaler Bezug ja/nein mit Erläuterung]]</w:t>
+            </w:r>
           </w:p>
         </w:tc>
       </w:tr>
@@ -8144,22 +7621,12 @@
                 <w:b/>
               </w:rPr>
             </w:pPr>
-            <w:bookmarkStart w:id="64" w:name="_Toc134620893"/>
             <w:r>
               <w:rPr>
                 <w:b/>
               </w:rPr>
-              <w:t>Geschäftszweig</w:t>
-            </w:r>
-            <w:bookmarkEnd w:id="64"/>
-          </w:p>
-          <w:p>
-            <w:pPr>
-              <w:jc w:val="left"/>
-              <w:rPr>
-                <w:b/>
-              </w:rPr>
-            </w:pPr>
+              <w:t>Eigenverwaltung</w:t>
+            </w:r>
           </w:p>
         </w:tc>
         <w:tc>
@@ -8178,25 +7645,8 @@
                 <w:rFonts w:cs="Arial"/>
               </w:rPr>
             </w:pPr>
-            <w:bookmarkStart w:id="65" w:name="_Toc134620894"/>
-            <w:r>
-              <w:rPr>
-                <w:rFonts w:cs="Arial"/>
-                <w:highlight w:val="yellow"/>
-              </w:rPr>
-              <w:t>[[SLOT_190: Branche]] https://de.statista.com/statistik/kategorien/</w:t>
-            </w:r>
-            <w:bookmarkEnd w:id="65"/>
-            <w:r>
-              <w:rPr>
-                <w:rFonts w:cs="Arial"/>
-                <w:highlight w:val="yellow"/>
-              </w:rPr>
-            </w:r>
-            <w:r>
-              <w:rPr>
-                <w:rFonts w:cs="Arial"/>
-              </w:rPr>
+            <w:r>
+              <w:t>[[SLOT_015: Eigenverwaltung ja/nein]]</w:t>
             </w:r>
           </w:p>
         </w:tc>
@@ -8219,38 +7669,12 @@
                 <w:b/>
               </w:rPr>
             </w:pPr>
-            <w:bookmarkStart w:id="66" w:name="_Toc134620895"/>
             <w:r>
               <w:rPr>
                 <w:b/>
               </w:rPr>
-              <w:t>Unternehmensgegenstand</w:t>
-            </w:r>
-            <w:bookmarkEnd w:id="66"/>
-          </w:p>
-          <w:p>
-            <w:pPr>
-              <w:jc w:val="left"/>
-              <w:rPr>
-                <w:b/>
-              </w:rPr>
-            </w:pPr>
-            <w:bookmarkStart w:id="67" w:name="_Toc134620896"/>
-            <w:r>
-              <w:rPr>
-                <w:b/>
-              </w:rPr>
-              <w:t>gemäß Handelsregister</w:t>
-            </w:r>
-            <w:bookmarkEnd w:id="67"/>
-          </w:p>
-          <w:p>
-            <w:pPr>
-              <w:jc w:val="left"/>
-              <w:rPr>
-                <w:b/>
-              </w:rPr>
-            </w:pPr>
+              <w:t>Geschäftszweig</w:t>
+            </w:r>
           </w:p>
         </w:tc>
         <w:tc>
@@ -8271,10 +7695,10 @@
             </w:pPr>
             <w:r>
               <w:rPr>
-                <w:sz w:val="18"/>
-                <w:szCs w:val="18"/>
-              </w:rPr>
-              <w:t xml:space="preserve">KI_Schuldner_Firma</w:t>
+                <w:rFonts w:cs="Arial"/>
+                <w:highlight w:val="yellow"/>
+              </w:rPr>
+              <w:t>[[SLOT_016: Geschäftszweig/Branche]]</w:t>
             </w:r>
           </w:p>
         </w:tc>
@@ -8297,22 +7721,13 @@
                 <w:b/>
               </w:rPr>
             </w:pPr>
-            <w:bookmarkStart w:id="68" w:name="_Toc134620897"/>
             <w:r>
               <w:rPr>
                 <w:b/>
               </w:rPr>
-              <w:t>Arbeitnehmer</w:t>
-            </w:r>
-            <w:bookmarkEnd w:id="68"/>
-          </w:p>
-          <w:p>
-            <w:pPr>
-              <w:jc w:val="left"/>
-              <w:rPr>
-                <w:b/>
-              </w:rPr>
-            </w:pPr>
+              <w:t>Unternehmensgegenstand
+gemäß Handelsregister</w:t>
+            </w:r>
           </w:p>
         </w:tc>
         <w:tc>
@@ -8336,7 +7751,7 @@
                 <w:sz w:val="18"/>
                 <w:szCs w:val="18"/>
               </w:rPr>
-              <w:t xml:space="preserve">KI_Arbeitnehmer_Anzahl</w:t>
+              <w:t>[[SLOT_017: Unternehmensgegenstand laut HR-Eintragung]]</w:t>
             </w:r>
           </w:p>
         </w:tc>
@@ -8359,22 +7774,12 @@
                 <w:b/>
               </w:rPr>
             </w:pPr>
-            <w:bookmarkStart w:id="69" w:name="_Toc134620898"/>
             <w:r>
               <w:rPr>
                 <w:b/>
               </w:rPr>
-              <w:t>Betriebsrat</w:t>
-            </w:r>
-            <w:bookmarkEnd w:id="69"/>
-          </w:p>
-          <w:p>
-            <w:pPr>
-              <w:jc w:val="left"/>
-              <w:rPr>
-                <w:b/>
-              </w:rPr>
-            </w:pPr>
+              <w:t>Arbeitnehmer</w:t>
+            </w:r>
           </w:p>
         </w:tc>
         <w:tc>
@@ -8393,6 +7798,61 @@
                 <w:rFonts w:cs="Arial"/>
               </w:rPr>
             </w:pPr>
+            <w:r>
+              <w:rPr>
+                <w:sz w:val="18"/>
+                <w:szCs w:val="18"/>
+              </w:rPr>
+              <w:t>KI_Arbeitnehmer_Anzahl</w:t>
+            </w:r>
+          </w:p>
+        </w:tc>
+      </w:tr>
+      <w:tr>
+        <w:tc>
+          <w:tcPr>
+            <w:tcW w:w="3431" w:type="dxa"/>
+            <w:tcBorders>
+              <w:top w:val="single" w:sz="4" w:space="0" w:color="auto"/>
+              <w:left w:val="single" w:sz="4" w:space="0" w:color="auto"/>
+              <w:bottom w:val="single" w:sz="4" w:space="0" w:color="auto"/>
+              <w:right w:val="single" w:sz="4" w:space="0" w:color="auto"/>
+            </w:tcBorders>
+          </w:tcPr>
+          <w:p>
+            <w:pPr>
+              <w:jc w:val="left"/>
+              <w:rPr>
+                <w:b/>
+              </w:rPr>
+            </w:pPr>
+            <w:r>
+              <w:rPr>
+                <w:b/>
+              </w:rPr>
+              <w:t>Betriebsrat</w:t>
+            </w:r>
+          </w:p>
+        </w:tc>
+        <w:tc>
+          <w:tcPr>
+            <w:tcW w:w="4814" w:type="dxa"/>
+            <w:tcBorders>
+              <w:top w:val="single" w:sz="4" w:space="0" w:color="auto"/>
+              <w:left w:val="single" w:sz="4" w:space="0" w:color="auto"/>
+              <w:bottom w:val="single" w:sz="4" w:space="0" w:color="auto"/>
+              <w:right w:val="single" w:sz="4" w:space="0" w:color="auto"/>
+            </w:tcBorders>
+          </w:tcPr>
+          <w:p>
+            <w:pPr>
+              <w:rPr>
+                <w:rFonts w:cs="Arial"/>
+              </w:rPr>
+            </w:pPr>
+            <w:r>
+              <w:t>[[SLOT_018: Betriebsrat ja/nein]]</w:t>
+            </w:r>
           </w:p>
         </w:tc>
       </w:tr>
@@ -8458,35 +7918,13 @@
                 <w:b/>
               </w:rPr>
             </w:pPr>
-            <w:bookmarkStart w:id="72" w:name="_Toc134620900"/>
             <w:r>
               <w:rPr>
                 <w:b/>
                 <w:highlight w:val="yellow"/>
               </w:rPr>
-              <w:t>Stammkapital</w:t>
-            </w:r>
-            <w:bookmarkEnd w:id="72"/>
-            <w:r>
-              <w:rPr>
-                <w:b/>
-                <w:highlight w:val="yellow"/>
-              </w:rPr>
-              <w:t xml:space="preserve"> (GmbH)</w:t>
-            </w:r>
-            <w:r>
-              <w:rPr>
-                <w:b/>
-                <w:highlight w:val="yellow"/>
-              </w:rPr>
-              <w:t>/</w:t>
-            </w:r>
-            <w:r>
-              <w:rPr>
-                <w:b/>
-                <w:highlight w:val="yellow"/>
-              </w:rPr>
-              <w:t>Grundkapital (AG)</w:t>
+              <w:t>Stammkapital (GmbH) /
+Grundkapital (AG)</w:t>
             </w:r>
           </w:p>
         </w:tc>
@@ -8511,25 +7949,7 @@
                 <w:iCs/>
                 <w:highlight w:val="yellow"/>
               </w:rPr>
-              <w:t>[gesetzliches Stammkapital GmbH nach § 5 Abs. 1 GmbHG /</w:t>
-            </w:r>
-          </w:p>
-          <w:p>
-            <w:pPr>
-              <w:keepNext/>
-              <w:rPr>
-                <w:bCs/>
-                <w:highlight w:val="yellow"/>
-              </w:rPr>
-            </w:pPr>
-            <w:r>
-              <w:rPr>
-                <w:bCs/>
-                <w:i/>
-                <w:iCs/>
-                <w:highlight w:val="yellow"/>
-              </w:rPr>
-              <w:t>Gesetzliches Grundkapital AG nach § 7 AktG]</w:t>
+              <w:t>[[SLOT_019: Stammkapital Betrag in EUR]]</w:t>
             </w:r>
           </w:p>
         </w:tc>
@@ -8546,37 +7966,14 @@
                 <w:b/>
               </w:rPr>
             </w:pPr>
-            <w:bookmarkStart w:id="73" w:name="_Toc134620901"/>
             <w:r>
               <w:rPr>
                 <w:b/>
                 <w:highlight w:val="yellow"/>
               </w:rPr>
-              <w:t>Gesellschafter</w:t>
-            </w:r>
-            <w:bookmarkEnd w:id="73"/>
-            <w:r>
-              <w:rPr>
-                <w:b/>
-                <w:highlight w:val="yellow"/>
-              </w:rPr>
-              <w:t xml:space="preserve"> (GmbH)</w:t>
-            </w:r>
-            <w:r>
-              <w:rPr>
-                <w:b/>
-                <w:highlight w:val="yellow"/>
-              </w:rPr>
-              <w:t xml:space="preserve"> / Aktionäre</w:t>
-            </w:r>
-          </w:p>
-          <w:p>
-            <w:pPr>
-              <w:jc w:val="left"/>
-              <w:rPr>
-                <w:b/>
-              </w:rPr>
-            </w:pPr>
+              <w:t>Gesellschafter (GmbH) /
+Aktionäre (AG)</w:t>
+            </w:r>
           </w:p>
         </w:tc>
         <w:tc>
@@ -8594,7 +7991,7 @@
                 <w:sz w:val="18"/>
                 <w:szCs w:val="18"/>
               </w:rPr>
-              <w:t xml:space="preserve">KI_Gesellschafter</w:t>
+              <w:t>KI_Gesellschafter</w:t>
             </w:r>
           </w:p>
         </w:tc>
@@ -8611,35 +8008,13 @@
                 <w:b/>
               </w:rPr>
             </w:pPr>
-            <w:bookmarkStart w:id="74" w:name="_Toc134620902"/>
             <w:r>
               <w:rPr>
                 <w:b/>
                 <w:highlight w:val="yellow"/>
               </w:rPr>
-              <w:t>Geschäftsführer</w:t>
-            </w:r>
-            <w:bookmarkEnd w:id="74"/>
-            <w:r>
-              <w:rPr>
-                <w:b/>
-                <w:highlight w:val="yellow"/>
-              </w:rPr>
-              <w:t xml:space="preserve"> (GmbH)/</w:t>
-            </w:r>
-            <w:r>
-              <w:rPr>
-                <w:b/>
-                <w:highlight w:val="yellow"/>
-              </w:rPr>
-              <w:t xml:space="preserve"> </w:t>
-            </w:r>
-            <w:r>
-              <w:rPr>
-                <w:b/>
-                <w:highlight w:val="yellow"/>
-              </w:rPr>
-              <w:t>Vorstand (AG)</w:t>
+              <w:t>Geschäftsführer (GmbH) /
+Vorstand (AG)</w:t>
             </w:r>
           </w:p>
         </w:tc>
@@ -8659,22 +8034,8 @@
                 <w:bCs/>
                 <w:highlight w:val="yellow"/>
               </w:rPr>
-              <w:t>[Name, Geburtsdatum</w:t>
-            </w:r>
-            <w:r>
-              <w:rPr>
-                <w:bCs/>
-                <w:highlight w:val="yellow"/>
-              </w:rPr>
-              <w:t>,</w:t>
-            </w:r>
-          </w:p>
-          <w:p>
-            <w:pPr>
-              <w:rPr>
-                <w:bCs/>
-              </w:rPr>
-            </w:pPr>
+              <w:t>[[SLOT_020: Geschäftsführer Name, geb. Datum, Bestellung seit, Details zu § 181 BGB-Befreiung]]</w:t>
+            </w:r>
           </w:p>
         </w:tc>
       </w:tr>
@@ -8714,7 +8075,7 @@
               <w:rPr>
                 <w:bCs/>
               </w:rPr>
-              <w:t>[[SLOT_191: Ja/Nein]]</w:t>
+              <w:t>[[SLOT_021: Befreiung von § 181 BGB ja/nein]]</w:t>
             </w:r>
           </w:p>
         </w:tc>
@@ -8730,22 +8091,12 @@
                 <w:b/>
               </w:rPr>
             </w:pPr>
-            <w:bookmarkStart w:id="75" w:name="_Toc134620903"/>
             <w:r>
               <w:rPr>
                 <w:b/>
               </w:rPr>
-              <w:lastRenderedPageBreak/>
               <w:t>D&amp;O Versicherung</w:t>
             </w:r>
-            <w:bookmarkEnd w:id="75"/>
-          </w:p>
-          <w:p>
-            <w:pPr>
-              <w:rPr>
-                <w:b/>
-              </w:rPr>
-            </w:pPr>
           </w:p>
         </w:tc>
         <w:tc>
@@ -8762,7 +8113,7 @@
               <w:rPr>
                 <w:bCs/>
               </w:rPr>
-              <w:t>[[SLOT_192: Ja/Nein]]</w:t>
+              <w:t>[[SLOT_022: D&amp;O Versicherung ja/nein mit Versicherungssumme]]</w:t>
             </w:r>
           </w:p>
         </w:tc>
@@ -8778,21 +8129,12 @@
                 <w:b/>
               </w:rPr>
             </w:pPr>
-            <w:bookmarkStart w:id="76" w:name="_Toc134620904"/>
             <w:r>
               <w:rPr>
                 <w:b/>
               </w:rPr>
               <w:t>Größenklasse gem. HGB</w:t>
             </w:r>
-            <w:bookmarkEnd w:id="76"/>
-          </w:p>
-          <w:p>
-            <w:pPr>
-              <w:rPr>
-                <w:b/>
-              </w:rPr>
-            </w:pPr>
           </w:p>
         </w:tc>
         <w:tc>
@@ -8810,7 +8152,7 @@
                 <w:sz w:val="18"/>
                 <w:szCs w:val="18"/>
               </w:rPr>
-              <w:t xml:space="preserve">KI_Groessenklasse</w:t>
+              <w:t>KI_Groessenklasse</w:t>
             </w:r>
           </w:p>
         </w:tc>
@@ -8826,27 +8168,12 @@
                 <w:b/>
               </w:rPr>
             </w:pPr>
-            <w:bookmarkStart w:id="77" w:name="_Toc134620905"/>
             <w:r>
               <w:rPr>
                 <w:b/>
               </w:rPr>
               <w:t>Gründung</w:t>
             </w:r>
-            <w:bookmarkEnd w:id="77"/>
-            <w:r>
-              <w:rPr>
-                <w:b/>
-              </w:rPr>
-              <w:t xml:space="preserve"> </w:t>
-            </w:r>
-          </w:p>
-          <w:p>
-            <w:pPr>
-              <w:rPr>
-                <w:b/>
-              </w:rPr>
-            </w:pPr>
           </w:p>
         </w:tc>
         <w:tc>
@@ -8864,7 +8191,7 @@
                 <w:sz w:val="18"/>
                 <w:szCs w:val="18"/>
               </w:rPr>
-              <w:t xml:space="preserve">KI_Gruendung</w:t>
+              <w:t>KI_Gruendung</w:t>
             </w:r>
           </w:p>
         </w:tc>
@@ -8881,27 +8208,12 @@
                 <w:b/>
               </w:rPr>
             </w:pPr>
-            <w:bookmarkStart w:id="78" w:name="_Toc134620906"/>
             <w:r>
               <w:rPr>
                 <w:b/>
               </w:rPr>
-              <w:t xml:space="preserve">Eintragung ins </w:t>
-            </w:r>
-            <w:r>
-              <w:rPr>
-                <w:b/>
-                <w:highlight w:val="yellow"/>
-              </w:rPr>
-              <w:t>Handels</w:t>
-            </w:r>
-            <w:r>
-              <w:rPr>
-                <w:b/>
-              </w:rPr>
-              <w:t>register</w:t>
-            </w:r>
-            <w:bookmarkEnd w:id="78"/>
+              <w:t>Eintragung ins Handelsregister</w:t>
+            </w:r>
           </w:p>
         </w:tc>
         <w:tc>
@@ -8919,7 +8231,7 @@
                 <w:sz w:val="18"/>
                 <w:szCs w:val="18"/>
               </w:rPr>
-              <w:t xml:space="preserve">KI_HR_Eintragung</w:t>
+              <w:t>KI_HR_Eintragung</w:t>
             </w:r>
           </w:p>
         </w:tc>
@@ -8935,35 +8247,13 @@
                 <w:b/>
               </w:rPr>
             </w:pPr>
-            <w:bookmarkStart w:id="79" w:name="_Toc134620907"/>
             <w:r>
               <w:rPr>
                 <w:b/>
               </w:rPr>
-              <w:t>w</w:t>
-            </w:r>
-            <w:r>
-              <w:rPr>
-                <w:b/>
-              </w:rPr>
-              <w:t>irtschaftlich Berechtigter</w:t>
-            </w:r>
-            <w:bookmarkEnd w:id="79"/>
-          </w:p>
-          <w:p>
-            <w:pPr>
-              <w:rPr>
-                <w:b/>
-              </w:rPr>
-            </w:pPr>
-            <w:bookmarkStart w:id="80" w:name="_Toc134620908"/>
-            <w:r>
-              <w:rPr>
-                <w:b/>
-              </w:rPr>
-              <w:t>nach Transparenzregister</w:t>
-            </w:r>
-            <w:bookmarkEnd w:id="80"/>
+              <w:t>wirtschaftlich Berechtigter
+nach Transparenzregister</w:t>
+            </w:r>
           </w:p>
         </w:tc>
         <w:tc>
@@ -8976,6 +8266,9 @@
                 <w:bCs/>
               </w:rPr>
             </w:pPr>
+            <w:r>
+              <w:t>[[SLOT_023: Wirtschaftlich Berechtigter nach Transparenzregister]]</w:t>
+            </w:r>
           </w:p>
         </w:tc>
       </w:tr>
@@ -9033,21 +8326,12 @@
                 <w:b/>
               </w:rPr>
             </w:pPr>
-            <w:bookmarkStart w:id="83" w:name="_Toc134620910"/>
             <w:r>
               <w:rPr>
                 <w:b/>
               </w:rPr>
               <w:t>Finanzamt</w:t>
             </w:r>
-            <w:bookmarkEnd w:id="83"/>
-          </w:p>
-          <w:p>
-            <w:pPr>
-              <w:rPr>
-                <w:b/>
-              </w:rPr>
-            </w:pPr>
           </w:p>
         </w:tc>
         <w:tc>
@@ -9065,7 +8349,7 @@
                 <w:sz w:val="18"/>
                 <w:szCs w:val="18"/>
               </w:rPr>
-              <w:t xml:space="preserve">KI_Finanzamt</w:t>
+              <w:t>KI_Finanzamt</w:t>
             </w:r>
           </w:p>
         </w:tc>
@@ -9081,21 +8365,12 @@
                 <w:b/>
               </w:rPr>
             </w:pPr>
-            <w:bookmarkStart w:id="84" w:name="_Toc134620911"/>
             <w:r>
               <w:rPr>
                 <w:b/>
               </w:rPr>
-              <w:t>Steuer-Nr.</w:t>
-            </w:r>
-            <w:bookmarkEnd w:id="84"/>
-          </w:p>
-          <w:p>
-            <w:pPr>
-              <w:rPr>
-                <w:b/>
-              </w:rPr>
-            </w:pPr>
+              <w:t>Steuer-Nr. / USt-ID-Nr.</w:t>
+            </w:r>
           </w:p>
         </w:tc>
         <w:tc>
@@ -9113,7 +8388,7 @@
                 <w:sz w:val="18"/>
                 <w:szCs w:val="18"/>
               </w:rPr>
-              <w:t xml:space="preserve">KI_Steuernummer</w:t>
+              <w:t>KI_Steuernummer / [[SLOT_024: USt-ID-Nr.]]</w:t>
             </w:r>
           </w:p>
         </w:tc>
@@ -9129,37 +8404,13 @@
                 <w:b/>
               </w:rPr>
             </w:pPr>
-            <w:bookmarkStart w:id="85" w:name="_Toc134620912"/>
             <w:r>
               <w:rPr>
                 <w:b/>
               </w:rPr>
-              <w:t>Wirtschaftsjahr</w:t>
-            </w:r>
-            <w:bookmarkEnd w:id="85"/>
-          </w:p>
-          <w:p>
-            <w:pPr>
-              <w:rPr>
-                <w:b/>
-              </w:rPr>
-            </w:pPr>
-            <w:bookmarkStart w:id="86" w:name="_Toc134620913"/>
-            <w:proofErr w:type="spellStart"/>
-            <w:r>
-              <w:rPr>
-                <w:b/>
-              </w:rPr>
-              <w:t>USt</w:t>
-            </w:r>
-            <w:proofErr w:type="spellEnd"/>
-            <w:r>
-              <w:rPr>
-                <w:b/>
-              </w:rPr>
-              <w:t>-Versteuerung</w:t>
-            </w:r>
-            <w:bookmarkEnd w:id="86"/>
+              <w:t>Wirtschaftsjahr
+USt-Versteuerung</w:t>
+            </w:r>
           </w:p>
         </w:tc>
         <w:tc>
@@ -9172,6 +8423,9 @@
                 <w:bCs/>
               </w:rPr>
             </w:pPr>
+            <w:r>
+              <w:t>[[SLOT_025: Wirtschaftsjahr]] / [[SLOT_026: Soll- oder Istversteuerung]]</w:t>
+            </w:r>
           </w:p>
         </w:tc>
       </w:tr>
@@ -9186,21 +8440,12 @@
                 <w:b/>
               </w:rPr>
             </w:pPr>
-            <w:bookmarkStart w:id="87" w:name="_Toc134620914"/>
             <w:r>
               <w:rPr>
                 <w:b/>
               </w:rPr>
               <w:t>Steuerliche Organschaft</w:t>
             </w:r>
-            <w:bookmarkEnd w:id="87"/>
-          </w:p>
-          <w:p>
-            <w:pPr>
-              <w:rPr>
-                <w:b/>
-              </w:rPr>
-            </w:pPr>
           </w:p>
         </w:tc>
         <w:tc>
@@ -9213,6 +8458,9 @@
                 <w:bCs/>
               </w:rPr>
             </w:pPr>
+            <w:r>
+              <w:t>[[SLOT_027: Steuerliche Organschaft ja/nein]]</w:t>
+            </w:r>
           </w:p>
         </w:tc>
       </w:tr>
@@ -9227,21 +8475,12 @@
                 <w:b/>
               </w:rPr>
             </w:pPr>
-            <w:bookmarkStart w:id="88" w:name="_Toc134620915"/>
             <w:r>
               <w:rPr>
                 <w:b/>
               </w:rPr>
               <w:t>Letzter Jahresabschluss</w:t>
             </w:r>
-            <w:bookmarkEnd w:id="88"/>
-          </w:p>
-          <w:p>
-            <w:pPr>
-              <w:rPr>
-                <w:b/>
-              </w:rPr>
-            </w:pPr>
           </w:p>
         </w:tc>
         <w:tc>
@@ -9259,7 +8498,7 @@
                 <w:sz w:val="18"/>
                 <w:szCs w:val="18"/>
               </w:rPr>
-              <w:t xml:space="preserve">KI_Letzter_Jahresabschluss</w:t>
+              <w:t>KI_Letzter_Jahresabschluss</w:t>
             </w:r>
           </w:p>
         </w:tc>
@@ -9323,30 +8562,13 @@
                 <w:b/>
               </w:rPr>
             </w:pPr>
-            <w:bookmarkStart w:id="91" w:name="_Toc134620917"/>
             <w:r>
               <w:rPr>
                 <w:b/>
               </w:rPr>
-              <w:t>Telefon &amp; E-Mail</w:t>
-            </w:r>
-            <w:bookmarkEnd w:id="91"/>
-          </w:p>
-          <w:p>
-            <w:pPr>
-              <w:jc w:val="left"/>
-              <w:rPr>
-                <w:b/>
-              </w:rPr>
-            </w:pPr>
-            <w:bookmarkStart w:id="92" w:name="_Toc134620918"/>
-            <w:r>
-              <w:rPr>
-                <w:b/>
-              </w:rPr>
-              <w:t>Geschäftsführer</w:t>
-            </w:r>
-            <w:bookmarkEnd w:id="92"/>
+              <w:t>Telefon &amp; E-Mail
+Geschäftsführer</w:t>
+            </w:r>
           </w:p>
         </w:tc>
         <w:tc>
@@ -9359,6 +8581,9 @@
                 <w:bCs/>
               </w:rPr>
             </w:pPr>
+            <w:r>
+              <w:t>[[SLOT_028: Telefon und E-Mail des Geschäftsführers]]</w:t>
+            </w:r>
           </w:p>
         </w:tc>
       </w:tr>
@@ -9374,22 +8599,12 @@
                 <w:b/>
               </w:rPr>
             </w:pPr>
-            <w:bookmarkStart w:id="93" w:name="_Toc134620919"/>
             <w:r>
               <w:rPr>
                 <w:b/>
               </w:rPr>
               <w:t>Sozialversicherungsträger</w:t>
             </w:r>
-            <w:bookmarkEnd w:id="93"/>
-          </w:p>
-          <w:p>
-            <w:pPr>
-              <w:jc w:val="left"/>
-              <w:rPr>
-                <w:b/>
-              </w:rPr>
-            </w:pPr>
           </w:p>
         </w:tc>
         <w:tc>
@@ -9407,7 +8622,7 @@
                 <w:sz w:val="18"/>
                 <w:szCs w:val="18"/>
               </w:rPr>
-              <w:t xml:space="preserve">KI_SVTraeger</w:t>
+              <w:t>KI_SVTraeger</w:t>
             </w:r>
           </w:p>
         </w:tc>
@@ -9424,22 +8639,12 @@
                 <w:b/>
               </w:rPr>
             </w:pPr>
-            <w:bookmarkStart w:id="94" w:name="_Toc134620920"/>
             <w:r>
               <w:rPr>
                 <w:b/>
               </w:rPr>
               <w:t>Betriebsnummer</w:t>
             </w:r>
-            <w:bookmarkEnd w:id="94"/>
-          </w:p>
-          <w:p>
-            <w:pPr>
-              <w:jc w:val="left"/>
-              <w:rPr>
-                <w:b/>
-              </w:rPr>
-            </w:pPr>
           </w:p>
         </w:tc>
         <w:tc>
@@ -9457,7 +8662,7 @@
                 <w:sz w:val="18"/>
                 <w:szCs w:val="18"/>
               </w:rPr>
-              <w:t xml:space="preserve">KI_Betriebsnummer</w:t>
+              <w:t>KI_Betriebsnummer</w:t>
             </w:r>
           </w:p>
         </w:tc>
@@ -9478,21 +8683,8 @@
               <w:rPr>
                 <w:b/>
               </w:rPr>
-              <w:t>Berufsgenossenschaft</w:t>
-            </w:r>
-          </w:p>
-          <w:p>
-            <w:pPr>
-              <w:jc w:val="left"/>
-              <w:rPr>
-                <w:b/>
-              </w:rPr>
-            </w:pPr>
-            <w:r>
-              <w:rPr>
-                <w:b/>
-              </w:rPr>
-              <w:t>Mitgliedsnummer</w:t>
+              <w:t>Berufsgenossenschaft
+Mitgliedsnummer</w:t>
             </w:r>
           </w:p>
         </w:tc>
@@ -9506,6 +8698,9 @@
                 <w:bCs/>
               </w:rPr>
             </w:pPr>
+            <w:r>
+              <w:t>[[SLOT_029: Berufsgenossenschaft und Mitgliedsnummer]]</w:t>
+            </w:r>
           </w:p>
         </w:tc>
       </w:tr>
@@ -9527,22 +8722,12 @@
                 <w:b/>
               </w:rPr>
             </w:pPr>
-            <w:bookmarkStart w:id="95" w:name="_Toc134620921"/>
             <w:r>
               <w:rPr>
                 <w:b/>
               </w:rPr>
               <w:t>älteste Forderung</w:t>
             </w:r>
-            <w:bookmarkEnd w:id="95"/>
-          </w:p>
-          <w:p>
-            <w:pPr>
-              <w:jc w:val="left"/>
-              <w:rPr>
-                <w:b/>
-              </w:rPr>
-            </w:pPr>
           </w:p>
         </w:tc>
         <w:tc>
@@ -9566,7 +8751,7 @@
                 <w:sz w:val="18"/>
                 <w:szCs w:val="18"/>
               </w:rPr>
-              <w:t xml:space="preserve">KI_Aelteste_Forderung</w:t>
+              <w:t>KI_Aelteste_Forderung</w:t>
             </w:r>
           </w:p>
         </w:tc>
@@ -9589,21 +8774,13 @@
                 <w:b/>
               </w:rPr>
             </w:pPr>
-            <w:bookmarkStart w:id="96" w:name="_Toc134620922"/>
             <w:r>
               <w:rPr>
                 <w:b/>
               </w:rPr>
-              <w:lastRenderedPageBreak/>
-              <w:t xml:space="preserve">Zeitpunkt </w:t>
-            </w:r>
-            <w:r>
-              <w:rPr>
-                <w:b/>
-              </w:rPr>
-              <w:t>erste bilanzielle Überschuldung</w:t>
-            </w:r>
-            <w:bookmarkEnd w:id="96"/>
+              <w:t>Zeitpunkt erste bilanzielle
+Überschuldung</w:t>
+            </w:r>
           </w:p>
         </w:tc>
         <w:tc>
@@ -9622,6 +8799,9 @@
                 <w:bCs/>
               </w:rPr>
             </w:pPr>
+            <w:r>
+              <w:t>[[SLOT_030: Zeitpunkt erste bilanzielle Überschuldung]]</w:t>
+            </w:r>
           </w:p>
         </w:tc>
       </w:tr>
@@ -9643,22 +8823,12 @@
                 <w:b/>
               </w:rPr>
             </w:pPr>
-            <w:bookmarkStart w:id="97" w:name="_Toc134620923"/>
             <w:r>
               <w:rPr>
                 <w:b/>
               </w:rPr>
               <w:t>Steuerberater</w:t>
             </w:r>
-            <w:bookmarkEnd w:id="97"/>
-          </w:p>
-          <w:p>
-            <w:pPr>
-              <w:jc w:val="left"/>
-              <w:rPr>
-                <w:b/>
-              </w:rPr>
-            </w:pPr>
           </w:p>
         </w:tc>
         <w:tc>
@@ -9682,7 +8852,7 @@
                 <w:sz w:val="18"/>
                 <w:szCs w:val="18"/>
               </w:rPr>
-              <w:t xml:space="preserve">KI_Steuerberater</w:t>
+              <w:t>KI_Steuerberater</w:t>
             </w:r>
           </w:p>
         </w:tc>
@@ -9705,22 +8875,12 @@
                 <w:b/>
               </w:rPr>
             </w:pPr>
-            <w:bookmarkStart w:id="98" w:name="_Toc134620924"/>
             <w:r>
               <w:rPr>
                 <w:b/>
               </w:rPr>
               <w:t>Bankverbindungen</w:t>
             </w:r>
-            <w:bookmarkEnd w:id="98"/>
-          </w:p>
-          <w:p>
-            <w:pPr>
-              <w:jc w:val="left"/>
-              <w:rPr>
-                <w:b/>
-              </w:rPr>
-            </w:pPr>
           </w:p>
         </w:tc>
         <w:tc>
@@ -9744,7 +8904,7 @@
                 <w:sz w:val="18"/>
                 <w:szCs w:val="18"/>
               </w:rPr>
-              <w:t xml:space="preserve">KI_Bankverbindungen</w:t>
+              <w:t>KI_Bankverbindungen</w:t>
             </w:r>
           </w:p>
         </w:tc>
@@ -9767,22 +8927,12 @@
                 <w:b/>
               </w:rPr>
             </w:pPr>
-            <w:bookmarkStart w:id="99" w:name="_Toc134620925"/>
             <w:r>
               <w:rPr>
                 <w:b/>
               </w:rPr>
               <w:t>Insolvenzsonderkonto</w:t>
             </w:r>
-            <w:bookmarkEnd w:id="99"/>
-          </w:p>
-          <w:p>
-            <w:pPr>
-              <w:jc w:val="left"/>
-              <w:rPr>
-                <w:b/>
-              </w:rPr>
-            </w:pPr>
           </w:p>
         </w:tc>
         <w:tc>
@@ -9805,7 +8955,7 @@
               <w:rPr>
                 <w:bCs/>
               </w:rPr>
-              <w:t>[[SLOT_193: ja/nein]]</w:t>
+              <w:t>KI_ANDERKONTO_IBAN / KI_Anderkonto_Bank</w:t>
             </w:r>
           </w:p>
         </w:tc>
@@ -9828,36 +8978,13 @@
                 <w:b/>
               </w:rPr>
             </w:pPr>
-            <w:bookmarkStart w:id="100" w:name="_Toc134620926"/>
             <w:r>
               <w:rPr>
                 <w:b/>
               </w:rPr>
-              <w:t>Zuständiger</w:t>
-            </w:r>
-            <w:bookmarkEnd w:id="100"/>
-            <w:r>
-              <w:rPr>
-                <w:b/>
-              </w:rPr>
-              <w:t xml:space="preserve"> </w:t>
-            </w:r>
-          </w:p>
-          <w:p>
-            <w:pPr>
-              <w:jc w:val="left"/>
-              <w:rPr>
-                <w:b/>
-              </w:rPr>
-            </w:pPr>
-            <w:bookmarkStart w:id="101" w:name="_Toc134620927"/>
-            <w:r>
-              <w:rPr>
-                <w:b/>
-              </w:rPr>
-              <w:t>Gerichtsvollzieher</w:t>
-            </w:r>
-            <w:bookmarkEnd w:id="101"/>
+              <w:t>Zuständiger
+Gerichtsvollzieher</w:t>
+            </w:r>
           </w:p>
         </w:tc>
         <w:tc>
@@ -9881,7 +9008,7 @@
                 <w:sz w:val="18"/>
                 <w:szCs w:val="18"/>
               </w:rPr>
-              <w:t xml:space="preserve">KI_Gerichtsvollzieher</w:t>
+              <w:t>KI_Gerichtsvollzieher</w:t>
             </w:r>
           </w:p>
         </w:tc>
@@ -9921,77 +9048,9 @@
       <w:pPr>
         <w:ind w:left="720"/>
       </w:pPr>
-      <w:r/>
-      <w:r>
-        <w:rPr>
-          <w:highlight w:val="yellow"/>
-        </w:rPr>
-      </w:r>
-      <w:r/>
-      <w:r>
-        <w:rPr>
-          <w:highlight w:val="yellow"/>
-        </w:rPr>
-      </w:r>
-      <w:r/>
-      <w:r>
-        <w:rPr>
-          <w:highlight w:val="yellow"/>
-        </w:rPr>
-      </w:r>
-      <w:r/>
-      <w:r/>
-      <w:r>
-        <w:rPr>
-          <w:highlight w:val="yellow"/>
-        </w:rPr>
-      </w:r>
-      <w:r/>
-      <w:r/>
-      <w:bookmarkStart w:id="105" w:name="KI_Verwalter_den_die_003"/>
-      <w:proofErr w:type="spellStart"/>
-      <w:r/>
-      <w:bookmarkEnd w:id="105"/>
-      <w:proofErr w:type="spellEnd"/>
-      <w:r/>
-      <w:bookmarkStart w:id="106" w:name="KI_Verwalter_Unterzeichner_007"/>
-      <w:proofErr w:type="spellStart"/>
-      <w:r/>
-      <w:bookmarkEnd w:id="106"/>
-      <w:proofErr w:type="spellEnd"/>
-      <w:r/>
-      <w:bookmarkStart w:id="107" w:name="KI_Verwalter_zum_zur"/>
-      <w:proofErr w:type="spellStart"/>
-      <w:r/>
-      <w:bookmarkEnd w:id="107"/>
-      <w:proofErr w:type="spellEnd"/>
-      <w:r/>
-      <w:r/>
-      <w:r>
-        <w:rPr>
-          <w:highlight w:val="yellow"/>
-        </w:rPr>
-      </w:r>
-      <w:bookmarkStart w:id="108" w:name="KI_Akte_VorlVerfahrDat"/>
-      <w:proofErr w:type="spellStart"/>
-      <w:r>
-        <w:rPr>
-          <w:highlight w:val="yellow"/>
-        </w:rPr>
-      </w:r>
-      <w:bookmarkEnd w:id="108"/>
-      <w:proofErr w:type="spellEnd"/>
-      <w:r>
-        <w:rPr>
-          <w:highlight w:val="yellow"/>
-        </w:rPr>
-      </w:r>
-      <w:r>
-        <w:rPr>
-          <w:highlight w:val="yellow"/>
-        </w:rPr>
-      </w:r>
-      <w:r/>
+      <w:r>
+        <w:t>[[SLOT_031: Verfahrenshistorie - Antragsdatum, Eingangsdatum, Beschlussdatum, Bestellung, Sicherungsmaßnahmen, Gutachtenauftrag]]</w:t>
+      </w:r>
     </w:p>
     <w:p>
       <w:pPr>
@@ -10370,19 +9429,9 @@
       <w:pPr>
         <w:ind w:left="709"/>
       </w:pPr>
-      <w:r/>
-      <w:r>
-        <w:rPr>
-          <w:highlight w:val="yellow"/>
-        </w:rPr>
-      </w:r>
-      <w:r/>
-      <w:r>
-        <w:rPr>
-          <w:highlight w:val="yellow"/>
-        </w:rPr>
-      </w:r>
-      <w:r/>
+      <w:r>
+        <w:t>[[SLOT_032: Konkrete Zuständigkeitsbegründung - wo ist der Verwaltungssitz/Geschäftsbetrieb, Gerichtsbezirk]]</w:t>
+      </w:r>
     </w:p>
     <w:p>
       <w:pPr>
@@ -10393,13 +9442,9 @@
       <w:pPr>
         <w:ind w:firstLine="709"/>
       </w:pPr>
-      <w:r/>
-      <w:r>
-        <w:rPr>
-          <w:highlight w:val="yellow"/>
-        </w:rPr>
-      </w:r>
-      <w:r/>
+      <w:r>
+        <w:t>Das Amtsgericht KI_Gericht_Ort ist daher örtlich zuständig.</w:t>
+      </w:r>
     </w:p>
     <w:p>
       <w:pPr>
@@ -10437,62 +9482,10 @@
       <w:pPr>
         <w:ind w:left="709"/>
       </w:pPr>
-      <w:r/>
-      <w:r>
-        <w:rPr>
-          <w:highlight w:val="yellow"/>
-        </w:rPr>
-      </w:r>
-      <w:r/>
-      <w:r>
-        <w:rPr>
-          <w:highlight w:val="yellow"/>
-        </w:rPr>
-      </w:r>
-      <w:r>
-        <w:rPr>
-          <w:highlight w:val="yellow"/>
-        </w:rPr>
-      </w:r>
-      <w:r/>
-      <w:r/>
-      <w:r/>
-      <w:r/>
-      <w:r/>
-      <w:r/>
-      <w:r/>
-      <w:bookmarkStart w:id="117" w:name="KI_Verwalter_Der_Die_Groß_002"/>
-      <w:proofErr w:type="spellStart"/>
-      <w:r/>
-      <w:bookmarkEnd w:id="117"/>
-      <w:proofErr w:type="spellEnd"/>
-      <w:r/>
-      <w:bookmarkStart w:id="118" w:name="KI_Verwalter_Unterzeichner_008"/>
-      <w:proofErr w:type="spellStart"/>
-      <w:r/>
-      <w:bookmarkEnd w:id="118"/>
-      <w:proofErr w:type="spellEnd"/>
-      <w:r/>
-      <w:r/>
-      <w:r/>
-      <w:bookmarkStart w:id="119" w:name="KI_Verwalter_zum_zur_002"/>
-      <w:proofErr w:type="spellStart"/>
-      <w:r/>
-      <w:bookmarkEnd w:id="119"/>
-      <w:proofErr w:type="spellEnd"/>
-      <w:r/>
-      <w:r/>
-      <w:r>
-        <w:rPr>
-          <w:highlight w:val="yellow"/>
-        </w:rPr>
-      </w:r>
-      <w:r>
-        <w:rPr>
-          <w:highlight w:val="yellow"/>
-        </w:rPr>
-      </w:r>
-      <w:r/>
+      <w:r>
+        <w:t>[[SLOT_033: Sicherungsmaßnahmen - Beschluss, Datum, Maßnahmen (Zustimmungsvorbehalt, Zwangsvollstreckungsverbot, Kontensperre, vorl. Gläubigerausschuss)]]
+</w:t>
+      </w:r>
     </w:p>
     <w:p>
       <w:pPr>
@@ -10503,12 +9496,6 @@
       <w:pPr>
         <w:ind w:left="709"/>
       </w:pPr>
-      <w:r>
-        <w:rPr>
-          <w:highlight w:val="yellow"/>
-        </w:rPr>
-        <w:t>[[SLOT_105: vorl. Gläubigerausschuss?]]</w:t>
-      </w:r>
     </w:p>
     <w:p/>
     <w:p>
@@ -10543,48 +9530,9 @@
         <w:ind w:left="709"/>
         <w:textAlignment w:val="auto"/>
       </w:pPr>
-      <w:r/>
-      <w:r>
-        <w:rPr>
-          <w:highlight w:val="yellow"/>
-        </w:rPr>
-      </w:r>
-      <w:r/>
-      <w:r/>
-      <w:bookmarkStart w:id="122" w:name="KI_Verwalter_der_die_002"/>
-      <w:proofErr w:type="spellStart"/>
-      <w:r/>
-      <w:bookmarkEnd w:id="122"/>
-      <w:proofErr w:type="spellEnd"/>
-      <w:r/>
-      <w:r>
-        <w:rPr>
-          <w:highlight w:val="yellow"/>
-        </w:rPr>
-      </w:r>
-      <w:r>
-        <w:rPr>
-          <w:highlight w:val="yellow"/>
-        </w:rPr>
-      </w:r>
-      <w:r>
-        <w:rPr>
-          <w:highlight w:val="yellow"/>
-        </w:rPr>
-      </w:r>
-      <w:r>
-        <w:rPr>
-          <w:highlight w:val="yellow"/>
-        </w:rPr>
-      </w:r>
-      <w:r/>
-      <w:r/>
-      <w:r>
-        <w:rPr>
-          <w:highlight w:val="yellow"/>
-        </w:rPr>
-      </w:r>
-      <w:r/>
+      <w:r>
+        <w:t>[[SLOT_034: Einzelermächtigungen des vorläufigen Insolvenzverwalters]]</w:t>
+      </w:r>
     </w:p>
     <w:p/>
     <w:p/>
@@ -10643,6 +9591,7 @@
         <w:rPr>
           <w:highlight w:val="yellow"/>
         </w:rPr>
+        <w:t>[[SLOT_035: Unternehmensgegenstand - Geschäftstätigkeit, Branche, wesentliche Produkte/Dienstleistungen]]</w:t>
       </w:r>
     </w:p>
     <w:p/>
@@ -10679,16 +9628,7 @@
         <w:rPr>
           <w:highlight w:val="yellow"/>
         </w:rPr>
-      </w:r>
-      <w:r>
-        <w:rPr>
-          <w:highlight w:val="yellow"/>
-        </w:rPr>
-      </w:r>
-      <w:r>
-        <w:rPr>
-          <w:highlight w:val="yellow"/>
-        </w:rPr>
+        <w:t>[[SLOT_036: Gesellschaftsrechtliche Verhältnisse - Gründung, Gesellschafter, Stammkapital, Geschäftsführer, Veränderungen, Gesellschafterstruktur-Tabelle]]</w:t>
       </w:r>
     </w:p>
     <w:p/>
@@ -10731,6 +9671,7 @@
         <w:rPr>
           <w:highlight w:val="yellow"/>
         </w:rPr>
+        <w:t>[[SLOT_037: Finanzierungsstruktur - Bankverbindungen mit Kreditlinien, Darlehen, Kontokorrent, Sicherheiten pro Bank, Leasing, sonstige Finanzierungen]]</w:t>
       </w:r>
     </w:p>
     <w:p>
@@ -10745,21 +9686,6 @@
       <w:pPr>
         <w:ind w:left="709"/>
       </w:pPr>
-      <w:r>
-        <w:rPr>
-          <w:highlight w:val="yellow"/>
-        </w:rPr>
-      </w:r>
-      <w:r>
-        <w:rPr>
-          <w:highlight w:val="yellow"/>
-        </w:rPr>
-      </w:r>
-      <w:r>
-        <w:rPr>
-          <w:highlight w:val="yellow"/>
-        </w:rPr>
-      </w:r>
     </w:p>
     <w:p/>
     <w:p>
@@ -10847,146 +9773,23 @@
           <w:color w:val="000000"/>
           <w:lang w:eastAsia="de-DE"/>
         </w:rPr>
-      </w:r>
-      <w:r>
-        <w:rPr>
-          <w:rFonts w:eastAsia="Times New Roman" w:cs="Calibri"/>
-          <w:color w:val="000000"/>
-          <w:lang w:eastAsia="de-DE"/>
-        </w:rPr>
-      </w:r>
-      <w:r>
-        <w:rPr>
-          <w:rFonts w:eastAsia="Times New Roman" w:cs="Calibri"/>
-          <w:color w:val="000000"/>
+        <w:t>[[SLOT_038: Arbeitsrechtliche Verhältnisse - Anzahl Arbeitnehmer, Auszubildende, Betriebsrat, Tarifbindung, Kündigungen, Sozialplan]]</w:t>
+      </w:r>
+    </w:p>
+    <w:p>
+      <w:pPr>
+        <w:ind w:left="709"/>
+      </w:pPr>
+    </w:p>
+    <w:p>
+      <w:pPr>
+        <w:ind w:left="709"/>
+      </w:pPr>
+      <w:r>
+        <w:rPr>
           <w:highlight w:val="yellow"/>
-          <w:lang w:eastAsia="de-DE"/>
-        </w:rPr>
-      </w:r>
-      <w:r>
-        <w:rPr>
-          <w:rFonts w:eastAsia="Times New Roman" w:cs="Calibri"/>
-          <w:color w:val="000000"/>
-          <w:lang w:eastAsia="de-DE"/>
-        </w:rPr>
-      </w:r>
-      <w:r>
-        <w:rPr>
-          <w:rFonts w:eastAsia="Times New Roman" w:cs="Calibri"/>
-          <w:color w:val="000000"/>
-          <w:highlight w:val="yellow"/>
-          <w:lang w:eastAsia="de-DE"/>
-        </w:rPr>
-      </w:r>
-      <w:r>
-        <w:rPr>
-          <w:rFonts w:eastAsia="Times New Roman" w:cs="Calibri"/>
-          <w:color w:val="000000"/>
-          <w:lang w:eastAsia="de-DE"/>
-        </w:rPr>
-      </w:r>
-      <w:r>
-        <w:rPr>
-          <w:rFonts w:eastAsia="Times New Roman" w:cs="Calibri"/>
-          <w:color w:val="000000"/>
-          <w:highlight w:val="yellow"/>
-          <w:lang w:eastAsia="de-DE"/>
-        </w:rPr>
-      </w:r>
-      <w:r>
-        <w:rPr>
-          <w:rFonts w:eastAsia="Times New Roman" w:cs="Calibri"/>
-          <w:color w:val="000000"/>
-          <w:lang w:eastAsia="de-DE"/>
-        </w:rPr>
-      </w:r>
-      <w:r>
-        <w:rPr>
-          <w:rFonts w:eastAsia="Times New Roman" w:cs="Calibri"/>
-          <w:color w:val="000000"/>
-          <w:highlight w:val="yellow"/>
-          <w:lang w:eastAsia="de-DE"/>
-        </w:rPr>
-      </w:r>
-      <w:r>
-        <w:rPr>
-          <w:rFonts w:eastAsia="Times New Roman" w:cs="Calibri"/>
-          <w:color w:val="000000"/>
-          <w:lang w:eastAsia="de-DE"/>
-        </w:rPr>
-      </w:r>
-      <w:r>
-        <w:rPr>
-          <w:rFonts w:eastAsia="Times New Roman" w:cs="Calibri"/>
-          <w:color w:val="000000"/>
-          <w:lang w:eastAsia="de-DE"/>
-        </w:rPr>
-      </w:r>
-      <w:bookmarkStart w:id="136" w:name="KI_Verwalter_Der_Die_Groß_003"/>
-      <w:proofErr w:type="spellStart"/>
-      <w:r>
-        <w:rPr>
-          <w:rFonts w:eastAsia="Times New Roman" w:cs="Calibri"/>
-          <w:color w:val="000000"/>
-          <w:lang w:eastAsia="de-DE"/>
-        </w:rPr>
-      </w:r>
-      <w:bookmarkEnd w:id="136"/>
-      <w:proofErr w:type="spellEnd"/>
-      <w:r>
-        <w:rPr>
-          <w:rFonts w:eastAsia="Times New Roman" w:cs="Calibri"/>
-          <w:color w:val="000000"/>
-          <w:lang w:eastAsia="de-DE"/>
-        </w:rPr>
-      </w:r>
-      <w:bookmarkStart w:id="137" w:name="KI_Verwalter_Unterzeichner_010"/>
-      <w:proofErr w:type="spellStart"/>
-      <w:r>
-        <w:rPr>
-          <w:rFonts w:eastAsia="Times New Roman" w:cs="Calibri"/>
-          <w:color w:val="000000"/>
-          <w:lang w:eastAsia="de-DE"/>
-        </w:rPr>
-      </w:r>
-      <w:bookmarkEnd w:id="137"/>
-      <w:proofErr w:type="spellEnd"/>
-      <w:r>
-        <w:rPr>
-          <w:rFonts w:eastAsia="Times New Roman" w:cs="Calibri"/>
-          <w:color w:val="000000"/>
-          <w:lang w:eastAsia="de-DE"/>
-        </w:rPr>
-      </w:r>
-      <w:r>
-        <w:rPr>
-          <w:rFonts w:eastAsia="Times New Roman" w:cs="Calibri"/>
-          <w:color w:val="000000"/>
-          <w:highlight w:val="yellow"/>
-          <w:lang w:eastAsia="de-DE"/>
-        </w:rPr>
-      </w:r>
-      <w:r>
-        <w:rPr>
-          <w:rFonts w:eastAsia="Times New Roman" w:cs="Calibri"/>
-          <w:color w:val="000000"/>
-          <w:lang w:eastAsia="de-DE"/>
-        </w:rPr>
-      </w:r>
-      <w:r>
-        <w:rPr>
-          <w:rFonts w:eastAsia="Times New Roman" w:cs="Calibri"/>
-          <w:color w:val="000000"/>
-          <w:highlight w:val="yellow"/>
-          <w:lang w:eastAsia="de-DE"/>
-        </w:rPr>
-      </w:r>
-      <w:r>
-        <w:rPr>
-          <w:rFonts w:eastAsia="Times New Roman" w:cs="Calibri"/>
-          <w:color w:val="000000"/>
-          <w:lang w:eastAsia="de-DE"/>
-        </w:rPr>
+        </w:rPr>
+        <w:t>[[SLOT_039: Geschäftsführeranstellungsvertrag - Konditionen, Kündigungsstatus]]</w:t>
       </w:r>
     </w:p>
     <w:p>
@@ -10998,29 +9801,6 @@
       <w:pPr>
         <w:ind w:left="709"/>
       </w:pPr>
-      <w:r>
-        <w:rPr>
-          <w:highlight w:val="yellow"/>
-        </w:rPr>
-        <w:t>[[SLOT_112: kollektivarbeitsrechtliche und betriebsverfassungsrechtliche]]</w:t>
-      </w:r>
-    </w:p>
-    <w:p>
-      <w:pPr>
-        <w:ind w:left="709"/>
-      </w:pPr>
-    </w:p>
-    <w:p>
-      <w:pPr>
-        <w:ind w:left="709"/>
-      </w:pPr>
-      <w:bookmarkStart w:id="138" w:name="_Hlk156464462"/>
-      <w:r>
-        <w:rPr>
-          <w:highlight w:val="yellow"/>
-        </w:rPr>
-        <w:t>[[SLOT_113: außerdem: Geschäftsführeranstellungsvertrag; Achtung: kein A]]</w:t>
-      </w:r>
     </w:p>
     <w:bookmarkEnd w:id="138"/>
     <w:p/>
@@ -11073,6 +9853,7 @@
         <w:rPr>
           <w:highlight w:val="yellow"/>
         </w:rPr>
+        <w:t>[[SLOT_040: Gewerberaummietverträge / Pachtverträge - Objekt, Vermieter, Miete, Laufzeit, Kündigungsstatus]]</w:t>
       </w:r>
     </w:p>
     <w:p/>
@@ -11110,6 +9891,7 @@
         <w:rPr>
           <w:highlight w:val="yellow"/>
         </w:rPr>
+        <w:t>[[SLOT_041: Versicherungsverträge - Art, Versicherer, Beiträge, Status]]</w:t>
       </w:r>
     </w:p>
     <w:p/>
@@ -11150,6 +9932,7 @@
         <w:rPr>
           <w:highlight w:val="yellow"/>
         </w:rPr>
+        <w:t>[[SLOT_042: Versorgungsverträge - Strom, Gas, Wasser, Telekommunikation]]</w:t>
       </w:r>
     </w:p>
     <w:p>
@@ -11203,6 +9986,7 @@
         <w:rPr>
           <w:highlight w:val="yellow"/>
         </w:rPr>
+        <w:t>[[SLOT_043: Leasingverträge / Mietverträge über bewegliche Gegenstände]]</w:t>
       </w:r>
     </w:p>
     <w:p/>
@@ -11242,6 +10026,7 @@
         <w:rPr>
           <w:highlight w:val="yellow"/>
         </w:rPr>
+        <w:t>[[SLOT_044: Factoring-Vereinbarungen oder 'Factoring-Vereinbarungen bestehen nicht.']]</w:t>
       </w:r>
     </w:p>
     <w:p/>
@@ -11282,6 +10067,7 @@
         <w:rPr>
           <w:highlight w:val="yellow"/>
         </w:rPr>
+        <w:t>[[SLOT_045: Sonstige Verträge oder 'Sonstige wesentliche Vertragsverhältnisse sind nicht bekannt.']]</w:t>
       </w:r>
     </w:p>
     <w:p/>
@@ -11327,106 +10113,13 @@
           <w:lang w:eastAsia="de-DE"/>
         </w:rPr>
       </w:pPr>
-      <w:bookmarkStart w:id="158" w:name="KI_Schuldner_Der_Die_Groß"/>
-      <w:bookmarkStart w:id="159" w:name="_Hlk77953401"/>
-      <w:proofErr w:type="spellStart"/>
       <w:r>
         <w:rPr>
           <w:rFonts w:eastAsia="Times New Roman" w:cs="Calibri"/>
           <w:color w:val="000000"/>
           <w:lang w:eastAsia="de-DE"/>
         </w:rPr>
-      </w:r>
-      <w:bookmarkEnd w:id="158"/>
-      <w:proofErr w:type="spellEnd"/>
-      <w:r>
-        <w:rPr>
-          <w:rFonts w:eastAsia="Times New Roman" w:cs="Calibri"/>
-          <w:color w:val="000000"/>
-          <w:lang w:eastAsia="de-DE"/>
-        </w:rPr>
-      </w:r>
-      <w:bookmarkStart w:id="160" w:name="KI_Schuldner_Schuldnerin"/>
-      <w:proofErr w:type="spellStart"/>
-      <w:r>
-        <w:rPr>
-          <w:rFonts w:eastAsia="Times New Roman" w:cs="Calibri"/>
-          <w:color w:val="000000"/>
-          <w:lang w:eastAsia="de-DE"/>
-        </w:rPr>
-      </w:r>
-      <w:bookmarkEnd w:id="160"/>
-      <w:proofErr w:type="spellEnd"/>
-      <w:r>
-        <w:rPr>
-          <w:rFonts w:eastAsia="Times New Roman" w:cs="Calibri"/>
-          <w:color w:val="000000"/>
-          <w:lang w:eastAsia="de-DE"/>
-        </w:rPr>
-      </w:r>
-      <w:r>
-        <w:rPr>
-          <w:rFonts w:eastAsia="Times New Roman" w:cs="Calibri"/>
-          <w:color w:val="000000"/>
-          <w:lang w:eastAsia="de-DE"/>
-        </w:rPr>
-      </w:r>
-      <w:r>
-        <w:rPr>
-          <w:rFonts w:eastAsia="Times New Roman" w:cs="Calibri"/>
-          <w:color w:val="000000"/>
-          <w:lang w:eastAsia="de-DE"/>
-        </w:rPr>
-      </w:r>
-      <w:r>
-        <w:rPr>
-          <w:rFonts w:eastAsia="Times New Roman" w:cs="Calibri"/>
-          <w:color w:val="000000"/>
-          <w:lang w:eastAsia="de-DE"/>
-        </w:rPr>
-      </w:r>
-      <w:bookmarkStart w:id="161" w:name="KI_Verwalter_Der_Die_Groß_004"/>
-      <w:proofErr w:type="spellStart"/>
-      <w:r>
-        <w:rPr>
-          <w:rFonts w:eastAsia="Times New Roman" w:cs="Calibri"/>
-          <w:color w:val="000000"/>
-          <w:lang w:eastAsia="de-DE"/>
-        </w:rPr>
-      </w:r>
-      <w:bookmarkEnd w:id="161"/>
-      <w:proofErr w:type="spellEnd"/>
-      <w:r>
-        <w:rPr>
-          <w:rFonts w:eastAsia="Times New Roman" w:cs="Calibri"/>
-          <w:color w:val="000000"/>
-          <w:lang w:eastAsia="de-DE"/>
-        </w:rPr>
-      </w:r>
-      <w:bookmarkStart w:id="162" w:name="KI_Verwalter_Unterzeichner_012"/>
-      <w:proofErr w:type="spellStart"/>
-      <w:r>
-        <w:rPr>
-          <w:rFonts w:eastAsia="Times New Roman" w:cs="Calibri"/>
-          <w:color w:val="000000"/>
-          <w:lang w:eastAsia="de-DE"/>
-        </w:rPr>
-      </w:r>
-      <w:bookmarkEnd w:id="162"/>
-      <w:proofErr w:type="spellEnd"/>
-      <w:r>
-        <w:rPr>
-          <w:rFonts w:eastAsia="Times New Roman" w:cs="Calibri"/>
-          <w:color w:val="000000"/>
-          <w:lang w:eastAsia="de-DE"/>
-        </w:rPr>
-      </w:r>
-      <w:r>
-        <w:rPr>
-          <w:rFonts w:eastAsia="Times New Roman" w:cs="Calibri"/>
-          <w:color w:val="000000"/>
-          <w:lang w:eastAsia="de-DE"/>
-        </w:rPr>
+        <w:t>[[SLOT_046: Erweiterte arbeitsrechtliche Verhältnisse - kollektivarbeitsrechtliche und betriebsverfassungsrechtliche Aspekte]]</w:t>
       </w:r>
     </w:p>
     <w:p>
@@ -11438,24 +10131,6 @@
       <w:pPr>
         <w:ind w:left="720"/>
       </w:pPr>
-      <w:bookmarkStart w:id="163" w:name="_Hlk94870808"/>
-      <w:r>
-        <w:rPr>
-          <w:highlight w:val="yellow"/>
-        </w:rPr>
-        <w:t>[[SLOT_121: kollektivarbeitsrechtliche und betriebsverfassungsrechtliche]]</w:t>
-      </w:r>
-      <w:r>
-        <w:rPr>
-          <w:highlight w:val="yellow"/>
-        </w:rPr>
-      </w:r>
-      <w:r>
-        <w:rPr>
-          <w:highlight w:val="yellow"/>
-        </w:rPr>
-      </w:r>
-      <w:bookmarkEnd w:id="163"/>
     </w:p>
     <w:p>
       <w:pPr>
@@ -11466,12 +10141,6 @@
       <w:pPr>
         <w:ind w:left="709"/>
       </w:pPr>
-      <w:r>
-        <w:rPr>
-          <w:highlight w:val="yellow"/>
-        </w:rPr>
-        <w:t>[[SLOT_122: außerdem: Geschäftsführeranstellungsvertrag; Achtung: kein A]]</w:t>
-      </w:r>
     </w:p>
     <w:bookmarkEnd w:id="159"/>
     <w:p/>
@@ -11503,19 +10172,7 @@
         <w:ind w:left="709"/>
       </w:pPr>
       <w:r>
-        <w:t xml:space="preserve">Im Zeitpunkt der Antragstellung verfügte die Schuldnerin über </w:t>
-      </w:r>
-      <w:r>
-        <w:t xml:space="preserve">nachstehende </w:t>
-      </w:r>
-      <w:r>
-        <w:t>Giro</w:t>
-      </w:r>
-      <w:r>
-        <w:t>konten</w:t>
-      </w:r>
-      <w:r>
-        <w:t>:</w:t>
+        <w:t>Im Zeitpunkt der Antragstellung verfügte die Antragsgegnerin über nachstehende Girokonten:</w:t>
       </w:r>
     </w:p>
     <w:p>
@@ -11593,6 +10250,9 @@
                 <w:u w:val="single"/>
               </w:rPr>
             </w:pPr>
+            <w:r>
+              <w:t/>
+            </w:r>
           </w:p>
         </w:tc>
         <w:tc>
@@ -11608,6 +10268,9 @@
                 <w:highlight w:val="yellow"/>
               </w:rPr>
             </w:pPr>
+            <w:r>
+              <w:t/>
+            </w:r>
           </w:p>
         </w:tc>
       </w:tr>
@@ -11626,35 +10289,7 @@
                 <w:highlight w:val="yellow"/>
                 <w:u w:val="single"/>
               </w:rPr>
-              <w:t>[[SLOT_194: Kreditinstitut 1]]</w:t>
-            </w:r>
-          </w:p>
-          <w:p>
-            <w:pPr>
-              <w:ind w:left="321"/>
-            </w:pPr>
-            <w:r>
-              <w:t xml:space="preserve">Konto-Nr.: </w:t>
-            </w:r>
-            <w:r>
-              <w:rPr>
-                <w:highlight w:val="yellow"/>
-              </w:rPr>
-              <w:t>12345678</w:t>
-            </w:r>
-          </w:p>
-          <w:p>
-            <w:pPr>
-              <w:ind w:left="321"/>
-            </w:pPr>
-            <w:r>
-              <w:t xml:space="preserve">Konto-Nr.: </w:t>
-            </w:r>
-            <w:r>
-              <w:rPr>
-                <w:highlight w:val="yellow"/>
-              </w:rPr>
-              <w:t>87654321</w:t>
+              <w:t>[[SLOT_047: Kreditinstitut 1 mit Kontonummer]]</w:t>
             </w:r>
           </w:p>
         </w:tc>
@@ -11671,42 +10306,9 @@
                 <w:highlight w:val="yellow"/>
               </w:rPr>
             </w:pPr>
-          </w:p>
-          <w:p>
-            <w:pPr>
-              <w:ind w:left="321"/>
-              <w:jc w:val="right"/>
-              <w:cnfStyle w:val="000000000000" w:firstRow="0" w:lastRow="0" w:firstColumn="0" w:lastColumn="0" w:oddVBand="0" w:evenVBand="0" w:oddHBand="0" w:evenHBand="0" w:firstRowFirstColumn="0" w:firstRowLastColumn="0" w:lastRowFirstColumn="0" w:lastRowLastColumn="0"/>
-              <w:rPr>
-                <w:highlight w:val="yellow"/>
-              </w:rPr>
-            </w:pPr>
-            <w:r>
-              <w:rPr>
-                <w:highlight w:val="yellow"/>
-              </w:rPr>
-              <w:t>[[SLOT_195: Tabellenwert]] EUR</w:t>
-            </w:r>
-            <w:r/>
-            <w:r/>
-          </w:p>
-          <w:p>
-            <w:pPr>
-              <w:ind w:left="321"/>
-              <w:jc w:val="right"/>
-              <w:cnfStyle w:val="000000000000" w:firstRow="0" w:lastRow="0" w:firstColumn="0" w:lastColumn="0" w:oddVBand="0" w:evenVBand="0" w:oddHBand="0" w:evenHBand="0" w:firstRowFirstColumn="0" w:firstRowLastColumn="0" w:lastRowFirstColumn="0" w:lastRowLastColumn="0"/>
-              <w:rPr>
-                <w:highlight w:val="yellow"/>
-              </w:rPr>
-            </w:pPr>
-            <w:r>
-              <w:rPr>
-                <w:highlight w:val="yellow"/>
-              </w:rPr>
-              <w:t>[[SLOT_197: Tabellenwert]] EUR</w:t>
-            </w:r>
-            <w:r/>
-            <w:r/>
+            <w:r>
+              <w:t>[[SLOT_048: Saldo 1]] EUR</w:t>
+            </w:r>
           </w:p>
         </w:tc>
       </w:tr>
@@ -11727,6 +10329,9 @@
                 <w:u w:val="single"/>
               </w:rPr>
             </w:pPr>
+            <w:r>
+              <w:t/>
+            </w:r>
           </w:p>
         </w:tc>
         <w:tc>
@@ -11742,6 +10347,9 @@
                 <w:highlight w:val="yellow"/>
               </w:rPr>
             </w:pPr>
+            <w:r>
+              <w:t/>
+            </w:r>
           </w:p>
         </w:tc>
       </w:tr>
@@ -11763,36 +10371,7 @@
                 <w:highlight w:val="yellow"/>
                 <w:u w:val="single"/>
               </w:rPr>
-              <w:t>[[SLOT_199: Kreditinstitut 2]]</w:t>
-            </w:r>
-          </w:p>
-          <w:p>
-            <w:pPr>
-              <w:ind w:left="321"/>
-            </w:pPr>
-            <w:r>
-              <w:lastRenderedPageBreak/>
-              <w:t xml:space="preserve">Konto-Nr.: </w:t>
-            </w:r>
-            <w:r>
-              <w:rPr>
-                <w:highlight w:val="yellow"/>
-              </w:rPr>
-              <w:t>23456789</w:t>
-            </w:r>
-          </w:p>
-          <w:p>
-            <w:pPr>
-              <w:ind w:left="321"/>
-            </w:pPr>
-            <w:r>
-              <w:t xml:space="preserve">Konto-Nr.: </w:t>
-            </w:r>
-            <w:r>
-              <w:rPr>
-                <w:highlight w:val="yellow"/>
-              </w:rPr>
-              <w:t>98765432</w:t>
+              <w:t>[[SLOT_049: Kreditinstitut 2 mit Kontonummer]]</w:t>
             </w:r>
           </w:p>
         </w:tc>
@@ -11809,42 +10388,9 @@
                 <w:highlight w:val="yellow"/>
               </w:rPr>
             </w:pPr>
-          </w:p>
-          <w:p>
-            <w:pPr>
-              <w:ind w:left="321"/>
-              <w:jc w:val="right"/>
-              <w:cnfStyle w:val="000000000000" w:firstRow="0" w:lastRow="0" w:firstColumn="0" w:lastColumn="0" w:oddVBand="0" w:evenVBand="0" w:oddHBand="0" w:evenHBand="0" w:firstRowFirstColumn="0" w:firstRowLastColumn="0" w:lastRowFirstColumn="0" w:lastRowLastColumn="0"/>
-              <w:rPr>
-                <w:highlight w:val="yellow"/>
-              </w:rPr>
-            </w:pPr>
-            <w:r>
-              <w:rPr>
-                <w:highlight w:val="yellow"/>
-              </w:rPr>
-              <w:t>[[SLOT_200: Tabellenwert]] EUR</w:t>
-            </w:r>
-            <w:r/>
-            <w:r/>
-          </w:p>
-          <w:p>
-            <w:pPr>
-              <w:ind w:left="321"/>
-              <w:jc w:val="right"/>
-              <w:cnfStyle w:val="000000000000" w:firstRow="0" w:lastRow="0" w:firstColumn="0" w:lastColumn="0" w:oddVBand="0" w:evenVBand="0" w:oddHBand="0" w:evenHBand="0" w:firstRowFirstColumn="0" w:firstRowLastColumn="0" w:lastRowFirstColumn="0" w:lastRowLastColumn="0"/>
-              <w:rPr>
-                <w:highlight w:val="yellow"/>
-              </w:rPr>
-            </w:pPr>
-            <w:r>
-              <w:rPr>
-                <w:highlight w:val="yellow"/>
-              </w:rPr>
-              <w:t>[[SLOT_202: Tabellenwert]] EUR</w:t>
-            </w:r>
-            <w:r/>
-            <w:r/>
+            <w:r>
+              <w:t>[[SLOT_050: Saldo 2]] EUR</w:t>
+            </w:r>
           </w:p>
         </w:tc>
       </w:tr>
@@ -11865,6 +10411,9 @@
                 <w:u w:val="single"/>
               </w:rPr>
             </w:pPr>
+            <w:r>
+              <w:t/>
+            </w:r>
           </w:p>
         </w:tc>
         <w:tc>
@@ -11880,6 +10429,9 @@
                 <w:highlight w:val="yellow"/>
               </w:rPr>
             </w:pPr>
+            <w:r>
+              <w:t/>
+            </w:r>
           </w:p>
         </w:tc>
       </w:tr>
@@ -11897,7 +10449,7 @@
               <w:rPr>
                 <w:highlight w:val="yellow"/>
               </w:rPr>
-              <w:t>[[SLOT_204: Tabellenwert]]</w:t>
+              <w:t/>
             </w:r>
           </w:p>
         </w:tc>
@@ -11918,10 +10470,8 @@
               <w:rPr>
                 <w:highlight w:val="yellow"/>
               </w:rPr>
-              <w:t>[[SLOT_206: Tabellenwert]] EUR</w:t>
-            </w:r>
-            <w:r/>
-            <w:r/>
+              <w:t/>
+            </w:r>
           </w:p>
         </w:tc>
       </w:tr>
@@ -11941,6 +10491,9 @@
                 <w:highlight w:val="yellow"/>
               </w:rPr>
             </w:pPr>
+            <w:r>
+              <w:t/>
+            </w:r>
           </w:p>
         </w:tc>
         <w:tc>
@@ -11956,6 +10509,9 @@
                 <w:highlight w:val="yellow"/>
               </w:rPr>
             </w:pPr>
+            <w:r>
+              <w:t/>
+            </w:r>
           </w:p>
         </w:tc>
       </w:tr>
@@ -11973,7 +10529,7 @@
               <w:rPr>
                 <w:highlight w:val="yellow"/>
               </w:rPr>
-              <w:t>[[SLOT_208: Tabellenwert]]</w:t>
+              <w:t/>
             </w:r>
           </w:p>
         </w:tc>
@@ -11994,10 +10550,8 @@
               <w:rPr>
                 <w:highlight w:val="yellow"/>
               </w:rPr>
-              <w:t>[[SLOT_210: Tabellenwert]] EUR</w:t>
-            </w:r>
-            <w:r/>
-            <w:r/>
+              <w:t/>
+            </w:r>
           </w:p>
         </w:tc>
       </w:tr>
@@ -12017,6 +10571,9 @@
                 <w:highlight w:val="yellow"/>
               </w:rPr>
             </w:pPr>
+            <w:r>
+              <w:t/>
+            </w:r>
           </w:p>
         </w:tc>
         <w:tc>
@@ -12032,6 +10589,9 @@
                 <w:highlight w:val="yellow"/>
               </w:rPr>
             </w:pPr>
+            <w:r>
+              <w:t/>
+            </w:r>
           </w:p>
         </w:tc>
       </w:tr>
@@ -12049,7 +10609,7 @@
               <w:rPr>
                 <w:highlight w:val="yellow"/>
               </w:rPr>
-              <w:t>[[SLOT_212: Tabellenwert]]</w:t>
+              <w:t/>
             </w:r>
           </w:p>
         </w:tc>
@@ -12070,10 +10630,8 @@
               <w:rPr>
                 <w:highlight w:val="yellow"/>
               </w:rPr>
-              <w:t>[[SLOT_214: Tabellenwert]] EUR</w:t>
-            </w:r>
-            <w:r/>
-            <w:r/>
+              <w:t/>
+            </w:r>
           </w:p>
         </w:tc>
       </w:tr>
@@ -12103,13 +10661,7 @@
         <w:ind w:left="709"/>
       </w:pPr>
       <w:r>
-        <w:t xml:space="preserve">Die Konten wurden für Verfügungen KI_Schuldner_des_der KI_Schuldner_Schuldnerin gesperrt. Seit Anordnung der vorläufigen Verwaltung werden Zahlungseingänge auf </w:t>
-      </w:r>
-      <w:r>
-        <w:t>das</w:t>
-      </w:r>
-      <w:r>
-        <w:t xml:space="preserve"> Insolvenzsonderkonto weitergeleitet.</w:t>
+        <w:t>Die Konten wurden für Verfügungen KI_Schuldner_des_der Antragsgegnerin gesperrt. Seit Anordnung der vorläufigen Verwaltung werden Zahlungseingänge über das Insolvenz-Sonderkonto geleitet.</w:t>
       </w:r>
     </w:p>
     <w:p/>
@@ -12173,19 +10725,8 @@
       <w:pPr>
         <w:ind w:left="709"/>
       </w:pPr>
-      <w:r/>
-      <w:r>
-        <w:rPr>
-          <w:highlight w:val="yellow"/>
-        </w:rPr>
-      </w:r>
-      <w:r/>
-      <w:r/>
-      <w:r/>
-      <w:r>
-        <w:rPr>
-          <w:highlight w:val="yellow"/>
-        </w:rPr>
+      <w:r>
+        <w:t>[[SLOT_051: Buchhaltung vor Antragstellung - wer hat geführt, Qualität, Vollständigkeit, letzter Jahresabschluss]]</w:t>
       </w:r>
     </w:p>
     <w:p>
@@ -12197,12 +10738,6 @@
       <w:pPr>
         <w:ind w:left="709"/>
       </w:pPr>
-      <w:r>
-        <w:rPr>
-          <w:highlight w:val="yellow"/>
-        </w:rPr>
-        <w:t>KI_Verwalter_Der_Die_Groß KI_Verwalter_Unterzeichner führte auch die Lohnbuchhaltung KI_Schuldner_des_der KI_Schuldner_Schuldnerin.</w:t>
-      </w:r>
     </w:p>
     <w:p/>
     <w:p>
@@ -12240,13 +10775,9 @@
       <w:pPr>
         <w:ind w:left="709"/>
       </w:pPr>
-      <w:r/>
-      <w:r>
-        <w:rPr>
-          <w:highlight w:val="yellow"/>
-        </w:rPr>
-      </w:r>
-      <w:r/>
+      <w:r>
+        <w:t>[[SLOT_052: Buchhaltung nach Antragstellung - Fortführung durch wen, Maßnahmen]]</w:t>
+      </w:r>
     </w:p>
     <w:p>
       <w:pPr>
@@ -12280,6 +10811,7 @@
         <w:rPr>
           <w:highlight w:val="yellow"/>
         </w:rPr>
+        <w:t>[[SLOT_053: Anhängige Rechtsstreitigkeiten oder 'Anhängige Rechtsstreitigkeiten sind dem Unterzeichner nicht bekannt.']]</w:t>
       </w:r>
     </w:p>
     <w:p/>
@@ -12355,16 +10887,7 @@
         <w:rPr>
           <w:highlight w:val="yellow"/>
         </w:rPr>
-      </w:r>
-      <w:r>
-        <w:rPr>
-          <w:highlight w:val="yellow"/>
-        </w:rPr>
-      </w:r>
-      <w:r>
-        <w:rPr>
-          <w:highlight w:val="yellow"/>
-        </w:rPr>
+        <w:t>[[SLOT_054: Wirtschaftliche Entwicklung und Krisenursache - ausführliche Darstellung der Unternehmensentwicklung, Umsatzentwicklung, Krisenursachen, ggf. mit Jahresabschlusszahlen]]</w:t>
       </w:r>
     </w:p>
     <w:p/>
@@ -12419,6 +10942,7 @@
         <w:rPr>
           <w:highlight w:val="yellow"/>
         </w:rPr>
+        <w:t>[[SLOT_055: Vermögenssicherung - Maßnahmen zur Sicherung des Schuldnervermögens]]</w:t>
       </w:r>
     </w:p>
     <w:p/>
@@ -12456,109 +10980,7 @@
           <w:highlight w:val="yellow"/>
           <w:lang w:eastAsia="de-DE"/>
         </w:rPr>
-      </w:r>
-      <w:r>
-        <w:rPr>
-          <w:lang w:eastAsia="de-DE"/>
-        </w:rPr>
-      </w:r>
-      <w:r>
-        <w:rPr>
-          <w:highlight w:val="yellow"/>
-          <w:lang w:eastAsia="de-DE"/>
-        </w:rPr>
-      </w:r>
-      <w:r>
-        <w:rPr>
-          <w:lang w:eastAsia="de-DE"/>
-        </w:rPr>
-      </w:r>
-      <w:r>
-        <w:rPr>
-          <w:highlight w:val="yellow"/>
-          <w:lang w:eastAsia="de-DE"/>
-        </w:rPr>
-      </w:r>
-      <w:r>
-        <w:rPr>
-          <w:lang w:eastAsia="de-DE"/>
-        </w:rPr>
-      </w:r>
-      <w:r>
-        <w:rPr>
-          <w:lang w:eastAsia="de-DE"/>
-        </w:rPr>
-      </w:r>
-      <w:bookmarkStart w:id="183" w:name="KI_Verwalter_der_die_003"/>
-      <w:proofErr w:type="spellStart"/>
-      <w:r>
-        <w:rPr>
-          <w:lang w:eastAsia="de-DE"/>
-        </w:rPr>
-      </w:r>
-      <w:bookmarkEnd w:id="183"/>
-      <w:proofErr w:type="spellEnd"/>
-      <w:r>
-        <w:rPr>
-          <w:lang w:eastAsia="de-DE"/>
-        </w:rPr>
-      </w:r>
-      <w:bookmarkStart w:id="184" w:name="KI_Verwalter_Unterzeichner_013"/>
-      <w:proofErr w:type="spellStart"/>
-      <w:r>
-        <w:rPr>
-          <w:lang w:eastAsia="de-DE"/>
-        </w:rPr>
-      </w:r>
-      <w:bookmarkEnd w:id="184"/>
-      <w:proofErr w:type="spellEnd"/>
-      <w:r>
-        <w:rPr>
-          <w:lang w:eastAsia="de-DE"/>
-        </w:rPr>
-      </w:r>
-      <w:r>
-        <w:rPr>
-          <w:lang w:eastAsia="de-DE"/>
-        </w:rPr>
-      </w:r>
-      <w:r>
-        <w:rPr>
-          <w:lang w:eastAsia="de-DE"/>
-        </w:rPr>
-      </w:r>
-      <w:bookmarkStart w:id="185" w:name="KI_Verwalter_der_die_004"/>
-      <w:proofErr w:type="spellStart"/>
-      <w:r>
-        <w:rPr>
-          <w:lang w:eastAsia="de-DE"/>
-        </w:rPr>
-      </w:r>
-      <w:bookmarkEnd w:id="185"/>
-      <w:proofErr w:type="spellEnd"/>
-      <w:r>
-        <w:rPr>
-          <w:lang w:eastAsia="de-DE"/>
-        </w:rPr>
-      </w:r>
-      <w:bookmarkStart w:id="186" w:name="KI_Verwalter_Unterzeichner_014"/>
-      <w:proofErr w:type="spellStart"/>
-      <w:r>
-        <w:rPr>
-          <w:lang w:eastAsia="de-DE"/>
-        </w:rPr>
-      </w:r>
-      <w:bookmarkEnd w:id="186"/>
-      <w:proofErr w:type="spellEnd"/>
-      <w:r>
-        <w:rPr>
-          <w:lang w:eastAsia="de-DE"/>
-        </w:rPr>
-      </w:r>
-      <w:r>
-        <w:rPr>
-          <w:lang w:eastAsia="de-DE"/>
-        </w:rPr>
+        <w:t>[[SLOT_056: Sicherung der Betriebsfortführung - Betriebsfortführung ja/nein, Maßnahmen, Personal, Aufträge, Lieferanten]]</w:t>
       </w:r>
     </w:p>
     <w:p>
@@ -12574,18 +10996,6 @@
         <w:ind w:left="709"/>
         <w:textAlignment w:val="auto"/>
       </w:pPr>
-      <w:bookmarkStart w:id="187" w:name="_Hlk206083607"/>
-      <w:r>
-        <w:rPr>
-          <w:b/>
-          <w:bCs/>
-          <w:highlight w:val="yellow"/>
-        </w:rPr>
-      </w:r>
-      <w:r/>
-      <w:r/>
-      <w:r/>
-      <w:r/>
     </w:p>
     <w:p>
       <w:pPr>
@@ -12598,30 +11008,6 @@
         <w:ind w:left="709"/>
         <w:textAlignment w:val="auto"/>
       </w:pPr>
-      <w:r>
-        <w:rPr>
-          <w:b/>
-          <w:bCs/>
-          <w:highlight w:val="yellow"/>
-        </w:rPr>
-      </w:r>
-      <w:r/>
-      <w:bookmarkStart w:id="188" w:name="_Hlk206165484"/>
-      <w:r/>
-      <w:r>
-        <w:rPr>
-          <w:highlight w:val="yellow"/>
-        </w:rPr>
-      </w:r>
-      <w:r/>
-      <w:r>
-        <w:rPr>
-          <w:highlight w:val="yellow"/>
-        </w:rPr>
-      </w:r>
-      <w:r/>
-      <w:r/>
-      <w:r/>
     </w:p>
     <w:bookmarkEnd w:id="188"/>
     <w:p>
@@ -12635,19 +11021,6 @@
         <w:ind w:left="709"/>
         <w:textAlignment w:val="auto"/>
       </w:pPr>
-      <w:r>
-        <w:rPr>
-          <w:b/>
-          <w:bCs/>
-          <w:highlight w:val="yellow"/>
-        </w:rPr>
-      </w:r>
-      <w:r/>
-      <w:r>
-        <w:rPr>
-          <w:highlight w:val="yellow"/>
-        </w:rPr>
-      </w:r>
     </w:p>
     <w:p>
       <w:pPr>
@@ -12660,17 +11033,6 @@
         <w:ind w:left="709"/>
         <w:textAlignment w:val="auto"/>
       </w:pPr>
-      <w:r>
-        <w:rPr>
-          <w:b/>
-          <w:bCs/>
-          <w:highlight w:val="yellow"/>
-        </w:rPr>
-      </w:r>
-      <w:r/>
-      <w:bookmarkStart w:id="189" w:name="_Hlk206165558"/>
-      <w:r/>
-      <w:bookmarkEnd w:id="187"/>
     </w:p>
     <w:bookmarkEnd w:id="189"/>
     <w:p>
@@ -12693,9 +11055,6 @@
         </w:rPr>
       </w:pPr>
       <w:r>
-        <w:rPr>
-          <w:lang w:eastAsia="de-DE"/>
-        </w:rPr>
         <w:t>Datensicherung</w:t>
       </w:r>
     </w:p>
@@ -12713,86 +11072,24 @@
           <w:lang w:eastAsia="de-DE"/>
         </w:rPr>
       </w:pPr>
-      <w:bookmarkStart w:id="190" w:name="KI_Verwalter_Der_Die_Groß_005"/>
-      <w:proofErr w:type="spellStart"/>
-      <w:r>
+      <w:r>
+        <w:t>[[SLOT_057: Datensicherung - Umfang, Medium, Aufbewahrung]]</w:t>
+      </w:r>
+    </w:p>
+    <w:p>
+      <w:pPr>
+        <w:ind w:left="709"/>
+      </w:pPr>
+    </w:p>
+    <w:p>
+      <w:pPr>
+        <w:ind w:left="709"/>
         <w:rPr>
           <w:rFonts w:eastAsia="Times New Roman" w:cs="Calibri"/>
           <w:color w:val="000000"/>
           <w:lang w:eastAsia="de-DE"/>
         </w:rPr>
-        <w:t>KI_Verwalter_Der_Die_Groß</w:t>
-      </w:r>
-      <w:bookmarkEnd w:id="190"/>
-      <w:proofErr w:type="spellEnd"/>
-      <w:r>
-        <w:rPr>
-          <w:rFonts w:eastAsia="Times New Roman" w:cs="Calibri"/>
-          <w:color w:val="000000"/>
-          <w:lang w:eastAsia="de-DE"/>
-        </w:rPr>
-        <w:t xml:space="preserve"> </w:t>
-      </w:r>
-      <w:bookmarkStart w:id="191" w:name="KI_Verwalter_Unterzeichner_015"/>
-      <w:proofErr w:type="spellStart"/>
-      <w:r>
-        <w:rPr>
-          <w:rFonts w:eastAsia="Times New Roman" w:cs="Calibri"/>
-          <w:color w:val="000000"/>
-          <w:lang w:eastAsia="de-DE"/>
-        </w:rPr>
-        <w:t>KI_Verwalter_Unterzeichner</w:t>
-      </w:r>
-      <w:bookmarkEnd w:id="191"/>
-      <w:proofErr w:type="spellEnd"/>
-      <w:r>
-        <w:rPr>
-          <w:rFonts w:eastAsia="Times New Roman" w:cs="Calibri"/>
-          <w:color w:val="000000"/>
-          <w:lang w:eastAsia="de-DE"/>
-        </w:rPr>
-        <w:t xml:space="preserve"> </w:t>
-      </w:r>
-      <w:r>
-        <w:rPr>
-          <w:rFonts w:eastAsia="Times New Roman" w:cs="Calibri"/>
-          <w:color w:val="000000"/>
-          <w:lang w:eastAsia="de-DE"/>
-        </w:rPr>
-        <w:t xml:space="preserve">führte selbst eine Datensicherung im schuldnerischen Unternehmen durch. Hierbei handelt es sich um </w:t>
-      </w:r>
-      <w:r>
-        <w:rPr>
-          <w:rFonts w:eastAsia="Times New Roman" w:cs="Calibri"/>
-          <w:color w:val="000000"/>
-          <w:lang w:eastAsia="de-DE"/>
-        </w:rPr>
-        <w:lastRenderedPageBreak/>
-        <w:t xml:space="preserve">eine Sicherheitskopie von Dateien auf externe Festplatten, auf die zurückgegriffen werden kann, wenn die ursprünglichen Dateien verloren gehen oder zerstört werden. </w:t>
-      </w:r>
-    </w:p>
-    <w:p>
-      <w:pPr>
-        <w:ind w:left="709"/>
-      </w:pPr>
-    </w:p>
-    <w:p>
-      <w:pPr>
-        <w:ind w:left="709"/>
-        <w:rPr>
-          <w:rFonts w:eastAsia="Times New Roman" w:cs="Calibri"/>
-          <w:color w:val="000000"/>
-          <w:lang w:eastAsia="de-DE"/>
-        </w:rPr>
-      </w:pPr>
-      <w:r>
-        <w:rPr>
-          <w:rFonts w:eastAsia="Times New Roman" w:cs="Calibri"/>
-          <w:color w:val="000000"/>
-          <w:lang w:eastAsia="de-DE"/>
-        </w:rPr>
-        <w:t xml:space="preserve">Bei den sichergestellten Daten handelt es sich um den digitalen Datenbestand des Unternehmens. Die durchgeführte Datensicherung erforderte ein ganzheitliches Datenmanagement, beginnend mit der Erstellung der Sicherung, über die inhaltliche Überprüfung, bis hin zu einer langfristig geschützten Archivierung der Daten. </w:t>
-      </w:r>
+      </w:pPr>
     </w:p>
     <w:p>
       <w:pPr>
@@ -12809,26 +11106,17 @@
           <w:lang w:eastAsia="de-DE"/>
         </w:rPr>
       </w:pPr>
-      <w:r>
-        <w:rPr>
-          <w:rFonts w:eastAsia="Times New Roman" w:cs="Calibri"/>
-          <w:b/>
-          <w:bCs/>
-          <w:color w:val="000000"/>
-          <w:highlight w:val="yellow"/>
-          <w:lang w:eastAsia="de-DE"/>
-        </w:rPr>
-        <w:t>optional:</w:t>
-      </w:r>
-      <w:r>
+    </w:p>
+    <w:p>
+      <w:pPr>
+        <w:ind w:left="709"/>
         <w:rPr>
           <w:rFonts w:eastAsia="Times New Roman" w:cs="Calibri"/>
           <w:color w:val="000000"/>
           <w:highlight w:val="yellow"/>
           <w:lang w:eastAsia="de-DE"/>
         </w:rPr>
-        <w:t xml:space="preserve"> bei zusätzlicher Belastung (Rücksprache mit MM zu Arbeitsaufwand und Umfang - Aktenvermerk MM):</w:t>
-      </w:r>
+      </w:pPr>
     </w:p>
     <w:p>
       <w:pPr>
@@ -12840,46 +11128,6 @@
           <w:lang w:eastAsia="de-DE"/>
         </w:rPr>
       </w:pPr>
-      <w:r>
-        <w:rPr>
-          <w:rFonts w:eastAsia="Times New Roman" w:cs="Calibri"/>
-          <w:color w:val="000000"/>
-          <w:highlight w:val="yellow"/>
-          <w:lang w:eastAsia="de-DE"/>
-        </w:rPr>
-        <w:t xml:space="preserve">- Datensicherung in komplexen EDV-Systemen; </w:t>
-      </w:r>
-    </w:p>
-    <w:p>
-      <w:pPr>
-        <w:ind w:left="709"/>
-        <w:rPr>
-          <w:rFonts w:eastAsia="Times New Roman" w:cs="Calibri"/>
-          <w:color w:val="000000"/>
-          <w:highlight w:val="yellow"/>
-          <w:lang w:eastAsia="de-DE"/>
-        </w:rPr>
-      </w:pPr>
-      <w:r>
-        <w:rPr>
-          <w:rFonts w:ascii="Times New Roman" w:eastAsia="Times New Roman" w:hAnsi="Times New Roman"/>
-          <w:color w:val="000000"/>
-          <w:sz w:val="14"/>
-          <w:szCs w:val="14"/>
-          <w:highlight w:val="yellow"/>
-          <w:lang w:eastAsia="de-DE"/>
-        </w:rPr>
-        <w:t xml:space="preserve">- </w:t>
-      </w:r>
-      <w:r>
-        <w:rPr>
-          <w:rFonts w:eastAsia="Times New Roman" w:cs="Calibri"/>
-          <w:color w:val="000000"/>
-          <w:highlight w:val="yellow"/>
-          <w:lang w:eastAsia="de-DE"/>
-        </w:rPr>
-        <w:t xml:space="preserve">Datenaufbereitung aus branchenspezifischer Software (Umwandlung zum lesbar machen); </w:t>
-      </w:r>
     </w:p>
     <w:p>
       <w:pPr>
@@ -12890,24 +11138,6 @@
           <w:lang w:eastAsia="de-DE"/>
         </w:rPr>
       </w:pPr>
-      <w:r>
-        <w:rPr>
-          <w:rFonts w:eastAsia="Times New Roman" w:cs="Calibri"/>
-          <w:color w:val="000000"/>
-          <w:highlight w:val="yellow"/>
-          <w:lang w:eastAsia="de-DE"/>
-        </w:rPr>
-        <w:t>- Datenwiederherstellung (ge</w:t>
-      </w:r>
-      <w:r>
-        <w:rPr>
-          <w:rFonts w:eastAsia="Times New Roman" w:cs="Calibri"/>
-          <w:color w:val="000000"/>
-          <w:highlight w:val="yellow"/>
-          <w:lang w:eastAsia="de-DE"/>
-        </w:rPr>
-        <w:t>löschte Daten wiederherstellen)</w:t>
-      </w:r>
     </w:p>
     <w:p>
       <w:pPr>
@@ -12951,16 +11181,7 @@
         <w:rPr>
           <w:highlight w:val="yellow"/>
         </w:rPr>
-      </w:r>
-      <w:r>
-        <w:rPr>
-          <w:highlight w:val="yellow"/>
-        </w:rPr>
-      </w:r>
-      <w:r>
-        <w:rPr>
-          <w:highlight w:val="yellow"/>
-        </w:rPr>
+        <w:t>[[SLOT_058: Sanierungsaussichten - Analyse der Sanierungsfähigkeit, ggf. Fortführungsprognose, ggf. Verwertungskonzept]]</w:t>
       </w:r>
     </w:p>
     <w:p/>
@@ -13066,110 +11287,7 @@
         <w:ind w:left="709"/>
       </w:pPr>
       <w:r>
-        <w:t xml:space="preserve">Die Bewertung und Inventarisierung des beweglichen Sachanlagevermögens wurden am </w:t>
-      </w:r>
-      <w:proofErr w:type="spellStart"/>
-      <w:r>
-        <w:rPr>
-          <w:highlight w:val="yellow"/>
-        </w:rPr>
-        <w:t>xxxx</w:t>
-      </w:r>
-      <w:proofErr w:type="spellEnd"/>
-      <w:r>
-        <w:t xml:space="preserve"> in Auftrag gegeben. Die Aufnahme erfolgte im Zeitraum zwischen dem </w:t>
-      </w:r>
-      <w:proofErr w:type="spellStart"/>
-      <w:r>
-        <w:rPr>
-          <w:highlight w:val="yellow"/>
-        </w:rPr>
-        <w:t>xxxx</w:t>
-      </w:r>
-      <w:proofErr w:type="spellEnd"/>
-      <w:r>
-        <w:rPr>
-          <w:highlight w:val="yellow"/>
-        </w:rPr>
-        <w:t xml:space="preserve"> und </w:t>
-      </w:r>
-      <w:proofErr w:type="spellStart"/>
-      <w:r>
-        <w:rPr>
-          <w:highlight w:val="yellow"/>
-        </w:rPr>
-        <w:t>xxxx</w:t>
-      </w:r>
-      <w:proofErr w:type="spellEnd"/>
-      <w:r>
-        <w:t xml:space="preserve"> durch den Sachverständigen </w:t>
-      </w:r>
-      <w:proofErr w:type="spellStart"/>
-      <w:r>
-        <w:rPr>
-          <w:highlight w:val="yellow"/>
-        </w:rPr>
-        <w:t>xxxxxx</w:t>
-      </w:r>
-      <w:proofErr w:type="spellEnd"/>
-      <w:r>
-        <w:t>. Inhaltlich nimmt</w:t>
-      </w:r>
-      <w:r>
-        <w:t xml:space="preserve"> </w:t>
-      </w:r>
-      <w:bookmarkStart w:id="202" w:name="KI_Verwalter_der_die_005"/>
-      <w:proofErr w:type="spellStart"/>
-      <w:r>
-        <w:t>KI_Verwalter_der_die</w:t>
-      </w:r>
-      <w:bookmarkEnd w:id="202"/>
-      <w:proofErr w:type="spellEnd"/>
-      <w:r>
-        <w:t xml:space="preserve"> </w:t>
-      </w:r>
-      <w:bookmarkStart w:id="203" w:name="KI_Verwalter_Unterzeichner_016"/>
-      <w:proofErr w:type="spellStart"/>
-      <w:r>
-        <w:t>KI_Verwalter_Unterzeichner</w:t>
-      </w:r>
-      <w:bookmarkEnd w:id="203"/>
-      <w:proofErr w:type="spellEnd"/>
-      <w:r>
-        <w:t xml:space="preserve"> </w:t>
-      </w:r>
-      <w:r>
-        <w:t xml:space="preserve">insoweit Bezug auf das als </w:t>
-      </w:r>
-      <w:r>
-        <w:rPr>
-          <w:u w:val="single"/>
-        </w:rPr>
-        <w:t xml:space="preserve">Anlage </w:t>
-      </w:r>
-      <w:r>
-        <w:rPr>
-          <w:highlight w:val="yellow"/>
-          <w:u w:val="single"/>
-        </w:rPr>
-        <w:t>xx</w:t>
-      </w:r>
-      <w:r>
-        <w:t xml:space="preserve"> beigefügte Gutachten vom </w:t>
-      </w:r>
-      <w:proofErr w:type="spellStart"/>
-      <w:r>
-        <w:rPr>
-          <w:highlight w:val="yellow"/>
-        </w:rPr>
-        <w:t>xxxxx</w:t>
-      </w:r>
-      <w:proofErr w:type="spellEnd"/>
-      <w:r>
-        <w:rPr>
-          <w:highlight w:val="yellow"/>
-        </w:rPr>
-        <w:t>.</w:t>
+        <w:t>KI_Verwalter_Der_Die_Groß Unterzeichner hat die Bewertung und Inventarisierung des beweglichen Sachanlagevermögens in Auftrag gegeben.</w:t>
       </w:r>
     </w:p>
     <w:p>
@@ -13181,47 +11299,15 @@
       <w:pPr>
         <w:ind w:left="709"/>
       </w:pPr>
-      <w:bookmarkStart w:id="204" w:name="_Hlk77953711"/>
-      <w:r/>
-      <w:r/>
-      <w:bookmarkStart w:id="205" w:name="KI_Verwalter_der_die_006"/>
-      <w:proofErr w:type="spellStart"/>
-      <w:r/>
-      <w:bookmarkEnd w:id="205"/>
-      <w:proofErr w:type="spellEnd"/>
-      <w:r/>
-      <w:bookmarkStart w:id="206" w:name="KI_Verwalter_Unterzeichner_017"/>
-      <w:proofErr w:type="spellStart"/>
-      <w:r/>
-      <w:bookmarkEnd w:id="206"/>
-      <w:proofErr w:type="spellEnd"/>
-      <w:r/>
-      <w:r/>
-      <w:r>
-        <w:rPr>
-          <w:highlight w:val="yellow"/>
-        </w:rPr>
-      </w:r>
-      <w:r/>
-      <w:r>
-        <w:rPr>
-          <w:highlight w:val="yellow"/>
-        </w:rPr>
-      </w:r>
-      <w:r/>
-      <w:r>
-        <w:rPr>
-          <w:u w:val="single"/>
-        </w:rPr>
-      </w:r>
-      <w:r>
-        <w:rPr>
-          <w:highlight w:val="yellow"/>
-          <w:u w:val="single"/>
-        </w:rPr>
-      </w:r>
-      <w:r/>
-      <w:bookmarkEnd w:id="204"/>
+      <w:r>
+        <w:t>Die Aufnahme erfolgte zum Bewertungsstichtag des [[SLOT_059: Bewertungsstichtag]] durch den Sachverständigen [[SLOT_060: Sachverständiger Name und Adresse]].</w:t>
+      </w:r>
+    </w:p>
+    <w:p/>
+    <w:p>
+      <w:r>
+        <w:t>Inhaltlich nimmt KI_Verwalter_der_die Unterzeichner insoweit Bezug auf das als Anlage II beigefügte Gutachten vom [[SLOT_061: Datum Wertgutachten]].</w:t>
+      </w:r>
     </w:p>
     <w:p/>
     <w:p>
@@ -13323,7 +11409,7 @@
         <w:rPr>
           <w:highlight w:val="yellow"/>
         </w:rPr>
-        <w:t>[[SLOT_139: Das Unternehmen hat einen handelsrechtlich nicht bilanzierba]]</w:t>
+        <w:t>[[SLOT_062: Goodwill / Firmenwert Beschreibung und Bewertung]]</w:t>
       </w:r>
     </w:p>
     <w:p/>
@@ -13362,6 +11448,7 @@
         <w:rPr>
           <w:highlight w:val="yellow"/>
         </w:rPr>
+        <w:t>[[SLOT_063: Selbst geschaffene gewerbliche Schutzrechte Beschreibung/Wert]]</w:t>
       </w:r>
     </w:p>
     <w:p/>
@@ -13401,6 +11488,7 @@
         <w:rPr>
           <w:highlight w:val="yellow"/>
         </w:rPr>
+        <w:t>[[SLOT_064: Entgeltlich erworbene Konzessionen und Schutzrechte Beschreibung/Wert]]</w:t>
       </w:r>
     </w:p>
     <w:bookmarkEnd w:id="213"/>
@@ -13459,6 +11547,7 @@
         <w:rPr>
           <w:highlight w:val="yellow"/>
         </w:rPr>
+        <w:t>[[SLOT_065: Grundstücke und grundstücksgleiche Rechte - Beschreibung, Grundbuch, Verkehrswert, Belastungen]]</w:t>
       </w:r>
     </w:p>
     <w:p/>
@@ -13491,6 +11580,7 @@
         <w:rPr>
           <w:highlight w:val="yellow"/>
         </w:rPr>
+        <w:t>[[SLOT_066: Technische Anlagen und Maschinen - Beschreibung, Bewertung]]</w:t>
       </w:r>
     </w:p>
     <w:p/>
@@ -13521,6 +11611,7 @@
         <w:rPr>
           <w:highlight w:val="yellow"/>
         </w:rPr>
+        <w:t>[[SLOT_067: Betriebs- und Geschäftsausstattung - Beschreibung, Bewertung]]</w:t>
       </w:r>
     </w:p>
     <w:bookmarkEnd w:id="214"/>
@@ -13590,6 +11681,7 @@
         <w:rPr>
           <w:highlight w:val="yellow"/>
         </w:rPr>
+        <w:t>[[SLOT_068: Anteile an verbundenen Unternehmen Beschreibung/Wert]]</w:t>
       </w:r>
     </w:p>
     <w:p>
@@ -13632,6 +11724,7 @@
         <w:rPr>
           <w:highlight w:val="yellow"/>
         </w:rPr>
+        <w:t>[[SLOT_069: Beteiligungen Beschreibung/Wert]]</w:t>
       </w:r>
     </w:p>
     <w:p>
@@ -13675,6 +11768,7 @@
         <w:rPr>
           <w:highlight w:val="yellow"/>
         </w:rPr>
+        <w:t>[[SLOT_070: Wertpapiere des Anlagevermögens Beschreibung/Wert]]</w:t>
       </w:r>
     </w:p>
     <w:bookmarkEnd w:id="215"/>
@@ -13759,6 +11853,7 @@
         <w:rPr>
           <w:highlight w:val="yellow"/>
         </w:rPr>
+        <w:t>[[SLOT_071: Roh-, Hilfs- und Betriebsstoffe Beschreibung/Wert]]</w:t>
       </w:r>
     </w:p>
     <w:p>
@@ -13807,6 +11902,7 @@
         <w:rPr>
           <w:highlight w:val="yellow"/>
         </w:rPr>
+        <w:t>[[SLOT_072: Unfertige Erzeugnisse, unfertige Leistungen Beschreibung/Wert]]</w:t>
       </w:r>
     </w:p>
     <w:p>
@@ -13847,6 +11943,7 @@
         <w:rPr>
           <w:highlight w:val="yellow"/>
         </w:rPr>
+        <w:t>[[SLOT_073: Fertige Erzeugnisse / Waren Beschreibung/Wert]]</w:t>
       </w:r>
     </w:p>
     <w:bookmarkEnd w:id="219"/>
@@ -13866,132 +11963,115 @@
     </w:p>
     <w:p/>
     <w:p>
-      <w:bookmarkStart w:id="220" w:name="_Hlk77954057"/>
+      <w:r>
+        <w:t>[[SLOT_074: Forderungen aus Lieferungen und Leistungen - Bestand, Einbringlichkeit, Bewertung]]</w:t>
+      </w:r>
+    </w:p>
+    <w:p/>
+    <w:p>
+      <w:pPr>
+        <w:ind w:firstLine="709"/>
+      </w:pPr>
+      <w:r>
+        <w:rPr>
+          <w:highlight w:val="yellow"/>
+        </w:rPr>
+        <w:t/>
+      </w:r>
+    </w:p>
+    <w:p>
+      <w:pPr>
+        <w:ind w:firstLine="360"/>
+      </w:pPr>
+    </w:p>
+    <w:p>
+      <w:r>
+        <w:t>[[SLOT_075: Forderungen gegen verbundene Unternehmen]]</w:t>
+      </w:r>
+    </w:p>
+    <w:p>
+      <w:pPr>
+        <w:ind w:firstLine="360"/>
+      </w:pPr>
+    </w:p>
+    <w:p>
+      <w:pPr>
+        <w:ind w:firstLine="709"/>
+      </w:pPr>
+      <w:r>
+        <w:rPr>
+          <w:highlight w:val="yellow"/>
+        </w:rPr>
+        <w:t/>
+      </w:r>
+    </w:p>
+    <w:p>
+      <w:pPr>
+        <w:ind w:firstLine="360"/>
+      </w:pPr>
+    </w:p>
+    <w:p>
+      <w:r>
+        <w:t xml:space="preserve">cc) </w:t>
+      </w:r>
+      <w:r>
+        <w:tab/>
+      </w:r>
+      <w:r>
+        <w:t>Forderungen gegen Unternehmen, mit denen ein Beteiligungsverhältnis besteht</w:t>
+      </w:r>
+    </w:p>
+    <w:p>
+      <w:pPr>
+        <w:ind w:firstLine="360"/>
+      </w:pPr>
+    </w:p>
+    <w:p>
+      <w:pPr>
+        <w:ind w:firstLine="709"/>
+      </w:pPr>
+      <w:r>
+        <w:rPr>
+          <w:highlight w:val="yellow"/>
+        </w:rPr>
+        <w:t>[[SLOT_076: Forderungen gegen Beteiligungsunternehmen]]</w:t>
+      </w:r>
+    </w:p>
+    <w:p>
+      <w:pPr>
+        <w:ind w:firstLine="360"/>
+      </w:pPr>
+    </w:p>
+    <w:p>
       <w:proofErr w:type="spellStart"/>
-      <w:r/>
+      <w:r>
+        <w:t>dd</w:t>
+      </w:r>
       <w:proofErr w:type="spellEnd"/>
-      <w:r/>
-      <w:r/>
-      <w:r/>
+      <w:r>
+        <w:t xml:space="preserve">) </w:t>
+      </w:r>
+      <w:r>
+        <w:tab/>
+      </w:r>
+      <w:r>
+        <w:t>sonstige Vermögensgegenstände</w:t>
+      </w:r>
+    </w:p>
+    <w:p>
+      <w:pPr>
+        <w:ind w:firstLine="360"/>
+      </w:pPr>
+    </w:p>
+    <w:p>
+      <w:pPr>
+        <w:ind w:firstLine="709"/>
+      </w:pPr>
       <w:r>
         <w:rPr>
           <w:highlight w:val="yellow"/>
         </w:rPr>
-      </w:r>
-      <w:r/>
-    </w:p>
-    <w:p/>
-    <w:p>
-      <w:pPr>
-        <w:ind w:firstLine="709"/>
-      </w:pPr>
-      <w:r>
-        <w:rPr>
-          <w:highlight w:val="yellow"/>
-        </w:rPr>
-      </w:r>
-    </w:p>
-    <w:p>
-      <w:pPr>
-        <w:ind w:firstLine="360"/>
-      </w:pPr>
-    </w:p>
-    <w:p>
-      <w:proofErr w:type="spellStart"/>
-      <w:r/>
-      <w:proofErr w:type="spellEnd"/>
-      <w:r/>
-      <w:r/>
-      <w:r/>
-      <w:r>
-        <w:rPr>
-          <w:highlight w:val="yellow"/>
-        </w:rPr>
-      </w:r>
-      <w:r/>
-    </w:p>
-    <w:p>
-      <w:pPr>
-        <w:ind w:firstLine="360"/>
-      </w:pPr>
-    </w:p>
-    <w:p>
-      <w:pPr>
-        <w:ind w:firstLine="709"/>
-      </w:pPr>
-      <w:r>
-        <w:rPr>
-          <w:highlight w:val="yellow"/>
-        </w:rPr>
-      </w:r>
-    </w:p>
-    <w:p>
-      <w:pPr>
-        <w:ind w:firstLine="360"/>
-      </w:pPr>
-    </w:p>
-    <w:p>
-      <w:r>
-        <w:t xml:space="preserve">cc) </w:t>
-      </w:r>
-      <w:r>
-        <w:tab/>
-      </w:r>
-      <w:r>
-        <w:t>Forderungen gegen Unternehmen, mit denen ein Beteiligungsverhältnis besteht</w:t>
-      </w:r>
-    </w:p>
-    <w:p>
-      <w:pPr>
-        <w:ind w:firstLine="360"/>
-      </w:pPr>
-    </w:p>
-    <w:p>
-      <w:pPr>
-        <w:ind w:firstLine="709"/>
-      </w:pPr>
-      <w:r>
-        <w:rPr>
-          <w:highlight w:val="yellow"/>
-        </w:rPr>
-        <w:t>[[SLOT_155: Forderungen Beteiligungsunternehmen]]</w:t>
-      </w:r>
-    </w:p>
-    <w:p>
-      <w:pPr>
-        <w:ind w:firstLine="360"/>
-      </w:pPr>
-    </w:p>
-    <w:p>
-      <w:proofErr w:type="spellStart"/>
-      <w:r>
-        <w:t>dd</w:t>
-      </w:r>
-      <w:proofErr w:type="spellEnd"/>
-      <w:r>
-        <w:t xml:space="preserve">) </w:t>
-      </w:r>
-      <w:r>
-        <w:tab/>
-      </w:r>
-      <w:r>
-        <w:t>sonstige Vermögensgegenstände</w:t>
-      </w:r>
-    </w:p>
-    <w:p>
-      <w:pPr>
-        <w:ind w:firstLine="360"/>
-      </w:pPr>
-    </w:p>
-    <w:p>
-      <w:pPr>
-        <w:ind w:firstLine="709"/>
-      </w:pPr>
-      <w:r>
-        <w:rPr>
-          <w:highlight w:val="yellow"/>
-        </w:rPr>
-        <w:t>[[SLOT_156: sonstige Vermögensgegenstände Beschreibung/Wert]]</w:t>
+        <w:t>[[SLOT_077: Sonstige Vermögensgegenstände Beschreibung/Wert]]</w:t>
       </w:r>
     </w:p>
     <w:bookmarkEnd w:id="220"/>
@@ -14019,7 +12099,11 @@
         </w:rPr>
       </w:r>
     </w:p>
-    <w:p/>
+    <w:p>
+      <w:r>
+        <w:t>[[SLOT_078: Wertpapiere des Umlaufvermögens Beschreibung/Wert]]</w:t>
+      </w:r>
+    </w:p>
     <w:p>
       <w:pPr>
         <w:pStyle w:val="abc0"/>
@@ -14039,20 +12123,9 @@
       </w:pPr>
     </w:p>
     <w:p>
-      <w:bookmarkStart w:id="221" w:name="_Hlk77954158"/>
-      <w:proofErr w:type="spellStart"/>
-      <w:r/>
-      <w:proofErr w:type="spellEnd"/>
-      <w:r/>
-      <w:r/>
-      <w:r/>
-      <w:r/>
-      <w:r>
-        <w:rPr>
-          <w:highlight w:val="yellow"/>
-        </w:rPr>
-      </w:r>
-      <w:r/>
+      <w:r>
+        <w:t>[[SLOT_079: Kassenbestand]]</w:t>
+      </w:r>
     </w:p>
     <w:p>
       <w:pPr>
@@ -14064,9 +12137,7 @@
         <w:ind w:left="360" w:firstLine="349"/>
       </w:pPr>
       <w:r>
-        <w:rPr>
-          <w:highlight w:val="yellow"/>
-        </w:rPr>
+        <w:t>[[SLOT_080: Bankguthaben bei Antragstellung mit Details pro Konto]]</w:t>
       </w:r>
     </w:p>
     <w:p>
@@ -14074,21 +12145,7 @@
         <w:ind w:left="360"/>
       </w:pPr>
     </w:p>
-    <w:p>
-      <w:proofErr w:type="spellStart"/>
-      <w:r/>
-      <w:proofErr w:type="spellEnd"/>
-      <w:r/>
-      <w:r/>
-      <w:r/>
-      <w:r/>
-      <w:r>
-        <w:rPr>
-          <w:highlight w:val="yellow"/>
-        </w:rPr>
-      </w:r>
-      <w:r/>
-    </w:p>
+    <w:p/>
     <w:p>
       <w:pPr>
         <w:ind w:left="360"/>
@@ -14102,158 +12159,33 @@
           <w:highlight w:val="yellow"/>
         </w:rPr>
       </w:pPr>
-      <w:bookmarkStart w:id="222" w:name="KI_Verwalter_Der_Die_Groß_006"/>
-      <w:bookmarkEnd w:id="221"/>
-      <w:proofErr w:type="spellStart"/>
       <w:r>
         <w:rPr>
           <w:rFonts w:cs="Arial"/>
         </w:rPr>
-        <w:t>KI_Verwalter_Der_Die_Groß</w:t>
-      </w:r>
-      <w:bookmarkEnd w:id="222"/>
-      <w:proofErr w:type="spellEnd"/>
-      <w:r>
+        <w:t>Der Unterzeichner hat bei der KI_Anderkonto_Bank ein Insolvenz-Sonderkonto mit der IBAN: KI_ANDERKONTO_IBAN eingerichtet. Das aktuelle Guthaben beträgt [[SLOT_081: Guthaben Anderkonto]] EUR.</w:t>
+      </w:r>
+    </w:p>
+    <w:p>
+      <w:pPr>
+        <w:ind w:left="708"/>
         <w:rPr>
           <w:rFonts w:cs="Arial"/>
         </w:rPr>
-        <w:t xml:space="preserve"> </w:t>
-      </w:r>
-      <w:bookmarkStart w:id="223" w:name="KI_Verwalter_Unterzeichner_019"/>
-      <w:proofErr w:type="spellStart"/>
-      <w:r>
+      </w:pPr>
+    </w:p>
+    <w:p>
+      <w:pPr>
+        <w:ind w:left="708"/>
         <w:rPr>
           <w:rFonts w:cs="Arial"/>
         </w:rPr>
-        <w:t>KI_Verwalter_Unterzeichner</w:t>
-      </w:r>
-      <w:bookmarkEnd w:id="223"/>
-      <w:proofErr w:type="spellEnd"/>
+      </w:pPr>
       <w:r>
         <w:rPr>
           <w:rFonts w:cs="Arial"/>
         </w:rPr>
-        <w:t xml:space="preserve"> </w:t>
-      </w:r>
-      <w:r>
-        <w:rPr>
-          <w:rFonts w:cs="Arial"/>
-        </w:rPr>
-        <w:t xml:space="preserve">hat bei der </w:t>
-      </w:r>
-      <w:bookmarkStart w:id="224" w:name="KI_Anderkonto_Bank"/>
-      <w:proofErr w:type="spellStart"/>
-      <w:r>
-        <w:rPr>
-          <w:rFonts w:cs="Arial"/>
-        </w:rPr>
-        <w:t>KI_Anderkonto_Bank</w:t>
-      </w:r>
-      <w:bookmarkEnd w:id="224"/>
-      <w:proofErr w:type="spellEnd"/>
-      <w:r>
-        <w:rPr>
-          <w:rFonts w:cs="Arial"/>
-        </w:rPr>
-        <w:t xml:space="preserve"> ein Insolvenz-Sonderkonto mit der IBAN: </w:t>
-      </w:r>
-      <w:bookmarkStart w:id="225" w:name="KI_ANDERKONTO_IBAN"/>
-      <w:r>
-        <w:rPr>
-          <w:rFonts w:cs="Arial"/>
-        </w:rPr>
-        <w:t>KI_ANDERKONTO_IBAN</w:t>
-      </w:r>
-      <w:bookmarkEnd w:id="225"/>
-      <w:r>
-        <w:rPr>
-          <w:rFonts w:cs="Arial"/>
-        </w:rPr>
-        <w:t xml:space="preserve"> eingerichtet. Das aktuelle Guthaben beträgt </w:t>
-      </w:r>
-      <w:r>
-        <w:rPr>
-          <w:rFonts w:cs="Arial"/>
-          <w:highlight w:val="yellow"/>
-        </w:rPr>
-        <w:t>… EUR.</w:t>
-      </w:r>
-    </w:p>
-    <w:p>
-      <w:pPr>
-        <w:ind w:left="708"/>
-        <w:rPr>
-          <w:rFonts w:cs="Arial"/>
-        </w:rPr>
-      </w:pPr>
-    </w:p>
-    <w:p>
-      <w:pPr>
-        <w:ind w:left="708"/>
-        <w:rPr>
-          <w:rFonts w:cs="Arial"/>
-        </w:rPr>
-      </w:pPr>
-      <w:r>
-        <w:rPr>
-          <w:rFonts w:cs="Arial"/>
-        </w:rPr>
-        <w:t>Bei der [[SLOT_161: xy Bank]] wurde ein Festgeldkonto/Anderkonto/Rückstellungskonto mit der IBAN: xy eingerichtet. Das dortige Guthaben beläuft sich derzeit auf xx EUR.</w:t>
-      </w:r>
-      <w:r>
-        <w:rPr>
-          <w:rFonts w:cs="Arial"/>
-          <w:highlight w:val="yellow"/>
-        </w:rPr>
-      </w:r>
-      <w:proofErr w:type="spellStart"/>
-      <w:r>
-        <w:rPr>
-          <w:rFonts w:cs="Arial"/>
-          <w:highlight w:val="yellow"/>
-        </w:rPr>
-      </w:r>
-      <w:proofErr w:type="spellEnd"/>
-      <w:r>
-        <w:rPr>
-          <w:rFonts w:cs="Arial"/>
-          <w:highlight w:val="yellow"/>
-        </w:rPr>
-      </w:r>
-      <w:r>
-        <w:rPr>
-          <w:rFonts w:cs="Arial"/>
-        </w:rPr>
-      </w:r>
-      <w:r>
-        <w:rPr>
-          <w:rFonts w:cs="Arial"/>
-          <w:highlight w:val="yellow"/>
-        </w:rPr>
-      </w:r>
-      <w:proofErr w:type="spellStart"/>
-      <w:r>
-        <w:rPr>
-          <w:rFonts w:cs="Arial"/>
-          <w:highlight w:val="yellow"/>
-        </w:rPr>
-      </w:r>
-      <w:proofErr w:type="spellEnd"/>
-      <w:r>
-        <w:rPr>
-          <w:rFonts w:cs="Arial"/>
-        </w:rPr>
-      </w:r>
-      <w:r>
-        <w:rPr>
-          <w:rFonts w:cs="Arial"/>
-          <w:highlight w:val="yellow"/>
-        </w:rPr>
-      </w:r>
-      <w:r>
-        <w:rPr>
-          <w:rFonts w:cs="Arial"/>
-        </w:rPr>
+        <w:t>[[SLOT_082: Weitere Konten (Festgeld, Rückstellungskonto) mit IBAN und Guthaben]]</w:t>
       </w:r>
     </w:p>
     <w:p/>
@@ -14310,16 +12242,13 @@
         <w:ind w:left="709"/>
       </w:pPr>
       <w:r>
-        <w:t>[Sonderfall: die verdeckte Sacheinlage</w:t>
+        <w:t>[[SLOT_083: Konkrete Prüfung Einzahlung Stammeinlagen - vollständig eingezahlt ja/nein, ggf. Nachschusspflichten]]</w:t>
       </w:r>
     </w:p>
     <w:p>
       <w:pPr>
         <w:ind w:left="709"/>
       </w:pPr>
-      <w:r>
-        <w:t>Eine verdeckte Sacheinlage liegt vor, wenn eine vereinbarte Bareinlage aufgrund eines im Zusammenhang mit der Einlage getroffenem Rechtsgeschäft bei wirtschaftlicher Betrachtung durch die Einbringung des Sachwertes geleistet wird. In diesem Fall wird der Gesellschafter gem. § 19 Abs. 4 S. 1 GmbHG [[SLOT_162: § 27 Abs. 3 AktG]] nicht von seiner Einlagepflicht frei, wobei der Wert des eingebrachten Gegenstandes nach S. 3 auf die fortbestehende Forderung anzurechnen ist.]</w:t>
-      </w:r>
     </w:p>
     <w:p/>
     <w:p>
@@ -14331,7 +12260,7 @@
         </w:numPr>
       </w:pPr>
       <w:r>
-        <w:t/>
+        <w:t>Kapitalerhaltung §§ 30, 31 GmbHG</w:t>
       </w:r>
     </w:p>
     <w:p/>
@@ -14352,18 +12281,11 @@
       <w:pPr>
         <w:ind w:left="709"/>
       </w:pPr>
-      <w:commentRangeStart w:id="228"/>
       <w:r>
         <w:rPr>
           <w:highlight w:val="yellow"/>
         </w:rPr>
-      </w:r>
-      <w:commentRangeEnd w:id="228"/>
-      <w:r>
-        <w:rPr>
-          <w:rStyle w:val="Kommentarzeichen"/>
-          <w:highlight w:val="yellow"/>
-        </w:rPr>
+        <w:t>[[SLOT_084: Konkrete Prüfung §§ 30, 31 GmbHG - verbotene Auszahlungen, Erkenntnisse]]</w:t>
       </w:r>
     </w:p>
     <w:p>
@@ -14468,6 +12390,9 @@
         <w:pStyle w:val="abc0"/>
         <w:spacing w:after="0"/>
       </w:pPr>
+      <w:r>
+        <w:t>[[SLOT_085: Zusammenfassung Liquidationswerte mit Tabelle]]</w:t>
+      </w:r>
     </w:p>
     <w:tbl>
       <w:tblPr>
@@ -14736,7 +12661,9 @@
           <w:highlight w:val="yellow"/>
         </w:rPr>
       </w:pPr>
-      <w:bookmarkStart w:id="229" w:name="_Hlk94871528"/>
+      <w:r>
+        <w:t>[[SLOT_086: Zusammenfassung Fortführungswerte]]</w:t>
+      </w:r>
     </w:p>
     <w:tbl>
       <w:tblPr>
@@ -15019,6 +12946,9 @@
           <w:highlight w:val="yellow"/>
         </w:rPr>
       </w:pPr>
+      <w:r>
+        <w:t>[[SLOT_087: Aussonderungsrechte Beschreibung]]</w:t>
+      </w:r>
     </w:p>
     <w:p>
       <w:pPr>
@@ -15028,7 +12958,7 @@
         <w:rPr>
           <w:highlight w:val="yellow"/>
         </w:rPr>
-        <w:t>[[SLOT_165: Tabelle]]</w:t>
+        <w:t>[[SLOT_088: Tabelle Aussonderung]]</w:t>
       </w:r>
     </w:p>
     <w:bookmarkEnd w:id="230"/>
@@ -15069,6 +12999,9 @@
       <w:pPr>
         <w:ind w:left="349"/>
       </w:pPr>
+      <w:r>
+        <w:t>[[SLOT_089: Absonderungsrechte Beschreibung]]</w:t>
+      </w:r>
     </w:p>
     <w:p>
       <w:pPr>
@@ -15078,7 +13011,7 @@
         <w:rPr>
           <w:highlight w:val="yellow"/>
         </w:rPr>
-        <w:t>[[SLOT_167: Tabelle]]</w:t>
+        <w:t>[[SLOT_090: Tabelle Absonderung]]</w:t>
       </w:r>
     </w:p>
     <w:p/>
@@ -15116,6 +13049,33 @@
       <w:pPr>
         <w:ind w:left="360" w:firstLine="349"/>
       </w:pPr>
+      <w:r>
+        <w:t>[[SLOT_091: Passiva Übersicht - Forderungsanmeldungen nach Kategorien]]</w:t>
+      </w:r>
+    </w:p>
+    <w:p>
+      <w:pPr>
+        <w:rPr>
+          <w:highlight w:val="yellow"/>
+        </w:rPr>
+      </w:pPr>
+    </w:p>
+    <w:p>
+      <w:pPr>
+        <w:ind w:firstLine="709"/>
+      </w:pPr>
+      <w:r>
+        <w:rPr>
+          <w:highlight w:val="yellow"/>
+        </w:rPr>
+        <w:t>[[SLOT_092: Passiva-Tabelle mit Forderungsübersicht]]</w:t>
+      </w:r>
+    </w:p>
+    <w:p/>
+    <w:p>
+      <w:pPr>
+        <w:ind w:firstLine="709"/>
+      </w:pPr>
       <w:r/>
       <w:r>
         <w:rPr>
@@ -15124,49 +13084,16 @@
       </w:r>
       <w:r/>
     </w:p>
-    <w:p>
-      <w:pPr>
+    <w:p/>
+    <w:p>
+      <w:pPr>
+        <w:ind w:firstLine="709"/>
+      </w:pPr>
+      <w:r>
         <w:rPr>
           <w:highlight w:val="yellow"/>
         </w:rPr>
-      </w:pPr>
-    </w:p>
-    <w:p>
-      <w:pPr>
-        <w:ind w:firstLine="709"/>
-      </w:pPr>
-      <w:bookmarkStart w:id="233" w:name="_Hlk94876259"/>
-      <w:r>
-        <w:rPr>
-          <w:highlight w:val="yellow"/>
-        </w:rPr>
-        <w:t>[[SLOT_169: Tabelle]]</w:t>
-      </w:r>
-      <w:bookmarkEnd w:id="233"/>
-    </w:p>
-    <w:p/>
-    <w:p>
-      <w:pPr>
-        <w:ind w:firstLine="709"/>
-      </w:pPr>
-      <w:r/>
-      <w:r>
-        <w:rPr>
-          <w:highlight w:val="yellow"/>
-        </w:rPr>
-      </w:r>
-      <w:r/>
-    </w:p>
-    <w:p/>
-    <w:p>
-      <w:pPr>
-        <w:ind w:firstLine="709"/>
-      </w:pPr>
-      <w:r>
-        <w:rPr>
-          <w:highlight w:val="yellow"/>
-        </w:rPr>
-        <w:t>[[SLOT_171: Tabelle]]</w:t>
+        <w:t>[[SLOT_093: Weitere Passiva-Details oder Nachrangige Forderungen]]</w:t>
       </w:r>
     </w:p>
     <w:p/>
@@ -15201,7 +13128,7 @@
         <w:rPr>
           <w:highlight w:val="yellow"/>
         </w:rPr>
-        <w:t>[[SLOT_172: Drittsicherheiten Beschreibung]]</w:t>
+        <w:t>[[SLOT_094: Drittsicherheiten - Bürgschaften, Patronatserklärungen, sonstige Sicherheiten Dritter]]</w:t>
       </w:r>
     </w:p>
     <w:p/>
@@ -15348,7 +13275,7 @@
         <w:rPr>
           <w:highlight w:val="yellow"/>
         </w:rPr>
-        <w:t>[[SLOT_173: Vorliegen Zahlungsunfähigkeit im konkreten Fall]]</w:t>
+        <w:t>[[SLOT_095: Vorliegen der Zahlungsunfähigkeit im konkreten Fall - Finanzstatus, Liquiditätslücke, fällige Verbindlichkeiten vs. verfügbare Mittel]]</w:t>
       </w:r>
     </w:p>
     <w:p/>
@@ -15440,7 +13367,7 @@
         <w:rPr>
           <w:highlight w:val="yellow"/>
         </w:rPr>
-        <w:t>[[SLOT_174: Vorliegen Zahlungsunfähigkeit im konkreten Fall]]</w:t>
+        <w:t>[[SLOT_096: Vorliegen der Überschuldung im konkreten Fall - Überschuldungsbilanz, Fortführungsprognose, Bewertung]]</w:t>
       </w:r>
     </w:p>
     <w:p/>
@@ -15488,28 +13415,8 @@
         <w:rPr>
           <w:highlight w:val="yellow"/>
         </w:rPr>
-      </w:r>
-      <w:r/>
-      <w:r/>
-      <w:bookmarkStart w:id="257" w:name="KI_Verwalter_des_der_003"/>
-      <w:proofErr w:type="spellStart"/>
-      <w:r/>
-      <w:bookmarkEnd w:id="257"/>
-      <w:proofErr w:type="spellEnd"/>
-      <w:r/>
-      <w:bookmarkStart w:id="258" w:name="KI_Verwalter_Unterzeichner_Genitiv_003"/>
-      <w:proofErr w:type="spellStart"/>
-      <w:r/>
-      <w:bookmarkEnd w:id="258"/>
-      <w:proofErr w:type="spellEnd"/>
-      <w:r/>
-      <w:r/>
-      <w:r>
-        <w:rPr>
-          <w:highlight w:val="yellow"/>
-        </w:rPr>
-      </w:r>
-      <w:r/>
+        <w:t>[[SLOT_097: Eintritt der Insolvenzreife - Zeitpunkt und Begründung]]</w:t>
+      </w:r>
     </w:p>
     <w:p>
       <w:pPr>
@@ -15520,22 +13427,6 @@
       <w:pPr>
         <w:ind w:left="709"/>
       </w:pPr>
-      <w:r>
-        <w:rPr>
-          <w:highlight w:val="yellow"/>
-        </w:rPr>
-      </w:r>
-      <w:r/>
-      <w:r>
-        <w:rPr>
-          <w:highlight w:val="yellow"/>
-        </w:rPr>
-      </w:r>
-      <w:r/>
-      <w:proofErr w:type="spellStart"/>
-      <w:r/>
-      <w:proofErr w:type="spellEnd"/>
-      <w:r/>
     </w:p>
     <w:p>
       <w:pPr>
@@ -15668,7 +13559,7 @@
         <w:rPr>
           <w:highlight w:val="yellow"/>
         </w:rPr>
-        <w:t>[[SLOT_179: Anfechtungsansprüche §§ 129 ff. InsO]]</w:t>
+        <w:t>[[SLOT_098: Anfechtungsansprüche §§ 129 ff. InsO - identifizierte anfechtbare Rechtshandlungen, Lookback-Zeiträume, Erfolgsaussichten und geschätztes Volumen]]</w:t>
       </w:r>
     </w:p>
     <w:p>
@@ -15739,6 +13630,7 @@
         <w:rPr>
           <w:highlight w:val="yellow"/>
         </w:rPr>
+        <w:t>[[SLOT_099: Konkrete Prüfung § 15b InsO - Zahlungen nach Insolvenzreife, Geschäftsführerhaftung, geschätzte Anspruchshöhe]]</w:t>
       </w:r>
     </w:p>
     <w:p>
@@ -15807,8 +13699,8 @@
         <w:rPr>
           <w:highlight w:val="yellow"/>
         </w:rPr>
-      </w:r>
-      <w:r/>
+        <w:t>[[SLOT_100: Kostenbeiträge gem. § 171 InsO - Sicherungsrechte und daraus resultierende Kostenbeiträge]]</w:t>
+      </w:r>
     </w:p>
     <w:p>
       <w:pPr>
@@ -15844,21 +13736,9 @@
       <w:pPr>
         <w:ind w:left="709"/>
       </w:pPr>
-      <w:r/>
-      <w:r/>
-      <w:r/>
-      <w:r/>
-      <w:r/>
-      <w:r/>
-      <w:r/>
-      <w:r>
-        <w:rPr>
-          <w:highlight w:val="yellow"/>
-        </w:rPr>
-      </w:r>
-      <w:r/>
-      <w:r/>
-      <w:r/>
+      <w:r>
+        <w:t>[[SLOT_101: Zusammenfassung insolvenzspezifische Ansprüche - Gesamtüberblick Anfechtung + GF-Haftung + Kostenbeiträge]]</w:t>
+      </w:r>
     </w:p>
     <w:p/>
     <w:p/>
@@ -15885,40 +13765,15 @@
       <w:bookmarkEnd w:id="272"/>
     </w:p>
     <w:p/>
-    <w:p/>
+    <w:p>
+      <w:r>
+        <w:t>[[SLOT_102: Verfahrenskostendeckung - Berechnung nach InsVV, Vergütung vorläufiges Verfahren, Vergütung eröffnetes Verfahren, Gerichtskosten, Gegenüberstellung mit verfügbarer Masse]]</w:t>
+      </w:r>
+    </w:p>
     <w:p>
       <w:pPr>
         <w:ind w:left="709"/>
       </w:pPr>
-      <w:r/>
-      <w:r>
-        <w:rPr>
-          <w:highlight w:val="yellow"/>
-        </w:rPr>
-      </w:r>
-      <w:r/>
-      <w:r/>
-      <w:r/>
-      <w:r>
-        <w:rPr>
-          <w:highlight w:val="yellow"/>
-        </w:rPr>
-      </w:r>
-      <w:r/>
-      <w:r/>
-      <w:r/>
-      <w:bookmarkStart w:id="273" w:name="_Hlk47700160"/>
-      <w:r/>
-      <w:r>
-        <w:rPr>
-          <w:highlight w:val="yellow"/>
-        </w:rPr>
-      </w:r>
-      <w:r/>
-      <w:r/>
-      <w:r/>
-      <w:bookmarkEnd w:id="273"/>
-      <w:r/>
     </w:p>
     <w:p>
       <w:pPr>
@@ -15972,10 +13827,8 @@
               <w:rPr>
                 <w:highlight w:val="yellow"/>
               </w:rPr>
-              <w:t>[[SLOT_216: Tabellenwert]] EUR</w:t>
-            </w:r>
-            <w:r/>
-            <w:r/>
+              <w:t>[[SLOT_103: Vergütung vorläufiges Verfahren]] EUR</w:t>
+            </w:r>
           </w:p>
         </w:tc>
       </w:tr>
@@ -16006,10 +13859,8 @@
               <w:rPr>
                 <w:highlight w:val="yellow"/>
               </w:rPr>
-              <w:t>[[SLOT_218: Tabellenwert]] EUR</w:t>
-            </w:r>
-            <w:r/>
-            <w:r/>
+              <w:t>[[SLOT_104: Vergütung eröffnetes Verfahren]] EUR</w:t>
+            </w:r>
           </w:p>
         </w:tc>
       </w:tr>
@@ -16040,10 +13891,8 @@
               <w:rPr>
                 <w:highlight w:val="yellow"/>
               </w:rPr>
-              <w:t>[[SLOT_220: Tabellenwert]] EUR</w:t>
-            </w:r>
-            <w:r/>
-            <w:r/>
+              <w:t>[[SLOT_105: Gerichtskosten]] EUR</w:t>
+            </w:r>
           </w:p>
         </w:tc>
       </w:tr>
@@ -16084,17 +13933,7 @@
                 <w:b/>
                 <w:highlight w:val="yellow"/>
               </w:rPr>
-              <w:t>[[SLOT_222: Tabellenwert]] EUR</w:t>
-            </w:r>
-            <w:r>
-              <w:rPr>
-                <w:b/>
-              </w:rPr>
-            </w:r>
-            <w:r>
-              <w:rPr>
-                <w:b/>
-              </w:rPr>
+              <w:t>KI_Verfahrenskosten_Gesamt EUR</w:t>
             </w:r>
           </w:p>
         </w:tc>
@@ -16109,23 +13948,6 @@
       <w:pPr>
         <w:ind w:left="709"/>
       </w:pPr>
-      <w:r/>
-      <w:r>
-        <w:rPr>
-          <w:highlight w:val="yellow"/>
-        </w:rPr>
-      </w:r>
-      <w:r/>
-      <w:r/>
-      <w:r/>
-      <w:r>
-        <w:rPr>
-          <w:highlight w:val="yellow"/>
-        </w:rPr>
-      </w:r>
-      <w:r/>
-      <w:r/>
-      <w:r/>
     </w:p>
     <w:p/>
     <w:p/>
@@ -16177,7 +13999,7 @@
         <w:rPr>
           <w:highlight w:val="yellow"/>
         </w:rPr>
-        <w:t>[[SLOT_188: Ergebnis und Empfehlung des Gutachters]]</w:t>
+        <w:t>[[SLOT_106: Ergebnis und Empfehlung - Nummerierte Feststellungen (1. Zahlungsunfähigkeit, 2. Überschuldung, 3. Kostendeckung, 4. Sicherungsmaßnahmen) und abschließende Empfehlung zur Eröffnung]]</w:t>
       </w:r>
     </w:p>
     <w:p/>
@@ -16192,26 +14014,9 @@
       <w:pPr>
         <w:spacing w:line="240" w:lineRule="auto"/>
       </w:pPr>
-      <w:bookmarkStart w:id="277" w:name="KI_Verwalter_Diktatzeichen"/>
-      <w:proofErr w:type="spellStart"/>
-      <w:r>
-        <w:t>KI_Verwalter_Diktatzeichen</w:t>
-      </w:r>
-      <w:bookmarkEnd w:id="277"/>
-      <w:proofErr w:type="spellEnd"/>
-      <w:r>
-        <w:t xml:space="preserve"> </w:t>
-      </w:r>
-      <w:bookmarkStart w:id="278" w:name="KI_Verwalter_Name_002"/>
-      <w:proofErr w:type="spellStart"/>
       <w:r>
         <w:t>KI_Verwalter_Name</w:t>
       </w:r>
-      <w:bookmarkEnd w:id="278"/>
-      <w:proofErr w:type="spellEnd"/>
-      <w:r>
-        <w:t xml:space="preserve"> </w:t>
-      </w:r>
     </w:p>
     <w:p>
       <w:pPr>
@@ -16224,30 +14029,18 @@
         <w:rPr>
           <w:highlight w:val="yellow"/>
         </w:rPr>
-        <w:t xml:space="preserve">als </w:t>
-      </w:r>
+        <w:t>als Sachverständiger und vorläufiger Insolvenzverwalter</w:t>
+      </w:r>
+    </w:p>
+    <w:p>
+      <w:pPr>
+        <w:spacing w:line="240" w:lineRule="auto"/>
+      </w:pPr>
       <w:r>
         <w:rPr>
           <w:highlight w:val="yellow"/>
         </w:rPr>
-        <w:t>Sachverständiger</w:t>
-      </w:r>
-      <w:r>
-        <w:rPr>
-          <w:highlight w:val="yellow"/>
-        </w:rPr>
-        <w:t xml:space="preserve"> und vorläufiger Insolvenzverwalter</w:t>
-      </w:r>
-    </w:p>
-    <w:p>
-      <w:pPr>
-        <w:spacing w:line="240" w:lineRule="auto"/>
-      </w:pPr>
-      <w:r>
-        <w:rPr>
-          <w:highlight w:val="yellow"/>
-        </w:rPr>
-        <w:t>als Sachverständige und vorläufige Insolvenzverwalterin</w:t>
+        <w:t/>
       </w:r>
     </w:p>
     <w:p/>
@@ -16324,7 +14117,7 @@
               <w:rPr>
                 <w:highlight w:val="yellow"/>
               </w:rPr>
-              <w:t>[[SLOT_224: Tabellenwert]]</w:t>
+              <w:t>[[SLOT_107: Anlage I Bezeichnung]]</w:t>
             </w:r>
           </w:p>
         </w:tc>
@@ -16355,7 +14148,7 @@
               <w:rPr>
                 <w:highlight w:val="yellow"/>
               </w:rPr>
-              <w:t>[[SLOT_226: Tabellenwert]]</w:t>
+              <w:t>[[SLOT_108: Anlage II Bezeichnung]]</w:t>
             </w:r>
           </w:p>
         </w:tc>
@@ -16386,7 +14179,7 @@
               <w:rPr>
                 <w:highlight w:val="yellow"/>
               </w:rPr>
-              <w:t>[[SLOT_228: Tabellenwert]]</w:t>
+              <w:t>[[SLOT_109: Anlage III Bezeichnung]]</w:t>
             </w:r>
           </w:p>
         </w:tc>
@@ -16417,7 +14210,7 @@
               <w:rPr>
                 <w:highlight w:val="yellow"/>
               </w:rPr>
-              <w:t>[[SLOT_230: Tabellenwert]]</w:t>
+              <w:t>[[SLOT_110: Anlage IV Bezeichnung]]</w:t>
             </w:r>
           </w:p>
         </w:tc>
@@ -16448,7 +14241,7 @@
               <w:rPr>
                 <w:highlight w:val="yellow"/>
               </w:rPr>
-              <w:t>[[SLOT_232: Tabellenwert]]</w:t>
+              <w:t>[[SLOT_111: Anlage V Bezeichnung]]</w:t>
             </w:r>
           </w:p>
         </w:tc>

--- a/gutachtenvorlagen/Gutachten Muster juristische Person.docx
+++ b/gutachtenvorlagen/Gutachten Muster juristische Person.docx
@@ -437,7 +437,7 @@
             <o:lock v:ext="edit" aspectratio="t"/>
           </v:shapetype>
           <v:shape id="_x0000_i1025" type="#_x0000_t75" style="width:115.5pt;height:81.75pt">
-            <v:imagedata r:id="rId11" o:title="Logo_Schmidt_180x180px" croptop="8033f" cropbottom="11416f"/>
+            <v:imagedata r:id="rId11" o:title="Logo_Aktenanalyse" croptop="8033f" cropbottom="11416f"/>
           </v:shape>
         </w:pict>
       </w:r>
@@ -10182,7 +10182,7 @@
     </w:p>
     <w:tbl>
       <w:tblPr>
-        <w:tblStyle w:val="ProfSchmidtTabelle"/>
+        <w:tblStyle w:val="AktenanalyseTabelle"/>
         <w:tblW w:w="8613" w:type="dxa"/>
         <w:tblInd w:w="596" w:type="dxa"/>
         <w:tblLook w:val="04A0" w:firstRow="1" w:lastRow="0" w:firstColumn="1" w:lastColumn="0" w:noHBand="0" w:noVBand="1"/>
@@ -12396,7 +12396,7 @@
     </w:p>
     <w:tbl>
       <w:tblPr>
-        <w:tblStyle w:val="ProfSchmidtTabelle"/>
+        <w:tblStyle w:val="AktenanalyseTabelle"/>
         <w:tblW w:w="9070" w:type="dxa"/>
         <w:tblInd w:w="596" w:type="dxa"/>
         <w:tblLook w:val="04A0" w:firstRow="1" w:lastRow="0" w:firstColumn="1" w:lastColumn="0" w:noHBand="0" w:noVBand="1"/>
@@ -12667,7 +12667,7 @@
     </w:p>
     <w:tbl>
       <w:tblPr>
-        <w:tblStyle w:val="ProfSchmidtTabelle"/>
+        <w:tblStyle w:val="AktenanalyseTabelle"/>
         <w:tblW w:w="9070" w:type="dxa"/>
         <w:tblInd w:w="596" w:type="dxa"/>
         <w:tblLook w:val="04A0" w:firstRow="1" w:lastRow="0" w:firstColumn="1" w:lastColumn="0" w:noHBand="0" w:noVBand="1"/>
@@ -14276,7 +14276,7 @@
 
 <file path=word/comments.xml><?xml version="1.0" encoding="utf-8"?>
 <w:comments xmlns:wpc="http://schemas.microsoft.com/office/word/2010/wordprocessingCanvas" xmlns:cx="http://schemas.microsoft.com/office/drawing/2014/chartex" xmlns:cx1="http://schemas.microsoft.com/office/drawing/2015/9/8/chartex" xmlns:cx2="http://schemas.microsoft.com/office/drawing/2015/10/21/chartex" xmlns:cx3="http://schemas.microsoft.com/office/drawing/2016/5/9/chartex" xmlns:cx4="http://schemas.microsoft.com/office/drawing/2016/5/10/chartex" xmlns:cx5="http://schemas.microsoft.com/office/drawing/2016/5/11/chartex" xmlns:cx6="http://schemas.microsoft.com/office/drawing/2016/5/12/chartex" xmlns:cx7="http://schemas.microsoft.com/office/drawing/2016/5/13/chartex" xmlns:cx8="http://schemas.microsoft.com/office/drawing/2016/5/14/chartex" xmlns:mc="http://schemas.openxmlformats.org/markup-compatibility/2006" xmlns:aink="http://schemas.microsoft.com/office/drawing/2016/ink" xmlns:am3d="http://schemas.microsoft.com/office/drawing/2017/model3d" xmlns:o="urn:schemas-microsoft-com:office:office" xmlns:r="http://schemas.openxmlformats.org/officeDocument/2006/relationships" xmlns:m="http://schemas.openxmlformats.org/officeDocument/2006/math" xmlns:v="urn:schemas-microsoft-com:vml" xmlns:wp14="http://schemas.microsoft.com/office/word/2010/wordprocessingDrawing" xmlns:wp="http://schemas.openxmlformats.org/drawingml/2006/wordprocessingDrawing" xmlns:w10="urn:schemas-microsoft-com:office:word" xmlns:w="http://schemas.openxmlformats.org/wordprocessingml/2006/main" xmlns:w14="http://schemas.microsoft.com/office/word/2010/wordml" xmlns:w15="http://schemas.microsoft.com/office/word/2012/wordml" xmlns:w16cid="http://schemas.microsoft.com/office/word/2016/wordml/cid" xmlns:w16se="http://schemas.microsoft.com/office/word/2015/wordml/symex" xmlns:wpg="http://schemas.microsoft.com/office/word/2010/wordprocessingGroup" xmlns:wpi="http://schemas.microsoft.com/office/word/2010/wordprocessingInk" xmlns:wne="http://schemas.microsoft.com/office/word/2006/wordml" xmlns:wps="http://schemas.microsoft.com/office/word/2010/wordprocessingShape" mc:Ignorable="w14 w15 w16se w16cid wp14">
-  <w:comment w:id="0" w:author="Anna Kültzer" w:date="2020-11-12T14:02:00Z" w:initials="AB">
+  <w:comment w:id="0" w:author="KlareProzesse" w:date="2020-11-12T14:02:00Z" w:initials="AB">
     <w:p>
       <w:pPr>
         <w:pStyle w:val="Kommentartext"/>
@@ -14292,7 +14292,7 @@
       </w:r>
     </w:p>
   </w:comment>
-  <w:comment w:id="35" w:author="Anna Kültzer" w:date="2020-11-26T09:10:00Z" w:initials="AB">
+  <w:comment w:id="35" w:author="KlareProzesse" w:date="2020-11-26T09:10:00Z" w:initials="AB">
     <w:p>
       <w:pPr>
         <w:pStyle w:val="Kommentartext"/>
@@ -14308,7 +14308,7 @@
       </w:r>
     </w:p>
   </w:comment>
-  <w:comment w:id="112" w:author="Alexander Lamberty" w:date="2025-06-18T16:37:00Z" w:initials="AL">
+  <w:comment w:id="112" w:author="KlareProzesse" w:date="2025-06-18T16:37:00Z" w:initials="AL">
     <w:p>
       <w:pPr>
         <w:pStyle w:val="Kommentartext"/>
@@ -14324,7 +14324,7 @@
       </w:r>
     </w:p>
   </w:comment>
-  <w:comment w:id="228" w:author="Anna Kültzer" w:date="2026-01-28T14:12:00Z" w:initials="AK">
+  <w:comment w:id="228" w:author="KlareProzesse" w:date="2026-01-28T14:12:00Z" w:initials="AK">
     <w:p>
       <w:pPr>
         <w:pStyle w:val="Kommentartext"/>
@@ -19341,10 +19341,10 @@
 
 <file path=word/people.xml><?xml version="1.0" encoding="utf-8"?>
 <w15:people xmlns:wpc="http://schemas.microsoft.com/office/word/2010/wordprocessingCanvas" xmlns:cx="http://schemas.microsoft.com/office/drawing/2014/chartex" xmlns:cx1="http://schemas.microsoft.com/office/drawing/2015/9/8/chartex" xmlns:cx2="http://schemas.microsoft.com/office/drawing/2015/10/21/chartex" xmlns:cx3="http://schemas.microsoft.com/office/drawing/2016/5/9/chartex" xmlns:cx4="http://schemas.microsoft.com/office/drawing/2016/5/10/chartex" xmlns:cx5="http://schemas.microsoft.com/office/drawing/2016/5/11/chartex" xmlns:cx6="http://schemas.microsoft.com/office/drawing/2016/5/12/chartex" xmlns:cx7="http://schemas.microsoft.com/office/drawing/2016/5/13/chartex" xmlns:cx8="http://schemas.microsoft.com/office/drawing/2016/5/14/chartex" xmlns:mc="http://schemas.openxmlformats.org/markup-compatibility/2006" xmlns:aink="http://schemas.microsoft.com/office/drawing/2016/ink" xmlns:am3d="http://schemas.microsoft.com/office/drawing/2017/model3d" xmlns:o="urn:schemas-microsoft-com:office:office" xmlns:r="http://schemas.openxmlformats.org/officeDocument/2006/relationships" xmlns:m="http://schemas.openxmlformats.org/officeDocument/2006/math" xmlns:v="urn:schemas-microsoft-com:vml" xmlns:wp14="http://schemas.microsoft.com/office/word/2010/wordprocessingDrawing" xmlns:wp="http://schemas.openxmlformats.org/drawingml/2006/wordprocessingDrawing" xmlns:w10="urn:schemas-microsoft-com:office:word" xmlns:w="http://schemas.openxmlformats.org/wordprocessingml/2006/main" xmlns:w14="http://schemas.microsoft.com/office/word/2010/wordml" xmlns:w15="http://schemas.microsoft.com/office/word/2012/wordml" xmlns:w16cid="http://schemas.microsoft.com/office/word/2016/wordml/cid" xmlns:w16se="http://schemas.microsoft.com/office/word/2015/wordml/symex" xmlns:wpg="http://schemas.microsoft.com/office/word/2010/wordprocessingGroup" xmlns:wpi="http://schemas.microsoft.com/office/word/2010/wordprocessingInk" xmlns:wne="http://schemas.microsoft.com/office/word/2006/wordml" xmlns:wps="http://schemas.microsoft.com/office/word/2010/wordprocessingShape" mc:Ignorable="w14 w15 w16se w16cid wp14">
-  <w15:person w15:author="Anna Kültzer">
+  <w15:person w15:author="KlareProzesse">
     <w15:presenceInfo w15:providerId="AD" w15:userId="S-1-5-21-2412788145-1039972723-247666707-1256"/>
   </w15:person>
-  <w15:person w15:author="Alexander Lamberty">
+  <w15:person w15:author="KlareProzesse">
     <w15:presenceInfo w15:providerId="AD" w15:userId="S-1-5-21-2412788145-1039972723-247666707-1320"/>
   </w15:person>
 </w15:people>
@@ -20368,8 +20368,8 @@
       <w:lang w:eastAsia="de-DE"/>
     </w:rPr>
   </w:style>
-  <w:style w:type="table" w:customStyle="1" w:styleId="ProfSchmidtTabelle">
-    <w:name w:val="Prof. Schmidt Tabelle"/>
+  <w:style w:type="table" w:customStyle="1" w:styleId="AktenanalyseTabelle">
+    <w:name w:val="Aktenanalyse Tabelle"/>
     <w:basedOn w:val="Gitternetztabelle4Akzent1"/>
     <w:uiPriority w:val="99"/>
     <w:rsid w:val="006A7E12"/>

--- a/gutachtenvorlagen/Gutachten Muster juristische Person.docx
+++ b/gutachtenvorlagen/Gutachten Muster juristische Person.docx
@@ -579,7 +579,7 @@
                                 <w:szCs w:val="13"/>
                                 <w:lang w:eastAsia="de-DE"/>
                               </w:rPr>
-                              <w:t xml:space="preserve">www.tbs-insolvenzverwalter.de</w:t>
+                              <w:t>www.tbs-insolvenzverwalter.de</w:t>
                             </w:r>
                           </w:p>
                           <w:p>
@@ -603,11 +603,14 @@
                                 <w:szCs w:val="13"/>
                                 <w:lang w:eastAsia="de-DE"/>
                               </w:rPr>
-                              <w:t xml:space="preserve">Partnerschaftsregister des</w:t>
+                              <w:t>Partnerschaftsregister des</w:t>
                             </w:r>
                           </w:p>
                           <w:p>
                             <w:pPr>
+                              <w:pBdr>
+                                <w:bottom w:val="single" w:sz="4" w:space="1" w:color="auto"/>
+                              </w:pBdr>
                               <w:autoSpaceDE w:val="0"/>
                               <w:autoSpaceDN w:val="0"/>
                               <w:adjustRightInd w:val="0"/>
@@ -627,8 +630,134 @@
                                 <w:szCs w:val="13"/>
                                 <w:lang w:eastAsia="de-DE"/>
                               </w:rPr>
-                              <w:t xml:space="preserve">Amtsgericht Koblenz – PR 20203</w:t>
+                              <w:t>Amtsgericht Koblenz – PR 20203</w:t>
                             </w:r>
+                          </w:p>
+                          <w:p>
+                            <w:pPr>
+                              <w:pBdr>
+                                <w:bottom w:val="single" w:sz="4" w:space="1" w:color="auto"/>
+                              </w:pBdr>
+                              <w:autoSpaceDE w:val="0"/>
+                              <w:autoSpaceDN w:val="0"/>
+                              <w:adjustRightInd w:val="0"/>
+                              <w:spacing w:line="276" w:lineRule="auto"/>
+                              <w:jc w:val="center"/>
+                              <w:rPr>
+                                <w:rFonts w:eastAsia="Calibri" w:cs="CorporateSPro-Light"/>
+                                <w:sz w:val="13"/>
+                                <w:szCs w:val="13"/>
+                                <w:lang w:eastAsia="de-DE"/>
+                              </w:rPr>
+                            </w:pPr>
+                          </w:p>
+                          <w:p>
+                            <w:pPr>
+                              <w:pBdr>
+                                <w:bottom w:val="single" w:sz="4" w:space="1" w:color="auto"/>
+                              </w:pBdr>
+                              <w:autoSpaceDE w:val="0"/>
+                              <w:autoSpaceDN w:val="0"/>
+                              <w:adjustRightInd w:val="0"/>
+                              <w:spacing w:line="276" w:lineRule="auto"/>
+                              <w:jc w:val="center"/>
+                              <w:rPr>
+                                <w:rFonts w:eastAsia="Calibri" w:cs="CorporateSPro-Light"/>
+                                <w:sz w:val="13"/>
+                                <w:szCs w:val="13"/>
+                                <w:lang w:eastAsia="de-DE"/>
+                              </w:rPr>
+                            </w:pPr>
+                          </w:p>
+                          <w:p>
+                            <w:pPr>
+                              <w:pBdr>
+                                <w:bottom w:val="single" w:sz="4" w:space="1" w:color="auto"/>
+                              </w:pBdr>
+                              <w:autoSpaceDE w:val="0"/>
+                              <w:autoSpaceDN w:val="0"/>
+                              <w:adjustRightInd w:val="0"/>
+                              <w:spacing w:line="276" w:lineRule="auto"/>
+                              <w:jc w:val="center"/>
+                              <w:rPr>
+                                <w:rFonts w:eastAsia="Calibri" w:cs="CorporateSPro-Light"/>
+                                <w:sz w:val="13"/>
+                                <w:szCs w:val="13"/>
+                                <w:lang w:eastAsia="de-DE"/>
+                              </w:rPr>
+                            </w:pPr>
+                          </w:p>
+                          <w:p>
+                            <w:pPr>
+                              <w:pBdr>
+                                <w:bottom w:val="single" w:sz="4" w:space="1" w:color="auto"/>
+                              </w:pBdr>
+                              <w:autoSpaceDE w:val="0"/>
+                              <w:autoSpaceDN w:val="0"/>
+                              <w:adjustRightInd w:val="0"/>
+                              <w:spacing w:line="276" w:lineRule="auto"/>
+                              <w:jc w:val="center"/>
+                              <w:rPr>
+                                <w:rFonts w:eastAsia="Calibri" w:cs="CorporateSPro-Light"/>
+                                <w:sz w:val="13"/>
+                                <w:szCs w:val="13"/>
+                                <w:lang w:eastAsia="de-DE"/>
+                              </w:rPr>
+                            </w:pPr>
+                          </w:p>
+                          <w:p>
+                            <w:pPr>
+                              <w:pBdr>
+                                <w:bottom w:val="single" w:sz="4" w:space="1" w:color="auto"/>
+                              </w:pBdr>
+                              <w:autoSpaceDE w:val="0"/>
+                              <w:autoSpaceDN w:val="0"/>
+                              <w:adjustRightInd w:val="0"/>
+                              <w:spacing w:line="276" w:lineRule="auto"/>
+                              <w:jc w:val="center"/>
+                              <w:rPr>
+                                <w:rFonts w:eastAsia="Calibri" w:cs="CorporateSPro-Light"/>
+                                <w:sz w:val="13"/>
+                                <w:szCs w:val="13"/>
+                                <w:lang w:eastAsia="de-DE"/>
+                              </w:rPr>
+                            </w:pPr>
+                          </w:p>
+                          <w:p>
+                            <w:pPr>
+                              <w:pBdr>
+                                <w:bottom w:val="single" w:sz="4" w:space="1" w:color="auto"/>
+                              </w:pBdr>
+                              <w:autoSpaceDE w:val="0"/>
+                              <w:autoSpaceDN w:val="0"/>
+                              <w:adjustRightInd w:val="0"/>
+                              <w:spacing w:line="276" w:lineRule="auto"/>
+                              <w:jc w:val="center"/>
+                              <w:rPr>
+                                <w:rFonts w:eastAsia="Calibri" w:cs="CorporateSPro-Light"/>
+                                <w:sz w:val="13"/>
+                                <w:szCs w:val="13"/>
+                                <w:lang w:eastAsia="de-DE"/>
+                              </w:rPr>
+                            </w:pPr>
+                          </w:p>
+                          <w:p>
+                            <w:pPr>
+                              <w:pBdr>
+                                <w:bottom w:val="single" w:sz="4" w:space="1" w:color="auto"/>
+                              </w:pBdr>
+                              <w:autoSpaceDE w:val="0"/>
+                              <w:autoSpaceDN w:val="0"/>
+                              <w:adjustRightInd w:val="0"/>
+                              <w:spacing w:line="276" w:lineRule="auto"/>
+                              <w:jc w:val="center"/>
+                              <w:rPr>
+                                <w:rFonts w:eastAsia="Calibri" w:cs="CorporateSPro-Light"/>
+                                <w:sz w:val="13"/>
+                                <w:szCs w:val="13"/>
+                                <w:lang w:eastAsia="de-DE"/>
+                              </w:rPr>
+                            </w:pPr>
                           </w:p>
                           <w:p>
                             <w:pPr>
@@ -644,14 +773,38 @@
                                 <w:lang w:eastAsia="de-DE"/>
                               </w:rPr>
                             </w:pPr>
-                            <w:r>
+                          </w:p>
+                          <w:p>
+                            <w:pPr>
+                              <w:autoSpaceDE w:val="0"/>
+                              <w:autoSpaceDN w:val="0"/>
+                              <w:adjustRightInd w:val="0"/>
+                              <w:jc w:val="left"/>
                               <w:rPr>
-                                <w:rFonts w:eastAsia="Calibri" w:cs="CorporateSPro-Light"/>
+                                <w:rFonts w:eastAsia="Calibri" w:cs="CorporateSPro-Regular"/>
                                 <w:sz w:val="13"/>
                                 <w:szCs w:val="13"/>
                                 <w:lang w:eastAsia="de-DE"/>
                               </w:rPr>
-                              <w:t xml:space="preserve"/>
+                            </w:pPr>
+                            <w:bookmarkStart w:id="0" w:name="_Hlk217368252"/>
+                            <w:bookmarkStart w:id="1" w:name="_Hlk217368253"/>
+                            <w:bookmarkStart w:id="2" w:name="_Hlk217368337"/>
+                            <w:bookmarkStart w:id="3" w:name="_Hlk217368338"/>
+                            <w:bookmarkStart w:id="4" w:name="_Hlk217368401"/>
+                            <w:bookmarkStart w:id="5" w:name="_Hlk217368402"/>
+                            <w:bookmarkStart w:id="6" w:name="_Hlk217368434"/>
+                            <w:bookmarkStart w:id="7" w:name="_Hlk217368435"/>
+                            <w:bookmarkStart w:id="8" w:name="_Hlk217368465"/>
+                            <w:bookmarkStart w:id="9" w:name="_Hlk217368466"/>
+                            <w:r>
+                              <w:rPr>
+                                <w:rFonts w:eastAsia="Calibri" w:cs="CorporateSPro-Regular"/>
+                                <w:sz w:val="13"/>
+                                <w:szCs w:val="13"/>
+                                <w:lang w:eastAsia="de-DE"/>
+                              </w:rPr>
+                              <w:t>PARTNER</w:t>
                             </w:r>
                           </w:p>
                           <w:p>
@@ -659,78 +812,7 @@
                               <w:autoSpaceDE w:val="0"/>
                               <w:autoSpaceDN w:val="0"/>
                               <w:adjustRightInd w:val="0"/>
-                              <w:spacing w:line="276" w:lineRule="auto"/>
-                              <w:jc w:val="left"/>
-                              <w:rPr>
-                                <w:rFonts w:eastAsia="Calibri" w:cs="CorporateSPro-Light"/>
-                                <w:sz w:val="13"/>
-                                <w:szCs w:val="13"/>
-                                <w:lang w:eastAsia="de-DE"/>
-                              </w:rPr>
-                            </w:pPr>
-                            <w:r>
-                              <w:rPr>
-                                <w:rFonts w:eastAsia="Calibri" w:cs="CorporateSPro-Light"/>
-                                <w:sz w:val="13"/>
-                                <w:szCs w:val="13"/>
-                                <w:lang w:eastAsia="de-DE"/>
-                              </w:rPr>
-                              <w:t xml:space="preserve"/>
-                            </w:r>
-                          </w:p>
-                          <w:p>
-                            <w:pPr>
-                              <w:autoSpaceDE w:val="0"/>
-                              <w:autoSpaceDN w:val="0"/>
-                              <w:adjustRightInd w:val="0"/>
-                              <w:spacing w:line="276" w:lineRule="auto"/>
-                              <w:jc w:val="left"/>
-                              <w:rPr>
-                                <w:rFonts w:eastAsia="Calibri" w:cs="CorporateSPro-Light"/>
-                                <w:sz w:val="13"/>
-                                <w:szCs w:val="13"/>
-                                <w:lang w:eastAsia="de-DE"/>
-                              </w:rPr>
-                            </w:pPr>
-                            <w:r>
-                              <w:rPr>
-                                <w:rFonts w:eastAsia="Calibri" w:cs="CorporateSPro-Light"/>
-                                <w:sz w:val="13"/>
-                                <w:szCs w:val="13"/>
-                                <w:lang w:eastAsia="de-DE"/>
-                              </w:rPr>
-                              <w:t xml:space="preserve"/>
-                            </w:r>
-                          </w:p>
-                          <w:p>
-                            <w:pPr>
-                              <w:autoSpaceDE w:val="0"/>
-                              <w:autoSpaceDN w:val="0"/>
-                              <w:adjustRightInd w:val="0"/>
-                              <w:spacing w:line="276" w:lineRule="auto"/>
-                              <w:jc w:val="left"/>
-                              <w:rPr>
-                                <w:rFonts w:eastAsia="Calibri" w:cs="CorporateSPro-Light"/>
-                                <w:sz w:val="13"/>
-                                <w:szCs w:val="13"/>
-                                <w:lang w:eastAsia="de-DE"/>
-                              </w:rPr>
-                            </w:pPr>
-                            <w:r>
-                              <w:rPr>
-                                <w:rFonts w:eastAsia="Calibri" w:cs="CorporateSPro-Light"/>
-                                <w:sz w:val="13"/>
-                                <w:szCs w:val="13"/>
-                                <w:lang w:eastAsia="de-DE"/>
-                              </w:rPr>
-                              <w:t xml:space="preserve">PARTNER</w:t>
-                            </w:r>
-                          </w:p>
-                          <w:p>
-                            <w:pPr>
-                              <w:autoSpaceDE w:val="0"/>
-                              <w:autoSpaceDN w:val="0"/>
-                              <w:adjustRightInd w:val="0"/>
+                              <w:spacing w:line="240" w:lineRule="auto"/>
                               <w:jc w:val="left"/>
                               <w:rPr>
                                 <w:rFonts w:eastAsia="Calibri" w:cs="CorporateSPro-Demi"/>
@@ -748,7 +830,7 @@
                                 <w:szCs w:val="13"/>
                                 <w:lang w:eastAsia="de-DE"/>
                               </w:rPr>
-                              <w:t xml:space="preserve">Ingo Grünewald</w:t>
+                              <w:t>Ingo Grünewald</w:t>
                             </w:r>
                           </w:p>
                           <w:p>
@@ -756,7 +838,7 @@
                               <w:autoSpaceDE w:val="0"/>
                               <w:autoSpaceDN w:val="0"/>
                               <w:adjustRightInd w:val="0"/>
-                              <w:spacing w:line="276" w:lineRule="auto"/>
+                              <w:spacing w:line="240" w:lineRule="auto"/>
                               <w:jc w:val="left"/>
                               <w:rPr>
                                 <w:rFonts w:eastAsia="Calibri" w:cs="CorporateSPro-Light"/>
@@ -772,7 +854,7 @@
                                 <w:szCs w:val="13"/>
                                 <w:lang w:eastAsia="de-DE"/>
                               </w:rPr>
-                              <w:t xml:space="preserve">Fachanwalt für Insolvenz- und Sanierungsrecht</w:t>
+                              <w:t>Fachanwalt für Insolvenz- und Sanierungsrecht</w:t>
                             </w:r>
                           </w:p>
                           <w:p>
@@ -780,7 +862,7 @@
                               <w:autoSpaceDE w:val="0"/>
                               <w:autoSpaceDN w:val="0"/>
                               <w:adjustRightInd w:val="0"/>
-                              <w:spacing w:line="276" w:lineRule="auto"/>
+                              <w:spacing w:line="240" w:lineRule="auto"/>
                               <w:jc w:val="left"/>
                               <w:rPr>
                                 <w:rFonts w:eastAsia="Calibri" w:cs="CorporateSPro-Light"/>
@@ -796,7 +878,7 @@
                                 <w:szCs w:val="13"/>
                                 <w:lang w:eastAsia="de-DE"/>
                               </w:rPr>
-                              <w:t xml:space="preserve">Fachanwalt für Handels- und Gesellschaftsrecht</w:t>
+                              <w:t>Fachanwalt für Handels- und Gesellschaftsrecht</w:t>
                             </w:r>
                           </w:p>
                           <w:p>
@@ -804,7 +886,49 @@
                               <w:autoSpaceDE w:val="0"/>
                               <w:autoSpaceDN w:val="0"/>
                               <w:adjustRightInd w:val="0"/>
-                              <w:spacing w:line="276" w:lineRule="auto"/>
+                              <w:spacing w:line="240" w:lineRule="auto"/>
+                              <w:jc w:val="left"/>
+                              <w:rPr>
+                                <w:rFonts w:eastAsia="Calibri" w:cs="CorporateSPro-Demi"/>
+                                <w:b/>
+                                <w:sz w:val="13"/>
+                                <w:szCs w:val="13"/>
+                                <w:lang w:eastAsia="de-DE"/>
+                              </w:rPr>
+                            </w:pPr>
+                          </w:p>
+                          <w:p>
+                            <w:pPr>
+                              <w:autoSpaceDE w:val="0"/>
+                              <w:autoSpaceDN w:val="0"/>
+                              <w:adjustRightInd w:val="0"/>
+                              <w:spacing w:line="240" w:lineRule="auto"/>
+                              <w:jc w:val="left"/>
+                              <w:rPr>
+                                <w:rFonts w:eastAsia="Calibri" w:cs="CorporateSPro-Demi"/>
+                                <w:b/>
+                                <w:sz w:val="13"/>
+                                <w:szCs w:val="13"/>
+                                <w:lang w:val="en-GB" w:eastAsia="de-DE"/>
+                              </w:rPr>
+                            </w:pPr>
+                            <w:r>
+                              <w:rPr>
+                                <w:rFonts w:eastAsia="Calibri" w:cs="CorporateSPro-Demi"/>
+                                <w:b/>
+                                <w:sz w:val="13"/>
+                                <w:szCs w:val="13"/>
+                                <w:lang w:val="en-GB" w:eastAsia="de-DE"/>
+                              </w:rPr>
+                              <w:t>Dr. Alexander Thomas Lamberty LL.M.</w:t>
+                            </w:r>
+                          </w:p>
+                          <w:p>
+                            <w:pPr>
+                              <w:autoSpaceDE w:val="0"/>
+                              <w:autoSpaceDN w:val="0"/>
+                              <w:adjustRightInd w:val="0"/>
+                              <w:spacing w:line="240" w:lineRule="auto"/>
                               <w:jc w:val="left"/>
                               <w:rPr>
                                 <w:rFonts w:eastAsia="Calibri" w:cs="CorporateSPro-Light"/>
@@ -820,7 +944,7 @@
                                 <w:szCs w:val="13"/>
                                 <w:lang w:eastAsia="de-DE"/>
                               </w:rPr>
-                              <w:t xml:space="preserve"/>
+                              <w:t>Fachanwalt für Insolvenz- und Sanierungsrecht</w:t>
                             </w:r>
                           </w:p>
                           <w:p>
@@ -828,6 +952,23 @@
                               <w:autoSpaceDE w:val="0"/>
                               <w:autoSpaceDN w:val="0"/>
                               <w:adjustRightInd w:val="0"/>
+                              <w:spacing w:line="240" w:lineRule="auto"/>
+                              <w:jc w:val="left"/>
+                              <w:rPr>
+                                <w:rFonts w:eastAsia="Calibri" w:cs="CorporateSPro-Demi"/>
+                                <w:b/>
+                                <w:sz w:val="13"/>
+                                <w:szCs w:val="13"/>
+                                <w:lang w:eastAsia="de-DE"/>
+                              </w:rPr>
+                            </w:pPr>
+                          </w:p>
+                          <w:p>
+                            <w:pPr>
+                              <w:autoSpaceDE w:val="0"/>
+                              <w:autoSpaceDN w:val="0"/>
+                              <w:adjustRightInd w:val="0"/>
+                              <w:spacing w:line="240" w:lineRule="auto"/>
                               <w:jc w:val="left"/>
                               <w:rPr>
                                 <w:rFonts w:eastAsia="Calibri" w:cs="CorporateSPro-Demi"/>
@@ -845,7 +986,7 @@
                                 <w:szCs w:val="13"/>
                                 <w:lang w:eastAsia="de-DE"/>
                               </w:rPr>
-                              <w:t xml:space="preserve">Dr. Alexander Thomas Lamberty LL.M.</w:t>
+                              <w:t>Fatma Kreft</w:t>
                             </w:r>
                           </w:p>
                           <w:p>
@@ -853,7 +994,7 @@
                               <w:autoSpaceDE w:val="0"/>
                               <w:autoSpaceDN w:val="0"/>
                               <w:adjustRightInd w:val="0"/>
-                              <w:spacing w:line="276" w:lineRule="auto"/>
+                              <w:spacing w:line="240" w:lineRule="auto"/>
                               <w:jc w:val="left"/>
                               <w:rPr>
                                 <w:rFonts w:eastAsia="Calibri" w:cs="CorporateSPro-Light"/>
@@ -869,7 +1010,7 @@
                                 <w:szCs w:val="13"/>
                                 <w:lang w:eastAsia="de-DE"/>
                               </w:rPr>
-                              <w:t xml:space="preserve">Fachanwalt für Insolvenz- und Sanierungsrecht</w:t>
+                              <w:t>Fachanwältin für Insolvenz- und Sanierungsrecht</w:t>
                             </w:r>
                           </w:p>
                           <w:p>
@@ -877,7 +1018,7 @@
                               <w:autoSpaceDE w:val="0"/>
                               <w:autoSpaceDN w:val="0"/>
                               <w:adjustRightInd w:val="0"/>
-                              <w:spacing w:line="276" w:lineRule="auto"/>
+                              <w:spacing w:line="240" w:lineRule="auto"/>
                               <w:jc w:val="left"/>
                               <w:rPr>
                                 <w:rFonts w:eastAsia="Calibri" w:cs="CorporateSPro-Light"/>
@@ -893,7 +1034,7 @@
                                 <w:szCs w:val="13"/>
                                 <w:lang w:eastAsia="de-DE"/>
                               </w:rPr>
-                              <w:t xml:space="preserve"/>
+                              <w:t>Fachanwältin für Steuerrecht</w:t>
                             </w:r>
                           </w:p>
                           <w:p>
@@ -901,6 +1042,22 @@
                               <w:autoSpaceDE w:val="0"/>
                               <w:autoSpaceDN w:val="0"/>
                               <w:adjustRightInd w:val="0"/>
+                              <w:spacing w:line="240" w:lineRule="auto"/>
+                              <w:jc w:val="left"/>
+                              <w:rPr>
+                                <w:rFonts w:eastAsia="Calibri" w:cs="CorporateSPro-Light"/>
+                                <w:sz w:val="13"/>
+                                <w:szCs w:val="13"/>
+                                <w:lang w:eastAsia="de-DE"/>
+                              </w:rPr>
+                            </w:pPr>
+                          </w:p>
+                          <w:p>
+                            <w:pPr>
+                              <w:autoSpaceDE w:val="0"/>
+                              <w:autoSpaceDN w:val="0"/>
+                              <w:adjustRightInd w:val="0"/>
+                              <w:spacing w:line="240" w:lineRule="auto"/>
                               <w:jc w:val="left"/>
                               <w:rPr>
                                 <w:rFonts w:eastAsia="Calibri" w:cs="CorporateSPro-Demi"/>
@@ -918,7 +1075,7 @@
                                 <w:szCs w:val="13"/>
                                 <w:lang w:eastAsia="de-DE"/>
                               </w:rPr>
-                              <w:t xml:space="preserve">Fatma Kreft</w:t>
+                              <w:t>Dr. Arne Löser</w:t>
                             </w:r>
                           </w:p>
                           <w:p>
@@ -926,7 +1083,7 @@
                               <w:autoSpaceDE w:val="0"/>
                               <w:autoSpaceDN w:val="0"/>
                               <w:adjustRightInd w:val="0"/>
-                              <w:spacing w:line="276" w:lineRule="auto"/>
+                              <w:spacing w:line="240" w:lineRule="auto"/>
                               <w:jc w:val="left"/>
                               <w:rPr>
                                 <w:rFonts w:eastAsia="Calibri" w:cs="CorporateSPro-Light"/>
@@ -942,7 +1099,7 @@
                                 <w:szCs w:val="13"/>
                                 <w:lang w:eastAsia="de-DE"/>
                               </w:rPr>
-                              <w:t xml:space="preserve">Fachanwältin für Insolvenz- und Sanierungsrecht</w:t>
+                              <w:t>Fachanwalt für Insolvenz- und Sanierungsrecht</w:t>
                             </w:r>
                           </w:p>
                           <w:p>
@@ -950,7 +1107,7 @@
                               <w:autoSpaceDE w:val="0"/>
                               <w:autoSpaceDN w:val="0"/>
                               <w:adjustRightInd w:val="0"/>
-                              <w:spacing w:line="276" w:lineRule="auto"/>
+                              <w:spacing w:line="240" w:lineRule="auto"/>
                               <w:jc w:val="left"/>
                               <w:rPr>
                                 <w:rFonts w:eastAsia="Calibri" w:cs="CorporateSPro-Light"/>
@@ -966,7 +1123,7 @@
                                 <w:szCs w:val="13"/>
                                 <w:lang w:eastAsia="de-DE"/>
                               </w:rPr>
-                              <w:t xml:space="preserve">Fachanwältin für Steuerrecht</w:t>
+                              <w:t>Fachanwalt für Handels- und Gesellschaftsrecht</w:t>
                             </w:r>
                           </w:p>
                           <w:p>
@@ -974,7 +1131,7 @@
                               <w:autoSpaceDE w:val="0"/>
                               <w:autoSpaceDN w:val="0"/>
                               <w:adjustRightInd w:val="0"/>
-                              <w:spacing w:line="276" w:lineRule="auto"/>
+                              <w:spacing w:line="240" w:lineRule="auto"/>
                               <w:jc w:val="left"/>
                               <w:rPr>
                                 <w:rFonts w:eastAsia="Calibri" w:cs="CorporateSPro-Light"/>
@@ -983,21 +1140,13 @@
                                 <w:lang w:eastAsia="de-DE"/>
                               </w:rPr>
                             </w:pPr>
-                            <w:r>
-                              <w:rPr>
-                                <w:rFonts w:eastAsia="Calibri" w:cs="CorporateSPro-Light"/>
-                                <w:sz w:val="13"/>
-                                <w:szCs w:val="13"/>
-                                <w:lang w:eastAsia="de-DE"/>
-                              </w:rPr>
-                              <w:t xml:space="preserve"/>
-                            </w:r>
                           </w:p>
                           <w:p>
                             <w:pPr>
                               <w:autoSpaceDE w:val="0"/>
                               <w:autoSpaceDN w:val="0"/>
                               <w:adjustRightInd w:val="0"/>
+                              <w:spacing w:line="240" w:lineRule="auto"/>
                               <w:jc w:val="left"/>
                               <w:rPr>
                                 <w:rFonts w:eastAsia="Calibri" w:cs="CorporateSPro-Demi"/>
@@ -1015,8 +1164,98 @@
                                 <w:szCs w:val="13"/>
                                 <w:lang w:eastAsia="de-DE"/>
                               </w:rPr>
-                              <w:t xml:space="preserve">Dr. Arne Löser</w:t>
+                              <w:t>Dr. Thomas Thöne</w:t>
                             </w:r>
+                          </w:p>
+                          <w:p>
+                            <w:pPr>
+                              <w:autoSpaceDE w:val="0"/>
+                              <w:autoSpaceDN w:val="0"/>
+                              <w:adjustRightInd w:val="0"/>
+                              <w:spacing w:line="240" w:lineRule="auto"/>
+                              <w:jc w:val="left"/>
+                              <w:rPr>
+                                <w:rFonts w:eastAsia="Calibri" w:cs="CorporateSPro-Light"/>
+                                <w:sz w:val="13"/>
+                                <w:szCs w:val="13"/>
+                                <w:lang w:eastAsia="de-DE"/>
+                              </w:rPr>
+                            </w:pPr>
+                            <w:r>
+                              <w:rPr>
+                                <w:rFonts w:eastAsia="Calibri" w:cs="CorporateSPro-Light"/>
+                                <w:sz w:val="13"/>
+                                <w:szCs w:val="13"/>
+                                <w:lang w:eastAsia="de-DE"/>
+                              </w:rPr>
+                              <w:t>Fachanwalt für Insolvenz- und Sanierungsrecht</w:t>
+                            </w:r>
+                          </w:p>
+                          <w:p>
+                            <w:pPr>
+                              <w:autoSpaceDE w:val="0"/>
+                              <w:autoSpaceDN w:val="0"/>
+                              <w:adjustRightInd w:val="0"/>
+                              <w:spacing w:line="240" w:lineRule="auto"/>
+                              <w:jc w:val="left"/>
+                              <w:rPr>
+                                <w:rFonts w:eastAsia="Calibri" w:cs="CorporateSPro-Light"/>
+                                <w:sz w:val="13"/>
+                                <w:szCs w:val="13"/>
+                                <w:lang w:eastAsia="de-DE"/>
+                              </w:rPr>
+                            </w:pPr>
+                            <w:r>
+                              <w:rPr>
+                                <w:rFonts w:eastAsia="Calibri" w:cs="CorporateSPro-Light"/>
+                                <w:sz w:val="13"/>
+                                <w:szCs w:val="13"/>
+                                <w:lang w:eastAsia="de-DE"/>
+                              </w:rPr>
+                              <w:t>Fachanwalt für Steuerrecht</w:t>
+                            </w:r>
+                          </w:p>
+                          <w:p>
+                            <w:pPr>
+                              <w:autoSpaceDE w:val="0"/>
+                              <w:autoSpaceDN w:val="0"/>
+                              <w:adjustRightInd w:val="0"/>
+                              <w:spacing w:line="240" w:lineRule="auto"/>
+                              <w:jc w:val="left"/>
+                              <w:rPr>
+                                <w:rFonts w:eastAsia="Calibri" w:cs="CorporateSPro-Light"/>
+                                <w:sz w:val="13"/>
+                                <w:szCs w:val="13"/>
+                                <w:lang w:eastAsia="de-DE"/>
+                              </w:rPr>
+                            </w:pPr>
+                            <w:r>
+                              <w:rPr>
+                                <w:rFonts w:eastAsia="Calibri" w:cs="CorporateSPro-Light"/>
+                                <w:sz w:val="13"/>
+                                <w:szCs w:val="13"/>
+                                <w:lang w:eastAsia="de-DE"/>
+                              </w:rPr>
+                              <w:t>Notar in Wiesbaden</w:t>
+                            </w:r>
+                          </w:p>
+                          <w:p>
+                            <w:pPr>
+                              <w:pBdr>
+                                <w:bottom w:val="single" w:sz="4" w:space="1" w:color="auto"/>
+                              </w:pBdr>
+                              <w:autoSpaceDE w:val="0"/>
+                              <w:autoSpaceDN w:val="0"/>
+                              <w:adjustRightInd w:val="0"/>
+                              <w:spacing w:line="276" w:lineRule="auto"/>
+                              <w:jc w:val="left"/>
+                              <w:rPr>
+                                <w:rFonts w:eastAsia="Calibri" w:cs="CorporateSPro-Light"/>
+                                <w:sz w:val="13"/>
+                                <w:szCs w:val="13"/>
+                                <w:lang w:eastAsia="de-DE"/>
+                              </w:rPr>
+                            </w:pPr>
                           </w:p>
                           <w:p>
                             <w:pPr>
@@ -1032,14 +1271,28 @@
                                 <w:lang w:eastAsia="de-DE"/>
                               </w:rPr>
                             </w:pPr>
-                            <w:r>
+                          </w:p>
+                          <w:p>
+                            <w:pPr>
+                              <w:autoSpaceDE w:val="0"/>
+                              <w:autoSpaceDN w:val="0"/>
+                              <w:adjustRightInd w:val="0"/>
+                              <w:jc w:val="left"/>
                               <w:rPr>
-                                <w:rFonts w:eastAsia="Calibri" w:cs="CorporateSPro-Light"/>
+                                <w:rFonts w:eastAsia="Calibri" w:cs="CorporateSPro-Regular"/>
                                 <w:sz w:val="13"/>
                                 <w:szCs w:val="13"/>
                                 <w:lang w:eastAsia="de-DE"/>
                               </w:rPr>
-                              <w:t xml:space="preserve">Fachanwalt für Insolvenz- und Sanierungsrecht</w:t>
+                            </w:pPr>
+                            <w:r>
+                              <w:rPr>
+                                <w:rFonts w:eastAsia="Calibri" w:cs="CorporateSPro-Regular"/>
+                                <w:sz w:val="13"/>
+                                <w:szCs w:val="13"/>
+                                <w:lang w:eastAsia="de-DE"/>
+                              </w:rPr>
+                              <w:t>ANGESTELLTE RECHTSANWÄLTE</w:t>
                             </w:r>
                           </w:p>
                           <w:p>
@@ -1047,54 +1300,7 @@
                               <w:autoSpaceDE w:val="0"/>
                               <w:autoSpaceDN w:val="0"/>
                               <w:adjustRightInd w:val="0"/>
-                              <w:spacing w:line="276" w:lineRule="auto"/>
-                              <w:jc w:val="left"/>
-                              <w:rPr>
-                                <w:rFonts w:eastAsia="Calibri" w:cs="CorporateSPro-Light"/>
-                                <w:sz w:val="13"/>
-                                <w:szCs w:val="13"/>
-                                <w:lang w:eastAsia="de-DE"/>
-                              </w:rPr>
-                            </w:pPr>
-                            <w:r>
-                              <w:rPr>
-                                <w:rFonts w:eastAsia="Calibri" w:cs="CorporateSPro-Light"/>
-                                <w:sz w:val="13"/>
-                                <w:szCs w:val="13"/>
-                                <w:lang w:eastAsia="de-DE"/>
-                              </w:rPr>
-                              <w:t xml:space="preserve">Fachanwalt für Handels- und Gesellschaftsrecht</w:t>
-                            </w:r>
-                          </w:p>
-                          <w:p>
-                            <w:pPr>
-                              <w:autoSpaceDE w:val="0"/>
-                              <w:autoSpaceDN w:val="0"/>
-                              <w:adjustRightInd w:val="0"/>
-                              <w:spacing w:line="276" w:lineRule="auto"/>
-                              <w:jc w:val="left"/>
-                              <w:rPr>
-                                <w:rFonts w:eastAsia="Calibri" w:cs="CorporateSPro-Light"/>
-                                <w:sz w:val="13"/>
-                                <w:szCs w:val="13"/>
-                                <w:lang w:eastAsia="de-DE"/>
-                              </w:rPr>
-                            </w:pPr>
-                            <w:r>
-                              <w:rPr>
-                                <w:rFonts w:eastAsia="Calibri" w:cs="CorporateSPro-Light"/>
-                                <w:sz w:val="13"/>
-                                <w:szCs w:val="13"/>
-                                <w:lang w:eastAsia="de-DE"/>
-                              </w:rPr>
-                              <w:t xml:space="preserve"/>
-                            </w:r>
-                          </w:p>
-                          <w:p>
-                            <w:pPr>
-                              <w:autoSpaceDE w:val="0"/>
-                              <w:autoSpaceDN w:val="0"/>
-                              <w:adjustRightInd w:val="0"/>
+                              <w:spacing w:line="240" w:lineRule="auto"/>
                               <w:jc w:val="left"/>
                               <w:rPr>
                                 <w:rFonts w:eastAsia="Calibri" w:cs="CorporateSPro-Demi"/>
@@ -1112,7 +1318,7 @@
                                 <w:szCs w:val="13"/>
                                 <w:lang w:eastAsia="de-DE"/>
                               </w:rPr>
-                              <w:t xml:space="preserve">Thorsten Lex</w:t>
+                              <w:t>Eva Meyer</w:t>
                             </w:r>
                           </w:p>
                           <w:p>
@@ -1120,7 +1326,31 @@
                               <w:autoSpaceDE w:val="0"/>
                               <w:autoSpaceDN w:val="0"/>
                               <w:adjustRightInd w:val="0"/>
-                              <w:spacing w:line="276" w:lineRule="auto"/>
+                              <w:spacing w:line="240" w:lineRule="auto"/>
+                              <w:jc w:val="left"/>
+                              <w:rPr>
+                                <w:rFonts w:eastAsia="Calibri" w:cs="CorporateSPro-Demi"/>
+                                <w:sz w:val="13"/>
+                                <w:szCs w:val="13"/>
+                                <w:lang w:eastAsia="de-DE"/>
+                              </w:rPr>
+                            </w:pPr>
+                            <w:r>
+                              <w:rPr>
+                                <w:rFonts w:eastAsia="Calibri" w:cs="CorporateSPro-Demi"/>
+                                <w:sz w:val="13"/>
+                                <w:szCs w:val="13"/>
+                                <w:lang w:eastAsia="de-DE"/>
+                              </w:rPr>
+                              <w:t>Fachanwältin für Insolvenz- und Sanierungsrecht</w:t>
+                            </w:r>
+                          </w:p>
+                          <w:p>
+                            <w:pPr>
+                              <w:autoSpaceDE w:val="0"/>
+                              <w:autoSpaceDN w:val="0"/>
+                              <w:adjustRightInd w:val="0"/>
+                              <w:spacing w:line="240" w:lineRule="auto"/>
                               <w:jc w:val="left"/>
                               <w:rPr>
                                 <w:rFonts w:eastAsia="Calibri" w:cs="CorporateSPro-Light"/>
@@ -1129,93 +1359,13 @@
                                 <w:lang w:eastAsia="de-DE"/>
                               </w:rPr>
                             </w:pPr>
-                            <w:r>
-                              <w:rPr>
-                                <w:rFonts w:eastAsia="Calibri" w:cs="CorporateSPro-Light"/>
-                                <w:sz w:val="13"/>
-                                <w:szCs w:val="13"/>
-                                <w:lang w:eastAsia="de-DE"/>
-                              </w:rPr>
-                              <w:t xml:space="preserve">Fachanwalt für Business</w:t>
-                            </w:r>
                           </w:p>
                           <w:p>
                             <w:pPr>
                               <w:autoSpaceDE w:val="0"/>
                               <w:autoSpaceDN w:val="0"/>
                               <w:adjustRightInd w:val="0"/>
-                              <w:spacing w:line="276" w:lineRule="auto"/>
-                              <w:jc w:val="left"/>
-                              <w:rPr>
-                                <w:rFonts w:eastAsia="Calibri" w:cs="CorporateSPro-Light"/>
-                                <w:sz w:val="13"/>
-                                <w:szCs w:val="13"/>
-                                <w:lang w:eastAsia="de-DE"/>
-                              </w:rPr>
-                            </w:pPr>
-                            <w:r>
-                              <w:rPr>
-                                <w:rFonts w:eastAsia="Calibri" w:cs="CorporateSPro-Light"/>
-                                <w:sz w:val="13"/>
-                                <w:szCs w:val="13"/>
-                                <w:lang w:eastAsia="de-DE"/>
-                              </w:rPr>
-                              <w:t xml:space="preserve"/>
-                            </w:r>
-                          </w:p>
-                          <w:p>
-                            <w:pPr>
-                              <w:autoSpaceDE w:val="0"/>
-                              <w:autoSpaceDN w:val="0"/>
-                              <w:adjustRightInd w:val="0"/>
-                              <w:spacing w:line="276" w:lineRule="auto"/>
-                              <w:jc w:val="left"/>
-                              <w:rPr>
-                                <w:rFonts w:eastAsia="Calibri" w:cs="CorporateSPro-Light"/>
-                                <w:sz w:val="13"/>
-                                <w:szCs w:val="13"/>
-                                <w:lang w:eastAsia="de-DE"/>
-                              </w:rPr>
-                            </w:pPr>
-                            <w:r>
-                              <w:rPr>
-                                <w:rFonts w:eastAsia="Calibri" w:cs="CorporateSPro-Light"/>
-                                <w:sz w:val="13"/>
-                                <w:szCs w:val="13"/>
-                                <w:lang w:eastAsia="de-DE"/>
-                              </w:rPr>
-                              <w:t xml:space="preserve"/>
-                            </w:r>
-                          </w:p>
-                          <w:p>
-                            <w:pPr>
-                              <w:autoSpaceDE w:val="0"/>
-                              <w:autoSpaceDN w:val="0"/>
-                              <w:adjustRightInd w:val="0"/>
-                              <w:spacing w:line="276" w:lineRule="auto"/>
-                              <w:jc w:val="left"/>
-                              <w:rPr>
-                                <w:rFonts w:eastAsia="Calibri" w:cs="CorporateSPro-Light"/>
-                                <w:sz w:val="13"/>
-                                <w:szCs w:val="13"/>
-                                <w:lang w:eastAsia="de-DE"/>
-                              </w:rPr>
-                            </w:pPr>
-                            <w:r>
-                              <w:rPr>
-                                <w:rFonts w:eastAsia="Calibri" w:cs="CorporateSPro-Light"/>
-                                <w:sz w:val="13"/>
-                                <w:szCs w:val="13"/>
-                                <w:lang w:eastAsia="de-DE"/>
-                              </w:rPr>
-                              <w:t xml:space="preserve">ANGESTELLTE RECHTSANWÄLTE</w:t>
-                            </w:r>
-                          </w:p>
-                          <w:p>
-                            <w:pPr>
-                              <w:autoSpaceDE w:val="0"/>
-                              <w:autoSpaceDN w:val="0"/>
-                              <w:adjustRightInd w:val="0"/>
+                              <w:spacing w:line="240" w:lineRule="auto"/>
                               <w:jc w:val="left"/>
                               <w:rPr>
                                 <w:rFonts w:eastAsia="Calibri" w:cs="CorporateSPro-Demi"/>
@@ -1233,7 +1383,7 @@
                                 <w:szCs w:val="13"/>
                                 <w:lang w:eastAsia="de-DE"/>
                               </w:rPr>
-                              <w:t xml:space="preserve">Eva Meyer</w:t>
+                              <w:t>Bettina Dax</w:t>
                             </w:r>
                           </w:p>
                           <w:p>
@@ -1241,7 +1391,7 @@
                               <w:autoSpaceDE w:val="0"/>
                               <w:autoSpaceDN w:val="0"/>
                               <w:adjustRightInd w:val="0"/>
-                              <w:spacing w:line="276" w:lineRule="auto"/>
+                              <w:spacing w:line="240" w:lineRule="auto"/>
                               <w:jc w:val="left"/>
                               <w:rPr>
                                 <w:rFonts w:eastAsia="Calibri" w:cs="CorporateSPro-Light"/>
@@ -1257,7 +1407,7 @@
                                 <w:szCs w:val="13"/>
                                 <w:lang w:eastAsia="de-DE"/>
                               </w:rPr>
-                              <w:t xml:space="preserve">Fachanwältin für Insolvenz- und Sanierungsrecht</w:t>
+                              <w:t>Rechtsanwältin</w:t>
                             </w:r>
                           </w:p>
                           <w:p>
@@ -1265,30 +1415,23 @@
                               <w:autoSpaceDE w:val="0"/>
                               <w:autoSpaceDN w:val="0"/>
                               <w:adjustRightInd w:val="0"/>
-                              <w:spacing w:line="276" w:lineRule="auto"/>
+                              <w:spacing w:line="240" w:lineRule="auto"/>
                               <w:jc w:val="left"/>
                               <w:rPr>
-                                <w:rFonts w:eastAsia="Calibri" w:cs="CorporateSPro-Light"/>
+                                <w:rFonts w:eastAsia="Calibri" w:cs="CorporateSPro-Demi"/>
+                                <w:b/>
                                 <w:sz w:val="13"/>
                                 <w:szCs w:val="13"/>
                                 <w:lang w:eastAsia="de-DE"/>
                               </w:rPr>
                             </w:pPr>
-                            <w:r>
-                              <w:rPr>
-                                <w:rFonts w:eastAsia="Calibri" w:cs="CorporateSPro-Light"/>
-                                <w:sz w:val="13"/>
-                                <w:szCs w:val="13"/>
-                                <w:lang w:eastAsia="de-DE"/>
-                              </w:rPr>
-                              <w:t xml:space="preserve"/>
-                            </w:r>
                           </w:p>
                           <w:p>
                             <w:pPr>
                               <w:autoSpaceDE w:val="0"/>
                               <w:autoSpaceDN w:val="0"/>
                               <w:adjustRightInd w:val="0"/>
+                              <w:spacing w:line="240" w:lineRule="auto"/>
                               <w:jc w:val="left"/>
                               <w:rPr>
                                 <w:rFonts w:eastAsia="Calibri" w:cs="CorporateSPro-Demi"/>
@@ -1306,7 +1449,7 @@
                                 <w:szCs w:val="13"/>
                                 <w:lang w:eastAsia="de-DE"/>
                               </w:rPr>
-                              <w:t xml:space="preserve">Bettina Dax</w:t>
+                              <w:t>Cornelia Kriege</w:t>
                             </w:r>
                           </w:p>
                           <w:p>
@@ -1314,7 +1457,7 @@
                               <w:autoSpaceDE w:val="0"/>
                               <w:autoSpaceDN w:val="0"/>
                               <w:adjustRightInd w:val="0"/>
-                              <w:spacing w:line="276" w:lineRule="auto"/>
+                              <w:spacing w:line="240" w:lineRule="auto"/>
                               <w:jc w:val="left"/>
                               <w:rPr>
                                 <w:rFonts w:eastAsia="Calibri" w:cs="CorporateSPro-Light"/>
@@ -1330,7 +1473,7 @@
                                 <w:szCs w:val="13"/>
                                 <w:lang w:eastAsia="de-DE"/>
                               </w:rPr>
-                              <w:t xml:space="preserve">Rechtsanwältin</w:t>
+                              <w:t>Rechtsanwältin</w:t>
                             </w:r>
                           </w:p>
                           <w:p>
@@ -1338,7 +1481,7 @@
                               <w:autoSpaceDE w:val="0"/>
                               <w:autoSpaceDN w:val="0"/>
                               <w:adjustRightInd w:val="0"/>
-                              <w:spacing w:line="276" w:lineRule="auto"/>
+                              <w:spacing w:line="240" w:lineRule="auto"/>
                               <w:jc w:val="left"/>
                               <w:rPr>
                                 <w:rFonts w:eastAsia="Calibri" w:cs="CorporateSPro-Light"/>
@@ -1347,21 +1490,13 @@
                                 <w:lang w:eastAsia="de-DE"/>
                               </w:rPr>
                             </w:pPr>
-                            <w:r>
-                              <w:rPr>
-                                <w:rFonts w:eastAsia="Calibri" w:cs="CorporateSPro-Light"/>
-                                <w:sz w:val="13"/>
-                                <w:szCs w:val="13"/>
-                                <w:lang w:eastAsia="de-DE"/>
-                              </w:rPr>
-                              <w:t xml:space="preserve"/>
-                            </w:r>
                           </w:p>
                           <w:p>
                             <w:pPr>
                               <w:autoSpaceDE w:val="0"/>
                               <w:autoSpaceDN w:val="0"/>
                               <w:adjustRightInd w:val="0"/>
+                              <w:spacing w:line="240" w:lineRule="auto"/>
                               <w:jc w:val="left"/>
                               <w:rPr>
                                 <w:rFonts w:eastAsia="Calibri" w:cs="CorporateSPro-Demi"/>
@@ -1379,8 +1514,50 @@
                                 <w:szCs w:val="13"/>
                                 <w:lang w:eastAsia="de-DE"/>
                               </w:rPr>
-                              <w:t xml:space="preserve">Cornelia Kriege</w:t>
+                              <w:t>Lars Wacker</w:t>
                             </w:r>
+                          </w:p>
+                          <w:p>
+                            <w:pPr>
+                              <w:autoSpaceDE w:val="0"/>
+                              <w:autoSpaceDN w:val="0"/>
+                              <w:adjustRightInd w:val="0"/>
+                              <w:spacing w:line="240" w:lineRule="auto"/>
+                              <w:jc w:val="left"/>
+                              <w:rPr>
+                                <w:rFonts w:eastAsia="Calibri" w:cs="CorporateSPro-Light"/>
+                                <w:sz w:val="13"/>
+                                <w:szCs w:val="13"/>
+                                <w:lang w:eastAsia="de-DE"/>
+                              </w:rPr>
+                            </w:pPr>
+                            <w:r>
+                              <w:rPr>
+                                <w:rFonts w:eastAsia="Calibri" w:cs="CorporateSPro-Light"/>
+                                <w:sz w:val="13"/>
+                                <w:szCs w:val="13"/>
+                                <w:lang w:eastAsia="de-DE"/>
+                              </w:rPr>
+                              <w:t>Rechtsanwalt</w:t>
+                            </w:r>
+                          </w:p>
+                          <w:p>
+                            <w:pPr>
+                              <w:pBdr>
+                                <w:bottom w:val="single" w:sz="4" w:space="1" w:color="auto"/>
+                              </w:pBdr>
+                              <w:autoSpaceDE w:val="0"/>
+                              <w:autoSpaceDN w:val="0"/>
+                              <w:adjustRightInd w:val="0"/>
+                              <w:spacing w:line="276" w:lineRule="auto"/>
+                              <w:jc w:val="left"/>
+                              <w:rPr>
+                                <w:rFonts w:eastAsia="Calibri" w:cs="CorporateSPro-Light"/>
+                                <w:sz w:val="13"/>
+                                <w:szCs w:val="13"/>
+                                <w:lang w:eastAsia="de-DE"/>
+                              </w:rPr>
+                            </w:pPr>
                           </w:p>
                           <w:p>
                             <w:pPr>
@@ -1396,14 +1573,28 @@
                                 <w:lang w:eastAsia="de-DE"/>
                               </w:rPr>
                             </w:pPr>
-                            <w:r>
+                          </w:p>
+                          <w:p>
+                            <w:pPr>
+                              <w:autoSpaceDE w:val="0"/>
+                              <w:autoSpaceDN w:val="0"/>
+                              <w:adjustRightInd w:val="0"/>
+                              <w:jc w:val="left"/>
                               <w:rPr>
-                                <w:rFonts w:eastAsia="Calibri" w:cs="CorporateSPro-Light"/>
+                                <w:rFonts w:eastAsia="Calibri" w:cs="CorporateSPro-Regular"/>
                                 <w:sz w:val="13"/>
                                 <w:szCs w:val="13"/>
                                 <w:lang w:eastAsia="de-DE"/>
                               </w:rPr>
-                              <w:t xml:space="preserve">Rechtsanwältin</w:t>
+                            </w:pPr>
+                            <w:r>
+                              <w:rPr>
+                                <w:rFonts w:eastAsia="Calibri" w:cs="CorporateSPro-Regular"/>
+                                <w:sz w:val="13"/>
+                                <w:szCs w:val="13"/>
+                                <w:lang w:eastAsia="de-DE"/>
+                              </w:rPr>
+                              <w:t>OF COUNSEL</w:t>
                             </w:r>
                           </w:p>
                           <w:p>
@@ -1411,30 +1602,7 @@
                               <w:autoSpaceDE w:val="0"/>
                               <w:autoSpaceDN w:val="0"/>
                               <w:adjustRightInd w:val="0"/>
-                              <w:spacing w:line="276" w:lineRule="auto"/>
-                              <w:jc w:val="left"/>
-                              <w:rPr>
-                                <w:rFonts w:eastAsia="Calibri" w:cs="CorporateSPro-Light"/>
-                                <w:sz w:val="13"/>
-                                <w:szCs w:val="13"/>
-                                <w:lang w:eastAsia="de-DE"/>
-                              </w:rPr>
-                            </w:pPr>
-                            <w:r>
-                              <w:rPr>
-                                <w:rFonts w:eastAsia="Calibri" w:cs="CorporateSPro-Light"/>
-                                <w:sz w:val="13"/>
-                                <w:szCs w:val="13"/>
-                                <w:lang w:eastAsia="de-DE"/>
-                              </w:rPr>
-                              <w:t xml:space="preserve"/>
-                            </w:r>
-                          </w:p>
-                          <w:p>
-                            <w:pPr>
-                              <w:autoSpaceDE w:val="0"/>
-                              <w:autoSpaceDN w:val="0"/>
-                              <w:adjustRightInd w:val="0"/>
+                              <w:spacing w:line="240" w:lineRule="auto"/>
                               <w:jc w:val="left"/>
                               <w:rPr>
                                 <w:rFonts w:eastAsia="Calibri" w:cs="CorporateSPro-Demi"/>
@@ -1452,8 +1620,50 @@
                                 <w:szCs w:val="13"/>
                                 <w:lang w:eastAsia="de-DE"/>
                               </w:rPr>
-                              <w:t xml:space="preserve">Lars Wacker</w:t>
+                              <w:t>Justizrat Prof. Dr. Dr. Thomas B. Schmidt M.A.</w:t>
                             </w:r>
+                          </w:p>
+                          <w:p>
+                            <w:pPr>
+                              <w:autoSpaceDE w:val="0"/>
+                              <w:autoSpaceDN w:val="0"/>
+                              <w:adjustRightInd w:val="0"/>
+                              <w:spacing w:line="240" w:lineRule="auto"/>
+                              <w:jc w:val="left"/>
+                              <w:rPr>
+                                <w:rFonts w:eastAsia="Calibri" w:cs="CorporateSPro-Light"/>
+                                <w:sz w:val="13"/>
+                                <w:szCs w:val="13"/>
+                                <w:lang w:eastAsia="de-DE"/>
+                              </w:rPr>
+                            </w:pPr>
+                            <w:r>
+                              <w:rPr>
+                                <w:rFonts w:eastAsia="Calibri" w:cs="CorporateSPro-Light"/>
+                                <w:sz w:val="13"/>
+                                <w:szCs w:val="13"/>
+                                <w:lang w:eastAsia="de-DE"/>
+                              </w:rPr>
+                              <w:t>Fachanwalt für Insolvenz- und Sanierungsrecht</w:t>
+                            </w:r>
+                          </w:p>
+                          <w:p>
+                            <w:pPr>
+                              <w:pBdr>
+                                <w:bottom w:val="single" w:sz="4" w:space="1" w:color="auto"/>
+                              </w:pBdr>
+                              <w:autoSpaceDE w:val="0"/>
+                              <w:autoSpaceDN w:val="0"/>
+                              <w:adjustRightInd w:val="0"/>
+                              <w:spacing w:line="276" w:lineRule="auto"/>
+                              <w:jc w:val="left"/>
+                              <w:rPr>
+                                <w:rFonts w:eastAsia="Calibri" w:cs="CorporateSPro-Light"/>
+                                <w:sz w:val="13"/>
+                                <w:szCs w:val="13"/>
+                                <w:lang w:eastAsia="de-DE"/>
+                              </w:rPr>
+                            </w:pPr>
                           </w:p>
                           <w:p>
                             <w:pPr>
@@ -1469,87 +1679,6 @@
                                 <w:lang w:eastAsia="de-DE"/>
                               </w:rPr>
                             </w:pPr>
-                            <w:r>
-                              <w:rPr>
-                                <w:rFonts w:eastAsia="Calibri" w:cs="CorporateSPro-Light"/>
-                                <w:sz w:val="13"/>
-                                <w:szCs w:val="13"/>
-                                <w:lang w:eastAsia="de-DE"/>
-                              </w:rPr>
-                              <w:t xml:space="preserve">Rechtsanwalt</w:t>
-                            </w:r>
-                          </w:p>
-                          <w:p>
-                            <w:pPr>
-                              <w:autoSpaceDE w:val="0"/>
-                              <w:autoSpaceDN w:val="0"/>
-                              <w:adjustRightInd w:val="0"/>
-                              <w:spacing w:line="276" w:lineRule="auto"/>
-                              <w:jc w:val="left"/>
-                              <w:rPr>
-                                <w:rFonts w:eastAsia="Calibri" w:cs="CorporateSPro-Light"/>
-                                <w:sz w:val="13"/>
-                                <w:szCs w:val="13"/>
-                                <w:lang w:eastAsia="de-DE"/>
-                              </w:rPr>
-                            </w:pPr>
-                            <w:r>
-                              <w:rPr>
-                                <w:rFonts w:eastAsia="Calibri" w:cs="CorporateSPro-Light"/>
-                                <w:sz w:val="13"/>
-                                <w:szCs w:val="13"/>
-                                <w:lang w:eastAsia="de-DE"/>
-                              </w:rPr>
-                              <w:t xml:space="preserve"/>
-                            </w:r>
-                          </w:p>
-                          <w:p>
-                            <w:pPr>
-                              <w:autoSpaceDE w:val="0"/>
-                              <w:autoSpaceDN w:val="0"/>
-                              <w:adjustRightInd w:val="0"/>
-                              <w:spacing w:line="276" w:lineRule="auto"/>
-                              <w:jc w:val="left"/>
-                              <w:rPr>
-                                <w:rFonts w:eastAsia="Calibri" w:cs="CorporateSPro-Light"/>
-                                <w:sz w:val="13"/>
-                                <w:szCs w:val="13"/>
-                                <w:lang w:eastAsia="de-DE"/>
-                              </w:rPr>
-                            </w:pPr>
-                            <w:r>
-                              <w:rPr>
-                                <w:rFonts w:eastAsia="Calibri" w:cs="CorporateSPro-Light"/>
-                                <w:sz w:val="13"/>
-                                <w:szCs w:val="13"/>
-                                <w:lang w:eastAsia="de-DE"/>
-                              </w:rPr>
-                              <w:t xml:space="preserve"/>
-                            </w:r>
-                          </w:p>
-                          <w:p>
-                            <w:pPr>
-                              <w:autoSpaceDE w:val="0"/>
-                              <w:autoSpaceDN w:val="0"/>
-                              <w:adjustRightInd w:val="0"/>
-                              <w:spacing w:line="276" w:lineRule="auto"/>
-                              <w:jc w:val="left"/>
-                              <w:rPr>
-                                <w:rFonts w:eastAsia="Calibri" w:cs="CorporateSPro-Light"/>
-                                <w:sz w:val="13"/>
-                                <w:szCs w:val="13"/>
-                                <w:lang w:eastAsia="de-DE"/>
-                              </w:rPr>
-                            </w:pPr>
-                            <w:r>
-                              <w:rPr>
-                                <w:rFonts w:eastAsia="Calibri" w:cs="CorporateSPro-Light"/>
-                                <w:sz w:val="13"/>
-                                <w:szCs w:val="13"/>
-                                <w:lang w:eastAsia="de-DE"/>
-                              </w:rPr>
-                              <w:t xml:space="preserve">OF COUNSEL</w:t>
-                            </w:r>
                           </w:p>
                           <w:p>
                             <w:pPr>
@@ -1558,8 +1687,30 @@
                               <w:adjustRightInd w:val="0"/>
                               <w:jc w:val="left"/>
                               <w:rPr>
+                                <w:rFonts w:eastAsia="Calibri" w:cs="CorporateSPro-Regular"/>
+                                <w:sz w:val="13"/>
+                                <w:szCs w:val="13"/>
+                                <w:lang w:eastAsia="de-DE"/>
+                              </w:rPr>
+                            </w:pPr>
+                            <w:r>
+                              <w:rPr>
+                                <w:rFonts w:eastAsia="Calibri" w:cs="CorporateSPro-Regular"/>
+                                <w:sz w:val="13"/>
+                                <w:szCs w:val="13"/>
+                                <w:lang w:eastAsia="de-DE"/>
+                              </w:rPr>
+                              <w:t>STANDORTE</w:t>
+                            </w:r>
+                          </w:p>
+                          <w:p>
+                            <w:pPr>
+                              <w:autoSpaceDE w:val="0"/>
+                              <w:autoSpaceDN w:val="0"/>
+                              <w:adjustRightInd w:val="0"/>
+                              <w:spacing w:line="240" w:lineRule="auto"/>
+                              <w:rPr>
                                 <w:rFonts w:eastAsia="Calibri" w:cs="CorporateSPro-Demi"/>
-                                <w:b/>
                                 <w:sz w:val="13"/>
                                 <w:szCs w:val="13"/>
                                 <w:lang w:eastAsia="de-DE"/>
@@ -1568,12 +1719,30 @@
                             <w:r>
                               <w:rPr>
                                 <w:rFonts w:eastAsia="Calibri" w:cs="CorporateSPro-Demi"/>
-                                <w:b/>
                                 <w:sz w:val="13"/>
                                 <w:szCs w:val="13"/>
                                 <w:lang w:eastAsia="de-DE"/>
                               </w:rPr>
-                              <w:t xml:space="preserve">Justizrat Prof. Dr. Dr. Thomas B. Schmidt M.A.</w:t>
+                              <w:t>Trier</w:t>
+                            </w:r>
+                            <w:r>
+                              <w:rPr>
+                                <w:rFonts w:eastAsia="Calibri" w:cs="CorporateSPro-Demi"/>
+                                <w:sz w:val="13"/>
+                                <w:szCs w:val="13"/>
+                                <w:lang w:eastAsia="de-DE"/>
+                              </w:rPr>
+                              <w:tab/>
+                            </w:r>
+                            <w:r>
+                              <w:rPr>
+                                <w:rFonts w:eastAsia="Calibri" w:cs="CorporateSPro-Demi"/>
+                                <w:sz w:val="13"/>
+                                <w:szCs w:val="13"/>
+                                <w:lang w:eastAsia="de-DE"/>
+                              </w:rPr>
+                              <w:tab/>
+                              <w:t>Bad Kreuznach</w:t>
                             </w:r>
                           </w:p>
                           <w:p>
@@ -1581,10 +1750,9 @@
                               <w:autoSpaceDE w:val="0"/>
                               <w:autoSpaceDN w:val="0"/>
                               <w:adjustRightInd w:val="0"/>
-                              <w:spacing w:line="276" w:lineRule="auto"/>
-                              <w:jc w:val="left"/>
+                              <w:spacing w:line="240" w:lineRule="auto"/>
                               <w:rPr>
-                                <w:rFonts w:eastAsia="Calibri" w:cs="CorporateSPro-Light"/>
+                                <w:rFonts w:eastAsia="Calibri" w:cs="CorporateSPro-Demi"/>
                                 <w:sz w:val="13"/>
                                 <w:szCs w:val="13"/>
                                 <w:lang w:eastAsia="de-DE"/>
@@ -1592,12 +1760,22 @@
                             </w:pPr>
                             <w:r>
                               <w:rPr>
-                                <w:rFonts w:eastAsia="Calibri" w:cs="CorporateSPro-Light"/>
+                                <w:rFonts w:eastAsia="Calibri" w:cs="CorporateSPro-Demi"/>
                                 <w:sz w:val="13"/>
                                 <w:szCs w:val="13"/>
                                 <w:lang w:eastAsia="de-DE"/>
                               </w:rPr>
-                              <w:t xml:space="preserve">Fachanwalt für Insolvenz- und Sanierungsrecht</w:t>
+                              <w:t>Frankfurt am Main</w:t>
+                            </w:r>
+                            <w:r>
+                              <w:rPr>
+                                <w:rFonts w:eastAsia="Calibri" w:cs="CorporateSPro-Demi"/>
+                                <w:sz w:val="13"/>
+                                <w:szCs w:val="13"/>
+                                <w:lang w:eastAsia="de-DE"/>
+                              </w:rPr>
+                              <w:tab/>
+                              <w:t>Zell/Mosel</w:t>
                             </w:r>
                           </w:p>
                           <w:p>
@@ -1605,10 +1783,9 @@
                               <w:autoSpaceDE w:val="0"/>
                               <w:autoSpaceDN w:val="0"/>
                               <w:adjustRightInd w:val="0"/>
-                              <w:spacing w:line="276" w:lineRule="auto"/>
-                              <w:jc w:val="left"/>
+                              <w:spacing w:line="240" w:lineRule="auto"/>
                               <w:rPr>
-                                <w:rFonts w:eastAsia="Calibri" w:cs="CorporateSPro-Light"/>
+                                <w:rFonts w:eastAsia="Calibri" w:cs="CorporateSPro-Demi"/>
                                 <w:sz w:val="13"/>
                                 <w:szCs w:val="13"/>
                                 <w:lang w:eastAsia="de-DE"/>
@@ -1616,12 +1793,22 @@
                             </w:pPr>
                             <w:r>
                               <w:rPr>
-                                <w:rFonts w:eastAsia="Calibri" w:cs="CorporateSPro-Light"/>
+                                <w:rFonts w:eastAsia="Calibri" w:cs="CorporateSPro-Demi"/>
                                 <w:sz w:val="13"/>
                                 <w:szCs w:val="13"/>
                                 <w:lang w:eastAsia="de-DE"/>
                               </w:rPr>
-                              <w:t xml:space="preserve"/>
+                              <w:t>Idar-Oberstein</w:t>
+                            </w:r>
+                            <w:r>
+                              <w:rPr>
+                                <w:rFonts w:eastAsia="Calibri" w:cs="CorporateSPro-Demi"/>
+                                <w:sz w:val="13"/>
+                                <w:szCs w:val="13"/>
+                                <w:lang w:eastAsia="de-DE"/>
+                              </w:rPr>
+                              <w:tab/>
+                              <w:t>Koblenz</w:t>
                             </w:r>
                           </w:p>
                           <w:p>
@@ -1629,10 +1816,9 @@
                               <w:autoSpaceDE w:val="0"/>
                               <w:autoSpaceDN w:val="0"/>
                               <w:adjustRightInd w:val="0"/>
-                              <w:spacing w:line="276" w:lineRule="auto"/>
-                              <w:jc w:val="left"/>
+                              <w:spacing w:line="240" w:lineRule="auto"/>
                               <w:rPr>
-                                <w:rFonts w:eastAsia="Calibri" w:cs="CorporateSPro-Light"/>
+                                <w:rFonts w:eastAsia="Calibri" w:cs="CorporateSPro-Demi"/>
                                 <w:sz w:val="13"/>
                                 <w:szCs w:val="13"/>
                                 <w:lang w:eastAsia="de-DE"/>
@@ -1640,12 +1826,31 @@
                             </w:pPr>
                             <w:r>
                               <w:rPr>
-                                <w:rFonts w:eastAsia="Calibri" w:cs="CorporateSPro-Light"/>
+                                <w:rFonts w:eastAsia="Calibri" w:cs="CorporateSPro-Demi"/>
                                 <w:sz w:val="13"/>
                                 <w:szCs w:val="13"/>
                                 <w:lang w:eastAsia="de-DE"/>
                               </w:rPr>
-                              <w:t xml:space="preserve"/>
+                              <w:t>Langgöns</w:t>
+                            </w:r>
+                            <w:r>
+                              <w:rPr>
+                                <w:rFonts w:eastAsia="Calibri" w:cs="CorporateSPro-Demi"/>
+                                <w:sz w:val="13"/>
+                                <w:szCs w:val="13"/>
+                                <w:lang w:eastAsia="de-DE"/>
+                              </w:rPr>
+                              <w:tab/>
+                            </w:r>
+                            <w:r>
+                              <w:rPr>
+                                <w:rFonts w:eastAsia="Calibri" w:cs="CorporateSPro-Demi"/>
+                                <w:sz w:val="13"/>
+                                <w:szCs w:val="13"/>
+                                <w:lang w:eastAsia="de-DE"/>
+                              </w:rPr>
+                              <w:tab/>
+                              <w:t>Limburg/Lahn</w:t>
                             </w:r>
                           </w:p>
                           <w:p>
@@ -1653,144 +1858,52 @@
                               <w:autoSpaceDE w:val="0"/>
                               <w:autoSpaceDN w:val="0"/>
                               <w:adjustRightInd w:val="0"/>
-                              <w:spacing w:line="276" w:lineRule="auto"/>
-                              <w:jc w:val="left"/>
+                              <w:spacing w:line="240" w:lineRule="auto"/>
                               <w:rPr>
-                                <w:rFonts w:eastAsia="Calibri" w:cs="CorporateSPro-Light"/>
-                                <w:sz w:val="13"/>
-                                <w:szCs w:val="13"/>
+                                <w:rFonts w:eastAsia="Calibri" w:cs="CorporateSPro-Demi"/>
+                                <w:sz w:val="9"/>
+                                <w:szCs w:val="9"/>
                                 <w:lang w:eastAsia="de-DE"/>
                               </w:rPr>
                             </w:pPr>
                             <w:r>
                               <w:rPr>
-                                <w:rFonts w:eastAsia="Calibri" w:cs="CorporateSPro-Light"/>
+                                <w:rFonts w:eastAsia="Calibri" w:cs="CorporateSPro-Demi"/>
                                 <w:sz w:val="13"/>
                                 <w:szCs w:val="13"/>
                                 <w:lang w:eastAsia="de-DE"/>
                               </w:rPr>
-                              <w:t xml:space="preserve">STANDORTE</w:t>
+                              <w:t>Mainz</w:t>
                             </w:r>
-                          </w:p>
-                          <w:p>
-                            <w:pPr>
-                              <w:autoSpaceDE w:val="0"/>
-                              <w:autoSpaceDN w:val="0"/>
-                              <w:adjustRightInd w:val="0"/>
-                              <w:spacing w:line="276" w:lineRule="auto"/>
-                              <w:jc w:val="left"/>
+                            <w:r>
                               <w:rPr>
-                                <w:rFonts w:eastAsia="Calibri" w:cs="CorporateSPro-Light"/>
+                                <w:rFonts w:eastAsia="Calibri" w:cs="CorporateSPro-Demi"/>
                                 <w:sz w:val="13"/>
                                 <w:szCs w:val="13"/>
                                 <w:lang w:eastAsia="de-DE"/>
                               </w:rPr>
-                            </w:pPr>
+                              <w:tab/>
+                            </w:r>
                             <w:r>
                               <w:rPr>
-                                <w:rFonts w:eastAsia="Calibri" w:cs="CorporateSPro-Light"/>
+                                <w:rFonts w:eastAsia="Calibri" w:cs="CorporateSPro-Demi"/>
                                 <w:sz w:val="13"/>
                                 <w:szCs w:val="13"/>
                                 <w:lang w:eastAsia="de-DE"/>
                               </w:rPr>
-                              <w:t xml:space="preserve">Trier		Zell/Mosel</w:t>
+                              <w:tab/>
+                              <w:t>Wiesbaden</w:t>
                             </w:r>
-                          </w:p>
-                          <w:p>
-                            <w:pPr>
-                              <w:autoSpaceDE w:val="0"/>
-                              <w:autoSpaceDN w:val="0"/>
-                              <w:adjustRightInd w:val="0"/>
-                              <w:spacing w:line="276" w:lineRule="auto"/>
-                              <w:jc w:val="left"/>
-                              <w:rPr>
-                                <w:rFonts w:eastAsia="Calibri" w:cs="CorporateSPro-Light"/>
-                                <w:sz w:val="13"/>
-                                <w:szCs w:val="13"/>
-                                <w:lang w:eastAsia="de-DE"/>
-                              </w:rPr>
-                            </w:pPr>
-                            <w:r>
-                              <w:rPr>
-                                <w:rFonts w:eastAsia="Calibri" w:cs="CorporateSPro-Light"/>
-                                <w:sz w:val="13"/>
-                                <w:szCs w:val="13"/>
-                                <w:lang w:eastAsia="de-DE"/>
-                              </w:rPr>
-                              <w:t xml:space="preserve">Wiesbaden		Koblenz</w:t>
-                            </w:r>
-                          </w:p>
-                          <w:p>
-                            <w:pPr>
-                              <w:autoSpaceDE w:val="0"/>
-                              <w:autoSpaceDN w:val="0"/>
-                              <w:adjustRightInd w:val="0"/>
-                              <w:spacing w:line="276" w:lineRule="auto"/>
-                              <w:jc w:val="left"/>
-                              <w:rPr>
-                                <w:rFonts w:eastAsia="Calibri" w:cs="CorporateSPro-Light"/>
-                                <w:sz w:val="13"/>
-                                <w:szCs w:val="13"/>
-                                <w:lang w:eastAsia="de-DE"/>
-                              </w:rPr>
-                            </w:pPr>
-                            <w:r>
-                              <w:rPr>
-                                <w:rFonts w:eastAsia="Calibri" w:cs="CorporateSPro-Light"/>
-                                <w:sz w:val="13"/>
-                                <w:szCs w:val="13"/>
-                                <w:lang w:eastAsia="de-DE"/>
-                              </w:rPr>
-                              <w:t xml:space="preserve">Bad Kreuznach		Frankfurt am Main</w:t>
-                            </w:r>
-                          </w:p>
-                          <w:p>
-                            <w:pPr>
-                              <w:autoSpaceDE w:val="0"/>
-                              <w:autoSpaceDN w:val="0"/>
-                              <w:adjustRightInd w:val="0"/>
-                              <w:spacing w:line="276" w:lineRule="auto"/>
-                              <w:jc w:val="left"/>
-                              <w:rPr>
-                                <w:rFonts w:eastAsia="Calibri" w:cs="CorporateSPro-Light"/>
-                                <w:sz w:val="13"/>
-                                <w:szCs w:val="13"/>
-                                <w:lang w:eastAsia="de-DE"/>
-                              </w:rPr>
-                            </w:pPr>
-                            <w:r>
-                              <w:rPr>
-                                <w:rFonts w:eastAsia="Calibri" w:cs="CorporateSPro-Light"/>
-                                <w:sz w:val="13"/>
-                                <w:szCs w:val="13"/>
-                                <w:lang w:eastAsia="de-DE"/>
-                              </w:rPr>
-                              <w:t xml:space="preserve">Idar-Oberstein		Langgöns</w:t>
-                            </w:r>
-                          </w:p>
-                          <w:p>
-                            <w:pPr>
-                              <w:autoSpaceDE w:val="0"/>
-                              <w:autoSpaceDN w:val="0"/>
-                              <w:adjustRightInd w:val="0"/>
-                              <w:spacing w:line="276" w:lineRule="auto"/>
-                              <w:jc w:val="left"/>
-                              <w:rPr>
-                                <w:rFonts w:eastAsia="Calibri" w:cs="CorporateSPro-Light"/>
-                                <w:sz w:val="13"/>
-                                <w:szCs w:val="13"/>
-                                <w:lang w:eastAsia="de-DE"/>
-                              </w:rPr>
-                            </w:pPr>
-                            <w:r>
-                              <w:rPr>
-                                <w:rFonts w:eastAsia="Calibri" w:cs="CorporateSPro-Light"/>
-                                <w:sz w:val="13"/>
-                                <w:szCs w:val="13"/>
-                                <w:lang w:eastAsia="de-DE"/>
-                              </w:rPr>
-                              <w:t xml:space="preserve">Limburg/Lahn		Mainz</w:t>
-                            </w:r>
+                            <w:bookmarkEnd w:id="0"/>
+                            <w:bookmarkEnd w:id="1"/>
+                            <w:bookmarkEnd w:id="2"/>
+                            <w:bookmarkEnd w:id="3"/>
+                            <w:bookmarkEnd w:id="4"/>
+                            <w:bookmarkEnd w:id="5"/>
+                            <w:bookmarkEnd w:id="6"/>
+                            <w:bookmarkEnd w:id="7"/>
+                            <w:bookmarkEnd w:id="8"/>
+                            <w:bookmarkEnd w:id="9"/>
                           </w:p>
                         </w:txbxContent>
                       </wps:txbx>
@@ -1843,7 +1956,7 @@
                           <w:szCs w:val="13"/>
                           <w:lang w:eastAsia="de-DE"/>
                         </w:rPr>
-                        <w:t xml:space="preserve">www.tbs-insolvenzverwalter.de</w:t>
+                        <w:t>www.tbs-insolvenzverwalter.de</w:t>
                       </w:r>
                     </w:p>
                     <w:p>
@@ -1867,11 +1980,14 @@
                           <w:szCs w:val="13"/>
                           <w:lang w:eastAsia="de-DE"/>
                         </w:rPr>
-                        <w:t xml:space="preserve">Partnerschaftsregister des</w:t>
+                        <w:t>Partnerschaftsregister des</w:t>
                       </w:r>
                     </w:p>
                     <w:p>
                       <w:pPr>
+                        <w:pBdr>
+                          <w:bottom w:val="single" w:sz="4" w:space="1" w:color="auto"/>
+                        </w:pBdr>
                         <w:autoSpaceDE w:val="0"/>
                         <w:autoSpaceDN w:val="0"/>
                         <w:adjustRightInd w:val="0"/>
@@ -1891,8 +2007,134 @@
                           <w:szCs w:val="13"/>
                           <w:lang w:eastAsia="de-DE"/>
                         </w:rPr>
-                        <w:t xml:space="preserve">Amtsgericht Koblenz – PR 20203</w:t>
+                        <w:t>Amtsgericht Koblenz – PR 20203</w:t>
                       </w:r>
+                    </w:p>
+                    <w:p>
+                      <w:pPr>
+                        <w:pBdr>
+                          <w:bottom w:val="single" w:sz="4" w:space="1" w:color="auto"/>
+                        </w:pBdr>
+                        <w:autoSpaceDE w:val="0"/>
+                        <w:autoSpaceDN w:val="0"/>
+                        <w:adjustRightInd w:val="0"/>
+                        <w:spacing w:line="276" w:lineRule="auto"/>
+                        <w:jc w:val="center"/>
+                        <w:rPr>
+                          <w:rFonts w:eastAsia="Calibri" w:cs="CorporateSPro-Light"/>
+                          <w:sz w:val="13"/>
+                          <w:szCs w:val="13"/>
+                          <w:lang w:eastAsia="de-DE"/>
+                        </w:rPr>
+                      </w:pPr>
+                    </w:p>
+                    <w:p>
+                      <w:pPr>
+                        <w:pBdr>
+                          <w:bottom w:val="single" w:sz="4" w:space="1" w:color="auto"/>
+                        </w:pBdr>
+                        <w:autoSpaceDE w:val="0"/>
+                        <w:autoSpaceDN w:val="0"/>
+                        <w:adjustRightInd w:val="0"/>
+                        <w:spacing w:line="276" w:lineRule="auto"/>
+                        <w:jc w:val="center"/>
+                        <w:rPr>
+                          <w:rFonts w:eastAsia="Calibri" w:cs="CorporateSPro-Light"/>
+                          <w:sz w:val="13"/>
+                          <w:szCs w:val="13"/>
+                          <w:lang w:eastAsia="de-DE"/>
+                        </w:rPr>
+                      </w:pPr>
+                    </w:p>
+                    <w:p>
+                      <w:pPr>
+                        <w:pBdr>
+                          <w:bottom w:val="single" w:sz="4" w:space="1" w:color="auto"/>
+                        </w:pBdr>
+                        <w:autoSpaceDE w:val="0"/>
+                        <w:autoSpaceDN w:val="0"/>
+                        <w:adjustRightInd w:val="0"/>
+                        <w:spacing w:line="276" w:lineRule="auto"/>
+                        <w:jc w:val="center"/>
+                        <w:rPr>
+                          <w:rFonts w:eastAsia="Calibri" w:cs="CorporateSPro-Light"/>
+                          <w:sz w:val="13"/>
+                          <w:szCs w:val="13"/>
+                          <w:lang w:eastAsia="de-DE"/>
+                        </w:rPr>
+                      </w:pPr>
+                    </w:p>
+                    <w:p>
+                      <w:pPr>
+                        <w:pBdr>
+                          <w:bottom w:val="single" w:sz="4" w:space="1" w:color="auto"/>
+                        </w:pBdr>
+                        <w:autoSpaceDE w:val="0"/>
+                        <w:autoSpaceDN w:val="0"/>
+                        <w:adjustRightInd w:val="0"/>
+                        <w:spacing w:line="276" w:lineRule="auto"/>
+                        <w:jc w:val="center"/>
+                        <w:rPr>
+                          <w:rFonts w:eastAsia="Calibri" w:cs="CorporateSPro-Light"/>
+                          <w:sz w:val="13"/>
+                          <w:szCs w:val="13"/>
+                          <w:lang w:eastAsia="de-DE"/>
+                        </w:rPr>
+                      </w:pPr>
+                    </w:p>
+                    <w:p>
+                      <w:pPr>
+                        <w:pBdr>
+                          <w:bottom w:val="single" w:sz="4" w:space="1" w:color="auto"/>
+                        </w:pBdr>
+                        <w:autoSpaceDE w:val="0"/>
+                        <w:autoSpaceDN w:val="0"/>
+                        <w:adjustRightInd w:val="0"/>
+                        <w:spacing w:line="276" w:lineRule="auto"/>
+                        <w:jc w:val="center"/>
+                        <w:rPr>
+                          <w:rFonts w:eastAsia="Calibri" w:cs="CorporateSPro-Light"/>
+                          <w:sz w:val="13"/>
+                          <w:szCs w:val="13"/>
+                          <w:lang w:eastAsia="de-DE"/>
+                        </w:rPr>
+                      </w:pPr>
+                    </w:p>
+                    <w:p>
+                      <w:pPr>
+                        <w:pBdr>
+                          <w:bottom w:val="single" w:sz="4" w:space="1" w:color="auto"/>
+                        </w:pBdr>
+                        <w:autoSpaceDE w:val="0"/>
+                        <w:autoSpaceDN w:val="0"/>
+                        <w:adjustRightInd w:val="0"/>
+                        <w:spacing w:line="276" w:lineRule="auto"/>
+                        <w:jc w:val="center"/>
+                        <w:rPr>
+                          <w:rFonts w:eastAsia="Calibri" w:cs="CorporateSPro-Light"/>
+                          <w:sz w:val="13"/>
+                          <w:szCs w:val="13"/>
+                          <w:lang w:eastAsia="de-DE"/>
+                        </w:rPr>
+                      </w:pPr>
+                    </w:p>
+                    <w:p>
+                      <w:pPr>
+                        <w:pBdr>
+                          <w:bottom w:val="single" w:sz="4" w:space="1" w:color="auto"/>
+                        </w:pBdr>
+                        <w:autoSpaceDE w:val="0"/>
+                        <w:autoSpaceDN w:val="0"/>
+                        <w:adjustRightInd w:val="0"/>
+                        <w:spacing w:line="276" w:lineRule="auto"/>
+                        <w:jc w:val="center"/>
+                        <w:rPr>
+                          <w:rFonts w:eastAsia="Calibri" w:cs="CorporateSPro-Light"/>
+                          <w:sz w:val="13"/>
+                          <w:szCs w:val="13"/>
+                          <w:lang w:eastAsia="de-DE"/>
+                        </w:rPr>
+                      </w:pPr>
                     </w:p>
                     <w:p>
                       <w:pPr>
@@ -1908,14 +2150,38 @@
                           <w:lang w:eastAsia="de-DE"/>
                         </w:rPr>
                       </w:pPr>
-                      <w:r>
+                    </w:p>
+                    <w:p>
+                      <w:pPr>
+                        <w:autoSpaceDE w:val="0"/>
+                        <w:autoSpaceDN w:val="0"/>
+                        <w:adjustRightInd w:val="0"/>
+                        <w:jc w:val="left"/>
                         <w:rPr>
-                          <w:rFonts w:eastAsia="Calibri" w:cs="CorporateSPro-Light"/>
+                          <w:rFonts w:eastAsia="Calibri" w:cs="CorporateSPro-Regular"/>
                           <w:sz w:val="13"/>
                           <w:szCs w:val="13"/>
                           <w:lang w:eastAsia="de-DE"/>
                         </w:rPr>
-                        <w:t xml:space="preserve"/>
+                      </w:pPr>
+                      <w:bookmarkStart w:id="10" w:name="_Hlk217368252"/>
+                      <w:bookmarkStart w:id="11" w:name="_Hlk217368253"/>
+                      <w:bookmarkStart w:id="12" w:name="_Hlk217368337"/>
+                      <w:bookmarkStart w:id="13" w:name="_Hlk217368338"/>
+                      <w:bookmarkStart w:id="14" w:name="_Hlk217368401"/>
+                      <w:bookmarkStart w:id="15" w:name="_Hlk217368402"/>
+                      <w:bookmarkStart w:id="16" w:name="_Hlk217368434"/>
+                      <w:bookmarkStart w:id="17" w:name="_Hlk217368435"/>
+                      <w:bookmarkStart w:id="18" w:name="_Hlk217368465"/>
+                      <w:bookmarkStart w:id="19" w:name="_Hlk217368466"/>
+                      <w:r>
+                        <w:rPr>
+                          <w:rFonts w:eastAsia="Calibri" w:cs="CorporateSPro-Regular"/>
+                          <w:sz w:val="13"/>
+                          <w:szCs w:val="13"/>
+                          <w:lang w:eastAsia="de-DE"/>
+                        </w:rPr>
+                        <w:t>PARTNER</w:t>
                       </w:r>
                     </w:p>
                     <w:p>
@@ -1923,78 +2189,7 @@
                         <w:autoSpaceDE w:val="0"/>
                         <w:autoSpaceDN w:val="0"/>
                         <w:adjustRightInd w:val="0"/>
-                        <w:spacing w:line="276" w:lineRule="auto"/>
-                        <w:jc w:val="left"/>
-                        <w:rPr>
-                          <w:rFonts w:eastAsia="Calibri" w:cs="CorporateSPro-Light"/>
-                          <w:sz w:val="13"/>
-                          <w:szCs w:val="13"/>
-                          <w:lang w:eastAsia="de-DE"/>
-                        </w:rPr>
-                      </w:pPr>
-                      <w:r>
-                        <w:rPr>
-                          <w:rFonts w:eastAsia="Calibri" w:cs="CorporateSPro-Light"/>
-                          <w:sz w:val="13"/>
-                          <w:szCs w:val="13"/>
-                          <w:lang w:eastAsia="de-DE"/>
-                        </w:rPr>
-                        <w:t xml:space="preserve"/>
-                      </w:r>
-                    </w:p>
-                    <w:p>
-                      <w:pPr>
-                        <w:autoSpaceDE w:val="0"/>
-                        <w:autoSpaceDN w:val="0"/>
-                        <w:adjustRightInd w:val="0"/>
-                        <w:spacing w:line="276" w:lineRule="auto"/>
-                        <w:jc w:val="left"/>
-                        <w:rPr>
-                          <w:rFonts w:eastAsia="Calibri" w:cs="CorporateSPro-Light"/>
-                          <w:sz w:val="13"/>
-                          <w:szCs w:val="13"/>
-                          <w:lang w:eastAsia="de-DE"/>
-                        </w:rPr>
-                      </w:pPr>
-                      <w:r>
-                        <w:rPr>
-                          <w:rFonts w:eastAsia="Calibri" w:cs="CorporateSPro-Light"/>
-                          <w:sz w:val="13"/>
-                          <w:szCs w:val="13"/>
-                          <w:lang w:eastAsia="de-DE"/>
-                        </w:rPr>
-                        <w:t xml:space="preserve"/>
-                      </w:r>
-                    </w:p>
-                    <w:p>
-                      <w:pPr>
-                        <w:autoSpaceDE w:val="0"/>
-                        <w:autoSpaceDN w:val="0"/>
-                        <w:adjustRightInd w:val="0"/>
-                        <w:spacing w:line="276" w:lineRule="auto"/>
-                        <w:jc w:val="left"/>
-                        <w:rPr>
-                          <w:rFonts w:eastAsia="Calibri" w:cs="CorporateSPro-Light"/>
-                          <w:sz w:val="13"/>
-                          <w:szCs w:val="13"/>
-                          <w:lang w:eastAsia="de-DE"/>
-                        </w:rPr>
-                      </w:pPr>
-                      <w:r>
-                        <w:rPr>
-                          <w:rFonts w:eastAsia="Calibri" w:cs="CorporateSPro-Light"/>
-                          <w:sz w:val="13"/>
-                          <w:szCs w:val="13"/>
-                          <w:lang w:eastAsia="de-DE"/>
-                        </w:rPr>
-                        <w:t xml:space="preserve">PARTNER</w:t>
-                      </w:r>
-                    </w:p>
-                    <w:p>
-                      <w:pPr>
-                        <w:autoSpaceDE w:val="0"/>
-                        <w:autoSpaceDN w:val="0"/>
-                        <w:adjustRightInd w:val="0"/>
+                        <w:spacing w:line="240" w:lineRule="auto"/>
                         <w:jc w:val="left"/>
                         <w:rPr>
                           <w:rFonts w:eastAsia="Calibri" w:cs="CorporateSPro-Demi"/>
@@ -2012,7 +2207,7 @@
                           <w:szCs w:val="13"/>
                           <w:lang w:eastAsia="de-DE"/>
                         </w:rPr>
-                        <w:t xml:space="preserve">Ingo Grünewald</w:t>
+                        <w:t>Ingo Grünewald</w:t>
                       </w:r>
                     </w:p>
                     <w:p>
@@ -2020,7 +2215,7 @@
                         <w:autoSpaceDE w:val="0"/>
                         <w:autoSpaceDN w:val="0"/>
                         <w:adjustRightInd w:val="0"/>
-                        <w:spacing w:line="276" w:lineRule="auto"/>
+                        <w:spacing w:line="240" w:lineRule="auto"/>
                         <w:jc w:val="left"/>
                         <w:rPr>
                           <w:rFonts w:eastAsia="Calibri" w:cs="CorporateSPro-Light"/>
@@ -2036,7 +2231,7 @@
                           <w:szCs w:val="13"/>
                           <w:lang w:eastAsia="de-DE"/>
                         </w:rPr>
-                        <w:t xml:space="preserve">Fachanwalt für Insolvenz- und Sanierungsrecht</w:t>
+                        <w:t>Fachanwalt für Insolvenz- und Sanierungsrecht</w:t>
                       </w:r>
                     </w:p>
                     <w:p>
@@ -2044,7 +2239,7 @@
                         <w:autoSpaceDE w:val="0"/>
                         <w:autoSpaceDN w:val="0"/>
                         <w:adjustRightInd w:val="0"/>
-                        <w:spacing w:line="276" w:lineRule="auto"/>
+                        <w:spacing w:line="240" w:lineRule="auto"/>
                         <w:jc w:val="left"/>
                         <w:rPr>
                           <w:rFonts w:eastAsia="Calibri" w:cs="CorporateSPro-Light"/>
@@ -2060,7 +2255,7 @@
                           <w:szCs w:val="13"/>
                           <w:lang w:eastAsia="de-DE"/>
                         </w:rPr>
-                        <w:t xml:space="preserve">Fachanwalt für Handels- und Gesellschaftsrecht</w:t>
+                        <w:t>Fachanwalt für Handels- und Gesellschaftsrecht</w:t>
                       </w:r>
                     </w:p>
                     <w:p>
@@ -2068,7 +2263,49 @@
                         <w:autoSpaceDE w:val="0"/>
                         <w:autoSpaceDN w:val="0"/>
                         <w:adjustRightInd w:val="0"/>
-                        <w:spacing w:line="276" w:lineRule="auto"/>
+                        <w:spacing w:line="240" w:lineRule="auto"/>
+                        <w:jc w:val="left"/>
+                        <w:rPr>
+                          <w:rFonts w:eastAsia="Calibri" w:cs="CorporateSPro-Demi"/>
+                          <w:b/>
+                          <w:sz w:val="13"/>
+                          <w:szCs w:val="13"/>
+                          <w:lang w:eastAsia="de-DE"/>
+                        </w:rPr>
+                      </w:pPr>
+                    </w:p>
+                    <w:p>
+                      <w:pPr>
+                        <w:autoSpaceDE w:val="0"/>
+                        <w:autoSpaceDN w:val="0"/>
+                        <w:adjustRightInd w:val="0"/>
+                        <w:spacing w:line="240" w:lineRule="auto"/>
+                        <w:jc w:val="left"/>
+                        <w:rPr>
+                          <w:rFonts w:eastAsia="Calibri" w:cs="CorporateSPro-Demi"/>
+                          <w:b/>
+                          <w:sz w:val="13"/>
+                          <w:szCs w:val="13"/>
+                          <w:lang w:val="en-GB" w:eastAsia="de-DE"/>
+                        </w:rPr>
+                      </w:pPr>
+                      <w:r>
+                        <w:rPr>
+                          <w:rFonts w:eastAsia="Calibri" w:cs="CorporateSPro-Demi"/>
+                          <w:b/>
+                          <w:sz w:val="13"/>
+                          <w:szCs w:val="13"/>
+                          <w:lang w:val="en-GB" w:eastAsia="de-DE"/>
+                        </w:rPr>
+                        <w:t>Dr. Alexander Thomas Lamberty LL.M.</w:t>
+                      </w:r>
+                    </w:p>
+                    <w:p>
+                      <w:pPr>
+                        <w:autoSpaceDE w:val="0"/>
+                        <w:autoSpaceDN w:val="0"/>
+                        <w:adjustRightInd w:val="0"/>
+                        <w:spacing w:line="240" w:lineRule="auto"/>
                         <w:jc w:val="left"/>
                         <w:rPr>
                           <w:rFonts w:eastAsia="Calibri" w:cs="CorporateSPro-Light"/>
@@ -2084,7 +2321,7 @@
                           <w:szCs w:val="13"/>
                           <w:lang w:eastAsia="de-DE"/>
                         </w:rPr>
-                        <w:t xml:space="preserve"/>
+                        <w:t>Fachanwalt für Insolvenz- und Sanierungsrecht</w:t>
                       </w:r>
                     </w:p>
                     <w:p>
@@ -2092,6 +2329,23 @@
                         <w:autoSpaceDE w:val="0"/>
                         <w:autoSpaceDN w:val="0"/>
                         <w:adjustRightInd w:val="0"/>
+                        <w:spacing w:line="240" w:lineRule="auto"/>
+                        <w:jc w:val="left"/>
+                        <w:rPr>
+                          <w:rFonts w:eastAsia="Calibri" w:cs="CorporateSPro-Demi"/>
+                          <w:b/>
+                          <w:sz w:val="13"/>
+                          <w:szCs w:val="13"/>
+                          <w:lang w:eastAsia="de-DE"/>
+                        </w:rPr>
+                      </w:pPr>
+                    </w:p>
+                    <w:p>
+                      <w:pPr>
+                        <w:autoSpaceDE w:val="0"/>
+                        <w:autoSpaceDN w:val="0"/>
+                        <w:adjustRightInd w:val="0"/>
+                        <w:spacing w:line="240" w:lineRule="auto"/>
                         <w:jc w:val="left"/>
                         <w:rPr>
                           <w:rFonts w:eastAsia="Calibri" w:cs="CorporateSPro-Demi"/>
@@ -2109,7 +2363,7 @@
                           <w:szCs w:val="13"/>
                           <w:lang w:eastAsia="de-DE"/>
                         </w:rPr>
-                        <w:t xml:space="preserve">Dr. Alexander Thomas Lamberty LL.M.</w:t>
+                        <w:t>Fatma Kreft</w:t>
                       </w:r>
                     </w:p>
                     <w:p>
@@ -2117,7 +2371,7 @@
                         <w:autoSpaceDE w:val="0"/>
                         <w:autoSpaceDN w:val="0"/>
                         <w:adjustRightInd w:val="0"/>
-                        <w:spacing w:line="276" w:lineRule="auto"/>
+                        <w:spacing w:line="240" w:lineRule="auto"/>
                         <w:jc w:val="left"/>
                         <w:rPr>
                           <w:rFonts w:eastAsia="Calibri" w:cs="CorporateSPro-Light"/>
@@ -2133,7 +2387,7 @@
                           <w:szCs w:val="13"/>
                           <w:lang w:eastAsia="de-DE"/>
                         </w:rPr>
-                        <w:t xml:space="preserve">Fachanwalt für Insolvenz- und Sanierungsrecht</w:t>
+                        <w:t>Fachanwältin für Insolvenz- und Sanierungsrecht</w:t>
                       </w:r>
                     </w:p>
                     <w:p>
@@ -2141,7 +2395,7 @@
                         <w:autoSpaceDE w:val="0"/>
                         <w:autoSpaceDN w:val="0"/>
                         <w:adjustRightInd w:val="0"/>
-                        <w:spacing w:line="276" w:lineRule="auto"/>
+                        <w:spacing w:line="240" w:lineRule="auto"/>
                         <w:jc w:val="left"/>
                         <w:rPr>
                           <w:rFonts w:eastAsia="Calibri" w:cs="CorporateSPro-Light"/>
@@ -2157,7 +2411,7 @@
                           <w:szCs w:val="13"/>
                           <w:lang w:eastAsia="de-DE"/>
                         </w:rPr>
-                        <w:t xml:space="preserve"/>
+                        <w:t>Fachanwältin für Steuerrecht</w:t>
                       </w:r>
                     </w:p>
                     <w:p>
@@ -2165,6 +2419,22 @@
                         <w:autoSpaceDE w:val="0"/>
                         <w:autoSpaceDN w:val="0"/>
                         <w:adjustRightInd w:val="0"/>
+                        <w:spacing w:line="240" w:lineRule="auto"/>
+                        <w:jc w:val="left"/>
+                        <w:rPr>
+                          <w:rFonts w:eastAsia="Calibri" w:cs="CorporateSPro-Light"/>
+                          <w:sz w:val="13"/>
+                          <w:szCs w:val="13"/>
+                          <w:lang w:eastAsia="de-DE"/>
+                        </w:rPr>
+                      </w:pPr>
+                    </w:p>
+                    <w:p>
+                      <w:pPr>
+                        <w:autoSpaceDE w:val="0"/>
+                        <w:autoSpaceDN w:val="0"/>
+                        <w:adjustRightInd w:val="0"/>
+                        <w:spacing w:line="240" w:lineRule="auto"/>
                         <w:jc w:val="left"/>
                         <w:rPr>
                           <w:rFonts w:eastAsia="Calibri" w:cs="CorporateSPro-Demi"/>
@@ -2182,7 +2452,7 @@
                           <w:szCs w:val="13"/>
                           <w:lang w:eastAsia="de-DE"/>
                         </w:rPr>
-                        <w:t xml:space="preserve">Fatma Kreft</w:t>
+                        <w:t>Dr. Arne Löser</w:t>
                       </w:r>
                     </w:p>
                     <w:p>
@@ -2190,7 +2460,7 @@
                         <w:autoSpaceDE w:val="0"/>
                         <w:autoSpaceDN w:val="0"/>
                         <w:adjustRightInd w:val="0"/>
-                        <w:spacing w:line="276" w:lineRule="auto"/>
+                        <w:spacing w:line="240" w:lineRule="auto"/>
                         <w:jc w:val="left"/>
                         <w:rPr>
                           <w:rFonts w:eastAsia="Calibri" w:cs="CorporateSPro-Light"/>
@@ -2206,7 +2476,7 @@
                           <w:szCs w:val="13"/>
                           <w:lang w:eastAsia="de-DE"/>
                         </w:rPr>
-                        <w:t xml:space="preserve">Fachanwältin für Insolvenz- und Sanierungsrecht</w:t>
+                        <w:t>Fachanwalt für Insolvenz- und Sanierungsrecht</w:t>
                       </w:r>
                     </w:p>
                     <w:p>
@@ -2214,7 +2484,7 @@
                         <w:autoSpaceDE w:val="0"/>
                         <w:autoSpaceDN w:val="0"/>
                         <w:adjustRightInd w:val="0"/>
-                        <w:spacing w:line="276" w:lineRule="auto"/>
+                        <w:spacing w:line="240" w:lineRule="auto"/>
                         <w:jc w:val="left"/>
                         <w:rPr>
                           <w:rFonts w:eastAsia="Calibri" w:cs="CorporateSPro-Light"/>
@@ -2230,7 +2500,7 @@
                           <w:szCs w:val="13"/>
                           <w:lang w:eastAsia="de-DE"/>
                         </w:rPr>
-                        <w:t xml:space="preserve">Fachanwältin für Steuerrecht</w:t>
+                        <w:t>Fachanwalt für Handels- und Gesellschaftsrecht</w:t>
                       </w:r>
                     </w:p>
                     <w:p>
@@ -2238,7 +2508,7 @@
                         <w:autoSpaceDE w:val="0"/>
                         <w:autoSpaceDN w:val="0"/>
                         <w:adjustRightInd w:val="0"/>
-                        <w:spacing w:line="276" w:lineRule="auto"/>
+                        <w:spacing w:line="240" w:lineRule="auto"/>
                         <w:jc w:val="left"/>
                         <w:rPr>
                           <w:rFonts w:eastAsia="Calibri" w:cs="CorporateSPro-Light"/>
@@ -2247,21 +2517,13 @@
                           <w:lang w:eastAsia="de-DE"/>
                         </w:rPr>
                       </w:pPr>
-                      <w:r>
-                        <w:rPr>
-                          <w:rFonts w:eastAsia="Calibri" w:cs="CorporateSPro-Light"/>
-                          <w:sz w:val="13"/>
-                          <w:szCs w:val="13"/>
-                          <w:lang w:eastAsia="de-DE"/>
-                        </w:rPr>
-                        <w:t xml:space="preserve"/>
-                      </w:r>
                     </w:p>
                     <w:p>
                       <w:pPr>
                         <w:autoSpaceDE w:val="0"/>
                         <w:autoSpaceDN w:val="0"/>
                         <w:adjustRightInd w:val="0"/>
+                        <w:spacing w:line="240" w:lineRule="auto"/>
                         <w:jc w:val="left"/>
                         <w:rPr>
                           <w:rFonts w:eastAsia="Calibri" w:cs="CorporateSPro-Demi"/>
@@ -2279,8 +2541,98 @@
                           <w:szCs w:val="13"/>
                           <w:lang w:eastAsia="de-DE"/>
                         </w:rPr>
-                        <w:t xml:space="preserve">Dr. Arne Löser</w:t>
+                        <w:t>Dr. Thomas Thöne</w:t>
                       </w:r>
+                    </w:p>
+                    <w:p>
+                      <w:pPr>
+                        <w:autoSpaceDE w:val="0"/>
+                        <w:autoSpaceDN w:val="0"/>
+                        <w:adjustRightInd w:val="0"/>
+                        <w:spacing w:line="240" w:lineRule="auto"/>
+                        <w:jc w:val="left"/>
+                        <w:rPr>
+                          <w:rFonts w:eastAsia="Calibri" w:cs="CorporateSPro-Light"/>
+                          <w:sz w:val="13"/>
+                          <w:szCs w:val="13"/>
+                          <w:lang w:eastAsia="de-DE"/>
+                        </w:rPr>
+                      </w:pPr>
+                      <w:r>
+                        <w:rPr>
+                          <w:rFonts w:eastAsia="Calibri" w:cs="CorporateSPro-Light"/>
+                          <w:sz w:val="13"/>
+                          <w:szCs w:val="13"/>
+                          <w:lang w:eastAsia="de-DE"/>
+                        </w:rPr>
+                        <w:t>Fachanwalt für Insolvenz- und Sanierungsrecht</w:t>
+                      </w:r>
+                    </w:p>
+                    <w:p>
+                      <w:pPr>
+                        <w:autoSpaceDE w:val="0"/>
+                        <w:autoSpaceDN w:val="0"/>
+                        <w:adjustRightInd w:val="0"/>
+                        <w:spacing w:line="240" w:lineRule="auto"/>
+                        <w:jc w:val="left"/>
+                        <w:rPr>
+                          <w:rFonts w:eastAsia="Calibri" w:cs="CorporateSPro-Light"/>
+                          <w:sz w:val="13"/>
+                          <w:szCs w:val="13"/>
+                          <w:lang w:eastAsia="de-DE"/>
+                        </w:rPr>
+                      </w:pPr>
+                      <w:r>
+                        <w:rPr>
+                          <w:rFonts w:eastAsia="Calibri" w:cs="CorporateSPro-Light"/>
+                          <w:sz w:val="13"/>
+                          <w:szCs w:val="13"/>
+                          <w:lang w:eastAsia="de-DE"/>
+                        </w:rPr>
+                        <w:t>Fachanwalt für Steuerrecht</w:t>
+                      </w:r>
+                    </w:p>
+                    <w:p>
+                      <w:pPr>
+                        <w:autoSpaceDE w:val="0"/>
+                        <w:autoSpaceDN w:val="0"/>
+                        <w:adjustRightInd w:val="0"/>
+                        <w:spacing w:line="240" w:lineRule="auto"/>
+                        <w:jc w:val="left"/>
+                        <w:rPr>
+                          <w:rFonts w:eastAsia="Calibri" w:cs="CorporateSPro-Light"/>
+                          <w:sz w:val="13"/>
+                          <w:szCs w:val="13"/>
+                          <w:lang w:eastAsia="de-DE"/>
+                        </w:rPr>
+                      </w:pPr>
+                      <w:r>
+                        <w:rPr>
+                          <w:rFonts w:eastAsia="Calibri" w:cs="CorporateSPro-Light"/>
+                          <w:sz w:val="13"/>
+                          <w:szCs w:val="13"/>
+                          <w:lang w:eastAsia="de-DE"/>
+                        </w:rPr>
+                        <w:t>Notar in Wiesbaden</w:t>
+                      </w:r>
+                    </w:p>
+                    <w:p>
+                      <w:pPr>
+                        <w:pBdr>
+                          <w:bottom w:val="single" w:sz="4" w:space="1" w:color="auto"/>
+                        </w:pBdr>
+                        <w:autoSpaceDE w:val="0"/>
+                        <w:autoSpaceDN w:val="0"/>
+                        <w:adjustRightInd w:val="0"/>
+                        <w:spacing w:line="276" w:lineRule="auto"/>
+                        <w:jc w:val="left"/>
+                        <w:rPr>
+                          <w:rFonts w:eastAsia="Calibri" w:cs="CorporateSPro-Light"/>
+                          <w:sz w:val="13"/>
+                          <w:szCs w:val="13"/>
+                          <w:lang w:eastAsia="de-DE"/>
+                        </w:rPr>
+                      </w:pPr>
                     </w:p>
                     <w:p>
                       <w:pPr>
@@ -2296,14 +2648,28 @@
                           <w:lang w:eastAsia="de-DE"/>
                         </w:rPr>
                       </w:pPr>
-                      <w:r>
+                    </w:p>
+                    <w:p>
+                      <w:pPr>
+                        <w:autoSpaceDE w:val="0"/>
+                        <w:autoSpaceDN w:val="0"/>
+                        <w:adjustRightInd w:val="0"/>
+                        <w:jc w:val="left"/>
                         <w:rPr>
-                          <w:rFonts w:eastAsia="Calibri" w:cs="CorporateSPro-Light"/>
+                          <w:rFonts w:eastAsia="Calibri" w:cs="CorporateSPro-Regular"/>
                           <w:sz w:val="13"/>
                           <w:szCs w:val="13"/>
                           <w:lang w:eastAsia="de-DE"/>
                         </w:rPr>
-                        <w:t xml:space="preserve">Fachanwalt für Insolvenz- und Sanierungsrecht</w:t>
+                      </w:pPr>
+                      <w:r>
+                        <w:rPr>
+                          <w:rFonts w:eastAsia="Calibri" w:cs="CorporateSPro-Regular"/>
+                          <w:sz w:val="13"/>
+                          <w:szCs w:val="13"/>
+                          <w:lang w:eastAsia="de-DE"/>
+                        </w:rPr>
+                        <w:t>ANGESTELLTE RECHTSANWÄLTE</w:t>
                       </w:r>
                     </w:p>
                     <w:p>
@@ -2311,54 +2677,7 @@
                         <w:autoSpaceDE w:val="0"/>
                         <w:autoSpaceDN w:val="0"/>
                         <w:adjustRightInd w:val="0"/>
-                        <w:spacing w:line="276" w:lineRule="auto"/>
-                        <w:jc w:val="left"/>
-                        <w:rPr>
-                          <w:rFonts w:eastAsia="Calibri" w:cs="CorporateSPro-Light"/>
-                          <w:sz w:val="13"/>
-                          <w:szCs w:val="13"/>
-                          <w:lang w:eastAsia="de-DE"/>
-                        </w:rPr>
-                      </w:pPr>
-                      <w:r>
-                        <w:rPr>
-                          <w:rFonts w:eastAsia="Calibri" w:cs="CorporateSPro-Light"/>
-                          <w:sz w:val="13"/>
-                          <w:szCs w:val="13"/>
-                          <w:lang w:eastAsia="de-DE"/>
-                        </w:rPr>
-                        <w:t xml:space="preserve">Fachanwalt für Handels- und Gesellschaftsrecht</w:t>
-                      </w:r>
-                    </w:p>
-                    <w:p>
-                      <w:pPr>
-                        <w:autoSpaceDE w:val="0"/>
-                        <w:autoSpaceDN w:val="0"/>
-                        <w:adjustRightInd w:val="0"/>
-                        <w:spacing w:line="276" w:lineRule="auto"/>
-                        <w:jc w:val="left"/>
-                        <w:rPr>
-                          <w:rFonts w:eastAsia="Calibri" w:cs="CorporateSPro-Light"/>
-                          <w:sz w:val="13"/>
-                          <w:szCs w:val="13"/>
-                          <w:lang w:eastAsia="de-DE"/>
-                        </w:rPr>
-                      </w:pPr>
-                      <w:r>
-                        <w:rPr>
-                          <w:rFonts w:eastAsia="Calibri" w:cs="CorporateSPro-Light"/>
-                          <w:sz w:val="13"/>
-                          <w:szCs w:val="13"/>
-                          <w:lang w:eastAsia="de-DE"/>
-                        </w:rPr>
-                        <w:t xml:space="preserve"/>
-                      </w:r>
-                    </w:p>
-                    <w:p>
-                      <w:pPr>
-                        <w:autoSpaceDE w:val="0"/>
-                        <w:autoSpaceDN w:val="0"/>
-                        <w:adjustRightInd w:val="0"/>
+                        <w:spacing w:line="240" w:lineRule="auto"/>
                         <w:jc w:val="left"/>
                         <w:rPr>
                           <w:rFonts w:eastAsia="Calibri" w:cs="CorporateSPro-Demi"/>
@@ -2376,7 +2695,7 @@
                           <w:szCs w:val="13"/>
                           <w:lang w:eastAsia="de-DE"/>
                         </w:rPr>
-                        <w:t xml:space="preserve">Thorsten Lex</w:t>
+                        <w:t>Eva Meyer</w:t>
                       </w:r>
                     </w:p>
                     <w:p>
@@ -2384,7 +2703,31 @@
                         <w:autoSpaceDE w:val="0"/>
                         <w:autoSpaceDN w:val="0"/>
                         <w:adjustRightInd w:val="0"/>
-                        <w:spacing w:line="276" w:lineRule="auto"/>
+                        <w:spacing w:line="240" w:lineRule="auto"/>
+                        <w:jc w:val="left"/>
+                        <w:rPr>
+                          <w:rFonts w:eastAsia="Calibri" w:cs="CorporateSPro-Demi"/>
+                          <w:sz w:val="13"/>
+                          <w:szCs w:val="13"/>
+                          <w:lang w:eastAsia="de-DE"/>
+                        </w:rPr>
+                      </w:pPr>
+                      <w:r>
+                        <w:rPr>
+                          <w:rFonts w:eastAsia="Calibri" w:cs="CorporateSPro-Demi"/>
+                          <w:sz w:val="13"/>
+                          <w:szCs w:val="13"/>
+                          <w:lang w:eastAsia="de-DE"/>
+                        </w:rPr>
+                        <w:t>Fachanwältin für Insolvenz- und Sanierungsrecht</w:t>
+                      </w:r>
+                    </w:p>
+                    <w:p>
+                      <w:pPr>
+                        <w:autoSpaceDE w:val="0"/>
+                        <w:autoSpaceDN w:val="0"/>
+                        <w:adjustRightInd w:val="0"/>
+                        <w:spacing w:line="240" w:lineRule="auto"/>
                         <w:jc w:val="left"/>
                         <w:rPr>
                           <w:rFonts w:eastAsia="Calibri" w:cs="CorporateSPro-Light"/>
@@ -2393,93 +2736,13 @@
                           <w:lang w:eastAsia="de-DE"/>
                         </w:rPr>
                       </w:pPr>
-                      <w:r>
-                        <w:rPr>
-                          <w:rFonts w:eastAsia="Calibri" w:cs="CorporateSPro-Light"/>
-                          <w:sz w:val="13"/>
-                          <w:szCs w:val="13"/>
-                          <w:lang w:eastAsia="de-DE"/>
-                        </w:rPr>
-                        <w:t xml:space="preserve">Fachanwalt für Business</w:t>
-                      </w:r>
                     </w:p>
                     <w:p>
                       <w:pPr>
                         <w:autoSpaceDE w:val="0"/>
                         <w:autoSpaceDN w:val="0"/>
                         <w:adjustRightInd w:val="0"/>
-                        <w:spacing w:line="276" w:lineRule="auto"/>
-                        <w:jc w:val="left"/>
-                        <w:rPr>
-                          <w:rFonts w:eastAsia="Calibri" w:cs="CorporateSPro-Light"/>
-                          <w:sz w:val="13"/>
-                          <w:szCs w:val="13"/>
-                          <w:lang w:eastAsia="de-DE"/>
-                        </w:rPr>
-                      </w:pPr>
-                      <w:r>
-                        <w:rPr>
-                          <w:rFonts w:eastAsia="Calibri" w:cs="CorporateSPro-Light"/>
-                          <w:sz w:val="13"/>
-                          <w:szCs w:val="13"/>
-                          <w:lang w:eastAsia="de-DE"/>
-                        </w:rPr>
-                        <w:t xml:space="preserve"/>
-                      </w:r>
-                    </w:p>
-                    <w:p>
-                      <w:pPr>
-                        <w:autoSpaceDE w:val="0"/>
-                        <w:autoSpaceDN w:val="0"/>
-                        <w:adjustRightInd w:val="0"/>
-                        <w:spacing w:line="276" w:lineRule="auto"/>
-                        <w:jc w:val="left"/>
-                        <w:rPr>
-                          <w:rFonts w:eastAsia="Calibri" w:cs="CorporateSPro-Light"/>
-                          <w:sz w:val="13"/>
-                          <w:szCs w:val="13"/>
-                          <w:lang w:eastAsia="de-DE"/>
-                        </w:rPr>
-                      </w:pPr>
-                      <w:r>
-                        <w:rPr>
-                          <w:rFonts w:eastAsia="Calibri" w:cs="CorporateSPro-Light"/>
-                          <w:sz w:val="13"/>
-                          <w:szCs w:val="13"/>
-                          <w:lang w:eastAsia="de-DE"/>
-                        </w:rPr>
-                        <w:t xml:space="preserve"/>
-                      </w:r>
-                    </w:p>
-                    <w:p>
-                      <w:pPr>
-                        <w:autoSpaceDE w:val="0"/>
-                        <w:autoSpaceDN w:val="0"/>
-                        <w:adjustRightInd w:val="0"/>
-                        <w:spacing w:line="276" w:lineRule="auto"/>
-                        <w:jc w:val="left"/>
-                        <w:rPr>
-                          <w:rFonts w:eastAsia="Calibri" w:cs="CorporateSPro-Light"/>
-                          <w:sz w:val="13"/>
-                          <w:szCs w:val="13"/>
-                          <w:lang w:eastAsia="de-DE"/>
-                        </w:rPr>
-                      </w:pPr>
-                      <w:r>
-                        <w:rPr>
-                          <w:rFonts w:eastAsia="Calibri" w:cs="CorporateSPro-Light"/>
-                          <w:sz w:val="13"/>
-                          <w:szCs w:val="13"/>
-                          <w:lang w:eastAsia="de-DE"/>
-                        </w:rPr>
-                        <w:t xml:space="preserve">ANGESTELLTE RECHTSANWÄLTE</w:t>
-                      </w:r>
-                    </w:p>
-                    <w:p>
-                      <w:pPr>
-                        <w:autoSpaceDE w:val="0"/>
-                        <w:autoSpaceDN w:val="0"/>
-                        <w:adjustRightInd w:val="0"/>
+                        <w:spacing w:line="240" w:lineRule="auto"/>
                         <w:jc w:val="left"/>
                         <w:rPr>
                           <w:rFonts w:eastAsia="Calibri" w:cs="CorporateSPro-Demi"/>
@@ -2497,7 +2760,7 @@
                           <w:szCs w:val="13"/>
                           <w:lang w:eastAsia="de-DE"/>
                         </w:rPr>
-                        <w:t xml:space="preserve">Eva Meyer</w:t>
+                        <w:t>Bettina Dax</w:t>
                       </w:r>
                     </w:p>
                     <w:p>
@@ -2505,7 +2768,7 @@
                         <w:autoSpaceDE w:val="0"/>
                         <w:autoSpaceDN w:val="0"/>
                         <w:adjustRightInd w:val="0"/>
-                        <w:spacing w:line="276" w:lineRule="auto"/>
+                        <w:spacing w:line="240" w:lineRule="auto"/>
                         <w:jc w:val="left"/>
                         <w:rPr>
                           <w:rFonts w:eastAsia="Calibri" w:cs="CorporateSPro-Light"/>
@@ -2521,7 +2784,7 @@
                           <w:szCs w:val="13"/>
                           <w:lang w:eastAsia="de-DE"/>
                         </w:rPr>
-                        <w:t xml:space="preserve">Fachanwältin für Insolvenz- und Sanierungsrecht</w:t>
+                        <w:t>Rechtsanwältin</w:t>
                       </w:r>
                     </w:p>
                     <w:p>
@@ -2529,30 +2792,23 @@
                         <w:autoSpaceDE w:val="0"/>
                         <w:autoSpaceDN w:val="0"/>
                         <w:adjustRightInd w:val="0"/>
-                        <w:spacing w:line="276" w:lineRule="auto"/>
+                        <w:spacing w:line="240" w:lineRule="auto"/>
                         <w:jc w:val="left"/>
                         <w:rPr>
-                          <w:rFonts w:eastAsia="Calibri" w:cs="CorporateSPro-Light"/>
+                          <w:rFonts w:eastAsia="Calibri" w:cs="CorporateSPro-Demi"/>
+                          <w:b/>
                           <w:sz w:val="13"/>
                           <w:szCs w:val="13"/>
                           <w:lang w:eastAsia="de-DE"/>
                         </w:rPr>
                       </w:pPr>
-                      <w:r>
-                        <w:rPr>
-                          <w:rFonts w:eastAsia="Calibri" w:cs="CorporateSPro-Light"/>
-                          <w:sz w:val="13"/>
-                          <w:szCs w:val="13"/>
-                          <w:lang w:eastAsia="de-DE"/>
-                        </w:rPr>
-                        <w:t xml:space="preserve"/>
-                      </w:r>
                     </w:p>
                     <w:p>
                       <w:pPr>
                         <w:autoSpaceDE w:val="0"/>
                         <w:autoSpaceDN w:val="0"/>
                         <w:adjustRightInd w:val="0"/>
+                        <w:spacing w:line="240" w:lineRule="auto"/>
                         <w:jc w:val="left"/>
                         <w:rPr>
                           <w:rFonts w:eastAsia="Calibri" w:cs="CorporateSPro-Demi"/>
@@ -2570,7 +2826,7 @@
                           <w:szCs w:val="13"/>
                           <w:lang w:eastAsia="de-DE"/>
                         </w:rPr>
-                        <w:t xml:space="preserve">Bettina Dax</w:t>
+                        <w:t>Cornelia Kriege</w:t>
                       </w:r>
                     </w:p>
                     <w:p>
@@ -2578,7 +2834,7 @@
                         <w:autoSpaceDE w:val="0"/>
                         <w:autoSpaceDN w:val="0"/>
                         <w:adjustRightInd w:val="0"/>
-                        <w:spacing w:line="276" w:lineRule="auto"/>
+                        <w:spacing w:line="240" w:lineRule="auto"/>
                         <w:jc w:val="left"/>
                         <w:rPr>
                           <w:rFonts w:eastAsia="Calibri" w:cs="CorporateSPro-Light"/>
@@ -2594,7 +2850,7 @@
                           <w:szCs w:val="13"/>
                           <w:lang w:eastAsia="de-DE"/>
                         </w:rPr>
-                        <w:t xml:space="preserve">Rechtsanwältin</w:t>
+                        <w:t>Rechtsanwältin</w:t>
                       </w:r>
                     </w:p>
                     <w:p>
@@ -2602,7 +2858,7 @@
                         <w:autoSpaceDE w:val="0"/>
                         <w:autoSpaceDN w:val="0"/>
                         <w:adjustRightInd w:val="0"/>
-                        <w:spacing w:line="276" w:lineRule="auto"/>
+                        <w:spacing w:line="240" w:lineRule="auto"/>
                         <w:jc w:val="left"/>
                         <w:rPr>
                           <w:rFonts w:eastAsia="Calibri" w:cs="CorporateSPro-Light"/>
@@ -2611,21 +2867,13 @@
                           <w:lang w:eastAsia="de-DE"/>
                         </w:rPr>
                       </w:pPr>
-                      <w:r>
-                        <w:rPr>
-                          <w:rFonts w:eastAsia="Calibri" w:cs="CorporateSPro-Light"/>
-                          <w:sz w:val="13"/>
-                          <w:szCs w:val="13"/>
-                          <w:lang w:eastAsia="de-DE"/>
-                        </w:rPr>
-                        <w:t xml:space="preserve"/>
-                      </w:r>
                     </w:p>
                     <w:p>
                       <w:pPr>
                         <w:autoSpaceDE w:val="0"/>
                         <w:autoSpaceDN w:val="0"/>
                         <w:adjustRightInd w:val="0"/>
+                        <w:spacing w:line="240" w:lineRule="auto"/>
                         <w:jc w:val="left"/>
                         <w:rPr>
                           <w:rFonts w:eastAsia="Calibri" w:cs="CorporateSPro-Demi"/>
@@ -2643,8 +2891,50 @@
                           <w:szCs w:val="13"/>
                           <w:lang w:eastAsia="de-DE"/>
                         </w:rPr>
-                        <w:t xml:space="preserve">Cornelia Kriege</w:t>
+                        <w:t>Lars Wacker</w:t>
                       </w:r>
+                    </w:p>
+                    <w:p>
+                      <w:pPr>
+                        <w:autoSpaceDE w:val="0"/>
+                        <w:autoSpaceDN w:val="0"/>
+                        <w:adjustRightInd w:val="0"/>
+                        <w:spacing w:line="240" w:lineRule="auto"/>
+                        <w:jc w:val="left"/>
+                        <w:rPr>
+                          <w:rFonts w:eastAsia="Calibri" w:cs="CorporateSPro-Light"/>
+                          <w:sz w:val="13"/>
+                          <w:szCs w:val="13"/>
+                          <w:lang w:eastAsia="de-DE"/>
+                        </w:rPr>
+                      </w:pPr>
+                      <w:r>
+                        <w:rPr>
+                          <w:rFonts w:eastAsia="Calibri" w:cs="CorporateSPro-Light"/>
+                          <w:sz w:val="13"/>
+                          <w:szCs w:val="13"/>
+                          <w:lang w:eastAsia="de-DE"/>
+                        </w:rPr>
+                        <w:t>Rechtsanwalt</w:t>
+                      </w:r>
+                    </w:p>
+                    <w:p>
+                      <w:pPr>
+                        <w:pBdr>
+                          <w:bottom w:val="single" w:sz="4" w:space="1" w:color="auto"/>
+                        </w:pBdr>
+                        <w:autoSpaceDE w:val="0"/>
+                        <w:autoSpaceDN w:val="0"/>
+                        <w:adjustRightInd w:val="0"/>
+                        <w:spacing w:line="276" w:lineRule="auto"/>
+                        <w:jc w:val="left"/>
+                        <w:rPr>
+                          <w:rFonts w:eastAsia="Calibri" w:cs="CorporateSPro-Light"/>
+                          <w:sz w:val="13"/>
+                          <w:szCs w:val="13"/>
+                          <w:lang w:eastAsia="de-DE"/>
+                        </w:rPr>
+                      </w:pPr>
                     </w:p>
                     <w:p>
                       <w:pPr>
@@ -2660,14 +2950,28 @@
                           <w:lang w:eastAsia="de-DE"/>
                         </w:rPr>
                       </w:pPr>
-                      <w:r>
+                    </w:p>
+                    <w:p>
+                      <w:pPr>
+                        <w:autoSpaceDE w:val="0"/>
+                        <w:autoSpaceDN w:val="0"/>
+                        <w:adjustRightInd w:val="0"/>
+                        <w:jc w:val="left"/>
                         <w:rPr>
-                          <w:rFonts w:eastAsia="Calibri" w:cs="CorporateSPro-Light"/>
+                          <w:rFonts w:eastAsia="Calibri" w:cs="CorporateSPro-Regular"/>
                           <w:sz w:val="13"/>
                           <w:szCs w:val="13"/>
                           <w:lang w:eastAsia="de-DE"/>
                         </w:rPr>
-                        <w:t xml:space="preserve">Rechtsanwältin</w:t>
+                      </w:pPr>
+                      <w:r>
+                        <w:rPr>
+                          <w:rFonts w:eastAsia="Calibri" w:cs="CorporateSPro-Regular"/>
+                          <w:sz w:val="13"/>
+                          <w:szCs w:val="13"/>
+                          <w:lang w:eastAsia="de-DE"/>
+                        </w:rPr>
+                        <w:t>OF COUNSEL</w:t>
                       </w:r>
                     </w:p>
                     <w:p>
@@ -2675,30 +2979,7 @@
                         <w:autoSpaceDE w:val="0"/>
                         <w:autoSpaceDN w:val="0"/>
                         <w:adjustRightInd w:val="0"/>
-                        <w:spacing w:line="276" w:lineRule="auto"/>
-                        <w:jc w:val="left"/>
-                        <w:rPr>
-                          <w:rFonts w:eastAsia="Calibri" w:cs="CorporateSPro-Light"/>
-                          <w:sz w:val="13"/>
-                          <w:szCs w:val="13"/>
-                          <w:lang w:eastAsia="de-DE"/>
-                        </w:rPr>
-                      </w:pPr>
-                      <w:r>
-                        <w:rPr>
-                          <w:rFonts w:eastAsia="Calibri" w:cs="CorporateSPro-Light"/>
-                          <w:sz w:val="13"/>
-                          <w:szCs w:val="13"/>
-                          <w:lang w:eastAsia="de-DE"/>
-                        </w:rPr>
-                        <w:t xml:space="preserve"/>
-                      </w:r>
-                    </w:p>
-                    <w:p>
-                      <w:pPr>
-                        <w:autoSpaceDE w:val="0"/>
-                        <w:autoSpaceDN w:val="0"/>
-                        <w:adjustRightInd w:val="0"/>
+                        <w:spacing w:line="240" w:lineRule="auto"/>
                         <w:jc w:val="left"/>
                         <w:rPr>
                           <w:rFonts w:eastAsia="Calibri" w:cs="CorporateSPro-Demi"/>
@@ -2716,8 +2997,50 @@
                           <w:szCs w:val="13"/>
                           <w:lang w:eastAsia="de-DE"/>
                         </w:rPr>
-                        <w:t xml:space="preserve">Lars Wacker</w:t>
+                        <w:t>Justizrat Prof. Dr. Dr. Thomas B. Schmidt M.A.</w:t>
                       </w:r>
+                    </w:p>
+                    <w:p>
+                      <w:pPr>
+                        <w:autoSpaceDE w:val="0"/>
+                        <w:autoSpaceDN w:val="0"/>
+                        <w:adjustRightInd w:val="0"/>
+                        <w:spacing w:line="240" w:lineRule="auto"/>
+                        <w:jc w:val="left"/>
+                        <w:rPr>
+                          <w:rFonts w:eastAsia="Calibri" w:cs="CorporateSPro-Light"/>
+                          <w:sz w:val="13"/>
+                          <w:szCs w:val="13"/>
+                          <w:lang w:eastAsia="de-DE"/>
+                        </w:rPr>
+                      </w:pPr>
+                      <w:r>
+                        <w:rPr>
+                          <w:rFonts w:eastAsia="Calibri" w:cs="CorporateSPro-Light"/>
+                          <w:sz w:val="13"/>
+                          <w:szCs w:val="13"/>
+                          <w:lang w:eastAsia="de-DE"/>
+                        </w:rPr>
+                        <w:t>Fachanwalt für Insolvenz- und Sanierungsrecht</w:t>
+                      </w:r>
+                    </w:p>
+                    <w:p>
+                      <w:pPr>
+                        <w:pBdr>
+                          <w:bottom w:val="single" w:sz="4" w:space="1" w:color="auto"/>
+                        </w:pBdr>
+                        <w:autoSpaceDE w:val="0"/>
+                        <w:autoSpaceDN w:val="0"/>
+                        <w:adjustRightInd w:val="0"/>
+                        <w:spacing w:line="276" w:lineRule="auto"/>
+                        <w:jc w:val="left"/>
+                        <w:rPr>
+                          <w:rFonts w:eastAsia="Calibri" w:cs="CorporateSPro-Light"/>
+                          <w:sz w:val="13"/>
+                          <w:szCs w:val="13"/>
+                          <w:lang w:eastAsia="de-DE"/>
+                        </w:rPr>
+                      </w:pPr>
                     </w:p>
                     <w:p>
                       <w:pPr>
@@ -2733,87 +3056,6 @@
                           <w:lang w:eastAsia="de-DE"/>
                         </w:rPr>
                       </w:pPr>
-                      <w:r>
-                        <w:rPr>
-                          <w:rFonts w:eastAsia="Calibri" w:cs="CorporateSPro-Light"/>
-                          <w:sz w:val="13"/>
-                          <w:szCs w:val="13"/>
-                          <w:lang w:eastAsia="de-DE"/>
-                        </w:rPr>
-                        <w:t xml:space="preserve">Rechtsanwalt</w:t>
-                      </w:r>
-                    </w:p>
-                    <w:p>
-                      <w:pPr>
-                        <w:autoSpaceDE w:val="0"/>
-                        <w:autoSpaceDN w:val="0"/>
-                        <w:adjustRightInd w:val="0"/>
-                        <w:spacing w:line="276" w:lineRule="auto"/>
-                        <w:jc w:val="left"/>
-                        <w:rPr>
-                          <w:rFonts w:eastAsia="Calibri" w:cs="CorporateSPro-Light"/>
-                          <w:sz w:val="13"/>
-                          <w:szCs w:val="13"/>
-                          <w:lang w:eastAsia="de-DE"/>
-                        </w:rPr>
-                      </w:pPr>
-                      <w:r>
-                        <w:rPr>
-                          <w:rFonts w:eastAsia="Calibri" w:cs="CorporateSPro-Light"/>
-                          <w:sz w:val="13"/>
-                          <w:szCs w:val="13"/>
-                          <w:lang w:eastAsia="de-DE"/>
-                        </w:rPr>
-                        <w:t xml:space="preserve"/>
-                      </w:r>
-                    </w:p>
-                    <w:p>
-                      <w:pPr>
-                        <w:autoSpaceDE w:val="0"/>
-                        <w:autoSpaceDN w:val="0"/>
-                        <w:adjustRightInd w:val="0"/>
-                        <w:spacing w:line="276" w:lineRule="auto"/>
-                        <w:jc w:val="left"/>
-                        <w:rPr>
-                          <w:rFonts w:eastAsia="Calibri" w:cs="CorporateSPro-Light"/>
-                          <w:sz w:val="13"/>
-                          <w:szCs w:val="13"/>
-                          <w:lang w:eastAsia="de-DE"/>
-                        </w:rPr>
-                      </w:pPr>
-                      <w:r>
-                        <w:rPr>
-                          <w:rFonts w:eastAsia="Calibri" w:cs="CorporateSPro-Light"/>
-                          <w:sz w:val="13"/>
-                          <w:szCs w:val="13"/>
-                          <w:lang w:eastAsia="de-DE"/>
-                        </w:rPr>
-                        <w:t xml:space="preserve"/>
-                      </w:r>
-                    </w:p>
-                    <w:p>
-                      <w:pPr>
-                        <w:autoSpaceDE w:val="0"/>
-                        <w:autoSpaceDN w:val="0"/>
-                        <w:adjustRightInd w:val="0"/>
-                        <w:spacing w:line="276" w:lineRule="auto"/>
-                        <w:jc w:val="left"/>
-                        <w:rPr>
-                          <w:rFonts w:eastAsia="Calibri" w:cs="CorporateSPro-Light"/>
-                          <w:sz w:val="13"/>
-                          <w:szCs w:val="13"/>
-                          <w:lang w:eastAsia="de-DE"/>
-                        </w:rPr>
-                      </w:pPr>
-                      <w:r>
-                        <w:rPr>
-                          <w:rFonts w:eastAsia="Calibri" w:cs="CorporateSPro-Light"/>
-                          <w:sz w:val="13"/>
-                          <w:szCs w:val="13"/>
-                          <w:lang w:eastAsia="de-DE"/>
-                        </w:rPr>
-                        <w:t xml:space="preserve">OF COUNSEL</w:t>
-                      </w:r>
                     </w:p>
                     <w:p>
                       <w:pPr>
@@ -2822,8 +3064,30 @@
                         <w:adjustRightInd w:val="0"/>
                         <w:jc w:val="left"/>
                         <w:rPr>
+                          <w:rFonts w:eastAsia="Calibri" w:cs="CorporateSPro-Regular"/>
+                          <w:sz w:val="13"/>
+                          <w:szCs w:val="13"/>
+                          <w:lang w:eastAsia="de-DE"/>
+                        </w:rPr>
+                      </w:pPr>
+                      <w:r>
+                        <w:rPr>
+                          <w:rFonts w:eastAsia="Calibri" w:cs="CorporateSPro-Regular"/>
+                          <w:sz w:val="13"/>
+                          <w:szCs w:val="13"/>
+                          <w:lang w:eastAsia="de-DE"/>
+                        </w:rPr>
+                        <w:t>STANDORTE</w:t>
+                      </w:r>
+                    </w:p>
+                    <w:p>
+                      <w:pPr>
+                        <w:autoSpaceDE w:val="0"/>
+                        <w:autoSpaceDN w:val="0"/>
+                        <w:adjustRightInd w:val="0"/>
+                        <w:spacing w:line="240" w:lineRule="auto"/>
+                        <w:rPr>
                           <w:rFonts w:eastAsia="Calibri" w:cs="CorporateSPro-Demi"/>
-                          <w:b/>
                           <w:sz w:val="13"/>
                           <w:szCs w:val="13"/>
                           <w:lang w:eastAsia="de-DE"/>
@@ -2832,12 +3096,30 @@
                       <w:r>
                         <w:rPr>
                           <w:rFonts w:eastAsia="Calibri" w:cs="CorporateSPro-Demi"/>
-                          <w:b/>
                           <w:sz w:val="13"/>
                           <w:szCs w:val="13"/>
                           <w:lang w:eastAsia="de-DE"/>
                         </w:rPr>
-                        <w:t xml:space="preserve">Justizrat Prof. Dr. Dr. Thomas B. Schmidt M.A.</w:t>
+                        <w:t>Trier</w:t>
+                      </w:r>
+                      <w:r>
+                        <w:rPr>
+                          <w:rFonts w:eastAsia="Calibri" w:cs="CorporateSPro-Demi"/>
+                          <w:sz w:val="13"/>
+                          <w:szCs w:val="13"/>
+                          <w:lang w:eastAsia="de-DE"/>
+                        </w:rPr>
+                        <w:tab/>
+                      </w:r>
+                      <w:r>
+                        <w:rPr>
+                          <w:rFonts w:eastAsia="Calibri" w:cs="CorporateSPro-Demi"/>
+                          <w:sz w:val="13"/>
+                          <w:szCs w:val="13"/>
+                          <w:lang w:eastAsia="de-DE"/>
+                        </w:rPr>
+                        <w:tab/>
+                        <w:t>Bad Kreuznach</w:t>
                       </w:r>
                     </w:p>
                     <w:p>
@@ -2845,10 +3127,9 @@
                         <w:autoSpaceDE w:val="0"/>
                         <w:autoSpaceDN w:val="0"/>
                         <w:adjustRightInd w:val="0"/>
-                        <w:spacing w:line="276" w:lineRule="auto"/>
-                        <w:jc w:val="left"/>
+                        <w:spacing w:line="240" w:lineRule="auto"/>
                         <w:rPr>
-                          <w:rFonts w:eastAsia="Calibri" w:cs="CorporateSPro-Light"/>
+                          <w:rFonts w:eastAsia="Calibri" w:cs="CorporateSPro-Demi"/>
                           <w:sz w:val="13"/>
                           <w:szCs w:val="13"/>
                           <w:lang w:eastAsia="de-DE"/>
@@ -2856,12 +3137,22 @@
                       </w:pPr>
                       <w:r>
                         <w:rPr>
-                          <w:rFonts w:eastAsia="Calibri" w:cs="CorporateSPro-Light"/>
+                          <w:rFonts w:eastAsia="Calibri" w:cs="CorporateSPro-Demi"/>
                           <w:sz w:val="13"/>
                           <w:szCs w:val="13"/>
                           <w:lang w:eastAsia="de-DE"/>
                         </w:rPr>
-                        <w:t xml:space="preserve">Fachanwalt für Insolvenz- und Sanierungsrecht</w:t>
+                        <w:t>Frankfurt am Main</w:t>
+                      </w:r>
+                      <w:r>
+                        <w:rPr>
+                          <w:rFonts w:eastAsia="Calibri" w:cs="CorporateSPro-Demi"/>
+                          <w:sz w:val="13"/>
+                          <w:szCs w:val="13"/>
+                          <w:lang w:eastAsia="de-DE"/>
+                        </w:rPr>
+                        <w:tab/>
+                        <w:t>Zell/Mosel</w:t>
                       </w:r>
                     </w:p>
                     <w:p>
@@ -2869,10 +3160,9 @@
                         <w:autoSpaceDE w:val="0"/>
                         <w:autoSpaceDN w:val="0"/>
                         <w:adjustRightInd w:val="0"/>
-                        <w:spacing w:line="276" w:lineRule="auto"/>
-                        <w:jc w:val="left"/>
+                        <w:spacing w:line="240" w:lineRule="auto"/>
                         <w:rPr>
-                          <w:rFonts w:eastAsia="Calibri" w:cs="CorporateSPro-Light"/>
+                          <w:rFonts w:eastAsia="Calibri" w:cs="CorporateSPro-Demi"/>
                           <w:sz w:val="13"/>
                           <w:szCs w:val="13"/>
                           <w:lang w:eastAsia="de-DE"/>
@@ -2880,12 +3170,22 @@
                       </w:pPr>
                       <w:r>
                         <w:rPr>
-                          <w:rFonts w:eastAsia="Calibri" w:cs="CorporateSPro-Light"/>
+                          <w:rFonts w:eastAsia="Calibri" w:cs="CorporateSPro-Demi"/>
                           <w:sz w:val="13"/>
                           <w:szCs w:val="13"/>
                           <w:lang w:eastAsia="de-DE"/>
                         </w:rPr>
-                        <w:t xml:space="preserve"/>
+                        <w:t>Idar-Oberstein</w:t>
+                      </w:r>
+                      <w:r>
+                        <w:rPr>
+                          <w:rFonts w:eastAsia="Calibri" w:cs="CorporateSPro-Demi"/>
+                          <w:sz w:val="13"/>
+                          <w:szCs w:val="13"/>
+                          <w:lang w:eastAsia="de-DE"/>
+                        </w:rPr>
+                        <w:tab/>
+                        <w:t>Koblenz</w:t>
                       </w:r>
                     </w:p>
                     <w:p>
@@ -2893,10 +3193,9 @@
                         <w:autoSpaceDE w:val="0"/>
                         <w:autoSpaceDN w:val="0"/>
                         <w:adjustRightInd w:val="0"/>
-                        <w:spacing w:line="276" w:lineRule="auto"/>
-                        <w:jc w:val="left"/>
+                        <w:spacing w:line="240" w:lineRule="auto"/>
                         <w:rPr>
-                          <w:rFonts w:eastAsia="Calibri" w:cs="CorporateSPro-Light"/>
+                          <w:rFonts w:eastAsia="Calibri" w:cs="CorporateSPro-Demi"/>
                           <w:sz w:val="13"/>
                           <w:szCs w:val="13"/>
                           <w:lang w:eastAsia="de-DE"/>
@@ -2904,12 +3203,31 @@
                       </w:pPr>
                       <w:r>
                         <w:rPr>
-                          <w:rFonts w:eastAsia="Calibri" w:cs="CorporateSPro-Light"/>
+                          <w:rFonts w:eastAsia="Calibri" w:cs="CorporateSPro-Demi"/>
                           <w:sz w:val="13"/>
                           <w:szCs w:val="13"/>
                           <w:lang w:eastAsia="de-DE"/>
                         </w:rPr>
-                        <w:t xml:space="preserve"/>
+                        <w:t>Langgöns</w:t>
+                      </w:r>
+                      <w:r>
+                        <w:rPr>
+                          <w:rFonts w:eastAsia="Calibri" w:cs="CorporateSPro-Demi"/>
+                          <w:sz w:val="13"/>
+                          <w:szCs w:val="13"/>
+                          <w:lang w:eastAsia="de-DE"/>
+                        </w:rPr>
+                        <w:tab/>
+                      </w:r>
+                      <w:r>
+                        <w:rPr>
+                          <w:rFonts w:eastAsia="Calibri" w:cs="CorporateSPro-Demi"/>
+                          <w:sz w:val="13"/>
+                          <w:szCs w:val="13"/>
+                          <w:lang w:eastAsia="de-DE"/>
+                        </w:rPr>
+                        <w:tab/>
+                        <w:t>Limburg/Lahn</w:t>
                       </w:r>
                     </w:p>
                     <w:p>
@@ -2917,144 +3235,52 @@
                         <w:autoSpaceDE w:val="0"/>
                         <w:autoSpaceDN w:val="0"/>
                         <w:adjustRightInd w:val="0"/>
-                        <w:spacing w:line="276" w:lineRule="auto"/>
-                        <w:jc w:val="left"/>
+                        <w:spacing w:line="240" w:lineRule="auto"/>
                         <w:rPr>
-                          <w:rFonts w:eastAsia="Calibri" w:cs="CorporateSPro-Light"/>
-                          <w:sz w:val="13"/>
-                          <w:szCs w:val="13"/>
+                          <w:rFonts w:eastAsia="Calibri" w:cs="CorporateSPro-Demi"/>
+                          <w:sz w:val="9"/>
+                          <w:szCs w:val="9"/>
                           <w:lang w:eastAsia="de-DE"/>
                         </w:rPr>
                       </w:pPr>
                       <w:r>
                         <w:rPr>
-                          <w:rFonts w:eastAsia="Calibri" w:cs="CorporateSPro-Light"/>
+                          <w:rFonts w:eastAsia="Calibri" w:cs="CorporateSPro-Demi"/>
                           <w:sz w:val="13"/>
                           <w:szCs w:val="13"/>
                           <w:lang w:eastAsia="de-DE"/>
                         </w:rPr>
-                        <w:t xml:space="preserve">STANDORTE</w:t>
+                        <w:t>Mainz</w:t>
                       </w:r>
-                    </w:p>
-                    <w:p>
-                      <w:pPr>
-                        <w:autoSpaceDE w:val="0"/>
-                        <w:autoSpaceDN w:val="0"/>
-                        <w:adjustRightInd w:val="0"/>
-                        <w:spacing w:line="276" w:lineRule="auto"/>
-                        <w:jc w:val="left"/>
+                      <w:r>
                         <w:rPr>
-                          <w:rFonts w:eastAsia="Calibri" w:cs="CorporateSPro-Light"/>
+                          <w:rFonts w:eastAsia="Calibri" w:cs="CorporateSPro-Demi"/>
                           <w:sz w:val="13"/>
                           <w:szCs w:val="13"/>
                           <w:lang w:eastAsia="de-DE"/>
                         </w:rPr>
-                      </w:pPr>
+                        <w:tab/>
+                      </w:r>
                       <w:r>
                         <w:rPr>
-                          <w:rFonts w:eastAsia="Calibri" w:cs="CorporateSPro-Light"/>
+                          <w:rFonts w:eastAsia="Calibri" w:cs="CorporateSPro-Demi"/>
                           <w:sz w:val="13"/>
                           <w:szCs w:val="13"/>
                           <w:lang w:eastAsia="de-DE"/>
                         </w:rPr>
-                        <w:t xml:space="preserve">Trier		Zell/Mosel</w:t>
+                        <w:tab/>
+                        <w:t>Wiesbaden</w:t>
                       </w:r>
-                    </w:p>
-                    <w:p>
-                      <w:pPr>
-                        <w:autoSpaceDE w:val="0"/>
-                        <w:autoSpaceDN w:val="0"/>
-                        <w:adjustRightInd w:val="0"/>
-                        <w:spacing w:line="276" w:lineRule="auto"/>
-                        <w:jc w:val="left"/>
-                        <w:rPr>
-                          <w:rFonts w:eastAsia="Calibri" w:cs="CorporateSPro-Light"/>
-                          <w:sz w:val="13"/>
-                          <w:szCs w:val="13"/>
-                          <w:lang w:eastAsia="de-DE"/>
-                        </w:rPr>
-                      </w:pPr>
-                      <w:r>
-                        <w:rPr>
-                          <w:rFonts w:eastAsia="Calibri" w:cs="CorporateSPro-Light"/>
-                          <w:sz w:val="13"/>
-                          <w:szCs w:val="13"/>
-                          <w:lang w:eastAsia="de-DE"/>
-                        </w:rPr>
-                        <w:t xml:space="preserve">Wiesbaden		Koblenz</w:t>
-                      </w:r>
-                    </w:p>
-                    <w:p>
-                      <w:pPr>
-                        <w:autoSpaceDE w:val="0"/>
-                        <w:autoSpaceDN w:val="0"/>
-                        <w:adjustRightInd w:val="0"/>
-                        <w:spacing w:line="276" w:lineRule="auto"/>
-                        <w:jc w:val="left"/>
-                        <w:rPr>
-                          <w:rFonts w:eastAsia="Calibri" w:cs="CorporateSPro-Light"/>
-                          <w:sz w:val="13"/>
-                          <w:szCs w:val="13"/>
-                          <w:lang w:eastAsia="de-DE"/>
-                        </w:rPr>
-                      </w:pPr>
-                      <w:r>
-                        <w:rPr>
-                          <w:rFonts w:eastAsia="Calibri" w:cs="CorporateSPro-Light"/>
-                          <w:sz w:val="13"/>
-                          <w:szCs w:val="13"/>
-                          <w:lang w:eastAsia="de-DE"/>
-                        </w:rPr>
-                        <w:t xml:space="preserve">Bad Kreuznach		Frankfurt am Main</w:t>
-                      </w:r>
-                    </w:p>
-                    <w:p>
-                      <w:pPr>
-                        <w:autoSpaceDE w:val="0"/>
-                        <w:autoSpaceDN w:val="0"/>
-                        <w:adjustRightInd w:val="0"/>
-                        <w:spacing w:line="276" w:lineRule="auto"/>
-                        <w:jc w:val="left"/>
-                        <w:rPr>
-                          <w:rFonts w:eastAsia="Calibri" w:cs="CorporateSPro-Light"/>
-                          <w:sz w:val="13"/>
-                          <w:szCs w:val="13"/>
-                          <w:lang w:eastAsia="de-DE"/>
-                        </w:rPr>
-                      </w:pPr>
-                      <w:r>
-                        <w:rPr>
-                          <w:rFonts w:eastAsia="Calibri" w:cs="CorporateSPro-Light"/>
-                          <w:sz w:val="13"/>
-                          <w:szCs w:val="13"/>
-                          <w:lang w:eastAsia="de-DE"/>
-                        </w:rPr>
-                        <w:t xml:space="preserve">Idar-Oberstein		Langgöns</w:t>
-                      </w:r>
-                    </w:p>
-                    <w:p>
-                      <w:pPr>
-                        <w:autoSpaceDE w:val="0"/>
-                        <w:autoSpaceDN w:val="0"/>
-                        <w:adjustRightInd w:val="0"/>
-                        <w:spacing w:line="276" w:lineRule="auto"/>
-                        <w:jc w:val="left"/>
-                        <w:rPr>
-                          <w:rFonts w:eastAsia="Calibri" w:cs="CorporateSPro-Light"/>
-                          <w:sz w:val="13"/>
-                          <w:szCs w:val="13"/>
-                          <w:lang w:eastAsia="de-DE"/>
-                        </w:rPr>
-                      </w:pPr>
-                      <w:r>
-                        <w:rPr>
-                          <w:rFonts w:eastAsia="Calibri" w:cs="CorporateSPro-Light"/>
-                          <w:sz w:val="13"/>
-                          <w:szCs w:val="13"/>
-                          <w:lang w:eastAsia="de-DE"/>
-                        </w:rPr>
-                        <w:t xml:space="preserve">Limburg/Lahn		Mainz</w:t>
-                      </w:r>
+                      <w:bookmarkEnd w:id="10"/>
+                      <w:bookmarkEnd w:id="11"/>
+                      <w:bookmarkEnd w:id="12"/>
+                      <w:bookmarkEnd w:id="13"/>
+                      <w:bookmarkEnd w:id="14"/>
+                      <w:bookmarkEnd w:id="15"/>
+                      <w:bookmarkEnd w:id="16"/>
+                      <w:bookmarkEnd w:id="17"/>
+                      <w:bookmarkEnd w:id="18"/>
+                      <w:bookmarkEnd w:id="19"/>
                     </w:p>
                   </w:txbxContent>
                 </v:textbox>
@@ -22240,7 +22466,7 @@
     </w:lvl>
   </w:abstractNum>
   <w:abstractNum w:abstractNumId="39" w15:restartNumberingAfterBreak="0">
-    <w:nsid w:val="041D26E5"/>
+    <w:nsid w:val="02C1A420"/>
     <w:multiLevelType w:val="hybridMultilevel"/>
     <w:tmpl w:val="D1BA486A"/>
     <w:lvl w:ilvl="0" w:tplc="59A0A030">
@@ -22329,7 +22555,7 @@
     </w:lvl>
   </w:abstractNum>
   <w:abstractNum w:abstractNumId="40" w15:restartNumberingAfterBreak="0">
-    <w:nsid w:val="00C4974E"/>
+    <w:nsid w:val="009D4661"/>
     <w:multiLevelType w:val="hybridMultilevel"/>
     <w:tmpl w:val="65BC44A0"/>
     <w:lvl w:ilvl="0" w:tplc="49269890">
@@ -22418,7 +22644,7 @@
     </w:lvl>
   </w:abstractNum>
   <w:abstractNum w:abstractNumId="41" w15:restartNumberingAfterBreak="0">
-    <w:nsid w:val="02671972"/>
+    <w:nsid w:val="038A86A4"/>
     <w:multiLevelType w:val="hybridMultilevel"/>
     <w:tmpl w:val="B10A47CC"/>
     <w:lvl w:ilvl="0" w:tplc="251C2C80">
@@ -22507,7 +22733,7 @@
     </w:lvl>
   </w:abstractNum>
   <w:abstractNum w:abstractNumId="42" w15:restartNumberingAfterBreak="0">
-    <w:nsid w:val="0186EC2E"/>
+    <w:nsid w:val="00F5D52C"/>
     <w:multiLevelType w:val="hybridMultilevel"/>
     <w:tmpl w:val="4BD83090"/>
     <w:lvl w:ilvl="0" w:tplc="4BEC05B4">
@@ -22596,7 +22822,7 @@
     </w:lvl>
   </w:abstractNum>
   <w:abstractNum w:abstractNumId="43" w15:restartNumberingAfterBreak="0">
-    <w:nsid w:val="0068FEB3"/>
+    <w:nsid w:val="01EFECBE"/>
     <w:multiLevelType w:val="multilevel"/>
     <w:tmpl w:val="F5346F8C"/>
     <w:lvl w:ilvl="0">
@@ -22709,7 +22935,7 @@
     </w:lvl>
   </w:abstractNum>
   <w:abstractNum w:abstractNumId="44" w15:restartNumberingAfterBreak="0">
-    <w:nsid w:val="04708BB6"/>
+    <w:nsid w:val="001CACB8"/>
     <w:multiLevelType w:val="hybridMultilevel"/>
     <w:tmpl w:val="EE5CD394"/>
     <w:lvl w:ilvl="0" w:tplc="419E9E28">
@@ -22798,7 +23024,7 @@
     </w:lvl>
   </w:abstractNum>
   <w:abstractNum w:abstractNumId="45" w15:restartNumberingAfterBreak="0">
-    <w:nsid w:val="0341CC73"/>
+    <w:nsid w:val="04983D45"/>
     <w:multiLevelType w:val="hybridMultilevel"/>
     <w:tmpl w:val="42F2BA28"/>
     <w:lvl w:ilvl="0" w:tplc="ECD89E52">
@@ -22887,7 +23113,7 @@
     </w:lvl>
   </w:abstractNum>
   <w:abstractNum w:abstractNumId="46" w15:restartNumberingAfterBreak="0">
-    <w:nsid w:val="02E5662D"/>
+    <w:nsid w:val="01298148"/>
     <w:multiLevelType w:val="hybridMultilevel"/>
     <w:tmpl w:val="6A2454EA"/>
     <w:lvl w:ilvl="0" w:tplc="F4F27232">
@@ -22976,7 +23202,7 @@
     </w:lvl>
   </w:abstractNum>
   <w:abstractNum w:abstractNumId="47" w15:restartNumberingAfterBreak="0">
-    <w:nsid w:val="054078E5"/>
+    <w:nsid w:val="02F2BD35"/>
     <w:multiLevelType w:val="hybridMultilevel"/>
     <w:tmpl w:val="6764E008"/>
     <w:lvl w:ilvl="0" w:tplc="5912675A">
@@ -23065,7 +23291,7 @@
     </w:lvl>
   </w:abstractNum>
   <w:abstractNum w:abstractNumId="48" w15:restartNumberingAfterBreak="0">
-    <w:nsid w:val="04B0E448"/>
+    <w:nsid w:val="0276C4B5"/>
     <w:multiLevelType w:val="hybridMultilevel"/>
     <w:tmpl w:val="15C6B39E"/>
     <w:lvl w:ilvl="0" w:tplc="0B007A58">
@@ -23154,7 +23380,7 @@
     </w:lvl>
   </w:abstractNum>
   <w:abstractNum w:abstractNumId="49" w15:restartNumberingAfterBreak="0">
-    <w:nsid w:val="003E4196"/>
+    <w:nsid w:val="0405E089"/>
     <w:multiLevelType w:val="hybridMultilevel"/>
     <w:tmpl w:val="B466215C"/>
     <w:lvl w:ilvl="0" w:tplc="2B50EB76">
@@ -23243,7 +23469,7 @@
     </w:lvl>
   </w:abstractNum>
   <w:abstractNum w:abstractNumId="50" w15:restartNumberingAfterBreak="0">
-    <w:nsid w:val="05411517"/>
+    <w:nsid w:val="008AF1B5"/>
     <w:multiLevelType w:val="hybridMultilevel"/>
     <w:tmpl w:val="3C72684A"/>
     <w:lvl w:ilvl="0" w:tplc="BF2203FC">
@@ -23332,7 +23558,7 @@
     </w:lvl>
   </w:abstractNum>
   <w:abstractNum w:abstractNumId="51" w15:restartNumberingAfterBreak="0">
-    <w:nsid w:val="02994782"/>
+    <w:nsid w:val="029930FA"/>
     <w:multiLevelType w:val="hybridMultilevel"/>
     <w:tmpl w:val="7AD6FB48"/>
     <w:lvl w:ilvl="0" w:tplc="04070017">
@@ -23421,7 +23647,7 @@
     </w:lvl>
   </w:abstractNum>
   <w:abstractNum w:abstractNumId="52" w15:restartNumberingAfterBreak="0">
-    <w:nsid w:val="044F659C"/>
+    <w:nsid w:val="0061991D"/>
     <w:multiLevelType w:val="hybridMultilevel"/>
     <w:tmpl w:val="14C4E790"/>
     <w:lvl w:ilvl="0" w:tplc="20DE46D6">
@@ -23510,7 +23736,7 @@
     </w:lvl>
   </w:abstractNum>
   <w:abstractNum w:abstractNumId="53" w15:restartNumberingAfterBreak="0">
-    <w:nsid w:val="05D42515"/>
+    <w:nsid w:val="048C3982"/>
     <w:multiLevelType w:val="hybridMultilevel"/>
     <w:tmpl w:val="E7E2523E"/>
     <w:lvl w:ilvl="0" w:tplc="3EE435BC">
@@ -23599,7 +23825,7 @@
     </w:lvl>
   </w:abstractNum>
   <w:abstractNum w:abstractNumId="54" w15:restartNumberingAfterBreak="0">
-    <w:nsid w:val="010B33C5"/>
+    <w:nsid w:val="03B8CD8C"/>
     <w:multiLevelType w:val="hybridMultilevel"/>
     <w:tmpl w:val="CC0C8ECE"/>
     <w:lvl w:ilvl="0" w:tplc="41FCB4FC">
@@ -23688,7 +23914,7 @@
     </w:lvl>
   </w:abstractNum>
   <w:abstractNum w:abstractNumId="55" w15:restartNumberingAfterBreak="0">
-    <w:nsid w:val="042CC314"/>
+    <w:nsid w:val="02ED75A8"/>
     <w:multiLevelType w:val="hybridMultilevel"/>
     <w:tmpl w:val="23C0E7F8"/>
     <w:lvl w:ilvl="0" w:tplc="7156935E">
@@ -23777,7 +24003,7 @@
     </w:lvl>
   </w:abstractNum>
   <w:abstractNum w:abstractNumId="56" w15:restartNumberingAfterBreak="0">
-    <w:nsid w:val="024E990D"/>
+    <w:nsid w:val="005F9EA6"/>
     <w:multiLevelType w:val="hybridMultilevel"/>
     <w:tmpl w:val="C1E61678"/>
     <w:lvl w:ilvl="0" w:tplc="98800712">

--- a/gutachtenvorlagen/Gutachten Muster juristische Person.docx
+++ b/gutachtenvorlagen/Gutachten Muster juristische Person.docx
@@ -26,7 +26,7 @@
         <w:jc w:val="left"/>
       </w:pPr>
       <w:r>
-        <w:t>Amtsgericht Trier</w:t>
+        <w:t>Amtsgericht KI_Gericht_Ort</w:t>
       </w:r>
     </w:p>
     <w:p>
@@ -48,7 +48,7 @@
         <w:jc w:val="left"/>
       </w:pPr>
       <w:r>
-        <w:t>Justizstraße 2-6</w:t>
+        <w:t>KI_Gericht_Adresse</w:t>
       </w:r>
     </w:p>
     <w:p>
@@ -67,19 +67,8 @@
         <w:jc w:val="left"/>
       </w:pPr>
       <w:r>
-        <w:t>54290 Trier</w:t>
-      </w:r>
-      <w:r>
-        <w:t xml:space="preserve"> </w:t>
-      </w:r>
-    </w:p>
-    <w:p>
-      <w:pPr>
-        <w:framePr w:w="5103" w:h="2279" w:hRule="exact" w:wrap="notBeside" w:vAnchor="page" w:hAnchor="page" w:x="1135" w:y="2966" w:anchorLock="1"/>
-        <w:shd w:val="solid" w:color="FFFFFF" w:fill="FFFFFF"/>
-        <w:spacing w:line="240" w:lineRule="auto"/>
-        <w:jc w:val="left"/>
-      </w:pPr>
+        <w:t>KI_Gericht_PLZ_Ort</w:t>
+      </w:r>
     </w:p>
     <w:p>
       <w:pPr>
@@ -222,15 +211,7 @@
           <w:sz w:val="16"/>
           <w:szCs w:val="16"/>
         </w:rPr>
-        <w:t>RA Ingo Grünewald</w:t>
-      </w:r>
-      <w:r>
-        <w:rPr>
-          <w:b/>
-          <w:sz w:val="16"/>
-          <w:szCs w:val="16"/>
-        </w:rPr>
-        <w:t xml:space="preserve"> </w:t>
+        <w:t>KI_Sachbearbeiter_Name</w:t>
       </w:r>
     </w:p>
     <w:p>
@@ -270,15 +251,7 @@
           <w:sz w:val="16"/>
           <w:szCs w:val="16"/>
         </w:rPr>
-        <w:t>0651 / 170 830 - 131</w:t>
-      </w:r>
-      <w:r>
-        <w:rPr>
-          <w:b/>
-          <w:sz w:val="16"/>
-          <w:szCs w:val="16"/>
-        </w:rPr>
-        <w:t xml:space="preserve"> </w:t>
+        <w:t>KI_Sachbearbeiter_Durchwahl</w:t>
       </w:r>
     </w:p>
     <w:p>
@@ -318,15 +291,7 @@
           <w:sz w:val="16"/>
           <w:szCs w:val="16"/>
         </w:rPr>
-        <w:t>0651 / 170 830 - 0</w:t>
-      </w:r>
-      <w:r>
-        <w:rPr>
-          <w:b/>
-          <w:sz w:val="16"/>
-          <w:szCs w:val="16"/>
-        </w:rPr>
-        <w:t xml:space="preserve"> </w:t>
+        <w:t>KI_Standort_Telefon</w:t>
       </w:r>
     </w:p>
     <w:p>
@@ -366,23 +331,7 @@
           <w:sz w:val="16"/>
           <w:szCs w:val="16"/>
         </w:rPr>
-        <w:t>Ingo.Gruenewald</w:t>
-      </w:r>
-      <w:r>
-        <w:rPr>
-          <w:b/>
-          <w:sz w:val="16"/>
-          <w:szCs w:val="16"/>
-        </w:rPr>
-        <w:t>@tbs-insolvenzverwalter.de</w:t>
-      </w:r>
-      <w:r>
-        <w:rPr>
-          <w:b/>
-          <w:sz w:val="16"/>
-          <w:szCs w:val="16"/>
-        </w:rPr>
-        <w:t xml:space="preserve"> </w:t>
+        <w:t>KI_Sachbearbeiter_Email</w:t>
       </w:r>
     </w:p>
     <w:p>
@@ -422,31 +371,7 @@
           <w:sz w:val="16"/>
           <w:szCs w:val="16"/>
         </w:rPr>
-        <w:t>Amtsgericht Trier</w:t>
-      </w:r>
-      <w:r>
-        <w:rPr>
-          <w:b/>
-          <w:sz w:val="16"/>
-          <w:szCs w:val="16"/>
-        </w:rPr>
-        <w:t xml:space="preserve">, Az. </w:t>
-      </w:r>
-      <w:r>
-        <w:rPr>
-          <w:b/>
-          <w:sz w:val="16"/>
-          <w:szCs w:val="16"/>
-        </w:rPr>
-        <w:t>23 IN 156/25</w:t>
-      </w:r>
-      <w:r>
-        <w:rPr>
-          <w:b/>
-          <w:sz w:val="16"/>
-          <w:szCs w:val="16"/>
-        </w:rPr>
-        <w:t xml:space="preserve"> </w:t>
+        <w:t>KI_Mein_Zeichen</w:t>
       </w:r>
     </w:p>
     <w:p>
@@ -476,8 +401,8 @@
         <w:jc w:val="right"/>
         <w:rPr>
           <w:b/>
-          <w:sz w:val="16"/>
-          <w:szCs w:val="16"/>
+          <w:sz w:val="14"/>
+          <w:szCs w:val="14"/>
         </w:rPr>
       </w:pPr>
       <w:r>
@@ -486,21 +411,8 @@
           <w:sz w:val="16"/>
           <w:szCs w:val="16"/>
         </w:rPr>
-        <w:t>23 IN 156/25</w:t>
-      </w:r>
-    </w:p>
-    <w:p>
-      <w:pPr>
-        <w:framePr w:w="4537" w:h="2656" w:hRule="exact" w:wrap="notBeside" w:vAnchor="page" w:hAnchor="page" w:x="6961" w:y="3466"/>
-        <w:shd w:val="solid" w:color="FFFFFF" w:fill="FFFFFF"/>
-        <w:spacing w:line="240" w:lineRule="auto"/>
-        <w:jc w:val="right"/>
-        <w:rPr>
-          <w:b/>
-          <w:sz w:val="14"/>
-          <w:szCs w:val="14"/>
-        </w:rPr>
-      </w:pPr>
+        <w:t>KI_Ihr_Zeichen</w:t>
+      </w:r>
     </w:p>
     <w:p/>
     <w:p/>
@@ -3309,7 +3221,7 @@
           <w:noProof/>
         </w:rPr>
         <w:drawing>
-          <wp:anchor distT="0" distB="0" distL="114300" distR="114300" simplePos="0" relativeHeight="251661312" behindDoc="0" locked="1" layoutInCell="1" allowOverlap="1" wp14:anchorId="6AABFA21" wp14:editId="704B870A">
+          <wp:anchor distT="0" distB="0" distL="114300" distR="114300" simplePos="0" relativeHeight="251661312" behindDoc="0" locked="1" layoutInCell="1" allowOverlap="1" wp14:anchorId="6AABFA21" wp14:editId="28F68B56">
             <wp:simplePos x="0" y="0"/>
             <wp:positionH relativeFrom="column">
               <wp:posOffset>5670550</wp:posOffset>
@@ -3442,32 +3354,10 @@
       </w:pPr>
     </w:p>
     <w:p>
-      <w:pPr>
-        <w:jc w:val="left"/>
-      </w:pPr>
-      <w:r>
-        <w:t>Trier</w:t>
-      </w:r>
-      <w:r>
-        <w:t xml:space="preserve">, den </w:t>
-      </w:r>
-      <w:r>
-        <w:t>1</w:t>
-      </w:r>
-      <w:r>
-        <w:t>4</w:t>
-      </w:r>
-      <w:r>
-        <w:t>.0</w:t>
-      </w:r>
-      <w:r>
-        <w:t>4</w:t>
-      </w:r>
-      <w:r>
-        <w:t>.2026</w:t>
-      </w:r>
-    </w:p>
-    <w:p/>
+      <w:r>
+        <w:t>KI_Briefkopf_Ort, den KI_Briefkopf_Datum</w:t>
+      </w:r>
+    </w:p>
     <w:p/>
     <w:p>
       <w:pPr>
@@ -3496,10 +3386,7 @@
         <w:t xml:space="preserve">in dem Insolvenzantragsverfahren über das Vermögen </w:t>
       </w:r>
       <w:r>
-        <w:t>des</w:t>
-      </w:r>
-      <w:r>
-        <w:t xml:space="preserve"> </w:t>
+        <w:t>KI_Schuldner_des_der</w:t>
       </w:r>
     </w:p>
     <w:p/>
@@ -3514,31 +3401,49 @@
         <w:rPr>
           <w:b/>
         </w:rPr>
-        <w:t>"</w:t>
-      </w:r>
-      <w:r>
+        <w:t>KI_Schuldner_Firma</w:t>
+      </w:r>
+    </w:p>
+    <w:p>
+      <w:pPr>
+        <w:jc w:val="center"/>
         <w:rPr>
           <w:b/>
         </w:rPr>
-        <w:t>freiRaum3</w:t>
-      </w:r>
+      </w:pPr>
       <w:r>
         <w:rPr>
           <w:b/>
         </w:rPr>
-        <w:t>" Südlingen 12 GmbH</w:t>
-      </w:r>
-      <w:r>
+        <w:t>KI_Schuldner_Betriebsstaette</w:t>
+      </w:r>
+    </w:p>
+    <w:p>
+      <w:pPr>
+        <w:jc w:val="center"/>
         <w:rPr>
           <w:b/>
         </w:rPr>
-        <w:t xml:space="preserve"> </w:t>
-      </w:r>
+      </w:pPr>
     </w:p>
     <w:p>
       <w:pPr>
         <w:jc w:val="center"/>
         <w:rPr>
+          <w:bCs/>
+        </w:rPr>
+      </w:pPr>
+      <w:r>
+        <w:rPr>
+          <w:bCs/>
+        </w:rPr>
+        <w:t>vertreten durch</w:t>
+      </w:r>
+    </w:p>
+    <w:p>
+      <w:pPr>
+        <w:jc w:val="center"/>
+        <w:rPr>
           <w:b/>
         </w:rPr>
       </w:pPr>
@@ -3546,233 +3451,41 @@
         <w:rPr>
           <w:b/>
         </w:rPr>
-        <w:t>Bahnhofstraße 16-18, 67742 Lauterecken</w:t>
-      </w:r>
-      <w:r>
-        <w:rPr>
-          <w:b/>
-        </w:rPr>
-        <w:t xml:space="preserve"> </w:t>
+        <w:t xml:space="preserve">KI_SCHULDNER_GESCHAEFTSFUEHRER </w:t>
       </w:r>
     </w:p>
     <w:p>
       <w:pPr>
         <w:jc w:val="center"/>
-        <w:rPr>
-          <w:b/>
-        </w:rPr>
-      </w:pPr>
-    </w:p>
-    <w:p>
-      <w:pPr>
-        <w:jc w:val="center"/>
-      </w:pPr>
-      <w:r>
-        <w:t>vertreten durch</w:t>
-      </w:r>
-    </w:p>
-    <w:p>
-      <w:pPr>
-        <w:jc w:val="center"/>
-        <w:rPr>
-          <w:b/>
-        </w:rPr>
-      </w:pPr>
-    </w:p>
-    <w:p>
-      <w:pPr>
-        <w:jc w:val="center"/>
-        <w:rPr>
-          <w:b/>
-        </w:rPr>
-      </w:pPr>
-      <w:r>
-        <w:rPr>
-          <w:b/>
-        </w:rPr>
-        <w:t>den Geschäftsführer</w:t>
-      </w:r>
-    </w:p>
-    <w:p>
-      <w:pPr>
-        <w:jc w:val="center"/>
-        <w:rPr>
-          <w:b/>
-        </w:rPr>
-      </w:pPr>
-      <w:r>
-        <w:rPr>
-          <w:b/>
-        </w:rPr>
-        <w:t>Sven Heinrich Kehrein-Seckler</w:t>
-      </w:r>
-      <w:r>
-        <w:rPr>
-          <w:b/>
-        </w:rPr>
-        <w:t xml:space="preserve"> </w:t>
-      </w:r>
-    </w:p>
-    <w:p>
-      <w:pPr>
-        <w:jc w:val="center"/>
-      </w:pPr>
-      <w:r>
-        <w:rPr>
-          <w:b/>
-        </w:rPr>
-        <w:t>Am Brückenberg 4, 67744 Lohnweiler</w:t>
+      </w:pPr>
+      <w:r>
+        <w:t>- nachfolgend „Antragsgegnerin“ -</w:t>
       </w:r>
     </w:p>
     <w:p/>
     <w:p/>
-    <w:p/>
-    <w:p/>
-    <w:p/>
-    <w:p/>
     <w:p>
       <w:pPr>
         <w:jc w:val="center"/>
-        <w:rPr>
-          <w:b/>
-        </w:rPr>
-      </w:pPr>
-      <w:r>
-        <w:rPr>
-          <w:b/>
-        </w:rPr>
-        <w:t>Gutachten</w:t>
-      </w:r>
-    </w:p>
-    <w:p/>
+      </w:pPr>
+      <w:r>
+        <w:t xml:space="preserve">Amtsgericht </w:t>
+      </w:r>
+      <w:bookmarkStart w:id="10" w:name="KI_Gericht_Ort"/>
+      <w:r>
+        <w:t>KI_Gericht_Ort</w:t>
+      </w:r>
+      <w:bookmarkEnd w:id="10"/>
+      <w:r>
+        <w:t xml:space="preserve"> </w:t>
+      </w:r>
+    </w:p>
     <w:p>
       <w:pPr>
         <w:jc w:val="center"/>
       </w:pPr>
       <w:r>
-        <w:t>in dem Insolvenzantragsverfahren über das Vermögen KI_Schuldner_des_der</w:t>
-      </w:r>
-    </w:p>
-    <w:p/>
-    <w:p>
-      <w:pPr>
-        <w:jc w:val="center"/>
-        <w:rPr>
-          <w:b/>
-        </w:rPr>
-      </w:pPr>
-      <w:r>
-        <w:rPr>
-          <w:b/>
-          <w:highlight w:val="yellow"/>
-        </w:rPr>
-        <w:t>KI_Schuldner_Firma</w:t>
-      </w:r>
-    </w:p>
-    <w:p>
-      <w:pPr>
-        <w:jc w:val="center"/>
-        <w:rPr>
-          <w:b/>
-        </w:rPr>
-      </w:pPr>
-      <w:r>
-        <w:rPr>
-          <w:b/>
-        </w:rPr>
-        <w:t>KI_Schuldner_Betriebsstaette</w:t>
-      </w:r>
-    </w:p>
-    <w:p>
-      <w:pPr>
-        <w:jc w:val="center"/>
-        <w:rPr>
-          <w:b/>
-        </w:rPr>
-      </w:pPr>
-    </w:p>
-    <w:p>
-      <w:pPr>
-        <w:jc w:val="center"/>
-        <w:rPr>
-          <w:b/>
-        </w:rPr>
-      </w:pPr>
-      <w:r>
-        <w:rPr>
-          <w:b/>
-        </w:rPr>
-        <w:t>vertreten durch</w:t>
-      </w:r>
-    </w:p>
-    <w:p>
-      <w:pPr>
-        <w:jc w:val="center"/>
-        <w:rPr>
-          <w:b/>
-        </w:rPr>
-      </w:pPr>
-      <w:bookmarkStart w:id="20" w:name="KI_SCHULDNER_GESCHAEFTSFUEHRER"/>
-      <w:r>
-        <w:rPr>
-          <w:b/>
-        </w:rPr>
-        <w:t>KI_SCHULDNER_GESCHAEFTSFUEHRER</w:t>
-      </w:r>
-      <w:bookmarkEnd w:id="20"/>
-      <w:r>
-        <w:rPr>
-          <w:b/>
-        </w:rPr>
-        <w:t xml:space="preserve"> </w:t>
-      </w:r>
-    </w:p>
-    <w:p>
-      <w:r>
-        <w:t>(Geschäftsführer)</w:t>
-      </w:r>
-    </w:p>
-    <w:p>
-      <w:r>
-        <w:t>- nachfolgend „Antragsgegnerin“ -</w:t>
-      </w:r>
-    </w:p>
-    <w:p/>
-    <w:p/>
-    <w:p/>
-    <w:p/>
-    <w:p/>
-    <w:p/>
-    <w:p/>
-    <w:p/>
-    <w:p/>
-    <w:p>
-      <w:pPr>
-        <w:jc w:val="center"/>
-      </w:pPr>
-      <w:r>
-        <w:t xml:space="preserve">Amtsgericht </w:t>
-      </w:r>
-      <w:bookmarkStart w:id="21" w:name="KI_Gericht_Ort"/>
-      <w:r>
-        <w:t>KI_Gericht_Ort</w:t>
-      </w:r>
-      <w:bookmarkEnd w:id="21"/>
-      <w:r>
-        <w:t xml:space="preserve"> </w:t>
-      </w:r>
-    </w:p>
-    <w:p>
-      <w:pPr>
-        <w:jc w:val="center"/>
-        <w:rPr>
-          <w:highlight w:val="yellow"/>
-        </w:rPr>
-      </w:pPr>
-      <w:r>
-        <w:rPr>
-          <w:highlight w:val="yellow"/>
-        </w:rPr>
+        <w:lastRenderedPageBreak/>
         <w:t>-KI_Akte_GerichtAZ-</w:t>
       </w:r>
     </w:p>
@@ -3813,7 +3526,7 @@
           <w:lang w:eastAsia="de-DE"/>
         </w:rPr>
         <w:lastRenderedPageBreak/>
-        <w:t>vorg</w:t>
+        <w:t xml:space="preserve">vorgelegt vom Sachverständigen: </w:t>
       </w:r>
       <w:r>
         <w:rPr>
@@ -3822,8 +3535,10 @@
           <w:color w:val="000000"/>
           <w:lang w:eastAsia="de-DE"/>
         </w:rPr>
-        <w:t xml:space="preserve">elegt vom Sachverständigen: </w:t>
-      </w:r>
+        <w:tab/>
+        <w:t xml:space="preserve">RA </w:t>
+      </w:r>
+      <w:bookmarkStart w:id="11" w:name="KI_Verwalter_Name"/>
       <w:r>
         <w:rPr>
           <w:rFonts w:eastAsia="Times New Roman" w:cs="Arial"/>
@@ -3831,20 +3546,9 @@
           <w:color w:val="000000"/>
           <w:lang w:eastAsia="de-DE"/>
         </w:rPr>
-        <w:tab/>
-        <w:t xml:space="preserve">RA </w:t>
-      </w:r>
-      <w:bookmarkStart w:id="22" w:name="KI_Verwalter_Name"/>
-      <w:r>
-        <w:rPr>
-          <w:rFonts w:eastAsia="Times New Roman" w:cs="Arial"/>
-          <w:b/>
-          <w:color w:val="000000"/>
-          <w:lang w:eastAsia="de-DE"/>
-        </w:rPr>
         <w:t>KI_Verwalter_Name</w:t>
       </w:r>
-      <w:bookmarkEnd w:id="22"/>
+      <w:bookmarkEnd w:id="11"/>
       <w:r>
         <w:rPr>
           <w:rFonts w:eastAsia="Times New Roman" w:cs="Arial"/>
@@ -3869,6 +3573,15 @@
           <w:lang w:eastAsia="de-DE"/>
         </w:rPr>
       </w:pPr>
+      <w:r>
+        <w:rPr>
+          <w:rFonts w:eastAsia="Times New Roman" w:cs="Arial"/>
+          <w:color w:val="000000"/>
+          <w:lang w:eastAsia="de-DE"/>
+        </w:rPr>
+        <w:tab/>
+        <w:t>KI_Verwalter_Titel</w:t>
+      </w:r>
     </w:p>
     <w:p>
       <w:pPr>
@@ -3881,7 +3594,6 @@
         <w:rPr>
           <w:rFonts w:eastAsia="Times New Roman" w:cs="Arial"/>
           <w:color w:val="000000"/>
-          <w:highlight w:val="yellow"/>
           <w:lang w:eastAsia="de-DE"/>
         </w:rPr>
       </w:pPr>
@@ -3907,41 +3619,17 @@
           <w:lang w:eastAsia="de-DE"/>
         </w:rPr>
         <w:tab/>
-        <w:t>KI_Verwalter_Titel</w:t>
-      </w:r>
-    </w:p>
-    <w:p>
-      <w:pPr>
-        <w:tabs>
-          <w:tab w:val="left" w:pos="3969"/>
-        </w:tabs>
-        <w:autoSpaceDE w:val="0"/>
-        <w:adjustRightInd w:val="0"/>
-        <w:jc w:val="left"/>
+      </w:r>
+      <w:bookmarkStart w:id="12" w:name="KI_Verwalter_Adr"/>
+      <w:r>
         <w:rPr>
           <w:rFonts w:eastAsia="Times New Roman" w:cs="Arial"/>
           <w:color w:val="000000"/>
           <w:lang w:eastAsia="de-DE"/>
         </w:rPr>
-      </w:pPr>
-      <w:r>
-        <w:rPr>
-          <w:rFonts w:eastAsia="Times New Roman" w:cs="Arial"/>
-          <w:color w:val="000000"/>
-          <w:lang w:eastAsia="de-DE"/>
-        </w:rPr>
-        <w:tab/>
-      </w:r>
-      <w:bookmarkStart w:id="23" w:name="KI_Verwalter_Adr"/>
-      <w:r>
-        <w:rPr>
-          <w:rFonts w:eastAsia="Times New Roman" w:cs="Arial"/>
-          <w:color w:val="000000"/>
-          <w:lang w:eastAsia="de-DE"/>
-        </w:rPr>
         <w:t>KI_Verwalter_Adr</w:t>
       </w:r>
-      <w:bookmarkEnd w:id="23"/>
+      <w:bookmarkEnd w:id="12"/>
       <w:r>
         <w:rPr>
           <w:rFonts w:eastAsia="Times New Roman" w:cs="Arial"/>
@@ -3979,7 +3667,7 @@
           <w:noProof/>
           <w:lang w:eastAsia="de-DE"/>
         </w:rPr>
-        <w:pict w14:anchorId="675F8E78">
+        <w:pict w14:anchorId="3E3D1585">
           <v:shapetype id="_x0000_t75" coordsize="21600,21600" o:spt="75" o:preferrelative="t" path="m@4@5l@4@11@9@11@9@5xe" filled="f" stroked="f">
             <v:stroke joinstyle="miter"/>
             <v:formulas>
@@ -3999,7 +3687,7 @@
             <v:path o:extrusionok="f" gradientshapeok="t" o:connecttype="rect"/>
             <o:lock v:ext="edit" aspectratio="t"/>
           </v:shapetype>
-          <v:shape id="_x0000_i1025" type="#_x0000_t75" alt="" style="width:116.05pt;height:81.6pt;mso-width-percent:0;mso-height-percent:0;mso-width-percent:0;mso-height-percent:0">
+          <v:shape id="_x0000_i1025" type="#_x0000_t75" alt="" style="width:115.85pt;height:81.95pt;mso-width-percent:0;mso-height-percent:0;mso-width-percent:0;mso-height-percent:0">
             <v:imagedata r:id="rId10" o:title="Logo_Schmidt_180x180px" croptop="8033f" cropbottom="11416f"/>
           </v:shape>
         </w:pict>
@@ -4032,7 +3720,7 @@
           <w:b/>
           <w:lang w:eastAsia="de-DE"/>
         </w:rPr>
-        <w:t xml:space="preserve">             </w:t>
+        <w:t xml:space="preserve">                          Insolvenzgericht: </w:t>
       </w:r>
       <w:r>
         <w:rPr>
@@ -4040,39 +3728,43 @@
           <w:b/>
           <w:lang w:eastAsia="de-DE"/>
         </w:rPr>
-        <w:t xml:space="preserve">             Insolvenzgericht: </w:t>
-      </w:r>
-      <w:r>
+        <w:tab/>
+      </w:r>
+      <w:r>
+        <w:rPr>
+          <w:rFonts w:eastAsia="Times New Roman" w:cs="Arial"/>
+          <w:lang w:eastAsia="de-DE"/>
+        </w:rPr>
+        <w:t xml:space="preserve">Amtsgericht </w:t>
+      </w:r>
+      <w:bookmarkStart w:id="13" w:name="KI_Gericht_Ort_002"/>
+      <w:r>
+        <w:rPr>
+          <w:rFonts w:eastAsia="Times New Roman" w:cs="Arial"/>
+          <w:lang w:eastAsia="de-DE"/>
+        </w:rPr>
+        <w:t>KI_Gericht_Ort</w:t>
+      </w:r>
+      <w:bookmarkEnd w:id="13"/>
+      <w:r>
+        <w:rPr>
+          <w:rFonts w:eastAsia="Times New Roman" w:cs="Arial"/>
+          <w:lang w:eastAsia="de-DE"/>
+        </w:rPr>
+        <w:t xml:space="preserve"> </w:t>
+      </w:r>
+    </w:p>
+    <w:p>
+      <w:pPr>
+        <w:tabs>
+          <w:tab w:val="left" w:pos="3969"/>
+        </w:tabs>
         <w:rPr>
           <w:rFonts w:eastAsia="Times New Roman" w:cs="Arial"/>
           <w:b/>
           <w:lang w:eastAsia="de-DE"/>
         </w:rPr>
-        <w:tab/>
-      </w:r>
-      <w:r>
-        <w:rPr>
-          <w:rFonts w:eastAsia="Times New Roman" w:cs="Arial"/>
-          <w:lang w:eastAsia="de-DE"/>
-        </w:rPr>
-        <w:t xml:space="preserve">Amtsgericht </w:t>
-      </w:r>
-      <w:bookmarkStart w:id="24" w:name="KI_Gericht_Ort_002"/>
-      <w:r>
-        <w:rPr>
-          <w:rFonts w:eastAsia="Times New Roman" w:cs="Arial"/>
-          <w:lang w:eastAsia="de-DE"/>
-        </w:rPr>
-        <w:t>KI_Gericht_Ort</w:t>
-      </w:r>
-      <w:bookmarkEnd w:id="24"/>
-      <w:r>
-        <w:rPr>
-          <w:rFonts w:eastAsia="Times New Roman" w:cs="Arial"/>
-          <w:lang w:eastAsia="de-DE"/>
-        </w:rPr>
-        <w:t xml:space="preserve"> </w:t>
-      </w:r>
+      </w:pPr>
     </w:p>
     <w:p>
       <w:pPr>
@@ -4081,18 +3773,6 @@
         </w:tabs>
         <w:rPr>
           <w:rFonts w:eastAsia="Times New Roman" w:cs="Arial"/>
-          <w:b/>
-          <w:lang w:eastAsia="de-DE"/>
-        </w:rPr>
-      </w:pPr>
-    </w:p>
-    <w:p>
-      <w:pPr>
-        <w:tabs>
-          <w:tab w:val="left" w:pos="3969"/>
-        </w:tabs>
-        <w:rPr>
-          <w:rFonts w:eastAsia="Times New Roman" w:cs="Arial"/>
           <w:lang w:eastAsia="de-DE"/>
         </w:rPr>
       </w:pPr>
@@ -4112,7 +3792,7 @@
         </w:rPr>
         <w:tab/>
       </w:r>
-      <w:bookmarkStart w:id="25" w:name="KI_Akte_GerichtAZ_002"/>
+      <w:bookmarkStart w:id="14" w:name="KI_Akte_GerichtAZ_002"/>
       <w:r>
         <w:rPr>
           <w:rFonts w:eastAsia="Times New Roman" w:cs="Arial"/>
@@ -4121,22 +3801,14 @@
         </w:rPr>
         <w:t>KI_Akte_GerichtAZ</w:t>
       </w:r>
-      <w:bookmarkEnd w:id="25"/>
+      <w:bookmarkEnd w:id="14"/>
       <w:r>
         <w:rPr>
           <w:rFonts w:eastAsia="Times New Roman" w:cs="Arial"/>
           <w:b/>
           <w:lang w:eastAsia="de-DE"/>
         </w:rPr>
-        <w:t xml:space="preserve"> </w:t>
-      </w:r>
-      <w:r>
-        <w:rPr>
-          <w:rFonts w:eastAsia="Times New Roman" w:cs="Arial"/>
-          <w:b/>
-          <w:lang w:eastAsia="de-DE"/>
-        </w:rPr>
-        <w:t xml:space="preserve"> </w:t>
+        <w:t xml:space="preserve">  </w:t>
       </w:r>
     </w:p>
     <w:p>
@@ -9814,9 +9486,9 @@
           <w:szCs w:val="22"/>
         </w:rPr>
       </w:pPr>
-      <w:bookmarkStart w:id="26" w:name="_Toc3475016"/>
-      <w:bookmarkStart w:id="27" w:name="_Toc134620874"/>
-      <w:bookmarkStart w:id="28" w:name="_Toc202967537"/>
+      <w:bookmarkStart w:id="15" w:name="_Toc3475016"/>
+      <w:bookmarkStart w:id="16" w:name="_Toc134620874"/>
+      <w:bookmarkStart w:id="17" w:name="_Toc202967537"/>
       <w:r>
         <w:rPr>
           <w:szCs w:val="22"/>
@@ -9824,9 +9496,9 @@
         <w:lastRenderedPageBreak/>
         <w:t>Gutachtenauftrag und Grundlagen für das Gutachten</w:t>
       </w:r>
-      <w:bookmarkEnd w:id="26"/>
-      <w:bookmarkEnd w:id="27"/>
-      <w:bookmarkEnd w:id="28"/>
+      <w:bookmarkEnd w:id="15"/>
+      <w:bookmarkEnd w:id="16"/>
+      <w:bookmarkEnd w:id="17"/>
     </w:p>
     <w:p/>
     <w:p/>
@@ -9841,16 +9513,16 @@
           <w:szCs w:val="22"/>
         </w:rPr>
       </w:pPr>
-      <w:bookmarkStart w:id="29" w:name="_Toc134620875"/>
-      <w:bookmarkStart w:id="30" w:name="_Toc202967538"/>
+      <w:bookmarkStart w:id="18" w:name="_Toc134620875"/>
+      <w:bookmarkStart w:id="19" w:name="_Toc202967538"/>
       <w:r>
         <w:rPr>
           <w:szCs w:val="22"/>
         </w:rPr>
         <w:t>Auftrag</w:t>
       </w:r>
-      <w:bookmarkEnd w:id="29"/>
-      <w:bookmarkEnd w:id="30"/>
+      <w:bookmarkEnd w:id="18"/>
+      <w:bookmarkEnd w:id="19"/>
     </w:p>
     <w:p/>
     <w:p>
@@ -10091,16 +9763,16 @@
           <w:szCs w:val="22"/>
         </w:rPr>
       </w:pPr>
-      <w:bookmarkStart w:id="31" w:name="_Toc134620876"/>
-      <w:bookmarkStart w:id="32" w:name="_Toc202967539"/>
+      <w:bookmarkStart w:id="20" w:name="_Toc134620876"/>
+      <w:bookmarkStart w:id="21" w:name="_Toc202967539"/>
       <w:r>
         <w:rPr>
           <w:szCs w:val="22"/>
         </w:rPr>
         <w:t>Grundlagen</w:t>
       </w:r>
-      <w:bookmarkEnd w:id="31"/>
-      <w:bookmarkEnd w:id="32"/>
+      <w:bookmarkEnd w:id="20"/>
+      <w:bookmarkEnd w:id="21"/>
     </w:p>
     <w:p/>
     <w:p>
@@ -10129,16 +9801,16 @@
           <w:szCs w:val="22"/>
         </w:rPr>
       </w:pPr>
-      <w:bookmarkStart w:id="33" w:name="_Toc134620877"/>
-      <w:bookmarkStart w:id="34" w:name="_Toc202967540"/>
+      <w:bookmarkStart w:id="22" w:name="_Toc134620877"/>
+      <w:bookmarkStart w:id="23" w:name="_Toc202967540"/>
       <w:r>
         <w:rPr>
           <w:szCs w:val="22"/>
         </w:rPr>
         <w:t>Unterlagen</w:t>
       </w:r>
-      <w:bookmarkEnd w:id="33"/>
-      <w:bookmarkEnd w:id="34"/>
+      <w:bookmarkEnd w:id="22"/>
+      <w:bookmarkEnd w:id="23"/>
     </w:p>
     <w:p>
       <w:pPr>
@@ -10221,16 +9893,16 @@
           <w:szCs w:val="22"/>
         </w:rPr>
       </w:pPr>
-      <w:bookmarkStart w:id="35" w:name="_Toc134620878"/>
-      <w:bookmarkStart w:id="36" w:name="_Toc202967541"/>
+      <w:bookmarkStart w:id="24" w:name="_Toc134620878"/>
+      <w:bookmarkStart w:id="25" w:name="_Toc202967541"/>
       <w:r>
         <w:rPr>
           <w:szCs w:val="22"/>
         </w:rPr>
         <w:t>Auskunftspersonen</w:t>
       </w:r>
-      <w:bookmarkEnd w:id="35"/>
-      <w:bookmarkEnd w:id="36"/>
+      <w:bookmarkEnd w:id="24"/>
+      <w:bookmarkEnd w:id="25"/>
     </w:p>
     <w:p>
       <w:pPr>
@@ -10273,22 +9945,22 @@
           <w:szCs w:val="22"/>
         </w:rPr>
       </w:pPr>
-      <w:bookmarkStart w:id="37" w:name="_Toc134620879"/>
-      <w:bookmarkStart w:id="38" w:name="_Toc202967542"/>
+      <w:bookmarkStart w:id="26" w:name="_Toc134620879"/>
+      <w:bookmarkStart w:id="27" w:name="_Toc202967542"/>
       <w:r>
         <w:rPr>
           <w:szCs w:val="22"/>
         </w:rPr>
         <w:t>Erklärung gem. § 4 der Berufsgrundsätze der Insolvenzverwalter des Verbandes der Insolvenzverwalter Deutschlands e.V. (VID)</w:t>
       </w:r>
-      <w:bookmarkEnd w:id="37"/>
+      <w:bookmarkEnd w:id="26"/>
       <w:r>
         <w:rPr>
           <w:szCs w:val="22"/>
         </w:rPr>
         <w:t xml:space="preserve"> zur Unabhängigkeit und den geforderten Qualitätsstandards</w:t>
       </w:r>
-      <w:bookmarkEnd w:id="38"/>
+      <w:bookmarkEnd w:id="27"/>
     </w:p>
     <w:p>
       <w:pPr>
@@ -10338,7 +10010,7 @@
       <w:pPr>
         <w:ind w:left="709"/>
       </w:pPr>
-      <w:bookmarkStart w:id="39" w:name="_Hlk88471580"/>
+      <w:bookmarkStart w:id="28" w:name="_Hlk88471580"/>
       <w:r>
         <w:rPr>
           <w:highlight w:val="yellow"/>
@@ -10352,11 +10024,11 @@
         <w:lastRenderedPageBreak/>
         <w:t>verpflichtete geschäftskundige Wahrer der Interessen aller im Insolvenzverfahren Beteiligten. Die erforderliche Unabhängigkeit des Unterzeichners und der geforderte Qualitätsstandard sind durch die Zertifizierung nach ISO 9001:2015 und GOI (Grundsätze ordnungsgemäßer Insolvenzverwaltung nach VID) gegeben. Die Zertifizierung wurde zuletzt am 15.07.2025 erneuert.</w:t>
       </w:r>
-      <w:bookmarkStart w:id="40" w:name="KI_Verwalter_des_der_002"/>
-      <w:bookmarkStart w:id="41" w:name="KI_Verwalter_Unterzeichner_Genitiv_002"/>
-      <w:bookmarkEnd w:id="39"/>
-      <w:bookmarkEnd w:id="40"/>
-      <w:bookmarkEnd w:id="41"/>
+      <w:bookmarkStart w:id="29" w:name="KI_Verwalter_des_der_002"/>
+      <w:bookmarkStart w:id="30" w:name="KI_Verwalter_Unterzeichner_Genitiv_002"/>
+      <w:bookmarkEnd w:id="28"/>
+      <w:bookmarkEnd w:id="29"/>
+      <w:bookmarkEnd w:id="30"/>
     </w:p>
     <w:p>
       <w:pPr>
@@ -10379,18 +10051,18 @@
           <w:szCs w:val="22"/>
         </w:rPr>
       </w:pPr>
-      <w:bookmarkStart w:id="42" w:name="_Toc3475017"/>
-      <w:bookmarkStart w:id="43" w:name="_Toc134620880"/>
-      <w:bookmarkStart w:id="44" w:name="_Toc202967543"/>
+      <w:bookmarkStart w:id="31" w:name="_Toc3475017"/>
+      <w:bookmarkStart w:id="32" w:name="_Toc134620880"/>
+      <w:bookmarkStart w:id="33" w:name="_Toc202967543"/>
       <w:r>
         <w:rPr>
           <w:szCs w:val="22"/>
         </w:rPr>
         <w:t>Allgemeine Angaben</w:t>
       </w:r>
-      <w:bookmarkEnd w:id="42"/>
-      <w:bookmarkEnd w:id="43"/>
-      <w:bookmarkEnd w:id="44"/>
+      <w:bookmarkEnd w:id="31"/>
+      <w:bookmarkEnd w:id="32"/>
+      <w:bookmarkEnd w:id="33"/>
     </w:p>
     <w:p>
       <w:pPr>
@@ -10413,9 +10085,9 @@
           <w:szCs w:val="22"/>
         </w:rPr>
       </w:pPr>
-      <w:bookmarkStart w:id="45" w:name="_Toc3475018"/>
-      <w:bookmarkStart w:id="46" w:name="_Toc134620881"/>
-      <w:bookmarkStart w:id="47" w:name="_Toc202967544"/>
+      <w:bookmarkStart w:id="34" w:name="_Toc3475018"/>
+      <w:bookmarkStart w:id="35" w:name="_Toc134620881"/>
+      <w:bookmarkStart w:id="36" w:name="_Toc202967544"/>
       <w:r>
         <w:rPr>
           <w:szCs w:val="22"/>
@@ -10423,29 +10095,22 @@
         </w:rPr>
         <w:t>Angaben zur Schuldner</w:t>
       </w:r>
-      <w:bookmarkEnd w:id="45"/>
+      <w:bookmarkEnd w:id="34"/>
       <w:r>
         <w:rPr>
           <w:szCs w:val="22"/>
           <w:highlight w:val="yellow"/>
         </w:rPr>
-        <w:t>in</w:t>
+        <w:t>in/zum Schuldner</w:t>
       </w:r>
       <w:r>
         <w:rPr>
           <w:szCs w:val="22"/>
-          <w:highlight w:val="yellow"/>
-        </w:rPr>
-        <w:t>/zum Schuldner</w:t>
-      </w:r>
-      <w:r>
-        <w:rPr>
-          <w:szCs w:val="22"/>
         </w:rPr>
         <w:t xml:space="preserve"> / Statistische Angaben</w:t>
       </w:r>
-      <w:bookmarkEnd w:id="46"/>
-      <w:bookmarkEnd w:id="47"/>
+      <w:bookmarkEnd w:id="35"/>
+      <w:bookmarkEnd w:id="36"/>
     </w:p>
     <w:p>
       <w:pPr>
@@ -10463,16 +10128,16 @@
           <w:szCs w:val="22"/>
         </w:rPr>
       </w:pPr>
-      <w:bookmarkStart w:id="48" w:name="_Toc134620882"/>
-      <w:bookmarkStart w:id="49" w:name="_Toc202967545"/>
+      <w:bookmarkStart w:id="37" w:name="_Toc134620882"/>
+      <w:bookmarkStart w:id="38" w:name="_Toc202967545"/>
       <w:r>
         <w:rPr>
           <w:szCs w:val="22"/>
         </w:rPr>
         <w:t>Statistische Angaben</w:t>
       </w:r>
-      <w:bookmarkEnd w:id="48"/>
-      <w:bookmarkEnd w:id="49"/>
+      <w:bookmarkEnd w:id="37"/>
+      <w:bookmarkEnd w:id="38"/>
     </w:p>
     <w:p>
       <w:pPr>
@@ -10772,14 +10437,7 @@
                 <w:sz w:val="18"/>
                 <w:szCs w:val="18"/>
               </w:rPr>
-              <w:t xml:space="preserve">KI_Forderungen_Gesamt KI_Forderungen_Gesichert </w:t>
-            </w:r>
-            <w:r>
-              <w:rPr>
-                <w:sz w:val="18"/>
-                <w:szCs w:val="18"/>
-              </w:rPr>
-              <w:t>[[SLOT_013: Nachrangige Forderungen]]</w:t>
+              <w:t>KI_Forderungen_Gesamt KI_Forderungen_Gesichert [[SLOT_013: Nachrangige Forderungen]]</w:t>
             </w:r>
           </w:p>
         </w:tc>
@@ -11198,16 +10856,16 @@
           <w:szCs w:val="22"/>
         </w:rPr>
       </w:pPr>
-      <w:bookmarkStart w:id="50" w:name="_Toc134620899"/>
-      <w:bookmarkStart w:id="51" w:name="_Toc202967546"/>
+      <w:bookmarkStart w:id="39" w:name="_Toc134620899"/>
+      <w:bookmarkStart w:id="40" w:name="_Toc202967546"/>
       <w:r>
         <w:rPr>
           <w:szCs w:val="22"/>
         </w:rPr>
         <w:t>Gesellschaftsrechtliche Angaben</w:t>
       </w:r>
-      <w:bookmarkEnd w:id="50"/>
-      <w:bookmarkEnd w:id="51"/>
+      <w:bookmarkEnd w:id="39"/>
+      <w:bookmarkEnd w:id="40"/>
     </w:p>
     <w:p>
       <w:pPr>
@@ -11610,16 +11268,16 @@
           <w:szCs w:val="22"/>
         </w:rPr>
       </w:pPr>
-      <w:bookmarkStart w:id="52" w:name="_Toc134620909"/>
-      <w:bookmarkStart w:id="53" w:name="_Toc202967547"/>
+      <w:bookmarkStart w:id="41" w:name="_Toc134620909"/>
+      <w:bookmarkStart w:id="42" w:name="_Toc202967547"/>
       <w:r>
         <w:rPr>
           <w:szCs w:val="22"/>
         </w:rPr>
         <w:t>Steuerrechtliche Angaben</w:t>
       </w:r>
-      <w:bookmarkEnd w:id="52"/>
-      <w:bookmarkEnd w:id="53"/>
+      <w:bookmarkEnd w:id="41"/>
+      <w:bookmarkEnd w:id="42"/>
     </w:p>
     <w:p/>
     <w:tbl>
@@ -11840,8 +11498,8 @@
           <w:szCs w:val="22"/>
         </w:rPr>
       </w:pPr>
-      <w:bookmarkStart w:id="54" w:name="_Toc134620916"/>
-      <w:bookmarkStart w:id="55" w:name="_Toc202967548"/>
+      <w:bookmarkStart w:id="43" w:name="_Toc134620916"/>
+      <w:bookmarkStart w:id="44" w:name="_Toc202967548"/>
       <w:r>
         <w:rPr>
           <w:szCs w:val="22"/>
@@ -11849,8 +11507,8 @@
         <w:lastRenderedPageBreak/>
         <w:t>Sonstige Angaben</w:t>
       </w:r>
-      <w:bookmarkEnd w:id="54"/>
-      <w:bookmarkEnd w:id="55"/>
+      <w:bookmarkEnd w:id="43"/>
+      <w:bookmarkEnd w:id="44"/>
     </w:p>
     <w:p>
       <w:pPr>
@@ -12347,18 +12005,18 @@
           <w:szCs w:val="22"/>
         </w:rPr>
       </w:pPr>
-      <w:bookmarkStart w:id="56" w:name="_Toc3475020"/>
-      <w:bookmarkStart w:id="57" w:name="_Toc134620928"/>
-      <w:bookmarkStart w:id="58" w:name="_Toc202967549"/>
+      <w:bookmarkStart w:id="45" w:name="_Toc3475020"/>
+      <w:bookmarkStart w:id="46" w:name="_Toc134620928"/>
+      <w:bookmarkStart w:id="47" w:name="_Toc202967549"/>
       <w:r>
         <w:rPr>
           <w:szCs w:val="22"/>
         </w:rPr>
         <w:t>Angaben zum Verfahren</w:t>
       </w:r>
-      <w:bookmarkEnd w:id="56"/>
-      <w:bookmarkEnd w:id="57"/>
-      <w:bookmarkEnd w:id="58"/>
+      <w:bookmarkEnd w:id="45"/>
+      <w:bookmarkEnd w:id="46"/>
+      <w:bookmarkEnd w:id="47"/>
     </w:p>
     <w:p>
       <w:pPr>
@@ -12390,8 +12048,8 @@
           <w:highlight w:val="yellow"/>
         </w:rPr>
       </w:pPr>
-      <w:bookmarkStart w:id="59" w:name="_Toc134620929"/>
-      <w:bookmarkStart w:id="60" w:name="_Toc202967550"/>
+      <w:bookmarkStart w:id="48" w:name="_Toc134620929"/>
+      <w:bookmarkStart w:id="49" w:name="_Toc202967550"/>
       <w:r>
         <w:rPr>
           <w:szCs w:val="22"/>
@@ -12399,15 +12057,15 @@
         </w:rPr>
         <w:t>Internationale Zuständigkeit deutscher Gerichte</w:t>
       </w:r>
-      <w:bookmarkEnd w:id="59"/>
-      <w:bookmarkEnd w:id="60"/>
+      <w:bookmarkEnd w:id="48"/>
+      <w:bookmarkEnd w:id="49"/>
     </w:p>
     <w:p/>
     <w:p>
       <w:pPr>
         <w:ind w:left="709"/>
       </w:pPr>
-      <w:bookmarkStart w:id="61" w:name="_Hlk88471927"/>
+      <w:bookmarkStart w:id="50" w:name="_Hlk88471927"/>
       <w:r>
         <w:t>Gem. Art. 3 Abs. 1 EuInsVO sind deutsche Gerichte für die Eröffnung des Insolvenzverfahrens über das Vermögen KI_Schuldner_des_der KI_Schuldner_Schuldnerin international zuständig.</w:t>
       </w:r>
@@ -12432,13 +12090,7 @@
           <w:highlight w:val="yellow"/>
         </w:rPr>
         <w:lastRenderedPageBreak/>
-        <w:t>„qualifizierter grenzüberschreitender Bezug“), sondern beansprucht für die Gerichte der Mitgliedsstaaten der EuInsVO auch Geltung, wenn der grenzüberschreitende Bezug zu einem Nicht-Mitgliedsstaat der EuInsVO besteht (sog. „einfacher grenzüberschreitender Bezug“ oder „Drittstaatenbezug“; zum Ganzen: MüKo InsO/Reinhart, VO (EU) 2015/848 Art. 1 Rn. 29; Uhlenbruck/Knof, VO (EU) 2015/848 Art. 1 Rn. 2-11; K. Schmidt/Brinkmann, VO (EU) 2015/848 Art. 1 Rn. 17). Insofern hat das deutsche internationale Insolvenzrec</w:t>
-      </w:r>
-      <w:r>
-        <w:rPr>
-          <w:highlight w:val="yellow"/>
-        </w:rPr>
-        <w:t>ht der §§ 335 ff. InsO lediglich einen Anwendungsbereich, soweit die EuInsVO einen Sachverhalt nicht regelt (z.B. die Fälle des Art. 1 Abs. 2 EuInsVO).</w:t>
+        <w:t>„qualifizierter grenzüberschreitender Bezug“), sondern beansprucht für die Gerichte der Mitgliedsstaaten der EuInsVO auch Geltung, wenn der grenzüberschreitende Bezug zu einem Nicht-Mitgliedsstaat der EuInsVO besteht (sog. „einfacher grenzüberschreitender Bezug“ oder „Drittstaatenbezug“; zum Ganzen: MüKo InsO/Reinhart, VO (EU) 2015/848 Art. 1 Rn. 29; Uhlenbruck/Knof, VO (EU) 2015/848 Art. 1 Rn. 2-11; K. Schmidt/Brinkmann, VO (EU) 2015/848 Art. 1 Rn. 17). Insofern hat das deutsche internationale Insolvenzrecht der §§ 335 ff. InsO lediglich einen Anwendungsbereich, soweit die EuInsVO einen Sachverhalt nicht regelt (z.B. die Fälle des Art. 1 Abs. 2 EuInsVO).</w:t>
       </w:r>
     </w:p>
     <w:p>
@@ -12451,10 +12103,7 @@
         <w:ind w:left="709"/>
       </w:pPr>
       <w:r>
-        <w:t>Nach Art. 3 Abs. 1 EuInsVO</w:t>
-      </w:r>
-      <w:r>
-        <w:t xml:space="preserve"> sind für die Eröffnung des Insolvenzverfahrens die Gerichte des Mitgliedstaates zuständig, in dessen Gebiet der Schuldner den Mittelpunkt seiner hauptsächlichen Interessen (= centre of main interests, sog. „COMI“) hat. Der COMI ist in Art. 3 Abs. 1 Satz 2 EuInsVO als der Ort definiert, an dem der Schuldner gewöhnlich der Verwaltung seiner Interessen nachgeht und der für Dritte feststellbar ist.</w:t>
+        <w:t>Nach Art. 3 Abs. 1 EuInsVO sind für die Eröffnung des Insolvenzverfahrens die Gerichte des Mitgliedstaates zuständig, in dessen Gebiet der Schuldner den Mittelpunkt seiner hauptsächlichen Interessen (= centre of main interests, sog. „COMI“) hat. Der COMI ist in Art. 3 Abs. 1 Satz 2 EuInsVO als der Ort definiert, an dem der Schuldner gewöhnlich der Verwaltung seiner Interessen nachgeht und der für Dritte feststellbar ist.</w:t>
       </w:r>
     </w:p>
     <w:p>
@@ -12467,7 +12116,7 @@
         <w:ind w:left="709"/>
       </w:pPr>
     </w:p>
-    <w:bookmarkEnd w:id="61"/>
+    <w:bookmarkEnd w:id="50"/>
     <w:p>
       <w:pPr>
         <w:pStyle w:val="123"/>
@@ -12484,16 +12133,16 @@
           <w:szCs w:val="22"/>
         </w:rPr>
       </w:pPr>
-      <w:bookmarkStart w:id="62" w:name="_Toc134620930"/>
-      <w:bookmarkStart w:id="63" w:name="_Toc202967551"/>
+      <w:bookmarkStart w:id="51" w:name="_Toc134620930"/>
+      <w:bookmarkStart w:id="52" w:name="_Toc202967551"/>
       <w:r>
         <w:rPr>
           <w:szCs w:val="22"/>
         </w:rPr>
         <w:t>Örtliche Zuständigkeit des Amtsgerichts KI_Gericht_Ort, gem. § 3 Abs. 1 InsO</w:t>
       </w:r>
-      <w:bookmarkEnd w:id="62"/>
-      <w:bookmarkEnd w:id="63"/>
+      <w:bookmarkEnd w:id="51"/>
+      <w:bookmarkEnd w:id="52"/>
     </w:p>
     <w:p/>
     <w:p>
@@ -12501,10 +12150,7 @@
         <w:ind w:left="709"/>
       </w:pPr>
       <w:r>
-        <w:t>Die Bestimmung der örtlichen Zuständigkeit richtet sich gem. § 3 Abs. 1 S. 2 InsO in erster Linie nach dem Mittelpunkt der selbstständigen wirtschaftlichen Tätigkeit des Schuldners. Nur wenn keine selbstständige wirtschaftliche Tätigkeit mehr ausgeübt wird, ist gemäß § 3 Abs. 1 S. 1 InsO auf den allgemeinen Gerichtsstand des Schuldners abzustellen. Der Mittelpunkt der selbstständigen Tätigkeit liegt dort, wo unmittelbar Geschäfte abgeschlossen werden. Abzustellen ist auf den Ort der tatsächlichen Willensbil</w:t>
-      </w:r>
-      <w:r>
-        <w:t>dung, das heißt von wo aus die unternehmerischen Leitentscheidungen getroffen und in laufende Geschäftsführungsakte umgesetzt werden (OLG Brandenburg, ZInsO 2002, 767; AG Essen, ZInsO 2009, 2207).</w:t>
+        <w:t>Die Bestimmung der örtlichen Zuständigkeit richtet sich gem. § 3 Abs. 1 S. 2 InsO in erster Linie nach dem Mittelpunkt der selbstständigen wirtschaftlichen Tätigkeit des Schuldners. Nur wenn keine selbstständige wirtschaftliche Tätigkeit mehr ausgeübt wird, ist gemäß § 3 Abs. 1 S. 1 InsO auf den allgemeinen Gerichtsstand des Schuldners abzustellen. Der Mittelpunkt der selbstständigen Tätigkeit liegt dort, wo unmittelbar Geschäfte abgeschlossen werden. Abzustellen ist auf den Ort der tatsächlichen Willensbildung, das heißt von wo aus die unternehmerischen Leitentscheidungen getroffen und in laufende Geschäftsführungsakte umgesetzt werden (OLG Brandenburg, ZInsO 2002, 767; AG Essen, ZInsO 2009, 2207).</w:t>
       </w:r>
     </w:p>
     <w:p>
@@ -12549,16 +12195,16 @@
           <w:szCs w:val="22"/>
         </w:rPr>
       </w:pPr>
-      <w:bookmarkStart w:id="64" w:name="_Toc134620931"/>
-      <w:bookmarkStart w:id="65" w:name="_Toc202967552"/>
+      <w:bookmarkStart w:id="53" w:name="_Toc134620931"/>
+      <w:bookmarkStart w:id="54" w:name="_Toc202967552"/>
       <w:r>
         <w:rPr>
           <w:szCs w:val="22"/>
         </w:rPr>
         <w:t>Sicherungsmaßnahmen</w:t>
       </w:r>
-      <w:bookmarkEnd w:id="64"/>
-      <w:bookmarkEnd w:id="65"/>
+      <w:bookmarkEnd w:id="53"/>
+      <w:bookmarkEnd w:id="54"/>
     </w:p>
     <w:p>
       <w:pPr>
@@ -12595,16 +12241,16 @@
           <w:szCs w:val="22"/>
         </w:rPr>
       </w:pPr>
-      <w:bookmarkStart w:id="66" w:name="_Toc134620932"/>
-      <w:bookmarkStart w:id="67" w:name="_Toc202967553"/>
+      <w:bookmarkStart w:id="55" w:name="_Toc134620932"/>
+      <w:bookmarkStart w:id="56" w:name="_Toc202967553"/>
       <w:r>
         <w:rPr>
           <w:szCs w:val="22"/>
         </w:rPr>
         <w:t>Einzelermächtigungen</w:t>
       </w:r>
-      <w:bookmarkEnd w:id="66"/>
-      <w:bookmarkEnd w:id="67"/>
+      <w:bookmarkEnd w:id="55"/>
+      <w:bookmarkEnd w:id="56"/>
     </w:p>
     <w:p>
       <w:pPr>
@@ -12632,14 +12278,14 @@
           <w:szCs w:val="22"/>
         </w:rPr>
       </w:pPr>
-      <w:bookmarkStart w:id="68" w:name="_Toc202967554"/>
+      <w:bookmarkStart w:id="57" w:name="_Toc202967554"/>
       <w:r>
         <w:rPr>
           <w:szCs w:val="22"/>
         </w:rPr>
         <w:t>Informationen über das Unternehmen</w:t>
       </w:r>
-      <w:bookmarkEnd w:id="68"/>
+      <w:bookmarkEnd w:id="57"/>
     </w:p>
     <w:p/>
     <w:p/>
@@ -12654,18 +12300,18 @@
           <w:szCs w:val="22"/>
         </w:rPr>
       </w:pPr>
-      <w:bookmarkStart w:id="69" w:name="_Toc3475022"/>
-      <w:bookmarkStart w:id="70" w:name="_Toc134620934"/>
-      <w:bookmarkStart w:id="71" w:name="_Toc202967555"/>
+      <w:bookmarkStart w:id="58" w:name="_Toc3475022"/>
+      <w:bookmarkStart w:id="59" w:name="_Toc134620934"/>
+      <w:bookmarkStart w:id="60" w:name="_Toc202967555"/>
       <w:r>
         <w:rPr>
           <w:szCs w:val="22"/>
         </w:rPr>
         <w:t>Unternehmensgegenstand</w:t>
       </w:r>
-      <w:bookmarkEnd w:id="69"/>
-      <w:bookmarkEnd w:id="70"/>
-      <w:bookmarkEnd w:id="71"/>
+      <w:bookmarkEnd w:id="58"/>
+      <w:bookmarkEnd w:id="59"/>
+      <w:bookmarkEnd w:id="60"/>
     </w:p>
     <w:p/>
     <w:p>
@@ -12691,18 +12337,18 @@
           <w:szCs w:val="22"/>
         </w:rPr>
       </w:pPr>
-      <w:bookmarkStart w:id="72" w:name="_Toc3475023"/>
-      <w:bookmarkStart w:id="73" w:name="_Toc134620935"/>
-      <w:bookmarkStart w:id="74" w:name="_Toc202967556"/>
+      <w:bookmarkStart w:id="61" w:name="_Toc3475023"/>
+      <w:bookmarkStart w:id="62" w:name="_Toc134620935"/>
+      <w:bookmarkStart w:id="63" w:name="_Toc202967556"/>
       <w:r>
         <w:rPr>
           <w:szCs w:val="22"/>
         </w:rPr>
         <w:t>Gesellschaftsrechtliche Verhältnisse</w:t>
       </w:r>
-      <w:bookmarkEnd w:id="72"/>
-      <w:bookmarkEnd w:id="73"/>
-      <w:bookmarkEnd w:id="74"/>
+      <w:bookmarkEnd w:id="61"/>
+      <w:bookmarkEnd w:id="62"/>
+      <w:bookmarkEnd w:id="63"/>
     </w:p>
     <w:p/>
     <w:p>
@@ -12728,14 +12374,14 @@
           <w:highlight w:val="yellow"/>
         </w:rPr>
       </w:pPr>
-      <w:bookmarkStart w:id="75" w:name="_Toc202967557"/>
+      <w:bookmarkStart w:id="64" w:name="_Toc202967557"/>
       <w:r>
         <w:rPr>
           <w:highlight w:val="yellow"/>
         </w:rPr>
         <w:t>Finanzierungsstruktur</w:t>
       </w:r>
-      <w:bookmarkEnd w:id="75"/>
+      <w:bookmarkEnd w:id="64"/>
     </w:p>
     <w:p>
       <w:pPr>
@@ -12785,9 +12431,9 @@
           <w:szCs w:val="22"/>
         </w:rPr>
       </w:pPr>
-      <w:bookmarkStart w:id="76" w:name="_Toc3475024"/>
-      <w:bookmarkStart w:id="77" w:name="_Toc134620936"/>
-      <w:bookmarkStart w:id="78" w:name="_Toc202967558"/>
+      <w:bookmarkStart w:id="65" w:name="_Toc3475024"/>
+      <w:bookmarkStart w:id="66" w:name="_Toc134620936"/>
+      <w:bookmarkStart w:id="67" w:name="_Toc202967558"/>
       <w:r>
         <w:rPr>
           <w:szCs w:val="22"/>
@@ -12800,9 +12446,9 @@
         </w:rPr>
         <w:t>Vertragsverhältnisse</w:t>
       </w:r>
-      <w:bookmarkEnd w:id="76"/>
-      <w:bookmarkEnd w:id="77"/>
-      <w:bookmarkEnd w:id="78"/>
+      <w:bookmarkEnd w:id="65"/>
+      <w:bookmarkEnd w:id="66"/>
+      <w:bookmarkEnd w:id="67"/>
     </w:p>
     <w:p/>
     <w:p>
@@ -12816,16 +12462,16 @@
           <w:szCs w:val="22"/>
         </w:rPr>
       </w:pPr>
-      <w:bookmarkStart w:id="79" w:name="_Toc134620937"/>
-      <w:bookmarkStart w:id="80" w:name="_Toc202967559"/>
+      <w:bookmarkStart w:id="68" w:name="_Toc134620937"/>
+      <w:bookmarkStart w:id="69" w:name="_Toc202967559"/>
       <w:r>
         <w:rPr>
           <w:szCs w:val="22"/>
         </w:rPr>
         <w:t>Arbeitsrechtliche Verhältnisse</w:t>
       </w:r>
-      <w:bookmarkEnd w:id="79"/>
-      <w:bookmarkEnd w:id="80"/>
+      <w:bookmarkEnd w:id="68"/>
+      <w:bookmarkEnd w:id="69"/>
     </w:p>
     <w:p>
       <w:pPr>
@@ -12889,31 +12535,24 @@
           <w:highlight w:val="yellow"/>
         </w:rPr>
       </w:pPr>
-      <w:bookmarkStart w:id="81" w:name="_Toc134620938"/>
-      <w:bookmarkStart w:id="82" w:name="_Toc202967560"/>
+      <w:bookmarkStart w:id="70" w:name="_Toc134620938"/>
+      <w:bookmarkStart w:id="71" w:name="_Toc202967560"/>
       <w:r>
         <w:rPr>
           <w:szCs w:val="22"/>
           <w:highlight w:val="yellow"/>
         </w:rPr>
-        <w:t>Gewerberaumm</w:t>
-      </w:r>
+        <w:t>Gewerberaummietverträge</w:t>
+      </w:r>
+      <w:bookmarkEnd w:id="70"/>
       <w:r>
         <w:rPr>
           <w:szCs w:val="22"/>
           <w:highlight w:val="yellow"/>
         </w:rPr>
-        <w:t>ietverträge</w:t>
-      </w:r>
-      <w:bookmarkEnd w:id="81"/>
-      <w:r>
-        <w:rPr>
-          <w:szCs w:val="22"/>
-          <w:highlight w:val="yellow"/>
-        </w:rPr>
         <w:t xml:space="preserve"> / Pachtverträge</w:t>
       </w:r>
-      <w:bookmarkEnd w:id="82"/>
+      <w:bookmarkEnd w:id="71"/>
     </w:p>
     <w:p/>
     <w:p>
@@ -12939,18 +12578,18 @@
           <w:szCs w:val="22"/>
         </w:rPr>
       </w:pPr>
-      <w:bookmarkStart w:id="83" w:name="_Toc134620939"/>
-      <w:bookmarkStart w:id="84" w:name="_Toc202967561"/>
+      <w:bookmarkStart w:id="72" w:name="_Toc134620939"/>
+      <w:bookmarkStart w:id="73" w:name="_Toc202967561"/>
       <w:r>
         <w:rPr>
           <w:szCs w:val="22"/>
         </w:rPr>
         <w:t>Versicherungsverträge</w:t>
       </w:r>
-      <w:bookmarkStart w:id="85" w:name="_Toc3475027"/>
-      <w:bookmarkEnd w:id="83"/>
-      <w:bookmarkEnd w:id="84"/>
-      <w:bookmarkEnd w:id="85"/>
+      <w:bookmarkStart w:id="74" w:name="_Toc3475027"/>
+      <w:bookmarkEnd w:id="72"/>
+      <w:bookmarkEnd w:id="73"/>
+      <w:bookmarkEnd w:id="74"/>
     </w:p>
     <w:p/>
     <w:p>
@@ -12976,16 +12615,16 @@
           <w:szCs w:val="22"/>
         </w:rPr>
       </w:pPr>
-      <w:bookmarkStart w:id="86" w:name="_Toc134620940"/>
-      <w:bookmarkStart w:id="87" w:name="_Toc202967562"/>
+      <w:bookmarkStart w:id="75" w:name="_Toc134620940"/>
+      <w:bookmarkStart w:id="76" w:name="_Toc202967562"/>
       <w:r>
         <w:rPr>
           <w:szCs w:val="22"/>
         </w:rPr>
         <w:t>Versorgungsverträge</w:t>
       </w:r>
-      <w:bookmarkEnd w:id="86"/>
-      <w:bookmarkEnd w:id="87"/>
+      <w:bookmarkEnd w:id="75"/>
+      <w:bookmarkEnd w:id="76"/>
     </w:p>
     <w:p>
       <w:pPr>
@@ -13021,8 +12660,8 @@
           <w:highlight w:val="yellow"/>
         </w:rPr>
       </w:pPr>
-      <w:bookmarkStart w:id="88" w:name="_Toc134620941"/>
-      <w:bookmarkStart w:id="89" w:name="_Toc202967563"/>
+      <w:bookmarkStart w:id="77" w:name="_Toc134620941"/>
+      <w:bookmarkStart w:id="78" w:name="_Toc202967563"/>
       <w:r>
         <w:rPr>
           <w:szCs w:val="22"/>
@@ -13030,8 +12669,8 @@
         </w:rPr>
         <w:t>Leasingverträge</w:t>
       </w:r>
-      <w:bookmarkEnd w:id="88"/>
-      <w:bookmarkEnd w:id="89"/>
+      <w:bookmarkEnd w:id="77"/>
+      <w:bookmarkEnd w:id="78"/>
       <w:r>
         <w:rPr>
           <w:szCs w:val="22"/>
@@ -13069,14 +12708,14 @@
           <w:szCs w:val="22"/>
         </w:rPr>
       </w:pPr>
-      <w:bookmarkStart w:id="90" w:name="_Toc202967564"/>
+      <w:bookmarkStart w:id="79" w:name="_Toc202967564"/>
       <w:r>
         <w:rPr>
           <w:szCs w:val="22"/>
         </w:rPr>
         <w:t>Factoring</w:t>
       </w:r>
-      <w:bookmarkEnd w:id="90"/>
+      <w:bookmarkEnd w:id="79"/>
     </w:p>
     <w:p>
       <w:pPr>
@@ -13106,16 +12745,16 @@
           <w:szCs w:val="22"/>
         </w:rPr>
       </w:pPr>
-      <w:bookmarkStart w:id="91" w:name="_Toc134620943"/>
-      <w:bookmarkStart w:id="92" w:name="_Toc202967565"/>
+      <w:bookmarkStart w:id="80" w:name="_Toc134620943"/>
+      <w:bookmarkStart w:id="81" w:name="_Toc202967565"/>
       <w:r>
         <w:rPr>
           <w:szCs w:val="22"/>
         </w:rPr>
         <w:t>Sonstige Verträge</w:t>
       </w:r>
-      <w:bookmarkEnd w:id="91"/>
-      <w:bookmarkEnd w:id="92"/>
+      <w:bookmarkEnd w:id="80"/>
+      <w:bookmarkEnd w:id="81"/>
     </w:p>
     <w:p>
       <w:pPr>
@@ -13145,14 +12784,14 @@
           <w:szCs w:val="22"/>
         </w:rPr>
       </w:pPr>
-      <w:bookmarkStart w:id="93" w:name="_Toc202967566"/>
+      <w:bookmarkStart w:id="82" w:name="_Toc202967566"/>
       <w:r>
         <w:rPr>
           <w:szCs w:val="22"/>
         </w:rPr>
         <w:t>Arbeitsrechtliche Verhältnisse</w:t>
       </w:r>
-      <w:bookmarkEnd w:id="93"/>
+      <w:bookmarkEnd w:id="82"/>
     </w:p>
     <w:p>
       <w:pPr>
@@ -13656,14 +13295,14 @@
           <w:szCs w:val="22"/>
         </w:rPr>
       </w:pPr>
-      <w:bookmarkStart w:id="94" w:name="_Toc202967568"/>
+      <w:bookmarkStart w:id="83" w:name="_Toc202967568"/>
       <w:r>
         <w:rPr>
           <w:szCs w:val="22"/>
         </w:rPr>
         <w:t>Rechnungswesen</w:t>
       </w:r>
-      <w:bookmarkEnd w:id="94"/>
+      <w:bookmarkEnd w:id="83"/>
     </w:p>
     <w:p/>
     <w:p>
@@ -13677,14 +13316,14 @@
           <w:szCs w:val="22"/>
         </w:rPr>
       </w:pPr>
-      <w:bookmarkStart w:id="95" w:name="_Toc202967569"/>
+      <w:bookmarkStart w:id="84" w:name="_Toc202967569"/>
       <w:r>
         <w:rPr>
           <w:szCs w:val="22"/>
         </w:rPr>
         <w:t>Buchhaltung</w:t>
       </w:r>
-      <w:bookmarkEnd w:id="95"/>
+      <w:bookmarkEnd w:id="84"/>
       <w:r>
         <w:rPr>
           <w:szCs w:val="22"/>
@@ -13723,14 +13362,14 @@
           <w:szCs w:val="22"/>
         </w:rPr>
       </w:pPr>
-      <w:bookmarkStart w:id="96" w:name="_Toc202967570"/>
+      <w:bookmarkStart w:id="85" w:name="_Toc202967570"/>
       <w:r>
         <w:rPr>
           <w:szCs w:val="22"/>
         </w:rPr>
         <w:t>Buchhaltung</w:t>
       </w:r>
-      <w:bookmarkEnd w:id="96"/>
+      <w:bookmarkEnd w:id="85"/>
       <w:r>
         <w:rPr>
           <w:szCs w:val="22"/>
@@ -13793,14 +13432,14 @@
           <w:szCs w:val="22"/>
         </w:rPr>
       </w:pPr>
-      <w:bookmarkStart w:id="97" w:name="_Toc202967572"/>
+      <w:bookmarkStart w:id="86" w:name="_Toc202967572"/>
       <w:r>
         <w:rPr>
           <w:szCs w:val="22"/>
         </w:rPr>
         <w:t>Betriebswirtschaftliche Verhältnisse</w:t>
       </w:r>
-      <w:bookmarkEnd w:id="97"/>
+      <w:bookmarkEnd w:id="86"/>
     </w:p>
     <w:p>
       <w:pPr>
@@ -13823,13 +13462,7 @@
         <w:rPr>
           <w:szCs w:val="22"/>
         </w:rPr>
-        <w:t xml:space="preserve">Wirtschaftliche Entwicklung und </w:t>
-      </w:r>
-      <w:r>
-        <w:rPr>
-          <w:szCs w:val="22"/>
-        </w:rPr>
-        <w:t>Krisenursache</w:t>
+        <w:t>Wirtschaftliche Entwicklung und Krisenursache</w:t>
       </w:r>
     </w:p>
     <w:p>
@@ -14298,8 +13931,6 @@
       </w:r>
       <w:r>
         <w:tab/>
-      </w:r>
-      <w:r>
         <w:t>Goodwill / Firmenwert</w:t>
       </w:r>
     </w:p>
@@ -14326,12 +13957,7 @@
       </w:r>
       <w:r>
         <w:tab/>
-      </w:r>
-      <w:r>
-        <w:t>selbst geschaffene gewerbliche Schutzrechte</w:t>
-      </w:r>
-      <w:r>
-        <w:t xml:space="preserve"> und ähnliche Rechte</w:t>
+        <w:t>selbst geschaffene gewerbliche Schutzrechte und ähnliche Rechte</w:t>
       </w:r>
     </w:p>
     <w:p>
@@ -14360,18 +13986,7 @@
       </w:r>
       <w:r>
         <w:tab/>
-      </w:r>
-      <w:r>
-        <w:t>entgeltlich erworbene Konzessionen</w:t>
-      </w:r>
-      <w:r>
-        <w:t>,</w:t>
-      </w:r>
-      <w:r>
-        <w:t xml:space="preserve"> gewerbliche Schutzrechte</w:t>
-      </w:r>
-      <w:r>
-        <w:t xml:space="preserve"> und ähnliche Rechte</w:t>
+        <w:t>entgeltlich erworbene Konzessionen, gewerbliche Schutzrechte und ähnliche Rechte</w:t>
       </w:r>
     </w:p>
     <w:p>
@@ -14421,8 +14036,6 @@
       </w:r>
       <w:r>
         <w:tab/>
-      </w:r>
-      <w:r>
         <w:t>Grundstücke und grundstücksgleiche Rechte</w:t>
       </w:r>
     </w:p>
@@ -14452,8 +14065,6 @@
       </w:r>
       <w:r>
         <w:tab/>
-      </w:r>
-      <w:r>
         <w:t>technische Anlagen und Maschinen</w:t>
       </w:r>
     </w:p>
@@ -14481,8 +14092,6 @@
       </w:r>
       <w:r>
         <w:tab/>
-      </w:r>
-      <w:r>
         <w:t>Betriebs- und Geschäftsausstattung</w:t>
       </w:r>
     </w:p>
@@ -14537,8 +14146,6 @@
       </w:r>
       <w:r>
         <w:tab/>
-      </w:r>
-      <w:r>
         <w:t>Anteile an verbundenen Unternehmen</w:t>
       </w:r>
     </w:p>
@@ -14581,8 +14188,6 @@
       </w:r>
       <w:r>
         <w:tab/>
-      </w:r>
-      <w:r>
         <w:t>Beteiligungen</w:t>
       </w:r>
     </w:p>
@@ -14619,15 +14224,7 @@
       </w:r>
       <w:r>
         <w:tab/>
-      </w:r>
-      <w:r>
-        <w:t>Wertpapier</w:t>
-      </w:r>
-      <w:r>
-        <w:t>e</w:t>
-      </w:r>
-      <w:r>
-        <w:t xml:space="preserve"> des Anlagevermögens</w:t>
+        <w:t>Wertpapiere des Anlagevermögens</w:t>
       </w:r>
     </w:p>
     <w:p>
@@ -14697,8 +14294,6 @@
       </w:r>
       <w:r>
         <w:tab/>
-      </w:r>
-      <w:r>
         <w:t>Roh-, Hilfs- und Betriebsstoffe</w:t>
       </w:r>
     </w:p>
@@ -14735,8 +14330,6 @@
       </w:r>
       <w:r>
         <w:tab/>
-      </w:r>
-      <w:r>
         <w:t>unfertige Erzeugnisse</w:t>
       </w:r>
       <w:r>
@@ -14864,8 +14457,6 @@
       </w:r>
       <w:r>
         <w:tab/>
-      </w:r>
-      <w:r>
         <w:t>Forderungen gegen Unternehmen, mit denen ein Beteiligungsverhältnis besteht</w:t>
       </w:r>
     </w:p>
@@ -14896,8 +14487,6 @@
       </w:r>
       <w:r>
         <w:tab/>
-      </w:r>
-      <w:r>
         <w:t>sonstige Vermögensgegenstände</w:t>
       </w:r>
     </w:p>
@@ -15994,10 +15583,7 @@
         <w:ind w:left="709"/>
       </w:pPr>
       <w:r>
-        <w:t>Nach der Leitentscheidung des BGH vom 24.05.2005 (Az. IX ZR 123/04) liegt Zahlungsunfähigkeit im Sinne des § 17 InsO regelmäßig jedenfalls dann vor, wenn der Schuldner 10 % oder mehr seiner fälligen Gesamtverbindlichkeiten länger als drei Wochen nicht erfüllen kann, sofern nicht ausnahmsweise mit an Sicherheit grenzender Wahrscheinlichkeit zu erwarten ist, dass die Liquiditätslücke demnächst vollständig oder fast vollständig beseitigt werden wird und den Gläubigern ein Zuwarten nach den besonderen Umständen</w:t>
-      </w:r>
-      <w:r>
-        <w:t xml:space="preserve"> des Einzelfalls zuzumuten ist. Nach einer weiteren Grundsatzentscheidung des BGH (Beschl. v. 19.07.2007 – IX ZB 36/07) sind nur die „ernsthaft eingeforderten" fälligen Forderungen bei Feststellung der Zahlungsunfähigkeit zu berücksichtigen.</w:t>
+        <w:t>Nach der Leitentscheidung des BGH vom 24.05.2005 (Az. IX ZR 123/04) liegt Zahlungsunfähigkeit im Sinne des § 17 InsO regelmäßig jedenfalls dann vor, wenn der Schuldner 10 % oder mehr seiner fälligen Gesamtverbindlichkeiten länger als drei Wochen nicht erfüllen kann, sofern nicht ausnahmsweise mit an Sicherheit grenzender Wahrscheinlichkeit zu erwarten ist, dass die Liquiditätslücke demnächst vollständig oder fast vollständig beseitigt werden wird und den Gläubigern ein Zuwarten nach den besonderen Umständen des Einzelfalls zuzumuten ist. Nach einer weiteren Grundsatzentscheidung des BGH (Beschl. v. 19.07.2007 – IX ZB 36/07) sind nur die „ernsthaft eingeforderten" fälligen Forderungen bei Feststellung der Zahlungsunfähigkeit zu berücksichtigen.</w:t>
       </w:r>
     </w:p>
     <w:p/>
@@ -16226,13 +15812,7 @@
         <w:rPr>
           <w:szCs w:val="22"/>
         </w:rPr>
-        <w:t>An</w:t>
-      </w:r>
-      <w:r>
-        <w:rPr>
-          <w:szCs w:val="22"/>
-        </w:rPr>
-        <w:t>sprüche aus Insolvenzanfechtung</w:t>
+        <w:t>Ansprüche aus Insolvenzanfechtung</w:t>
       </w:r>
     </w:p>
     <w:p>
@@ -16721,25 +16301,7 @@
         <w:rPr>
           <w:u w:val="single"/>
         </w:rPr>
-        <w:t>An</w:t>
-      </w:r>
-      <w:r>
-        <w:rPr>
-          <w:u w:val="single"/>
-        </w:rPr>
-        <w:t>l</w:t>
-      </w:r>
-      <w:r>
-        <w:rPr>
-          <w:u w:val="single"/>
-        </w:rPr>
-        <w:t>a</w:t>
-      </w:r>
-      <w:r>
-        <w:rPr>
-          <w:u w:val="single"/>
-        </w:rPr>
-        <w:t>gen:</w:t>
+        <w:t>Anlagen:</w:t>
       </w:r>
     </w:p>
     <w:tbl>
@@ -23740,7 +23302,7 @@
   <w:style w:type="paragraph" w:default="1" w:styleId="Normal">
     <w:name w:val="Normal"/>
     <w:qFormat/>
-    <w:rsid w:val="00281854"/>
+    <w:rsid w:val="00F86711"/>
     <w:pPr>
       <w:spacing w:line="360" w:lineRule="auto"/>
       <w:jc w:val="both"/>

--- a/gutachtenvorlagen/Gutachten Muster juristische Person.docx
+++ b/gutachtenvorlagen/Gutachten Muster juristische Person.docx
@@ -3221,7 +3221,7 @@
           <w:noProof/>
         </w:rPr>
         <w:drawing>
-          <wp:anchor distT="0" distB="0" distL="114300" distR="114300" simplePos="0" relativeHeight="251661312" behindDoc="0" locked="1" layoutInCell="1" allowOverlap="1" wp14:anchorId="6AABFA21" wp14:editId="28F68B56">
+          <wp:anchor distT="0" distB="0" distL="114300" distR="114300" simplePos="0" relativeHeight="251661312" behindDoc="0" locked="1" layoutInCell="1" allowOverlap="1" wp14:anchorId="6AABFA21" wp14:editId="11CA4737">
             <wp:simplePos x="0" y="0"/>
             <wp:positionH relativeFrom="column">
               <wp:posOffset>5670550</wp:posOffset>
@@ -3459,7 +3459,17 @@
         <w:jc w:val="center"/>
       </w:pPr>
       <w:r>
-        <w:t>- nachfolgend „Antragsgegnerin“ -</w:t>
+        <w:t>- nachfolgend „</w:t>
+      </w:r>
+      <w:r>
+        <w:rPr>
+          <w:b/>
+          <w:bCs/>
+        </w:rPr>
+        <w:t>Antragsgegnerin</w:t>
+      </w:r>
+      <w:r>
+        <w:t>“ -</w:t>
       </w:r>
     </w:p>
     <w:p/>
@@ -3468,7 +3478,13 @@
       <w:pPr>
         <w:jc w:val="center"/>
       </w:pPr>
-      <w:r>
+    </w:p>
+    <w:p>
+      <w:pPr>
+        <w:jc w:val="center"/>
+      </w:pPr>
+      <w:r>
+        <w:lastRenderedPageBreak/>
         <w:t xml:space="preserve">Amtsgericht </w:t>
       </w:r>
       <w:bookmarkStart w:id="10" w:name="KI_Gericht_Ort"/>
@@ -3476,16 +3492,12 @@
         <w:t>KI_Gericht_Ort</w:t>
       </w:r>
       <w:bookmarkEnd w:id="10"/>
-      <w:r>
-        <w:t xml:space="preserve"> </w:t>
-      </w:r>
     </w:p>
     <w:p>
       <w:pPr>
         <w:jc w:val="center"/>
       </w:pPr>
       <w:r>
-        <w:lastRenderedPageBreak/>
         <w:t>-KI_Akte_GerichtAZ-</w:t>
       </w:r>
     </w:p>
@@ -3667,7 +3679,7 @@
           <w:noProof/>
           <w:lang w:eastAsia="de-DE"/>
         </w:rPr>
-        <w:pict w14:anchorId="3E3D1585">
+        <w:pict w14:anchorId="5ED69665">
           <v:shapetype id="_x0000_t75" coordsize="21600,21600" o:spt="75" o:preferrelative="t" path="m@4@5l@4@11@9@11@9@5xe" filled="f" stroked="f">
             <v:stroke joinstyle="miter"/>
             <v:formulas>
@@ -3687,7 +3699,7 @@
             <v:path o:extrusionok="f" gradientshapeok="t" o:connecttype="rect"/>
             <o:lock v:ext="edit" aspectratio="t"/>
           </v:shapetype>
-          <v:shape id="_x0000_i1025" type="#_x0000_t75" alt="" style="width:115.85pt;height:81.95pt;mso-width-percent:0;mso-height-percent:0;mso-width-percent:0;mso-height-percent:0">
+          <v:shape id="_x0000_i1025" type="#_x0000_t75" alt="" style="width:115.8pt;height:81.75pt;mso-width-percent:0;mso-height-percent:0;mso-width-percent:0;mso-height-percent:0">
             <v:imagedata r:id="rId10" o:title="Logo_Schmidt_180x180px" croptop="8033f" cropbottom="11416f"/>
           </v:shape>
         </w:pict>

--- a/gutachtenvorlagen/Gutachten Muster juristische Person.docx
+++ b/gutachtenvorlagen/Gutachten Muster juristische Person.docx
@@ -491,7 +491,7 @@
                                 <w:szCs w:val="13"/>
                                 <w:lang w:eastAsia="de-DE"/>
                               </w:rPr>
-                              <w:t>www.tbs-insolvenzverwalter.de</w:t>
+                              <w:t xml:space="preserve">www.tbs-insolvenzverwalter.de</w:t>
                             </w:r>
                           </w:p>
                           <w:p>
@@ -515,14 +515,11 @@
                                 <w:szCs w:val="13"/>
                                 <w:lang w:eastAsia="de-DE"/>
                               </w:rPr>
-                              <w:t>Partnerschaftsregister des</w:t>
+                              <w:t xml:space="preserve">Partnerschaftsregister des</w:t>
                             </w:r>
                           </w:p>
                           <w:p>
                             <w:pPr>
-                              <w:pBdr>
-                                <w:bottom w:val="single" w:sz="4" w:space="1" w:color="auto"/>
-                              </w:pBdr>
                               <w:autoSpaceDE w:val="0"/>
                               <w:autoSpaceDN w:val="0"/>
                               <w:adjustRightInd w:val="0"/>
@@ -542,134 +539,8 @@
                                 <w:szCs w:val="13"/>
                                 <w:lang w:eastAsia="de-DE"/>
                               </w:rPr>
-                              <w:t>Amtsgericht Koblenz – PR 20203</w:t>
+                              <w:t xml:space="preserve">Amtsgericht Koblenz – PR 20203</w:t>
                             </w:r>
-                          </w:p>
-                          <w:p>
-                            <w:pPr>
-                              <w:pBdr>
-                                <w:bottom w:val="single" w:sz="4" w:space="1" w:color="auto"/>
-                              </w:pBdr>
-                              <w:autoSpaceDE w:val="0"/>
-                              <w:autoSpaceDN w:val="0"/>
-                              <w:adjustRightInd w:val="0"/>
-                              <w:spacing w:line="276" w:lineRule="auto"/>
-                              <w:jc w:val="center"/>
-                              <w:rPr>
-                                <w:rFonts w:eastAsia="Calibri" w:cs="CorporateSPro-Light"/>
-                                <w:sz w:val="13"/>
-                                <w:szCs w:val="13"/>
-                                <w:lang w:eastAsia="de-DE"/>
-                              </w:rPr>
-                            </w:pPr>
-                          </w:p>
-                          <w:p>
-                            <w:pPr>
-                              <w:pBdr>
-                                <w:bottom w:val="single" w:sz="4" w:space="1" w:color="auto"/>
-                              </w:pBdr>
-                              <w:autoSpaceDE w:val="0"/>
-                              <w:autoSpaceDN w:val="0"/>
-                              <w:adjustRightInd w:val="0"/>
-                              <w:spacing w:line="276" w:lineRule="auto"/>
-                              <w:jc w:val="center"/>
-                              <w:rPr>
-                                <w:rFonts w:eastAsia="Calibri" w:cs="CorporateSPro-Light"/>
-                                <w:sz w:val="13"/>
-                                <w:szCs w:val="13"/>
-                                <w:lang w:eastAsia="de-DE"/>
-                              </w:rPr>
-                            </w:pPr>
-                          </w:p>
-                          <w:p>
-                            <w:pPr>
-                              <w:pBdr>
-                                <w:bottom w:val="single" w:sz="4" w:space="1" w:color="auto"/>
-                              </w:pBdr>
-                              <w:autoSpaceDE w:val="0"/>
-                              <w:autoSpaceDN w:val="0"/>
-                              <w:adjustRightInd w:val="0"/>
-                              <w:spacing w:line="276" w:lineRule="auto"/>
-                              <w:jc w:val="center"/>
-                              <w:rPr>
-                                <w:rFonts w:eastAsia="Calibri" w:cs="CorporateSPro-Light"/>
-                                <w:sz w:val="13"/>
-                                <w:szCs w:val="13"/>
-                                <w:lang w:eastAsia="de-DE"/>
-                              </w:rPr>
-                            </w:pPr>
-                          </w:p>
-                          <w:p>
-                            <w:pPr>
-                              <w:pBdr>
-                                <w:bottom w:val="single" w:sz="4" w:space="1" w:color="auto"/>
-                              </w:pBdr>
-                              <w:autoSpaceDE w:val="0"/>
-                              <w:autoSpaceDN w:val="0"/>
-                              <w:adjustRightInd w:val="0"/>
-                              <w:spacing w:line="276" w:lineRule="auto"/>
-                              <w:jc w:val="center"/>
-                              <w:rPr>
-                                <w:rFonts w:eastAsia="Calibri" w:cs="CorporateSPro-Light"/>
-                                <w:sz w:val="13"/>
-                                <w:szCs w:val="13"/>
-                                <w:lang w:eastAsia="de-DE"/>
-                              </w:rPr>
-                            </w:pPr>
-                          </w:p>
-                          <w:p>
-                            <w:pPr>
-                              <w:pBdr>
-                                <w:bottom w:val="single" w:sz="4" w:space="1" w:color="auto"/>
-                              </w:pBdr>
-                              <w:autoSpaceDE w:val="0"/>
-                              <w:autoSpaceDN w:val="0"/>
-                              <w:adjustRightInd w:val="0"/>
-                              <w:spacing w:line="276" w:lineRule="auto"/>
-                              <w:jc w:val="center"/>
-                              <w:rPr>
-                                <w:rFonts w:eastAsia="Calibri" w:cs="CorporateSPro-Light"/>
-                                <w:sz w:val="13"/>
-                                <w:szCs w:val="13"/>
-                                <w:lang w:eastAsia="de-DE"/>
-                              </w:rPr>
-                            </w:pPr>
-                          </w:p>
-                          <w:p>
-                            <w:pPr>
-                              <w:pBdr>
-                                <w:bottom w:val="single" w:sz="4" w:space="1" w:color="auto"/>
-                              </w:pBdr>
-                              <w:autoSpaceDE w:val="0"/>
-                              <w:autoSpaceDN w:val="0"/>
-                              <w:adjustRightInd w:val="0"/>
-                              <w:spacing w:line="276" w:lineRule="auto"/>
-                              <w:jc w:val="center"/>
-                              <w:rPr>
-                                <w:rFonts w:eastAsia="Calibri" w:cs="CorporateSPro-Light"/>
-                                <w:sz w:val="13"/>
-                                <w:szCs w:val="13"/>
-                                <w:lang w:eastAsia="de-DE"/>
-                              </w:rPr>
-                            </w:pPr>
-                          </w:p>
-                          <w:p>
-                            <w:pPr>
-                              <w:pBdr>
-                                <w:bottom w:val="single" w:sz="4" w:space="1" w:color="auto"/>
-                              </w:pBdr>
-                              <w:autoSpaceDE w:val="0"/>
-                              <w:autoSpaceDN w:val="0"/>
-                              <w:adjustRightInd w:val="0"/>
-                              <w:spacing w:line="276" w:lineRule="auto"/>
-                              <w:jc w:val="center"/>
-                              <w:rPr>
-                                <w:rFonts w:eastAsia="Calibri" w:cs="CorporateSPro-Light"/>
-                                <w:sz w:val="13"/>
-                                <w:szCs w:val="13"/>
-                                <w:lang w:eastAsia="de-DE"/>
-                              </w:rPr>
-                            </w:pPr>
                           </w:p>
                           <w:p>
                             <w:pPr>
@@ -685,38 +556,14 @@
                                 <w:lang w:eastAsia="de-DE"/>
                               </w:rPr>
                             </w:pPr>
-                          </w:p>
-                          <w:p>
-                            <w:pPr>
-                              <w:autoSpaceDE w:val="0"/>
-                              <w:autoSpaceDN w:val="0"/>
-                              <w:adjustRightInd w:val="0"/>
-                              <w:jc w:val="left"/>
+                            <w:r>
                               <w:rPr>
-                                <w:rFonts w:eastAsia="Calibri" w:cs="CorporateSPro-Regular"/>
+                                <w:rFonts w:eastAsia="Calibri" w:cs="CorporateSPro-Light"/>
                                 <w:sz w:val="13"/>
                                 <w:szCs w:val="13"/>
                                 <w:lang w:eastAsia="de-DE"/>
                               </w:rPr>
-                            </w:pPr>
-                            <w:bookmarkStart w:id="0" w:name="_Hlk217368252"/>
-                            <w:bookmarkStart w:id="1" w:name="_Hlk217368253"/>
-                            <w:bookmarkStart w:id="2" w:name="_Hlk217368337"/>
-                            <w:bookmarkStart w:id="3" w:name="_Hlk217368338"/>
-                            <w:bookmarkStart w:id="4" w:name="_Hlk217368401"/>
-                            <w:bookmarkStart w:id="5" w:name="_Hlk217368402"/>
-                            <w:bookmarkStart w:id="6" w:name="_Hlk217368434"/>
-                            <w:bookmarkStart w:id="7" w:name="_Hlk217368435"/>
-                            <w:bookmarkStart w:id="8" w:name="_Hlk217368465"/>
-                            <w:bookmarkStart w:id="9" w:name="_Hlk217368466"/>
-                            <w:r>
-                              <w:rPr>
-                                <w:rFonts w:eastAsia="Calibri" w:cs="CorporateSPro-Regular"/>
-                                <w:sz w:val="13"/>
-                                <w:szCs w:val="13"/>
-                                <w:lang w:eastAsia="de-DE"/>
-                              </w:rPr>
-                              <w:t>PARTNER</w:t>
+                              <w:t xml:space="preserve"/>
                             </w:r>
                           </w:p>
                           <w:p>
@@ -724,7 +571,78 @@
                               <w:autoSpaceDE w:val="0"/>
                               <w:autoSpaceDN w:val="0"/>
                               <w:adjustRightInd w:val="0"/>
-                              <w:spacing w:line="240" w:lineRule="auto"/>
+                              <w:spacing w:line="276" w:lineRule="auto"/>
+                              <w:jc w:val="left"/>
+                              <w:rPr>
+                                <w:rFonts w:eastAsia="Calibri" w:cs="CorporateSPro-Light"/>
+                                <w:sz w:val="13"/>
+                                <w:szCs w:val="13"/>
+                                <w:lang w:eastAsia="de-DE"/>
+                              </w:rPr>
+                            </w:pPr>
+                            <w:r>
+                              <w:rPr>
+                                <w:rFonts w:eastAsia="Calibri" w:cs="CorporateSPro-Light"/>
+                                <w:sz w:val="13"/>
+                                <w:szCs w:val="13"/>
+                                <w:lang w:eastAsia="de-DE"/>
+                              </w:rPr>
+                              <w:t xml:space="preserve"/>
+                            </w:r>
+                          </w:p>
+                          <w:p>
+                            <w:pPr>
+                              <w:autoSpaceDE w:val="0"/>
+                              <w:autoSpaceDN w:val="0"/>
+                              <w:adjustRightInd w:val="0"/>
+                              <w:spacing w:line="276" w:lineRule="auto"/>
+                              <w:jc w:val="left"/>
+                              <w:rPr>
+                                <w:rFonts w:eastAsia="Calibri" w:cs="CorporateSPro-Light"/>
+                                <w:sz w:val="13"/>
+                                <w:szCs w:val="13"/>
+                                <w:lang w:eastAsia="de-DE"/>
+                              </w:rPr>
+                            </w:pPr>
+                            <w:r>
+                              <w:rPr>
+                                <w:rFonts w:eastAsia="Calibri" w:cs="CorporateSPro-Light"/>
+                                <w:sz w:val="13"/>
+                                <w:szCs w:val="13"/>
+                                <w:lang w:eastAsia="de-DE"/>
+                              </w:rPr>
+                              <w:t xml:space="preserve"/>
+                            </w:r>
+                          </w:p>
+                          <w:p>
+                            <w:pPr>
+                              <w:autoSpaceDE w:val="0"/>
+                              <w:autoSpaceDN w:val="0"/>
+                              <w:adjustRightInd w:val="0"/>
+                              <w:spacing w:line="276" w:lineRule="auto"/>
+                              <w:jc w:val="left"/>
+                              <w:rPr>
+                                <w:rFonts w:eastAsia="Calibri" w:cs="CorporateSPro-Light"/>
+                                <w:sz w:val="13"/>
+                                <w:szCs w:val="13"/>
+                                <w:lang w:eastAsia="de-DE"/>
+                              </w:rPr>
+                            </w:pPr>
+                            <w:r>
+                              <w:rPr>
+                                <w:rFonts w:eastAsia="Calibri" w:cs="CorporateSPro-Light"/>
+                                <w:sz w:val="13"/>
+                                <w:szCs w:val="13"/>
+                                <w:lang w:eastAsia="de-DE"/>
+                              </w:rPr>
+                              <w:t xml:space="preserve">PARTNER</w:t>
+                            </w:r>
+                          </w:p>
+                          <w:p>
+                            <w:pPr>
+                              <w:autoSpaceDE w:val="0"/>
+                              <w:autoSpaceDN w:val="0"/>
+                              <w:adjustRightInd w:val="0"/>
                               <w:jc w:val="left"/>
                               <w:rPr>
                                 <w:rFonts w:eastAsia="Calibri" w:cs="CorporateSPro-Demi"/>
@@ -742,7 +660,7 @@
                                 <w:szCs w:val="13"/>
                                 <w:lang w:eastAsia="de-DE"/>
                               </w:rPr>
-                              <w:t>Ingo Grünewald</w:t>
+                              <w:t xml:space="preserve">Ingo Grünewald</w:t>
                             </w:r>
                           </w:p>
                           <w:p>
@@ -750,7 +668,7 @@
                               <w:autoSpaceDE w:val="0"/>
                               <w:autoSpaceDN w:val="0"/>
                               <w:adjustRightInd w:val="0"/>
-                              <w:spacing w:line="240" w:lineRule="auto"/>
+                              <w:spacing w:line="276" w:lineRule="auto"/>
                               <w:jc w:val="left"/>
                               <w:rPr>
                                 <w:rFonts w:eastAsia="Calibri" w:cs="CorporateSPro-Light"/>
@@ -766,7 +684,7 @@
                                 <w:szCs w:val="13"/>
                                 <w:lang w:eastAsia="de-DE"/>
                               </w:rPr>
-                              <w:t>Fachanwalt für Insolvenz- und Sanierungsrecht</w:t>
+                              <w:t xml:space="preserve">Fachanwalt für Insolvenz- und Sanierungsrecht</w:t>
                             </w:r>
                           </w:p>
                           <w:p>
@@ -774,7 +692,7 @@
                               <w:autoSpaceDE w:val="0"/>
                               <w:autoSpaceDN w:val="0"/>
                               <w:adjustRightInd w:val="0"/>
-                              <w:spacing w:line="240" w:lineRule="auto"/>
+                              <w:spacing w:line="276" w:lineRule="auto"/>
                               <w:jc w:val="left"/>
                               <w:rPr>
                                 <w:rFonts w:eastAsia="Calibri" w:cs="CorporateSPro-Light"/>
@@ -790,7 +708,7 @@
                                 <w:szCs w:val="13"/>
                                 <w:lang w:eastAsia="de-DE"/>
                               </w:rPr>
-                              <w:t>Fachanwalt für Handels- und Gesellschaftsrecht</w:t>
+                              <w:t xml:space="preserve">Fachanwalt für Handels- und Gesellschaftsrecht</w:t>
                             </w:r>
                           </w:p>
                           <w:p>
@@ -798,49 +716,7 @@
                               <w:autoSpaceDE w:val="0"/>
                               <w:autoSpaceDN w:val="0"/>
                               <w:adjustRightInd w:val="0"/>
-                              <w:spacing w:line="240" w:lineRule="auto"/>
-                              <w:jc w:val="left"/>
-                              <w:rPr>
-                                <w:rFonts w:eastAsia="Calibri" w:cs="CorporateSPro-Demi"/>
-                                <w:b/>
-                                <w:sz w:val="13"/>
-                                <w:szCs w:val="13"/>
-                                <w:lang w:eastAsia="de-DE"/>
-                              </w:rPr>
-                            </w:pPr>
-                          </w:p>
-                          <w:p>
-                            <w:pPr>
-                              <w:autoSpaceDE w:val="0"/>
-                              <w:autoSpaceDN w:val="0"/>
-                              <w:adjustRightInd w:val="0"/>
-                              <w:spacing w:line="240" w:lineRule="auto"/>
-                              <w:jc w:val="left"/>
-                              <w:rPr>
-                                <w:rFonts w:eastAsia="Calibri" w:cs="CorporateSPro-Demi"/>
-                                <w:b/>
-                                <w:sz w:val="13"/>
-                                <w:szCs w:val="13"/>
-                                <w:lang w:val="en-GB" w:eastAsia="de-DE"/>
-                              </w:rPr>
-                            </w:pPr>
-                            <w:r>
-                              <w:rPr>
-                                <w:rFonts w:eastAsia="Calibri" w:cs="CorporateSPro-Demi"/>
-                                <w:b/>
-                                <w:sz w:val="13"/>
-                                <w:szCs w:val="13"/>
-                                <w:lang w:val="en-GB" w:eastAsia="de-DE"/>
-                              </w:rPr>
-                              <w:t>Dr. Alexander Thomas Lamberty LL.M.</w:t>
-                            </w:r>
-                          </w:p>
-                          <w:p>
-                            <w:pPr>
-                              <w:autoSpaceDE w:val="0"/>
-                              <w:autoSpaceDN w:val="0"/>
-                              <w:adjustRightInd w:val="0"/>
-                              <w:spacing w:line="240" w:lineRule="auto"/>
+                              <w:spacing w:line="276" w:lineRule="auto"/>
                               <w:jc w:val="left"/>
                               <w:rPr>
                                 <w:rFonts w:eastAsia="Calibri" w:cs="CorporateSPro-Light"/>
@@ -856,7 +732,7 @@
                                 <w:szCs w:val="13"/>
                                 <w:lang w:eastAsia="de-DE"/>
                               </w:rPr>
-                              <w:t>Fachanwalt für Insolvenz- und Sanierungsrecht</w:t>
+                              <w:t xml:space="preserve"/>
                             </w:r>
                           </w:p>
                           <w:p>
@@ -864,23 +740,6 @@
                               <w:autoSpaceDE w:val="0"/>
                               <w:autoSpaceDN w:val="0"/>
                               <w:adjustRightInd w:val="0"/>
-                              <w:spacing w:line="240" w:lineRule="auto"/>
-                              <w:jc w:val="left"/>
-                              <w:rPr>
-                                <w:rFonts w:eastAsia="Calibri" w:cs="CorporateSPro-Demi"/>
-                                <w:b/>
-                                <w:sz w:val="13"/>
-                                <w:szCs w:val="13"/>
-                                <w:lang w:eastAsia="de-DE"/>
-                              </w:rPr>
-                            </w:pPr>
-                          </w:p>
-                          <w:p>
-                            <w:pPr>
-                              <w:autoSpaceDE w:val="0"/>
-                              <w:autoSpaceDN w:val="0"/>
-                              <w:adjustRightInd w:val="0"/>
-                              <w:spacing w:line="240" w:lineRule="auto"/>
                               <w:jc w:val="left"/>
                               <w:rPr>
                                 <w:rFonts w:eastAsia="Calibri" w:cs="CorporateSPro-Demi"/>
@@ -898,7 +757,7 @@
                                 <w:szCs w:val="13"/>
                                 <w:lang w:eastAsia="de-DE"/>
                               </w:rPr>
-                              <w:t>Fatma Kreft</w:t>
+                              <w:t xml:space="preserve">Dr. Alexander Thomas Lamberty LL.M.</w:t>
                             </w:r>
                           </w:p>
                           <w:p>
@@ -906,7 +765,7 @@
                               <w:autoSpaceDE w:val="0"/>
                               <w:autoSpaceDN w:val="0"/>
                               <w:adjustRightInd w:val="0"/>
-                              <w:spacing w:line="240" w:lineRule="auto"/>
+                              <w:spacing w:line="276" w:lineRule="auto"/>
                               <w:jc w:val="left"/>
                               <w:rPr>
                                 <w:rFonts w:eastAsia="Calibri" w:cs="CorporateSPro-Light"/>
@@ -922,7 +781,7 @@
                                 <w:szCs w:val="13"/>
                                 <w:lang w:eastAsia="de-DE"/>
                               </w:rPr>
-                              <w:t>Fachanwältin für Insolvenz- und Sanierungsrecht</w:t>
+                              <w:t xml:space="preserve">Fachanwalt für Insolvenz- und Sanierungsrecht</w:t>
                             </w:r>
                           </w:p>
                           <w:p>
@@ -930,7 +789,7 @@
                               <w:autoSpaceDE w:val="0"/>
                               <w:autoSpaceDN w:val="0"/>
                               <w:adjustRightInd w:val="0"/>
-                              <w:spacing w:line="240" w:lineRule="auto"/>
+                              <w:spacing w:line="276" w:lineRule="auto"/>
                               <w:jc w:val="left"/>
                               <w:rPr>
                                 <w:rFonts w:eastAsia="Calibri" w:cs="CorporateSPro-Light"/>
@@ -946,7 +805,7 @@
                                 <w:szCs w:val="13"/>
                                 <w:lang w:eastAsia="de-DE"/>
                               </w:rPr>
-                              <w:t>Fachanwältin für Steuerrecht</w:t>
+                              <w:t xml:space="preserve"/>
                             </w:r>
                           </w:p>
                           <w:p>
@@ -954,22 +813,6 @@
                               <w:autoSpaceDE w:val="0"/>
                               <w:autoSpaceDN w:val="0"/>
                               <w:adjustRightInd w:val="0"/>
-                              <w:spacing w:line="240" w:lineRule="auto"/>
-                              <w:jc w:val="left"/>
-                              <w:rPr>
-                                <w:rFonts w:eastAsia="Calibri" w:cs="CorporateSPro-Light"/>
-                                <w:sz w:val="13"/>
-                                <w:szCs w:val="13"/>
-                                <w:lang w:eastAsia="de-DE"/>
-                              </w:rPr>
-                            </w:pPr>
-                          </w:p>
-                          <w:p>
-                            <w:pPr>
-                              <w:autoSpaceDE w:val="0"/>
-                              <w:autoSpaceDN w:val="0"/>
-                              <w:adjustRightInd w:val="0"/>
-                              <w:spacing w:line="240" w:lineRule="auto"/>
                               <w:jc w:val="left"/>
                               <w:rPr>
                                 <w:rFonts w:eastAsia="Calibri" w:cs="CorporateSPro-Demi"/>
@@ -987,7 +830,7 @@
                                 <w:szCs w:val="13"/>
                                 <w:lang w:eastAsia="de-DE"/>
                               </w:rPr>
-                              <w:t>Dr. Arne Löser</w:t>
+                              <w:t xml:space="preserve">Fatma Kreft</w:t>
                             </w:r>
                           </w:p>
                           <w:p>
@@ -995,7 +838,7 @@
                               <w:autoSpaceDE w:val="0"/>
                               <w:autoSpaceDN w:val="0"/>
                               <w:adjustRightInd w:val="0"/>
-                              <w:spacing w:line="240" w:lineRule="auto"/>
+                              <w:spacing w:line="276" w:lineRule="auto"/>
                               <w:jc w:val="left"/>
                               <w:rPr>
                                 <w:rFonts w:eastAsia="Calibri" w:cs="CorporateSPro-Light"/>
@@ -1011,7 +854,7 @@
                                 <w:szCs w:val="13"/>
                                 <w:lang w:eastAsia="de-DE"/>
                               </w:rPr>
-                              <w:t>Fachanwalt für Insolvenz- und Sanierungsrecht</w:t>
+                              <w:t xml:space="preserve">Fachanwältin für Insolvenz- und Sanierungsrecht</w:t>
                             </w:r>
                           </w:p>
                           <w:p>
@@ -1019,7 +862,7 @@
                               <w:autoSpaceDE w:val="0"/>
                               <w:autoSpaceDN w:val="0"/>
                               <w:adjustRightInd w:val="0"/>
-                              <w:spacing w:line="240" w:lineRule="auto"/>
+                              <w:spacing w:line="276" w:lineRule="auto"/>
                               <w:jc w:val="left"/>
                               <w:rPr>
                                 <w:rFonts w:eastAsia="Calibri" w:cs="CorporateSPro-Light"/>
@@ -1035,7 +878,7 @@
                                 <w:szCs w:val="13"/>
                                 <w:lang w:eastAsia="de-DE"/>
                               </w:rPr>
-                              <w:t>Fachanwalt für Handels- und Gesellschaftsrecht</w:t>
+                              <w:t xml:space="preserve">Fachanwältin für Steuerrecht</w:t>
                             </w:r>
                           </w:p>
                           <w:p>
@@ -1043,7 +886,7 @@
                               <w:autoSpaceDE w:val="0"/>
                               <w:autoSpaceDN w:val="0"/>
                               <w:adjustRightInd w:val="0"/>
-                              <w:spacing w:line="240" w:lineRule="auto"/>
+                              <w:spacing w:line="276" w:lineRule="auto"/>
                               <w:jc w:val="left"/>
                               <w:rPr>
                                 <w:rFonts w:eastAsia="Calibri" w:cs="CorporateSPro-Light"/>
@@ -1052,13 +895,21 @@
                                 <w:lang w:eastAsia="de-DE"/>
                               </w:rPr>
                             </w:pPr>
+                            <w:r>
+                              <w:rPr>
+                                <w:rFonts w:eastAsia="Calibri" w:cs="CorporateSPro-Light"/>
+                                <w:sz w:val="13"/>
+                                <w:szCs w:val="13"/>
+                                <w:lang w:eastAsia="de-DE"/>
+                              </w:rPr>
+                              <w:t xml:space="preserve"/>
+                            </w:r>
                           </w:p>
                           <w:p>
                             <w:pPr>
                               <w:autoSpaceDE w:val="0"/>
                               <w:autoSpaceDN w:val="0"/>
                               <w:adjustRightInd w:val="0"/>
-                              <w:spacing w:line="240" w:lineRule="auto"/>
                               <w:jc w:val="left"/>
                               <w:rPr>
                                 <w:rFonts w:eastAsia="Calibri" w:cs="CorporateSPro-Demi"/>
@@ -1076,7 +927,7 @@
                                 <w:szCs w:val="13"/>
                                 <w:lang w:eastAsia="de-DE"/>
                               </w:rPr>
-                              <w:t>Dr. Thomas Thöne</w:t>
+                              <w:t xml:space="preserve">Dr. Arne Löser</w:t>
                             </w:r>
                           </w:p>
                           <w:p>
@@ -1084,7 +935,7 @@
                               <w:autoSpaceDE w:val="0"/>
                               <w:autoSpaceDN w:val="0"/>
                               <w:adjustRightInd w:val="0"/>
-                              <w:spacing w:line="240" w:lineRule="auto"/>
+                              <w:spacing w:line="276" w:lineRule="auto"/>
                               <w:jc w:val="left"/>
                               <w:rPr>
                                 <w:rFonts w:eastAsia="Calibri" w:cs="CorporateSPro-Light"/>
@@ -1100,7 +951,7 @@
                                 <w:szCs w:val="13"/>
                                 <w:lang w:eastAsia="de-DE"/>
                               </w:rPr>
-                              <w:t>Fachanwalt für Insolvenz- und Sanierungsrecht</w:t>
+                              <w:t xml:space="preserve">Fachanwalt für Insolvenz- und Sanierungsrecht</w:t>
                             </w:r>
                           </w:p>
                           <w:p>
@@ -1108,7 +959,7 @@
                               <w:autoSpaceDE w:val="0"/>
                               <w:autoSpaceDN w:val="0"/>
                               <w:adjustRightInd w:val="0"/>
-                              <w:spacing w:line="240" w:lineRule="auto"/>
+                              <w:spacing w:line="276" w:lineRule="auto"/>
                               <w:jc w:val="left"/>
                               <w:rPr>
                                 <w:rFonts w:eastAsia="Calibri" w:cs="CorporateSPro-Light"/>
@@ -1124,7 +975,7 @@
                                 <w:szCs w:val="13"/>
                                 <w:lang w:eastAsia="de-DE"/>
                               </w:rPr>
-                              <w:t>Fachanwalt für Steuerrecht</w:t>
+                              <w:t xml:space="preserve">Fachanwalt für Handels- und Gesellschaftsrecht</w:t>
                             </w:r>
                           </w:p>
                           <w:p>
@@ -1132,7 +983,7 @@
                               <w:autoSpaceDE w:val="0"/>
                               <w:autoSpaceDN w:val="0"/>
                               <w:adjustRightInd w:val="0"/>
-                              <w:spacing w:line="240" w:lineRule="auto"/>
+                              <w:spacing w:line="276" w:lineRule="auto"/>
                               <w:jc w:val="left"/>
                               <w:rPr>
                                 <w:rFonts w:eastAsia="Calibri" w:cs="CorporateSPro-Light"/>
@@ -1148,63 +999,7 @@
                                 <w:szCs w:val="13"/>
                                 <w:lang w:eastAsia="de-DE"/>
                               </w:rPr>
-                              <w:t>Notar in Wiesbaden</w:t>
-                            </w:r>
-                          </w:p>
-                          <w:p>
-                            <w:pPr>
-                              <w:pBdr>
-                                <w:bottom w:val="single" w:sz="4" w:space="1" w:color="auto"/>
-                              </w:pBdr>
-                              <w:autoSpaceDE w:val="0"/>
-                              <w:autoSpaceDN w:val="0"/>
-                              <w:adjustRightInd w:val="0"/>
-                              <w:spacing w:line="276" w:lineRule="auto"/>
-                              <w:jc w:val="left"/>
-                              <w:rPr>
-                                <w:rFonts w:eastAsia="Calibri" w:cs="CorporateSPro-Light"/>
-                                <w:sz w:val="13"/>
-                                <w:szCs w:val="13"/>
-                                <w:lang w:eastAsia="de-DE"/>
-                              </w:rPr>
-                            </w:pPr>
-                          </w:p>
-                          <w:p>
-                            <w:pPr>
-                              <w:autoSpaceDE w:val="0"/>
-                              <w:autoSpaceDN w:val="0"/>
-                              <w:adjustRightInd w:val="0"/>
-                              <w:spacing w:line="276" w:lineRule="auto"/>
-                              <w:jc w:val="left"/>
-                              <w:rPr>
-                                <w:rFonts w:eastAsia="Calibri" w:cs="CorporateSPro-Light"/>
-                                <w:sz w:val="13"/>
-                                <w:szCs w:val="13"/>
-                                <w:lang w:eastAsia="de-DE"/>
-                              </w:rPr>
-                            </w:pPr>
-                          </w:p>
-                          <w:p>
-                            <w:pPr>
-                              <w:autoSpaceDE w:val="0"/>
-                              <w:autoSpaceDN w:val="0"/>
-                              <w:adjustRightInd w:val="0"/>
-                              <w:jc w:val="left"/>
-                              <w:rPr>
-                                <w:rFonts w:eastAsia="Calibri" w:cs="CorporateSPro-Regular"/>
-                                <w:sz w:val="13"/>
-                                <w:szCs w:val="13"/>
-                                <w:lang w:eastAsia="de-DE"/>
-                              </w:rPr>
-                            </w:pPr>
-                            <w:r>
-                              <w:rPr>
-                                <w:rFonts w:eastAsia="Calibri" w:cs="CorporateSPro-Regular"/>
-                                <w:sz w:val="13"/>
-                                <w:szCs w:val="13"/>
-                                <w:lang w:eastAsia="de-DE"/>
-                              </w:rPr>
-                              <w:t>ANGESTELLTE RECHTSANWÄLTE</w:t>
+                              <w:t xml:space="preserve"/>
                             </w:r>
                           </w:p>
                           <w:p>
@@ -1212,7 +1007,6 @@
                               <w:autoSpaceDE w:val="0"/>
                               <w:autoSpaceDN w:val="0"/>
                               <w:adjustRightInd w:val="0"/>
-                              <w:spacing w:line="240" w:lineRule="auto"/>
                               <w:jc w:val="left"/>
                               <w:rPr>
                                 <w:rFonts w:eastAsia="Calibri" w:cs="CorporateSPro-Demi"/>
@@ -1230,7 +1024,7 @@
                                 <w:szCs w:val="13"/>
                                 <w:lang w:eastAsia="de-DE"/>
                               </w:rPr>
-                              <w:t>Eva Meyer</w:t>
+                              <w:t xml:space="preserve">Thorsten Lex</w:t>
                             </w:r>
                           </w:p>
                           <w:p>
@@ -1238,31 +1032,7 @@
                               <w:autoSpaceDE w:val="0"/>
                               <w:autoSpaceDN w:val="0"/>
                               <w:adjustRightInd w:val="0"/>
-                              <w:spacing w:line="240" w:lineRule="auto"/>
-                              <w:jc w:val="left"/>
-                              <w:rPr>
-                                <w:rFonts w:eastAsia="Calibri" w:cs="CorporateSPro-Demi"/>
-                                <w:sz w:val="13"/>
-                                <w:szCs w:val="13"/>
-                                <w:lang w:eastAsia="de-DE"/>
-                              </w:rPr>
-                            </w:pPr>
-                            <w:r>
-                              <w:rPr>
-                                <w:rFonts w:eastAsia="Calibri" w:cs="CorporateSPro-Demi"/>
-                                <w:sz w:val="13"/>
-                                <w:szCs w:val="13"/>
-                                <w:lang w:eastAsia="de-DE"/>
-                              </w:rPr>
-                              <w:t>Fachanwältin für Insolvenz- und Sanierungsrecht</w:t>
-                            </w:r>
-                          </w:p>
-                          <w:p>
-                            <w:pPr>
-                              <w:autoSpaceDE w:val="0"/>
-                              <w:autoSpaceDN w:val="0"/>
-                              <w:adjustRightInd w:val="0"/>
-                              <w:spacing w:line="240" w:lineRule="auto"/>
+                              <w:spacing w:line="276" w:lineRule="auto"/>
                               <w:jc w:val="left"/>
                               <w:rPr>
                                 <w:rFonts w:eastAsia="Calibri" w:cs="CorporateSPro-Light"/>
@@ -1271,13 +1041,93 @@
                                 <w:lang w:eastAsia="de-DE"/>
                               </w:rPr>
                             </w:pPr>
+                            <w:r>
+                              <w:rPr>
+                                <w:rFonts w:eastAsia="Calibri" w:cs="CorporateSPro-Light"/>
+                                <w:sz w:val="13"/>
+                                <w:szCs w:val="13"/>
+                                <w:lang w:eastAsia="de-DE"/>
+                              </w:rPr>
+                              <w:t xml:space="preserve">Fachanwalt für Business</w:t>
+                            </w:r>
                           </w:p>
                           <w:p>
                             <w:pPr>
                               <w:autoSpaceDE w:val="0"/>
                               <w:autoSpaceDN w:val="0"/>
                               <w:adjustRightInd w:val="0"/>
-                              <w:spacing w:line="240" w:lineRule="auto"/>
+                              <w:spacing w:line="276" w:lineRule="auto"/>
+                              <w:jc w:val="left"/>
+                              <w:rPr>
+                                <w:rFonts w:eastAsia="Calibri" w:cs="CorporateSPro-Light"/>
+                                <w:sz w:val="13"/>
+                                <w:szCs w:val="13"/>
+                                <w:lang w:eastAsia="de-DE"/>
+                              </w:rPr>
+                            </w:pPr>
+                            <w:r>
+                              <w:rPr>
+                                <w:rFonts w:eastAsia="Calibri" w:cs="CorporateSPro-Light"/>
+                                <w:sz w:val="13"/>
+                                <w:szCs w:val="13"/>
+                                <w:lang w:eastAsia="de-DE"/>
+                              </w:rPr>
+                              <w:t xml:space="preserve"/>
+                            </w:r>
+                          </w:p>
+                          <w:p>
+                            <w:pPr>
+                              <w:autoSpaceDE w:val="0"/>
+                              <w:autoSpaceDN w:val="0"/>
+                              <w:adjustRightInd w:val="0"/>
+                              <w:spacing w:line="276" w:lineRule="auto"/>
+                              <w:jc w:val="left"/>
+                              <w:rPr>
+                                <w:rFonts w:eastAsia="Calibri" w:cs="CorporateSPro-Light"/>
+                                <w:sz w:val="13"/>
+                                <w:szCs w:val="13"/>
+                                <w:lang w:eastAsia="de-DE"/>
+                              </w:rPr>
+                            </w:pPr>
+                            <w:r>
+                              <w:rPr>
+                                <w:rFonts w:eastAsia="Calibri" w:cs="CorporateSPro-Light"/>
+                                <w:sz w:val="13"/>
+                                <w:szCs w:val="13"/>
+                                <w:lang w:eastAsia="de-DE"/>
+                              </w:rPr>
+                              <w:t xml:space="preserve"/>
+                            </w:r>
+                          </w:p>
+                          <w:p>
+                            <w:pPr>
+                              <w:autoSpaceDE w:val="0"/>
+                              <w:autoSpaceDN w:val="0"/>
+                              <w:adjustRightInd w:val="0"/>
+                              <w:spacing w:line="276" w:lineRule="auto"/>
+                              <w:jc w:val="left"/>
+                              <w:rPr>
+                                <w:rFonts w:eastAsia="Calibri" w:cs="CorporateSPro-Light"/>
+                                <w:sz w:val="13"/>
+                                <w:szCs w:val="13"/>
+                                <w:lang w:eastAsia="de-DE"/>
+                              </w:rPr>
+                            </w:pPr>
+                            <w:r>
+                              <w:rPr>
+                                <w:rFonts w:eastAsia="Calibri" w:cs="CorporateSPro-Light"/>
+                                <w:sz w:val="13"/>
+                                <w:szCs w:val="13"/>
+                                <w:lang w:eastAsia="de-DE"/>
+                              </w:rPr>
+                              <w:t xml:space="preserve">ANGESTELLTE RECHTSANWÄLTE</w:t>
+                            </w:r>
+                          </w:p>
+                          <w:p>
+                            <w:pPr>
+                              <w:autoSpaceDE w:val="0"/>
+                              <w:autoSpaceDN w:val="0"/>
+                              <w:adjustRightInd w:val="0"/>
                               <w:jc w:val="left"/>
                               <w:rPr>
                                 <w:rFonts w:eastAsia="Calibri" w:cs="CorporateSPro-Demi"/>
@@ -1295,7 +1145,7 @@
                                 <w:szCs w:val="13"/>
                                 <w:lang w:eastAsia="de-DE"/>
                               </w:rPr>
-                              <w:t>Bettina Dax</w:t>
+                              <w:t xml:space="preserve">Eva Meyer</w:t>
                             </w:r>
                           </w:p>
                           <w:p>
@@ -1303,7 +1153,7 @@
                               <w:autoSpaceDE w:val="0"/>
                               <w:autoSpaceDN w:val="0"/>
                               <w:adjustRightInd w:val="0"/>
-                              <w:spacing w:line="240" w:lineRule="auto"/>
+                              <w:spacing w:line="276" w:lineRule="auto"/>
                               <w:jc w:val="left"/>
                               <w:rPr>
                                 <w:rFonts w:eastAsia="Calibri" w:cs="CorporateSPro-Light"/>
@@ -1319,7 +1169,7 @@
                                 <w:szCs w:val="13"/>
                                 <w:lang w:eastAsia="de-DE"/>
                               </w:rPr>
-                              <w:t>Rechtsanwältin</w:t>
+                              <w:t xml:space="preserve">Fachanwältin für Insolvenz- und Sanierungsrecht</w:t>
                             </w:r>
                           </w:p>
                           <w:p>
@@ -1327,23 +1177,30 @@
                               <w:autoSpaceDE w:val="0"/>
                               <w:autoSpaceDN w:val="0"/>
                               <w:adjustRightInd w:val="0"/>
-                              <w:spacing w:line="240" w:lineRule="auto"/>
+                              <w:spacing w:line="276" w:lineRule="auto"/>
                               <w:jc w:val="left"/>
                               <w:rPr>
-                                <w:rFonts w:eastAsia="Calibri" w:cs="CorporateSPro-Demi"/>
-                                <w:b/>
+                                <w:rFonts w:eastAsia="Calibri" w:cs="CorporateSPro-Light"/>
                                 <w:sz w:val="13"/>
                                 <w:szCs w:val="13"/>
                                 <w:lang w:eastAsia="de-DE"/>
                               </w:rPr>
                             </w:pPr>
+                            <w:r>
+                              <w:rPr>
+                                <w:rFonts w:eastAsia="Calibri" w:cs="CorporateSPro-Light"/>
+                                <w:sz w:val="13"/>
+                                <w:szCs w:val="13"/>
+                                <w:lang w:eastAsia="de-DE"/>
+                              </w:rPr>
+                              <w:t xml:space="preserve"/>
+                            </w:r>
                           </w:p>
                           <w:p>
                             <w:pPr>
                               <w:autoSpaceDE w:val="0"/>
                               <w:autoSpaceDN w:val="0"/>
                               <w:adjustRightInd w:val="0"/>
-                              <w:spacing w:line="240" w:lineRule="auto"/>
                               <w:jc w:val="left"/>
                               <w:rPr>
                                 <w:rFonts w:eastAsia="Calibri" w:cs="CorporateSPro-Demi"/>
@@ -1361,7 +1218,7 @@
                                 <w:szCs w:val="13"/>
                                 <w:lang w:eastAsia="de-DE"/>
                               </w:rPr>
-                              <w:t>Cornelia Kriege</w:t>
+                              <w:t xml:space="preserve">Bettina Dax</w:t>
                             </w:r>
                           </w:p>
                           <w:p>
@@ -1369,7 +1226,7 @@
                               <w:autoSpaceDE w:val="0"/>
                               <w:autoSpaceDN w:val="0"/>
                               <w:adjustRightInd w:val="0"/>
-                              <w:spacing w:line="240" w:lineRule="auto"/>
+                              <w:spacing w:line="276" w:lineRule="auto"/>
                               <w:jc w:val="left"/>
                               <w:rPr>
                                 <w:rFonts w:eastAsia="Calibri" w:cs="CorporateSPro-Light"/>
@@ -1385,7 +1242,7 @@
                                 <w:szCs w:val="13"/>
                                 <w:lang w:eastAsia="de-DE"/>
                               </w:rPr>
-                              <w:t>Rechtsanwältin</w:t>
+                              <w:t xml:space="preserve">Rechtsanwältin</w:t>
                             </w:r>
                           </w:p>
                           <w:p>
@@ -1393,7 +1250,7 @@
                               <w:autoSpaceDE w:val="0"/>
                               <w:autoSpaceDN w:val="0"/>
                               <w:adjustRightInd w:val="0"/>
-                              <w:spacing w:line="240" w:lineRule="auto"/>
+                              <w:spacing w:line="276" w:lineRule="auto"/>
                               <w:jc w:val="left"/>
                               <w:rPr>
                                 <w:rFonts w:eastAsia="Calibri" w:cs="CorporateSPro-Light"/>
@@ -1402,13 +1259,21 @@
                                 <w:lang w:eastAsia="de-DE"/>
                               </w:rPr>
                             </w:pPr>
+                            <w:r>
+                              <w:rPr>
+                                <w:rFonts w:eastAsia="Calibri" w:cs="CorporateSPro-Light"/>
+                                <w:sz w:val="13"/>
+                                <w:szCs w:val="13"/>
+                                <w:lang w:eastAsia="de-DE"/>
+                              </w:rPr>
+                              <w:t xml:space="preserve"/>
+                            </w:r>
                           </w:p>
                           <w:p>
                             <w:pPr>
                               <w:autoSpaceDE w:val="0"/>
                               <w:autoSpaceDN w:val="0"/>
                               <w:adjustRightInd w:val="0"/>
-                              <w:spacing w:line="240" w:lineRule="auto"/>
                               <w:jc w:val="left"/>
                               <w:rPr>
                                 <w:rFonts w:eastAsia="Calibri" w:cs="CorporateSPro-Demi"/>
@@ -1426,7 +1291,7 @@
                                 <w:szCs w:val="13"/>
                                 <w:lang w:eastAsia="de-DE"/>
                               </w:rPr>
-                              <w:t>Lars Wacker</w:t>
+                              <w:t xml:space="preserve">Cornelia Kriege</w:t>
                             </w:r>
                           </w:p>
                           <w:p>
@@ -1434,7 +1299,7 @@
                               <w:autoSpaceDE w:val="0"/>
                               <w:autoSpaceDN w:val="0"/>
                               <w:adjustRightInd w:val="0"/>
-                              <w:spacing w:line="240" w:lineRule="auto"/>
+                              <w:spacing w:line="276" w:lineRule="auto"/>
                               <w:jc w:val="left"/>
                               <w:rPr>
                                 <w:rFonts w:eastAsia="Calibri" w:cs="CorporateSPro-Light"/>
@@ -1450,26 +1315,8 @@
                                 <w:szCs w:val="13"/>
                                 <w:lang w:eastAsia="de-DE"/>
                               </w:rPr>
-                              <w:t>Rechtsanwalt</w:t>
+                              <w:t xml:space="preserve">Rechtsanwältin</w:t>
                             </w:r>
-                          </w:p>
-                          <w:p>
-                            <w:pPr>
-                              <w:pBdr>
-                                <w:bottom w:val="single" w:sz="4" w:space="1" w:color="auto"/>
-                              </w:pBdr>
-                              <w:autoSpaceDE w:val="0"/>
-                              <w:autoSpaceDN w:val="0"/>
-                              <w:adjustRightInd w:val="0"/>
-                              <w:spacing w:line="276" w:lineRule="auto"/>
-                              <w:jc w:val="left"/>
-                              <w:rPr>
-                                <w:rFonts w:eastAsia="Calibri" w:cs="CorporateSPro-Light"/>
-                                <w:sz w:val="13"/>
-                                <w:szCs w:val="13"/>
-                                <w:lang w:eastAsia="de-DE"/>
-                              </w:rPr>
-                            </w:pPr>
                           </w:p>
                           <w:p>
                             <w:pPr>
@@ -1485,28 +1332,14 @@
                                 <w:lang w:eastAsia="de-DE"/>
                               </w:rPr>
                             </w:pPr>
-                          </w:p>
-                          <w:p>
-                            <w:pPr>
-                              <w:autoSpaceDE w:val="0"/>
-                              <w:autoSpaceDN w:val="0"/>
-                              <w:adjustRightInd w:val="0"/>
-                              <w:jc w:val="left"/>
+                            <w:r>
                               <w:rPr>
-                                <w:rFonts w:eastAsia="Calibri" w:cs="CorporateSPro-Regular"/>
+                                <w:rFonts w:eastAsia="Calibri" w:cs="CorporateSPro-Light"/>
                                 <w:sz w:val="13"/>
                                 <w:szCs w:val="13"/>
                                 <w:lang w:eastAsia="de-DE"/>
                               </w:rPr>
-                            </w:pPr>
-                            <w:r>
-                              <w:rPr>
-                                <w:rFonts w:eastAsia="Calibri" w:cs="CorporateSPro-Regular"/>
-                                <w:sz w:val="13"/>
-                                <w:szCs w:val="13"/>
-                                <w:lang w:eastAsia="de-DE"/>
-                              </w:rPr>
-                              <w:t>OF COUNSEL</w:t>
+                              <w:t xml:space="preserve"/>
                             </w:r>
                           </w:p>
                           <w:p>
@@ -1514,7 +1347,6 @@
                               <w:autoSpaceDE w:val="0"/>
                               <w:autoSpaceDN w:val="0"/>
                               <w:adjustRightInd w:val="0"/>
-                              <w:spacing w:line="240" w:lineRule="auto"/>
                               <w:jc w:val="left"/>
                               <w:rPr>
                                 <w:rFonts w:eastAsia="Calibri" w:cs="CorporateSPro-Demi"/>
@@ -1532,7 +1364,7 @@
                                 <w:szCs w:val="13"/>
                                 <w:lang w:eastAsia="de-DE"/>
                               </w:rPr>
-                              <w:t>Justizrat Prof. Dr. Dr. Thomas B. Schmidt M.A.</w:t>
+                              <w:t xml:space="preserve">Lars Wacker</w:t>
                             </w:r>
                           </w:p>
                           <w:p>
@@ -1540,7 +1372,7 @@
                               <w:autoSpaceDE w:val="0"/>
                               <w:autoSpaceDN w:val="0"/>
                               <w:adjustRightInd w:val="0"/>
-                              <w:spacing w:line="240" w:lineRule="auto"/>
+                              <w:spacing w:line="276" w:lineRule="auto"/>
                               <w:jc w:val="left"/>
                               <w:rPr>
                                 <w:rFonts w:eastAsia="Calibri" w:cs="CorporateSPro-Light"/>
@@ -1556,26 +1388,8 @@
                                 <w:szCs w:val="13"/>
                                 <w:lang w:eastAsia="de-DE"/>
                               </w:rPr>
-                              <w:t>Fachanwalt für Insolvenz- und Sanierungsrecht</w:t>
+                              <w:t xml:space="preserve">Rechtsanwalt</w:t>
                             </w:r>
-                          </w:p>
-                          <w:p>
-                            <w:pPr>
-                              <w:pBdr>
-                                <w:bottom w:val="single" w:sz="4" w:space="1" w:color="auto"/>
-                              </w:pBdr>
-                              <w:autoSpaceDE w:val="0"/>
-                              <w:autoSpaceDN w:val="0"/>
-                              <w:adjustRightInd w:val="0"/>
-                              <w:spacing w:line="276" w:lineRule="auto"/>
-                              <w:jc w:val="left"/>
-                              <w:rPr>
-                                <w:rFonts w:eastAsia="Calibri" w:cs="CorporateSPro-Light"/>
-                                <w:sz w:val="13"/>
-                                <w:szCs w:val="13"/>
-                                <w:lang w:eastAsia="de-DE"/>
-                              </w:rPr>
-                            </w:pPr>
                           </w:p>
                           <w:p>
                             <w:pPr>
@@ -1591,6 +1405,63 @@
                                 <w:lang w:eastAsia="de-DE"/>
                               </w:rPr>
                             </w:pPr>
+                            <w:r>
+                              <w:rPr>
+                                <w:rFonts w:eastAsia="Calibri" w:cs="CorporateSPro-Light"/>
+                                <w:sz w:val="13"/>
+                                <w:szCs w:val="13"/>
+                                <w:lang w:eastAsia="de-DE"/>
+                              </w:rPr>
+                              <w:t xml:space="preserve"/>
+                            </w:r>
+                          </w:p>
+                          <w:p>
+                            <w:pPr>
+                              <w:autoSpaceDE w:val="0"/>
+                              <w:autoSpaceDN w:val="0"/>
+                              <w:adjustRightInd w:val="0"/>
+                              <w:spacing w:line="276" w:lineRule="auto"/>
+                              <w:jc w:val="left"/>
+                              <w:rPr>
+                                <w:rFonts w:eastAsia="Calibri" w:cs="CorporateSPro-Light"/>
+                                <w:sz w:val="13"/>
+                                <w:szCs w:val="13"/>
+                                <w:lang w:eastAsia="de-DE"/>
+                              </w:rPr>
+                            </w:pPr>
+                            <w:r>
+                              <w:rPr>
+                                <w:rFonts w:eastAsia="Calibri" w:cs="CorporateSPro-Light"/>
+                                <w:sz w:val="13"/>
+                                <w:szCs w:val="13"/>
+                                <w:lang w:eastAsia="de-DE"/>
+                              </w:rPr>
+                              <w:t xml:space="preserve"/>
+                            </w:r>
+                          </w:p>
+                          <w:p>
+                            <w:pPr>
+                              <w:autoSpaceDE w:val="0"/>
+                              <w:autoSpaceDN w:val="0"/>
+                              <w:adjustRightInd w:val="0"/>
+                              <w:spacing w:line="276" w:lineRule="auto"/>
+                              <w:jc w:val="left"/>
+                              <w:rPr>
+                                <w:rFonts w:eastAsia="Calibri" w:cs="CorporateSPro-Light"/>
+                                <w:sz w:val="13"/>
+                                <w:szCs w:val="13"/>
+                                <w:lang w:eastAsia="de-DE"/>
+                              </w:rPr>
+                            </w:pPr>
+                            <w:r>
+                              <w:rPr>
+                                <w:rFonts w:eastAsia="Calibri" w:cs="CorporateSPro-Light"/>
+                                <w:sz w:val="13"/>
+                                <w:szCs w:val="13"/>
+                                <w:lang w:eastAsia="de-DE"/>
+                              </w:rPr>
+                              <w:t xml:space="preserve">OF COUNSEL</w:t>
+                            </w:r>
                           </w:p>
                           <w:p>
                             <w:pPr>
@@ -1599,30 +1470,8 @@
                               <w:adjustRightInd w:val="0"/>
                               <w:jc w:val="left"/>
                               <w:rPr>
-                                <w:rFonts w:eastAsia="Calibri" w:cs="CorporateSPro-Regular"/>
-                                <w:sz w:val="13"/>
-                                <w:szCs w:val="13"/>
-                                <w:lang w:eastAsia="de-DE"/>
-                              </w:rPr>
-                            </w:pPr>
-                            <w:r>
-                              <w:rPr>
-                                <w:rFonts w:eastAsia="Calibri" w:cs="CorporateSPro-Regular"/>
-                                <w:sz w:val="13"/>
-                                <w:szCs w:val="13"/>
-                                <w:lang w:eastAsia="de-DE"/>
-                              </w:rPr>
-                              <w:t>STANDORTE</w:t>
-                            </w:r>
-                          </w:p>
-                          <w:p>
-                            <w:pPr>
-                              <w:autoSpaceDE w:val="0"/>
-                              <w:autoSpaceDN w:val="0"/>
-                              <w:adjustRightInd w:val="0"/>
-                              <w:spacing w:line="240" w:lineRule="auto"/>
-                              <w:rPr>
                                 <w:rFonts w:eastAsia="Calibri" w:cs="CorporateSPro-Demi"/>
+                                <w:b/>
                                 <w:sz w:val="13"/>
                                 <w:szCs w:val="13"/>
                                 <w:lang w:eastAsia="de-DE"/>
@@ -1631,30 +1480,12 @@
                             <w:r>
                               <w:rPr>
                                 <w:rFonts w:eastAsia="Calibri" w:cs="CorporateSPro-Demi"/>
+                                <w:b/>
                                 <w:sz w:val="13"/>
                                 <w:szCs w:val="13"/>
                                 <w:lang w:eastAsia="de-DE"/>
                               </w:rPr>
-                              <w:t>Trier</w:t>
-                            </w:r>
-                            <w:r>
-                              <w:rPr>
-                                <w:rFonts w:eastAsia="Calibri" w:cs="CorporateSPro-Demi"/>
-                                <w:sz w:val="13"/>
-                                <w:szCs w:val="13"/>
-                                <w:lang w:eastAsia="de-DE"/>
-                              </w:rPr>
-                              <w:tab/>
-                            </w:r>
-                            <w:r>
-                              <w:rPr>
-                                <w:rFonts w:eastAsia="Calibri" w:cs="CorporateSPro-Demi"/>
-                                <w:sz w:val="13"/>
-                                <w:szCs w:val="13"/>
-                                <w:lang w:eastAsia="de-DE"/>
-                              </w:rPr>
-                              <w:tab/>
-                              <w:t>Bad Kreuznach</w:t>
+                              <w:t xml:space="preserve">Justizrat Prof. Dr. Dr. Thomas B. Schmidt M.A.</w:t>
                             </w:r>
                           </w:p>
                           <w:p>
@@ -1662,9 +1493,10 @@
                               <w:autoSpaceDE w:val="0"/>
                               <w:autoSpaceDN w:val="0"/>
                               <w:adjustRightInd w:val="0"/>
-                              <w:spacing w:line="240" w:lineRule="auto"/>
+                              <w:spacing w:line="276" w:lineRule="auto"/>
+                              <w:jc w:val="left"/>
                               <w:rPr>
-                                <w:rFonts w:eastAsia="Calibri" w:cs="CorporateSPro-Demi"/>
+                                <w:rFonts w:eastAsia="Calibri" w:cs="CorporateSPro-Light"/>
                                 <w:sz w:val="13"/>
                                 <w:szCs w:val="13"/>
                                 <w:lang w:eastAsia="de-DE"/>
@@ -1672,22 +1504,12 @@
                             </w:pPr>
                             <w:r>
                               <w:rPr>
-                                <w:rFonts w:eastAsia="Calibri" w:cs="CorporateSPro-Demi"/>
+                                <w:rFonts w:eastAsia="Calibri" w:cs="CorporateSPro-Light"/>
                                 <w:sz w:val="13"/>
                                 <w:szCs w:val="13"/>
                                 <w:lang w:eastAsia="de-DE"/>
                               </w:rPr>
-                              <w:t>Frankfurt am Main</w:t>
-                            </w:r>
-                            <w:r>
-                              <w:rPr>
-                                <w:rFonts w:eastAsia="Calibri" w:cs="CorporateSPro-Demi"/>
-                                <w:sz w:val="13"/>
-                                <w:szCs w:val="13"/>
-                                <w:lang w:eastAsia="de-DE"/>
-                              </w:rPr>
-                              <w:tab/>
-                              <w:t>Zell/Mosel</w:t>
+                              <w:t xml:space="preserve">Fachanwalt für Insolvenz- und Sanierungsrecht</w:t>
                             </w:r>
                           </w:p>
                           <w:p>
@@ -1695,9 +1517,10 @@
                               <w:autoSpaceDE w:val="0"/>
                               <w:autoSpaceDN w:val="0"/>
                               <w:adjustRightInd w:val="0"/>
-                              <w:spacing w:line="240" w:lineRule="auto"/>
+                              <w:spacing w:line="276" w:lineRule="auto"/>
+                              <w:jc w:val="left"/>
                               <w:rPr>
-                                <w:rFonts w:eastAsia="Calibri" w:cs="CorporateSPro-Demi"/>
+                                <w:rFonts w:eastAsia="Calibri" w:cs="CorporateSPro-Light"/>
                                 <w:sz w:val="13"/>
                                 <w:szCs w:val="13"/>
                                 <w:lang w:eastAsia="de-DE"/>
@@ -1705,22 +1528,12 @@
                             </w:pPr>
                             <w:r>
                               <w:rPr>
-                                <w:rFonts w:eastAsia="Calibri" w:cs="CorporateSPro-Demi"/>
+                                <w:rFonts w:eastAsia="Calibri" w:cs="CorporateSPro-Light"/>
                                 <w:sz w:val="13"/>
                                 <w:szCs w:val="13"/>
                                 <w:lang w:eastAsia="de-DE"/>
                               </w:rPr>
-                              <w:t>Idar-Oberstein</w:t>
-                            </w:r>
-                            <w:r>
-                              <w:rPr>
-                                <w:rFonts w:eastAsia="Calibri" w:cs="CorporateSPro-Demi"/>
-                                <w:sz w:val="13"/>
-                                <w:szCs w:val="13"/>
-                                <w:lang w:eastAsia="de-DE"/>
-                              </w:rPr>
-                              <w:tab/>
-                              <w:t>Koblenz</w:t>
+                              <w:t xml:space="preserve"/>
                             </w:r>
                           </w:p>
                           <w:p>
@@ -1728,9 +1541,10 @@
                               <w:autoSpaceDE w:val="0"/>
                               <w:autoSpaceDN w:val="0"/>
                               <w:adjustRightInd w:val="0"/>
-                              <w:spacing w:line="240" w:lineRule="auto"/>
+                              <w:spacing w:line="276" w:lineRule="auto"/>
+                              <w:jc w:val="left"/>
                               <w:rPr>
-                                <w:rFonts w:eastAsia="Calibri" w:cs="CorporateSPro-Demi"/>
+                                <w:rFonts w:eastAsia="Calibri" w:cs="CorporateSPro-Light"/>
                                 <w:sz w:val="13"/>
                                 <w:szCs w:val="13"/>
                                 <w:lang w:eastAsia="de-DE"/>
@@ -1738,31 +1552,12 @@
                             </w:pPr>
                             <w:r>
                               <w:rPr>
-                                <w:rFonts w:eastAsia="Calibri" w:cs="CorporateSPro-Demi"/>
+                                <w:rFonts w:eastAsia="Calibri" w:cs="CorporateSPro-Light"/>
                                 <w:sz w:val="13"/>
                                 <w:szCs w:val="13"/>
                                 <w:lang w:eastAsia="de-DE"/>
                               </w:rPr>
-                              <w:t>Langgöns</w:t>
-                            </w:r>
-                            <w:r>
-                              <w:rPr>
-                                <w:rFonts w:eastAsia="Calibri" w:cs="CorporateSPro-Demi"/>
-                                <w:sz w:val="13"/>
-                                <w:szCs w:val="13"/>
-                                <w:lang w:eastAsia="de-DE"/>
-                              </w:rPr>
-                              <w:tab/>
-                            </w:r>
-                            <w:r>
-                              <w:rPr>
-                                <w:rFonts w:eastAsia="Calibri" w:cs="CorporateSPro-Demi"/>
-                                <w:sz w:val="13"/>
-                                <w:szCs w:val="13"/>
-                                <w:lang w:eastAsia="de-DE"/>
-                              </w:rPr>
-                              <w:tab/>
-                              <w:t>Limburg/Lahn</w:t>
+                              <w:t xml:space="preserve"/>
                             </w:r>
                           </w:p>
                           <w:p>
@@ -1770,52 +1565,144 @@
                               <w:autoSpaceDE w:val="0"/>
                               <w:autoSpaceDN w:val="0"/>
                               <w:adjustRightInd w:val="0"/>
-                              <w:spacing w:line="240" w:lineRule="auto"/>
+                              <w:spacing w:line="276" w:lineRule="auto"/>
+                              <w:jc w:val="left"/>
                               <w:rPr>
-                                <w:rFonts w:eastAsia="Calibri" w:cs="CorporateSPro-Demi"/>
-                                <w:sz w:val="9"/>
-                                <w:szCs w:val="9"/>
+                                <w:rFonts w:eastAsia="Calibri" w:cs="CorporateSPro-Light"/>
+                                <w:sz w:val="13"/>
+                                <w:szCs w:val="13"/>
                                 <w:lang w:eastAsia="de-DE"/>
                               </w:rPr>
                             </w:pPr>
                             <w:r>
                               <w:rPr>
-                                <w:rFonts w:eastAsia="Calibri" w:cs="CorporateSPro-Demi"/>
+                                <w:rFonts w:eastAsia="Calibri" w:cs="CorporateSPro-Light"/>
                                 <w:sz w:val="13"/>
                                 <w:szCs w:val="13"/>
                                 <w:lang w:eastAsia="de-DE"/>
                               </w:rPr>
-                              <w:t>Mainz</w:t>
+                              <w:t xml:space="preserve">STANDORTE</w:t>
                             </w:r>
-                            <w:r>
+                          </w:p>
+                          <w:p>
+                            <w:pPr>
+                              <w:autoSpaceDE w:val="0"/>
+                              <w:autoSpaceDN w:val="0"/>
+                              <w:adjustRightInd w:val="0"/>
+                              <w:spacing w:line="276" w:lineRule="auto"/>
+                              <w:jc w:val="left"/>
                               <w:rPr>
-                                <w:rFonts w:eastAsia="Calibri" w:cs="CorporateSPro-Demi"/>
+                                <w:rFonts w:eastAsia="Calibri" w:cs="CorporateSPro-Light"/>
                                 <w:sz w:val="13"/>
                                 <w:szCs w:val="13"/>
                                 <w:lang w:eastAsia="de-DE"/>
                               </w:rPr>
-                              <w:tab/>
-                            </w:r>
+                            </w:pPr>
                             <w:r>
                               <w:rPr>
-                                <w:rFonts w:eastAsia="Calibri" w:cs="CorporateSPro-Demi"/>
+                                <w:rFonts w:eastAsia="Calibri" w:cs="CorporateSPro-Light"/>
                                 <w:sz w:val="13"/>
                                 <w:szCs w:val="13"/>
                                 <w:lang w:eastAsia="de-DE"/>
                               </w:rPr>
-                              <w:tab/>
-                              <w:t>Wiesbaden</w:t>
+                              <w:t xml:space="preserve">Trier		Zell/Mosel</w:t>
                             </w:r>
-                            <w:bookmarkEnd w:id="0"/>
-                            <w:bookmarkEnd w:id="1"/>
-                            <w:bookmarkEnd w:id="2"/>
-                            <w:bookmarkEnd w:id="3"/>
-                            <w:bookmarkEnd w:id="4"/>
-                            <w:bookmarkEnd w:id="5"/>
-                            <w:bookmarkEnd w:id="6"/>
-                            <w:bookmarkEnd w:id="7"/>
-                            <w:bookmarkEnd w:id="8"/>
-                            <w:bookmarkEnd w:id="9"/>
+                          </w:p>
+                          <w:p>
+                            <w:pPr>
+                              <w:autoSpaceDE w:val="0"/>
+                              <w:autoSpaceDN w:val="0"/>
+                              <w:adjustRightInd w:val="0"/>
+                              <w:spacing w:line="276" w:lineRule="auto"/>
+                              <w:jc w:val="left"/>
+                              <w:rPr>
+                                <w:rFonts w:eastAsia="Calibri" w:cs="CorporateSPro-Light"/>
+                                <w:sz w:val="13"/>
+                                <w:szCs w:val="13"/>
+                                <w:lang w:eastAsia="de-DE"/>
+                              </w:rPr>
+                            </w:pPr>
+                            <w:r>
+                              <w:rPr>
+                                <w:rFonts w:eastAsia="Calibri" w:cs="CorporateSPro-Light"/>
+                                <w:sz w:val="13"/>
+                                <w:szCs w:val="13"/>
+                                <w:lang w:eastAsia="de-DE"/>
+                              </w:rPr>
+                              <w:t xml:space="preserve">Wiesbaden		Koblenz</w:t>
+                            </w:r>
+                          </w:p>
+                          <w:p>
+                            <w:pPr>
+                              <w:autoSpaceDE w:val="0"/>
+                              <w:autoSpaceDN w:val="0"/>
+                              <w:adjustRightInd w:val="0"/>
+                              <w:spacing w:line="276" w:lineRule="auto"/>
+                              <w:jc w:val="left"/>
+                              <w:rPr>
+                                <w:rFonts w:eastAsia="Calibri" w:cs="CorporateSPro-Light"/>
+                                <w:sz w:val="13"/>
+                                <w:szCs w:val="13"/>
+                                <w:lang w:eastAsia="de-DE"/>
+                              </w:rPr>
+                            </w:pPr>
+                            <w:r>
+                              <w:rPr>
+                                <w:rFonts w:eastAsia="Calibri" w:cs="CorporateSPro-Light"/>
+                                <w:sz w:val="13"/>
+                                <w:szCs w:val="13"/>
+                                <w:lang w:eastAsia="de-DE"/>
+                              </w:rPr>
+                              <w:t xml:space="preserve">Bad Kreuznach		Frankfurt am Main</w:t>
+                            </w:r>
+                          </w:p>
+                          <w:p>
+                            <w:pPr>
+                              <w:autoSpaceDE w:val="0"/>
+                              <w:autoSpaceDN w:val="0"/>
+                              <w:adjustRightInd w:val="0"/>
+                              <w:spacing w:line="276" w:lineRule="auto"/>
+                              <w:jc w:val="left"/>
+                              <w:rPr>
+                                <w:rFonts w:eastAsia="Calibri" w:cs="CorporateSPro-Light"/>
+                                <w:sz w:val="13"/>
+                                <w:szCs w:val="13"/>
+                                <w:lang w:eastAsia="de-DE"/>
+                              </w:rPr>
+                            </w:pPr>
+                            <w:r>
+                              <w:rPr>
+                                <w:rFonts w:eastAsia="Calibri" w:cs="CorporateSPro-Light"/>
+                                <w:sz w:val="13"/>
+                                <w:szCs w:val="13"/>
+                                <w:lang w:eastAsia="de-DE"/>
+                              </w:rPr>
+                              <w:t xml:space="preserve">Idar-Oberstein		Langgöns</w:t>
+                            </w:r>
+                          </w:p>
+                          <w:p>
+                            <w:pPr>
+                              <w:autoSpaceDE w:val="0"/>
+                              <w:autoSpaceDN w:val="0"/>
+                              <w:adjustRightInd w:val="0"/>
+                              <w:spacing w:line="276" w:lineRule="auto"/>
+                              <w:jc w:val="left"/>
+                              <w:rPr>
+                                <w:rFonts w:eastAsia="Calibri" w:cs="CorporateSPro-Light"/>
+                                <w:sz w:val="13"/>
+                                <w:szCs w:val="13"/>
+                                <w:lang w:eastAsia="de-DE"/>
+                              </w:rPr>
+                            </w:pPr>
+                            <w:r>
+                              <w:rPr>
+                                <w:rFonts w:eastAsia="Calibri" w:cs="CorporateSPro-Light"/>
+                                <w:sz w:val="13"/>
+                                <w:szCs w:val="13"/>
+                                <w:lang w:eastAsia="de-DE"/>
+                              </w:rPr>
+                              <w:t xml:space="preserve">Limburg/Lahn		Mainz</w:t>
+                            </w:r>
                           </w:p>
                         </w:txbxContent>
                       </wps:txbx>
@@ -1868,7 +1755,7 @@
                           <w:szCs w:val="13"/>
                           <w:lang w:eastAsia="de-DE"/>
                         </w:rPr>
-                        <w:t>www.tbs-insolvenzverwalter.de</w:t>
+                        <w:t xml:space="preserve">www.tbs-insolvenzverwalter.de</w:t>
                       </w:r>
                     </w:p>
                     <w:p>
@@ -1892,14 +1779,11 @@
                           <w:szCs w:val="13"/>
                           <w:lang w:eastAsia="de-DE"/>
                         </w:rPr>
-                        <w:t>Partnerschaftsregister des</w:t>
+                        <w:t xml:space="preserve">Partnerschaftsregister des</w:t>
                       </w:r>
                     </w:p>
                     <w:p>
                       <w:pPr>
-                        <w:pBdr>
-                          <w:bottom w:val="single" w:sz="4" w:space="1" w:color="auto"/>
-                        </w:pBdr>
                         <w:autoSpaceDE w:val="0"/>
                         <w:autoSpaceDN w:val="0"/>
                         <w:adjustRightInd w:val="0"/>
@@ -1919,134 +1803,8 @@
                           <w:szCs w:val="13"/>
                           <w:lang w:eastAsia="de-DE"/>
                         </w:rPr>
-                        <w:t>Amtsgericht Koblenz – PR 20203</w:t>
+                        <w:t xml:space="preserve">Amtsgericht Koblenz – PR 20203</w:t>
                       </w:r>
-                    </w:p>
-                    <w:p>
-                      <w:pPr>
-                        <w:pBdr>
-                          <w:bottom w:val="single" w:sz="4" w:space="1" w:color="auto"/>
-                        </w:pBdr>
-                        <w:autoSpaceDE w:val="0"/>
-                        <w:autoSpaceDN w:val="0"/>
-                        <w:adjustRightInd w:val="0"/>
-                        <w:spacing w:line="276" w:lineRule="auto"/>
-                        <w:jc w:val="center"/>
-                        <w:rPr>
-                          <w:rFonts w:eastAsia="Calibri" w:cs="CorporateSPro-Light"/>
-                          <w:sz w:val="13"/>
-                          <w:szCs w:val="13"/>
-                          <w:lang w:eastAsia="de-DE"/>
-                        </w:rPr>
-                      </w:pPr>
-                    </w:p>
-                    <w:p>
-                      <w:pPr>
-                        <w:pBdr>
-                          <w:bottom w:val="single" w:sz="4" w:space="1" w:color="auto"/>
-                        </w:pBdr>
-                        <w:autoSpaceDE w:val="0"/>
-                        <w:autoSpaceDN w:val="0"/>
-                        <w:adjustRightInd w:val="0"/>
-                        <w:spacing w:line="276" w:lineRule="auto"/>
-                        <w:jc w:val="center"/>
-                        <w:rPr>
-                          <w:rFonts w:eastAsia="Calibri" w:cs="CorporateSPro-Light"/>
-                          <w:sz w:val="13"/>
-                          <w:szCs w:val="13"/>
-                          <w:lang w:eastAsia="de-DE"/>
-                        </w:rPr>
-                      </w:pPr>
-                    </w:p>
-                    <w:p>
-                      <w:pPr>
-                        <w:pBdr>
-                          <w:bottom w:val="single" w:sz="4" w:space="1" w:color="auto"/>
-                        </w:pBdr>
-                        <w:autoSpaceDE w:val="0"/>
-                        <w:autoSpaceDN w:val="0"/>
-                        <w:adjustRightInd w:val="0"/>
-                        <w:spacing w:line="276" w:lineRule="auto"/>
-                        <w:jc w:val="center"/>
-                        <w:rPr>
-                          <w:rFonts w:eastAsia="Calibri" w:cs="CorporateSPro-Light"/>
-                          <w:sz w:val="13"/>
-                          <w:szCs w:val="13"/>
-                          <w:lang w:eastAsia="de-DE"/>
-                        </w:rPr>
-                      </w:pPr>
-                    </w:p>
-                    <w:p>
-                      <w:pPr>
-                        <w:pBdr>
-                          <w:bottom w:val="single" w:sz="4" w:space="1" w:color="auto"/>
-                        </w:pBdr>
-                        <w:autoSpaceDE w:val="0"/>
-                        <w:autoSpaceDN w:val="0"/>
-                        <w:adjustRightInd w:val="0"/>
-                        <w:spacing w:line="276" w:lineRule="auto"/>
-                        <w:jc w:val="center"/>
-                        <w:rPr>
-                          <w:rFonts w:eastAsia="Calibri" w:cs="CorporateSPro-Light"/>
-                          <w:sz w:val="13"/>
-                          <w:szCs w:val="13"/>
-                          <w:lang w:eastAsia="de-DE"/>
-                        </w:rPr>
-                      </w:pPr>
-                    </w:p>
-                    <w:p>
-                      <w:pPr>
-                        <w:pBdr>
-                          <w:bottom w:val="single" w:sz="4" w:space="1" w:color="auto"/>
-                        </w:pBdr>
-                        <w:autoSpaceDE w:val="0"/>
-                        <w:autoSpaceDN w:val="0"/>
-                        <w:adjustRightInd w:val="0"/>
-                        <w:spacing w:line="276" w:lineRule="auto"/>
-                        <w:jc w:val="center"/>
-                        <w:rPr>
-                          <w:rFonts w:eastAsia="Calibri" w:cs="CorporateSPro-Light"/>
-                          <w:sz w:val="13"/>
-                          <w:szCs w:val="13"/>
-                          <w:lang w:eastAsia="de-DE"/>
-                        </w:rPr>
-                      </w:pPr>
-                    </w:p>
-                    <w:p>
-                      <w:pPr>
-                        <w:pBdr>
-                          <w:bottom w:val="single" w:sz="4" w:space="1" w:color="auto"/>
-                        </w:pBdr>
-                        <w:autoSpaceDE w:val="0"/>
-                        <w:autoSpaceDN w:val="0"/>
-                        <w:adjustRightInd w:val="0"/>
-                        <w:spacing w:line="276" w:lineRule="auto"/>
-                        <w:jc w:val="center"/>
-                        <w:rPr>
-                          <w:rFonts w:eastAsia="Calibri" w:cs="CorporateSPro-Light"/>
-                          <w:sz w:val="13"/>
-                          <w:szCs w:val="13"/>
-                          <w:lang w:eastAsia="de-DE"/>
-                        </w:rPr>
-                      </w:pPr>
-                    </w:p>
-                    <w:p>
-                      <w:pPr>
-                        <w:pBdr>
-                          <w:bottom w:val="single" w:sz="4" w:space="1" w:color="auto"/>
-                        </w:pBdr>
-                        <w:autoSpaceDE w:val="0"/>
-                        <w:autoSpaceDN w:val="0"/>
-                        <w:adjustRightInd w:val="0"/>
-                        <w:spacing w:line="276" w:lineRule="auto"/>
-                        <w:jc w:val="center"/>
-                        <w:rPr>
-                          <w:rFonts w:eastAsia="Calibri" w:cs="CorporateSPro-Light"/>
-                          <w:sz w:val="13"/>
-                          <w:szCs w:val="13"/>
-                          <w:lang w:eastAsia="de-DE"/>
-                        </w:rPr>
-                      </w:pPr>
                     </w:p>
                     <w:p>
                       <w:pPr>
@@ -2062,38 +1820,14 @@
                           <w:lang w:eastAsia="de-DE"/>
                         </w:rPr>
                       </w:pPr>
-                    </w:p>
-                    <w:p>
-                      <w:pPr>
-                        <w:autoSpaceDE w:val="0"/>
-                        <w:autoSpaceDN w:val="0"/>
-                        <w:adjustRightInd w:val="0"/>
-                        <w:jc w:val="left"/>
+                      <w:r>
                         <w:rPr>
-                          <w:rFonts w:eastAsia="Calibri" w:cs="CorporateSPro-Regular"/>
+                          <w:rFonts w:eastAsia="Calibri" w:cs="CorporateSPro-Light"/>
                           <w:sz w:val="13"/>
                           <w:szCs w:val="13"/>
                           <w:lang w:eastAsia="de-DE"/>
                         </w:rPr>
-                      </w:pPr>
-                      <w:bookmarkStart w:id="10" w:name="_Hlk217368252"/>
-                      <w:bookmarkStart w:id="11" w:name="_Hlk217368253"/>
-                      <w:bookmarkStart w:id="12" w:name="_Hlk217368337"/>
-                      <w:bookmarkStart w:id="13" w:name="_Hlk217368338"/>
-                      <w:bookmarkStart w:id="14" w:name="_Hlk217368401"/>
-                      <w:bookmarkStart w:id="15" w:name="_Hlk217368402"/>
-                      <w:bookmarkStart w:id="16" w:name="_Hlk217368434"/>
-                      <w:bookmarkStart w:id="17" w:name="_Hlk217368435"/>
-                      <w:bookmarkStart w:id="18" w:name="_Hlk217368465"/>
-                      <w:bookmarkStart w:id="19" w:name="_Hlk217368466"/>
-                      <w:r>
-                        <w:rPr>
-                          <w:rFonts w:eastAsia="Calibri" w:cs="CorporateSPro-Regular"/>
-                          <w:sz w:val="13"/>
-                          <w:szCs w:val="13"/>
-                          <w:lang w:eastAsia="de-DE"/>
-                        </w:rPr>
-                        <w:t>PARTNER</w:t>
+                        <w:t xml:space="preserve"/>
                       </w:r>
                     </w:p>
                     <w:p>
@@ -2101,7 +1835,78 @@
                         <w:autoSpaceDE w:val="0"/>
                         <w:autoSpaceDN w:val="0"/>
                         <w:adjustRightInd w:val="0"/>
-                        <w:spacing w:line="240" w:lineRule="auto"/>
+                        <w:spacing w:line="276" w:lineRule="auto"/>
+                        <w:jc w:val="left"/>
+                        <w:rPr>
+                          <w:rFonts w:eastAsia="Calibri" w:cs="CorporateSPro-Light"/>
+                          <w:sz w:val="13"/>
+                          <w:szCs w:val="13"/>
+                          <w:lang w:eastAsia="de-DE"/>
+                        </w:rPr>
+                      </w:pPr>
+                      <w:r>
+                        <w:rPr>
+                          <w:rFonts w:eastAsia="Calibri" w:cs="CorporateSPro-Light"/>
+                          <w:sz w:val="13"/>
+                          <w:szCs w:val="13"/>
+                          <w:lang w:eastAsia="de-DE"/>
+                        </w:rPr>
+                        <w:t xml:space="preserve"/>
+                      </w:r>
+                    </w:p>
+                    <w:p>
+                      <w:pPr>
+                        <w:autoSpaceDE w:val="0"/>
+                        <w:autoSpaceDN w:val="0"/>
+                        <w:adjustRightInd w:val="0"/>
+                        <w:spacing w:line="276" w:lineRule="auto"/>
+                        <w:jc w:val="left"/>
+                        <w:rPr>
+                          <w:rFonts w:eastAsia="Calibri" w:cs="CorporateSPro-Light"/>
+                          <w:sz w:val="13"/>
+                          <w:szCs w:val="13"/>
+                          <w:lang w:eastAsia="de-DE"/>
+                        </w:rPr>
+                      </w:pPr>
+                      <w:r>
+                        <w:rPr>
+                          <w:rFonts w:eastAsia="Calibri" w:cs="CorporateSPro-Light"/>
+                          <w:sz w:val="13"/>
+                          <w:szCs w:val="13"/>
+                          <w:lang w:eastAsia="de-DE"/>
+                        </w:rPr>
+                        <w:t xml:space="preserve"/>
+                      </w:r>
+                    </w:p>
+                    <w:p>
+                      <w:pPr>
+                        <w:autoSpaceDE w:val="0"/>
+                        <w:autoSpaceDN w:val="0"/>
+                        <w:adjustRightInd w:val="0"/>
+                        <w:spacing w:line="276" w:lineRule="auto"/>
+                        <w:jc w:val="left"/>
+                        <w:rPr>
+                          <w:rFonts w:eastAsia="Calibri" w:cs="CorporateSPro-Light"/>
+                          <w:sz w:val="13"/>
+                          <w:szCs w:val="13"/>
+                          <w:lang w:eastAsia="de-DE"/>
+                        </w:rPr>
+                      </w:pPr>
+                      <w:r>
+                        <w:rPr>
+                          <w:rFonts w:eastAsia="Calibri" w:cs="CorporateSPro-Light"/>
+                          <w:sz w:val="13"/>
+                          <w:szCs w:val="13"/>
+                          <w:lang w:eastAsia="de-DE"/>
+                        </w:rPr>
+                        <w:t xml:space="preserve">PARTNER</w:t>
+                      </w:r>
+                    </w:p>
+                    <w:p>
+                      <w:pPr>
+                        <w:autoSpaceDE w:val="0"/>
+                        <w:autoSpaceDN w:val="0"/>
+                        <w:adjustRightInd w:val="0"/>
                         <w:jc w:val="left"/>
                         <w:rPr>
                           <w:rFonts w:eastAsia="Calibri" w:cs="CorporateSPro-Demi"/>
@@ -2119,7 +1924,7 @@
                           <w:szCs w:val="13"/>
                           <w:lang w:eastAsia="de-DE"/>
                         </w:rPr>
-                        <w:t>Ingo Grünewald</w:t>
+                        <w:t xml:space="preserve">Ingo Grünewald</w:t>
                       </w:r>
                     </w:p>
                     <w:p>
@@ -2127,7 +1932,7 @@
                         <w:autoSpaceDE w:val="0"/>
                         <w:autoSpaceDN w:val="0"/>
                         <w:adjustRightInd w:val="0"/>
-                        <w:spacing w:line="240" w:lineRule="auto"/>
+                        <w:spacing w:line="276" w:lineRule="auto"/>
                         <w:jc w:val="left"/>
                         <w:rPr>
                           <w:rFonts w:eastAsia="Calibri" w:cs="CorporateSPro-Light"/>
@@ -2143,7 +1948,7 @@
                           <w:szCs w:val="13"/>
                           <w:lang w:eastAsia="de-DE"/>
                         </w:rPr>
-                        <w:t>Fachanwalt für Insolvenz- und Sanierungsrecht</w:t>
+                        <w:t xml:space="preserve">Fachanwalt für Insolvenz- und Sanierungsrecht</w:t>
                       </w:r>
                     </w:p>
                     <w:p>
@@ -2151,7 +1956,7 @@
                         <w:autoSpaceDE w:val="0"/>
                         <w:autoSpaceDN w:val="0"/>
                         <w:adjustRightInd w:val="0"/>
-                        <w:spacing w:line="240" w:lineRule="auto"/>
+                        <w:spacing w:line="276" w:lineRule="auto"/>
                         <w:jc w:val="left"/>
                         <w:rPr>
                           <w:rFonts w:eastAsia="Calibri" w:cs="CorporateSPro-Light"/>
@@ -2167,7 +1972,7 @@
                           <w:szCs w:val="13"/>
                           <w:lang w:eastAsia="de-DE"/>
                         </w:rPr>
-                        <w:t>Fachanwalt für Handels- und Gesellschaftsrecht</w:t>
+                        <w:t xml:space="preserve">Fachanwalt für Handels- und Gesellschaftsrecht</w:t>
                       </w:r>
                     </w:p>
                     <w:p>
@@ -2175,49 +1980,7 @@
                         <w:autoSpaceDE w:val="0"/>
                         <w:autoSpaceDN w:val="0"/>
                         <w:adjustRightInd w:val="0"/>
-                        <w:spacing w:line="240" w:lineRule="auto"/>
-                        <w:jc w:val="left"/>
-                        <w:rPr>
-                          <w:rFonts w:eastAsia="Calibri" w:cs="CorporateSPro-Demi"/>
-                          <w:b/>
-                          <w:sz w:val="13"/>
-                          <w:szCs w:val="13"/>
-                          <w:lang w:eastAsia="de-DE"/>
-                        </w:rPr>
-                      </w:pPr>
-                    </w:p>
-                    <w:p>
-                      <w:pPr>
-                        <w:autoSpaceDE w:val="0"/>
-                        <w:autoSpaceDN w:val="0"/>
-                        <w:adjustRightInd w:val="0"/>
-                        <w:spacing w:line="240" w:lineRule="auto"/>
-                        <w:jc w:val="left"/>
-                        <w:rPr>
-                          <w:rFonts w:eastAsia="Calibri" w:cs="CorporateSPro-Demi"/>
-                          <w:b/>
-                          <w:sz w:val="13"/>
-                          <w:szCs w:val="13"/>
-                          <w:lang w:val="en-GB" w:eastAsia="de-DE"/>
-                        </w:rPr>
-                      </w:pPr>
-                      <w:r>
-                        <w:rPr>
-                          <w:rFonts w:eastAsia="Calibri" w:cs="CorporateSPro-Demi"/>
-                          <w:b/>
-                          <w:sz w:val="13"/>
-                          <w:szCs w:val="13"/>
-                          <w:lang w:val="en-GB" w:eastAsia="de-DE"/>
-                        </w:rPr>
-                        <w:t>Dr. Alexander Thomas Lamberty LL.M.</w:t>
-                      </w:r>
-                    </w:p>
-                    <w:p>
-                      <w:pPr>
-                        <w:autoSpaceDE w:val="0"/>
-                        <w:autoSpaceDN w:val="0"/>
-                        <w:adjustRightInd w:val="0"/>
-                        <w:spacing w:line="240" w:lineRule="auto"/>
+                        <w:spacing w:line="276" w:lineRule="auto"/>
                         <w:jc w:val="left"/>
                         <w:rPr>
                           <w:rFonts w:eastAsia="Calibri" w:cs="CorporateSPro-Light"/>
@@ -2233,7 +1996,7 @@
                           <w:szCs w:val="13"/>
                           <w:lang w:eastAsia="de-DE"/>
                         </w:rPr>
-                        <w:t>Fachanwalt für Insolvenz- und Sanierungsrecht</w:t>
+                        <w:t xml:space="preserve"/>
                       </w:r>
                     </w:p>
                     <w:p>
@@ -2241,23 +2004,6 @@
                         <w:autoSpaceDE w:val="0"/>
                         <w:autoSpaceDN w:val="0"/>
                         <w:adjustRightInd w:val="0"/>
-                        <w:spacing w:line="240" w:lineRule="auto"/>
-                        <w:jc w:val="left"/>
-                        <w:rPr>
-                          <w:rFonts w:eastAsia="Calibri" w:cs="CorporateSPro-Demi"/>
-                          <w:b/>
-                          <w:sz w:val="13"/>
-                          <w:szCs w:val="13"/>
-                          <w:lang w:eastAsia="de-DE"/>
-                        </w:rPr>
-                      </w:pPr>
-                    </w:p>
-                    <w:p>
-                      <w:pPr>
-                        <w:autoSpaceDE w:val="0"/>
-                        <w:autoSpaceDN w:val="0"/>
-                        <w:adjustRightInd w:val="0"/>
-                        <w:spacing w:line="240" w:lineRule="auto"/>
                         <w:jc w:val="left"/>
                         <w:rPr>
                           <w:rFonts w:eastAsia="Calibri" w:cs="CorporateSPro-Demi"/>
@@ -2275,7 +2021,7 @@
                           <w:szCs w:val="13"/>
                           <w:lang w:eastAsia="de-DE"/>
                         </w:rPr>
-                        <w:t>Fatma Kreft</w:t>
+                        <w:t xml:space="preserve">Dr. Alexander Thomas Lamberty LL.M.</w:t>
                       </w:r>
                     </w:p>
                     <w:p>
@@ -2283,7 +2029,7 @@
                         <w:autoSpaceDE w:val="0"/>
                         <w:autoSpaceDN w:val="0"/>
                         <w:adjustRightInd w:val="0"/>
-                        <w:spacing w:line="240" w:lineRule="auto"/>
+                        <w:spacing w:line="276" w:lineRule="auto"/>
                         <w:jc w:val="left"/>
                         <w:rPr>
                           <w:rFonts w:eastAsia="Calibri" w:cs="CorporateSPro-Light"/>
@@ -2299,7 +2045,7 @@
                           <w:szCs w:val="13"/>
                           <w:lang w:eastAsia="de-DE"/>
                         </w:rPr>
-                        <w:t>Fachanwältin für Insolvenz- und Sanierungsrecht</w:t>
+                        <w:t xml:space="preserve">Fachanwalt für Insolvenz- und Sanierungsrecht</w:t>
                       </w:r>
                     </w:p>
                     <w:p>
@@ -2307,7 +2053,7 @@
                         <w:autoSpaceDE w:val="0"/>
                         <w:autoSpaceDN w:val="0"/>
                         <w:adjustRightInd w:val="0"/>
-                        <w:spacing w:line="240" w:lineRule="auto"/>
+                        <w:spacing w:line="276" w:lineRule="auto"/>
                         <w:jc w:val="left"/>
                         <w:rPr>
                           <w:rFonts w:eastAsia="Calibri" w:cs="CorporateSPro-Light"/>
@@ -2323,7 +2069,7 @@
                           <w:szCs w:val="13"/>
                           <w:lang w:eastAsia="de-DE"/>
                         </w:rPr>
-                        <w:t>Fachanwältin für Steuerrecht</w:t>
+                        <w:t xml:space="preserve"/>
                       </w:r>
                     </w:p>
                     <w:p>
@@ -2331,22 +2077,6 @@
                         <w:autoSpaceDE w:val="0"/>
                         <w:autoSpaceDN w:val="0"/>
                         <w:adjustRightInd w:val="0"/>
-                        <w:spacing w:line="240" w:lineRule="auto"/>
-                        <w:jc w:val="left"/>
-                        <w:rPr>
-                          <w:rFonts w:eastAsia="Calibri" w:cs="CorporateSPro-Light"/>
-                          <w:sz w:val="13"/>
-                          <w:szCs w:val="13"/>
-                          <w:lang w:eastAsia="de-DE"/>
-                        </w:rPr>
-                      </w:pPr>
-                    </w:p>
-                    <w:p>
-                      <w:pPr>
-                        <w:autoSpaceDE w:val="0"/>
-                        <w:autoSpaceDN w:val="0"/>
-                        <w:adjustRightInd w:val="0"/>
-                        <w:spacing w:line="240" w:lineRule="auto"/>
                         <w:jc w:val="left"/>
                         <w:rPr>
                           <w:rFonts w:eastAsia="Calibri" w:cs="CorporateSPro-Demi"/>
@@ -2364,7 +2094,7 @@
                           <w:szCs w:val="13"/>
                           <w:lang w:eastAsia="de-DE"/>
                         </w:rPr>
-                        <w:t>Dr. Arne Löser</w:t>
+                        <w:t xml:space="preserve">Fatma Kreft</w:t>
                       </w:r>
                     </w:p>
                     <w:p>
@@ -2372,7 +2102,7 @@
                         <w:autoSpaceDE w:val="0"/>
                         <w:autoSpaceDN w:val="0"/>
                         <w:adjustRightInd w:val="0"/>
-                        <w:spacing w:line="240" w:lineRule="auto"/>
+                        <w:spacing w:line="276" w:lineRule="auto"/>
                         <w:jc w:val="left"/>
                         <w:rPr>
                           <w:rFonts w:eastAsia="Calibri" w:cs="CorporateSPro-Light"/>
@@ -2388,7 +2118,7 @@
                           <w:szCs w:val="13"/>
                           <w:lang w:eastAsia="de-DE"/>
                         </w:rPr>
-                        <w:t>Fachanwalt für Insolvenz- und Sanierungsrecht</w:t>
+                        <w:t xml:space="preserve">Fachanwältin für Insolvenz- und Sanierungsrecht</w:t>
                       </w:r>
                     </w:p>
                     <w:p>
@@ -2396,7 +2126,7 @@
                         <w:autoSpaceDE w:val="0"/>
                         <w:autoSpaceDN w:val="0"/>
                         <w:adjustRightInd w:val="0"/>
-                        <w:spacing w:line="240" w:lineRule="auto"/>
+                        <w:spacing w:line="276" w:lineRule="auto"/>
                         <w:jc w:val="left"/>
                         <w:rPr>
                           <w:rFonts w:eastAsia="Calibri" w:cs="CorporateSPro-Light"/>
@@ -2412,7 +2142,7 @@
                           <w:szCs w:val="13"/>
                           <w:lang w:eastAsia="de-DE"/>
                         </w:rPr>
-                        <w:t>Fachanwalt für Handels- und Gesellschaftsrecht</w:t>
+                        <w:t xml:space="preserve">Fachanwältin für Steuerrecht</w:t>
                       </w:r>
                     </w:p>
                     <w:p>
@@ -2420,7 +2150,7 @@
                         <w:autoSpaceDE w:val="0"/>
                         <w:autoSpaceDN w:val="0"/>
                         <w:adjustRightInd w:val="0"/>
-                        <w:spacing w:line="240" w:lineRule="auto"/>
+                        <w:spacing w:line="276" w:lineRule="auto"/>
                         <w:jc w:val="left"/>
                         <w:rPr>
                           <w:rFonts w:eastAsia="Calibri" w:cs="CorporateSPro-Light"/>
@@ -2429,13 +2159,21 @@
                           <w:lang w:eastAsia="de-DE"/>
                         </w:rPr>
                       </w:pPr>
+                      <w:r>
+                        <w:rPr>
+                          <w:rFonts w:eastAsia="Calibri" w:cs="CorporateSPro-Light"/>
+                          <w:sz w:val="13"/>
+                          <w:szCs w:val="13"/>
+                          <w:lang w:eastAsia="de-DE"/>
+                        </w:rPr>
+                        <w:t xml:space="preserve"/>
+                      </w:r>
                     </w:p>
                     <w:p>
                       <w:pPr>
                         <w:autoSpaceDE w:val="0"/>
                         <w:autoSpaceDN w:val="0"/>
                         <w:adjustRightInd w:val="0"/>
-                        <w:spacing w:line="240" w:lineRule="auto"/>
                         <w:jc w:val="left"/>
                         <w:rPr>
                           <w:rFonts w:eastAsia="Calibri" w:cs="CorporateSPro-Demi"/>
@@ -2453,7 +2191,7 @@
                           <w:szCs w:val="13"/>
                           <w:lang w:eastAsia="de-DE"/>
                         </w:rPr>
-                        <w:t>Dr. Thomas Thöne</w:t>
+                        <w:t xml:space="preserve">Dr. Arne Löser</w:t>
                       </w:r>
                     </w:p>
                     <w:p>
@@ -2461,7 +2199,7 @@
                         <w:autoSpaceDE w:val="0"/>
                         <w:autoSpaceDN w:val="0"/>
                         <w:adjustRightInd w:val="0"/>
-                        <w:spacing w:line="240" w:lineRule="auto"/>
+                        <w:spacing w:line="276" w:lineRule="auto"/>
                         <w:jc w:val="left"/>
                         <w:rPr>
                           <w:rFonts w:eastAsia="Calibri" w:cs="CorporateSPro-Light"/>
@@ -2477,7 +2215,7 @@
                           <w:szCs w:val="13"/>
                           <w:lang w:eastAsia="de-DE"/>
                         </w:rPr>
-                        <w:t>Fachanwalt für Insolvenz- und Sanierungsrecht</w:t>
+                        <w:t xml:space="preserve">Fachanwalt für Insolvenz- und Sanierungsrecht</w:t>
                       </w:r>
                     </w:p>
                     <w:p>
@@ -2485,7 +2223,7 @@
                         <w:autoSpaceDE w:val="0"/>
                         <w:autoSpaceDN w:val="0"/>
                         <w:adjustRightInd w:val="0"/>
-                        <w:spacing w:line="240" w:lineRule="auto"/>
+                        <w:spacing w:line="276" w:lineRule="auto"/>
                         <w:jc w:val="left"/>
                         <w:rPr>
                           <w:rFonts w:eastAsia="Calibri" w:cs="CorporateSPro-Light"/>
@@ -2501,7 +2239,7 @@
                           <w:szCs w:val="13"/>
                           <w:lang w:eastAsia="de-DE"/>
                         </w:rPr>
-                        <w:t>Fachanwalt für Steuerrecht</w:t>
+                        <w:t xml:space="preserve">Fachanwalt für Handels- und Gesellschaftsrecht</w:t>
                       </w:r>
                     </w:p>
                     <w:p>
@@ -2509,7 +2247,7 @@
                         <w:autoSpaceDE w:val="0"/>
                         <w:autoSpaceDN w:val="0"/>
                         <w:adjustRightInd w:val="0"/>
-                        <w:spacing w:line="240" w:lineRule="auto"/>
+                        <w:spacing w:line="276" w:lineRule="auto"/>
                         <w:jc w:val="left"/>
                         <w:rPr>
                           <w:rFonts w:eastAsia="Calibri" w:cs="CorporateSPro-Light"/>
@@ -2525,63 +2263,7 @@
                           <w:szCs w:val="13"/>
                           <w:lang w:eastAsia="de-DE"/>
                         </w:rPr>
-                        <w:t>Notar in Wiesbaden</w:t>
-                      </w:r>
-                    </w:p>
-                    <w:p>
-                      <w:pPr>
-                        <w:pBdr>
-                          <w:bottom w:val="single" w:sz="4" w:space="1" w:color="auto"/>
-                        </w:pBdr>
-                        <w:autoSpaceDE w:val="0"/>
-                        <w:autoSpaceDN w:val="0"/>
-                        <w:adjustRightInd w:val="0"/>
-                        <w:spacing w:line="276" w:lineRule="auto"/>
-                        <w:jc w:val="left"/>
-                        <w:rPr>
-                          <w:rFonts w:eastAsia="Calibri" w:cs="CorporateSPro-Light"/>
-                          <w:sz w:val="13"/>
-                          <w:szCs w:val="13"/>
-                          <w:lang w:eastAsia="de-DE"/>
-                        </w:rPr>
-                      </w:pPr>
-                    </w:p>
-                    <w:p>
-                      <w:pPr>
-                        <w:autoSpaceDE w:val="0"/>
-                        <w:autoSpaceDN w:val="0"/>
-                        <w:adjustRightInd w:val="0"/>
-                        <w:spacing w:line="276" w:lineRule="auto"/>
-                        <w:jc w:val="left"/>
-                        <w:rPr>
-                          <w:rFonts w:eastAsia="Calibri" w:cs="CorporateSPro-Light"/>
-                          <w:sz w:val="13"/>
-                          <w:szCs w:val="13"/>
-                          <w:lang w:eastAsia="de-DE"/>
-                        </w:rPr>
-                      </w:pPr>
-                    </w:p>
-                    <w:p>
-                      <w:pPr>
-                        <w:autoSpaceDE w:val="0"/>
-                        <w:autoSpaceDN w:val="0"/>
-                        <w:adjustRightInd w:val="0"/>
-                        <w:jc w:val="left"/>
-                        <w:rPr>
-                          <w:rFonts w:eastAsia="Calibri" w:cs="CorporateSPro-Regular"/>
-                          <w:sz w:val="13"/>
-                          <w:szCs w:val="13"/>
-                          <w:lang w:eastAsia="de-DE"/>
-                        </w:rPr>
-                      </w:pPr>
-                      <w:r>
-                        <w:rPr>
-                          <w:rFonts w:eastAsia="Calibri" w:cs="CorporateSPro-Regular"/>
-                          <w:sz w:val="13"/>
-                          <w:szCs w:val="13"/>
-                          <w:lang w:eastAsia="de-DE"/>
-                        </w:rPr>
-                        <w:t>ANGESTELLTE RECHTSANWÄLTE</w:t>
+                        <w:t xml:space="preserve"/>
                       </w:r>
                     </w:p>
                     <w:p>
@@ -2589,7 +2271,6 @@
                         <w:autoSpaceDE w:val="0"/>
                         <w:autoSpaceDN w:val="0"/>
                         <w:adjustRightInd w:val="0"/>
-                        <w:spacing w:line="240" w:lineRule="auto"/>
                         <w:jc w:val="left"/>
                         <w:rPr>
                           <w:rFonts w:eastAsia="Calibri" w:cs="CorporateSPro-Demi"/>
@@ -2607,7 +2288,7 @@
                           <w:szCs w:val="13"/>
                           <w:lang w:eastAsia="de-DE"/>
                         </w:rPr>
-                        <w:t>Eva Meyer</w:t>
+                        <w:t xml:space="preserve">Thorsten Lex</w:t>
                       </w:r>
                     </w:p>
                     <w:p>
@@ -2615,31 +2296,7 @@
                         <w:autoSpaceDE w:val="0"/>
                         <w:autoSpaceDN w:val="0"/>
                         <w:adjustRightInd w:val="0"/>
-                        <w:spacing w:line="240" w:lineRule="auto"/>
-                        <w:jc w:val="left"/>
-                        <w:rPr>
-                          <w:rFonts w:eastAsia="Calibri" w:cs="CorporateSPro-Demi"/>
-                          <w:sz w:val="13"/>
-                          <w:szCs w:val="13"/>
-                          <w:lang w:eastAsia="de-DE"/>
-                        </w:rPr>
-                      </w:pPr>
-                      <w:r>
-                        <w:rPr>
-                          <w:rFonts w:eastAsia="Calibri" w:cs="CorporateSPro-Demi"/>
-                          <w:sz w:val="13"/>
-                          <w:szCs w:val="13"/>
-                          <w:lang w:eastAsia="de-DE"/>
-                        </w:rPr>
-                        <w:t>Fachanwältin für Insolvenz- und Sanierungsrecht</w:t>
-                      </w:r>
-                    </w:p>
-                    <w:p>
-                      <w:pPr>
-                        <w:autoSpaceDE w:val="0"/>
-                        <w:autoSpaceDN w:val="0"/>
-                        <w:adjustRightInd w:val="0"/>
-                        <w:spacing w:line="240" w:lineRule="auto"/>
+                        <w:spacing w:line="276" w:lineRule="auto"/>
                         <w:jc w:val="left"/>
                         <w:rPr>
                           <w:rFonts w:eastAsia="Calibri" w:cs="CorporateSPro-Light"/>
@@ -2648,13 +2305,93 @@
                           <w:lang w:eastAsia="de-DE"/>
                         </w:rPr>
                       </w:pPr>
+                      <w:r>
+                        <w:rPr>
+                          <w:rFonts w:eastAsia="Calibri" w:cs="CorporateSPro-Light"/>
+                          <w:sz w:val="13"/>
+                          <w:szCs w:val="13"/>
+                          <w:lang w:eastAsia="de-DE"/>
+                        </w:rPr>
+                        <w:t xml:space="preserve">Fachanwalt für Business</w:t>
+                      </w:r>
                     </w:p>
                     <w:p>
                       <w:pPr>
                         <w:autoSpaceDE w:val="0"/>
                         <w:autoSpaceDN w:val="0"/>
                         <w:adjustRightInd w:val="0"/>
-                        <w:spacing w:line="240" w:lineRule="auto"/>
+                        <w:spacing w:line="276" w:lineRule="auto"/>
+                        <w:jc w:val="left"/>
+                        <w:rPr>
+                          <w:rFonts w:eastAsia="Calibri" w:cs="CorporateSPro-Light"/>
+                          <w:sz w:val="13"/>
+                          <w:szCs w:val="13"/>
+                          <w:lang w:eastAsia="de-DE"/>
+                        </w:rPr>
+                      </w:pPr>
+                      <w:r>
+                        <w:rPr>
+                          <w:rFonts w:eastAsia="Calibri" w:cs="CorporateSPro-Light"/>
+                          <w:sz w:val="13"/>
+                          <w:szCs w:val="13"/>
+                          <w:lang w:eastAsia="de-DE"/>
+                        </w:rPr>
+                        <w:t xml:space="preserve"/>
+                      </w:r>
+                    </w:p>
+                    <w:p>
+                      <w:pPr>
+                        <w:autoSpaceDE w:val="0"/>
+                        <w:autoSpaceDN w:val="0"/>
+                        <w:adjustRightInd w:val="0"/>
+                        <w:spacing w:line="276" w:lineRule="auto"/>
+                        <w:jc w:val="left"/>
+                        <w:rPr>
+                          <w:rFonts w:eastAsia="Calibri" w:cs="CorporateSPro-Light"/>
+                          <w:sz w:val="13"/>
+                          <w:szCs w:val="13"/>
+                          <w:lang w:eastAsia="de-DE"/>
+                        </w:rPr>
+                      </w:pPr>
+                      <w:r>
+                        <w:rPr>
+                          <w:rFonts w:eastAsia="Calibri" w:cs="CorporateSPro-Light"/>
+                          <w:sz w:val="13"/>
+                          <w:szCs w:val="13"/>
+                          <w:lang w:eastAsia="de-DE"/>
+                        </w:rPr>
+                        <w:t xml:space="preserve"/>
+                      </w:r>
+                    </w:p>
+                    <w:p>
+                      <w:pPr>
+                        <w:autoSpaceDE w:val="0"/>
+                        <w:autoSpaceDN w:val="0"/>
+                        <w:adjustRightInd w:val="0"/>
+                        <w:spacing w:line="276" w:lineRule="auto"/>
+                        <w:jc w:val="left"/>
+                        <w:rPr>
+                          <w:rFonts w:eastAsia="Calibri" w:cs="CorporateSPro-Light"/>
+                          <w:sz w:val="13"/>
+                          <w:szCs w:val="13"/>
+                          <w:lang w:eastAsia="de-DE"/>
+                        </w:rPr>
+                      </w:pPr>
+                      <w:r>
+                        <w:rPr>
+                          <w:rFonts w:eastAsia="Calibri" w:cs="CorporateSPro-Light"/>
+                          <w:sz w:val="13"/>
+                          <w:szCs w:val="13"/>
+                          <w:lang w:eastAsia="de-DE"/>
+                        </w:rPr>
+                        <w:t xml:space="preserve">ANGESTELLTE RECHTSANWÄLTE</w:t>
+                      </w:r>
+                    </w:p>
+                    <w:p>
+                      <w:pPr>
+                        <w:autoSpaceDE w:val="0"/>
+                        <w:autoSpaceDN w:val="0"/>
+                        <w:adjustRightInd w:val="0"/>
                         <w:jc w:val="left"/>
                         <w:rPr>
                           <w:rFonts w:eastAsia="Calibri" w:cs="CorporateSPro-Demi"/>
@@ -2672,7 +2409,7 @@
                           <w:szCs w:val="13"/>
                           <w:lang w:eastAsia="de-DE"/>
                         </w:rPr>
-                        <w:t>Bettina Dax</w:t>
+                        <w:t xml:space="preserve">Eva Meyer</w:t>
                       </w:r>
                     </w:p>
                     <w:p>
@@ -2680,7 +2417,7 @@
                         <w:autoSpaceDE w:val="0"/>
                         <w:autoSpaceDN w:val="0"/>
                         <w:adjustRightInd w:val="0"/>
-                        <w:spacing w:line="240" w:lineRule="auto"/>
+                        <w:spacing w:line="276" w:lineRule="auto"/>
                         <w:jc w:val="left"/>
                         <w:rPr>
                           <w:rFonts w:eastAsia="Calibri" w:cs="CorporateSPro-Light"/>
@@ -2696,7 +2433,7 @@
                           <w:szCs w:val="13"/>
                           <w:lang w:eastAsia="de-DE"/>
                         </w:rPr>
-                        <w:t>Rechtsanwältin</w:t>
+                        <w:t xml:space="preserve">Fachanwältin für Insolvenz- und Sanierungsrecht</w:t>
                       </w:r>
                     </w:p>
                     <w:p>
@@ -2704,23 +2441,30 @@
                         <w:autoSpaceDE w:val="0"/>
                         <w:autoSpaceDN w:val="0"/>
                         <w:adjustRightInd w:val="0"/>
-                        <w:spacing w:line="240" w:lineRule="auto"/>
+                        <w:spacing w:line="276" w:lineRule="auto"/>
                         <w:jc w:val="left"/>
                         <w:rPr>
-                          <w:rFonts w:eastAsia="Calibri" w:cs="CorporateSPro-Demi"/>
-                          <w:b/>
+                          <w:rFonts w:eastAsia="Calibri" w:cs="CorporateSPro-Light"/>
                           <w:sz w:val="13"/>
                           <w:szCs w:val="13"/>
                           <w:lang w:eastAsia="de-DE"/>
                         </w:rPr>
                       </w:pPr>
+                      <w:r>
+                        <w:rPr>
+                          <w:rFonts w:eastAsia="Calibri" w:cs="CorporateSPro-Light"/>
+                          <w:sz w:val="13"/>
+                          <w:szCs w:val="13"/>
+                          <w:lang w:eastAsia="de-DE"/>
+                        </w:rPr>
+                        <w:t xml:space="preserve"/>
+                      </w:r>
                     </w:p>
                     <w:p>
                       <w:pPr>
                         <w:autoSpaceDE w:val="0"/>
                         <w:autoSpaceDN w:val="0"/>
                         <w:adjustRightInd w:val="0"/>
-                        <w:spacing w:line="240" w:lineRule="auto"/>
                         <w:jc w:val="left"/>
                         <w:rPr>
                           <w:rFonts w:eastAsia="Calibri" w:cs="CorporateSPro-Demi"/>
@@ -2738,7 +2482,7 @@
                           <w:szCs w:val="13"/>
                           <w:lang w:eastAsia="de-DE"/>
                         </w:rPr>
-                        <w:t>Cornelia Kriege</w:t>
+                        <w:t xml:space="preserve">Bettina Dax</w:t>
                       </w:r>
                     </w:p>
                     <w:p>
@@ -2746,7 +2490,7 @@
                         <w:autoSpaceDE w:val="0"/>
                         <w:autoSpaceDN w:val="0"/>
                         <w:adjustRightInd w:val="0"/>
-                        <w:spacing w:line="240" w:lineRule="auto"/>
+                        <w:spacing w:line="276" w:lineRule="auto"/>
                         <w:jc w:val="left"/>
                         <w:rPr>
                           <w:rFonts w:eastAsia="Calibri" w:cs="CorporateSPro-Light"/>
@@ -2762,7 +2506,7 @@
                           <w:szCs w:val="13"/>
                           <w:lang w:eastAsia="de-DE"/>
                         </w:rPr>
-                        <w:t>Rechtsanwältin</w:t>
+                        <w:t xml:space="preserve">Rechtsanwältin</w:t>
                       </w:r>
                     </w:p>
                     <w:p>
@@ -2770,7 +2514,7 @@
                         <w:autoSpaceDE w:val="0"/>
                         <w:autoSpaceDN w:val="0"/>
                         <w:adjustRightInd w:val="0"/>
-                        <w:spacing w:line="240" w:lineRule="auto"/>
+                        <w:spacing w:line="276" w:lineRule="auto"/>
                         <w:jc w:val="left"/>
                         <w:rPr>
                           <w:rFonts w:eastAsia="Calibri" w:cs="CorporateSPro-Light"/>
@@ -2779,13 +2523,21 @@
                           <w:lang w:eastAsia="de-DE"/>
                         </w:rPr>
                       </w:pPr>
+                      <w:r>
+                        <w:rPr>
+                          <w:rFonts w:eastAsia="Calibri" w:cs="CorporateSPro-Light"/>
+                          <w:sz w:val="13"/>
+                          <w:szCs w:val="13"/>
+                          <w:lang w:eastAsia="de-DE"/>
+                        </w:rPr>
+                        <w:t xml:space="preserve"/>
+                      </w:r>
                     </w:p>
                     <w:p>
                       <w:pPr>
                         <w:autoSpaceDE w:val="0"/>
                         <w:autoSpaceDN w:val="0"/>
                         <w:adjustRightInd w:val="0"/>
-                        <w:spacing w:line="240" w:lineRule="auto"/>
                         <w:jc w:val="left"/>
                         <w:rPr>
                           <w:rFonts w:eastAsia="Calibri" w:cs="CorporateSPro-Demi"/>
@@ -2803,7 +2555,7 @@
                           <w:szCs w:val="13"/>
                           <w:lang w:eastAsia="de-DE"/>
                         </w:rPr>
-                        <w:t>Lars Wacker</w:t>
+                        <w:t xml:space="preserve">Cornelia Kriege</w:t>
                       </w:r>
                     </w:p>
                     <w:p>
@@ -2811,7 +2563,7 @@
                         <w:autoSpaceDE w:val="0"/>
                         <w:autoSpaceDN w:val="0"/>
                         <w:adjustRightInd w:val="0"/>
-                        <w:spacing w:line="240" w:lineRule="auto"/>
+                        <w:spacing w:line="276" w:lineRule="auto"/>
                         <w:jc w:val="left"/>
                         <w:rPr>
                           <w:rFonts w:eastAsia="Calibri" w:cs="CorporateSPro-Light"/>
@@ -2827,26 +2579,8 @@
                           <w:szCs w:val="13"/>
                           <w:lang w:eastAsia="de-DE"/>
                         </w:rPr>
-                        <w:t>Rechtsanwalt</w:t>
+                        <w:t xml:space="preserve">Rechtsanwältin</w:t>
                       </w:r>
-                    </w:p>
-                    <w:p>
-                      <w:pPr>
-                        <w:pBdr>
-                          <w:bottom w:val="single" w:sz="4" w:space="1" w:color="auto"/>
-                        </w:pBdr>
-                        <w:autoSpaceDE w:val="0"/>
-                        <w:autoSpaceDN w:val="0"/>
-                        <w:adjustRightInd w:val="0"/>
-                        <w:spacing w:line="276" w:lineRule="auto"/>
-                        <w:jc w:val="left"/>
-                        <w:rPr>
-                          <w:rFonts w:eastAsia="Calibri" w:cs="CorporateSPro-Light"/>
-                          <w:sz w:val="13"/>
-                          <w:szCs w:val="13"/>
-                          <w:lang w:eastAsia="de-DE"/>
-                        </w:rPr>
-                      </w:pPr>
                     </w:p>
                     <w:p>
                       <w:pPr>
@@ -2862,28 +2596,14 @@
                           <w:lang w:eastAsia="de-DE"/>
                         </w:rPr>
                       </w:pPr>
-                    </w:p>
-                    <w:p>
-                      <w:pPr>
-                        <w:autoSpaceDE w:val="0"/>
-                        <w:autoSpaceDN w:val="0"/>
-                        <w:adjustRightInd w:val="0"/>
-                        <w:jc w:val="left"/>
+                      <w:r>
                         <w:rPr>
-                          <w:rFonts w:eastAsia="Calibri" w:cs="CorporateSPro-Regular"/>
+                          <w:rFonts w:eastAsia="Calibri" w:cs="CorporateSPro-Light"/>
                           <w:sz w:val="13"/>
                           <w:szCs w:val="13"/>
                           <w:lang w:eastAsia="de-DE"/>
                         </w:rPr>
-                      </w:pPr>
-                      <w:r>
-                        <w:rPr>
-                          <w:rFonts w:eastAsia="Calibri" w:cs="CorporateSPro-Regular"/>
-                          <w:sz w:val="13"/>
-                          <w:szCs w:val="13"/>
-                          <w:lang w:eastAsia="de-DE"/>
-                        </w:rPr>
-                        <w:t>OF COUNSEL</w:t>
+                        <w:t xml:space="preserve"/>
                       </w:r>
                     </w:p>
                     <w:p>
@@ -2891,7 +2611,6 @@
                         <w:autoSpaceDE w:val="0"/>
                         <w:autoSpaceDN w:val="0"/>
                         <w:adjustRightInd w:val="0"/>
-                        <w:spacing w:line="240" w:lineRule="auto"/>
                         <w:jc w:val="left"/>
                         <w:rPr>
                           <w:rFonts w:eastAsia="Calibri" w:cs="CorporateSPro-Demi"/>
@@ -2909,7 +2628,7 @@
                           <w:szCs w:val="13"/>
                           <w:lang w:eastAsia="de-DE"/>
                         </w:rPr>
-                        <w:t>Justizrat Prof. Dr. Dr. Thomas B. Schmidt M.A.</w:t>
+                        <w:t xml:space="preserve">Lars Wacker</w:t>
                       </w:r>
                     </w:p>
                     <w:p>
@@ -2917,7 +2636,7 @@
                         <w:autoSpaceDE w:val="0"/>
                         <w:autoSpaceDN w:val="0"/>
                         <w:adjustRightInd w:val="0"/>
-                        <w:spacing w:line="240" w:lineRule="auto"/>
+                        <w:spacing w:line="276" w:lineRule="auto"/>
                         <w:jc w:val="left"/>
                         <w:rPr>
                           <w:rFonts w:eastAsia="Calibri" w:cs="CorporateSPro-Light"/>
@@ -2933,26 +2652,8 @@
                           <w:szCs w:val="13"/>
                           <w:lang w:eastAsia="de-DE"/>
                         </w:rPr>
-                        <w:t>Fachanwalt für Insolvenz- und Sanierungsrecht</w:t>
+                        <w:t xml:space="preserve">Rechtsanwalt</w:t>
                       </w:r>
-                    </w:p>
-                    <w:p>
-                      <w:pPr>
-                        <w:pBdr>
-                          <w:bottom w:val="single" w:sz="4" w:space="1" w:color="auto"/>
-                        </w:pBdr>
-                        <w:autoSpaceDE w:val="0"/>
-                        <w:autoSpaceDN w:val="0"/>
-                        <w:adjustRightInd w:val="0"/>
-                        <w:spacing w:line="276" w:lineRule="auto"/>
-                        <w:jc w:val="left"/>
-                        <w:rPr>
-                          <w:rFonts w:eastAsia="Calibri" w:cs="CorporateSPro-Light"/>
-                          <w:sz w:val="13"/>
-                          <w:szCs w:val="13"/>
-                          <w:lang w:eastAsia="de-DE"/>
-                        </w:rPr>
-                      </w:pPr>
                     </w:p>
                     <w:p>
                       <w:pPr>
@@ -2968,6 +2669,63 @@
                           <w:lang w:eastAsia="de-DE"/>
                         </w:rPr>
                       </w:pPr>
+                      <w:r>
+                        <w:rPr>
+                          <w:rFonts w:eastAsia="Calibri" w:cs="CorporateSPro-Light"/>
+                          <w:sz w:val="13"/>
+                          <w:szCs w:val="13"/>
+                          <w:lang w:eastAsia="de-DE"/>
+                        </w:rPr>
+                        <w:t xml:space="preserve"/>
+                      </w:r>
+                    </w:p>
+                    <w:p>
+                      <w:pPr>
+                        <w:autoSpaceDE w:val="0"/>
+                        <w:autoSpaceDN w:val="0"/>
+                        <w:adjustRightInd w:val="0"/>
+                        <w:spacing w:line="276" w:lineRule="auto"/>
+                        <w:jc w:val="left"/>
+                        <w:rPr>
+                          <w:rFonts w:eastAsia="Calibri" w:cs="CorporateSPro-Light"/>
+                          <w:sz w:val="13"/>
+                          <w:szCs w:val="13"/>
+                          <w:lang w:eastAsia="de-DE"/>
+                        </w:rPr>
+                      </w:pPr>
+                      <w:r>
+                        <w:rPr>
+                          <w:rFonts w:eastAsia="Calibri" w:cs="CorporateSPro-Light"/>
+                          <w:sz w:val="13"/>
+                          <w:szCs w:val="13"/>
+                          <w:lang w:eastAsia="de-DE"/>
+                        </w:rPr>
+                        <w:t xml:space="preserve"/>
+                      </w:r>
+                    </w:p>
+                    <w:p>
+                      <w:pPr>
+                        <w:autoSpaceDE w:val="0"/>
+                        <w:autoSpaceDN w:val="0"/>
+                        <w:adjustRightInd w:val="0"/>
+                        <w:spacing w:line="276" w:lineRule="auto"/>
+                        <w:jc w:val="left"/>
+                        <w:rPr>
+                          <w:rFonts w:eastAsia="Calibri" w:cs="CorporateSPro-Light"/>
+                          <w:sz w:val="13"/>
+                          <w:szCs w:val="13"/>
+                          <w:lang w:eastAsia="de-DE"/>
+                        </w:rPr>
+                      </w:pPr>
+                      <w:r>
+                        <w:rPr>
+                          <w:rFonts w:eastAsia="Calibri" w:cs="CorporateSPro-Light"/>
+                          <w:sz w:val="13"/>
+                          <w:szCs w:val="13"/>
+                          <w:lang w:eastAsia="de-DE"/>
+                        </w:rPr>
+                        <w:t xml:space="preserve">OF COUNSEL</w:t>
+                      </w:r>
                     </w:p>
                     <w:p>
                       <w:pPr>
@@ -2976,30 +2734,8 @@
                         <w:adjustRightInd w:val="0"/>
                         <w:jc w:val="left"/>
                         <w:rPr>
-                          <w:rFonts w:eastAsia="Calibri" w:cs="CorporateSPro-Regular"/>
-                          <w:sz w:val="13"/>
-                          <w:szCs w:val="13"/>
-                          <w:lang w:eastAsia="de-DE"/>
-                        </w:rPr>
-                      </w:pPr>
-                      <w:r>
-                        <w:rPr>
-                          <w:rFonts w:eastAsia="Calibri" w:cs="CorporateSPro-Regular"/>
-                          <w:sz w:val="13"/>
-                          <w:szCs w:val="13"/>
-                          <w:lang w:eastAsia="de-DE"/>
-                        </w:rPr>
-                        <w:t>STANDORTE</w:t>
-                      </w:r>
-                    </w:p>
-                    <w:p>
-                      <w:pPr>
-                        <w:autoSpaceDE w:val="0"/>
-                        <w:autoSpaceDN w:val="0"/>
-                        <w:adjustRightInd w:val="0"/>
-                        <w:spacing w:line="240" w:lineRule="auto"/>
-                        <w:rPr>
                           <w:rFonts w:eastAsia="Calibri" w:cs="CorporateSPro-Demi"/>
+                          <w:b/>
                           <w:sz w:val="13"/>
                           <w:szCs w:val="13"/>
                           <w:lang w:eastAsia="de-DE"/>
@@ -3008,30 +2744,12 @@
                       <w:r>
                         <w:rPr>
                           <w:rFonts w:eastAsia="Calibri" w:cs="CorporateSPro-Demi"/>
+                          <w:b/>
                           <w:sz w:val="13"/>
                           <w:szCs w:val="13"/>
                           <w:lang w:eastAsia="de-DE"/>
                         </w:rPr>
-                        <w:t>Trier</w:t>
-                      </w:r>
-                      <w:r>
-                        <w:rPr>
-                          <w:rFonts w:eastAsia="Calibri" w:cs="CorporateSPro-Demi"/>
-                          <w:sz w:val="13"/>
-                          <w:szCs w:val="13"/>
-                          <w:lang w:eastAsia="de-DE"/>
-                        </w:rPr>
-                        <w:tab/>
-                      </w:r>
-                      <w:r>
-                        <w:rPr>
-                          <w:rFonts w:eastAsia="Calibri" w:cs="CorporateSPro-Demi"/>
-                          <w:sz w:val="13"/>
-                          <w:szCs w:val="13"/>
-                          <w:lang w:eastAsia="de-DE"/>
-                        </w:rPr>
-                        <w:tab/>
-                        <w:t>Bad Kreuznach</w:t>
+                        <w:t xml:space="preserve">Justizrat Prof. Dr. Dr. Thomas B. Schmidt M.A.</w:t>
                       </w:r>
                     </w:p>
                     <w:p>
@@ -3039,9 +2757,10 @@
                         <w:autoSpaceDE w:val="0"/>
                         <w:autoSpaceDN w:val="0"/>
                         <w:adjustRightInd w:val="0"/>
-                        <w:spacing w:line="240" w:lineRule="auto"/>
+                        <w:spacing w:line="276" w:lineRule="auto"/>
+                        <w:jc w:val="left"/>
                         <w:rPr>
-                          <w:rFonts w:eastAsia="Calibri" w:cs="CorporateSPro-Demi"/>
+                          <w:rFonts w:eastAsia="Calibri" w:cs="CorporateSPro-Light"/>
                           <w:sz w:val="13"/>
                           <w:szCs w:val="13"/>
                           <w:lang w:eastAsia="de-DE"/>
@@ -3049,22 +2768,12 @@
                       </w:pPr>
                       <w:r>
                         <w:rPr>
-                          <w:rFonts w:eastAsia="Calibri" w:cs="CorporateSPro-Demi"/>
+                          <w:rFonts w:eastAsia="Calibri" w:cs="CorporateSPro-Light"/>
                           <w:sz w:val="13"/>
                           <w:szCs w:val="13"/>
                           <w:lang w:eastAsia="de-DE"/>
                         </w:rPr>
-                        <w:t>Frankfurt am Main</w:t>
-                      </w:r>
-                      <w:r>
-                        <w:rPr>
-                          <w:rFonts w:eastAsia="Calibri" w:cs="CorporateSPro-Demi"/>
-                          <w:sz w:val="13"/>
-                          <w:szCs w:val="13"/>
-                          <w:lang w:eastAsia="de-DE"/>
-                        </w:rPr>
-                        <w:tab/>
-                        <w:t>Zell/Mosel</w:t>
+                        <w:t xml:space="preserve">Fachanwalt für Insolvenz- und Sanierungsrecht</w:t>
                       </w:r>
                     </w:p>
                     <w:p>
@@ -3072,9 +2781,10 @@
                         <w:autoSpaceDE w:val="0"/>
                         <w:autoSpaceDN w:val="0"/>
                         <w:adjustRightInd w:val="0"/>
-                        <w:spacing w:line="240" w:lineRule="auto"/>
+                        <w:spacing w:line="276" w:lineRule="auto"/>
+                        <w:jc w:val="left"/>
                         <w:rPr>
-                          <w:rFonts w:eastAsia="Calibri" w:cs="CorporateSPro-Demi"/>
+                          <w:rFonts w:eastAsia="Calibri" w:cs="CorporateSPro-Light"/>
                           <w:sz w:val="13"/>
                           <w:szCs w:val="13"/>
                           <w:lang w:eastAsia="de-DE"/>
@@ -3082,22 +2792,12 @@
                       </w:pPr>
                       <w:r>
                         <w:rPr>
-                          <w:rFonts w:eastAsia="Calibri" w:cs="CorporateSPro-Demi"/>
+                          <w:rFonts w:eastAsia="Calibri" w:cs="CorporateSPro-Light"/>
                           <w:sz w:val="13"/>
                           <w:szCs w:val="13"/>
                           <w:lang w:eastAsia="de-DE"/>
                         </w:rPr>
-                        <w:t>Idar-Oberstein</w:t>
-                      </w:r>
-                      <w:r>
-                        <w:rPr>
-                          <w:rFonts w:eastAsia="Calibri" w:cs="CorporateSPro-Demi"/>
-                          <w:sz w:val="13"/>
-                          <w:szCs w:val="13"/>
-                          <w:lang w:eastAsia="de-DE"/>
-                        </w:rPr>
-                        <w:tab/>
-                        <w:t>Koblenz</w:t>
+                        <w:t xml:space="preserve"/>
                       </w:r>
                     </w:p>
                     <w:p>
@@ -3105,9 +2805,10 @@
                         <w:autoSpaceDE w:val="0"/>
                         <w:autoSpaceDN w:val="0"/>
                         <w:adjustRightInd w:val="0"/>
-                        <w:spacing w:line="240" w:lineRule="auto"/>
+                        <w:spacing w:line="276" w:lineRule="auto"/>
+                        <w:jc w:val="left"/>
                         <w:rPr>
-                          <w:rFonts w:eastAsia="Calibri" w:cs="CorporateSPro-Demi"/>
+                          <w:rFonts w:eastAsia="Calibri" w:cs="CorporateSPro-Light"/>
                           <w:sz w:val="13"/>
                           <w:szCs w:val="13"/>
                           <w:lang w:eastAsia="de-DE"/>
@@ -3115,31 +2816,12 @@
                       </w:pPr>
                       <w:r>
                         <w:rPr>
-                          <w:rFonts w:eastAsia="Calibri" w:cs="CorporateSPro-Demi"/>
+                          <w:rFonts w:eastAsia="Calibri" w:cs="CorporateSPro-Light"/>
                           <w:sz w:val="13"/>
                           <w:szCs w:val="13"/>
                           <w:lang w:eastAsia="de-DE"/>
                         </w:rPr>
-                        <w:t>Langgöns</w:t>
-                      </w:r>
-                      <w:r>
-                        <w:rPr>
-                          <w:rFonts w:eastAsia="Calibri" w:cs="CorporateSPro-Demi"/>
-                          <w:sz w:val="13"/>
-                          <w:szCs w:val="13"/>
-                          <w:lang w:eastAsia="de-DE"/>
-                        </w:rPr>
-                        <w:tab/>
-                      </w:r>
-                      <w:r>
-                        <w:rPr>
-                          <w:rFonts w:eastAsia="Calibri" w:cs="CorporateSPro-Demi"/>
-                          <w:sz w:val="13"/>
-                          <w:szCs w:val="13"/>
-                          <w:lang w:eastAsia="de-DE"/>
-                        </w:rPr>
-                        <w:tab/>
-                        <w:t>Limburg/Lahn</w:t>
+                        <w:t xml:space="preserve"/>
                       </w:r>
                     </w:p>
                     <w:p>
@@ -3147,52 +2829,144 @@
                         <w:autoSpaceDE w:val="0"/>
                         <w:autoSpaceDN w:val="0"/>
                         <w:adjustRightInd w:val="0"/>
-                        <w:spacing w:line="240" w:lineRule="auto"/>
+                        <w:spacing w:line="276" w:lineRule="auto"/>
+                        <w:jc w:val="left"/>
                         <w:rPr>
-                          <w:rFonts w:eastAsia="Calibri" w:cs="CorporateSPro-Demi"/>
-                          <w:sz w:val="9"/>
-                          <w:szCs w:val="9"/>
+                          <w:rFonts w:eastAsia="Calibri" w:cs="CorporateSPro-Light"/>
+                          <w:sz w:val="13"/>
+                          <w:szCs w:val="13"/>
                           <w:lang w:eastAsia="de-DE"/>
                         </w:rPr>
                       </w:pPr>
                       <w:r>
                         <w:rPr>
-                          <w:rFonts w:eastAsia="Calibri" w:cs="CorporateSPro-Demi"/>
+                          <w:rFonts w:eastAsia="Calibri" w:cs="CorporateSPro-Light"/>
                           <w:sz w:val="13"/>
                           <w:szCs w:val="13"/>
                           <w:lang w:eastAsia="de-DE"/>
                         </w:rPr>
-                        <w:t>Mainz</w:t>
+                        <w:t xml:space="preserve">STANDORTE</w:t>
                       </w:r>
-                      <w:r>
+                    </w:p>
+                    <w:p>
+                      <w:pPr>
+                        <w:autoSpaceDE w:val="0"/>
+                        <w:autoSpaceDN w:val="0"/>
+                        <w:adjustRightInd w:val="0"/>
+                        <w:spacing w:line="276" w:lineRule="auto"/>
+                        <w:jc w:val="left"/>
                         <w:rPr>
-                          <w:rFonts w:eastAsia="Calibri" w:cs="CorporateSPro-Demi"/>
+                          <w:rFonts w:eastAsia="Calibri" w:cs="CorporateSPro-Light"/>
                           <w:sz w:val="13"/>
                           <w:szCs w:val="13"/>
                           <w:lang w:eastAsia="de-DE"/>
                         </w:rPr>
-                        <w:tab/>
-                      </w:r>
+                      </w:pPr>
                       <w:r>
                         <w:rPr>
-                          <w:rFonts w:eastAsia="Calibri" w:cs="CorporateSPro-Demi"/>
+                          <w:rFonts w:eastAsia="Calibri" w:cs="CorporateSPro-Light"/>
                           <w:sz w:val="13"/>
                           <w:szCs w:val="13"/>
                           <w:lang w:eastAsia="de-DE"/>
                         </w:rPr>
-                        <w:tab/>
-                        <w:t>Wiesbaden</w:t>
+                        <w:t xml:space="preserve">Trier		Zell/Mosel</w:t>
                       </w:r>
-                      <w:bookmarkEnd w:id="10"/>
-                      <w:bookmarkEnd w:id="11"/>
-                      <w:bookmarkEnd w:id="12"/>
-                      <w:bookmarkEnd w:id="13"/>
-                      <w:bookmarkEnd w:id="14"/>
-                      <w:bookmarkEnd w:id="15"/>
-                      <w:bookmarkEnd w:id="16"/>
-                      <w:bookmarkEnd w:id="17"/>
-                      <w:bookmarkEnd w:id="18"/>
-                      <w:bookmarkEnd w:id="19"/>
+                    </w:p>
+                    <w:p>
+                      <w:pPr>
+                        <w:autoSpaceDE w:val="0"/>
+                        <w:autoSpaceDN w:val="0"/>
+                        <w:adjustRightInd w:val="0"/>
+                        <w:spacing w:line="276" w:lineRule="auto"/>
+                        <w:jc w:val="left"/>
+                        <w:rPr>
+                          <w:rFonts w:eastAsia="Calibri" w:cs="CorporateSPro-Light"/>
+                          <w:sz w:val="13"/>
+                          <w:szCs w:val="13"/>
+                          <w:lang w:eastAsia="de-DE"/>
+                        </w:rPr>
+                      </w:pPr>
+                      <w:r>
+                        <w:rPr>
+                          <w:rFonts w:eastAsia="Calibri" w:cs="CorporateSPro-Light"/>
+                          <w:sz w:val="13"/>
+                          <w:szCs w:val="13"/>
+                          <w:lang w:eastAsia="de-DE"/>
+                        </w:rPr>
+                        <w:t xml:space="preserve">Wiesbaden		Koblenz</w:t>
+                      </w:r>
+                    </w:p>
+                    <w:p>
+                      <w:pPr>
+                        <w:autoSpaceDE w:val="0"/>
+                        <w:autoSpaceDN w:val="0"/>
+                        <w:adjustRightInd w:val="0"/>
+                        <w:spacing w:line="276" w:lineRule="auto"/>
+                        <w:jc w:val="left"/>
+                        <w:rPr>
+                          <w:rFonts w:eastAsia="Calibri" w:cs="CorporateSPro-Light"/>
+                          <w:sz w:val="13"/>
+                          <w:szCs w:val="13"/>
+                          <w:lang w:eastAsia="de-DE"/>
+                        </w:rPr>
+                      </w:pPr>
+                      <w:r>
+                        <w:rPr>
+                          <w:rFonts w:eastAsia="Calibri" w:cs="CorporateSPro-Light"/>
+                          <w:sz w:val="13"/>
+                          <w:szCs w:val="13"/>
+                          <w:lang w:eastAsia="de-DE"/>
+                        </w:rPr>
+                        <w:t xml:space="preserve">Bad Kreuznach		Frankfurt am Main</w:t>
+                      </w:r>
+                    </w:p>
+                    <w:p>
+                      <w:pPr>
+                        <w:autoSpaceDE w:val="0"/>
+                        <w:autoSpaceDN w:val="0"/>
+                        <w:adjustRightInd w:val="0"/>
+                        <w:spacing w:line="276" w:lineRule="auto"/>
+                        <w:jc w:val="left"/>
+                        <w:rPr>
+                          <w:rFonts w:eastAsia="Calibri" w:cs="CorporateSPro-Light"/>
+                          <w:sz w:val="13"/>
+                          <w:szCs w:val="13"/>
+                          <w:lang w:eastAsia="de-DE"/>
+                        </w:rPr>
+                      </w:pPr>
+                      <w:r>
+                        <w:rPr>
+                          <w:rFonts w:eastAsia="Calibri" w:cs="CorporateSPro-Light"/>
+                          <w:sz w:val="13"/>
+                          <w:szCs w:val="13"/>
+                          <w:lang w:eastAsia="de-DE"/>
+                        </w:rPr>
+                        <w:t xml:space="preserve">Idar-Oberstein		Langgöns</w:t>
+                      </w:r>
+                    </w:p>
+                    <w:p>
+                      <w:pPr>
+                        <w:autoSpaceDE w:val="0"/>
+                        <w:autoSpaceDN w:val="0"/>
+                        <w:adjustRightInd w:val="0"/>
+                        <w:spacing w:line="276" w:lineRule="auto"/>
+                        <w:jc w:val="left"/>
+                        <w:rPr>
+                          <w:rFonts w:eastAsia="Calibri" w:cs="CorporateSPro-Light"/>
+                          <w:sz w:val="13"/>
+                          <w:szCs w:val="13"/>
+                          <w:lang w:eastAsia="de-DE"/>
+                        </w:rPr>
+                      </w:pPr>
+                      <w:r>
+                        <w:rPr>
+                          <w:rFonts w:eastAsia="Calibri" w:cs="CorporateSPro-Light"/>
+                          <w:sz w:val="13"/>
+                          <w:szCs w:val="13"/>
+                          <w:lang w:eastAsia="de-DE"/>
+                        </w:rPr>
+                        <w:t xml:space="preserve">Limburg/Lahn		Mainz</w:t>
+                      </w:r>
                     </w:p>
                   </w:txbxContent>
                 </v:textbox>

--- a/gutachtenvorlagen/Gutachten Muster juristische Person.docx
+++ b/gutachtenvorlagen/Gutachten Muster juristische Person.docx
@@ -491,7 +491,7 @@
                                 <w:szCs w:val="13"/>
                                 <w:lang w:eastAsia="de-DE"/>
                               </w:rPr>
-                              <w:t xml:space="preserve">www.tbs-insolvenzverwalter.de</w:t>
+                              <w:t>www.tbs-insolvenzverwalter.de</w:t>
                             </w:r>
                           </w:p>
                           <w:p>
@@ -515,11 +515,14 @@
                                 <w:szCs w:val="13"/>
                                 <w:lang w:eastAsia="de-DE"/>
                               </w:rPr>
-                              <w:t xml:space="preserve">Partnerschaftsregister des</w:t>
+                              <w:t>Partnerschaftsregister des</w:t>
                             </w:r>
                           </w:p>
                           <w:p>
                             <w:pPr>
+                              <w:pBdr>
+                                <w:bottom w:val="single" w:sz="4" w:space="1" w:color="auto"/>
+                              </w:pBdr>
                               <w:autoSpaceDE w:val="0"/>
                               <w:autoSpaceDN w:val="0"/>
                               <w:adjustRightInd w:val="0"/>
@@ -539,8 +542,134 @@
                                 <w:szCs w:val="13"/>
                                 <w:lang w:eastAsia="de-DE"/>
                               </w:rPr>
-                              <w:t xml:space="preserve">Amtsgericht Koblenz – PR 20203</w:t>
+                              <w:t>Amtsgericht Koblenz – PR 20203</w:t>
                             </w:r>
+                          </w:p>
+                          <w:p>
+                            <w:pPr>
+                              <w:pBdr>
+                                <w:bottom w:val="single" w:sz="4" w:space="1" w:color="auto"/>
+                              </w:pBdr>
+                              <w:autoSpaceDE w:val="0"/>
+                              <w:autoSpaceDN w:val="0"/>
+                              <w:adjustRightInd w:val="0"/>
+                              <w:spacing w:line="276" w:lineRule="auto"/>
+                              <w:jc w:val="center"/>
+                              <w:rPr>
+                                <w:rFonts w:eastAsia="Calibri" w:cs="CorporateSPro-Light"/>
+                                <w:sz w:val="13"/>
+                                <w:szCs w:val="13"/>
+                                <w:lang w:eastAsia="de-DE"/>
+                              </w:rPr>
+                            </w:pPr>
+                          </w:p>
+                          <w:p>
+                            <w:pPr>
+                              <w:pBdr>
+                                <w:bottom w:val="single" w:sz="4" w:space="1" w:color="auto"/>
+                              </w:pBdr>
+                              <w:autoSpaceDE w:val="0"/>
+                              <w:autoSpaceDN w:val="0"/>
+                              <w:adjustRightInd w:val="0"/>
+                              <w:spacing w:line="276" w:lineRule="auto"/>
+                              <w:jc w:val="center"/>
+                              <w:rPr>
+                                <w:rFonts w:eastAsia="Calibri" w:cs="CorporateSPro-Light"/>
+                                <w:sz w:val="13"/>
+                                <w:szCs w:val="13"/>
+                                <w:lang w:eastAsia="de-DE"/>
+                              </w:rPr>
+                            </w:pPr>
+                          </w:p>
+                          <w:p>
+                            <w:pPr>
+                              <w:pBdr>
+                                <w:bottom w:val="single" w:sz="4" w:space="1" w:color="auto"/>
+                              </w:pBdr>
+                              <w:autoSpaceDE w:val="0"/>
+                              <w:autoSpaceDN w:val="0"/>
+                              <w:adjustRightInd w:val="0"/>
+                              <w:spacing w:line="276" w:lineRule="auto"/>
+                              <w:jc w:val="center"/>
+                              <w:rPr>
+                                <w:rFonts w:eastAsia="Calibri" w:cs="CorporateSPro-Light"/>
+                                <w:sz w:val="13"/>
+                                <w:szCs w:val="13"/>
+                                <w:lang w:eastAsia="de-DE"/>
+                              </w:rPr>
+                            </w:pPr>
+                          </w:p>
+                          <w:p>
+                            <w:pPr>
+                              <w:pBdr>
+                                <w:bottom w:val="single" w:sz="4" w:space="1" w:color="auto"/>
+                              </w:pBdr>
+                              <w:autoSpaceDE w:val="0"/>
+                              <w:autoSpaceDN w:val="0"/>
+                              <w:adjustRightInd w:val="0"/>
+                              <w:spacing w:line="276" w:lineRule="auto"/>
+                              <w:jc w:val="center"/>
+                              <w:rPr>
+                                <w:rFonts w:eastAsia="Calibri" w:cs="CorporateSPro-Light"/>
+                                <w:sz w:val="13"/>
+                                <w:szCs w:val="13"/>
+                                <w:lang w:eastAsia="de-DE"/>
+                              </w:rPr>
+                            </w:pPr>
+                          </w:p>
+                          <w:p>
+                            <w:pPr>
+                              <w:pBdr>
+                                <w:bottom w:val="single" w:sz="4" w:space="1" w:color="auto"/>
+                              </w:pBdr>
+                              <w:autoSpaceDE w:val="0"/>
+                              <w:autoSpaceDN w:val="0"/>
+                              <w:adjustRightInd w:val="0"/>
+                              <w:spacing w:line="276" w:lineRule="auto"/>
+                              <w:jc w:val="center"/>
+                              <w:rPr>
+                                <w:rFonts w:eastAsia="Calibri" w:cs="CorporateSPro-Light"/>
+                                <w:sz w:val="13"/>
+                                <w:szCs w:val="13"/>
+                                <w:lang w:eastAsia="de-DE"/>
+                              </w:rPr>
+                            </w:pPr>
+                          </w:p>
+                          <w:p>
+                            <w:pPr>
+                              <w:pBdr>
+                                <w:bottom w:val="single" w:sz="4" w:space="1" w:color="auto"/>
+                              </w:pBdr>
+                              <w:autoSpaceDE w:val="0"/>
+                              <w:autoSpaceDN w:val="0"/>
+                              <w:adjustRightInd w:val="0"/>
+                              <w:spacing w:line="276" w:lineRule="auto"/>
+                              <w:jc w:val="center"/>
+                              <w:rPr>
+                                <w:rFonts w:eastAsia="Calibri" w:cs="CorporateSPro-Light"/>
+                                <w:sz w:val="13"/>
+                                <w:szCs w:val="13"/>
+                                <w:lang w:eastAsia="de-DE"/>
+                              </w:rPr>
+                            </w:pPr>
+                          </w:p>
+                          <w:p>
+                            <w:pPr>
+                              <w:pBdr>
+                                <w:bottom w:val="single" w:sz="4" w:space="1" w:color="auto"/>
+                              </w:pBdr>
+                              <w:autoSpaceDE w:val="0"/>
+                              <w:autoSpaceDN w:val="0"/>
+                              <w:adjustRightInd w:val="0"/>
+                              <w:spacing w:line="276" w:lineRule="auto"/>
+                              <w:jc w:val="center"/>
+                              <w:rPr>
+                                <w:rFonts w:eastAsia="Calibri" w:cs="CorporateSPro-Light"/>
+                                <w:sz w:val="13"/>
+                                <w:szCs w:val="13"/>
+                                <w:lang w:eastAsia="de-DE"/>
+                              </w:rPr>
+                            </w:pPr>
                           </w:p>
                           <w:p>
                             <w:pPr>
@@ -556,14 +685,38 @@
                                 <w:lang w:eastAsia="de-DE"/>
                               </w:rPr>
                             </w:pPr>
-                            <w:r>
+                          </w:p>
+                          <w:p>
+                            <w:pPr>
+                              <w:autoSpaceDE w:val="0"/>
+                              <w:autoSpaceDN w:val="0"/>
+                              <w:adjustRightInd w:val="0"/>
+                              <w:jc w:val="left"/>
                               <w:rPr>
-                                <w:rFonts w:eastAsia="Calibri" w:cs="CorporateSPro-Light"/>
+                                <w:rFonts w:eastAsia="Calibri" w:cs="CorporateSPro-Regular"/>
                                 <w:sz w:val="13"/>
                                 <w:szCs w:val="13"/>
                                 <w:lang w:eastAsia="de-DE"/>
                               </w:rPr>
-                              <w:t xml:space="preserve"/>
+                            </w:pPr>
+                            <w:bookmarkStart w:id="0" w:name="_Hlk217368252"/>
+                            <w:bookmarkStart w:id="1" w:name="_Hlk217368253"/>
+                            <w:bookmarkStart w:id="2" w:name="_Hlk217368337"/>
+                            <w:bookmarkStart w:id="3" w:name="_Hlk217368338"/>
+                            <w:bookmarkStart w:id="4" w:name="_Hlk217368401"/>
+                            <w:bookmarkStart w:id="5" w:name="_Hlk217368402"/>
+                            <w:bookmarkStart w:id="6" w:name="_Hlk217368434"/>
+                            <w:bookmarkStart w:id="7" w:name="_Hlk217368435"/>
+                            <w:bookmarkStart w:id="8" w:name="_Hlk217368465"/>
+                            <w:bookmarkStart w:id="9" w:name="_Hlk217368466"/>
+                            <w:r>
+                              <w:rPr>
+                                <w:rFonts w:eastAsia="Calibri" w:cs="CorporateSPro-Regular"/>
+                                <w:sz w:val="13"/>
+                                <w:szCs w:val="13"/>
+                                <w:lang w:eastAsia="de-DE"/>
+                              </w:rPr>
+                              <w:t>PARTNER</w:t>
                             </w:r>
                           </w:p>
                           <w:p>
@@ -571,78 +724,7 @@
                               <w:autoSpaceDE w:val="0"/>
                               <w:autoSpaceDN w:val="0"/>
                               <w:adjustRightInd w:val="0"/>
-                              <w:spacing w:line="276" w:lineRule="auto"/>
-                              <w:jc w:val="left"/>
-                              <w:rPr>
-                                <w:rFonts w:eastAsia="Calibri" w:cs="CorporateSPro-Light"/>
-                                <w:sz w:val="13"/>
-                                <w:szCs w:val="13"/>
-                                <w:lang w:eastAsia="de-DE"/>
-                              </w:rPr>
-                            </w:pPr>
-                            <w:r>
-                              <w:rPr>
-                                <w:rFonts w:eastAsia="Calibri" w:cs="CorporateSPro-Light"/>
-                                <w:sz w:val="13"/>
-                                <w:szCs w:val="13"/>
-                                <w:lang w:eastAsia="de-DE"/>
-                              </w:rPr>
-                              <w:t xml:space="preserve"/>
-                            </w:r>
-                          </w:p>
-                          <w:p>
-                            <w:pPr>
-                              <w:autoSpaceDE w:val="0"/>
-                              <w:autoSpaceDN w:val="0"/>
-                              <w:adjustRightInd w:val="0"/>
-                              <w:spacing w:line="276" w:lineRule="auto"/>
-                              <w:jc w:val="left"/>
-                              <w:rPr>
-                                <w:rFonts w:eastAsia="Calibri" w:cs="CorporateSPro-Light"/>
-                                <w:sz w:val="13"/>
-                                <w:szCs w:val="13"/>
-                                <w:lang w:eastAsia="de-DE"/>
-                              </w:rPr>
-                            </w:pPr>
-                            <w:r>
-                              <w:rPr>
-                                <w:rFonts w:eastAsia="Calibri" w:cs="CorporateSPro-Light"/>
-                                <w:sz w:val="13"/>
-                                <w:szCs w:val="13"/>
-                                <w:lang w:eastAsia="de-DE"/>
-                              </w:rPr>
-                              <w:t xml:space="preserve"/>
-                            </w:r>
-                          </w:p>
-                          <w:p>
-                            <w:pPr>
-                              <w:autoSpaceDE w:val="0"/>
-                              <w:autoSpaceDN w:val="0"/>
-                              <w:adjustRightInd w:val="0"/>
-                              <w:spacing w:line="276" w:lineRule="auto"/>
-                              <w:jc w:val="left"/>
-                              <w:rPr>
-                                <w:rFonts w:eastAsia="Calibri" w:cs="CorporateSPro-Light"/>
-                                <w:sz w:val="13"/>
-                                <w:szCs w:val="13"/>
-                                <w:lang w:eastAsia="de-DE"/>
-                              </w:rPr>
-                            </w:pPr>
-                            <w:r>
-                              <w:rPr>
-                                <w:rFonts w:eastAsia="Calibri" w:cs="CorporateSPro-Light"/>
-                                <w:sz w:val="13"/>
-                                <w:szCs w:val="13"/>
-                                <w:lang w:eastAsia="de-DE"/>
-                              </w:rPr>
-                              <w:t xml:space="preserve">PARTNER</w:t>
-                            </w:r>
-                          </w:p>
-                          <w:p>
-                            <w:pPr>
-                              <w:autoSpaceDE w:val="0"/>
-                              <w:autoSpaceDN w:val="0"/>
-                              <w:adjustRightInd w:val="0"/>
+                              <w:spacing w:line="240" w:lineRule="auto"/>
                               <w:jc w:val="left"/>
                               <w:rPr>
                                 <w:rFonts w:eastAsia="Calibri" w:cs="CorporateSPro-Demi"/>
@@ -660,7 +742,7 @@
                                 <w:szCs w:val="13"/>
                                 <w:lang w:eastAsia="de-DE"/>
                               </w:rPr>
-                              <w:t xml:space="preserve">Ingo Grünewald</w:t>
+                              <w:t>Ingo Grünewald</w:t>
                             </w:r>
                           </w:p>
                           <w:p>
@@ -668,7 +750,7 @@
                               <w:autoSpaceDE w:val="0"/>
                               <w:autoSpaceDN w:val="0"/>
                               <w:adjustRightInd w:val="0"/>
-                              <w:spacing w:line="276" w:lineRule="auto"/>
+                              <w:spacing w:line="240" w:lineRule="auto"/>
                               <w:jc w:val="left"/>
                               <w:rPr>
                                 <w:rFonts w:eastAsia="Calibri" w:cs="CorporateSPro-Light"/>
@@ -684,7 +766,7 @@
                                 <w:szCs w:val="13"/>
                                 <w:lang w:eastAsia="de-DE"/>
                               </w:rPr>
-                              <w:t xml:space="preserve">Fachanwalt für Insolvenz- und Sanierungsrecht</w:t>
+                              <w:t>Fachanwalt für Insolvenz- und Sanierungsrecht</w:t>
                             </w:r>
                           </w:p>
                           <w:p>
@@ -692,7 +774,7 @@
                               <w:autoSpaceDE w:val="0"/>
                               <w:autoSpaceDN w:val="0"/>
                               <w:adjustRightInd w:val="0"/>
-                              <w:spacing w:line="276" w:lineRule="auto"/>
+                              <w:spacing w:line="240" w:lineRule="auto"/>
                               <w:jc w:val="left"/>
                               <w:rPr>
                                 <w:rFonts w:eastAsia="Calibri" w:cs="CorporateSPro-Light"/>
@@ -708,7 +790,7 @@
                                 <w:szCs w:val="13"/>
                                 <w:lang w:eastAsia="de-DE"/>
                               </w:rPr>
-                              <w:t xml:space="preserve">Fachanwalt für Handels- und Gesellschaftsrecht</w:t>
+                              <w:t>Fachanwalt für Handels- und Gesellschaftsrecht</w:t>
                             </w:r>
                           </w:p>
                           <w:p>
@@ -716,7 +798,49 @@
                               <w:autoSpaceDE w:val="0"/>
                               <w:autoSpaceDN w:val="0"/>
                               <w:adjustRightInd w:val="0"/>
-                              <w:spacing w:line="276" w:lineRule="auto"/>
+                              <w:spacing w:line="240" w:lineRule="auto"/>
+                              <w:jc w:val="left"/>
+                              <w:rPr>
+                                <w:rFonts w:eastAsia="Calibri" w:cs="CorporateSPro-Demi"/>
+                                <w:b/>
+                                <w:sz w:val="13"/>
+                                <w:szCs w:val="13"/>
+                                <w:lang w:eastAsia="de-DE"/>
+                              </w:rPr>
+                            </w:pPr>
+                          </w:p>
+                          <w:p>
+                            <w:pPr>
+                              <w:autoSpaceDE w:val="0"/>
+                              <w:autoSpaceDN w:val="0"/>
+                              <w:adjustRightInd w:val="0"/>
+                              <w:spacing w:line="240" w:lineRule="auto"/>
+                              <w:jc w:val="left"/>
+                              <w:rPr>
+                                <w:rFonts w:eastAsia="Calibri" w:cs="CorporateSPro-Demi"/>
+                                <w:b/>
+                                <w:sz w:val="13"/>
+                                <w:szCs w:val="13"/>
+                                <w:lang w:val="en-GB" w:eastAsia="de-DE"/>
+                              </w:rPr>
+                            </w:pPr>
+                            <w:r>
+                              <w:rPr>
+                                <w:rFonts w:eastAsia="Calibri" w:cs="CorporateSPro-Demi"/>
+                                <w:b/>
+                                <w:sz w:val="13"/>
+                                <w:szCs w:val="13"/>
+                                <w:lang w:val="en-GB" w:eastAsia="de-DE"/>
+                              </w:rPr>
+                              <w:t>Dr. Alexander Thomas Lamberty LL.M.</w:t>
+                            </w:r>
+                          </w:p>
+                          <w:p>
+                            <w:pPr>
+                              <w:autoSpaceDE w:val="0"/>
+                              <w:autoSpaceDN w:val="0"/>
+                              <w:adjustRightInd w:val="0"/>
+                              <w:spacing w:line="240" w:lineRule="auto"/>
                               <w:jc w:val="left"/>
                               <w:rPr>
                                 <w:rFonts w:eastAsia="Calibri" w:cs="CorporateSPro-Light"/>
@@ -732,7 +856,7 @@
                                 <w:szCs w:val="13"/>
                                 <w:lang w:eastAsia="de-DE"/>
                               </w:rPr>
-                              <w:t xml:space="preserve"/>
+                              <w:t>Fachanwalt für Insolvenz- und Sanierungsrecht</w:t>
                             </w:r>
                           </w:p>
                           <w:p>
@@ -740,6 +864,23 @@
                               <w:autoSpaceDE w:val="0"/>
                               <w:autoSpaceDN w:val="0"/>
                               <w:adjustRightInd w:val="0"/>
+                              <w:spacing w:line="240" w:lineRule="auto"/>
+                              <w:jc w:val="left"/>
+                              <w:rPr>
+                                <w:rFonts w:eastAsia="Calibri" w:cs="CorporateSPro-Demi"/>
+                                <w:b/>
+                                <w:sz w:val="13"/>
+                                <w:szCs w:val="13"/>
+                                <w:lang w:eastAsia="de-DE"/>
+                              </w:rPr>
+                            </w:pPr>
+                          </w:p>
+                          <w:p>
+                            <w:pPr>
+                              <w:autoSpaceDE w:val="0"/>
+                              <w:autoSpaceDN w:val="0"/>
+                              <w:adjustRightInd w:val="0"/>
+                              <w:spacing w:line="240" w:lineRule="auto"/>
                               <w:jc w:val="left"/>
                               <w:rPr>
                                 <w:rFonts w:eastAsia="Calibri" w:cs="CorporateSPro-Demi"/>
@@ -757,7 +898,7 @@
                                 <w:szCs w:val="13"/>
                                 <w:lang w:eastAsia="de-DE"/>
                               </w:rPr>
-                              <w:t xml:space="preserve">Dr. Alexander Thomas Lamberty LL.M.</w:t>
+                              <w:t>Fatma Kreft</w:t>
                             </w:r>
                           </w:p>
                           <w:p>
@@ -765,7 +906,7 @@
                               <w:autoSpaceDE w:val="0"/>
                               <w:autoSpaceDN w:val="0"/>
                               <w:adjustRightInd w:val="0"/>
-                              <w:spacing w:line="276" w:lineRule="auto"/>
+                              <w:spacing w:line="240" w:lineRule="auto"/>
                               <w:jc w:val="left"/>
                               <w:rPr>
                                 <w:rFonts w:eastAsia="Calibri" w:cs="CorporateSPro-Light"/>
@@ -781,7 +922,7 @@
                                 <w:szCs w:val="13"/>
                                 <w:lang w:eastAsia="de-DE"/>
                               </w:rPr>
-                              <w:t xml:space="preserve">Fachanwalt für Insolvenz- und Sanierungsrecht</w:t>
+                              <w:t>Fachanwältin für Insolvenz- und Sanierungsrecht</w:t>
                             </w:r>
                           </w:p>
                           <w:p>
@@ -789,7 +930,7 @@
                               <w:autoSpaceDE w:val="0"/>
                               <w:autoSpaceDN w:val="0"/>
                               <w:adjustRightInd w:val="0"/>
-                              <w:spacing w:line="276" w:lineRule="auto"/>
+                              <w:spacing w:line="240" w:lineRule="auto"/>
                               <w:jc w:val="left"/>
                               <w:rPr>
                                 <w:rFonts w:eastAsia="Calibri" w:cs="CorporateSPro-Light"/>
@@ -805,7 +946,7 @@
                                 <w:szCs w:val="13"/>
                                 <w:lang w:eastAsia="de-DE"/>
                               </w:rPr>
-                              <w:t xml:space="preserve"/>
+                              <w:t>Fachanwältin für Steuerrecht</w:t>
                             </w:r>
                           </w:p>
                           <w:p>
@@ -813,6 +954,22 @@
                               <w:autoSpaceDE w:val="0"/>
                               <w:autoSpaceDN w:val="0"/>
                               <w:adjustRightInd w:val="0"/>
+                              <w:spacing w:line="240" w:lineRule="auto"/>
+                              <w:jc w:val="left"/>
+                              <w:rPr>
+                                <w:rFonts w:eastAsia="Calibri" w:cs="CorporateSPro-Light"/>
+                                <w:sz w:val="13"/>
+                                <w:szCs w:val="13"/>
+                                <w:lang w:eastAsia="de-DE"/>
+                              </w:rPr>
+                            </w:pPr>
+                          </w:p>
+                          <w:p>
+                            <w:pPr>
+                              <w:autoSpaceDE w:val="0"/>
+                              <w:autoSpaceDN w:val="0"/>
+                              <w:adjustRightInd w:val="0"/>
+                              <w:spacing w:line="240" w:lineRule="auto"/>
                               <w:jc w:val="left"/>
                               <w:rPr>
                                 <w:rFonts w:eastAsia="Calibri" w:cs="CorporateSPro-Demi"/>
@@ -830,7 +987,7 @@
                                 <w:szCs w:val="13"/>
                                 <w:lang w:eastAsia="de-DE"/>
                               </w:rPr>
-                              <w:t xml:space="preserve">Fatma Kreft</w:t>
+                              <w:t>Dr. Arne Löser</w:t>
                             </w:r>
                           </w:p>
                           <w:p>
@@ -838,7 +995,7 @@
                               <w:autoSpaceDE w:val="0"/>
                               <w:autoSpaceDN w:val="0"/>
                               <w:adjustRightInd w:val="0"/>
-                              <w:spacing w:line="276" w:lineRule="auto"/>
+                              <w:spacing w:line="240" w:lineRule="auto"/>
                               <w:jc w:val="left"/>
                               <w:rPr>
                                 <w:rFonts w:eastAsia="Calibri" w:cs="CorporateSPro-Light"/>
@@ -854,7 +1011,7 @@
                                 <w:szCs w:val="13"/>
                                 <w:lang w:eastAsia="de-DE"/>
                               </w:rPr>
-                              <w:t xml:space="preserve">Fachanwältin für Insolvenz- und Sanierungsrecht</w:t>
+                              <w:t>Fachanwalt für Insolvenz- und Sanierungsrecht</w:t>
                             </w:r>
                           </w:p>
                           <w:p>
@@ -862,7 +1019,7 @@
                               <w:autoSpaceDE w:val="0"/>
                               <w:autoSpaceDN w:val="0"/>
                               <w:adjustRightInd w:val="0"/>
-                              <w:spacing w:line="276" w:lineRule="auto"/>
+                              <w:spacing w:line="240" w:lineRule="auto"/>
                               <w:jc w:val="left"/>
                               <w:rPr>
                                 <w:rFonts w:eastAsia="Calibri" w:cs="CorporateSPro-Light"/>
@@ -878,7 +1035,7 @@
                                 <w:szCs w:val="13"/>
                                 <w:lang w:eastAsia="de-DE"/>
                               </w:rPr>
-                              <w:t xml:space="preserve">Fachanwältin für Steuerrecht</w:t>
+                              <w:t>Fachanwalt für Handels- und Gesellschaftsrecht</w:t>
                             </w:r>
                           </w:p>
                           <w:p>
@@ -886,7 +1043,7 @@
                               <w:autoSpaceDE w:val="0"/>
                               <w:autoSpaceDN w:val="0"/>
                               <w:adjustRightInd w:val="0"/>
-                              <w:spacing w:line="276" w:lineRule="auto"/>
+                              <w:spacing w:line="240" w:lineRule="auto"/>
                               <w:jc w:val="left"/>
                               <w:rPr>
                                 <w:rFonts w:eastAsia="Calibri" w:cs="CorporateSPro-Light"/>
@@ -895,21 +1052,13 @@
                                 <w:lang w:eastAsia="de-DE"/>
                               </w:rPr>
                             </w:pPr>
-                            <w:r>
-                              <w:rPr>
-                                <w:rFonts w:eastAsia="Calibri" w:cs="CorporateSPro-Light"/>
-                                <w:sz w:val="13"/>
-                                <w:szCs w:val="13"/>
-                                <w:lang w:eastAsia="de-DE"/>
-                              </w:rPr>
-                              <w:t xml:space="preserve"/>
-                            </w:r>
                           </w:p>
                           <w:p>
                             <w:pPr>
                               <w:autoSpaceDE w:val="0"/>
                               <w:autoSpaceDN w:val="0"/>
                               <w:adjustRightInd w:val="0"/>
+                              <w:spacing w:line="240" w:lineRule="auto"/>
                               <w:jc w:val="left"/>
                               <w:rPr>
                                 <w:rFonts w:eastAsia="Calibri" w:cs="CorporateSPro-Demi"/>
@@ -927,8 +1076,98 @@
                                 <w:szCs w:val="13"/>
                                 <w:lang w:eastAsia="de-DE"/>
                               </w:rPr>
-                              <w:t xml:space="preserve">Dr. Arne Löser</w:t>
+                              <w:t>Dr. Thomas Thöne</w:t>
                             </w:r>
+                          </w:p>
+                          <w:p>
+                            <w:pPr>
+                              <w:autoSpaceDE w:val="0"/>
+                              <w:autoSpaceDN w:val="0"/>
+                              <w:adjustRightInd w:val="0"/>
+                              <w:spacing w:line="240" w:lineRule="auto"/>
+                              <w:jc w:val="left"/>
+                              <w:rPr>
+                                <w:rFonts w:eastAsia="Calibri" w:cs="CorporateSPro-Light"/>
+                                <w:sz w:val="13"/>
+                                <w:szCs w:val="13"/>
+                                <w:lang w:eastAsia="de-DE"/>
+                              </w:rPr>
+                            </w:pPr>
+                            <w:r>
+                              <w:rPr>
+                                <w:rFonts w:eastAsia="Calibri" w:cs="CorporateSPro-Light"/>
+                                <w:sz w:val="13"/>
+                                <w:szCs w:val="13"/>
+                                <w:lang w:eastAsia="de-DE"/>
+                              </w:rPr>
+                              <w:t>Fachanwalt für Insolvenz- und Sanierungsrecht</w:t>
+                            </w:r>
+                          </w:p>
+                          <w:p>
+                            <w:pPr>
+                              <w:autoSpaceDE w:val="0"/>
+                              <w:autoSpaceDN w:val="0"/>
+                              <w:adjustRightInd w:val="0"/>
+                              <w:spacing w:line="240" w:lineRule="auto"/>
+                              <w:jc w:val="left"/>
+                              <w:rPr>
+                                <w:rFonts w:eastAsia="Calibri" w:cs="CorporateSPro-Light"/>
+                                <w:sz w:val="13"/>
+                                <w:szCs w:val="13"/>
+                                <w:lang w:eastAsia="de-DE"/>
+                              </w:rPr>
+                            </w:pPr>
+                            <w:r>
+                              <w:rPr>
+                                <w:rFonts w:eastAsia="Calibri" w:cs="CorporateSPro-Light"/>
+                                <w:sz w:val="13"/>
+                                <w:szCs w:val="13"/>
+                                <w:lang w:eastAsia="de-DE"/>
+                              </w:rPr>
+                              <w:t>Fachanwalt für Steuerrecht</w:t>
+                            </w:r>
+                          </w:p>
+                          <w:p>
+                            <w:pPr>
+                              <w:autoSpaceDE w:val="0"/>
+                              <w:autoSpaceDN w:val="0"/>
+                              <w:adjustRightInd w:val="0"/>
+                              <w:spacing w:line="240" w:lineRule="auto"/>
+                              <w:jc w:val="left"/>
+                              <w:rPr>
+                                <w:rFonts w:eastAsia="Calibri" w:cs="CorporateSPro-Light"/>
+                                <w:sz w:val="13"/>
+                                <w:szCs w:val="13"/>
+                                <w:lang w:eastAsia="de-DE"/>
+                              </w:rPr>
+                            </w:pPr>
+                            <w:r>
+                              <w:rPr>
+                                <w:rFonts w:eastAsia="Calibri" w:cs="CorporateSPro-Light"/>
+                                <w:sz w:val="13"/>
+                                <w:szCs w:val="13"/>
+                                <w:lang w:eastAsia="de-DE"/>
+                              </w:rPr>
+                              <w:t>Notar in Wiesbaden</w:t>
+                            </w:r>
+                          </w:p>
+                          <w:p>
+                            <w:pPr>
+                              <w:pBdr>
+                                <w:bottom w:val="single" w:sz="4" w:space="1" w:color="auto"/>
+                              </w:pBdr>
+                              <w:autoSpaceDE w:val="0"/>
+                              <w:autoSpaceDN w:val="0"/>
+                              <w:adjustRightInd w:val="0"/>
+                              <w:spacing w:line="276" w:lineRule="auto"/>
+                              <w:jc w:val="left"/>
+                              <w:rPr>
+                                <w:rFonts w:eastAsia="Calibri" w:cs="CorporateSPro-Light"/>
+                                <w:sz w:val="13"/>
+                                <w:szCs w:val="13"/>
+                                <w:lang w:eastAsia="de-DE"/>
+                              </w:rPr>
+                            </w:pPr>
                           </w:p>
                           <w:p>
                             <w:pPr>
@@ -944,14 +1183,28 @@
                                 <w:lang w:eastAsia="de-DE"/>
                               </w:rPr>
                             </w:pPr>
-                            <w:r>
+                          </w:p>
+                          <w:p>
+                            <w:pPr>
+                              <w:autoSpaceDE w:val="0"/>
+                              <w:autoSpaceDN w:val="0"/>
+                              <w:adjustRightInd w:val="0"/>
+                              <w:jc w:val="left"/>
                               <w:rPr>
-                                <w:rFonts w:eastAsia="Calibri" w:cs="CorporateSPro-Light"/>
+                                <w:rFonts w:eastAsia="Calibri" w:cs="CorporateSPro-Regular"/>
                                 <w:sz w:val="13"/>
                                 <w:szCs w:val="13"/>
                                 <w:lang w:eastAsia="de-DE"/>
                               </w:rPr>
-                              <w:t xml:space="preserve">Fachanwalt für Insolvenz- und Sanierungsrecht</w:t>
+                            </w:pPr>
+                            <w:r>
+                              <w:rPr>
+                                <w:rFonts w:eastAsia="Calibri" w:cs="CorporateSPro-Regular"/>
+                                <w:sz w:val="13"/>
+                                <w:szCs w:val="13"/>
+                                <w:lang w:eastAsia="de-DE"/>
+                              </w:rPr>
+                              <w:t>ANGESTELLTE RECHTSANWÄLTE</w:t>
                             </w:r>
                           </w:p>
                           <w:p>
@@ -959,54 +1212,7 @@
                               <w:autoSpaceDE w:val="0"/>
                               <w:autoSpaceDN w:val="0"/>
                               <w:adjustRightInd w:val="0"/>
-                              <w:spacing w:line="276" w:lineRule="auto"/>
-                              <w:jc w:val="left"/>
-                              <w:rPr>
-                                <w:rFonts w:eastAsia="Calibri" w:cs="CorporateSPro-Light"/>
-                                <w:sz w:val="13"/>
-                                <w:szCs w:val="13"/>
-                                <w:lang w:eastAsia="de-DE"/>
-                              </w:rPr>
-                            </w:pPr>
-                            <w:r>
-                              <w:rPr>
-                                <w:rFonts w:eastAsia="Calibri" w:cs="CorporateSPro-Light"/>
-                                <w:sz w:val="13"/>
-                                <w:szCs w:val="13"/>
-                                <w:lang w:eastAsia="de-DE"/>
-                              </w:rPr>
-                              <w:t xml:space="preserve">Fachanwalt für Handels- und Gesellschaftsrecht</w:t>
-                            </w:r>
-                          </w:p>
-                          <w:p>
-                            <w:pPr>
-                              <w:autoSpaceDE w:val="0"/>
-                              <w:autoSpaceDN w:val="0"/>
-                              <w:adjustRightInd w:val="0"/>
-                              <w:spacing w:line="276" w:lineRule="auto"/>
-                              <w:jc w:val="left"/>
-                              <w:rPr>
-                                <w:rFonts w:eastAsia="Calibri" w:cs="CorporateSPro-Light"/>
-                                <w:sz w:val="13"/>
-                                <w:szCs w:val="13"/>
-                                <w:lang w:eastAsia="de-DE"/>
-                              </w:rPr>
-                            </w:pPr>
-                            <w:r>
-                              <w:rPr>
-                                <w:rFonts w:eastAsia="Calibri" w:cs="CorporateSPro-Light"/>
-                                <w:sz w:val="13"/>
-                                <w:szCs w:val="13"/>
-                                <w:lang w:eastAsia="de-DE"/>
-                              </w:rPr>
-                              <w:t xml:space="preserve"/>
-                            </w:r>
-                          </w:p>
-                          <w:p>
-                            <w:pPr>
-                              <w:autoSpaceDE w:val="0"/>
-                              <w:autoSpaceDN w:val="0"/>
-                              <w:adjustRightInd w:val="0"/>
+                              <w:spacing w:line="240" w:lineRule="auto"/>
                               <w:jc w:val="left"/>
                               <w:rPr>
                                 <w:rFonts w:eastAsia="Calibri" w:cs="CorporateSPro-Demi"/>
@@ -1024,7 +1230,7 @@
                                 <w:szCs w:val="13"/>
                                 <w:lang w:eastAsia="de-DE"/>
                               </w:rPr>
-                              <w:t xml:space="preserve">Thorsten Lex</w:t>
+                              <w:t>Eva Meyer</w:t>
                             </w:r>
                           </w:p>
                           <w:p>
@@ -1032,7 +1238,31 @@
                               <w:autoSpaceDE w:val="0"/>
                               <w:autoSpaceDN w:val="0"/>
                               <w:adjustRightInd w:val="0"/>
-                              <w:spacing w:line="276" w:lineRule="auto"/>
+                              <w:spacing w:line="240" w:lineRule="auto"/>
+                              <w:jc w:val="left"/>
+                              <w:rPr>
+                                <w:rFonts w:eastAsia="Calibri" w:cs="CorporateSPro-Demi"/>
+                                <w:sz w:val="13"/>
+                                <w:szCs w:val="13"/>
+                                <w:lang w:eastAsia="de-DE"/>
+                              </w:rPr>
+                            </w:pPr>
+                            <w:r>
+                              <w:rPr>
+                                <w:rFonts w:eastAsia="Calibri" w:cs="CorporateSPro-Demi"/>
+                                <w:sz w:val="13"/>
+                                <w:szCs w:val="13"/>
+                                <w:lang w:eastAsia="de-DE"/>
+                              </w:rPr>
+                              <w:t>Fachanwältin für Insolvenz- und Sanierungsrecht</w:t>
+                            </w:r>
+                          </w:p>
+                          <w:p>
+                            <w:pPr>
+                              <w:autoSpaceDE w:val="0"/>
+                              <w:autoSpaceDN w:val="0"/>
+                              <w:adjustRightInd w:val="0"/>
+                              <w:spacing w:line="240" w:lineRule="auto"/>
                               <w:jc w:val="left"/>
                               <w:rPr>
                                 <w:rFonts w:eastAsia="Calibri" w:cs="CorporateSPro-Light"/>
@@ -1041,93 +1271,13 @@
                                 <w:lang w:eastAsia="de-DE"/>
                               </w:rPr>
                             </w:pPr>
-                            <w:r>
-                              <w:rPr>
-                                <w:rFonts w:eastAsia="Calibri" w:cs="CorporateSPro-Light"/>
-                                <w:sz w:val="13"/>
-                                <w:szCs w:val="13"/>
-                                <w:lang w:eastAsia="de-DE"/>
-                              </w:rPr>
-                              <w:t xml:space="preserve">Fachanwalt für Business</w:t>
-                            </w:r>
                           </w:p>
                           <w:p>
                             <w:pPr>
                               <w:autoSpaceDE w:val="0"/>
                               <w:autoSpaceDN w:val="0"/>
                               <w:adjustRightInd w:val="0"/>
-                              <w:spacing w:line="276" w:lineRule="auto"/>
-                              <w:jc w:val="left"/>
-                              <w:rPr>
-                                <w:rFonts w:eastAsia="Calibri" w:cs="CorporateSPro-Light"/>
-                                <w:sz w:val="13"/>
-                                <w:szCs w:val="13"/>
-                                <w:lang w:eastAsia="de-DE"/>
-                              </w:rPr>
-                            </w:pPr>
-                            <w:r>
-                              <w:rPr>
-                                <w:rFonts w:eastAsia="Calibri" w:cs="CorporateSPro-Light"/>
-                                <w:sz w:val="13"/>
-                                <w:szCs w:val="13"/>
-                                <w:lang w:eastAsia="de-DE"/>
-                              </w:rPr>
-                              <w:t xml:space="preserve"/>
-                            </w:r>
-                          </w:p>
-                          <w:p>
-                            <w:pPr>
-                              <w:autoSpaceDE w:val="0"/>
-                              <w:autoSpaceDN w:val="0"/>
-                              <w:adjustRightInd w:val="0"/>
-                              <w:spacing w:line="276" w:lineRule="auto"/>
-                              <w:jc w:val="left"/>
-                              <w:rPr>
-                                <w:rFonts w:eastAsia="Calibri" w:cs="CorporateSPro-Light"/>
-                                <w:sz w:val="13"/>
-                                <w:szCs w:val="13"/>
-                                <w:lang w:eastAsia="de-DE"/>
-                              </w:rPr>
-                            </w:pPr>
-                            <w:r>
-                              <w:rPr>
-                                <w:rFonts w:eastAsia="Calibri" w:cs="CorporateSPro-Light"/>
-                                <w:sz w:val="13"/>
-                                <w:szCs w:val="13"/>
-                                <w:lang w:eastAsia="de-DE"/>
-                              </w:rPr>
-                              <w:t xml:space="preserve"/>
-                            </w:r>
-                          </w:p>
-                          <w:p>
-                            <w:pPr>
-                              <w:autoSpaceDE w:val="0"/>
-                              <w:autoSpaceDN w:val="0"/>
-                              <w:adjustRightInd w:val="0"/>
-                              <w:spacing w:line="276" w:lineRule="auto"/>
-                              <w:jc w:val="left"/>
-                              <w:rPr>
-                                <w:rFonts w:eastAsia="Calibri" w:cs="CorporateSPro-Light"/>
-                                <w:sz w:val="13"/>
-                                <w:szCs w:val="13"/>
-                                <w:lang w:eastAsia="de-DE"/>
-                              </w:rPr>
-                            </w:pPr>
-                            <w:r>
-                              <w:rPr>
-                                <w:rFonts w:eastAsia="Calibri" w:cs="CorporateSPro-Light"/>
-                                <w:sz w:val="13"/>
-                                <w:szCs w:val="13"/>
-                                <w:lang w:eastAsia="de-DE"/>
-                              </w:rPr>
-                              <w:t xml:space="preserve">ANGESTELLTE RECHTSANWÄLTE</w:t>
-                            </w:r>
-                          </w:p>
-                          <w:p>
-                            <w:pPr>
-                              <w:autoSpaceDE w:val="0"/>
-                              <w:autoSpaceDN w:val="0"/>
-                              <w:adjustRightInd w:val="0"/>
+                              <w:spacing w:line="240" w:lineRule="auto"/>
                               <w:jc w:val="left"/>
                               <w:rPr>
                                 <w:rFonts w:eastAsia="Calibri" w:cs="CorporateSPro-Demi"/>
@@ -1145,7 +1295,7 @@
                                 <w:szCs w:val="13"/>
                                 <w:lang w:eastAsia="de-DE"/>
                               </w:rPr>
-                              <w:t xml:space="preserve">Eva Meyer</w:t>
+                              <w:t>Bettina Dax</w:t>
                             </w:r>
                           </w:p>
                           <w:p>
@@ -1153,7 +1303,7 @@
                               <w:autoSpaceDE w:val="0"/>
                               <w:autoSpaceDN w:val="0"/>
                               <w:adjustRightInd w:val="0"/>
-                              <w:spacing w:line="276" w:lineRule="auto"/>
+                              <w:spacing w:line="240" w:lineRule="auto"/>
                               <w:jc w:val="left"/>
                               <w:rPr>
                                 <w:rFonts w:eastAsia="Calibri" w:cs="CorporateSPro-Light"/>
@@ -1169,7 +1319,7 @@
                                 <w:szCs w:val="13"/>
                                 <w:lang w:eastAsia="de-DE"/>
                               </w:rPr>
-                              <w:t xml:space="preserve">Fachanwältin für Insolvenz- und Sanierungsrecht</w:t>
+                              <w:t>Rechtsanwältin</w:t>
                             </w:r>
                           </w:p>
                           <w:p>
@@ -1177,30 +1327,23 @@
                               <w:autoSpaceDE w:val="0"/>
                               <w:autoSpaceDN w:val="0"/>
                               <w:adjustRightInd w:val="0"/>
-                              <w:spacing w:line="276" w:lineRule="auto"/>
+                              <w:spacing w:line="240" w:lineRule="auto"/>
                               <w:jc w:val="left"/>
                               <w:rPr>
-                                <w:rFonts w:eastAsia="Calibri" w:cs="CorporateSPro-Light"/>
+                                <w:rFonts w:eastAsia="Calibri" w:cs="CorporateSPro-Demi"/>
+                                <w:b/>
                                 <w:sz w:val="13"/>
                                 <w:szCs w:val="13"/>
                                 <w:lang w:eastAsia="de-DE"/>
                               </w:rPr>
                             </w:pPr>
-                            <w:r>
-                              <w:rPr>
-                                <w:rFonts w:eastAsia="Calibri" w:cs="CorporateSPro-Light"/>
-                                <w:sz w:val="13"/>
-                                <w:szCs w:val="13"/>
-                                <w:lang w:eastAsia="de-DE"/>
-                              </w:rPr>
-                              <w:t xml:space="preserve"/>
-                            </w:r>
                           </w:p>
                           <w:p>
                             <w:pPr>
                               <w:autoSpaceDE w:val="0"/>
                               <w:autoSpaceDN w:val="0"/>
                               <w:adjustRightInd w:val="0"/>
+                              <w:spacing w:line="240" w:lineRule="auto"/>
                               <w:jc w:val="left"/>
                               <w:rPr>
                                 <w:rFonts w:eastAsia="Calibri" w:cs="CorporateSPro-Demi"/>
@@ -1218,7 +1361,7 @@
                                 <w:szCs w:val="13"/>
                                 <w:lang w:eastAsia="de-DE"/>
                               </w:rPr>
-                              <w:t xml:space="preserve">Bettina Dax</w:t>
+                              <w:t>Cornelia Kriege</w:t>
                             </w:r>
                           </w:p>
                           <w:p>
@@ -1226,7 +1369,7 @@
                               <w:autoSpaceDE w:val="0"/>
                               <w:autoSpaceDN w:val="0"/>
                               <w:adjustRightInd w:val="0"/>
-                              <w:spacing w:line="276" w:lineRule="auto"/>
+                              <w:spacing w:line="240" w:lineRule="auto"/>
                               <w:jc w:val="left"/>
                               <w:rPr>
                                 <w:rFonts w:eastAsia="Calibri" w:cs="CorporateSPro-Light"/>
@@ -1242,7 +1385,7 @@
                                 <w:szCs w:val="13"/>
                                 <w:lang w:eastAsia="de-DE"/>
                               </w:rPr>
-                              <w:t xml:space="preserve">Rechtsanwältin</w:t>
+                              <w:t>Rechtsanwältin</w:t>
                             </w:r>
                           </w:p>
                           <w:p>
@@ -1250,7 +1393,7 @@
                               <w:autoSpaceDE w:val="0"/>
                               <w:autoSpaceDN w:val="0"/>
                               <w:adjustRightInd w:val="0"/>
-                              <w:spacing w:line="276" w:lineRule="auto"/>
+                              <w:spacing w:line="240" w:lineRule="auto"/>
                               <w:jc w:val="left"/>
                               <w:rPr>
                                 <w:rFonts w:eastAsia="Calibri" w:cs="CorporateSPro-Light"/>
@@ -1259,21 +1402,13 @@
                                 <w:lang w:eastAsia="de-DE"/>
                               </w:rPr>
                             </w:pPr>
-                            <w:r>
-                              <w:rPr>
-                                <w:rFonts w:eastAsia="Calibri" w:cs="CorporateSPro-Light"/>
-                                <w:sz w:val="13"/>
-                                <w:szCs w:val="13"/>
-                                <w:lang w:eastAsia="de-DE"/>
-                              </w:rPr>
-                              <w:t xml:space="preserve"/>
-                            </w:r>
                           </w:p>
                           <w:p>
                             <w:pPr>
                               <w:autoSpaceDE w:val="0"/>
                               <w:autoSpaceDN w:val="0"/>
                               <w:adjustRightInd w:val="0"/>
+                              <w:spacing w:line="240" w:lineRule="auto"/>
                               <w:jc w:val="left"/>
                               <w:rPr>
                                 <w:rFonts w:eastAsia="Calibri" w:cs="CorporateSPro-Demi"/>
@@ -1291,8 +1426,50 @@
                                 <w:szCs w:val="13"/>
                                 <w:lang w:eastAsia="de-DE"/>
                               </w:rPr>
-                              <w:t xml:space="preserve">Cornelia Kriege</w:t>
+                              <w:t>Lars Wacker</w:t>
                             </w:r>
+                          </w:p>
+                          <w:p>
+                            <w:pPr>
+                              <w:autoSpaceDE w:val="0"/>
+                              <w:autoSpaceDN w:val="0"/>
+                              <w:adjustRightInd w:val="0"/>
+                              <w:spacing w:line="240" w:lineRule="auto"/>
+                              <w:jc w:val="left"/>
+                              <w:rPr>
+                                <w:rFonts w:eastAsia="Calibri" w:cs="CorporateSPro-Light"/>
+                                <w:sz w:val="13"/>
+                                <w:szCs w:val="13"/>
+                                <w:lang w:eastAsia="de-DE"/>
+                              </w:rPr>
+                            </w:pPr>
+                            <w:r>
+                              <w:rPr>
+                                <w:rFonts w:eastAsia="Calibri" w:cs="CorporateSPro-Light"/>
+                                <w:sz w:val="13"/>
+                                <w:szCs w:val="13"/>
+                                <w:lang w:eastAsia="de-DE"/>
+                              </w:rPr>
+                              <w:t>Rechtsanwalt</w:t>
+                            </w:r>
+                          </w:p>
+                          <w:p>
+                            <w:pPr>
+                              <w:pBdr>
+                                <w:bottom w:val="single" w:sz="4" w:space="1" w:color="auto"/>
+                              </w:pBdr>
+                              <w:autoSpaceDE w:val="0"/>
+                              <w:autoSpaceDN w:val="0"/>
+                              <w:adjustRightInd w:val="0"/>
+                              <w:spacing w:line="276" w:lineRule="auto"/>
+                              <w:jc w:val="left"/>
+                              <w:rPr>
+                                <w:rFonts w:eastAsia="Calibri" w:cs="CorporateSPro-Light"/>
+                                <w:sz w:val="13"/>
+                                <w:szCs w:val="13"/>
+                                <w:lang w:eastAsia="de-DE"/>
+                              </w:rPr>
+                            </w:pPr>
                           </w:p>
                           <w:p>
                             <w:pPr>
@@ -1308,14 +1485,28 @@
                                 <w:lang w:eastAsia="de-DE"/>
                               </w:rPr>
                             </w:pPr>
-                            <w:r>
+                          </w:p>
+                          <w:p>
+                            <w:pPr>
+                              <w:autoSpaceDE w:val="0"/>
+                              <w:autoSpaceDN w:val="0"/>
+                              <w:adjustRightInd w:val="0"/>
+                              <w:jc w:val="left"/>
                               <w:rPr>
-                                <w:rFonts w:eastAsia="Calibri" w:cs="CorporateSPro-Light"/>
+                                <w:rFonts w:eastAsia="Calibri" w:cs="CorporateSPro-Regular"/>
                                 <w:sz w:val="13"/>
                                 <w:szCs w:val="13"/>
                                 <w:lang w:eastAsia="de-DE"/>
                               </w:rPr>
-                              <w:t xml:space="preserve">Rechtsanwältin</w:t>
+                            </w:pPr>
+                            <w:r>
+                              <w:rPr>
+                                <w:rFonts w:eastAsia="Calibri" w:cs="CorporateSPro-Regular"/>
+                                <w:sz w:val="13"/>
+                                <w:szCs w:val="13"/>
+                                <w:lang w:eastAsia="de-DE"/>
+                              </w:rPr>
+                              <w:t>OF COUNSEL</w:t>
                             </w:r>
                           </w:p>
                           <w:p>
@@ -1323,30 +1514,7 @@
                               <w:autoSpaceDE w:val="0"/>
                               <w:autoSpaceDN w:val="0"/>
                               <w:adjustRightInd w:val="0"/>
-                              <w:spacing w:line="276" w:lineRule="auto"/>
-                              <w:jc w:val="left"/>
-                              <w:rPr>
-                                <w:rFonts w:eastAsia="Calibri" w:cs="CorporateSPro-Light"/>
-                                <w:sz w:val="13"/>
-                                <w:szCs w:val="13"/>
-                                <w:lang w:eastAsia="de-DE"/>
-                              </w:rPr>
-                            </w:pPr>
-                            <w:r>
-                              <w:rPr>
-                                <w:rFonts w:eastAsia="Calibri" w:cs="CorporateSPro-Light"/>
-                                <w:sz w:val="13"/>
-                                <w:szCs w:val="13"/>
-                                <w:lang w:eastAsia="de-DE"/>
-                              </w:rPr>
-                              <w:t xml:space="preserve"/>
-                            </w:r>
-                          </w:p>
-                          <w:p>
-                            <w:pPr>
-                              <w:autoSpaceDE w:val="0"/>
-                              <w:autoSpaceDN w:val="0"/>
-                              <w:adjustRightInd w:val="0"/>
+                              <w:spacing w:line="240" w:lineRule="auto"/>
                               <w:jc w:val="left"/>
                               <w:rPr>
                                 <w:rFonts w:eastAsia="Calibri" w:cs="CorporateSPro-Demi"/>
@@ -1364,8 +1532,50 @@
                                 <w:szCs w:val="13"/>
                                 <w:lang w:eastAsia="de-DE"/>
                               </w:rPr>
-                              <w:t xml:space="preserve">Lars Wacker</w:t>
+                              <w:t>Justizrat Prof. Dr. Dr. Thomas B. Schmidt M.A.</w:t>
                             </w:r>
+                          </w:p>
+                          <w:p>
+                            <w:pPr>
+                              <w:autoSpaceDE w:val="0"/>
+                              <w:autoSpaceDN w:val="0"/>
+                              <w:adjustRightInd w:val="0"/>
+                              <w:spacing w:line="240" w:lineRule="auto"/>
+                              <w:jc w:val="left"/>
+                              <w:rPr>
+                                <w:rFonts w:eastAsia="Calibri" w:cs="CorporateSPro-Light"/>
+                                <w:sz w:val="13"/>
+                                <w:szCs w:val="13"/>
+                                <w:lang w:eastAsia="de-DE"/>
+                              </w:rPr>
+                            </w:pPr>
+                            <w:r>
+                              <w:rPr>
+                                <w:rFonts w:eastAsia="Calibri" w:cs="CorporateSPro-Light"/>
+                                <w:sz w:val="13"/>
+                                <w:szCs w:val="13"/>
+                                <w:lang w:eastAsia="de-DE"/>
+                              </w:rPr>
+                              <w:t>Fachanwalt für Insolvenz- und Sanierungsrecht</w:t>
+                            </w:r>
+                          </w:p>
+                          <w:p>
+                            <w:pPr>
+                              <w:pBdr>
+                                <w:bottom w:val="single" w:sz="4" w:space="1" w:color="auto"/>
+                              </w:pBdr>
+                              <w:autoSpaceDE w:val="0"/>
+                              <w:autoSpaceDN w:val="0"/>
+                              <w:adjustRightInd w:val="0"/>
+                              <w:spacing w:line="276" w:lineRule="auto"/>
+                              <w:jc w:val="left"/>
+                              <w:rPr>
+                                <w:rFonts w:eastAsia="Calibri" w:cs="CorporateSPro-Light"/>
+                                <w:sz w:val="13"/>
+                                <w:szCs w:val="13"/>
+                                <w:lang w:eastAsia="de-DE"/>
+                              </w:rPr>
+                            </w:pPr>
                           </w:p>
                           <w:p>
                             <w:pPr>
@@ -1381,87 +1591,6 @@
                                 <w:lang w:eastAsia="de-DE"/>
                               </w:rPr>
                             </w:pPr>
-                            <w:r>
-                              <w:rPr>
-                                <w:rFonts w:eastAsia="Calibri" w:cs="CorporateSPro-Light"/>
-                                <w:sz w:val="13"/>
-                                <w:szCs w:val="13"/>
-                                <w:lang w:eastAsia="de-DE"/>
-                              </w:rPr>
-                              <w:t xml:space="preserve">Rechtsanwalt</w:t>
-                            </w:r>
-                          </w:p>
-                          <w:p>
-                            <w:pPr>
-                              <w:autoSpaceDE w:val="0"/>
-                              <w:autoSpaceDN w:val="0"/>
-                              <w:adjustRightInd w:val="0"/>
-                              <w:spacing w:line="276" w:lineRule="auto"/>
-                              <w:jc w:val="left"/>
-                              <w:rPr>
-                                <w:rFonts w:eastAsia="Calibri" w:cs="CorporateSPro-Light"/>
-                                <w:sz w:val="13"/>
-                                <w:szCs w:val="13"/>
-                                <w:lang w:eastAsia="de-DE"/>
-                              </w:rPr>
-                            </w:pPr>
-                            <w:r>
-                              <w:rPr>
-                                <w:rFonts w:eastAsia="Calibri" w:cs="CorporateSPro-Light"/>
-                                <w:sz w:val="13"/>
-                                <w:szCs w:val="13"/>
-                                <w:lang w:eastAsia="de-DE"/>
-                              </w:rPr>
-                              <w:t xml:space="preserve"/>
-                            </w:r>
-                          </w:p>
-                          <w:p>
-                            <w:pPr>
-                              <w:autoSpaceDE w:val="0"/>
-                              <w:autoSpaceDN w:val="0"/>
-                              <w:adjustRightInd w:val="0"/>
-                              <w:spacing w:line="276" w:lineRule="auto"/>
-                              <w:jc w:val="left"/>
-                              <w:rPr>
-                                <w:rFonts w:eastAsia="Calibri" w:cs="CorporateSPro-Light"/>
-                                <w:sz w:val="13"/>
-                                <w:szCs w:val="13"/>
-                                <w:lang w:eastAsia="de-DE"/>
-                              </w:rPr>
-                            </w:pPr>
-                            <w:r>
-                              <w:rPr>
-                                <w:rFonts w:eastAsia="Calibri" w:cs="CorporateSPro-Light"/>
-                                <w:sz w:val="13"/>
-                                <w:szCs w:val="13"/>
-                                <w:lang w:eastAsia="de-DE"/>
-                              </w:rPr>
-                              <w:t xml:space="preserve"/>
-                            </w:r>
-                          </w:p>
-                          <w:p>
-                            <w:pPr>
-                              <w:autoSpaceDE w:val="0"/>
-                              <w:autoSpaceDN w:val="0"/>
-                              <w:adjustRightInd w:val="0"/>
-                              <w:spacing w:line="276" w:lineRule="auto"/>
-                              <w:jc w:val="left"/>
-                              <w:rPr>
-                                <w:rFonts w:eastAsia="Calibri" w:cs="CorporateSPro-Light"/>
-                                <w:sz w:val="13"/>
-                                <w:szCs w:val="13"/>
-                                <w:lang w:eastAsia="de-DE"/>
-                              </w:rPr>
-                            </w:pPr>
-                            <w:r>
-                              <w:rPr>
-                                <w:rFonts w:eastAsia="Calibri" w:cs="CorporateSPro-Light"/>
-                                <w:sz w:val="13"/>
-                                <w:szCs w:val="13"/>
-                                <w:lang w:eastAsia="de-DE"/>
-                              </w:rPr>
-                              <w:t xml:space="preserve">OF COUNSEL</w:t>
-                            </w:r>
                           </w:p>
                           <w:p>
                             <w:pPr>
@@ -1470,8 +1599,30 @@
                               <w:adjustRightInd w:val="0"/>
                               <w:jc w:val="left"/>
                               <w:rPr>
+                                <w:rFonts w:eastAsia="Calibri" w:cs="CorporateSPro-Regular"/>
+                                <w:sz w:val="13"/>
+                                <w:szCs w:val="13"/>
+                                <w:lang w:eastAsia="de-DE"/>
+                              </w:rPr>
+                            </w:pPr>
+                            <w:r>
+                              <w:rPr>
+                                <w:rFonts w:eastAsia="Calibri" w:cs="CorporateSPro-Regular"/>
+                                <w:sz w:val="13"/>
+                                <w:szCs w:val="13"/>
+                                <w:lang w:eastAsia="de-DE"/>
+                              </w:rPr>
+                              <w:t>STANDORTE</w:t>
+                            </w:r>
+                          </w:p>
+                          <w:p>
+                            <w:pPr>
+                              <w:autoSpaceDE w:val="0"/>
+                              <w:autoSpaceDN w:val="0"/>
+                              <w:adjustRightInd w:val="0"/>
+                              <w:spacing w:line="240" w:lineRule="auto"/>
+                              <w:rPr>
                                 <w:rFonts w:eastAsia="Calibri" w:cs="CorporateSPro-Demi"/>
-                                <w:b/>
                                 <w:sz w:val="13"/>
                                 <w:szCs w:val="13"/>
                                 <w:lang w:eastAsia="de-DE"/>
@@ -1480,12 +1631,30 @@
                             <w:r>
                               <w:rPr>
                                 <w:rFonts w:eastAsia="Calibri" w:cs="CorporateSPro-Demi"/>
-                                <w:b/>
                                 <w:sz w:val="13"/>
                                 <w:szCs w:val="13"/>
                                 <w:lang w:eastAsia="de-DE"/>
                               </w:rPr>
-                              <w:t xml:space="preserve">Justizrat Prof. Dr. Dr. Thomas B. Schmidt M.A.</w:t>
+                              <w:t>Trier</w:t>
+                            </w:r>
+                            <w:r>
+                              <w:rPr>
+                                <w:rFonts w:eastAsia="Calibri" w:cs="CorporateSPro-Demi"/>
+                                <w:sz w:val="13"/>
+                                <w:szCs w:val="13"/>
+                                <w:lang w:eastAsia="de-DE"/>
+                              </w:rPr>
+                              <w:tab/>
+                            </w:r>
+                            <w:r>
+                              <w:rPr>
+                                <w:rFonts w:eastAsia="Calibri" w:cs="CorporateSPro-Demi"/>
+                                <w:sz w:val="13"/>
+                                <w:szCs w:val="13"/>
+                                <w:lang w:eastAsia="de-DE"/>
+                              </w:rPr>
+                              <w:tab/>
+                              <w:t>Bad Kreuznach</w:t>
                             </w:r>
                           </w:p>
                           <w:p>
@@ -1493,10 +1662,9 @@
                               <w:autoSpaceDE w:val="0"/>
                               <w:autoSpaceDN w:val="0"/>
                               <w:adjustRightInd w:val="0"/>
-                              <w:spacing w:line="276" w:lineRule="auto"/>
-                              <w:jc w:val="left"/>
+                              <w:spacing w:line="240" w:lineRule="auto"/>
                               <w:rPr>
-                                <w:rFonts w:eastAsia="Calibri" w:cs="CorporateSPro-Light"/>
+                                <w:rFonts w:eastAsia="Calibri" w:cs="CorporateSPro-Demi"/>
                                 <w:sz w:val="13"/>
                                 <w:szCs w:val="13"/>
                                 <w:lang w:eastAsia="de-DE"/>
@@ -1504,12 +1672,22 @@
                             </w:pPr>
                             <w:r>
                               <w:rPr>
-                                <w:rFonts w:eastAsia="Calibri" w:cs="CorporateSPro-Light"/>
+                                <w:rFonts w:eastAsia="Calibri" w:cs="CorporateSPro-Demi"/>
                                 <w:sz w:val="13"/>
                                 <w:szCs w:val="13"/>
                                 <w:lang w:eastAsia="de-DE"/>
                               </w:rPr>
-                              <w:t xml:space="preserve">Fachanwalt für Insolvenz- und Sanierungsrecht</w:t>
+                              <w:t>Frankfurt am Main</w:t>
+                            </w:r>
+                            <w:r>
+                              <w:rPr>
+                                <w:rFonts w:eastAsia="Calibri" w:cs="CorporateSPro-Demi"/>
+                                <w:sz w:val="13"/>
+                                <w:szCs w:val="13"/>
+                                <w:lang w:eastAsia="de-DE"/>
+                              </w:rPr>
+                              <w:tab/>
+                              <w:t>Zell/Mosel</w:t>
                             </w:r>
                           </w:p>
                           <w:p>
@@ -1517,10 +1695,9 @@
                               <w:autoSpaceDE w:val="0"/>
                               <w:autoSpaceDN w:val="0"/>
                               <w:adjustRightInd w:val="0"/>
-                              <w:spacing w:line="276" w:lineRule="auto"/>
-                              <w:jc w:val="left"/>
+                              <w:spacing w:line="240" w:lineRule="auto"/>
                               <w:rPr>
-                                <w:rFonts w:eastAsia="Calibri" w:cs="CorporateSPro-Light"/>
+                                <w:rFonts w:eastAsia="Calibri" w:cs="CorporateSPro-Demi"/>
                                 <w:sz w:val="13"/>
                                 <w:szCs w:val="13"/>
                                 <w:lang w:eastAsia="de-DE"/>
@@ -1528,12 +1705,22 @@
                             </w:pPr>
                             <w:r>
                               <w:rPr>
-                                <w:rFonts w:eastAsia="Calibri" w:cs="CorporateSPro-Light"/>
+                                <w:rFonts w:eastAsia="Calibri" w:cs="CorporateSPro-Demi"/>
                                 <w:sz w:val="13"/>
                                 <w:szCs w:val="13"/>
                                 <w:lang w:eastAsia="de-DE"/>
                               </w:rPr>
-                              <w:t xml:space="preserve"/>
+                              <w:t>Idar-Oberstein</w:t>
+                            </w:r>
+                            <w:r>
+                              <w:rPr>
+                                <w:rFonts w:eastAsia="Calibri" w:cs="CorporateSPro-Demi"/>
+                                <w:sz w:val="13"/>
+                                <w:szCs w:val="13"/>
+                                <w:lang w:eastAsia="de-DE"/>
+                              </w:rPr>
+                              <w:tab/>
+                              <w:t>Koblenz</w:t>
                             </w:r>
                           </w:p>
                           <w:p>
@@ -1541,10 +1728,9 @@
                               <w:autoSpaceDE w:val="0"/>
                               <w:autoSpaceDN w:val="0"/>
                               <w:adjustRightInd w:val="0"/>
-                              <w:spacing w:line="276" w:lineRule="auto"/>
-                              <w:jc w:val="left"/>
+                              <w:spacing w:line="240" w:lineRule="auto"/>
                               <w:rPr>
-                                <w:rFonts w:eastAsia="Calibri" w:cs="CorporateSPro-Light"/>
+                                <w:rFonts w:eastAsia="Calibri" w:cs="CorporateSPro-Demi"/>
                                 <w:sz w:val="13"/>
                                 <w:szCs w:val="13"/>
                                 <w:lang w:eastAsia="de-DE"/>
@@ -1552,12 +1738,31 @@
                             </w:pPr>
                             <w:r>
                               <w:rPr>
-                                <w:rFonts w:eastAsia="Calibri" w:cs="CorporateSPro-Light"/>
+                                <w:rFonts w:eastAsia="Calibri" w:cs="CorporateSPro-Demi"/>
                                 <w:sz w:val="13"/>
                                 <w:szCs w:val="13"/>
                                 <w:lang w:eastAsia="de-DE"/>
                               </w:rPr>
-                              <w:t xml:space="preserve"/>
+                              <w:t>Langgöns</w:t>
+                            </w:r>
+                            <w:r>
+                              <w:rPr>
+                                <w:rFonts w:eastAsia="Calibri" w:cs="CorporateSPro-Demi"/>
+                                <w:sz w:val="13"/>
+                                <w:szCs w:val="13"/>
+                                <w:lang w:eastAsia="de-DE"/>
+                              </w:rPr>
+                              <w:tab/>
+                            </w:r>
+                            <w:r>
+                              <w:rPr>
+                                <w:rFonts w:eastAsia="Calibri" w:cs="CorporateSPro-Demi"/>
+                                <w:sz w:val="13"/>
+                                <w:szCs w:val="13"/>
+                                <w:lang w:eastAsia="de-DE"/>
+                              </w:rPr>
+                              <w:tab/>
+                              <w:t>Limburg/Lahn</w:t>
                             </w:r>
                           </w:p>
                           <w:p>
@@ -1565,144 +1770,52 @@
                               <w:autoSpaceDE w:val="0"/>
                               <w:autoSpaceDN w:val="0"/>
                               <w:adjustRightInd w:val="0"/>
-                              <w:spacing w:line="276" w:lineRule="auto"/>
-                              <w:jc w:val="left"/>
+                              <w:spacing w:line="240" w:lineRule="auto"/>
                               <w:rPr>
-                                <w:rFonts w:eastAsia="Calibri" w:cs="CorporateSPro-Light"/>
-                                <w:sz w:val="13"/>
-                                <w:szCs w:val="13"/>
+                                <w:rFonts w:eastAsia="Calibri" w:cs="CorporateSPro-Demi"/>
+                                <w:sz w:val="9"/>
+                                <w:szCs w:val="9"/>
                                 <w:lang w:eastAsia="de-DE"/>
                               </w:rPr>
                             </w:pPr>
                             <w:r>
                               <w:rPr>
-                                <w:rFonts w:eastAsia="Calibri" w:cs="CorporateSPro-Light"/>
+                                <w:rFonts w:eastAsia="Calibri" w:cs="CorporateSPro-Demi"/>
                                 <w:sz w:val="13"/>
                                 <w:szCs w:val="13"/>
                                 <w:lang w:eastAsia="de-DE"/>
                               </w:rPr>
-                              <w:t xml:space="preserve">STANDORTE</w:t>
+                              <w:t>Mainz</w:t>
                             </w:r>
-                          </w:p>
-                          <w:p>
-                            <w:pPr>
-                              <w:autoSpaceDE w:val="0"/>
-                              <w:autoSpaceDN w:val="0"/>
-                              <w:adjustRightInd w:val="0"/>
-                              <w:spacing w:line="276" w:lineRule="auto"/>
-                              <w:jc w:val="left"/>
+                            <w:r>
                               <w:rPr>
-                                <w:rFonts w:eastAsia="Calibri" w:cs="CorporateSPro-Light"/>
+                                <w:rFonts w:eastAsia="Calibri" w:cs="CorporateSPro-Demi"/>
                                 <w:sz w:val="13"/>
                                 <w:szCs w:val="13"/>
                                 <w:lang w:eastAsia="de-DE"/>
                               </w:rPr>
-                            </w:pPr>
+                              <w:tab/>
+                            </w:r>
                             <w:r>
                               <w:rPr>
-                                <w:rFonts w:eastAsia="Calibri" w:cs="CorporateSPro-Light"/>
+                                <w:rFonts w:eastAsia="Calibri" w:cs="CorporateSPro-Demi"/>
                                 <w:sz w:val="13"/>
                                 <w:szCs w:val="13"/>
                                 <w:lang w:eastAsia="de-DE"/>
                               </w:rPr>
-                              <w:t xml:space="preserve">Trier		Zell/Mosel</w:t>
+                              <w:tab/>
+                              <w:t>Wiesbaden</w:t>
                             </w:r>
-                          </w:p>
-                          <w:p>
-                            <w:pPr>
-                              <w:autoSpaceDE w:val="0"/>
-                              <w:autoSpaceDN w:val="0"/>
-                              <w:adjustRightInd w:val="0"/>
-                              <w:spacing w:line="276" w:lineRule="auto"/>
-                              <w:jc w:val="left"/>
-                              <w:rPr>
-                                <w:rFonts w:eastAsia="Calibri" w:cs="CorporateSPro-Light"/>
-                                <w:sz w:val="13"/>
-                                <w:szCs w:val="13"/>
-                                <w:lang w:eastAsia="de-DE"/>
-                              </w:rPr>
-                            </w:pPr>
-                            <w:r>
-                              <w:rPr>
-                                <w:rFonts w:eastAsia="Calibri" w:cs="CorporateSPro-Light"/>
-                                <w:sz w:val="13"/>
-                                <w:szCs w:val="13"/>
-                                <w:lang w:eastAsia="de-DE"/>
-                              </w:rPr>
-                              <w:t xml:space="preserve">Wiesbaden		Koblenz</w:t>
-                            </w:r>
-                          </w:p>
-                          <w:p>
-                            <w:pPr>
-                              <w:autoSpaceDE w:val="0"/>
-                              <w:autoSpaceDN w:val="0"/>
-                              <w:adjustRightInd w:val="0"/>
-                              <w:spacing w:line="276" w:lineRule="auto"/>
-                              <w:jc w:val="left"/>
-                              <w:rPr>
-                                <w:rFonts w:eastAsia="Calibri" w:cs="CorporateSPro-Light"/>
-                                <w:sz w:val="13"/>
-                                <w:szCs w:val="13"/>
-                                <w:lang w:eastAsia="de-DE"/>
-                              </w:rPr>
-                            </w:pPr>
-                            <w:r>
-                              <w:rPr>
-                                <w:rFonts w:eastAsia="Calibri" w:cs="CorporateSPro-Light"/>
-                                <w:sz w:val="13"/>
-                                <w:szCs w:val="13"/>
-                                <w:lang w:eastAsia="de-DE"/>
-                              </w:rPr>
-                              <w:t xml:space="preserve">Bad Kreuznach		Frankfurt am Main</w:t>
-                            </w:r>
-                          </w:p>
-                          <w:p>
-                            <w:pPr>
-                              <w:autoSpaceDE w:val="0"/>
-                              <w:autoSpaceDN w:val="0"/>
-                              <w:adjustRightInd w:val="0"/>
-                              <w:spacing w:line="276" w:lineRule="auto"/>
-                              <w:jc w:val="left"/>
-                              <w:rPr>
-                                <w:rFonts w:eastAsia="Calibri" w:cs="CorporateSPro-Light"/>
-                                <w:sz w:val="13"/>
-                                <w:szCs w:val="13"/>
-                                <w:lang w:eastAsia="de-DE"/>
-                              </w:rPr>
-                            </w:pPr>
-                            <w:r>
-                              <w:rPr>
-                                <w:rFonts w:eastAsia="Calibri" w:cs="CorporateSPro-Light"/>
-                                <w:sz w:val="13"/>
-                                <w:szCs w:val="13"/>
-                                <w:lang w:eastAsia="de-DE"/>
-                              </w:rPr>
-                              <w:t xml:space="preserve">Idar-Oberstein		Langgöns</w:t>
-                            </w:r>
-                          </w:p>
-                          <w:p>
-                            <w:pPr>
-                              <w:autoSpaceDE w:val="0"/>
-                              <w:autoSpaceDN w:val="0"/>
-                              <w:adjustRightInd w:val="0"/>
-                              <w:spacing w:line="276" w:lineRule="auto"/>
-                              <w:jc w:val="left"/>
-                              <w:rPr>
-                                <w:rFonts w:eastAsia="Calibri" w:cs="CorporateSPro-Light"/>
-                                <w:sz w:val="13"/>
-                                <w:szCs w:val="13"/>
-                                <w:lang w:eastAsia="de-DE"/>
-                              </w:rPr>
-                            </w:pPr>
-                            <w:r>
-                              <w:rPr>
-                                <w:rFonts w:eastAsia="Calibri" w:cs="CorporateSPro-Light"/>
-                                <w:sz w:val="13"/>
-                                <w:szCs w:val="13"/>
-                                <w:lang w:eastAsia="de-DE"/>
-                              </w:rPr>
-                              <w:t xml:space="preserve">Limburg/Lahn		Mainz</w:t>
-                            </w:r>
+                            <w:bookmarkEnd w:id="0"/>
+                            <w:bookmarkEnd w:id="1"/>
+                            <w:bookmarkEnd w:id="2"/>
+                            <w:bookmarkEnd w:id="3"/>
+                            <w:bookmarkEnd w:id="4"/>
+                            <w:bookmarkEnd w:id="5"/>
+                            <w:bookmarkEnd w:id="6"/>
+                            <w:bookmarkEnd w:id="7"/>
+                            <w:bookmarkEnd w:id="8"/>
+                            <w:bookmarkEnd w:id="9"/>
                           </w:p>
                         </w:txbxContent>
                       </wps:txbx>
@@ -1755,7 +1868,7 @@
                           <w:szCs w:val="13"/>
                           <w:lang w:eastAsia="de-DE"/>
                         </w:rPr>
-                        <w:t xml:space="preserve">www.tbs-insolvenzverwalter.de</w:t>
+                        <w:t>www.tbs-insolvenzverwalter.de</w:t>
                       </w:r>
                     </w:p>
                     <w:p>
@@ -1779,11 +1892,14 @@
                           <w:szCs w:val="13"/>
                           <w:lang w:eastAsia="de-DE"/>
                         </w:rPr>
-                        <w:t xml:space="preserve">Partnerschaftsregister des</w:t>
+                        <w:t>Partnerschaftsregister des</w:t>
                       </w:r>
                     </w:p>
                     <w:p>
                       <w:pPr>
+                        <w:pBdr>
+                          <w:bottom w:val="single" w:sz="4" w:space="1" w:color="auto"/>
+                        </w:pBdr>
                         <w:autoSpaceDE w:val="0"/>
                         <w:autoSpaceDN w:val="0"/>
                         <w:adjustRightInd w:val="0"/>
@@ -1803,8 +1919,134 @@
                           <w:szCs w:val="13"/>
                           <w:lang w:eastAsia="de-DE"/>
                         </w:rPr>
-                        <w:t xml:space="preserve">Amtsgericht Koblenz – PR 20203</w:t>
+                        <w:t>Amtsgericht Koblenz – PR 20203</w:t>
                       </w:r>
+                    </w:p>
+                    <w:p>
+                      <w:pPr>
+                        <w:pBdr>
+                          <w:bottom w:val="single" w:sz="4" w:space="1" w:color="auto"/>
+                        </w:pBdr>
+                        <w:autoSpaceDE w:val="0"/>
+                        <w:autoSpaceDN w:val="0"/>
+                        <w:adjustRightInd w:val="0"/>
+                        <w:spacing w:line="276" w:lineRule="auto"/>
+                        <w:jc w:val="center"/>
+                        <w:rPr>
+                          <w:rFonts w:eastAsia="Calibri" w:cs="CorporateSPro-Light"/>
+                          <w:sz w:val="13"/>
+                          <w:szCs w:val="13"/>
+                          <w:lang w:eastAsia="de-DE"/>
+                        </w:rPr>
+                      </w:pPr>
+                    </w:p>
+                    <w:p>
+                      <w:pPr>
+                        <w:pBdr>
+                          <w:bottom w:val="single" w:sz="4" w:space="1" w:color="auto"/>
+                        </w:pBdr>
+                        <w:autoSpaceDE w:val="0"/>
+                        <w:autoSpaceDN w:val="0"/>
+                        <w:adjustRightInd w:val="0"/>
+                        <w:spacing w:line="276" w:lineRule="auto"/>
+                        <w:jc w:val="center"/>
+                        <w:rPr>
+                          <w:rFonts w:eastAsia="Calibri" w:cs="CorporateSPro-Light"/>
+                          <w:sz w:val="13"/>
+                          <w:szCs w:val="13"/>
+                          <w:lang w:eastAsia="de-DE"/>
+                        </w:rPr>
+                      </w:pPr>
+                    </w:p>
+                    <w:p>
+                      <w:pPr>
+                        <w:pBdr>
+                          <w:bottom w:val="single" w:sz="4" w:space="1" w:color="auto"/>
+                        </w:pBdr>
+                        <w:autoSpaceDE w:val="0"/>
+                        <w:autoSpaceDN w:val="0"/>
+                        <w:adjustRightInd w:val="0"/>
+                        <w:spacing w:line="276" w:lineRule="auto"/>
+                        <w:jc w:val="center"/>
+                        <w:rPr>
+                          <w:rFonts w:eastAsia="Calibri" w:cs="CorporateSPro-Light"/>
+                          <w:sz w:val="13"/>
+                          <w:szCs w:val="13"/>
+                          <w:lang w:eastAsia="de-DE"/>
+                        </w:rPr>
+                      </w:pPr>
+                    </w:p>
+                    <w:p>
+                      <w:pPr>
+                        <w:pBdr>
+                          <w:bottom w:val="single" w:sz="4" w:space="1" w:color="auto"/>
+                        </w:pBdr>
+                        <w:autoSpaceDE w:val="0"/>
+                        <w:autoSpaceDN w:val="0"/>
+                        <w:adjustRightInd w:val="0"/>
+                        <w:spacing w:line="276" w:lineRule="auto"/>
+                        <w:jc w:val="center"/>
+                        <w:rPr>
+                          <w:rFonts w:eastAsia="Calibri" w:cs="CorporateSPro-Light"/>
+                          <w:sz w:val="13"/>
+                          <w:szCs w:val="13"/>
+                          <w:lang w:eastAsia="de-DE"/>
+                        </w:rPr>
+                      </w:pPr>
+                    </w:p>
+                    <w:p>
+                      <w:pPr>
+                        <w:pBdr>
+                          <w:bottom w:val="single" w:sz="4" w:space="1" w:color="auto"/>
+                        </w:pBdr>
+                        <w:autoSpaceDE w:val="0"/>
+                        <w:autoSpaceDN w:val="0"/>
+                        <w:adjustRightInd w:val="0"/>
+                        <w:spacing w:line="276" w:lineRule="auto"/>
+                        <w:jc w:val="center"/>
+                        <w:rPr>
+                          <w:rFonts w:eastAsia="Calibri" w:cs="CorporateSPro-Light"/>
+                          <w:sz w:val="13"/>
+                          <w:szCs w:val="13"/>
+                          <w:lang w:eastAsia="de-DE"/>
+                        </w:rPr>
+                      </w:pPr>
+                    </w:p>
+                    <w:p>
+                      <w:pPr>
+                        <w:pBdr>
+                          <w:bottom w:val="single" w:sz="4" w:space="1" w:color="auto"/>
+                        </w:pBdr>
+                        <w:autoSpaceDE w:val="0"/>
+                        <w:autoSpaceDN w:val="0"/>
+                        <w:adjustRightInd w:val="0"/>
+                        <w:spacing w:line="276" w:lineRule="auto"/>
+                        <w:jc w:val="center"/>
+                        <w:rPr>
+                          <w:rFonts w:eastAsia="Calibri" w:cs="CorporateSPro-Light"/>
+                          <w:sz w:val="13"/>
+                          <w:szCs w:val="13"/>
+                          <w:lang w:eastAsia="de-DE"/>
+                        </w:rPr>
+                      </w:pPr>
+                    </w:p>
+                    <w:p>
+                      <w:pPr>
+                        <w:pBdr>
+                          <w:bottom w:val="single" w:sz="4" w:space="1" w:color="auto"/>
+                        </w:pBdr>
+                        <w:autoSpaceDE w:val="0"/>
+                        <w:autoSpaceDN w:val="0"/>
+                        <w:adjustRightInd w:val="0"/>
+                        <w:spacing w:line="276" w:lineRule="auto"/>
+                        <w:jc w:val="center"/>
+                        <w:rPr>
+                          <w:rFonts w:eastAsia="Calibri" w:cs="CorporateSPro-Light"/>
+                          <w:sz w:val="13"/>
+                          <w:szCs w:val="13"/>
+                          <w:lang w:eastAsia="de-DE"/>
+                        </w:rPr>
+                      </w:pPr>
                     </w:p>
                     <w:p>
                       <w:pPr>
@@ -1820,14 +2062,38 @@
                           <w:lang w:eastAsia="de-DE"/>
                         </w:rPr>
                       </w:pPr>
-                      <w:r>
+                    </w:p>
+                    <w:p>
+                      <w:pPr>
+                        <w:autoSpaceDE w:val="0"/>
+                        <w:autoSpaceDN w:val="0"/>
+                        <w:adjustRightInd w:val="0"/>
+                        <w:jc w:val="left"/>
                         <w:rPr>
-                          <w:rFonts w:eastAsia="Calibri" w:cs="CorporateSPro-Light"/>
+                          <w:rFonts w:eastAsia="Calibri" w:cs="CorporateSPro-Regular"/>
                           <w:sz w:val="13"/>
                           <w:szCs w:val="13"/>
                           <w:lang w:eastAsia="de-DE"/>
                         </w:rPr>
-                        <w:t xml:space="preserve"/>
+                      </w:pPr>
+                      <w:bookmarkStart w:id="10" w:name="_Hlk217368252"/>
+                      <w:bookmarkStart w:id="11" w:name="_Hlk217368253"/>
+                      <w:bookmarkStart w:id="12" w:name="_Hlk217368337"/>
+                      <w:bookmarkStart w:id="13" w:name="_Hlk217368338"/>
+                      <w:bookmarkStart w:id="14" w:name="_Hlk217368401"/>
+                      <w:bookmarkStart w:id="15" w:name="_Hlk217368402"/>
+                      <w:bookmarkStart w:id="16" w:name="_Hlk217368434"/>
+                      <w:bookmarkStart w:id="17" w:name="_Hlk217368435"/>
+                      <w:bookmarkStart w:id="18" w:name="_Hlk217368465"/>
+                      <w:bookmarkStart w:id="19" w:name="_Hlk217368466"/>
+                      <w:r>
+                        <w:rPr>
+                          <w:rFonts w:eastAsia="Calibri" w:cs="CorporateSPro-Regular"/>
+                          <w:sz w:val="13"/>
+                          <w:szCs w:val="13"/>
+                          <w:lang w:eastAsia="de-DE"/>
+                        </w:rPr>
+                        <w:t>PARTNER</w:t>
                       </w:r>
                     </w:p>
                     <w:p>
@@ -1835,78 +2101,7 @@
                         <w:autoSpaceDE w:val="0"/>
                         <w:autoSpaceDN w:val="0"/>
                         <w:adjustRightInd w:val="0"/>
-                        <w:spacing w:line="276" w:lineRule="auto"/>
-                        <w:jc w:val="left"/>
-                        <w:rPr>
-                          <w:rFonts w:eastAsia="Calibri" w:cs="CorporateSPro-Light"/>
-                          <w:sz w:val="13"/>
-                          <w:szCs w:val="13"/>
-                          <w:lang w:eastAsia="de-DE"/>
-                        </w:rPr>
-                      </w:pPr>
-                      <w:r>
-                        <w:rPr>
-                          <w:rFonts w:eastAsia="Calibri" w:cs="CorporateSPro-Light"/>
-                          <w:sz w:val="13"/>
-                          <w:szCs w:val="13"/>
-                          <w:lang w:eastAsia="de-DE"/>
-                        </w:rPr>
-                        <w:t xml:space="preserve"/>
-                      </w:r>
-                    </w:p>
-                    <w:p>
-                      <w:pPr>
-                        <w:autoSpaceDE w:val="0"/>
-                        <w:autoSpaceDN w:val="0"/>
-                        <w:adjustRightInd w:val="0"/>
-                        <w:spacing w:line="276" w:lineRule="auto"/>
-                        <w:jc w:val="left"/>
-                        <w:rPr>
-                          <w:rFonts w:eastAsia="Calibri" w:cs="CorporateSPro-Light"/>
-                          <w:sz w:val="13"/>
-                          <w:szCs w:val="13"/>
-                          <w:lang w:eastAsia="de-DE"/>
-                        </w:rPr>
-                      </w:pPr>
-                      <w:r>
-                        <w:rPr>
-                          <w:rFonts w:eastAsia="Calibri" w:cs="CorporateSPro-Light"/>
-                          <w:sz w:val="13"/>
-                          <w:szCs w:val="13"/>
-                          <w:lang w:eastAsia="de-DE"/>
-                        </w:rPr>
-                        <w:t xml:space="preserve"/>
-                      </w:r>
-                    </w:p>
-                    <w:p>
-                      <w:pPr>
-                        <w:autoSpaceDE w:val="0"/>
-                        <w:autoSpaceDN w:val="0"/>
-                        <w:adjustRightInd w:val="0"/>
-                        <w:spacing w:line="276" w:lineRule="auto"/>
-                        <w:jc w:val="left"/>
-                        <w:rPr>
-                          <w:rFonts w:eastAsia="Calibri" w:cs="CorporateSPro-Light"/>
-                          <w:sz w:val="13"/>
-                          <w:szCs w:val="13"/>
-                          <w:lang w:eastAsia="de-DE"/>
-                        </w:rPr>
-                      </w:pPr>
-                      <w:r>
-                        <w:rPr>
-                          <w:rFonts w:eastAsia="Calibri" w:cs="CorporateSPro-Light"/>
-                          <w:sz w:val="13"/>
-                          <w:szCs w:val="13"/>
-                          <w:lang w:eastAsia="de-DE"/>
-                        </w:rPr>
-                        <w:t xml:space="preserve">PARTNER</w:t>
-                      </w:r>
-                    </w:p>
-                    <w:p>
-                      <w:pPr>
-                        <w:autoSpaceDE w:val="0"/>
-                        <w:autoSpaceDN w:val="0"/>
-                        <w:adjustRightInd w:val="0"/>
+                        <w:spacing w:line="240" w:lineRule="auto"/>
                         <w:jc w:val="left"/>
                         <w:rPr>
                           <w:rFonts w:eastAsia="Calibri" w:cs="CorporateSPro-Demi"/>
@@ -1924,7 +2119,7 @@
                           <w:szCs w:val="13"/>
                           <w:lang w:eastAsia="de-DE"/>
                         </w:rPr>
-                        <w:t xml:space="preserve">Ingo Grünewald</w:t>
+                        <w:t>Ingo Grünewald</w:t>
                       </w:r>
                     </w:p>
                     <w:p>
@@ -1932,7 +2127,7 @@
                         <w:autoSpaceDE w:val="0"/>
                         <w:autoSpaceDN w:val="0"/>
                         <w:adjustRightInd w:val="0"/>
-                        <w:spacing w:line="276" w:lineRule="auto"/>
+                        <w:spacing w:line="240" w:lineRule="auto"/>
                         <w:jc w:val="left"/>
                         <w:rPr>
                           <w:rFonts w:eastAsia="Calibri" w:cs="CorporateSPro-Light"/>
@@ -1948,7 +2143,7 @@
                           <w:szCs w:val="13"/>
                           <w:lang w:eastAsia="de-DE"/>
                         </w:rPr>
-                        <w:t xml:space="preserve">Fachanwalt für Insolvenz- und Sanierungsrecht</w:t>
+                        <w:t>Fachanwalt für Insolvenz- und Sanierungsrecht</w:t>
                       </w:r>
                     </w:p>
                     <w:p>
@@ -1956,7 +2151,7 @@
                         <w:autoSpaceDE w:val="0"/>
                         <w:autoSpaceDN w:val="0"/>
                         <w:adjustRightInd w:val="0"/>
-                        <w:spacing w:line="276" w:lineRule="auto"/>
+                        <w:spacing w:line="240" w:lineRule="auto"/>
                         <w:jc w:val="left"/>
                         <w:rPr>
                           <w:rFonts w:eastAsia="Calibri" w:cs="CorporateSPro-Light"/>
@@ -1972,7 +2167,7 @@
                           <w:szCs w:val="13"/>
                           <w:lang w:eastAsia="de-DE"/>
                         </w:rPr>
-                        <w:t xml:space="preserve">Fachanwalt für Handels- und Gesellschaftsrecht</w:t>
+                        <w:t>Fachanwalt für Handels- und Gesellschaftsrecht</w:t>
                       </w:r>
                     </w:p>
                     <w:p>
@@ -1980,7 +2175,49 @@
                         <w:autoSpaceDE w:val="0"/>
                         <w:autoSpaceDN w:val="0"/>
                         <w:adjustRightInd w:val="0"/>
-                        <w:spacing w:line="276" w:lineRule="auto"/>
+                        <w:spacing w:line="240" w:lineRule="auto"/>
+                        <w:jc w:val="left"/>
+                        <w:rPr>
+                          <w:rFonts w:eastAsia="Calibri" w:cs="CorporateSPro-Demi"/>
+                          <w:b/>
+                          <w:sz w:val="13"/>
+                          <w:szCs w:val="13"/>
+                          <w:lang w:eastAsia="de-DE"/>
+                        </w:rPr>
+                      </w:pPr>
+                    </w:p>
+                    <w:p>
+                      <w:pPr>
+                        <w:autoSpaceDE w:val="0"/>
+                        <w:autoSpaceDN w:val="0"/>
+                        <w:adjustRightInd w:val="0"/>
+                        <w:spacing w:line="240" w:lineRule="auto"/>
+                        <w:jc w:val="left"/>
+                        <w:rPr>
+                          <w:rFonts w:eastAsia="Calibri" w:cs="CorporateSPro-Demi"/>
+                          <w:b/>
+                          <w:sz w:val="13"/>
+                          <w:szCs w:val="13"/>
+                          <w:lang w:val="en-GB" w:eastAsia="de-DE"/>
+                        </w:rPr>
+                      </w:pPr>
+                      <w:r>
+                        <w:rPr>
+                          <w:rFonts w:eastAsia="Calibri" w:cs="CorporateSPro-Demi"/>
+                          <w:b/>
+                          <w:sz w:val="13"/>
+                          <w:szCs w:val="13"/>
+                          <w:lang w:val="en-GB" w:eastAsia="de-DE"/>
+                        </w:rPr>
+                        <w:t>Dr. Alexander Thomas Lamberty LL.M.</w:t>
+                      </w:r>
+                    </w:p>
+                    <w:p>
+                      <w:pPr>
+                        <w:autoSpaceDE w:val="0"/>
+                        <w:autoSpaceDN w:val="0"/>
+                        <w:adjustRightInd w:val="0"/>
+                        <w:spacing w:line="240" w:lineRule="auto"/>
                         <w:jc w:val="left"/>
                         <w:rPr>
                           <w:rFonts w:eastAsia="Calibri" w:cs="CorporateSPro-Light"/>
@@ -1996,7 +2233,7 @@
                           <w:szCs w:val="13"/>
                           <w:lang w:eastAsia="de-DE"/>
                         </w:rPr>
-                        <w:t xml:space="preserve"/>
+                        <w:t>Fachanwalt für Insolvenz- und Sanierungsrecht</w:t>
                       </w:r>
                     </w:p>
                     <w:p>
@@ -2004,6 +2241,23 @@
                         <w:autoSpaceDE w:val="0"/>
                         <w:autoSpaceDN w:val="0"/>
                         <w:adjustRightInd w:val="0"/>
+                        <w:spacing w:line="240" w:lineRule="auto"/>
+                        <w:jc w:val="left"/>
+                        <w:rPr>
+                          <w:rFonts w:eastAsia="Calibri" w:cs="CorporateSPro-Demi"/>
+                          <w:b/>
+                          <w:sz w:val="13"/>
+                          <w:szCs w:val="13"/>
+                          <w:lang w:eastAsia="de-DE"/>
+                        </w:rPr>
+                      </w:pPr>
+                    </w:p>
+                    <w:p>
+                      <w:pPr>
+                        <w:autoSpaceDE w:val="0"/>
+                        <w:autoSpaceDN w:val="0"/>
+                        <w:adjustRightInd w:val="0"/>
+                        <w:spacing w:line="240" w:lineRule="auto"/>
                         <w:jc w:val="left"/>
                         <w:rPr>
                           <w:rFonts w:eastAsia="Calibri" w:cs="CorporateSPro-Demi"/>
@@ -2021,7 +2275,7 @@
                           <w:szCs w:val="13"/>
                           <w:lang w:eastAsia="de-DE"/>
                         </w:rPr>
-                        <w:t xml:space="preserve">Dr. Alexander Thomas Lamberty LL.M.</w:t>
+                        <w:t>Fatma Kreft</w:t>
                       </w:r>
                     </w:p>
                     <w:p>
@@ -2029,7 +2283,7 @@
                         <w:autoSpaceDE w:val="0"/>
                         <w:autoSpaceDN w:val="0"/>
                         <w:adjustRightInd w:val="0"/>
-                        <w:spacing w:line="276" w:lineRule="auto"/>
+                        <w:spacing w:line="240" w:lineRule="auto"/>
                         <w:jc w:val="left"/>
                         <w:rPr>
                           <w:rFonts w:eastAsia="Calibri" w:cs="CorporateSPro-Light"/>
@@ -2045,7 +2299,7 @@
                           <w:szCs w:val="13"/>
                           <w:lang w:eastAsia="de-DE"/>
                         </w:rPr>
-                        <w:t xml:space="preserve">Fachanwalt für Insolvenz- und Sanierungsrecht</w:t>
+                        <w:t>Fachanwältin für Insolvenz- und Sanierungsrecht</w:t>
                       </w:r>
                     </w:p>
                     <w:p>
@@ -2053,7 +2307,7 @@
                         <w:autoSpaceDE w:val="0"/>
                         <w:autoSpaceDN w:val="0"/>
                         <w:adjustRightInd w:val="0"/>
-                        <w:spacing w:line="276" w:lineRule="auto"/>
+                        <w:spacing w:line="240" w:lineRule="auto"/>
                         <w:jc w:val="left"/>
                         <w:rPr>
                           <w:rFonts w:eastAsia="Calibri" w:cs="CorporateSPro-Light"/>
@@ -2069,7 +2323,7 @@
                           <w:szCs w:val="13"/>
                           <w:lang w:eastAsia="de-DE"/>
                         </w:rPr>
-                        <w:t xml:space="preserve"/>
+                        <w:t>Fachanwältin für Steuerrecht</w:t>
                       </w:r>
                     </w:p>
                     <w:p>
@@ -2077,6 +2331,22 @@
                         <w:autoSpaceDE w:val="0"/>
                         <w:autoSpaceDN w:val="0"/>
                         <w:adjustRightInd w:val="0"/>
+                        <w:spacing w:line="240" w:lineRule="auto"/>
+                        <w:jc w:val="left"/>
+                        <w:rPr>
+                          <w:rFonts w:eastAsia="Calibri" w:cs="CorporateSPro-Light"/>
+                          <w:sz w:val="13"/>
+                          <w:szCs w:val="13"/>
+                          <w:lang w:eastAsia="de-DE"/>
+                        </w:rPr>
+                      </w:pPr>
+                    </w:p>
+                    <w:p>
+                      <w:pPr>
+                        <w:autoSpaceDE w:val="0"/>
+                        <w:autoSpaceDN w:val="0"/>
+                        <w:adjustRightInd w:val="0"/>
+                        <w:spacing w:line="240" w:lineRule="auto"/>
                         <w:jc w:val="left"/>
                         <w:rPr>
                           <w:rFonts w:eastAsia="Calibri" w:cs="CorporateSPro-Demi"/>
@@ -2094,7 +2364,7 @@
                           <w:szCs w:val="13"/>
                           <w:lang w:eastAsia="de-DE"/>
                         </w:rPr>
-                        <w:t xml:space="preserve">Fatma Kreft</w:t>
+                        <w:t>Dr. Arne Löser</w:t>
                       </w:r>
                     </w:p>
                     <w:p>
@@ -2102,7 +2372,7 @@
                         <w:autoSpaceDE w:val="0"/>
                         <w:autoSpaceDN w:val="0"/>
                         <w:adjustRightInd w:val="0"/>
-                        <w:spacing w:line="276" w:lineRule="auto"/>
+                        <w:spacing w:line="240" w:lineRule="auto"/>
                         <w:jc w:val="left"/>
                         <w:rPr>
                           <w:rFonts w:eastAsia="Calibri" w:cs="CorporateSPro-Light"/>
@@ -2118,7 +2388,7 @@
                           <w:szCs w:val="13"/>
                           <w:lang w:eastAsia="de-DE"/>
                         </w:rPr>
-                        <w:t xml:space="preserve">Fachanwältin für Insolvenz- und Sanierungsrecht</w:t>
+                        <w:t>Fachanwalt für Insolvenz- und Sanierungsrecht</w:t>
                       </w:r>
                     </w:p>
                     <w:p>
@@ -2126,7 +2396,7 @@
                         <w:autoSpaceDE w:val="0"/>
                         <w:autoSpaceDN w:val="0"/>
                         <w:adjustRightInd w:val="0"/>
-                        <w:spacing w:line="276" w:lineRule="auto"/>
+                        <w:spacing w:line="240" w:lineRule="auto"/>
                         <w:jc w:val="left"/>
                         <w:rPr>
                           <w:rFonts w:eastAsia="Calibri" w:cs="CorporateSPro-Light"/>
@@ -2142,7 +2412,7 @@
                           <w:szCs w:val="13"/>
                           <w:lang w:eastAsia="de-DE"/>
                         </w:rPr>
-                        <w:t xml:space="preserve">Fachanwältin für Steuerrecht</w:t>
+                        <w:t>Fachanwalt für Handels- und Gesellschaftsrecht</w:t>
                       </w:r>
                     </w:p>
                     <w:p>
@@ -2150,7 +2420,7 @@
                         <w:autoSpaceDE w:val="0"/>
                         <w:autoSpaceDN w:val="0"/>
                         <w:adjustRightInd w:val="0"/>
-                        <w:spacing w:line="276" w:lineRule="auto"/>
+                        <w:spacing w:line="240" w:lineRule="auto"/>
                         <w:jc w:val="left"/>
                         <w:rPr>
                           <w:rFonts w:eastAsia="Calibri" w:cs="CorporateSPro-Light"/>
@@ -2159,21 +2429,13 @@
                           <w:lang w:eastAsia="de-DE"/>
                         </w:rPr>
                       </w:pPr>
-                      <w:r>
-                        <w:rPr>
-                          <w:rFonts w:eastAsia="Calibri" w:cs="CorporateSPro-Light"/>
-                          <w:sz w:val="13"/>
-                          <w:szCs w:val="13"/>
-                          <w:lang w:eastAsia="de-DE"/>
-                        </w:rPr>
-                        <w:t xml:space="preserve"/>
-                      </w:r>
                     </w:p>
                     <w:p>
                       <w:pPr>
                         <w:autoSpaceDE w:val="0"/>
                         <w:autoSpaceDN w:val="0"/>
                         <w:adjustRightInd w:val="0"/>
+                        <w:spacing w:line="240" w:lineRule="auto"/>
                         <w:jc w:val="left"/>
                         <w:rPr>
                           <w:rFonts w:eastAsia="Calibri" w:cs="CorporateSPro-Demi"/>
@@ -2191,8 +2453,98 @@
                           <w:szCs w:val="13"/>
                           <w:lang w:eastAsia="de-DE"/>
                         </w:rPr>
-                        <w:t xml:space="preserve">Dr. Arne Löser</w:t>
+                        <w:t>Dr. Thomas Thöne</w:t>
                       </w:r>
+                    </w:p>
+                    <w:p>
+                      <w:pPr>
+                        <w:autoSpaceDE w:val="0"/>
+                        <w:autoSpaceDN w:val="0"/>
+                        <w:adjustRightInd w:val="0"/>
+                        <w:spacing w:line="240" w:lineRule="auto"/>
+                        <w:jc w:val="left"/>
+                        <w:rPr>
+                          <w:rFonts w:eastAsia="Calibri" w:cs="CorporateSPro-Light"/>
+                          <w:sz w:val="13"/>
+                          <w:szCs w:val="13"/>
+                          <w:lang w:eastAsia="de-DE"/>
+                        </w:rPr>
+                      </w:pPr>
+                      <w:r>
+                        <w:rPr>
+                          <w:rFonts w:eastAsia="Calibri" w:cs="CorporateSPro-Light"/>
+                          <w:sz w:val="13"/>
+                          <w:szCs w:val="13"/>
+                          <w:lang w:eastAsia="de-DE"/>
+                        </w:rPr>
+                        <w:t>Fachanwalt für Insolvenz- und Sanierungsrecht</w:t>
+                      </w:r>
+                    </w:p>
+                    <w:p>
+                      <w:pPr>
+                        <w:autoSpaceDE w:val="0"/>
+                        <w:autoSpaceDN w:val="0"/>
+                        <w:adjustRightInd w:val="0"/>
+                        <w:spacing w:line="240" w:lineRule="auto"/>
+                        <w:jc w:val="left"/>
+                        <w:rPr>
+                          <w:rFonts w:eastAsia="Calibri" w:cs="CorporateSPro-Light"/>
+                          <w:sz w:val="13"/>
+                          <w:szCs w:val="13"/>
+                          <w:lang w:eastAsia="de-DE"/>
+                        </w:rPr>
+                      </w:pPr>
+                      <w:r>
+                        <w:rPr>
+                          <w:rFonts w:eastAsia="Calibri" w:cs="CorporateSPro-Light"/>
+                          <w:sz w:val="13"/>
+                          <w:szCs w:val="13"/>
+                          <w:lang w:eastAsia="de-DE"/>
+                        </w:rPr>
+                        <w:t>Fachanwalt für Steuerrecht</w:t>
+                      </w:r>
+                    </w:p>
+                    <w:p>
+                      <w:pPr>
+                        <w:autoSpaceDE w:val="0"/>
+                        <w:autoSpaceDN w:val="0"/>
+                        <w:adjustRightInd w:val="0"/>
+                        <w:spacing w:line="240" w:lineRule="auto"/>
+                        <w:jc w:val="left"/>
+                        <w:rPr>
+                          <w:rFonts w:eastAsia="Calibri" w:cs="CorporateSPro-Light"/>
+                          <w:sz w:val="13"/>
+                          <w:szCs w:val="13"/>
+                          <w:lang w:eastAsia="de-DE"/>
+                        </w:rPr>
+                      </w:pPr>
+                      <w:r>
+                        <w:rPr>
+                          <w:rFonts w:eastAsia="Calibri" w:cs="CorporateSPro-Light"/>
+                          <w:sz w:val="13"/>
+                          <w:szCs w:val="13"/>
+                          <w:lang w:eastAsia="de-DE"/>
+                        </w:rPr>
+                        <w:t>Notar in Wiesbaden</w:t>
+                      </w:r>
+                    </w:p>
+                    <w:p>
+                      <w:pPr>
+                        <w:pBdr>
+                          <w:bottom w:val="single" w:sz="4" w:space="1" w:color="auto"/>
+                        </w:pBdr>
+                        <w:autoSpaceDE w:val="0"/>
+                        <w:autoSpaceDN w:val="0"/>
+                        <w:adjustRightInd w:val="0"/>
+                        <w:spacing w:line="276" w:lineRule="auto"/>
+                        <w:jc w:val="left"/>
+                        <w:rPr>
+                          <w:rFonts w:eastAsia="Calibri" w:cs="CorporateSPro-Light"/>
+                          <w:sz w:val="13"/>
+                          <w:szCs w:val="13"/>
+                          <w:lang w:eastAsia="de-DE"/>
+                        </w:rPr>
+                      </w:pPr>
                     </w:p>
                     <w:p>
                       <w:pPr>
@@ -2208,14 +2560,28 @@
                           <w:lang w:eastAsia="de-DE"/>
                         </w:rPr>
                       </w:pPr>
-                      <w:r>
+                    </w:p>
+                    <w:p>
+                      <w:pPr>
+                        <w:autoSpaceDE w:val="0"/>
+                        <w:autoSpaceDN w:val="0"/>
+                        <w:adjustRightInd w:val="0"/>
+                        <w:jc w:val="left"/>
                         <w:rPr>
-                          <w:rFonts w:eastAsia="Calibri" w:cs="CorporateSPro-Light"/>
+                          <w:rFonts w:eastAsia="Calibri" w:cs="CorporateSPro-Regular"/>
                           <w:sz w:val="13"/>
                           <w:szCs w:val="13"/>
                           <w:lang w:eastAsia="de-DE"/>
                         </w:rPr>
-                        <w:t xml:space="preserve">Fachanwalt für Insolvenz- und Sanierungsrecht</w:t>
+                      </w:pPr>
+                      <w:r>
+                        <w:rPr>
+                          <w:rFonts w:eastAsia="Calibri" w:cs="CorporateSPro-Regular"/>
+                          <w:sz w:val="13"/>
+                          <w:szCs w:val="13"/>
+                          <w:lang w:eastAsia="de-DE"/>
+                        </w:rPr>
+                        <w:t>ANGESTELLTE RECHTSANWÄLTE</w:t>
                       </w:r>
                     </w:p>
                     <w:p>
@@ -2223,54 +2589,7 @@
                         <w:autoSpaceDE w:val="0"/>
                         <w:autoSpaceDN w:val="0"/>
                         <w:adjustRightInd w:val="0"/>
-                        <w:spacing w:line="276" w:lineRule="auto"/>
-                        <w:jc w:val="left"/>
-                        <w:rPr>
-                          <w:rFonts w:eastAsia="Calibri" w:cs="CorporateSPro-Light"/>
-                          <w:sz w:val="13"/>
-                          <w:szCs w:val="13"/>
-                          <w:lang w:eastAsia="de-DE"/>
-                        </w:rPr>
-                      </w:pPr>
-                      <w:r>
-                        <w:rPr>
-                          <w:rFonts w:eastAsia="Calibri" w:cs="CorporateSPro-Light"/>
-                          <w:sz w:val="13"/>
-                          <w:szCs w:val="13"/>
-                          <w:lang w:eastAsia="de-DE"/>
-                        </w:rPr>
-                        <w:t xml:space="preserve">Fachanwalt für Handels- und Gesellschaftsrecht</w:t>
-                      </w:r>
-                    </w:p>
-                    <w:p>
-                      <w:pPr>
-                        <w:autoSpaceDE w:val="0"/>
-                        <w:autoSpaceDN w:val="0"/>
-                        <w:adjustRightInd w:val="0"/>
-                        <w:spacing w:line="276" w:lineRule="auto"/>
-                        <w:jc w:val="left"/>
-                        <w:rPr>
-                          <w:rFonts w:eastAsia="Calibri" w:cs="CorporateSPro-Light"/>
-                          <w:sz w:val="13"/>
-                          <w:szCs w:val="13"/>
-                          <w:lang w:eastAsia="de-DE"/>
-                        </w:rPr>
-                      </w:pPr>
-                      <w:r>
-                        <w:rPr>
-                          <w:rFonts w:eastAsia="Calibri" w:cs="CorporateSPro-Light"/>
-                          <w:sz w:val="13"/>
-                          <w:szCs w:val="13"/>
-                          <w:lang w:eastAsia="de-DE"/>
-                        </w:rPr>
-                        <w:t xml:space="preserve"/>
-                      </w:r>
-                    </w:p>
-                    <w:p>
-                      <w:pPr>
-                        <w:autoSpaceDE w:val="0"/>
-                        <w:autoSpaceDN w:val="0"/>
-                        <w:adjustRightInd w:val="0"/>
+                        <w:spacing w:line="240" w:lineRule="auto"/>
                         <w:jc w:val="left"/>
                         <w:rPr>
                           <w:rFonts w:eastAsia="Calibri" w:cs="CorporateSPro-Demi"/>
@@ -2288,7 +2607,7 @@
                           <w:szCs w:val="13"/>
                           <w:lang w:eastAsia="de-DE"/>
                         </w:rPr>
-                        <w:t xml:space="preserve">Thorsten Lex</w:t>
+                        <w:t>Eva Meyer</w:t>
                       </w:r>
                     </w:p>
                     <w:p>
@@ -2296,7 +2615,31 @@
                         <w:autoSpaceDE w:val="0"/>
                         <w:autoSpaceDN w:val="0"/>
                         <w:adjustRightInd w:val="0"/>
-                        <w:spacing w:line="276" w:lineRule="auto"/>
+                        <w:spacing w:line="240" w:lineRule="auto"/>
+                        <w:jc w:val="left"/>
+                        <w:rPr>
+                          <w:rFonts w:eastAsia="Calibri" w:cs="CorporateSPro-Demi"/>
+                          <w:sz w:val="13"/>
+                          <w:szCs w:val="13"/>
+                          <w:lang w:eastAsia="de-DE"/>
+                        </w:rPr>
+                      </w:pPr>
+                      <w:r>
+                        <w:rPr>
+                          <w:rFonts w:eastAsia="Calibri" w:cs="CorporateSPro-Demi"/>
+                          <w:sz w:val="13"/>
+                          <w:szCs w:val="13"/>
+                          <w:lang w:eastAsia="de-DE"/>
+                        </w:rPr>
+                        <w:t>Fachanwältin für Insolvenz- und Sanierungsrecht</w:t>
+                      </w:r>
+                    </w:p>
+                    <w:p>
+                      <w:pPr>
+                        <w:autoSpaceDE w:val="0"/>
+                        <w:autoSpaceDN w:val="0"/>
+                        <w:adjustRightInd w:val="0"/>
+                        <w:spacing w:line="240" w:lineRule="auto"/>
                         <w:jc w:val="left"/>
                         <w:rPr>
                           <w:rFonts w:eastAsia="Calibri" w:cs="CorporateSPro-Light"/>
@@ -2305,93 +2648,13 @@
                           <w:lang w:eastAsia="de-DE"/>
                         </w:rPr>
                       </w:pPr>
-                      <w:r>
-                        <w:rPr>
-                          <w:rFonts w:eastAsia="Calibri" w:cs="CorporateSPro-Light"/>
-                          <w:sz w:val="13"/>
-                          <w:szCs w:val="13"/>
-                          <w:lang w:eastAsia="de-DE"/>
-                        </w:rPr>
-                        <w:t xml:space="preserve">Fachanwalt für Business</w:t>
-                      </w:r>
                     </w:p>
                     <w:p>
                       <w:pPr>
                         <w:autoSpaceDE w:val="0"/>
                         <w:autoSpaceDN w:val="0"/>
                         <w:adjustRightInd w:val="0"/>
-                        <w:spacing w:line="276" w:lineRule="auto"/>
-                        <w:jc w:val="left"/>
-                        <w:rPr>
-                          <w:rFonts w:eastAsia="Calibri" w:cs="CorporateSPro-Light"/>
-                          <w:sz w:val="13"/>
-                          <w:szCs w:val="13"/>
-                          <w:lang w:eastAsia="de-DE"/>
-                        </w:rPr>
-                      </w:pPr>
-                      <w:r>
-                        <w:rPr>
-                          <w:rFonts w:eastAsia="Calibri" w:cs="CorporateSPro-Light"/>
-                          <w:sz w:val="13"/>
-                          <w:szCs w:val="13"/>
-                          <w:lang w:eastAsia="de-DE"/>
-                        </w:rPr>
-                        <w:t xml:space="preserve"/>
-                      </w:r>
-                    </w:p>
-                    <w:p>
-                      <w:pPr>
-                        <w:autoSpaceDE w:val="0"/>
-                        <w:autoSpaceDN w:val="0"/>
-                        <w:adjustRightInd w:val="0"/>
-                        <w:spacing w:line="276" w:lineRule="auto"/>
-                        <w:jc w:val="left"/>
-                        <w:rPr>
-                          <w:rFonts w:eastAsia="Calibri" w:cs="CorporateSPro-Light"/>
-                          <w:sz w:val="13"/>
-                          <w:szCs w:val="13"/>
-                          <w:lang w:eastAsia="de-DE"/>
-                        </w:rPr>
-                      </w:pPr>
-                      <w:r>
-                        <w:rPr>
-                          <w:rFonts w:eastAsia="Calibri" w:cs="CorporateSPro-Light"/>
-                          <w:sz w:val="13"/>
-                          <w:szCs w:val="13"/>
-                          <w:lang w:eastAsia="de-DE"/>
-                        </w:rPr>
-                        <w:t xml:space="preserve"/>
-                      </w:r>
-                    </w:p>
-                    <w:p>
-                      <w:pPr>
-                        <w:autoSpaceDE w:val="0"/>
-                        <w:autoSpaceDN w:val="0"/>
-                        <w:adjustRightInd w:val="0"/>
-                        <w:spacing w:line="276" w:lineRule="auto"/>
-                        <w:jc w:val="left"/>
-                        <w:rPr>
-                          <w:rFonts w:eastAsia="Calibri" w:cs="CorporateSPro-Light"/>
-                          <w:sz w:val="13"/>
-                          <w:szCs w:val="13"/>
-                          <w:lang w:eastAsia="de-DE"/>
-                        </w:rPr>
-                      </w:pPr>
-                      <w:r>
-                        <w:rPr>
-                          <w:rFonts w:eastAsia="Calibri" w:cs="CorporateSPro-Light"/>
-                          <w:sz w:val="13"/>
-                          <w:szCs w:val="13"/>
-                          <w:lang w:eastAsia="de-DE"/>
-                        </w:rPr>
-                        <w:t xml:space="preserve">ANGESTELLTE RECHTSANWÄLTE</w:t>
-                      </w:r>
-                    </w:p>
-                    <w:p>
-                      <w:pPr>
-                        <w:autoSpaceDE w:val="0"/>
-                        <w:autoSpaceDN w:val="0"/>
-                        <w:adjustRightInd w:val="0"/>
+                        <w:spacing w:line="240" w:lineRule="auto"/>
                         <w:jc w:val="left"/>
                         <w:rPr>
                           <w:rFonts w:eastAsia="Calibri" w:cs="CorporateSPro-Demi"/>
@@ -2409,7 +2672,7 @@
                           <w:szCs w:val="13"/>
                           <w:lang w:eastAsia="de-DE"/>
                         </w:rPr>
-                        <w:t xml:space="preserve">Eva Meyer</w:t>
+                        <w:t>Bettina Dax</w:t>
                       </w:r>
                     </w:p>
                     <w:p>
@@ -2417,7 +2680,7 @@
                         <w:autoSpaceDE w:val="0"/>
                         <w:autoSpaceDN w:val="0"/>
                         <w:adjustRightInd w:val="0"/>
-                        <w:spacing w:line="276" w:lineRule="auto"/>
+                        <w:spacing w:line="240" w:lineRule="auto"/>
                         <w:jc w:val="left"/>
                         <w:rPr>
                           <w:rFonts w:eastAsia="Calibri" w:cs="CorporateSPro-Light"/>
@@ -2433,7 +2696,7 @@
                           <w:szCs w:val="13"/>
                           <w:lang w:eastAsia="de-DE"/>
                         </w:rPr>
-                        <w:t xml:space="preserve">Fachanwältin für Insolvenz- und Sanierungsrecht</w:t>
+                        <w:t>Rechtsanwältin</w:t>
                       </w:r>
                     </w:p>
                     <w:p>
@@ -2441,30 +2704,23 @@
                         <w:autoSpaceDE w:val="0"/>
                         <w:autoSpaceDN w:val="0"/>
                         <w:adjustRightInd w:val="0"/>
-                        <w:spacing w:line="276" w:lineRule="auto"/>
+                        <w:spacing w:line="240" w:lineRule="auto"/>
                         <w:jc w:val="left"/>
                         <w:rPr>
-                          <w:rFonts w:eastAsia="Calibri" w:cs="CorporateSPro-Light"/>
+                          <w:rFonts w:eastAsia="Calibri" w:cs="CorporateSPro-Demi"/>
+                          <w:b/>
                           <w:sz w:val="13"/>
                           <w:szCs w:val="13"/>
                           <w:lang w:eastAsia="de-DE"/>
                         </w:rPr>
                       </w:pPr>
-                      <w:r>
-                        <w:rPr>
-                          <w:rFonts w:eastAsia="Calibri" w:cs="CorporateSPro-Light"/>
-                          <w:sz w:val="13"/>
-                          <w:szCs w:val="13"/>
-                          <w:lang w:eastAsia="de-DE"/>
-                        </w:rPr>
-                        <w:t xml:space="preserve"/>
-                      </w:r>
                     </w:p>
                     <w:p>
                       <w:pPr>
                         <w:autoSpaceDE w:val="0"/>
                         <w:autoSpaceDN w:val="0"/>
                         <w:adjustRightInd w:val="0"/>
+                        <w:spacing w:line="240" w:lineRule="auto"/>
                         <w:jc w:val="left"/>
                         <w:rPr>
                           <w:rFonts w:eastAsia="Calibri" w:cs="CorporateSPro-Demi"/>
@@ -2482,7 +2738,7 @@
                           <w:szCs w:val="13"/>
                           <w:lang w:eastAsia="de-DE"/>
                         </w:rPr>
-                        <w:t xml:space="preserve">Bettina Dax</w:t>
+                        <w:t>Cornelia Kriege</w:t>
                       </w:r>
                     </w:p>
                     <w:p>
@@ -2490,7 +2746,7 @@
                         <w:autoSpaceDE w:val="0"/>
                         <w:autoSpaceDN w:val="0"/>
                         <w:adjustRightInd w:val="0"/>
-                        <w:spacing w:line="276" w:lineRule="auto"/>
+                        <w:spacing w:line="240" w:lineRule="auto"/>
                         <w:jc w:val="left"/>
                         <w:rPr>
                           <w:rFonts w:eastAsia="Calibri" w:cs="CorporateSPro-Light"/>
@@ -2506,7 +2762,7 @@
                           <w:szCs w:val="13"/>
                           <w:lang w:eastAsia="de-DE"/>
                         </w:rPr>
-                        <w:t xml:space="preserve">Rechtsanwältin</w:t>
+                        <w:t>Rechtsanwältin</w:t>
                       </w:r>
                     </w:p>
                     <w:p>
@@ -2514,7 +2770,7 @@
                         <w:autoSpaceDE w:val="0"/>
                         <w:autoSpaceDN w:val="0"/>
                         <w:adjustRightInd w:val="0"/>
-                        <w:spacing w:line="276" w:lineRule="auto"/>
+                        <w:spacing w:line="240" w:lineRule="auto"/>
                         <w:jc w:val="left"/>
                         <w:rPr>
                           <w:rFonts w:eastAsia="Calibri" w:cs="CorporateSPro-Light"/>
@@ -2523,21 +2779,13 @@
                           <w:lang w:eastAsia="de-DE"/>
                         </w:rPr>
                       </w:pPr>
-                      <w:r>
-                        <w:rPr>
-                          <w:rFonts w:eastAsia="Calibri" w:cs="CorporateSPro-Light"/>
-                          <w:sz w:val="13"/>
-                          <w:szCs w:val="13"/>
-                          <w:lang w:eastAsia="de-DE"/>
-                        </w:rPr>
-                        <w:t xml:space="preserve"/>
-                      </w:r>
                     </w:p>
                     <w:p>
                       <w:pPr>
                         <w:autoSpaceDE w:val="0"/>
                         <w:autoSpaceDN w:val="0"/>
                         <w:adjustRightInd w:val="0"/>
+                        <w:spacing w:line="240" w:lineRule="auto"/>
                         <w:jc w:val="left"/>
                         <w:rPr>
                           <w:rFonts w:eastAsia="Calibri" w:cs="CorporateSPro-Demi"/>
@@ -2555,8 +2803,50 @@
                           <w:szCs w:val="13"/>
                           <w:lang w:eastAsia="de-DE"/>
                         </w:rPr>
-                        <w:t xml:space="preserve">Cornelia Kriege</w:t>
+                        <w:t>Lars Wacker</w:t>
                       </w:r>
+                    </w:p>
+                    <w:p>
+                      <w:pPr>
+                        <w:autoSpaceDE w:val="0"/>
+                        <w:autoSpaceDN w:val="0"/>
+                        <w:adjustRightInd w:val="0"/>
+                        <w:spacing w:line="240" w:lineRule="auto"/>
+                        <w:jc w:val="left"/>
+                        <w:rPr>
+                          <w:rFonts w:eastAsia="Calibri" w:cs="CorporateSPro-Light"/>
+                          <w:sz w:val="13"/>
+                          <w:szCs w:val="13"/>
+                          <w:lang w:eastAsia="de-DE"/>
+                        </w:rPr>
+                      </w:pPr>
+                      <w:r>
+                        <w:rPr>
+                          <w:rFonts w:eastAsia="Calibri" w:cs="CorporateSPro-Light"/>
+                          <w:sz w:val="13"/>
+                          <w:szCs w:val="13"/>
+                          <w:lang w:eastAsia="de-DE"/>
+                        </w:rPr>
+                        <w:t>Rechtsanwalt</w:t>
+                      </w:r>
+                    </w:p>
+                    <w:p>
+                      <w:pPr>
+                        <w:pBdr>
+                          <w:bottom w:val="single" w:sz="4" w:space="1" w:color="auto"/>
+                        </w:pBdr>
+                        <w:autoSpaceDE w:val="0"/>
+                        <w:autoSpaceDN w:val="0"/>
+                        <w:adjustRightInd w:val="0"/>
+                        <w:spacing w:line="276" w:lineRule="auto"/>
+                        <w:jc w:val="left"/>
+                        <w:rPr>
+                          <w:rFonts w:eastAsia="Calibri" w:cs="CorporateSPro-Light"/>
+                          <w:sz w:val="13"/>
+                          <w:szCs w:val="13"/>
+                          <w:lang w:eastAsia="de-DE"/>
+                        </w:rPr>
+                      </w:pPr>
                     </w:p>
                     <w:p>
                       <w:pPr>
@@ -2572,14 +2862,28 @@
                           <w:lang w:eastAsia="de-DE"/>
                         </w:rPr>
                       </w:pPr>
-                      <w:r>
+                    </w:p>
+                    <w:p>
+                      <w:pPr>
+                        <w:autoSpaceDE w:val="0"/>
+                        <w:autoSpaceDN w:val="0"/>
+                        <w:adjustRightInd w:val="0"/>
+                        <w:jc w:val="left"/>
                         <w:rPr>
-                          <w:rFonts w:eastAsia="Calibri" w:cs="CorporateSPro-Light"/>
+                          <w:rFonts w:eastAsia="Calibri" w:cs="CorporateSPro-Regular"/>
                           <w:sz w:val="13"/>
                           <w:szCs w:val="13"/>
                           <w:lang w:eastAsia="de-DE"/>
                         </w:rPr>
-                        <w:t xml:space="preserve">Rechtsanwältin</w:t>
+                      </w:pPr>
+                      <w:r>
+                        <w:rPr>
+                          <w:rFonts w:eastAsia="Calibri" w:cs="CorporateSPro-Regular"/>
+                          <w:sz w:val="13"/>
+                          <w:szCs w:val="13"/>
+                          <w:lang w:eastAsia="de-DE"/>
+                        </w:rPr>
+                        <w:t>OF COUNSEL</w:t>
                       </w:r>
                     </w:p>
                     <w:p>
@@ -2587,30 +2891,7 @@
                         <w:autoSpaceDE w:val="0"/>
                         <w:autoSpaceDN w:val="0"/>
                         <w:adjustRightInd w:val="0"/>
-                        <w:spacing w:line="276" w:lineRule="auto"/>
-                        <w:jc w:val="left"/>
-                        <w:rPr>
-                          <w:rFonts w:eastAsia="Calibri" w:cs="CorporateSPro-Light"/>
-                          <w:sz w:val="13"/>
-                          <w:szCs w:val="13"/>
-                          <w:lang w:eastAsia="de-DE"/>
-                        </w:rPr>
-                      </w:pPr>
-                      <w:r>
-                        <w:rPr>
-                          <w:rFonts w:eastAsia="Calibri" w:cs="CorporateSPro-Light"/>
-                          <w:sz w:val="13"/>
-                          <w:szCs w:val="13"/>
-                          <w:lang w:eastAsia="de-DE"/>
-                        </w:rPr>
-                        <w:t xml:space="preserve"/>
-                      </w:r>
-                    </w:p>
-                    <w:p>
-                      <w:pPr>
-                        <w:autoSpaceDE w:val="0"/>
-                        <w:autoSpaceDN w:val="0"/>
-                        <w:adjustRightInd w:val="0"/>
+                        <w:spacing w:line="240" w:lineRule="auto"/>
                         <w:jc w:val="left"/>
                         <w:rPr>
                           <w:rFonts w:eastAsia="Calibri" w:cs="CorporateSPro-Demi"/>
@@ -2628,8 +2909,50 @@
                           <w:szCs w:val="13"/>
                           <w:lang w:eastAsia="de-DE"/>
                         </w:rPr>
-                        <w:t xml:space="preserve">Lars Wacker</w:t>
+                        <w:t>Justizrat Prof. Dr. Dr. Thomas B. Schmidt M.A.</w:t>
                       </w:r>
+                    </w:p>
+                    <w:p>
+                      <w:pPr>
+                        <w:autoSpaceDE w:val="0"/>
+                        <w:autoSpaceDN w:val="0"/>
+                        <w:adjustRightInd w:val="0"/>
+                        <w:spacing w:line="240" w:lineRule="auto"/>
+                        <w:jc w:val="left"/>
+                        <w:rPr>
+                          <w:rFonts w:eastAsia="Calibri" w:cs="CorporateSPro-Light"/>
+                          <w:sz w:val="13"/>
+                          <w:szCs w:val="13"/>
+                          <w:lang w:eastAsia="de-DE"/>
+                        </w:rPr>
+                      </w:pPr>
+                      <w:r>
+                        <w:rPr>
+                          <w:rFonts w:eastAsia="Calibri" w:cs="CorporateSPro-Light"/>
+                          <w:sz w:val="13"/>
+                          <w:szCs w:val="13"/>
+                          <w:lang w:eastAsia="de-DE"/>
+                        </w:rPr>
+                        <w:t>Fachanwalt für Insolvenz- und Sanierungsrecht</w:t>
+                      </w:r>
+                    </w:p>
+                    <w:p>
+                      <w:pPr>
+                        <w:pBdr>
+                          <w:bottom w:val="single" w:sz="4" w:space="1" w:color="auto"/>
+                        </w:pBdr>
+                        <w:autoSpaceDE w:val="0"/>
+                        <w:autoSpaceDN w:val="0"/>
+                        <w:adjustRightInd w:val="0"/>
+                        <w:spacing w:line="276" w:lineRule="auto"/>
+                        <w:jc w:val="left"/>
+                        <w:rPr>
+                          <w:rFonts w:eastAsia="Calibri" w:cs="CorporateSPro-Light"/>
+                          <w:sz w:val="13"/>
+                          <w:szCs w:val="13"/>
+                          <w:lang w:eastAsia="de-DE"/>
+                        </w:rPr>
+                      </w:pPr>
                     </w:p>
                     <w:p>
                       <w:pPr>
@@ -2645,87 +2968,6 @@
                           <w:lang w:eastAsia="de-DE"/>
                         </w:rPr>
                       </w:pPr>
-                      <w:r>
-                        <w:rPr>
-                          <w:rFonts w:eastAsia="Calibri" w:cs="CorporateSPro-Light"/>
-                          <w:sz w:val="13"/>
-                          <w:szCs w:val="13"/>
-                          <w:lang w:eastAsia="de-DE"/>
-                        </w:rPr>
-                        <w:t xml:space="preserve">Rechtsanwalt</w:t>
-                      </w:r>
-                    </w:p>
-                    <w:p>
-                      <w:pPr>
-                        <w:autoSpaceDE w:val="0"/>
-                        <w:autoSpaceDN w:val="0"/>
-                        <w:adjustRightInd w:val="0"/>
-                        <w:spacing w:line="276" w:lineRule="auto"/>
-                        <w:jc w:val="left"/>
-                        <w:rPr>
-                          <w:rFonts w:eastAsia="Calibri" w:cs="CorporateSPro-Light"/>
-                          <w:sz w:val="13"/>
-                          <w:szCs w:val="13"/>
-                          <w:lang w:eastAsia="de-DE"/>
-                        </w:rPr>
-                      </w:pPr>
-                      <w:r>
-                        <w:rPr>
-                          <w:rFonts w:eastAsia="Calibri" w:cs="CorporateSPro-Light"/>
-                          <w:sz w:val="13"/>
-                          <w:szCs w:val="13"/>
-                          <w:lang w:eastAsia="de-DE"/>
-                        </w:rPr>
-                        <w:t xml:space="preserve"/>
-                      </w:r>
-                    </w:p>
-                    <w:p>
-                      <w:pPr>
-                        <w:autoSpaceDE w:val="0"/>
-                        <w:autoSpaceDN w:val="0"/>
-                        <w:adjustRightInd w:val="0"/>
-                        <w:spacing w:line="276" w:lineRule="auto"/>
-                        <w:jc w:val="left"/>
-                        <w:rPr>
-                          <w:rFonts w:eastAsia="Calibri" w:cs="CorporateSPro-Light"/>
-                          <w:sz w:val="13"/>
-                          <w:szCs w:val="13"/>
-                          <w:lang w:eastAsia="de-DE"/>
-                        </w:rPr>
-                      </w:pPr>
-                      <w:r>
-                        <w:rPr>
-                          <w:rFonts w:eastAsia="Calibri" w:cs="CorporateSPro-Light"/>
-                          <w:sz w:val="13"/>
-                          <w:szCs w:val="13"/>
-                          <w:lang w:eastAsia="de-DE"/>
-                        </w:rPr>
-                        <w:t xml:space="preserve"/>
-                      </w:r>
-                    </w:p>
-                    <w:p>
-                      <w:pPr>
-                        <w:autoSpaceDE w:val="0"/>
-                        <w:autoSpaceDN w:val="0"/>
-                        <w:adjustRightInd w:val="0"/>
-                        <w:spacing w:line="276" w:lineRule="auto"/>
-                        <w:jc w:val="left"/>
-                        <w:rPr>
-                          <w:rFonts w:eastAsia="Calibri" w:cs="CorporateSPro-Light"/>
-                          <w:sz w:val="13"/>
-                          <w:szCs w:val="13"/>
-                          <w:lang w:eastAsia="de-DE"/>
-                        </w:rPr>
-                      </w:pPr>
-                      <w:r>
-                        <w:rPr>
-                          <w:rFonts w:eastAsia="Calibri" w:cs="CorporateSPro-Light"/>
-                          <w:sz w:val="13"/>
-                          <w:szCs w:val="13"/>
-                          <w:lang w:eastAsia="de-DE"/>
-                        </w:rPr>
-                        <w:t xml:space="preserve">OF COUNSEL</w:t>
-                      </w:r>
                     </w:p>
                     <w:p>
                       <w:pPr>
@@ -2734,8 +2976,30 @@
                         <w:adjustRightInd w:val="0"/>
                         <w:jc w:val="left"/>
                         <w:rPr>
+                          <w:rFonts w:eastAsia="Calibri" w:cs="CorporateSPro-Regular"/>
+                          <w:sz w:val="13"/>
+                          <w:szCs w:val="13"/>
+                          <w:lang w:eastAsia="de-DE"/>
+                        </w:rPr>
+                      </w:pPr>
+                      <w:r>
+                        <w:rPr>
+                          <w:rFonts w:eastAsia="Calibri" w:cs="CorporateSPro-Regular"/>
+                          <w:sz w:val="13"/>
+                          <w:szCs w:val="13"/>
+                          <w:lang w:eastAsia="de-DE"/>
+                        </w:rPr>
+                        <w:t>STANDORTE</w:t>
+                      </w:r>
+                    </w:p>
+                    <w:p>
+                      <w:pPr>
+                        <w:autoSpaceDE w:val="0"/>
+                        <w:autoSpaceDN w:val="0"/>
+                        <w:adjustRightInd w:val="0"/>
+                        <w:spacing w:line="240" w:lineRule="auto"/>
+                        <w:rPr>
                           <w:rFonts w:eastAsia="Calibri" w:cs="CorporateSPro-Demi"/>
-                          <w:b/>
                           <w:sz w:val="13"/>
                           <w:szCs w:val="13"/>
                           <w:lang w:eastAsia="de-DE"/>
@@ -2744,12 +3008,30 @@
                       <w:r>
                         <w:rPr>
                           <w:rFonts w:eastAsia="Calibri" w:cs="CorporateSPro-Demi"/>
-                          <w:b/>
                           <w:sz w:val="13"/>
                           <w:szCs w:val="13"/>
                           <w:lang w:eastAsia="de-DE"/>
                         </w:rPr>
-                        <w:t xml:space="preserve">Justizrat Prof. Dr. Dr. Thomas B. Schmidt M.A.</w:t>
+                        <w:t>Trier</w:t>
+                      </w:r>
+                      <w:r>
+                        <w:rPr>
+                          <w:rFonts w:eastAsia="Calibri" w:cs="CorporateSPro-Demi"/>
+                          <w:sz w:val="13"/>
+                          <w:szCs w:val="13"/>
+                          <w:lang w:eastAsia="de-DE"/>
+                        </w:rPr>
+                        <w:tab/>
+                      </w:r>
+                      <w:r>
+                        <w:rPr>
+                          <w:rFonts w:eastAsia="Calibri" w:cs="CorporateSPro-Demi"/>
+                          <w:sz w:val="13"/>
+                          <w:szCs w:val="13"/>
+                          <w:lang w:eastAsia="de-DE"/>
+                        </w:rPr>
+                        <w:tab/>
+                        <w:t>Bad Kreuznach</w:t>
                       </w:r>
                     </w:p>
                     <w:p>
@@ -2757,10 +3039,9 @@
                         <w:autoSpaceDE w:val="0"/>
                         <w:autoSpaceDN w:val="0"/>
                         <w:adjustRightInd w:val="0"/>
-                        <w:spacing w:line="276" w:lineRule="auto"/>
-                        <w:jc w:val="left"/>
+                        <w:spacing w:line="240" w:lineRule="auto"/>
                         <w:rPr>
-                          <w:rFonts w:eastAsia="Calibri" w:cs="CorporateSPro-Light"/>
+                          <w:rFonts w:eastAsia="Calibri" w:cs="CorporateSPro-Demi"/>
                           <w:sz w:val="13"/>
                           <w:szCs w:val="13"/>
                           <w:lang w:eastAsia="de-DE"/>
@@ -2768,12 +3049,22 @@
                       </w:pPr>
                       <w:r>
                         <w:rPr>
-                          <w:rFonts w:eastAsia="Calibri" w:cs="CorporateSPro-Light"/>
+                          <w:rFonts w:eastAsia="Calibri" w:cs="CorporateSPro-Demi"/>
                           <w:sz w:val="13"/>
                           <w:szCs w:val="13"/>
                           <w:lang w:eastAsia="de-DE"/>
                         </w:rPr>
-                        <w:t xml:space="preserve">Fachanwalt für Insolvenz- und Sanierungsrecht</w:t>
+                        <w:t>Frankfurt am Main</w:t>
+                      </w:r>
+                      <w:r>
+                        <w:rPr>
+                          <w:rFonts w:eastAsia="Calibri" w:cs="CorporateSPro-Demi"/>
+                          <w:sz w:val="13"/>
+                          <w:szCs w:val="13"/>
+                          <w:lang w:eastAsia="de-DE"/>
+                        </w:rPr>
+                        <w:tab/>
+                        <w:t>Zell/Mosel</w:t>
                       </w:r>
                     </w:p>
                     <w:p>
@@ -2781,10 +3072,9 @@
                         <w:autoSpaceDE w:val="0"/>
                         <w:autoSpaceDN w:val="0"/>
                         <w:adjustRightInd w:val="0"/>
-                        <w:spacing w:line="276" w:lineRule="auto"/>
-                        <w:jc w:val="left"/>
+                        <w:spacing w:line="240" w:lineRule="auto"/>
                         <w:rPr>
-                          <w:rFonts w:eastAsia="Calibri" w:cs="CorporateSPro-Light"/>
+                          <w:rFonts w:eastAsia="Calibri" w:cs="CorporateSPro-Demi"/>
                           <w:sz w:val="13"/>
                           <w:szCs w:val="13"/>
                           <w:lang w:eastAsia="de-DE"/>
@@ -2792,12 +3082,22 @@
                       </w:pPr>
                       <w:r>
                         <w:rPr>
-                          <w:rFonts w:eastAsia="Calibri" w:cs="CorporateSPro-Light"/>
+                          <w:rFonts w:eastAsia="Calibri" w:cs="CorporateSPro-Demi"/>
                           <w:sz w:val="13"/>
                           <w:szCs w:val="13"/>
                           <w:lang w:eastAsia="de-DE"/>
                         </w:rPr>
-                        <w:t xml:space="preserve"/>
+                        <w:t>Idar-Oberstein</w:t>
+                      </w:r>
+                      <w:r>
+                        <w:rPr>
+                          <w:rFonts w:eastAsia="Calibri" w:cs="CorporateSPro-Demi"/>
+                          <w:sz w:val="13"/>
+                          <w:szCs w:val="13"/>
+                          <w:lang w:eastAsia="de-DE"/>
+                        </w:rPr>
+                        <w:tab/>
+                        <w:t>Koblenz</w:t>
                       </w:r>
                     </w:p>
                     <w:p>
@@ -2805,10 +3105,9 @@
                         <w:autoSpaceDE w:val="0"/>
                         <w:autoSpaceDN w:val="0"/>
                         <w:adjustRightInd w:val="0"/>
-                        <w:spacing w:line="276" w:lineRule="auto"/>
-                        <w:jc w:val="left"/>
+                        <w:spacing w:line="240" w:lineRule="auto"/>
                         <w:rPr>
-                          <w:rFonts w:eastAsia="Calibri" w:cs="CorporateSPro-Light"/>
+                          <w:rFonts w:eastAsia="Calibri" w:cs="CorporateSPro-Demi"/>
                           <w:sz w:val="13"/>
                           <w:szCs w:val="13"/>
                           <w:lang w:eastAsia="de-DE"/>
@@ -2816,12 +3115,31 @@
                       </w:pPr>
                       <w:r>
                         <w:rPr>
-                          <w:rFonts w:eastAsia="Calibri" w:cs="CorporateSPro-Light"/>
+                          <w:rFonts w:eastAsia="Calibri" w:cs="CorporateSPro-Demi"/>
                           <w:sz w:val="13"/>
                           <w:szCs w:val="13"/>
                           <w:lang w:eastAsia="de-DE"/>
                         </w:rPr>
-                        <w:t xml:space="preserve"/>
+                        <w:t>Langgöns</w:t>
+                      </w:r>
+                      <w:r>
+                        <w:rPr>
+                          <w:rFonts w:eastAsia="Calibri" w:cs="CorporateSPro-Demi"/>
+                          <w:sz w:val="13"/>
+                          <w:szCs w:val="13"/>
+                          <w:lang w:eastAsia="de-DE"/>
+                        </w:rPr>
+                        <w:tab/>
+                      </w:r>
+                      <w:r>
+                        <w:rPr>
+                          <w:rFonts w:eastAsia="Calibri" w:cs="CorporateSPro-Demi"/>
+                          <w:sz w:val="13"/>
+                          <w:szCs w:val="13"/>
+                          <w:lang w:eastAsia="de-DE"/>
+                        </w:rPr>
+                        <w:tab/>
+                        <w:t>Limburg/Lahn</w:t>
                       </w:r>
                     </w:p>
                     <w:p>
@@ -2829,144 +3147,52 @@
                         <w:autoSpaceDE w:val="0"/>
                         <w:autoSpaceDN w:val="0"/>
                         <w:adjustRightInd w:val="0"/>
-                        <w:spacing w:line="276" w:lineRule="auto"/>
-                        <w:jc w:val="left"/>
+                        <w:spacing w:line="240" w:lineRule="auto"/>
                         <w:rPr>
-                          <w:rFonts w:eastAsia="Calibri" w:cs="CorporateSPro-Light"/>
-                          <w:sz w:val="13"/>
-                          <w:szCs w:val="13"/>
+                          <w:rFonts w:eastAsia="Calibri" w:cs="CorporateSPro-Demi"/>
+                          <w:sz w:val="9"/>
+                          <w:szCs w:val="9"/>
                           <w:lang w:eastAsia="de-DE"/>
                         </w:rPr>
                       </w:pPr>
                       <w:r>
                         <w:rPr>
-                          <w:rFonts w:eastAsia="Calibri" w:cs="CorporateSPro-Light"/>
+                          <w:rFonts w:eastAsia="Calibri" w:cs="CorporateSPro-Demi"/>
                           <w:sz w:val="13"/>
                           <w:szCs w:val="13"/>
                           <w:lang w:eastAsia="de-DE"/>
                         </w:rPr>
-                        <w:t xml:space="preserve">STANDORTE</w:t>
+                        <w:t>Mainz</w:t>
                       </w:r>
-                    </w:p>
-                    <w:p>
-                      <w:pPr>
-                        <w:autoSpaceDE w:val="0"/>
-                        <w:autoSpaceDN w:val="0"/>
-                        <w:adjustRightInd w:val="0"/>
-                        <w:spacing w:line="276" w:lineRule="auto"/>
-                        <w:jc w:val="left"/>
+                      <w:r>
                         <w:rPr>
-                          <w:rFonts w:eastAsia="Calibri" w:cs="CorporateSPro-Light"/>
+                          <w:rFonts w:eastAsia="Calibri" w:cs="CorporateSPro-Demi"/>
                           <w:sz w:val="13"/>
                           <w:szCs w:val="13"/>
                           <w:lang w:eastAsia="de-DE"/>
                         </w:rPr>
-                      </w:pPr>
+                        <w:tab/>
+                      </w:r>
                       <w:r>
                         <w:rPr>
-                          <w:rFonts w:eastAsia="Calibri" w:cs="CorporateSPro-Light"/>
+                          <w:rFonts w:eastAsia="Calibri" w:cs="CorporateSPro-Demi"/>
                           <w:sz w:val="13"/>
                           <w:szCs w:val="13"/>
                           <w:lang w:eastAsia="de-DE"/>
                         </w:rPr>
-                        <w:t xml:space="preserve">Trier		Zell/Mosel</w:t>
+                        <w:tab/>
+                        <w:t>Wiesbaden</w:t>
                       </w:r>
-                    </w:p>
-                    <w:p>
-                      <w:pPr>
-                        <w:autoSpaceDE w:val="0"/>
-                        <w:autoSpaceDN w:val="0"/>
-                        <w:adjustRightInd w:val="0"/>
-                        <w:spacing w:line="276" w:lineRule="auto"/>
-                        <w:jc w:val="left"/>
-                        <w:rPr>
-                          <w:rFonts w:eastAsia="Calibri" w:cs="CorporateSPro-Light"/>
-                          <w:sz w:val="13"/>
-                          <w:szCs w:val="13"/>
-                          <w:lang w:eastAsia="de-DE"/>
-                        </w:rPr>
-                      </w:pPr>
-                      <w:r>
-                        <w:rPr>
-                          <w:rFonts w:eastAsia="Calibri" w:cs="CorporateSPro-Light"/>
-                          <w:sz w:val="13"/>
-                          <w:szCs w:val="13"/>
-                          <w:lang w:eastAsia="de-DE"/>
-                        </w:rPr>
-                        <w:t xml:space="preserve">Wiesbaden		Koblenz</w:t>
-                      </w:r>
-                    </w:p>
-                    <w:p>
-                      <w:pPr>
-                        <w:autoSpaceDE w:val="0"/>
-                        <w:autoSpaceDN w:val="0"/>
-                        <w:adjustRightInd w:val="0"/>
-                        <w:spacing w:line="276" w:lineRule="auto"/>
-                        <w:jc w:val="left"/>
-                        <w:rPr>
-                          <w:rFonts w:eastAsia="Calibri" w:cs="CorporateSPro-Light"/>
-                          <w:sz w:val="13"/>
-                          <w:szCs w:val="13"/>
-                          <w:lang w:eastAsia="de-DE"/>
-                        </w:rPr>
-                      </w:pPr>
-                      <w:r>
-                        <w:rPr>
-                          <w:rFonts w:eastAsia="Calibri" w:cs="CorporateSPro-Light"/>
-                          <w:sz w:val="13"/>
-                          <w:szCs w:val="13"/>
-                          <w:lang w:eastAsia="de-DE"/>
-                        </w:rPr>
-                        <w:t xml:space="preserve">Bad Kreuznach		Frankfurt am Main</w:t>
-                      </w:r>
-                    </w:p>
-                    <w:p>
-                      <w:pPr>
-                        <w:autoSpaceDE w:val="0"/>
-                        <w:autoSpaceDN w:val="0"/>
-                        <w:adjustRightInd w:val="0"/>
-                        <w:spacing w:line="276" w:lineRule="auto"/>
-                        <w:jc w:val="left"/>
-                        <w:rPr>
-                          <w:rFonts w:eastAsia="Calibri" w:cs="CorporateSPro-Light"/>
-                          <w:sz w:val="13"/>
-                          <w:szCs w:val="13"/>
-                          <w:lang w:eastAsia="de-DE"/>
-                        </w:rPr>
-                      </w:pPr>
-                      <w:r>
-                        <w:rPr>
-                          <w:rFonts w:eastAsia="Calibri" w:cs="CorporateSPro-Light"/>
-                          <w:sz w:val="13"/>
-                          <w:szCs w:val="13"/>
-                          <w:lang w:eastAsia="de-DE"/>
-                        </w:rPr>
-                        <w:t xml:space="preserve">Idar-Oberstein		Langgöns</w:t>
-                      </w:r>
-                    </w:p>
-                    <w:p>
-                      <w:pPr>
-                        <w:autoSpaceDE w:val="0"/>
-                        <w:autoSpaceDN w:val="0"/>
-                        <w:adjustRightInd w:val="0"/>
-                        <w:spacing w:line="276" w:lineRule="auto"/>
-                        <w:jc w:val="left"/>
-                        <w:rPr>
-                          <w:rFonts w:eastAsia="Calibri" w:cs="CorporateSPro-Light"/>
-                          <w:sz w:val="13"/>
-                          <w:szCs w:val="13"/>
-                          <w:lang w:eastAsia="de-DE"/>
-                        </w:rPr>
-                      </w:pPr>
-                      <w:r>
-                        <w:rPr>
-                          <w:rFonts w:eastAsia="Calibri" w:cs="CorporateSPro-Light"/>
-                          <w:sz w:val="13"/>
-                          <w:szCs w:val="13"/>
-                          <w:lang w:eastAsia="de-DE"/>
-                        </w:rPr>
-                        <w:t xml:space="preserve">Limburg/Lahn		Mainz</w:t>
-                      </w:r>
+                      <w:bookmarkEnd w:id="10"/>
+                      <w:bookmarkEnd w:id="11"/>
+                      <w:bookmarkEnd w:id="12"/>
+                      <w:bookmarkEnd w:id="13"/>
+                      <w:bookmarkEnd w:id="14"/>
+                      <w:bookmarkEnd w:id="15"/>
+                      <w:bookmarkEnd w:id="16"/>
+                      <w:bookmarkEnd w:id="17"/>
+                      <w:bookmarkEnd w:id="18"/>
+                      <w:bookmarkEnd w:id="19"/>
                     </w:p>
                   </w:txbxContent>
                 </v:textbox>
